--- a/Legacy_of_the_Lost_Earth - Combined.docx
+++ b/Legacy_of_the_Lost_Earth - Combined.docx
@@ -45,7 +45,7 @@
           <w:rFonts w:ascii="Times New Roman" w:hAnsi="Times New Roman" w:cs="Times New Roman"/>
           <w:szCs w:val="24"/>
         </w:rPr>
-        <w:instrText xml:space="preserve"> HYPERLINK \l _Toc1793388295 </w:instrText>
+        <w:instrText xml:space="preserve"> HYPERLINK \l _Toc36844663 </w:instrText>
       </w:r>
       <w:r>
         <w:rPr>
@@ -68,13 +68,13 @@
         <w:fldChar w:fldCharType="begin"/>
       </w:r>
       <w:r>
-        <w:instrText xml:space="preserve"> PAGEREF _Toc1793388295 </w:instrText>
+        <w:instrText xml:space="preserve"> PAGEREF _Toc36844663 </w:instrText>
       </w:r>
       <w:r>
         <w:fldChar w:fldCharType="separate"/>
       </w:r>
       <w:r>
-        <w:t>4</w:t>
+        <w:t>3</w:t>
       </w:r>
       <w:r>
         <w:fldChar w:fldCharType="end"/>
@@ -106,7 +106,7 @@
           <w:rFonts w:ascii="Times New Roman" w:hAnsi="Times New Roman" w:cs="Times New Roman"/>
           <w:szCs w:val="24"/>
         </w:rPr>
-        <w:instrText xml:space="preserve"> HYPERLINK \l _Toc1715614318 </w:instrText>
+        <w:instrText xml:space="preserve"> HYPERLINK \l _Toc488624142 </w:instrText>
       </w:r>
       <w:r>
         <w:rPr>
@@ -120,7 +120,7 @@
           <w:rFonts w:ascii="Times New Roman" w:hAnsi="Times New Roman" w:cs="Times New Roman"/>
           <w:szCs w:val="24"/>
         </w:rPr>
-        <w:t>Core Identity</w:t>
+        <w:t>⚙️ Design &amp; Technology</w:t>
       </w:r>
       <w:r>
         <w:tab/>
@@ -129,7 +129,7 @@
         <w:fldChar w:fldCharType="begin"/>
       </w:r>
       <w:r>
-        <w:instrText xml:space="preserve"> PAGEREF _Toc1715614318 </w:instrText>
+        <w:instrText xml:space="preserve"> PAGEREF _Toc488624142 </w:instrText>
       </w:r>
       <w:r>
         <w:fldChar w:fldCharType="separate"/>
@@ -167,7 +167,7 @@
           <w:rFonts w:ascii="Times New Roman" w:hAnsi="Times New Roman" w:cs="Times New Roman"/>
           <w:szCs w:val="24"/>
         </w:rPr>
-        <w:instrText xml:space="preserve"> HYPERLINK \l _Toc379194400 </w:instrText>
+        <w:instrText xml:space="preserve"> HYPERLINK \l _Toc68929565 </w:instrText>
       </w:r>
       <w:r>
         <w:rPr>
@@ -181,7 +181,7 @@
           <w:rFonts w:ascii="Times New Roman" w:hAnsi="Times New Roman" w:cs="Times New Roman"/>
           <w:szCs w:val="24"/>
         </w:rPr>
-        <w:t>⚙️ Design &amp; Technology</w:t>
+        <w:t>⚖️ Advanced Technological Specifications</w:t>
       </w:r>
       <w:r>
         <w:tab/>
@@ -190,13 +190,196 @@
         <w:fldChar w:fldCharType="begin"/>
       </w:r>
       <w:r>
-        <w:instrText xml:space="preserve"> PAGEREF _Toc379194400 </w:instrText>
+        <w:instrText xml:space="preserve"> PAGEREF _Toc68929565 </w:instrText>
       </w:r>
       <w:r>
         <w:fldChar w:fldCharType="separate"/>
       </w:r>
       <w:r>
-        <w:t>12</w:t>
+        <w:t>15</w:t>
+      </w:r>
+      <w:r>
+        <w:fldChar w:fldCharType="end"/>
+      </w:r>
+      <w:r>
+        <w:rPr>
+          <w:rFonts w:ascii="Times New Roman" w:hAnsi="Times New Roman" w:cs="Times New Roman"/>
+          <w:szCs w:val="24"/>
+        </w:rPr>
+        <w:fldChar w:fldCharType="end"/>
+      </w:r>
+    </w:p>
+    <w:p>
+      <w:pPr>
+        <w:pStyle w:val="20"/>
+        <w:tabs>
+          <w:tab w:val="right" w:leader="dot" w:pos="9746"/>
+        </w:tabs>
+      </w:pPr>
+      <w:r>
+        <w:rPr>
+          <w:rFonts w:ascii="Times New Roman" w:hAnsi="Times New Roman" w:cs="Times New Roman"/>
+          <w:szCs w:val="24"/>
+        </w:rPr>
+        <w:fldChar w:fldCharType="begin"/>
+      </w:r>
+      <w:r>
+        <w:rPr>
+          <w:rFonts w:ascii="Times New Roman" w:hAnsi="Times New Roman" w:cs="Times New Roman"/>
+          <w:szCs w:val="24"/>
+        </w:rPr>
+        <w:instrText xml:space="preserve"> HYPERLINK \l _Toc103743720 </w:instrText>
+      </w:r>
+      <w:r>
+        <w:rPr>
+          <w:rFonts w:ascii="Times New Roman" w:hAnsi="Times New Roman" w:cs="Times New Roman"/>
+          <w:szCs w:val="24"/>
+        </w:rPr>
+        <w:fldChar w:fldCharType="separate"/>
+      </w:r>
+      <w:r>
+        <w:rPr>
+          <w:rFonts w:ascii="Times New Roman" w:hAnsi="Times New Roman" w:cs="Times New Roman"/>
+          <w:szCs w:val="24"/>
+        </w:rPr>
+        <w:t>Character Profile: Kael Ardyn</w:t>
+      </w:r>
+      <w:r>
+        <w:tab/>
+      </w:r>
+      <w:r>
+        <w:fldChar w:fldCharType="begin"/>
+      </w:r>
+      <w:r>
+        <w:instrText xml:space="preserve"> PAGEREF _Toc103743720 </w:instrText>
+      </w:r>
+      <w:r>
+        <w:fldChar w:fldCharType="separate"/>
+      </w:r>
+      <w:r>
+        <w:t>17</w:t>
+      </w:r>
+      <w:r>
+        <w:fldChar w:fldCharType="end"/>
+      </w:r>
+      <w:r>
+        <w:rPr>
+          <w:rFonts w:ascii="Times New Roman" w:hAnsi="Times New Roman" w:cs="Times New Roman"/>
+          <w:szCs w:val="24"/>
+        </w:rPr>
+        <w:fldChar w:fldCharType="end"/>
+      </w:r>
+    </w:p>
+    <w:p>
+      <w:pPr>
+        <w:pStyle w:val="21"/>
+        <w:tabs>
+          <w:tab w:val="right" w:leader="dot" w:pos="9746"/>
+        </w:tabs>
+      </w:pPr>
+      <w:r>
+        <w:rPr>
+          <w:rFonts w:ascii="Times New Roman" w:hAnsi="Times New Roman" w:cs="Times New Roman"/>
+          <w:szCs w:val="24"/>
+        </w:rPr>
+        <w:fldChar w:fldCharType="begin"/>
+      </w:r>
+      <w:r>
+        <w:rPr>
+          <w:rFonts w:ascii="Times New Roman" w:hAnsi="Times New Roman" w:cs="Times New Roman"/>
+          <w:szCs w:val="24"/>
+        </w:rPr>
+        <w:instrText xml:space="preserve"> HYPERLINK \l _Toc502883760 </w:instrText>
+      </w:r>
+      <w:r>
+        <w:rPr>
+          <w:rFonts w:ascii="Times New Roman" w:hAnsi="Times New Roman" w:cs="Times New Roman"/>
+          <w:szCs w:val="24"/>
+        </w:rPr>
+        <w:fldChar w:fldCharType="separate"/>
+      </w:r>
+      <w:r>
+        <w:rPr>
+          <w:rFonts w:ascii="Times New Roman" w:hAnsi="Times New Roman" w:cs="Times New Roman"/>
+          <w:szCs w:val="24"/>
+        </w:rPr>
+        <w:t>Basic Information</w:t>
+      </w:r>
+      <w:r>
+        <w:tab/>
+      </w:r>
+      <w:r>
+        <w:fldChar w:fldCharType="begin"/>
+      </w:r>
+      <w:r>
+        <w:instrText xml:space="preserve"> PAGEREF _Toc502883760 </w:instrText>
+      </w:r>
+      <w:r>
+        <w:fldChar w:fldCharType="separate"/>
+      </w:r>
+      <w:r>
+        <w:t>17</w:t>
+      </w:r>
+      <w:r>
+        <w:fldChar w:fldCharType="end"/>
+      </w:r>
+      <w:r>
+        <w:rPr>
+          <w:rFonts w:ascii="Times New Roman" w:hAnsi="Times New Roman" w:cs="Times New Roman"/>
+          <w:szCs w:val="24"/>
+        </w:rPr>
+        <w:fldChar w:fldCharType="end"/>
+      </w:r>
+    </w:p>
+    <w:p>
+      <w:pPr>
+        <w:pStyle w:val="21"/>
+        <w:tabs>
+          <w:tab w:val="right" w:leader="dot" w:pos="9746"/>
+        </w:tabs>
+      </w:pPr>
+      <w:r>
+        <w:rPr>
+          <w:rFonts w:ascii="Times New Roman" w:hAnsi="Times New Roman" w:cs="Times New Roman"/>
+          <w:szCs w:val="24"/>
+        </w:rPr>
+        <w:fldChar w:fldCharType="begin"/>
+      </w:r>
+      <w:r>
+        <w:rPr>
+          <w:rFonts w:ascii="Times New Roman" w:hAnsi="Times New Roman" w:cs="Times New Roman"/>
+          <w:szCs w:val="24"/>
+        </w:rPr>
+        <w:instrText xml:space="preserve"> HYPERLINK \l _Toc673512390 </w:instrText>
+      </w:r>
+      <w:r>
+        <w:rPr>
+          <w:rFonts w:ascii="Times New Roman" w:hAnsi="Times New Roman" w:cs="Times New Roman"/>
+          <w:szCs w:val="24"/>
+        </w:rPr>
+        <w:fldChar w:fldCharType="separate"/>
+      </w:r>
+      <w:r>
+        <w:rPr>
+          <w:rFonts w:ascii="Times New Roman" w:hAnsi="Times New Roman" w:cs="Times New Roman"/>
+          <w:szCs w:val="24"/>
+        </w:rPr>
+        <w:t>Background</w:t>
+      </w:r>
+      <w:r>
+        <w:tab/>
+      </w:r>
+      <w:r>
+        <w:fldChar w:fldCharType="begin"/>
+      </w:r>
+      <w:r>
+        <w:instrText xml:space="preserve"> PAGEREF _Toc673512390 </w:instrText>
+      </w:r>
+      <w:r>
+        <w:fldChar w:fldCharType="separate"/>
+      </w:r>
+      <w:r>
+        <w:t>17</w:t>
       </w:r>
       <w:r>
         <w:fldChar w:fldCharType="end"/>
@@ -228,7 +411,7 @@
           <w:rFonts w:ascii="Times New Roman" w:hAnsi="Times New Roman" w:cs="Times New Roman"/>
           <w:szCs w:val="24"/>
         </w:rPr>
-        <w:instrText xml:space="preserve"> HYPERLINK \l _Toc1964473461 </w:instrText>
+        <w:instrText xml:space="preserve"> HYPERLINK \l _Toc1529968024 </w:instrText>
       </w:r>
       <w:r>
         <w:rPr>
@@ -242,7 +425,7 @@
           <w:rFonts w:ascii="Times New Roman" w:hAnsi="Times New Roman" w:cs="Times New Roman"/>
           <w:szCs w:val="24"/>
         </w:rPr>
-        <w:t>Neuro-Symbiotic Core</w:t>
+        <w:t>Before the Awakening</w:t>
       </w:r>
       <w:r>
         <w:tab/>
@@ -251,13 +434,13 @@
         <w:fldChar w:fldCharType="begin"/>
       </w:r>
       <w:r>
-        <w:instrText xml:space="preserve"> PAGEREF _Toc1964473461 </w:instrText>
+        <w:instrText xml:space="preserve"> PAGEREF _Toc1529968024 </w:instrText>
       </w:r>
       <w:r>
         <w:fldChar w:fldCharType="separate"/>
       </w:r>
       <w:r>
-        <w:t>12</w:t>
+        <w:t>17</w:t>
       </w:r>
       <w:r>
         <w:fldChar w:fldCharType="end"/>
@@ -289,7 +472,7 @@
           <w:rFonts w:ascii="Times New Roman" w:hAnsi="Times New Roman" w:cs="Times New Roman"/>
           <w:szCs w:val="24"/>
         </w:rPr>
-        <w:instrText xml:space="preserve"> HYPERLINK \l _Toc1378248952 </w:instrText>
+        <w:instrText xml:space="preserve"> HYPERLINK \l _Toc292926603 </w:instrText>
       </w:r>
       <w:r>
         <w:rPr>
@@ -303,7 +486,22 @@
           <w:rFonts w:ascii="Times New Roman" w:hAnsi="Times New Roman" w:cs="Times New Roman"/>
           <w:szCs w:val="24"/>
         </w:rPr>
-        <w:t>Neural Integration System</w:t>
+        <w:t>On His 2</w:t>
+      </w:r>
+      <w:r>
+        <w:rPr>
+          <w:rFonts w:ascii="Times New Roman" w:hAnsi="Times New Roman" w:cs="Times New Roman"/>
+          <w:szCs w:val="24"/>
+          <w:lang w:val="en"/>
+        </w:rPr>
+        <w:t>1</w:t>
+      </w:r>
+      <w:r>
+        <w:rPr>
+          <w:rFonts w:ascii="Times New Roman" w:hAnsi="Times New Roman" w:cs="Times New Roman"/>
+          <w:szCs w:val="24"/>
+        </w:rPr>
+        <w:t>th Birthday</w:t>
       </w:r>
       <w:r>
         <w:tab/>
@@ -312,13 +510,13 @@
         <w:fldChar w:fldCharType="begin"/>
       </w:r>
       <w:r>
-        <w:instrText xml:space="preserve"> PAGEREF _Toc1378248952 </w:instrText>
+        <w:instrText xml:space="preserve"> PAGEREF _Toc292926603 </w:instrText>
       </w:r>
       <w:r>
         <w:fldChar w:fldCharType="separate"/>
       </w:r>
       <w:r>
-        <w:t>12</w:t>
+        <w:t>17</w:t>
       </w:r>
       <w:r>
         <w:fldChar w:fldCharType="end"/>
@@ -350,7 +548,7 @@
           <w:rFonts w:ascii="Times New Roman" w:hAnsi="Times New Roman" w:cs="Times New Roman"/>
           <w:szCs w:val="24"/>
         </w:rPr>
-        <w:instrText xml:space="preserve"> HYPERLINK \l _Toc1670118541 </w:instrText>
+        <w:instrText xml:space="preserve"> HYPERLINK \l _Toc368091563 </w:instrText>
       </w:r>
       <w:r>
         <w:rPr>
@@ -364,7 +562,7 @@
           <w:rFonts w:ascii="Times New Roman" w:hAnsi="Times New Roman" w:cs="Times New Roman"/>
           <w:szCs w:val="24"/>
         </w:rPr>
-        <w:t>Direct Neural Communication</w:t>
+        <w:t>Post-Awakening</w:t>
       </w:r>
       <w:r>
         <w:tab/>
@@ -373,13 +571,318 @@
         <w:fldChar w:fldCharType="begin"/>
       </w:r>
       <w:r>
-        <w:instrText xml:space="preserve"> PAGEREF _Toc1670118541 </w:instrText>
+        <w:instrText xml:space="preserve"> PAGEREF _Toc368091563 </w:instrText>
       </w:r>
       <w:r>
         <w:fldChar w:fldCharType="separate"/>
       </w:r>
       <w:r>
-        <w:t>13</w:t>
+        <w:t>17</w:t>
+      </w:r>
+      <w:r>
+        <w:fldChar w:fldCharType="end"/>
+      </w:r>
+      <w:r>
+        <w:rPr>
+          <w:rFonts w:ascii="Times New Roman" w:hAnsi="Times New Roman" w:cs="Times New Roman"/>
+          <w:szCs w:val="24"/>
+        </w:rPr>
+        <w:fldChar w:fldCharType="end"/>
+      </w:r>
+    </w:p>
+    <w:p>
+      <w:pPr>
+        <w:pStyle w:val="21"/>
+        <w:tabs>
+          <w:tab w:val="right" w:leader="dot" w:pos="9746"/>
+        </w:tabs>
+      </w:pPr>
+      <w:r>
+        <w:rPr>
+          <w:rFonts w:ascii="Times New Roman" w:hAnsi="Times New Roman" w:cs="Times New Roman"/>
+          <w:szCs w:val="24"/>
+        </w:rPr>
+        <w:fldChar w:fldCharType="begin"/>
+      </w:r>
+      <w:r>
+        <w:rPr>
+          <w:rFonts w:ascii="Times New Roman" w:hAnsi="Times New Roman" w:cs="Times New Roman"/>
+          <w:szCs w:val="24"/>
+        </w:rPr>
+        <w:instrText xml:space="preserve"> HYPERLINK \l _Toc695423299 </w:instrText>
+      </w:r>
+      <w:r>
+        <w:rPr>
+          <w:rFonts w:ascii="Times New Roman" w:hAnsi="Times New Roman" w:cs="Times New Roman"/>
+          <w:szCs w:val="24"/>
+        </w:rPr>
+        <w:fldChar w:fldCharType="separate"/>
+      </w:r>
+      <w:r>
+        <w:rPr>
+          <w:rFonts w:ascii="Times New Roman" w:hAnsi="Times New Roman" w:cs="Times New Roman"/>
+          <w:szCs w:val="24"/>
+        </w:rPr>
+        <w:t>Physical Appearance</w:t>
+      </w:r>
+      <w:r>
+        <w:tab/>
+      </w:r>
+      <w:r>
+        <w:fldChar w:fldCharType="begin"/>
+      </w:r>
+      <w:r>
+        <w:instrText xml:space="preserve"> PAGEREF _Toc695423299 </w:instrText>
+      </w:r>
+      <w:r>
+        <w:fldChar w:fldCharType="separate"/>
+      </w:r>
+      <w:r>
+        <w:t>17</w:t>
+      </w:r>
+      <w:r>
+        <w:fldChar w:fldCharType="end"/>
+      </w:r>
+      <w:r>
+        <w:rPr>
+          <w:rFonts w:ascii="Times New Roman" w:hAnsi="Times New Roman" w:cs="Times New Roman"/>
+          <w:szCs w:val="24"/>
+        </w:rPr>
+        <w:fldChar w:fldCharType="end"/>
+      </w:r>
+    </w:p>
+    <w:p>
+      <w:pPr>
+        <w:pStyle w:val="21"/>
+        <w:tabs>
+          <w:tab w:val="right" w:leader="dot" w:pos="9746"/>
+        </w:tabs>
+      </w:pPr>
+      <w:r>
+        <w:rPr>
+          <w:rFonts w:ascii="Times New Roman" w:hAnsi="Times New Roman" w:cs="Times New Roman"/>
+          <w:szCs w:val="24"/>
+        </w:rPr>
+        <w:fldChar w:fldCharType="begin"/>
+      </w:r>
+      <w:r>
+        <w:rPr>
+          <w:rFonts w:ascii="Times New Roman" w:hAnsi="Times New Roman" w:cs="Times New Roman"/>
+          <w:szCs w:val="24"/>
+        </w:rPr>
+        <w:instrText xml:space="preserve"> HYPERLINK \l _Toc2102297526 </w:instrText>
+      </w:r>
+      <w:r>
+        <w:rPr>
+          <w:rFonts w:ascii="Times New Roman" w:hAnsi="Times New Roman" w:cs="Times New Roman"/>
+          <w:szCs w:val="24"/>
+        </w:rPr>
+        <w:fldChar w:fldCharType="separate"/>
+      </w:r>
+      <w:r>
+        <w:rPr>
+          <w:rFonts w:ascii="Times New Roman" w:hAnsi="Times New Roman" w:cs="Times New Roman"/>
+          <w:szCs w:val="24"/>
+        </w:rPr>
+        <w:t>Personality</w:t>
+      </w:r>
+      <w:r>
+        <w:tab/>
+      </w:r>
+      <w:r>
+        <w:fldChar w:fldCharType="begin"/>
+      </w:r>
+      <w:r>
+        <w:instrText xml:space="preserve"> PAGEREF _Toc2102297526 </w:instrText>
+      </w:r>
+      <w:r>
+        <w:fldChar w:fldCharType="separate"/>
+      </w:r>
+      <w:r>
+        <w:t>18</w:t>
+      </w:r>
+      <w:r>
+        <w:fldChar w:fldCharType="end"/>
+      </w:r>
+      <w:r>
+        <w:rPr>
+          <w:rFonts w:ascii="Times New Roman" w:hAnsi="Times New Roman" w:cs="Times New Roman"/>
+          <w:szCs w:val="24"/>
+        </w:rPr>
+        <w:fldChar w:fldCharType="end"/>
+      </w:r>
+    </w:p>
+    <w:p>
+      <w:pPr>
+        <w:pStyle w:val="21"/>
+        <w:tabs>
+          <w:tab w:val="right" w:leader="dot" w:pos="9746"/>
+        </w:tabs>
+      </w:pPr>
+      <w:r>
+        <w:rPr>
+          <w:rFonts w:ascii="Times New Roman" w:hAnsi="Times New Roman" w:cs="Times New Roman"/>
+          <w:szCs w:val="24"/>
+        </w:rPr>
+        <w:fldChar w:fldCharType="begin"/>
+      </w:r>
+      <w:r>
+        <w:rPr>
+          <w:rFonts w:ascii="Times New Roman" w:hAnsi="Times New Roman" w:cs="Times New Roman"/>
+          <w:szCs w:val="24"/>
+        </w:rPr>
+        <w:instrText xml:space="preserve"> HYPERLINK \l _Toc57995838 </w:instrText>
+      </w:r>
+      <w:r>
+        <w:rPr>
+          <w:rFonts w:ascii="Times New Roman" w:hAnsi="Times New Roman" w:cs="Times New Roman"/>
+          <w:szCs w:val="24"/>
+        </w:rPr>
+        <w:fldChar w:fldCharType="separate"/>
+      </w:r>
+      <w:r>
+        <w:rPr>
+          <w:rFonts w:ascii="Times New Roman" w:hAnsi="Times New Roman" w:cs="Times New Roman"/>
+          <w:szCs w:val="24"/>
+        </w:rPr>
+        <w:t>Abilities</w:t>
+      </w:r>
+      <w:r>
+        <w:tab/>
+      </w:r>
+      <w:r>
+        <w:fldChar w:fldCharType="begin"/>
+      </w:r>
+      <w:r>
+        <w:instrText xml:space="preserve"> PAGEREF _Toc57995838 </w:instrText>
+      </w:r>
+      <w:r>
+        <w:fldChar w:fldCharType="separate"/>
+      </w:r>
+      <w:r>
+        <w:t>18</w:t>
+      </w:r>
+      <w:r>
+        <w:fldChar w:fldCharType="end"/>
+      </w:r>
+      <w:r>
+        <w:rPr>
+          <w:rFonts w:ascii="Times New Roman" w:hAnsi="Times New Roman" w:cs="Times New Roman"/>
+          <w:szCs w:val="24"/>
+        </w:rPr>
+        <w:fldChar w:fldCharType="end"/>
+      </w:r>
+    </w:p>
+    <w:p>
+      <w:pPr>
+        <w:pStyle w:val="21"/>
+        <w:tabs>
+          <w:tab w:val="right" w:leader="dot" w:pos="9746"/>
+        </w:tabs>
+      </w:pPr>
+      <w:r>
+        <w:rPr>
+          <w:rFonts w:ascii="Times New Roman" w:hAnsi="Times New Roman" w:cs="Times New Roman"/>
+          <w:szCs w:val="24"/>
+        </w:rPr>
+        <w:fldChar w:fldCharType="begin"/>
+      </w:r>
+      <w:r>
+        <w:rPr>
+          <w:rFonts w:ascii="Times New Roman" w:hAnsi="Times New Roman" w:cs="Times New Roman"/>
+          <w:szCs w:val="24"/>
+        </w:rPr>
+        <w:instrText xml:space="preserve"> HYPERLINK \l _Toc2126790137 </w:instrText>
+      </w:r>
+      <w:r>
+        <w:rPr>
+          <w:rFonts w:ascii="Times New Roman" w:hAnsi="Times New Roman" w:cs="Times New Roman"/>
+          <w:szCs w:val="24"/>
+        </w:rPr>
+        <w:fldChar w:fldCharType="separate"/>
+      </w:r>
+      <w:r>
+        <w:rPr>
+          <w:rFonts w:ascii="Times New Roman" w:hAnsi="Times New Roman" w:cs="Times New Roman"/>
+          <w:szCs w:val="24"/>
+        </w:rPr>
+        <w:t>Weaknesses</w:t>
+      </w:r>
+      <w:r>
+        <w:tab/>
+      </w:r>
+      <w:r>
+        <w:fldChar w:fldCharType="begin"/>
+      </w:r>
+      <w:r>
+        <w:instrText xml:space="preserve"> PAGEREF _Toc2126790137 </w:instrText>
+      </w:r>
+      <w:r>
+        <w:fldChar w:fldCharType="separate"/>
+      </w:r>
+      <w:r>
+        <w:t>18</w:t>
+      </w:r>
+      <w:r>
+        <w:fldChar w:fldCharType="end"/>
+      </w:r>
+      <w:r>
+        <w:rPr>
+          <w:rFonts w:ascii="Times New Roman" w:hAnsi="Times New Roman" w:cs="Times New Roman"/>
+          <w:szCs w:val="24"/>
+        </w:rPr>
+        <w:fldChar w:fldCharType="end"/>
+      </w:r>
+    </w:p>
+    <w:p>
+      <w:pPr>
+        <w:pStyle w:val="21"/>
+        <w:tabs>
+          <w:tab w:val="right" w:leader="dot" w:pos="9746"/>
+        </w:tabs>
+      </w:pPr>
+      <w:r>
+        <w:rPr>
+          <w:rFonts w:ascii="Times New Roman" w:hAnsi="Times New Roman" w:cs="Times New Roman"/>
+          <w:szCs w:val="24"/>
+        </w:rPr>
+        <w:fldChar w:fldCharType="begin"/>
+      </w:r>
+      <w:r>
+        <w:rPr>
+          <w:rFonts w:ascii="Times New Roman" w:hAnsi="Times New Roman" w:cs="Times New Roman"/>
+          <w:szCs w:val="24"/>
+        </w:rPr>
+        <w:instrText xml:space="preserve"> HYPERLINK \l _Toc76495387 </w:instrText>
+      </w:r>
+      <w:r>
+        <w:rPr>
+          <w:rFonts w:ascii="Times New Roman" w:hAnsi="Times New Roman" w:cs="Times New Roman"/>
+          <w:szCs w:val="24"/>
+        </w:rPr>
+        <w:fldChar w:fldCharType="separate"/>
+      </w:r>
+      <w:r>
+        <w:rPr>
+          <w:rFonts w:ascii="Times New Roman" w:hAnsi="Times New Roman" w:cs="Times New Roman"/>
+          <w:szCs w:val="24"/>
+        </w:rPr>
+        <w:t>Equipment &amp; Gear</w:t>
+      </w:r>
+      <w:r>
+        <w:tab/>
+      </w:r>
+      <w:r>
+        <w:fldChar w:fldCharType="begin"/>
+      </w:r>
+      <w:r>
+        <w:instrText xml:space="preserve"> PAGEREF _Toc76495387 </w:instrText>
+      </w:r>
+      <w:r>
+        <w:fldChar w:fldCharType="separate"/>
+      </w:r>
+      <w:r>
+        <w:t>18</w:t>
       </w:r>
       <w:r>
         <w:fldChar w:fldCharType="end"/>
@@ -411,7 +914,7 @@
           <w:rFonts w:ascii="Times New Roman" w:hAnsi="Times New Roman" w:cs="Times New Roman"/>
           <w:szCs w:val="24"/>
         </w:rPr>
-        <w:instrText xml:space="preserve"> HYPERLINK \l _Toc454596781 </w:instrText>
+        <w:instrText xml:space="preserve"> HYPERLINK \l _Toc2098408829 </w:instrText>
       </w:r>
       <w:r>
         <w:rPr>
@@ -425,7 +928,7 @@
           <w:rFonts w:ascii="Times New Roman" w:hAnsi="Times New Roman" w:cs="Times New Roman"/>
           <w:szCs w:val="24"/>
         </w:rPr>
-        <w:t>Adaptive Evolution Protocols</w:t>
+        <w:t>Hybrid Spear</w:t>
       </w:r>
       <w:r>
         <w:tab/>
@@ -434,13 +937,13 @@
         <w:fldChar w:fldCharType="begin"/>
       </w:r>
       <w:r>
-        <w:instrText xml:space="preserve"> PAGEREF _Toc454596781 </w:instrText>
+        <w:instrText xml:space="preserve"> PAGEREF _Toc2098408829 </w:instrText>
       </w:r>
       <w:r>
         <w:fldChar w:fldCharType="separate"/>
       </w:r>
       <w:r>
-        <w:t>13</w:t>
+        <w:t>18</w:t>
       </w:r>
       <w:r>
         <w:fldChar w:fldCharType="end"/>
@@ -472,7 +975,7 @@
           <w:rFonts w:ascii="Times New Roman" w:hAnsi="Times New Roman" w:cs="Times New Roman"/>
           <w:szCs w:val="24"/>
         </w:rPr>
-        <w:instrText xml:space="preserve"> HYPERLINK \l _Toc2142308860 </w:instrText>
+        <w:instrText xml:space="preserve"> HYPERLINK \l _Toc742725659 </w:instrText>
       </w:r>
       <w:r>
         <w:rPr>
@@ -486,7 +989,7 @@
           <w:rFonts w:ascii="Times New Roman" w:hAnsi="Times New Roman" w:cs="Times New Roman"/>
           <w:szCs w:val="24"/>
         </w:rPr>
-        <w:t>Holo-Projection Interface</w:t>
+        <w:t>IRIS (Integrated Reactive Intelligence System)</w:t>
       </w:r>
       <w:r>
         <w:tab/>
@@ -495,13 +998,196 @@
         <w:fldChar w:fldCharType="begin"/>
       </w:r>
       <w:r>
-        <w:instrText xml:space="preserve"> PAGEREF _Toc2142308860 </w:instrText>
+        <w:instrText xml:space="preserve"> PAGEREF _Toc742725659 </w:instrText>
       </w:r>
       <w:r>
         <w:fldChar w:fldCharType="separate"/>
       </w:r>
       <w:r>
-        <w:t>13</w:t>
+        <w:t>19</w:t>
+      </w:r>
+      <w:r>
+        <w:fldChar w:fldCharType="end"/>
+      </w:r>
+      <w:r>
+        <w:rPr>
+          <w:rFonts w:ascii="Times New Roman" w:hAnsi="Times New Roman" w:cs="Times New Roman"/>
+          <w:szCs w:val="24"/>
+        </w:rPr>
+        <w:fldChar w:fldCharType="end"/>
+      </w:r>
+    </w:p>
+    <w:p>
+      <w:pPr>
+        <w:pStyle w:val="21"/>
+        <w:tabs>
+          <w:tab w:val="right" w:leader="dot" w:pos="9746"/>
+        </w:tabs>
+      </w:pPr>
+      <w:r>
+        <w:rPr>
+          <w:rFonts w:ascii="Times New Roman" w:hAnsi="Times New Roman" w:cs="Times New Roman"/>
+          <w:szCs w:val="24"/>
+        </w:rPr>
+        <w:fldChar w:fldCharType="begin"/>
+      </w:r>
+      <w:r>
+        <w:rPr>
+          <w:rFonts w:ascii="Times New Roman" w:hAnsi="Times New Roman" w:cs="Times New Roman"/>
+          <w:szCs w:val="24"/>
+        </w:rPr>
+        <w:instrText xml:space="preserve"> HYPERLINK \l _Toc66004543 </w:instrText>
+      </w:r>
+      <w:r>
+        <w:rPr>
+          <w:rFonts w:ascii="Times New Roman" w:hAnsi="Times New Roman" w:cs="Times New Roman"/>
+          <w:szCs w:val="24"/>
+        </w:rPr>
+        <w:fldChar w:fldCharType="separate"/>
+      </w:r>
+      <w:r>
+        <w:rPr>
+          <w:rFonts w:ascii="Times New Roman" w:hAnsi="Times New Roman" w:cs="Times New Roman"/>
+          <w:szCs w:val="24"/>
+        </w:rPr>
+        <w:t>Post-Awakening Progress</w:t>
+      </w:r>
+      <w:r>
+        <w:tab/>
+      </w:r>
+      <w:r>
+        <w:fldChar w:fldCharType="begin"/>
+      </w:r>
+      <w:r>
+        <w:instrText xml:space="preserve"> PAGEREF _Toc66004543 </w:instrText>
+      </w:r>
+      <w:r>
+        <w:fldChar w:fldCharType="separate"/>
+      </w:r>
+      <w:r>
+        <w:t>19</w:t>
+      </w:r>
+      <w:r>
+        <w:fldChar w:fldCharType="end"/>
+      </w:r>
+      <w:r>
+        <w:rPr>
+          <w:rFonts w:ascii="Times New Roman" w:hAnsi="Times New Roman" w:cs="Times New Roman"/>
+          <w:szCs w:val="24"/>
+        </w:rPr>
+        <w:fldChar w:fldCharType="end"/>
+      </w:r>
+    </w:p>
+    <w:p>
+      <w:pPr>
+        <w:pStyle w:val="20"/>
+        <w:tabs>
+          <w:tab w:val="right" w:leader="dot" w:pos="9746"/>
+        </w:tabs>
+      </w:pPr>
+      <w:r>
+        <w:rPr>
+          <w:rFonts w:ascii="Times New Roman" w:hAnsi="Times New Roman" w:cs="Times New Roman"/>
+          <w:szCs w:val="24"/>
+        </w:rPr>
+        <w:fldChar w:fldCharType="begin"/>
+      </w:r>
+      <w:r>
+        <w:rPr>
+          <w:rFonts w:ascii="Times New Roman" w:hAnsi="Times New Roman" w:cs="Times New Roman"/>
+          <w:szCs w:val="24"/>
+        </w:rPr>
+        <w:instrText xml:space="preserve"> HYPERLINK \l _Toc1690610512 </w:instrText>
+      </w:r>
+      <w:r>
+        <w:rPr>
+          <w:rFonts w:ascii="Times New Roman" w:hAnsi="Times New Roman" w:cs="Times New Roman"/>
+          <w:szCs w:val="24"/>
+        </w:rPr>
+        <w:fldChar w:fldCharType="separate"/>
+      </w:r>
+      <w:r>
+        <w:rPr>
+          <w:rFonts w:ascii="Times New Roman" w:hAnsi="Times New Roman" w:cs="Times New Roman"/>
+          <w:szCs w:val="24"/>
+        </w:rPr>
+        <w:t>IRIS Status Reports - Kael Ardyn</w:t>
+      </w:r>
+      <w:r>
+        <w:tab/>
+      </w:r>
+      <w:r>
+        <w:fldChar w:fldCharType="begin"/>
+      </w:r>
+      <w:r>
+        <w:instrText xml:space="preserve"> PAGEREF _Toc1690610512 </w:instrText>
+      </w:r>
+      <w:r>
+        <w:fldChar w:fldCharType="separate"/>
+      </w:r>
+      <w:r>
+        <w:t>19</w:t>
+      </w:r>
+      <w:r>
+        <w:fldChar w:fldCharType="end"/>
+      </w:r>
+      <w:r>
+        <w:rPr>
+          <w:rFonts w:ascii="Times New Roman" w:hAnsi="Times New Roman" w:cs="Times New Roman"/>
+          <w:szCs w:val="24"/>
+        </w:rPr>
+        <w:fldChar w:fldCharType="end"/>
+      </w:r>
+    </w:p>
+    <w:p>
+      <w:pPr>
+        <w:pStyle w:val="21"/>
+        <w:tabs>
+          <w:tab w:val="right" w:leader="dot" w:pos="9746"/>
+        </w:tabs>
+      </w:pPr>
+      <w:r>
+        <w:rPr>
+          <w:rFonts w:ascii="Times New Roman" w:hAnsi="Times New Roman" w:cs="Times New Roman"/>
+          <w:szCs w:val="24"/>
+        </w:rPr>
+        <w:fldChar w:fldCharType="begin"/>
+      </w:r>
+      <w:r>
+        <w:rPr>
+          <w:rFonts w:ascii="Times New Roman" w:hAnsi="Times New Roman" w:cs="Times New Roman"/>
+          <w:szCs w:val="24"/>
+        </w:rPr>
+        <w:instrText xml:space="preserve"> HYPERLINK \l _Toc569723978 </w:instrText>
+      </w:r>
+      <w:r>
+        <w:rPr>
+          <w:rFonts w:ascii="Times New Roman" w:hAnsi="Times New Roman" w:cs="Times New Roman"/>
+          <w:szCs w:val="24"/>
+        </w:rPr>
+        <w:fldChar w:fldCharType="separate"/>
+      </w:r>
+      <w:r>
+        <w:rPr>
+          <w:rFonts w:ascii="Times New Roman" w:hAnsi="Times New Roman" w:cs="Times New Roman"/>
+          <w:szCs w:val="24"/>
+        </w:rPr>
+        <w:t>Post-Awakening Report (Current Status)</w:t>
+      </w:r>
+      <w:r>
+        <w:tab/>
+      </w:r>
+      <w:r>
+        <w:fldChar w:fldCharType="begin"/>
+      </w:r>
+      <w:r>
+        <w:instrText xml:space="preserve"> PAGEREF _Toc569723978 </w:instrText>
+      </w:r>
+      <w:r>
+        <w:fldChar w:fldCharType="separate"/>
+      </w:r>
+      <w:r>
+        <w:t>19</w:t>
       </w:r>
       <w:r>
         <w:fldChar w:fldCharType="end"/>
@@ -533,7 +1219,7 @@
           <w:rFonts w:ascii="Times New Roman" w:hAnsi="Times New Roman" w:cs="Times New Roman"/>
           <w:szCs w:val="24"/>
         </w:rPr>
-        <w:instrText xml:space="preserve"> HYPERLINK \l _Toc1627181407 </w:instrText>
+        <w:instrText xml:space="preserve"> HYPERLINK \l _Toc1037529825 </w:instrText>
       </w:r>
       <w:r>
         <w:rPr>
@@ -547,7 +1233,7 @@
           <w:rFonts w:ascii="Times New Roman" w:hAnsi="Times New Roman" w:cs="Times New Roman"/>
           <w:szCs w:val="24"/>
         </w:rPr>
-        <w:t>Energy Source</w:t>
+        <w:t>Core Vitals</w:t>
       </w:r>
       <w:r>
         <w:tab/>
@@ -556,13 +1242,13 @@
         <w:fldChar w:fldCharType="begin"/>
       </w:r>
       <w:r>
-        <w:instrText xml:space="preserve"> PAGEREF _Toc1627181407 </w:instrText>
+        <w:instrText xml:space="preserve"> PAGEREF _Toc1037529825 </w:instrText>
       </w:r>
       <w:r>
         <w:fldChar w:fldCharType="separate"/>
       </w:r>
       <w:r>
-        <w:t>13</w:t>
+        <w:t>19</w:t>
       </w:r>
       <w:r>
         <w:fldChar w:fldCharType="end"/>
@@ -594,7 +1280,7 @@
           <w:rFonts w:ascii="Times New Roman" w:hAnsi="Times New Roman" w:cs="Times New Roman"/>
           <w:szCs w:val="24"/>
         </w:rPr>
-        <w:instrText xml:space="preserve"> HYPERLINK \l _Toc1648001969 </w:instrText>
+        <w:instrText xml:space="preserve"> HYPERLINK \l _Toc1739816577 </w:instrText>
       </w:r>
       <w:r>
         <w:rPr>
@@ -608,7 +1294,7 @@
           <w:rFonts w:ascii="Times New Roman" w:hAnsi="Times New Roman" w:cs="Times New Roman"/>
           <w:szCs w:val="24"/>
         </w:rPr>
-        <w:t>Environmental Omniscan</w:t>
+        <w:t>Physical Capacity</w:t>
       </w:r>
       <w:r>
         <w:tab/>
@@ -617,13 +1303,13 @@
         <w:fldChar w:fldCharType="begin"/>
       </w:r>
       <w:r>
-        <w:instrText xml:space="preserve"> PAGEREF _Toc1648001969 </w:instrText>
+        <w:instrText xml:space="preserve"> PAGEREF _Toc1739816577 </w:instrText>
       </w:r>
       <w:r>
         <w:fldChar w:fldCharType="separate"/>
       </w:r>
       <w:r>
-        <w:t>14</w:t>
+        <w:t>20</w:t>
       </w:r>
       <w:r>
         <w:fldChar w:fldCharType="end"/>
@@ -655,7 +1341,7 @@
           <w:rFonts w:ascii="Times New Roman" w:hAnsi="Times New Roman" w:cs="Times New Roman"/>
           <w:szCs w:val="24"/>
         </w:rPr>
-        <w:instrText xml:space="preserve"> HYPERLINK \l _Toc271019973 </w:instrText>
+        <w:instrText xml:space="preserve"> HYPERLINK \l _Toc1109678411 </w:instrText>
       </w:r>
       <w:r>
         <w:rPr>
@@ -669,7 +1355,7 @@
           <w:rFonts w:ascii="Times New Roman" w:hAnsi="Times New Roman" w:cs="Times New Roman"/>
           <w:szCs w:val="24"/>
         </w:rPr>
-        <w:t>Physiological Nexus</w:t>
+        <w:t>Health Status</w:t>
       </w:r>
       <w:r>
         <w:tab/>
@@ -678,13 +1364,13 @@
         <w:fldChar w:fldCharType="begin"/>
       </w:r>
       <w:r>
-        <w:instrText xml:space="preserve"> PAGEREF _Toc271019973 </w:instrText>
+        <w:instrText xml:space="preserve"> PAGEREF _Toc1109678411 </w:instrText>
       </w:r>
       <w:r>
         <w:fldChar w:fldCharType="separate"/>
       </w:r>
       <w:r>
-        <w:t>14</w:t>
+        <w:t>20</w:t>
       </w:r>
       <w:r>
         <w:fldChar w:fldCharType="end"/>
@@ -716,7 +1402,7 @@
           <w:rFonts w:ascii="Times New Roman" w:hAnsi="Times New Roman" w:cs="Times New Roman"/>
           <w:szCs w:val="24"/>
         </w:rPr>
-        <w:instrText xml:space="preserve"> HYPERLINK \l _Toc682075103 </w:instrText>
+        <w:instrText xml:space="preserve"> HYPERLINK \l _Toc287466826 </w:instrText>
       </w:r>
       <w:r>
         <w:rPr>
@@ -730,7 +1416,7 @@
           <w:rFonts w:ascii="Times New Roman" w:hAnsi="Times New Roman" w:cs="Times New Roman"/>
           <w:szCs w:val="24"/>
         </w:rPr>
-        <w:t>Evolutionary Symbiosis</w:t>
+        <w:t>Core Attributes</w:t>
       </w:r>
       <w:r>
         <w:tab/>
@@ -739,13 +1425,74 @@
         <w:fldChar w:fldCharType="begin"/>
       </w:r>
       <w:r>
-        <w:instrText xml:space="preserve"> PAGEREF _Toc682075103 </w:instrText>
+        <w:instrText xml:space="preserve"> PAGEREF _Toc287466826 </w:instrText>
       </w:r>
       <w:r>
         <w:fldChar w:fldCharType="separate"/>
       </w:r>
       <w:r>
-        <w:t>14</w:t>
+        <w:t>20</w:t>
+      </w:r>
+      <w:r>
+        <w:fldChar w:fldCharType="end"/>
+      </w:r>
+      <w:r>
+        <w:rPr>
+          <w:rFonts w:ascii="Times New Roman" w:hAnsi="Times New Roman" w:cs="Times New Roman"/>
+          <w:szCs w:val="24"/>
+        </w:rPr>
+        <w:fldChar w:fldCharType="end"/>
+      </w:r>
+    </w:p>
+    <w:p>
+      <w:pPr>
+        <w:pStyle w:val="21"/>
+        <w:tabs>
+          <w:tab w:val="right" w:leader="dot" w:pos="9746"/>
+        </w:tabs>
+      </w:pPr>
+      <w:r>
+        <w:rPr>
+          <w:rFonts w:ascii="Times New Roman" w:hAnsi="Times New Roman" w:cs="Times New Roman"/>
+          <w:szCs w:val="24"/>
+        </w:rPr>
+        <w:fldChar w:fldCharType="begin"/>
+      </w:r>
+      <w:r>
+        <w:rPr>
+          <w:rFonts w:ascii="Times New Roman" w:hAnsi="Times New Roman" w:cs="Times New Roman"/>
+          <w:szCs w:val="24"/>
+        </w:rPr>
+        <w:instrText xml:space="preserve"> HYPERLINK \l _Toc1405547579 </w:instrText>
+      </w:r>
+      <w:r>
+        <w:rPr>
+          <w:rFonts w:ascii="Times New Roman" w:hAnsi="Times New Roman" w:cs="Times New Roman"/>
+          <w:szCs w:val="24"/>
+        </w:rPr>
+        <w:fldChar w:fldCharType="separate"/>
+      </w:r>
+      <w:r>
+        <w:rPr>
+          <w:rFonts w:ascii="Times New Roman" w:hAnsi="Times New Roman" w:cs="Times New Roman"/>
+          <w:szCs w:val="24"/>
+        </w:rPr>
+        <w:t>Pre-Awakening Report (Historical Data)</w:t>
+      </w:r>
+      <w:r>
+        <w:tab/>
+      </w:r>
+      <w:r>
+        <w:fldChar w:fldCharType="begin"/>
+      </w:r>
+      <w:r>
+        <w:instrText xml:space="preserve"> PAGEREF _Toc1405547579 </w:instrText>
+      </w:r>
+      <w:r>
+        <w:fldChar w:fldCharType="separate"/>
+      </w:r>
+      <w:r>
+        <w:t>21</w:t>
       </w:r>
       <w:r>
         <w:fldChar w:fldCharType="end"/>
@@ -777,7 +1524,7 @@
           <w:rFonts w:ascii="Times New Roman" w:hAnsi="Times New Roman" w:cs="Times New Roman"/>
           <w:szCs w:val="24"/>
         </w:rPr>
-        <w:instrText xml:space="preserve"> HYPERLINK \l _Toc1137671088 </w:instrText>
+        <w:instrText xml:space="preserve"> HYPERLINK \l _Toc2112703186 </w:instrText>
       </w:r>
       <w:r>
         <w:rPr>
@@ -791,7 +1538,7 @@
           <w:rFonts w:ascii="Times New Roman" w:hAnsi="Times New Roman" w:cs="Times New Roman"/>
           <w:szCs w:val="24"/>
         </w:rPr>
-        <w:t>Monster Codex (Living Archive)</w:t>
+        <w:t>Core Vitals</w:t>
       </w:r>
       <w:r>
         <w:tab/>
@@ -800,13 +1547,13 @@
         <w:fldChar w:fldCharType="begin"/>
       </w:r>
       <w:r>
-        <w:instrText xml:space="preserve"> PAGEREF _Toc1137671088 </w:instrText>
+        <w:instrText xml:space="preserve"> PAGEREF _Toc2112703186 </w:instrText>
       </w:r>
       <w:r>
         <w:fldChar w:fldCharType="separate"/>
       </w:r>
       <w:r>
-        <w:t>15</w:t>
+        <w:t>21</w:t>
       </w:r>
       <w:r>
         <w:fldChar w:fldCharType="end"/>
@@ -838,7 +1585,7 @@
           <w:rFonts w:ascii="Times New Roman" w:hAnsi="Times New Roman" w:cs="Times New Roman"/>
           <w:szCs w:val="24"/>
         </w:rPr>
-        <w:instrText xml:space="preserve"> HYPERLINK \l _Toc586724254 </w:instrText>
+        <w:instrText xml:space="preserve"> HYPERLINK \l _Toc1707424889 </w:instrText>
       </w:r>
       <w:r>
         <w:rPr>
@@ -852,7 +1599,7 @@
           <w:rFonts w:ascii="Times New Roman" w:hAnsi="Times New Roman" w:cs="Times New Roman"/>
           <w:szCs w:val="24"/>
         </w:rPr>
-        <w:t>Tactical Projection Suite</w:t>
+        <w:t>Physical Capacity</w:t>
       </w:r>
       <w:r>
         <w:tab/>
@@ -861,13 +1608,13 @@
         <w:fldChar w:fldCharType="begin"/>
       </w:r>
       <w:r>
-        <w:instrText xml:space="preserve"> PAGEREF _Toc586724254 </w:instrText>
+        <w:instrText xml:space="preserve"> PAGEREF _Toc1707424889 </w:instrText>
       </w:r>
       <w:r>
         <w:fldChar w:fldCharType="separate"/>
       </w:r>
       <w:r>
-        <w:t>15</w:t>
+        <w:t>22</w:t>
       </w:r>
       <w:r>
         <w:fldChar w:fldCharType="end"/>
@@ -899,7 +1646,7 @@
           <w:rFonts w:ascii="Times New Roman" w:hAnsi="Times New Roman" w:cs="Times New Roman"/>
           <w:szCs w:val="24"/>
         </w:rPr>
-        <w:instrText xml:space="preserve"> HYPERLINK \l _Toc973705915 </w:instrText>
+        <w:instrText xml:space="preserve"> HYPERLINK \l _Toc1221423750 </w:instrText>
       </w:r>
       <w:r>
         <w:rPr>
@@ -913,7 +1660,7 @@
           <w:rFonts w:ascii="Times New Roman" w:hAnsi="Times New Roman" w:cs="Times New Roman"/>
           <w:szCs w:val="24"/>
         </w:rPr>
-        <w:t>Quantum Echo Memory</w:t>
+        <w:t>Health Status</w:t>
       </w:r>
       <w:r>
         <w:tab/>
@@ -922,13 +1669,13 @@
         <w:fldChar w:fldCharType="begin"/>
       </w:r>
       <w:r>
-        <w:instrText xml:space="preserve"> PAGEREF _Toc973705915 </w:instrText>
+        <w:instrText xml:space="preserve"> PAGEREF _Toc1221423750 </w:instrText>
       </w:r>
       <w:r>
         <w:fldChar w:fldCharType="separate"/>
       </w:r>
       <w:r>
-        <w:t>15</w:t>
+        <w:t>22</w:t>
       </w:r>
       <w:r>
         <w:fldChar w:fldCharType="end"/>
@@ -960,7 +1707,7 @@
           <w:rFonts w:ascii="Times New Roman" w:hAnsi="Times New Roman" w:cs="Times New Roman"/>
           <w:szCs w:val="24"/>
         </w:rPr>
-        <w:instrText xml:space="preserve"> HYPERLINK \l _Toc42052234 </w:instrText>
+        <w:instrText xml:space="preserve"> HYPERLINK \l _Toc664599326 </w:instrText>
       </w:r>
       <w:r>
         <w:rPr>
@@ -974,7 +1721,7 @@
           <w:rFonts w:ascii="Times New Roman" w:hAnsi="Times New Roman" w:cs="Times New Roman"/>
           <w:szCs w:val="24"/>
         </w:rPr>
-        <w:t>Voice Characteristics</w:t>
+        <w:t>Core Attributes</w:t>
       </w:r>
       <w:r>
         <w:tab/>
@@ -983,562 +1730,13 @@
         <w:fldChar w:fldCharType="begin"/>
       </w:r>
       <w:r>
-        <w:instrText xml:space="preserve"> PAGEREF _Toc42052234 </w:instrText>
+        <w:instrText xml:space="preserve"> PAGEREF _Toc664599326 </w:instrText>
       </w:r>
       <w:r>
         <w:fldChar w:fldCharType="separate"/>
       </w:r>
       <w:r>
-        <w:t>15</w:t>
-      </w:r>
-      <w:r>
-        <w:fldChar w:fldCharType="end"/>
-      </w:r>
-      <w:r>
-        <w:rPr>
-          <w:rFonts w:ascii="Times New Roman" w:hAnsi="Times New Roman" w:cs="Times New Roman"/>
-          <w:szCs w:val="24"/>
-        </w:rPr>
-        <w:fldChar w:fldCharType="end"/>
-      </w:r>
-    </w:p>
-    <w:p>
-      <w:pPr>
-        <w:pStyle w:val="22"/>
-        <w:tabs>
-          <w:tab w:val="right" w:leader="dot" w:pos="9746"/>
-        </w:tabs>
-      </w:pPr>
-      <w:r>
-        <w:rPr>
-          <w:rFonts w:ascii="Times New Roman" w:hAnsi="Times New Roman" w:cs="Times New Roman"/>
-          <w:szCs w:val="24"/>
-        </w:rPr>
-        <w:fldChar w:fldCharType="begin"/>
-      </w:r>
-      <w:r>
-        <w:rPr>
-          <w:rFonts w:ascii="Times New Roman" w:hAnsi="Times New Roman" w:cs="Times New Roman"/>
-          <w:szCs w:val="24"/>
-        </w:rPr>
-        <w:instrText xml:space="preserve"> HYPERLINK \l _Toc2128338452 </w:instrText>
-      </w:r>
-      <w:r>
-        <w:rPr>
-          <w:rFonts w:ascii="Times New Roman" w:hAnsi="Times New Roman" w:cs="Times New Roman"/>
-          <w:szCs w:val="24"/>
-        </w:rPr>
-        <w:fldChar w:fldCharType="separate"/>
-      </w:r>
-      <w:r>
-        <w:rPr>
-          <w:rFonts w:ascii="Times New Roman" w:hAnsi="Times New Roman" w:cs="Times New Roman"/>
-          <w:szCs w:val="24"/>
-        </w:rPr>
-        <w:t>Behavioral Traits</w:t>
-      </w:r>
-      <w:r>
-        <w:tab/>
-      </w:r>
-      <w:r>
-        <w:fldChar w:fldCharType="begin"/>
-      </w:r>
-      <w:r>
-        <w:instrText xml:space="preserve"> PAGEREF _Toc2128338452 </w:instrText>
-      </w:r>
-      <w:r>
-        <w:fldChar w:fldCharType="separate"/>
-      </w:r>
-      <w:r>
-        <w:t>16</w:t>
-      </w:r>
-      <w:r>
-        <w:fldChar w:fldCharType="end"/>
-      </w:r>
-      <w:r>
-        <w:rPr>
-          <w:rFonts w:ascii="Times New Roman" w:hAnsi="Times New Roman" w:cs="Times New Roman"/>
-          <w:szCs w:val="24"/>
-        </w:rPr>
-        <w:fldChar w:fldCharType="end"/>
-      </w:r>
-    </w:p>
-    <w:p>
-      <w:pPr>
-        <w:pStyle w:val="22"/>
-        <w:tabs>
-          <w:tab w:val="right" w:leader="dot" w:pos="9746"/>
-        </w:tabs>
-      </w:pPr>
-      <w:r>
-        <w:rPr>
-          <w:rFonts w:ascii="Times New Roman" w:hAnsi="Times New Roman" w:cs="Times New Roman"/>
-          <w:szCs w:val="24"/>
-        </w:rPr>
-        <w:fldChar w:fldCharType="begin"/>
-      </w:r>
-      <w:r>
-        <w:rPr>
-          <w:rFonts w:ascii="Times New Roman" w:hAnsi="Times New Roman" w:cs="Times New Roman"/>
-          <w:szCs w:val="24"/>
-        </w:rPr>
-        <w:instrText xml:space="preserve"> HYPERLINK \l _Toc330622642 </w:instrText>
-      </w:r>
-      <w:r>
-        <w:rPr>
-          <w:rFonts w:ascii="Times New Roman" w:hAnsi="Times New Roman" w:cs="Times New Roman"/>
-          <w:szCs w:val="24"/>
-        </w:rPr>
-        <w:fldChar w:fldCharType="separate"/>
-      </w:r>
-      <w:r>
-        <w:rPr>
-          <w:rFonts w:ascii="Times New Roman" w:hAnsi="Times New Roman" w:cs="Times New Roman"/>
-          <w:szCs w:val="24"/>
-        </w:rPr>
-        <w:t>Unique Quirks</w:t>
-      </w:r>
-      <w:r>
-        <w:tab/>
-      </w:r>
-      <w:r>
-        <w:fldChar w:fldCharType="begin"/>
-      </w:r>
-      <w:r>
-        <w:instrText xml:space="preserve"> PAGEREF _Toc330622642 </w:instrText>
-      </w:r>
-      <w:r>
-        <w:fldChar w:fldCharType="separate"/>
-      </w:r>
-      <w:r>
-        <w:t>16</w:t>
-      </w:r>
-      <w:r>
-        <w:fldChar w:fldCharType="end"/>
-      </w:r>
-      <w:r>
-        <w:rPr>
-          <w:rFonts w:ascii="Times New Roman" w:hAnsi="Times New Roman" w:cs="Times New Roman"/>
-          <w:szCs w:val="24"/>
-        </w:rPr>
-        <w:fldChar w:fldCharType="end"/>
-      </w:r>
-    </w:p>
-    <w:p>
-      <w:pPr>
-        <w:pStyle w:val="21"/>
-        <w:tabs>
-          <w:tab w:val="right" w:leader="dot" w:pos="9746"/>
-        </w:tabs>
-      </w:pPr>
-      <w:r>
-        <w:rPr>
-          <w:rFonts w:ascii="Times New Roman" w:hAnsi="Times New Roman" w:cs="Times New Roman"/>
-          <w:szCs w:val="24"/>
-        </w:rPr>
-        <w:fldChar w:fldCharType="begin"/>
-      </w:r>
-      <w:r>
-        <w:rPr>
-          <w:rFonts w:ascii="Times New Roman" w:hAnsi="Times New Roman" w:cs="Times New Roman"/>
-          <w:szCs w:val="24"/>
-        </w:rPr>
-        <w:instrText xml:space="preserve"> HYPERLINK \l _Toc1962563716 </w:instrText>
-      </w:r>
-      <w:r>
-        <w:rPr>
-          <w:rFonts w:ascii="Times New Roman" w:hAnsi="Times New Roman" w:cs="Times New Roman"/>
-          <w:szCs w:val="24"/>
-        </w:rPr>
-        <w:fldChar w:fldCharType="separate"/>
-      </w:r>
-      <w:r>
-        <w:rPr>
-          <w:rFonts w:ascii="Times New Roman" w:hAnsi="Times New Roman" w:cs="Times New Roman"/>
-          <w:szCs w:val="24"/>
-        </w:rPr>
-        <w:t>⚖️ Advanced Technological Specifications</w:t>
-      </w:r>
-      <w:r>
-        <w:tab/>
-      </w:r>
-      <w:r>
-        <w:fldChar w:fldCharType="begin"/>
-      </w:r>
-      <w:r>
-        <w:instrText xml:space="preserve"> PAGEREF _Toc1962563716 </w:instrText>
-      </w:r>
-      <w:r>
-        <w:fldChar w:fldCharType="separate"/>
-      </w:r>
-      <w:r>
-        <w:t>16</w:t>
-      </w:r>
-      <w:r>
-        <w:fldChar w:fldCharType="end"/>
-      </w:r>
-      <w:r>
-        <w:rPr>
-          <w:rFonts w:ascii="Times New Roman" w:hAnsi="Times New Roman" w:cs="Times New Roman"/>
-          <w:szCs w:val="24"/>
-        </w:rPr>
-        <w:fldChar w:fldCharType="end"/>
-      </w:r>
-    </w:p>
-    <w:p>
-      <w:pPr>
-        <w:pStyle w:val="22"/>
-        <w:tabs>
-          <w:tab w:val="right" w:leader="dot" w:pos="9746"/>
-        </w:tabs>
-      </w:pPr>
-      <w:r>
-        <w:rPr>
-          <w:rFonts w:ascii="Times New Roman" w:hAnsi="Times New Roman" w:cs="Times New Roman"/>
-          <w:szCs w:val="24"/>
-        </w:rPr>
-        <w:fldChar w:fldCharType="begin"/>
-      </w:r>
-      <w:r>
-        <w:rPr>
-          <w:rFonts w:ascii="Times New Roman" w:hAnsi="Times New Roman" w:cs="Times New Roman"/>
-          <w:szCs w:val="24"/>
-        </w:rPr>
-        <w:instrText xml:space="preserve"> HYPERLINK \l _Toc1011993028 </w:instrText>
-      </w:r>
-      <w:r>
-        <w:rPr>
-          <w:rFonts w:ascii="Times New Roman" w:hAnsi="Times New Roman" w:cs="Times New Roman"/>
-          <w:szCs w:val="24"/>
-        </w:rPr>
-        <w:fldChar w:fldCharType="separate"/>
-      </w:r>
-      <w:r>
-        <w:rPr>
-          <w:rFonts w:ascii="Times New Roman" w:hAnsi="Times New Roman" w:cs="Times New Roman"/>
-          <w:szCs w:val="24"/>
-        </w:rPr>
-        <w:t>Quantum Neural Lattice</w:t>
-      </w:r>
-      <w:r>
-        <w:tab/>
-      </w:r>
-      <w:r>
-        <w:fldChar w:fldCharType="begin"/>
-      </w:r>
-      <w:r>
-        <w:instrText xml:space="preserve"> PAGEREF _Toc1011993028 </w:instrText>
-      </w:r>
-      <w:r>
-        <w:fldChar w:fldCharType="separate"/>
-      </w:r>
-      <w:r>
-        <w:t>16</w:t>
-      </w:r>
-      <w:r>
-        <w:fldChar w:fldCharType="end"/>
-      </w:r>
-      <w:r>
-        <w:rPr>
-          <w:rFonts w:ascii="Times New Roman" w:hAnsi="Times New Roman" w:cs="Times New Roman"/>
-          <w:szCs w:val="24"/>
-        </w:rPr>
-        <w:fldChar w:fldCharType="end"/>
-      </w:r>
-    </w:p>
-    <w:p>
-      <w:pPr>
-        <w:pStyle w:val="22"/>
-        <w:tabs>
-          <w:tab w:val="right" w:leader="dot" w:pos="9746"/>
-        </w:tabs>
-      </w:pPr>
-      <w:r>
-        <w:rPr>
-          <w:rFonts w:ascii="Times New Roman" w:hAnsi="Times New Roman" w:cs="Times New Roman"/>
-          <w:szCs w:val="24"/>
-        </w:rPr>
-        <w:fldChar w:fldCharType="begin"/>
-      </w:r>
-      <w:r>
-        <w:rPr>
-          <w:rFonts w:ascii="Times New Roman" w:hAnsi="Times New Roman" w:cs="Times New Roman"/>
-          <w:szCs w:val="24"/>
-        </w:rPr>
-        <w:instrText xml:space="preserve"> HYPERLINK \l _Toc2135410553 </w:instrText>
-      </w:r>
-      <w:r>
-        <w:rPr>
-          <w:rFonts w:ascii="Times New Roman" w:hAnsi="Times New Roman" w:cs="Times New Roman"/>
-          <w:szCs w:val="24"/>
-        </w:rPr>
-        <w:fldChar w:fldCharType="separate"/>
-      </w:r>
-      <w:r>
-        <w:rPr>
-          <w:rFonts w:ascii="Times New Roman" w:hAnsi="Times New Roman" w:cs="Times New Roman"/>
-          <w:szCs w:val="24"/>
-        </w:rPr>
-        <w:t>Symbiotic Codebase</w:t>
-      </w:r>
-      <w:r>
-        <w:tab/>
-      </w:r>
-      <w:r>
-        <w:fldChar w:fldCharType="begin"/>
-      </w:r>
-      <w:r>
-        <w:instrText xml:space="preserve"> PAGEREF _Toc2135410553 </w:instrText>
-      </w:r>
-      <w:r>
-        <w:fldChar w:fldCharType="separate"/>
-      </w:r>
-      <w:r>
-        <w:t>16</w:t>
-      </w:r>
-      <w:r>
-        <w:fldChar w:fldCharType="end"/>
-      </w:r>
-      <w:r>
-        <w:rPr>
-          <w:rFonts w:ascii="Times New Roman" w:hAnsi="Times New Roman" w:cs="Times New Roman"/>
-          <w:szCs w:val="24"/>
-        </w:rPr>
-        <w:fldChar w:fldCharType="end"/>
-      </w:r>
-    </w:p>
-    <w:p>
-      <w:pPr>
-        <w:pStyle w:val="22"/>
-        <w:tabs>
-          <w:tab w:val="right" w:leader="dot" w:pos="9746"/>
-        </w:tabs>
-      </w:pPr>
-      <w:r>
-        <w:rPr>
-          <w:rFonts w:ascii="Times New Roman" w:hAnsi="Times New Roman" w:cs="Times New Roman"/>
-          <w:szCs w:val="24"/>
-        </w:rPr>
-        <w:fldChar w:fldCharType="begin"/>
-      </w:r>
-      <w:r>
-        <w:rPr>
-          <w:rFonts w:ascii="Times New Roman" w:hAnsi="Times New Roman" w:cs="Times New Roman"/>
-          <w:szCs w:val="24"/>
-        </w:rPr>
-        <w:instrText xml:space="preserve"> HYPERLINK \l _Toc990578129 </w:instrText>
-      </w:r>
-      <w:r>
-        <w:rPr>
-          <w:rFonts w:ascii="Times New Roman" w:hAnsi="Times New Roman" w:cs="Times New Roman"/>
-          <w:szCs w:val="24"/>
-        </w:rPr>
-        <w:fldChar w:fldCharType="separate"/>
-      </w:r>
-      <w:r>
-        <w:rPr>
-          <w:rFonts w:ascii="Times New Roman" w:hAnsi="Times New Roman" w:cs="Times New Roman"/>
-          <w:szCs w:val="24"/>
-        </w:rPr>
-        <w:t>Zero-Point Microcell</w:t>
-      </w:r>
-      <w:r>
-        <w:tab/>
-      </w:r>
-      <w:r>
-        <w:fldChar w:fldCharType="begin"/>
-      </w:r>
-      <w:r>
-        <w:instrText xml:space="preserve"> PAGEREF _Toc990578129 </w:instrText>
-      </w:r>
-      <w:r>
-        <w:fldChar w:fldCharType="separate"/>
-      </w:r>
-      <w:r>
-        <w:t>17</w:t>
-      </w:r>
-      <w:r>
-        <w:fldChar w:fldCharType="end"/>
-      </w:r>
-      <w:r>
-        <w:rPr>
-          <w:rFonts w:ascii="Times New Roman" w:hAnsi="Times New Roman" w:cs="Times New Roman"/>
-          <w:szCs w:val="24"/>
-        </w:rPr>
-        <w:fldChar w:fldCharType="end"/>
-      </w:r>
-    </w:p>
-    <w:p>
-      <w:pPr>
-        <w:pStyle w:val="22"/>
-        <w:tabs>
-          <w:tab w:val="right" w:leader="dot" w:pos="9746"/>
-        </w:tabs>
-      </w:pPr>
-      <w:r>
-        <w:rPr>
-          <w:rFonts w:ascii="Times New Roman" w:hAnsi="Times New Roman" w:cs="Times New Roman"/>
-          <w:szCs w:val="24"/>
-        </w:rPr>
-        <w:fldChar w:fldCharType="begin"/>
-      </w:r>
-      <w:r>
-        <w:rPr>
-          <w:rFonts w:ascii="Times New Roman" w:hAnsi="Times New Roman" w:cs="Times New Roman"/>
-          <w:szCs w:val="24"/>
-        </w:rPr>
-        <w:instrText xml:space="preserve"> HYPERLINK \l _Toc12113088 </w:instrText>
-      </w:r>
-      <w:r>
-        <w:rPr>
-          <w:rFonts w:ascii="Times New Roman" w:hAnsi="Times New Roman" w:cs="Times New Roman"/>
-          <w:szCs w:val="24"/>
-        </w:rPr>
-        <w:fldChar w:fldCharType="separate"/>
-      </w:r>
-      <w:r>
-        <w:rPr>
-          <w:rFonts w:ascii="Times New Roman" w:hAnsi="Times New Roman" w:cs="Times New Roman"/>
-          <w:szCs w:val="24"/>
-        </w:rPr>
-        <w:t>Neural Echo Backup System</w:t>
-      </w:r>
-      <w:r>
-        <w:tab/>
-      </w:r>
-      <w:r>
-        <w:fldChar w:fldCharType="begin"/>
-      </w:r>
-      <w:r>
-        <w:instrText xml:space="preserve"> PAGEREF _Toc12113088 </w:instrText>
-      </w:r>
-      <w:r>
-        <w:fldChar w:fldCharType="separate"/>
-      </w:r>
-      <w:r>
-        <w:t>17</w:t>
-      </w:r>
-      <w:r>
-        <w:fldChar w:fldCharType="end"/>
-      </w:r>
-      <w:r>
-        <w:rPr>
-          <w:rFonts w:ascii="Times New Roman" w:hAnsi="Times New Roman" w:cs="Times New Roman"/>
-          <w:szCs w:val="24"/>
-        </w:rPr>
-        <w:fldChar w:fldCharType="end"/>
-      </w:r>
-    </w:p>
-    <w:p>
-      <w:pPr>
-        <w:pStyle w:val="22"/>
-        <w:tabs>
-          <w:tab w:val="right" w:leader="dot" w:pos="9746"/>
-        </w:tabs>
-      </w:pPr>
-      <w:r>
-        <w:rPr>
-          <w:rFonts w:ascii="Times New Roman" w:hAnsi="Times New Roman" w:cs="Times New Roman"/>
-          <w:szCs w:val="24"/>
-        </w:rPr>
-        <w:fldChar w:fldCharType="begin"/>
-      </w:r>
-      <w:r>
-        <w:rPr>
-          <w:rFonts w:ascii="Times New Roman" w:hAnsi="Times New Roman" w:cs="Times New Roman"/>
-          <w:szCs w:val="24"/>
-        </w:rPr>
-        <w:instrText xml:space="preserve"> HYPERLINK \l _Toc2052172229 </w:instrText>
-      </w:r>
-      <w:r>
-        <w:rPr>
-          <w:rFonts w:ascii="Times New Roman" w:hAnsi="Times New Roman" w:cs="Times New Roman"/>
-          <w:szCs w:val="24"/>
-        </w:rPr>
-        <w:fldChar w:fldCharType="separate"/>
-      </w:r>
-      <w:r>
-        <w:rPr>
-          <w:rFonts w:ascii="Times New Roman" w:hAnsi="Times New Roman" w:cs="Times New Roman"/>
-          <w:szCs w:val="24"/>
-        </w:rPr>
-        <w:t>Hard-Light AR Overlay</w:t>
-      </w:r>
-      <w:r>
-        <w:tab/>
-      </w:r>
-      <w:r>
-        <w:fldChar w:fldCharType="begin"/>
-      </w:r>
-      <w:r>
-        <w:instrText xml:space="preserve"> PAGEREF _Toc2052172229 </w:instrText>
-      </w:r>
-      <w:r>
-        <w:fldChar w:fldCharType="separate"/>
-      </w:r>
-      <w:r>
-        <w:t>17</w:t>
-      </w:r>
-      <w:r>
-        <w:fldChar w:fldCharType="end"/>
-      </w:r>
-      <w:r>
-        <w:rPr>
-          <w:rFonts w:ascii="Times New Roman" w:hAnsi="Times New Roman" w:cs="Times New Roman"/>
-          <w:szCs w:val="24"/>
-        </w:rPr>
-        <w:fldChar w:fldCharType="end"/>
-      </w:r>
-    </w:p>
-    <w:p>
-      <w:pPr>
-        <w:pStyle w:val="22"/>
-        <w:tabs>
-          <w:tab w:val="right" w:leader="dot" w:pos="9746"/>
-        </w:tabs>
-      </w:pPr>
-      <w:r>
-        <w:rPr>
-          <w:rFonts w:ascii="Times New Roman" w:hAnsi="Times New Roman" w:cs="Times New Roman"/>
-          <w:szCs w:val="24"/>
-        </w:rPr>
-        <w:fldChar w:fldCharType="begin"/>
-      </w:r>
-      <w:r>
-        <w:rPr>
-          <w:rFonts w:ascii="Times New Roman" w:hAnsi="Times New Roman" w:cs="Times New Roman"/>
-          <w:szCs w:val="24"/>
-        </w:rPr>
-        <w:instrText xml:space="preserve"> HYPERLINK \l _Toc808751770 </w:instrText>
-      </w:r>
-      <w:r>
-        <w:rPr>
-          <w:rFonts w:ascii="Times New Roman" w:hAnsi="Times New Roman" w:cs="Times New Roman"/>
-          <w:szCs w:val="24"/>
-        </w:rPr>
-        <w:fldChar w:fldCharType="separate"/>
-      </w:r>
-      <w:r>
-        <w:rPr>
-          <w:rFonts w:ascii="Times New Roman" w:hAnsi="Times New Roman" w:cs="Times New Roman"/>
-          <w:szCs w:val="24"/>
-        </w:rPr>
-        <w:t>Quantum Entanglement Communication</w:t>
-      </w:r>
-      <w:r>
-        <w:tab/>
-      </w:r>
-      <w:r>
-        <w:fldChar w:fldCharType="begin"/>
-      </w:r>
-      <w:r>
-        <w:instrText xml:space="preserve"> PAGEREF _Toc808751770 </w:instrText>
-      </w:r>
-      <w:r>
-        <w:fldChar w:fldCharType="separate"/>
-      </w:r>
-      <w:r>
-        <w:t>17</w:t>
+        <w:t>22</w:t>
       </w:r>
       <w:r>
         <w:fldChar w:fldCharType="end"/>
@@ -1570,7 +1768,7 @@
           <w:rFonts w:ascii="Times New Roman" w:hAnsi="Times New Roman" w:cs="Times New Roman"/>
           <w:szCs w:val="24"/>
         </w:rPr>
-        <w:instrText xml:space="preserve"> HYPERLINK \l _Toc1975665323 </w:instrText>
+        <w:instrText xml:space="preserve"> HYPERLINK \l _Toc1255637740 </w:instrText>
       </w:r>
       <w:r>
         <w:rPr>
@@ -1581,10 +1779,10 @@
       </w:r>
       <w:r>
         <w:rPr>
-          <w:rFonts w:ascii="Times New Roman" w:hAnsi="Times New Roman" w:cs="Times New Roman"/>
-          <w:szCs w:val="24"/>
-        </w:rPr>
-        <w:t>Character Profile: Kael Ardyn</w:t>
+          <w:szCs w:val="24"/>
+          <w:lang w:val="en"/>
+        </w:rPr>
+        <w:t>Chapter 2</w:t>
       </w:r>
       <w:r>
         <w:tab/>
@@ -1593,821 +1791,13 @@
         <w:fldChar w:fldCharType="begin"/>
       </w:r>
       <w:r>
-        <w:instrText xml:space="preserve"> PAGEREF _Toc1975665323 </w:instrText>
+        <w:instrText xml:space="preserve"> PAGEREF _Toc1255637740 </w:instrText>
       </w:r>
       <w:r>
         <w:fldChar w:fldCharType="separate"/>
       </w:r>
       <w:r>
-        <w:t>18</w:t>
-      </w:r>
-      <w:r>
-        <w:fldChar w:fldCharType="end"/>
-      </w:r>
-      <w:r>
-        <w:rPr>
-          <w:rFonts w:ascii="Times New Roman" w:hAnsi="Times New Roman" w:cs="Times New Roman"/>
-          <w:szCs w:val="24"/>
-        </w:rPr>
-        <w:fldChar w:fldCharType="end"/>
-      </w:r>
-    </w:p>
-    <w:p>
-      <w:pPr>
-        <w:pStyle w:val="21"/>
-        <w:tabs>
-          <w:tab w:val="right" w:leader="dot" w:pos="9746"/>
-        </w:tabs>
-      </w:pPr>
-      <w:r>
-        <w:rPr>
-          <w:rFonts w:ascii="Times New Roman" w:hAnsi="Times New Roman" w:cs="Times New Roman"/>
-          <w:szCs w:val="24"/>
-        </w:rPr>
-        <w:fldChar w:fldCharType="begin"/>
-      </w:r>
-      <w:r>
-        <w:rPr>
-          <w:rFonts w:ascii="Times New Roman" w:hAnsi="Times New Roman" w:cs="Times New Roman"/>
-          <w:szCs w:val="24"/>
-        </w:rPr>
-        <w:instrText xml:space="preserve"> HYPERLINK \l _Toc1599250238 </w:instrText>
-      </w:r>
-      <w:r>
-        <w:rPr>
-          <w:rFonts w:ascii="Times New Roman" w:hAnsi="Times New Roman" w:cs="Times New Roman"/>
-          <w:szCs w:val="24"/>
-        </w:rPr>
-        <w:fldChar w:fldCharType="separate"/>
-      </w:r>
-      <w:r>
-        <w:rPr>
-          <w:rFonts w:ascii="Times New Roman" w:hAnsi="Times New Roman" w:cs="Times New Roman"/>
-          <w:szCs w:val="24"/>
-        </w:rPr>
-        <w:t>Basic Information</w:t>
-      </w:r>
-      <w:r>
-        <w:tab/>
-      </w:r>
-      <w:r>
-        <w:fldChar w:fldCharType="begin"/>
-      </w:r>
-      <w:r>
-        <w:instrText xml:space="preserve"> PAGEREF _Toc1599250238 </w:instrText>
-      </w:r>
-      <w:r>
-        <w:fldChar w:fldCharType="separate"/>
-      </w:r>
-      <w:r>
-        <w:t>18</w:t>
-      </w:r>
-      <w:r>
-        <w:fldChar w:fldCharType="end"/>
-      </w:r>
-      <w:r>
-        <w:rPr>
-          <w:rFonts w:ascii="Times New Roman" w:hAnsi="Times New Roman" w:cs="Times New Roman"/>
-          <w:szCs w:val="24"/>
-        </w:rPr>
-        <w:fldChar w:fldCharType="end"/>
-      </w:r>
-    </w:p>
-    <w:p>
-      <w:pPr>
-        <w:pStyle w:val="21"/>
-        <w:tabs>
-          <w:tab w:val="right" w:leader="dot" w:pos="9746"/>
-        </w:tabs>
-      </w:pPr>
-      <w:r>
-        <w:rPr>
-          <w:rFonts w:ascii="Times New Roman" w:hAnsi="Times New Roman" w:cs="Times New Roman"/>
-          <w:szCs w:val="24"/>
-        </w:rPr>
-        <w:fldChar w:fldCharType="begin"/>
-      </w:r>
-      <w:r>
-        <w:rPr>
-          <w:rFonts w:ascii="Times New Roman" w:hAnsi="Times New Roman" w:cs="Times New Roman"/>
-          <w:szCs w:val="24"/>
-        </w:rPr>
-        <w:instrText xml:space="preserve"> HYPERLINK \l _Toc1324858069 </w:instrText>
-      </w:r>
-      <w:r>
-        <w:rPr>
-          <w:rFonts w:ascii="Times New Roman" w:hAnsi="Times New Roman" w:cs="Times New Roman"/>
-          <w:szCs w:val="24"/>
-        </w:rPr>
-        <w:fldChar w:fldCharType="separate"/>
-      </w:r>
-      <w:r>
-        <w:rPr>
-          <w:rFonts w:ascii="Times New Roman" w:hAnsi="Times New Roman" w:cs="Times New Roman"/>
-          <w:szCs w:val="24"/>
-        </w:rPr>
-        <w:t>Background</w:t>
-      </w:r>
-      <w:r>
-        <w:tab/>
-      </w:r>
-      <w:r>
-        <w:fldChar w:fldCharType="begin"/>
-      </w:r>
-      <w:r>
-        <w:instrText xml:space="preserve"> PAGEREF _Toc1324858069 </w:instrText>
-      </w:r>
-      <w:r>
-        <w:fldChar w:fldCharType="separate"/>
-      </w:r>
-      <w:r>
-        <w:t>18</w:t>
-      </w:r>
-      <w:r>
-        <w:fldChar w:fldCharType="end"/>
-      </w:r>
-      <w:r>
-        <w:rPr>
-          <w:rFonts w:ascii="Times New Roman" w:hAnsi="Times New Roman" w:cs="Times New Roman"/>
-          <w:szCs w:val="24"/>
-        </w:rPr>
-        <w:fldChar w:fldCharType="end"/>
-      </w:r>
-    </w:p>
-    <w:p>
-      <w:pPr>
-        <w:pStyle w:val="22"/>
-        <w:tabs>
-          <w:tab w:val="right" w:leader="dot" w:pos="9746"/>
-        </w:tabs>
-      </w:pPr>
-      <w:r>
-        <w:rPr>
-          <w:rFonts w:ascii="Times New Roman" w:hAnsi="Times New Roman" w:cs="Times New Roman"/>
-          <w:szCs w:val="24"/>
-        </w:rPr>
-        <w:fldChar w:fldCharType="begin"/>
-      </w:r>
-      <w:r>
-        <w:rPr>
-          <w:rFonts w:ascii="Times New Roman" w:hAnsi="Times New Roman" w:cs="Times New Roman"/>
-          <w:szCs w:val="24"/>
-        </w:rPr>
-        <w:instrText xml:space="preserve"> HYPERLINK \l _Toc507107385 </w:instrText>
-      </w:r>
-      <w:r>
-        <w:rPr>
-          <w:rFonts w:ascii="Times New Roman" w:hAnsi="Times New Roman" w:cs="Times New Roman"/>
-          <w:szCs w:val="24"/>
-        </w:rPr>
-        <w:fldChar w:fldCharType="separate"/>
-      </w:r>
-      <w:r>
-        <w:rPr>
-          <w:rFonts w:ascii="Times New Roman" w:hAnsi="Times New Roman" w:cs="Times New Roman"/>
-          <w:szCs w:val="24"/>
-        </w:rPr>
-        <w:t>Before the Awakening</w:t>
-      </w:r>
-      <w:r>
-        <w:tab/>
-      </w:r>
-      <w:r>
-        <w:fldChar w:fldCharType="begin"/>
-      </w:r>
-      <w:r>
-        <w:instrText xml:space="preserve"> PAGEREF _Toc507107385 </w:instrText>
-      </w:r>
-      <w:r>
-        <w:fldChar w:fldCharType="separate"/>
-      </w:r>
-      <w:r>
-        <w:t>18</w:t>
-      </w:r>
-      <w:r>
-        <w:fldChar w:fldCharType="end"/>
-      </w:r>
-      <w:r>
-        <w:rPr>
-          <w:rFonts w:ascii="Times New Roman" w:hAnsi="Times New Roman" w:cs="Times New Roman"/>
-          <w:szCs w:val="24"/>
-        </w:rPr>
-        <w:fldChar w:fldCharType="end"/>
-      </w:r>
-    </w:p>
-    <w:p>
-      <w:pPr>
-        <w:pStyle w:val="22"/>
-        <w:tabs>
-          <w:tab w:val="right" w:leader="dot" w:pos="9746"/>
-        </w:tabs>
-      </w:pPr>
-      <w:r>
-        <w:rPr>
-          <w:rFonts w:ascii="Times New Roman" w:hAnsi="Times New Roman" w:cs="Times New Roman"/>
-          <w:szCs w:val="24"/>
-        </w:rPr>
-        <w:fldChar w:fldCharType="begin"/>
-      </w:r>
-      <w:r>
-        <w:rPr>
-          <w:rFonts w:ascii="Times New Roman" w:hAnsi="Times New Roman" w:cs="Times New Roman"/>
-          <w:szCs w:val="24"/>
-        </w:rPr>
-        <w:instrText xml:space="preserve"> HYPERLINK \l _Toc331929326 </w:instrText>
-      </w:r>
-      <w:r>
-        <w:rPr>
-          <w:rFonts w:ascii="Times New Roman" w:hAnsi="Times New Roman" w:cs="Times New Roman"/>
-          <w:szCs w:val="24"/>
-        </w:rPr>
-        <w:fldChar w:fldCharType="separate"/>
-      </w:r>
-      <w:r>
-        <w:rPr>
-          <w:rFonts w:ascii="Times New Roman" w:hAnsi="Times New Roman" w:cs="Times New Roman"/>
-          <w:szCs w:val="24"/>
-        </w:rPr>
-        <w:t>On His 2</w:t>
-      </w:r>
-      <w:r>
-        <w:rPr>
-          <w:rFonts w:ascii="Times New Roman" w:hAnsi="Times New Roman" w:cs="Times New Roman"/>
-          <w:szCs w:val="24"/>
-          <w:lang w:val="en"/>
-        </w:rPr>
-        <w:t>1</w:t>
-      </w:r>
-      <w:r>
-        <w:rPr>
-          <w:rFonts w:ascii="Times New Roman" w:hAnsi="Times New Roman" w:cs="Times New Roman"/>
-          <w:szCs w:val="24"/>
-        </w:rPr>
-        <w:t>th Birthday</w:t>
-      </w:r>
-      <w:r>
-        <w:tab/>
-      </w:r>
-      <w:r>
-        <w:fldChar w:fldCharType="begin"/>
-      </w:r>
-      <w:r>
-        <w:instrText xml:space="preserve"> PAGEREF _Toc331929326 </w:instrText>
-      </w:r>
-      <w:r>
-        <w:fldChar w:fldCharType="separate"/>
-      </w:r>
-      <w:r>
-        <w:t>18</w:t>
-      </w:r>
-      <w:r>
-        <w:fldChar w:fldCharType="end"/>
-      </w:r>
-      <w:r>
-        <w:rPr>
-          <w:rFonts w:ascii="Times New Roman" w:hAnsi="Times New Roman" w:cs="Times New Roman"/>
-          <w:szCs w:val="24"/>
-        </w:rPr>
-        <w:fldChar w:fldCharType="end"/>
-      </w:r>
-    </w:p>
-    <w:p>
-      <w:pPr>
-        <w:pStyle w:val="22"/>
-        <w:tabs>
-          <w:tab w:val="right" w:leader="dot" w:pos="9746"/>
-        </w:tabs>
-      </w:pPr>
-      <w:r>
-        <w:rPr>
-          <w:rFonts w:ascii="Times New Roman" w:hAnsi="Times New Roman" w:cs="Times New Roman"/>
-          <w:szCs w:val="24"/>
-        </w:rPr>
-        <w:fldChar w:fldCharType="begin"/>
-      </w:r>
-      <w:r>
-        <w:rPr>
-          <w:rFonts w:ascii="Times New Roman" w:hAnsi="Times New Roman" w:cs="Times New Roman"/>
-          <w:szCs w:val="24"/>
-        </w:rPr>
-        <w:instrText xml:space="preserve"> HYPERLINK \l _Toc426124328 </w:instrText>
-      </w:r>
-      <w:r>
-        <w:rPr>
-          <w:rFonts w:ascii="Times New Roman" w:hAnsi="Times New Roman" w:cs="Times New Roman"/>
-          <w:szCs w:val="24"/>
-        </w:rPr>
-        <w:fldChar w:fldCharType="separate"/>
-      </w:r>
-      <w:r>
-        <w:rPr>
-          <w:rFonts w:ascii="Times New Roman" w:hAnsi="Times New Roman" w:cs="Times New Roman"/>
-          <w:szCs w:val="24"/>
-        </w:rPr>
-        <w:t>Post-Awakening</w:t>
-      </w:r>
-      <w:r>
-        <w:tab/>
-      </w:r>
-      <w:r>
-        <w:fldChar w:fldCharType="begin"/>
-      </w:r>
-      <w:r>
-        <w:instrText xml:space="preserve"> PAGEREF _Toc426124328 </w:instrText>
-      </w:r>
-      <w:r>
-        <w:fldChar w:fldCharType="separate"/>
-      </w:r>
-      <w:r>
-        <w:t>18</w:t>
-      </w:r>
-      <w:r>
-        <w:fldChar w:fldCharType="end"/>
-      </w:r>
-      <w:r>
-        <w:rPr>
-          <w:rFonts w:ascii="Times New Roman" w:hAnsi="Times New Roman" w:cs="Times New Roman"/>
-          <w:szCs w:val="24"/>
-        </w:rPr>
-        <w:fldChar w:fldCharType="end"/>
-      </w:r>
-    </w:p>
-    <w:p>
-      <w:pPr>
-        <w:pStyle w:val="21"/>
-        <w:tabs>
-          <w:tab w:val="right" w:leader="dot" w:pos="9746"/>
-        </w:tabs>
-      </w:pPr>
-      <w:r>
-        <w:rPr>
-          <w:rFonts w:ascii="Times New Roman" w:hAnsi="Times New Roman" w:cs="Times New Roman"/>
-          <w:szCs w:val="24"/>
-        </w:rPr>
-        <w:fldChar w:fldCharType="begin"/>
-      </w:r>
-      <w:r>
-        <w:rPr>
-          <w:rFonts w:ascii="Times New Roman" w:hAnsi="Times New Roman" w:cs="Times New Roman"/>
-          <w:szCs w:val="24"/>
-        </w:rPr>
-        <w:instrText xml:space="preserve"> HYPERLINK \l _Toc153012032 </w:instrText>
-      </w:r>
-      <w:r>
-        <w:rPr>
-          <w:rFonts w:ascii="Times New Roman" w:hAnsi="Times New Roman" w:cs="Times New Roman"/>
-          <w:szCs w:val="24"/>
-        </w:rPr>
-        <w:fldChar w:fldCharType="separate"/>
-      </w:r>
-      <w:r>
-        <w:rPr>
-          <w:rFonts w:ascii="Times New Roman" w:hAnsi="Times New Roman" w:cs="Times New Roman"/>
-          <w:szCs w:val="24"/>
-        </w:rPr>
-        <w:t>Physical Appearance</w:t>
-      </w:r>
-      <w:r>
-        <w:tab/>
-      </w:r>
-      <w:r>
-        <w:fldChar w:fldCharType="begin"/>
-      </w:r>
-      <w:r>
-        <w:instrText xml:space="preserve"> PAGEREF _Toc153012032 </w:instrText>
-      </w:r>
-      <w:r>
-        <w:fldChar w:fldCharType="separate"/>
-      </w:r>
-      <w:r>
-        <w:t>18</w:t>
-      </w:r>
-      <w:r>
-        <w:fldChar w:fldCharType="end"/>
-      </w:r>
-      <w:r>
-        <w:rPr>
-          <w:rFonts w:ascii="Times New Roman" w:hAnsi="Times New Roman" w:cs="Times New Roman"/>
-          <w:szCs w:val="24"/>
-        </w:rPr>
-        <w:fldChar w:fldCharType="end"/>
-      </w:r>
-    </w:p>
-    <w:p>
-      <w:pPr>
-        <w:pStyle w:val="21"/>
-        <w:tabs>
-          <w:tab w:val="right" w:leader="dot" w:pos="9746"/>
-        </w:tabs>
-      </w:pPr>
-      <w:r>
-        <w:rPr>
-          <w:rFonts w:ascii="Times New Roman" w:hAnsi="Times New Roman" w:cs="Times New Roman"/>
-          <w:szCs w:val="24"/>
-        </w:rPr>
-        <w:fldChar w:fldCharType="begin"/>
-      </w:r>
-      <w:r>
-        <w:rPr>
-          <w:rFonts w:ascii="Times New Roman" w:hAnsi="Times New Roman" w:cs="Times New Roman"/>
-          <w:szCs w:val="24"/>
-        </w:rPr>
-        <w:instrText xml:space="preserve"> HYPERLINK \l _Toc2047543644 </w:instrText>
-      </w:r>
-      <w:r>
-        <w:rPr>
-          <w:rFonts w:ascii="Times New Roman" w:hAnsi="Times New Roman" w:cs="Times New Roman"/>
-          <w:szCs w:val="24"/>
-        </w:rPr>
-        <w:fldChar w:fldCharType="separate"/>
-      </w:r>
-      <w:r>
-        <w:rPr>
-          <w:rFonts w:ascii="Times New Roman" w:hAnsi="Times New Roman" w:cs="Times New Roman"/>
-          <w:szCs w:val="24"/>
-        </w:rPr>
-        <w:t>Personality</w:t>
-      </w:r>
-      <w:r>
-        <w:tab/>
-      </w:r>
-      <w:r>
-        <w:fldChar w:fldCharType="begin"/>
-      </w:r>
-      <w:r>
-        <w:instrText xml:space="preserve"> PAGEREF _Toc2047543644 </w:instrText>
-      </w:r>
-      <w:r>
-        <w:fldChar w:fldCharType="separate"/>
-      </w:r>
-      <w:r>
-        <w:t>19</w:t>
-      </w:r>
-      <w:r>
-        <w:fldChar w:fldCharType="end"/>
-      </w:r>
-      <w:r>
-        <w:rPr>
-          <w:rFonts w:ascii="Times New Roman" w:hAnsi="Times New Roman" w:cs="Times New Roman"/>
-          <w:szCs w:val="24"/>
-        </w:rPr>
-        <w:fldChar w:fldCharType="end"/>
-      </w:r>
-    </w:p>
-    <w:p>
-      <w:pPr>
-        <w:pStyle w:val="21"/>
-        <w:tabs>
-          <w:tab w:val="right" w:leader="dot" w:pos="9746"/>
-        </w:tabs>
-      </w:pPr>
-      <w:r>
-        <w:rPr>
-          <w:rFonts w:ascii="Times New Roman" w:hAnsi="Times New Roman" w:cs="Times New Roman"/>
-          <w:szCs w:val="24"/>
-        </w:rPr>
-        <w:fldChar w:fldCharType="begin"/>
-      </w:r>
-      <w:r>
-        <w:rPr>
-          <w:rFonts w:ascii="Times New Roman" w:hAnsi="Times New Roman" w:cs="Times New Roman"/>
-          <w:szCs w:val="24"/>
-        </w:rPr>
-        <w:instrText xml:space="preserve"> HYPERLINK \l _Toc805318729 </w:instrText>
-      </w:r>
-      <w:r>
-        <w:rPr>
-          <w:rFonts w:ascii="Times New Roman" w:hAnsi="Times New Roman" w:cs="Times New Roman"/>
-          <w:szCs w:val="24"/>
-        </w:rPr>
-        <w:fldChar w:fldCharType="separate"/>
-      </w:r>
-      <w:r>
-        <w:rPr>
-          <w:rFonts w:ascii="Times New Roman" w:hAnsi="Times New Roman" w:cs="Times New Roman"/>
-          <w:szCs w:val="24"/>
-        </w:rPr>
-        <w:t>Abilities</w:t>
-      </w:r>
-      <w:r>
-        <w:tab/>
-      </w:r>
-      <w:r>
-        <w:fldChar w:fldCharType="begin"/>
-      </w:r>
-      <w:r>
-        <w:instrText xml:space="preserve"> PAGEREF _Toc805318729 </w:instrText>
-      </w:r>
-      <w:r>
-        <w:fldChar w:fldCharType="separate"/>
-      </w:r>
-      <w:r>
-        <w:t>19</w:t>
-      </w:r>
-      <w:r>
-        <w:fldChar w:fldCharType="end"/>
-      </w:r>
-      <w:r>
-        <w:rPr>
-          <w:rFonts w:ascii="Times New Roman" w:hAnsi="Times New Roman" w:cs="Times New Roman"/>
-          <w:szCs w:val="24"/>
-        </w:rPr>
-        <w:fldChar w:fldCharType="end"/>
-      </w:r>
-    </w:p>
-    <w:p>
-      <w:pPr>
-        <w:pStyle w:val="21"/>
-        <w:tabs>
-          <w:tab w:val="right" w:leader="dot" w:pos="9746"/>
-        </w:tabs>
-      </w:pPr>
-      <w:r>
-        <w:rPr>
-          <w:rFonts w:ascii="Times New Roman" w:hAnsi="Times New Roman" w:cs="Times New Roman"/>
-          <w:szCs w:val="24"/>
-        </w:rPr>
-        <w:fldChar w:fldCharType="begin"/>
-      </w:r>
-      <w:r>
-        <w:rPr>
-          <w:rFonts w:ascii="Times New Roman" w:hAnsi="Times New Roman" w:cs="Times New Roman"/>
-          <w:szCs w:val="24"/>
-        </w:rPr>
-        <w:instrText xml:space="preserve"> HYPERLINK \l _Toc2117485493 </w:instrText>
-      </w:r>
-      <w:r>
-        <w:rPr>
-          <w:rFonts w:ascii="Times New Roman" w:hAnsi="Times New Roman" w:cs="Times New Roman"/>
-          <w:szCs w:val="24"/>
-        </w:rPr>
-        <w:fldChar w:fldCharType="separate"/>
-      </w:r>
-      <w:r>
-        <w:rPr>
-          <w:rFonts w:ascii="Times New Roman" w:hAnsi="Times New Roman" w:cs="Times New Roman"/>
-          <w:szCs w:val="24"/>
-        </w:rPr>
-        <w:t>Weaknesses</w:t>
-      </w:r>
-      <w:r>
-        <w:tab/>
-      </w:r>
-      <w:r>
-        <w:fldChar w:fldCharType="begin"/>
-      </w:r>
-      <w:r>
-        <w:instrText xml:space="preserve"> PAGEREF _Toc2117485493 </w:instrText>
-      </w:r>
-      <w:r>
-        <w:fldChar w:fldCharType="separate"/>
-      </w:r>
-      <w:r>
-        <w:t>19</w:t>
-      </w:r>
-      <w:r>
-        <w:fldChar w:fldCharType="end"/>
-      </w:r>
-      <w:r>
-        <w:rPr>
-          <w:rFonts w:ascii="Times New Roman" w:hAnsi="Times New Roman" w:cs="Times New Roman"/>
-          <w:szCs w:val="24"/>
-        </w:rPr>
-        <w:fldChar w:fldCharType="end"/>
-      </w:r>
-    </w:p>
-    <w:p>
-      <w:pPr>
-        <w:pStyle w:val="21"/>
-        <w:tabs>
-          <w:tab w:val="right" w:leader="dot" w:pos="9746"/>
-        </w:tabs>
-      </w:pPr>
-      <w:r>
-        <w:rPr>
-          <w:rFonts w:ascii="Times New Roman" w:hAnsi="Times New Roman" w:cs="Times New Roman"/>
-          <w:szCs w:val="24"/>
-        </w:rPr>
-        <w:fldChar w:fldCharType="begin"/>
-      </w:r>
-      <w:r>
-        <w:rPr>
-          <w:rFonts w:ascii="Times New Roman" w:hAnsi="Times New Roman" w:cs="Times New Roman"/>
-          <w:szCs w:val="24"/>
-        </w:rPr>
-        <w:instrText xml:space="preserve"> HYPERLINK \l _Toc1278308948 </w:instrText>
-      </w:r>
-      <w:r>
-        <w:rPr>
-          <w:rFonts w:ascii="Times New Roman" w:hAnsi="Times New Roman" w:cs="Times New Roman"/>
-          <w:szCs w:val="24"/>
-        </w:rPr>
-        <w:fldChar w:fldCharType="separate"/>
-      </w:r>
-      <w:r>
-        <w:rPr>
-          <w:rFonts w:ascii="Times New Roman" w:hAnsi="Times New Roman" w:cs="Times New Roman"/>
-          <w:szCs w:val="24"/>
-        </w:rPr>
-        <w:t>Equipment &amp; Gear</w:t>
-      </w:r>
-      <w:r>
-        <w:tab/>
-      </w:r>
-      <w:r>
-        <w:fldChar w:fldCharType="begin"/>
-      </w:r>
-      <w:r>
-        <w:instrText xml:space="preserve"> PAGEREF _Toc1278308948 </w:instrText>
-      </w:r>
-      <w:r>
-        <w:fldChar w:fldCharType="separate"/>
-      </w:r>
-      <w:r>
-        <w:t>19</w:t>
-      </w:r>
-      <w:r>
-        <w:fldChar w:fldCharType="end"/>
-      </w:r>
-      <w:r>
-        <w:rPr>
-          <w:rFonts w:ascii="Times New Roman" w:hAnsi="Times New Roman" w:cs="Times New Roman"/>
-          <w:szCs w:val="24"/>
-        </w:rPr>
-        <w:fldChar w:fldCharType="end"/>
-      </w:r>
-    </w:p>
-    <w:p>
-      <w:pPr>
-        <w:pStyle w:val="22"/>
-        <w:tabs>
-          <w:tab w:val="right" w:leader="dot" w:pos="9746"/>
-        </w:tabs>
-      </w:pPr>
-      <w:r>
-        <w:rPr>
-          <w:rFonts w:ascii="Times New Roman" w:hAnsi="Times New Roman" w:cs="Times New Roman"/>
-          <w:szCs w:val="24"/>
-        </w:rPr>
-        <w:fldChar w:fldCharType="begin"/>
-      </w:r>
-      <w:r>
-        <w:rPr>
-          <w:rFonts w:ascii="Times New Roman" w:hAnsi="Times New Roman" w:cs="Times New Roman"/>
-          <w:szCs w:val="24"/>
-        </w:rPr>
-        <w:instrText xml:space="preserve"> HYPERLINK \l _Toc327953622 </w:instrText>
-      </w:r>
-      <w:r>
-        <w:rPr>
-          <w:rFonts w:ascii="Times New Roman" w:hAnsi="Times New Roman" w:cs="Times New Roman"/>
-          <w:szCs w:val="24"/>
-        </w:rPr>
-        <w:fldChar w:fldCharType="separate"/>
-      </w:r>
-      <w:r>
-        <w:rPr>
-          <w:rFonts w:ascii="Times New Roman" w:hAnsi="Times New Roman" w:cs="Times New Roman"/>
-          <w:szCs w:val="24"/>
-        </w:rPr>
-        <w:t>Hybrid Spear</w:t>
-      </w:r>
-      <w:r>
-        <w:tab/>
-      </w:r>
-      <w:r>
-        <w:fldChar w:fldCharType="begin"/>
-      </w:r>
-      <w:r>
-        <w:instrText xml:space="preserve"> PAGEREF _Toc327953622 </w:instrText>
-      </w:r>
-      <w:r>
-        <w:fldChar w:fldCharType="separate"/>
-      </w:r>
-      <w:r>
-        <w:t>19</w:t>
-      </w:r>
-      <w:r>
-        <w:fldChar w:fldCharType="end"/>
-      </w:r>
-      <w:r>
-        <w:rPr>
-          <w:rFonts w:ascii="Times New Roman" w:hAnsi="Times New Roman" w:cs="Times New Roman"/>
-          <w:szCs w:val="24"/>
-        </w:rPr>
-        <w:fldChar w:fldCharType="end"/>
-      </w:r>
-    </w:p>
-    <w:p>
-      <w:pPr>
-        <w:pStyle w:val="22"/>
-        <w:tabs>
-          <w:tab w:val="right" w:leader="dot" w:pos="9746"/>
-        </w:tabs>
-      </w:pPr>
-      <w:r>
-        <w:rPr>
-          <w:rFonts w:ascii="Times New Roman" w:hAnsi="Times New Roman" w:cs="Times New Roman"/>
-          <w:szCs w:val="24"/>
-        </w:rPr>
-        <w:fldChar w:fldCharType="begin"/>
-      </w:r>
-      <w:r>
-        <w:rPr>
-          <w:rFonts w:ascii="Times New Roman" w:hAnsi="Times New Roman" w:cs="Times New Roman"/>
-          <w:szCs w:val="24"/>
-        </w:rPr>
-        <w:instrText xml:space="preserve"> HYPERLINK \l _Toc424598626 </w:instrText>
-      </w:r>
-      <w:r>
-        <w:rPr>
-          <w:rFonts w:ascii="Times New Roman" w:hAnsi="Times New Roman" w:cs="Times New Roman"/>
-          <w:szCs w:val="24"/>
-        </w:rPr>
-        <w:fldChar w:fldCharType="separate"/>
-      </w:r>
-      <w:r>
-        <w:rPr>
-          <w:rFonts w:ascii="Times New Roman" w:hAnsi="Times New Roman" w:cs="Times New Roman"/>
-          <w:szCs w:val="24"/>
-        </w:rPr>
-        <w:t>IRIS (Integrated Reactive Intelligence System)</w:t>
-      </w:r>
-      <w:r>
-        <w:tab/>
-      </w:r>
-      <w:r>
-        <w:fldChar w:fldCharType="begin"/>
-      </w:r>
-      <w:r>
-        <w:instrText xml:space="preserve"> PAGEREF _Toc424598626 </w:instrText>
-      </w:r>
-      <w:r>
-        <w:fldChar w:fldCharType="separate"/>
-      </w:r>
-      <w:r>
-        <w:t>20</w:t>
-      </w:r>
-      <w:r>
-        <w:fldChar w:fldCharType="end"/>
-      </w:r>
-      <w:r>
-        <w:rPr>
-          <w:rFonts w:ascii="Times New Roman" w:hAnsi="Times New Roman" w:cs="Times New Roman"/>
-          <w:szCs w:val="24"/>
-        </w:rPr>
-        <w:fldChar w:fldCharType="end"/>
-      </w:r>
-    </w:p>
-    <w:p>
-      <w:pPr>
-        <w:pStyle w:val="21"/>
-        <w:tabs>
-          <w:tab w:val="right" w:leader="dot" w:pos="9746"/>
-        </w:tabs>
-      </w:pPr>
-      <w:r>
-        <w:rPr>
-          <w:rFonts w:ascii="Times New Roman" w:hAnsi="Times New Roman" w:cs="Times New Roman"/>
-          <w:szCs w:val="24"/>
-        </w:rPr>
-        <w:fldChar w:fldCharType="begin"/>
-      </w:r>
-      <w:r>
-        <w:rPr>
-          <w:rFonts w:ascii="Times New Roman" w:hAnsi="Times New Roman" w:cs="Times New Roman"/>
-          <w:szCs w:val="24"/>
-        </w:rPr>
-        <w:instrText xml:space="preserve"> HYPERLINK \l _Toc1273134160 </w:instrText>
-      </w:r>
-      <w:r>
-        <w:rPr>
-          <w:rFonts w:ascii="Times New Roman" w:hAnsi="Times New Roman" w:cs="Times New Roman"/>
-          <w:szCs w:val="24"/>
-        </w:rPr>
-        <w:fldChar w:fldCharType="separate"/>
-      </w:r>
-      <w:r>
-        <w:rPr>
-          <w:rFonts w:ascii="Times New Roman" w:hAnsi="Times New Roman" w:cs="Times New Roman"/>
-          <w:szCs w:val="24"/>
-        </w:rPr>
-        <w:t>Post-Awakening Progress</w:t>
-      </w:r>
-      <w:r>
-        <w:tab/>
-      </w:r>
-      <w:r>
-        <w:fldChar w:fldCharType="begin"/>
-      </w:r>
-      <w:r>
-        <w:instrText xml:space="preserve"> PAGEREF _Toc1273134160 </w:instrText>
-      </w:r>
-      <w:r>
-        <w:fldChar w:fldCharType="separate"/>
-      </w:r>
-      <w:r>
-        <w:t>20</w:t>
+        <w:t>23</w:t>
       </w:r>
       <w:r>
         <w:fldChar w:fldCharType="end"/>
@@ -2439,7 +1829,7 @@
           <w:rFonts w:ascii="Times New Roman" w:hAnsi="Times New Roman" w:cs="Times New Roman"/>
           <w:szCs w:val="24"/>
         </w:rPr>
-        <w:instrText xml:space="preserve"> HYPERLINK \l _Toc1955135029 </w:instrText>
+        <w:instrText xml:space="preserve"> HYPERLINK \l _Toc2111724171 </w:instrText>
       </w:r>
       <w:r>
         <w:rPr>
@@ -2450,10 +1840,10 @@
       </w:r>
       <w:r>
         <w:rPr>
-          <w:rFonts w:ascii="Times New Roman" w:hAnsi="Times New Roman" w:cs="Times New Roman"/>
-          <w:szCs w:val="24"/>
-        </w:rPr>
-        <w:t>IRIS Status Reports - Kael Ardyn</w:t>
+          <w:szCs w:val="24"/>
+          <w:lang w:val="en"/>
+        </w:rPr>
+        <w:t>Chapter 3</w:t>
       </w:r>
       <w:r>
         <w:tab/>
@@ -2462,623 +1852,13 @@
         <w:fldChar w:fldCharType="begin"/>
       </w:r>
       <w:r>
-        <w:instrText xml:space="preserve"> PAGEREF _Toc1955135029 </w:instrText>
+        <w:instrText xml:space="preserve"> PAGEREF _Toc2111724171 </w:instrText>
       </w:r>
       <w:r>
         <w:fldChar w:fldCharType="separate"/>
       </w:r>
       <w:r>
-        <w:t>20</w:t>
-      </w:r>
-      <w:r>
-        <w:fldChar w:fldCharType="end"/>
-      </w:r>
-      <w:r>
-        <w:rPr>
-          <w:rFonts w:ascii="Times New Roman" w:hAnsi="Times New Roman" w:cs="Times New Roman"/>
-          <w:szCs w:val="24"/>
-        </w:rPr>
-        <w:fldChar w:fldCharType="end"/>
-      </w:r>
-    </w:p>
-    <w:p>
-      <w:pPr>
-        <w:pStyle w:val="21"/>
-        <w:tabs>
-          <w:tab w:val="right" w:leader="dot" w:pos="9746"/>
-        </w:tabs>
-      </w:pPr>
-      <w:r>
-        <w:rPr>
-          <w:rFonts w:ascii="Times New Roman" w:hAnsi="Times New Roman" w:cs="Times New Roman"/>
-          <w:szCs w:val="24"/>
-        </w:rPr>
-        <w:fldChar w:fldCharType="begin"/>
-      </w:r>
-      <w:r>
-        <w:rPr>
-          <w:rFonts w:ascii="Times New Roman" w:hAnsi="Times New Roman" w:cs="Times New Roman"/>
-          <w:szCs w:val="24"/>
-        </w:rPr>
-        <w:instrText xml:space="preserve"> HYPERLINK \l _Toc2072600595 </w:instrText>
-      </w:r>
-      <w:r>
-        <w:rPr>
-          <w:rFonts w:ascii="Times New Roman" w:hAnsi="Times New Roman" w:cs="Times New Roman"/>
-          <w:szCs w:val="24"/>
-        </w:rPr>
-        <w:fldChar w:fldCharType="separate"/>
-      </w:r>
-      <w:r>
-        <w:rPr>
-          <w:rFonts w:ascii="Times New Roman" w:hAnsi="Times New Roman" w:cs="Times New Roman"/>
-          <w:szCs w:val="24"/>
-        </w:rPr>
-        <w:t>Post-Awakening Report (Current Status)</w:t>
-      </w:r>
-      <w:r>
-        <w:tab/>
-      </w:r>
-      <w:r>
-        <w:fldChar w:fldCharType="begin"/>
-      </w:r>
-      <w:r>
-        <w:instrText xml:space="preserve"> PAGEREF _Toc2072600595 </w:instrText>
-      </w:r>
-      <w:r>
-        <w:fldChar w:fldCharType="separate"/>
-      </w:r>
-      <w:r>
-        <w:t>20</w:t>
-      </w:r>
-      <w:r>
-        <w:fldChar w:fldCharType="end"/>
-      </w:r>
-      <w:r>
-        <w:rPr>
-          <w:rFonts w:ascii="Times New Roman" w:hAnsi="Times New Roman" w:cs="Times New Roman"/>
-          <w:szCs w:val="24"/>
-        </w:rPr>
-        <w:fldChar w:fldCharType="end"/>
-      </w:r>
-    </w:p>
-    <w:p>
-      <w:pPr>
-        <w:pStyle w:val="22"/>
-        <w:tabs>
-          <w:tab w:val="right" w:leader="dot" w:pos="9746"/>
-        </w:tabs>
-      </w:pPr>
-      <w:r>
-        <w:rPr>
-          <w:rFonts w:ascii="Times New Roman" w:hAnsi="Times New Roman" w:cs="Times New Roman"/>
-          <w:szCs w:val="24"/>
-        </w:rPr>
-        <w:fldChar w:fldCharType="begin"/>
-      </w:r>
-      <w:r>
-        <w:rPr>
-          <w:rFonts w:ascii="Times New Roman" w:hAnsi="Times New Roman" w:cs="Times New Roman"/>
-          <w:szCs w:val="24"/>
-        </w:rPr>
-        <w:instrText xml:space="preserve"> HYPERLINK \l _Toc1544154134 </w:instrText>
-      </w:r>
-      <w:r>
-        <w:rPr>
-          <w:rFonts w:ascii="Times New Roman" w:hAnsi="Times New Roman" w:cs="Times New Roman"/>
-          <w:szCs w:val="24"/>
-        </w:rPr>
-        <w:fldChar w:fldCharType="separate"/>
-      </w:r>
-      <w:r>
-        <w:rPr>
-          <w:rFonts w:ascii="Times New Roman" w:hAnsi="Times New Roman" w:cs="Times New Roman"/>
-          <w:szCs w:val="24"/>
-        </w:rPr>
-        <w:t>Core Vitals</w:t>
-      </w:r>
-      <w:r>
-        <w:tab/>
-      </w:r>
-      <w:r>
-        <w:fldChar w:fldCharType="begin"/>
-      </w:r>
-      <w:r>
-        <w:instrText xml:space="preserve"> PAGEREF _Toc1544154134 </w:instrText>
-      </w:r>
-      <w:r>
-        <w:fldChar w:fldCharType="separate"/>
-      </w:r>
-      <w:r>
-        <w:t>20</w:t>
-      </w:r>
-      <w:r>
-        <w:fldChar w:fldCharType="end"/>
-      </w:r>
-      <w:r>
-        <w:rPr>
-          <w:rFonts w:ascii="Times New Roman" w:hAnsi="Times New Roman" w:cs="Times New Roman"/>
-          <w:szCs w:val="24"/>
-        </w:rPr>
-        <w:fldChar w:fldCharType="end"/>
-      </w:r>
-    </w:p>
-    <w:p>
-      <w:pPr>
-        <w:pStyle w:val="22"/>
-        <w:tabs>
-          <w:tab w:val="right" w:leader="dot" w:pos="9746"/>
-        </w:tabs>
-      </w:pPr>
-      <w:r>
-        <w:rPr>
-          <w:rFonts w:ascii="Times New Roman" w:hAnsi="Times New Roman" w:cs="Times New Roman"/>
-          <w:szCs w:val="24"/>
-        </w:rPr>
-        <w:fldChar w:fldCharType="begin"/>
-      </w:r>
-      <w:r>
-        <w:rPr>
-          <w:rFonts w:ascii="Times New Roman" w:hAnsi="Times New Roman" w:cs="Times New Roman"/>
-          <w:szCs w:val="24"/>
-        </w:rPr>
-        <w:instrText xml:space="preserve"> HYPERLINK \l _Toc489726484 </w:instrText>
-      </w:r>
-      <w:r>
-        <w:rPr>
-          <w:rFonts w:ascii="Times New Roman" w:hAnsi="Times New Roman" w:cs="Times New Roman"/>
-          <w:szCs w:val="24"/>
-        </w:rPr>
-        <w:fldChar w:fldCharType="separate"/>
-      </w:r>
-      <w:r>
-        <w:rPr>
-          <w:rFonts w:ascii="Times New Roman" w:hAnsi="Times New Roman" w:cs="Times New Roman"/>
-          <w:szCs w:val="24"/>
-        </w:rPr>
-        <w:t>Physical Capacity</w:t>
-      </w:r>
-      <w:r>
-        <w:tab/>
-      </w:r>
-      <w:r>
-        <w:fldChar w:fldCharType="begin"/>
-      </w:r>
-      <w:r>
-        <w:instrText xml:space="preserve"> PAGEREF _Toc489726484 </w:instrText>
-      </w:r>
-      <w:r>
-        <w:fldChar w:fldCharType="separate"/>
-      </w:r>
-      <w:r>
-        <w:t>21</w:t>
-      </w:r>
-      <w:r>
-        <w:fldChar w:fldCharType="end"/>
-      </w:r>
-      <w:r>
-        <w:rPr>
-          <w:rFonts w:ascii="Times New Roman" w:hAnsi="Times New Roman" w:cs="Times New Roman"/>
-          <w:szCs w:val="24"/>
-        </w:rPr>
-        <w:fldChar w:fldCharType="end"/>
-      </w:r>
-    </w:p>
-    <w:p>
-      <w:pPr>
-        <w:pStyle w:val="22"/>
-        <w:tabs>
-          <w:tab w:val="right" w:leader="dot" w:pos="9746"/>
-        </w:tabs>
-      </w:pPr>
-      <w:r>
-        <w:rPr>
-          <w:rFonts w:ascii="Times New Roman" w:hAnsi="Times New Roman" w:cs="Times New Roman"/>
-          <w:szCs w:val="24"/>
-        </w:rPr>
-        <w:fldChar w:fldCharType="begin"/>
-      </w:r>
-      <w:r>
-        <w:rPr>
-          <w:rFonts w:ascii="Times New Roman" w:hAnsi="Times New Roman" w:cs="Times New Roman"/>
-          <w:szCs w:val="24"/>
-        </w:rPr>
-        <w:instrText xml:space="preserve"> HYPERLINK \l _Toc1062788035 </w:instrText>
-      </w:r>
-      <w:r>
-        <w:rPr>
-          <w:rFonts w:ascii="Times New Roman" w:hAnsi="Times New Roman" w:cs="Times New Roman"/>
-          <w:szCs w:val="24"/>
-        </w:rPr>
-        <w:fldChar w:fldCharType="separate"/>
-      </w:r>
-      <w:r>
-        <w:rPr>
-          <w:rFonts w:ascii="Times New Roman" w:hAnsi="Times New Roman" w:cs="Times New Roman"/>
-          <w:szCs w:val="24"/>
-        </w:rPr>
-        <w:t>Health Status</w:t>
-      </w:r>
-      <w:r>
-        <w:tab/>
-      </w:r>
-      <w:r>
-        <w:fldChar w:fldCharType="begin"/>
-      </w:r>
-      <w:r>
-        <w:instrText xml:space="preserve"> PAGEREF _Toc1062788035 </w:instrText>
-      </w:r>
-      <w:r>
-        <w:fldChar w:fldCharType="separate"/>
-      </w:r>
-      <w:r>
-        <w:t>21</w:t>
-      </w:r>
-      <w:r>
-        <w:fldChar w:fldCharType="end"/>
-      </w:r>
-      <w:r>
-        <w:rPr>
-          <w:rFonts w:ascii="Times New Roman" w:hAnsi="Times New Roman" w:cs="Times New Roman"/>
-          <w:szCs w:val="24"/>
-        </w:rPr>
-        <w:fldChar w:fldCharType="end"/>
-      </w:r>
-    </w:p>
-    <w:p>
-      <w:pPr>
-        <w:pStyle w:val="22"/>
-        <w:tabs>
-          <w:tab w:val="right" w:leader="dot" w:pos="9746"/>
-        </w:tabs>
-      </w:pPr>
-      <w:r>
-        <w:rPr>
-          <w:rFonts w:ascii="Times New Roman" w:hAnsi="Times New Roman" w:cs="Times New Roman"/>
-          <w:szCs w:val="24"/>
-        </w:rPr>
-        <w:fldChar w:fldCharType="begin"/>
-      </w:r>
-      <w:r>
-        <w:rPr>
-          <w:rFonts w:ascii="Times New Roman" w:hAnsi="Times New Roman" w:cs="Times New Roman"/>
-          <w:szCs w:val="24"/>
-        </w:rPr>
-        <w:instrText xml:space="preserve"> HYPERLINK \l _Toc2130878388 </w:instrText>
-      </w:r>
-      <w:r>
-        <w:rPr>
-          <w:rFonts w:ascii="Times New Roman" w:hAnsi="Times New Roman" w:cs="Times New Roman"/>
-          <w:szCs w:val="24"/>
-        </w:rPr>
-        <w:fldChar w:fldCharType="separate"/>
-      </w:r>
-      <w:r>
-        <w:rPr>
-          <w:rFonts w:ascii="Times New Roman" w:hAnsi="Times New Roman" w:cs="Times New Roman"/>
-          <w:szCs w:val="24"/>
-        </w:rPr>
-        <w:t>Core Attributes</w:t>
-      </w:r>
-      <w:r>
-        <w:tab/>
-      </w:r>
-      <w:r>
-        <w:fldChar w:fldCharType="begin"/>
-      </w:r>
-      <w:r>
-        <w:instrText xml:space="preserve"> PAGEREF _Toc2130878388 </w:instrText>
-      </w:r>
-      <w:r>
-        <w:fldChar w:fldCharType="separate"/>
-      </w:r>
-      <w:r>
-        <w:t>21</w:t>
-      </w:r>
-      <w:r>
-        <w:fldChar w:fldCharType="end"/>
-      </w:r>
-      <w:r>
-        <w:rPr>
-          <w:rFonts w:ascii="Times New Roman" w:hAnsi="Times New Roman" w:cs="Times New Roman"/>
-          <w:szCs w:val="24"/>
-        </w:rPr>
-        <w:fldChar w:fldCharType="end"/>
-      </w:r>
-    </w:p>
-    <w:p>
-      <w:pPr>
-        <w:pStyle w:val="21"/>
-        <w:tabs>
-          <w:tab w:val="right" w:leader="dot" w:pos="9746"/>
-        </w:tabs>
-      </w:pPr>
-      <w:r>
-        <w:rPr>
-          <w:rFonts w:ascii="Times New Roman" w:hAnsi="Times New Roman" w:cs="Times New Roman"/>
-          <w:szCs w:val="24"/>
-        </w:rPr>
-        <w:fldChar w:fldCharType="begin"/>
-      </w:r>
-      <w:r>
-        <w:rPr>
-          <w:rFonts w:ascii="Times New Roman" w:hAnsi="Times New Roman" w:cs="Times New Roman"/>
-          <w:szCs w:val="24"/>
-        </w:rPr>
-        <w:instrText xml:space="preserve"> HYPERLINK \l _Toc1463432399 </w:instrText>
-      </w:r>
-      <w:r>
-        <w:rPr>
-          <w:rFonts w:ascii="Times New Roman" w:hAnsi="Times New Roman" w:cs="Times New Roman"/>
-          <w:szCs w:val="24"/>
-        </w:rPr>
-        <w:fldChar w:fldCharType="separate"/>
-      </w:r>
-      <w:r>
-        <w:rPr>
-          <w:rFonts w:ascii="Times New Roman" w:hAnsi="Times New Roman" w:cs="Times New Roman"/>
-          <w:szCs w:val="24"/>
-        </w:rPr>
-        <w:t>Pre-Awakening Report (Historical Data)</w:t>
-      </w:r>
-      <w:r>
-        <w:tab/>
-      </w:r>
-      <w:r>
-        <w:fldChar w:fldCharType="begin"/>
-      </w:r>
-      <w:r>
-        <w:instrText xml:space="preserve"> PAGEREF _Toc1463432399 </w:instrText>
-      </w:r>
-      <w:r>
-        <w:fldChar w:fldCharType="separate"/>
-      </w:r>
-      <w:r>
-        <w:t>22</w:t>
-      </w:r>
-      <w:r>
-        <w:fldChar w:fldCharType="end"/>
-      </w:r>
-      <w:r>
-        <w:rPr>
-          <w:rFonts w:ascii="Times New Roman" w:hAnsi="Times New Roman" w:cs="Times New Roman"/>
-          <w:szCs w:val="24"/>
-        </w:rPr>
-        <w:fldChar w:fldCharType="end"/>
-      </w:r>
-    </w:p>
-    <w:p>
-      <w:pPr>
-        <w:pStyle w:val="22"/>
-        <w:tabs>
-          <w:tab w:val="right" w:leader="dot" w:pos="9746"/>
-        </w:tabs>
-      </w:pPr>
-      <w:r>
-        <w:rPr>
-          <w:rFonts w:ascii="Times New Roman" w:hAnsi="Times New Roman" w:cs="Times New Roman"/>
-          <w:szCs w:val="24"/>
-        </w:rPr>
-        <w:fldChar w:fldCharType="begin"/>
-      </w:r>
-      <w:r>
-        <w:rPr>
-          <w:rFonts w:ascii="Times New Roman" w:hAnsi="Times New Roman" w:cs="Times New Roman"/>
-          <w:szCs w:val="24"/>
-        </w:rPr>
-        <w:instrText xml:space="preserve"> HYPERLINK \l _Toc1104840269 </w:instrText>
-      </w:r>
-      <w:r>
-        <w:rPr>
-          <w:rFonts w:ascii="Times New Roman" w:hAnsi="Times New Roman" w:cs="Times New Roman"/>
-          <w:szCs w:val="24"/>
-        </w:rPr>
-        <w:fldChar w:fldCharType="separate"/>
-      </w:r>
-      <w:r>
-        <w:rPr>
-          <w:rFonts w:ascii="Times New Roman" w:hAnsi="Times New Roman" w:cs="Times New Roman"/>
-          <w:szCs w:val="24"/>
-        </w:rPr>
-        <w:t>Core Vitals</w:t>
-      </w:r>
-      <w:r>
-        <w:tab/>
-      </w:r>
-      <w:r>
-        <w:fldChar w:fldCharType="begin"/>
-      </w:r>
-      <w:r>
-        <w:instrText xml:space="preserve"> PAGEREF _Toc1104840269 </w:instrText>
-      </w:r>
-      <w:r>
-        <w:fldChar w:fldCharType="separate"/>
-      </w:r>
-      <w:r>
-        <w:t>22</w:t>
-      </w:r>
-      <w:r>
-        <w:fldChar w:fldCharType="end"/>
-      </w:r>
-      <w:r>
-        <w:rPr>
-          <w:rFonts w:ascii="Times New Roman" w:hAnsi="Times New Roman" w:cs="Times New Roman"/>
-          <w:szCs w:val="24"/>
-        </w:rPr>
-        <w:fldChar w:fldCharType="end"/>
-      </w:r>
-    </w:p>
-    <w:p>
-      <w:pPr>
-        <w:pStyle w:val="22"/>
-        <w:tabs>
-          <w:tab w:val="right" w:leader="dot" w:pos="9746"/>
-        </w:tabs>
-      </w:pPr>
-      <w:r>
-        <w:rPr>
-          <w:rFonts w:ascii="Times New Roman" w:hAnsi="Times New Roman" w:cs="Times New Roman"/>
-          <w:szCs w:val="24"/>
-        </w:rPr>
-        <w:fldChar w:fldCharType="begin"/>
-      </w:r>
-      <w:r>
-        <w:rPr>
-          <w:rFonts w:ascii="Times New Roman" w:hAnsi="Times New Roman" w:cs="Times New Roman"/>
-          <w:szCs w:val="24"/>
-        </w:rPr>
-        <w:instrText xml:space="preserve"> HYPERLINK \l _Toc2111733192 </w:instrText>
-      </w:r>
-      <w:r>
-        <w:rPr>
-          <w:rFonts w:ascii="Times New Roman" w:hAnsi="Times New Roman" w:cs="Times New Roman"/>
-          <w:szCs w:val="24"/>
-        </w:rPr>
-        <w:fldChar w:fldCharType="separate"/>
-      </w:r>
-      <w:r>
-        <w:rPr>
-          <w:rFonts w:ascii="Times New Roman" w:hAnsi="Times New Roman" w:cs="Times New Roman"/>
-          <w:szCs w:val="24"/>
-        </w:rPr>
-        <w:t>Physical Capacity</w:t>
-      </w:r>
-      <w:r>
-        <w:tab/>
-      </w:r>
-      <w:r>
-        <w:fldChar w:fldCharType="begin"/>
-      </w:r>
-      <w:r>
-        <w:instrText xml:space="preserve"> PAGEREF _Toc2111733192 </w:instrText>
-      </w:r>
-      <w:r>
-        <w:fldChar w:fldCharType="separate"/>
-      </w:r>
-      <w:r>
-        <w:t>23</w:t>
-      </w:r>
-      <w:r>
-        <w:fldChar w:fldCharType="end"/>
-      </w:r>
-      <w:r>
-        <w:rPr>
-          <w:rFonts w:ascii="Times New Roman" w:hAnsi="Times New Roman" w:cs="Times New Roman"/>
-          <w:szCs w:val="24"/>
-        </w:rPr>
-        <w:fldChar w:fldCharType="end"/>
-      </w:r>
-    </w:p>
-    <w:p>
-      <w:pPr>
-        <w:pStyle w:val="22"/>
-        <w:tabs>
-          <w:tab w:val="right" w:leader="dot" w:pos="9746"/>
-        </w:tabs>
-      </w:pPr>
-      <w:r>
-        <w:rPr>
-          <w:rFonts w:ascii="Times New Roman" w:hAnsi="Times New Roman" w:cs="Times New Roman"/>
-          <w:szCs w:val="24"/>
-        </w:rPr>
-        <w:fldChar w:fldCharType="begin"/>
-      </w:r>
-      <w:r>
-        <w:rPr>
-          <w:rFonts w:ascii="Times New Roman" w:hAnsi="Times New Roman" w:cs="Times New Roman"/>
-          <w:szCs w:val="24"/>
-        </w:rPr>
-        <w:instrText xml:space="preserve"> HYPERLINK \l _Toc1794055042 </w:instrText>
-      </w:r>
-      <w:r>
-        <w:rPr>
-          <w:rFonts w:ascii="Times New Roman" w:hAnsi="Times New Roman" w:cs="Times New Roman"/>
-          <w:szCs w:val="24"/>
-        </w:rPr>
-        <w:fldChar w:fldCharType="separate"/>
-      </w:r>
-      <w:r>
-        <w:rPr>
-          <w:rFonts w:ascii="Times New Roman" w:hAnsi="Times New Roman" w:cs="Times New Roman"/>
-          <w:szCs w:val="24"/>
-        </w:rPr>
-        <w:t>Health Status</w:t>
-      </w:r>
-      <w:r>
-        <w:tab/>
-      </w:r>
-      <w:r>
-        <w:fldChar w:fldCharType="begin"/>
-      </w:r>
-      <w:r>
-        <w:instrText xml:space="preserve"> PAGEREF _Toc1794055042 </w:instrText>
-      </w:r>
-      <w:r>
-        <w:fldChar w:fldCharType="separate"/>
-      </w:r>
-      <w:r>
-        <w:t>23</w:t>
-      </w:r>
-      <w:r>
-        <w:fldChar w:fldCharType="end"/>
-      </w:r>
-      <w:r>
-        <w:rPr>
-          <w:rFonts w:ascii="Times New Roman" w:hAnsi="Times New Roman" w:cs="Times New Roman"/>
-          <w:szCs w:val="24"/>
-        </w:rPr>
-        <w:fldChar w:fldCharType="end"/>
-      </w:r>
-    </w:p>
-    <w:p>
-      <w:pPr>
-        <w:pStyle w:val="22"/>
-        <w:tabs>
-          <w:tab w:val="right" w:leader="dot" w:pos="9746"/>
-        </w:tabs>
-      </w:pPr>
-      <w:r>
-        <w:rPr>
-          <w:rFonts w:ascii="Times New Roman" w:hAnsi="Times New Roman" w:cs="Times New Roman"/>
-          <w:szCs w:val="24"/>
-        </w:rPr>
-        <w:fldChar w:fldCharType="begin"/>
-      </w:r>
-      <w:r>
-        <w:rPr>
-          <w:rFonts w:ascii="Times New Roman" w:hAnsi="Times New Roman" w:cs="Times New Roman"/>
-          <w:szCs w:val="24"/>
-        </w:rPr>
-        <w:instrText xml:space="preserve"> HYPERLINK \l _Toc919920337 </w:instrText>
-      </w:r>
-      <w:r>
-        <w:rPr>
-          <w:rFonts w:ascii="Times New Roman" w:hAnsi="Times New Roman" w:cs="Times New Roman"/>
-          <w:szCs w:val="24"/>
-        </w:rPr>
-        <w:fldChar w:fldCharType="separate"/>
-      </w:r>
-      <w:r>
-        <w:rPr>
-          <w:rFonts w:ascii="Times New Roman" w:hAnsi="Times New Roman" w:cs="Times New Roman"/>
-          <w:szCs w:val="24"/>
-        </w:rPr>
-        <w:t>Core Attributes</w:t>
-      </w:r>
-      <w:r>
-        <w:tab/>
-      </w:r>
-      <w:r>
-        <w:fldChar w:fldCharType="begin"/>
-      </w:r>
-      <w:r>
-        <w:instrText xml:space="preserve"> PAGEREF _Toc919920337 </w:instrText>
-      </w:r>
-      <w:r>
-        <w:fldChar w:fldCharType="separate"/>
-      </w:r>
-      <w:r>
-        <w:t>23</w:t>
+        <w:t>29</w:t>
       </w:r>
       <w:r>
         <w:fldChar w:fldCharType="end"/>
@@ -3110,7 +1890,7 @@
           <w:rFonts w:ascii="Times New Roman" w:hAnsi="Times New Roman" w:cs="Times New Roman"/>
           <w:szCs w:val="24"/>
         </w:rPr>
-        <w:instrText xml:space="preserve"> HYPERLINK \l _Toc976242572 </w:instrText>
+        <w:instrText xml:space="preserve"> HYPERLINK \l _Toc1471599696 </w:instrText>
       </w:r>
       <w:r>
         <w:rPr>
@@ -3124,7 +1904,7 @@
           <w:szCs w:val="24"/>
           <w:lang w:val="en"/>
         </w:rPr>
-        <w:t>Chapter 2</w:t>
+        <w:t>Chapter 4</w:t>
       </w:r>
       <w:r>
         <w:tab/>
@@ -3133,13 +1913,13 @@
         <w:fldChar w:fldCharType="begin"/>
       </w:r>
       <w:r>
-        <w:instrText xml:space="preserve"> PAGEREF _Toc976242572 </w:instrText>
+        <w:instrText xml:space="preserve"> PAGEREF _Toc1471599696 </w:instrText>
       </w:r>
       <w:r>
         <w:fldChar w:fldCharType="separate"/>
       </w:r>
       <w:r>
-        <w:t>24</w:t>
+        <w:t>36</w:t>
       </w:r>
       <w:r>
         <w:fldChar w:fldCharType="end"/>
@@ -3171,7 +1951,7 @@
           <w:rFonts w:ascii="Times New Roman" w:hAnsi="Times New Roman" w:cs="Times New Roman"/>
           <w:szCs w:val="24"/>
         </w:rPr>
-        <w:instrText xml:space="preserve"> HYPERLINK \l _Toc1781981947 </w:instrText>
+        <w:instrText xml:space="preserve"> HYPERLINK \l _Toc1292482404 </w:instrText>
       </w:r>
       <w:r>
         <w:rPr>
@@ -3185,7 +1965,7 @@
           <w:szCs w:val="24"/>
           <w:lang w:val="en"/>
         </w:rPr>
-        <w:t>Chapter 3</w:t>
+        <w:t>Chapter 5</w:t>
       </w:r>
       <w:r>
         <w:tab/>
@@ -3194,13 +1974,13 @@
         <w:fldChar w:fldCharType="begin"/>
       </w:r>
       <w:r>
-        <w:instrText xml:space="preserve"> PAGEREF _Toc1781981947 </w:instrText>
+        <w:instrText xml:space="preserve"> PAGEREF _Toc1292482404 </w:instrText>
       </w:r>
       <w:r>
         <w:fldChar w:fldCharType="separate"/>
       </w:r>
       <w:r>
-        <w:t>30</w:t>
+        <w:t>43</w:t>
       </w:r>
       <w:r>
         <w:fldChar w:fldCharType="end"/>
@@ -3232,7 +2012,7 @@
           <w:rFonts w:ascii="Times New Roman" w:hAnsi="Times New Roman" w:cs="Times New Roman"/>
           <w:szCs w:val="24"/>
         </w:rPr>
-        <w:instrText xml:space="preserve"> HYPERLINK \l _Toc1910498466 </w:instrText>
+        <w:instrText xml:space="preserve"> HYPERLINK \l _Toc452864665 </w:instrText>
       </w:r>
       <w:r>
         <w:rPr>
@@ -3246,7 +2026,7 @@
           <w:szCs w:val="24"/>
           <w:lang w:val="en"/>
         </w:rPr>
-        <w:t>Chapter 4</w:t>
+        <w:t>Chapter 6</w:t>
       </w:r>
       <w:r>
         <w:tab/>
@@ -3255,13 +2035,13 @@
         <w:fldChar w:fldCharType="begin"/>
       </w:r>
       <w:r>
-        <w:instrText xml:space="preserve"> PAGEREF _Toc1910498466 </w:instrText>
+        <w:instrText xml:space="preserve"> PAGEREF _Toc452864665 </w:instrText>
       </w:r>
       <w:r>
         <w:fldChar w:fldCharType="separate"/>
       </w:r>
       <w:r>
-        <w:t>37</w:t>
+        <w:t>50</w:t>
       </w:r>
       <w:r>
         <w:fldChar w:fldCharType="end"/>
@@ -3293,7 +2073,7 @@
           <w:rFonts w:ascii="Times New Roman" w:hAnsi="Times New Roman" w:cs="Times New Roman"/>
           <w:szCs w:val="24"/>
         </w:rPr>
-        <w:instrText xml:space="preserve"> HYPERLINK \l _Toc988355661 </w:instrText>
+        <w:instrText xml:space="preserve"> HYPERLINK \l _Toc1540529261 </w:instrText>
       </w:r>
       <w:r>
         <w:rPr>
@@ -3307,7 +2087,7 @@
           <w:szCs w:val="24"/>
           <w:lang w:val="en"/>
         </w:rPr>
-        <w:t>Chapter 5</w:t>
+        <w:t>Chapter 7</w:t>
       </w:r>
       <w:r>
         <w:tab/>
@@ -3316,13 +2096,13 @@
         <w:fldChar w:fldCharType="begin"/>
       </w:r>
       <w:r>
-        <w:instrText xml:space="preserve"> PAGEREF _Toc988355661 </w:instrText>
+        <w:instrText xml:space="preserve"> PAGEREF _Toc1540529261 </w:instrText>
       </w:r>
       <w:r>
         <w:fldChar w:fldCharType="separate"/>
       </w:r>
       <w:r>
-        <w:t>44</w:t>
+        <w:t>56</w:t>
       </w:r>
       <w:r>
         <w:fldChar w:fldCharType="end"/>
@@ -3354,7 +2134,7 @@
           <w:rFonts w:ascii="Times New Roman" w:hAnsi="Times New Roman" w:cs="Times New Roman"/>
           <w:szCs w:val="24"/>
         </w:rPr>
-        <w:instrText xml:space="preserve"> HYPERLINK \l _Toc1686670528 </w:instrText>
+        <w:instrText xml:space="preserve"> HYPERLINK \l _Toc1396226124 </w:instrText>
       </w:r>
       <w:r>
         <w:rPr>
@@ -3368,7 +2148,7 @@
           <w:szCs w:val="24"/>
           <w:lang w:val="en"/>
         </w:rPr>
-        <w:t>Chapter 6</w:t>
+        <w:t>Chapter 8</w:t>
       </w:r>
       <w:r>
         <w:tab/>
@@ -3377,13 +2157,13 @@
         <w:fldChar w:fldCharType="begin"/>
       </w:r>
       <w:r>
-        <w:instrText xml:space="preserve"> PAGEREF _Toc1686670528 </w:instrText>
+        <w:instrText xml:space="preserve"> PAGEREF _Toc1396226124 </w:instrText>
       </w:r>
       <w:r>
         <w:fldChar w:fldCharType="separate"/>
       </w:r>
       <w:r>
-        <w:t>51</w:t>
+        <w:t>65</w:t>
       </w:r>
       <w:r>
         <w:fldChar w:fldCharType="end"/>
@@ -3415,7 +2195,7 @@
           <w:rFonts w:ascii="Times New Roman" w:hAnsi="Times New Roman" w:cs="Times New Roman"/>
           <w:szCs w:val="24"/>
         </w:rPr>
-        <w:instrText xml:space="preserve"> HYPERLINK \l _Toc571766589 </w:instrText>
+        <w:instrText xml:space="preserve"> HYPERLINK \l _Toc955748426 </w:instrText>
       </w:r>
       <w:r>
         <w:rPr>
@@ -3429,7 +2209,7 @@
           <w:szCs w:val="24"/>
           <w:lang w:val="en"/>
         </w:rPr>
-        <w:t>Chapter 7</w:t>
+        <w:t>Chapter 9</w:t>
       </w:r>
       <w:r>
         <w:tab/>
@@ -3438,13 +2218,13 @@
         <w:fldChar w:fldCharType="begin"/>
       </w:r>
       <w:r>
-        <w:instrText xml:space="preserve"> PAGEREF _Toc571766589 </w:instrText>
+        <w:instrText xml:space="preserve"> PAGEREF _Toc955748426 </w:instrText>
       </w:r>
       <w:r>
         <w:fldChar w:fldCharType="separate"/>
       </w:r>
       <w:r>
-        <w:t>57</w:t>
+        <w:t>72</w:t>
       </w:r>
       <w:r>
         <w:fldChar w:fldCharType="end"/>
@@ -3476,7 +2256,7 @@
           <w:rFonts w:ascii="Times New Roman" w:hAnsi="Times New Roman" w:cs="Times New Roman"/>
           <w:szCs w:val="24"/>
         </w:rPr>
-        <w:instrText xml:space="preserve"> HYPERLINK \l _Toc816537336 </w:instrText>
+        <w:instrText xml:space="preserve"> HYPERLINK \l _Toc66558003 </w:instrText>
       </w:r>
       <w:r>
         <w:rPr>
@@ -3488,9 +2268,8 @@
       <w:r>
         <w:rPr>
           <w:szCs w:val="24"/>
-          <w:lang w:val="en"/>
-        </w:rPr>
-        <w:t>Chapter 8</w:t>
+        </w:rPr>
+        <w:t>Chapter 10</w:t>
       </w:r>
       <w:r>
         <w:tab/>
@@ -3499,13 +2278,13 @@
         <w:fldChar w:fldCharType="begin"/>
       </w:r>
       <w:r>
-        <w:instrText xml:space="preserve"> PAGEREF _Toc816537336 </w:instrText>
+        <w:instrText xml:space="preserve"> PAGEREF _Toc66558003 </w:instrText>
       </w:r>
       <w:r>
         <w:fldChar w:fldCharType="separate"/>
       </w:r>
       <w:r>
-        <w:t>66</w:t>
+        <w:t>79</w:t>
       </w:r>
       <w:r>
         <w:fldChar w:fldCharType="end"/>
@@ -3537,7 +2316,7 @@
           <w:rFonts w:ascii="Times New Roman" w:hAnsi="Times New Roman" w:cs="Times New Roman"/>
           <w:szCs w:val="24"/>
         </w:rPr>
-        <w:instrText xml:space="preserve"> HYPERLINK \l _Toc1138437119 </w:instrText>
+        <w:instrText xml:space="preserve"> HYPERLINK \l _Toc778710500 </w:instrText>
       </w:r>
       <w:r>
         <w:rPr>
@@ -3549,9 +2328,8 @@
       <w:r>
         <w:rPr>
           <w:szCs w:val="24"/>
-          <w:lang w:val="en"/>
-        </w:rPr>
-        <w:t>Chapter 9</w:t>
+        </w:rPr>
+        <w:t>Chapter 11</w:t>
       </w:r>
       <w:r>
         <w:tab/>
@@ -3560,13 +2338,13 @@
         <w:fldChar w:fldCharType="begin"/>
       </w:r>
       <w:r>
-        <w:instrText xml:space="preserve"> PAGEREF _Toc1138437119 </w:instrText>
+        <w:instrText xml:space="preserve"> PAGEREF _Toc778710500 </w:instrText>
       </w:r>
       <w:r>
         <w:fldChar w:fldCharType="separate"/>
       </w:r>
       <w:r>
-        <w:t>73</w:t>
+        <w:t>87</w:t>
       </w:r>
       <w:r>
         <w:fldChar w:fldCharType="end"/>
@@ -3598,7 +2376,7 @@
           <w:rFonts w:ascii="Times New Roman" w:hAnsi="Times New Roman" w:cs="Times New Roman"/>
           <w:szCs w:val="24"/>
         </w:rPr>
-        <w:instrText xml:space="preserve"> HYPERLINK \l _Toc1896624658 </w:instrText>
+        <w:instrText xml:space="preserve"> HYPERLINK \l _Toc1248675029 </w:instrText>
       </w:r>
       <w:r>
         <w:rPr>
@@ -3610,8 +2388,9 @@
       <w:r>
         <w:rPr>
           <w:szCs w:val="24"/>
-        </w:rPr>
-        <w:t>Chapter 10</w:t>
+          <w:lang w:val="en"/>
+        </w:rPr>
+        <w:t>Chapter 12</w:t>
       </w:r>
       <w:r>
         <w:tab/>
@@ -3620,13 +2399,13 @@
         <w:fldChar w:fldCharType="begin"/>
       </w:r>
       <w:r>
-        <w:instrText xml:space="preserve"> PAGEREF _Toc1896624658 </w:instrText>
+        <w:instrText xml:space="preserve"> PAGEREF _Toc1248675029 </w:instrText>
       </w:r>
       <w:r>
         <w:fldChar w:fldCharType="separate"/>
       </w:r>
       <w:r>
-        <w:t>80</w:t>
+        <w:t>94</w:t>
       </w:r>
       <w:r>
         <w:fldChar w:fldCharType="end"/>
@@ -3658,7 +2437,7 @@
           <w:rFonts w:ascii="Times New Roman" w:hAnsi="Times New Roman" w:cs="Times New Roman"/>
           <w:szCs w:val="24"/>
         </w:rPr>
-        <w:instrText xml:space="preserve"> HYPERLINK \l _Toc1323644721 </w:instrText>
+        <w:instrText xml:space="preserve"> HYPERLINK \l _Toc434649566 </w:instrText>
       </w:r>
       <w:r>
         <w:rPr>
@@ -3670,8 +2449,9 @@
       <w:r>
         <w:rPr>
           <w:szCs w:val="24"/>
-        </w:rPr>
-        <w:t>Chapter 11</w:t>
+          <w:lang w:val="en-IN"/>
+        </w:rPr>
+        <w:t>Chapter 13</w:t>
       </w:r>
       <w:r>
         <w:tab/>
@@ -3680,135 +2460,13 @@
         <w:fldChar w:fldCharType="begin"/>
       </w:r>
       <w:r>
-        <w:instrText xml:space="preserve"> PAGEREF _Toc1323644721 </w:instrText>
+        <w:instrText xml:space="preserve"> PAGEREF _Toc434649566 </w:instrText>
       </w:r>
       <w:r>
         <w:fldChar w:fldCharType="separate"/>
       </w:r>
       <w:r>
-        <w:t>88</w:t>
-      </w:r>
-      <w:r>
-        <w:fldChar w:fldCharType="end"/>
-      </w:r>
-      <w:r>
-        <w:rPr>
-          <w:rFonts w:ascii="Times New Roman" w:hAnsi="Times New Roman" w:cs="Times New Roman"/>
-          <w:szCs w:val="24"/>
-        </w:rPr>
-        <w:fldChar w:fldCharType="end"/>
-      </w:r>
-    </w:p>
-    <w:p>
-      <w:pPr>
-        <w:pStyle w:val="20"/>
-        <w:tabs>
-          <w:tab w:val="right" w:leader="dot" w:pos="9746"/>
-        </w:tabs>
-      </w:pPr>
-      <w:r>
-        <w:rPr>
-          <w:rFonts w:ascii="Times New Roman" w:hAnsi="Times New Roman" w:cs="Times New Roman"/>
-          <w:szCs w:val="24"/>
-        </w:rPr>
-        <w:fldChar w:fldCharType="begin"/>
-      </w:r>
-      <w:r>
-        <w:rPr>
-          <w:rFonts w:ascii="Times New Roman" w:hAnsi="Times New Roman" w:cs="Times New Roman"/>
-          <w:szCs w:val="24"/>
-        </w:rPr>
-        <w:instrText xml:space="preserve"> HYPERLINK \l _Toc1470366445 </w:instrText>
-      </w:r>
-      <w:r>
-        <w:rPr>
-          <w:rFonts w:ascii="Times New Roman" w:hAnsi="Times New Roman" w:cs="Times New Roman"/>
-          <w:szCs w:val="24"/>
-        </w:rPr>
-        <w:fldChar w:fldCharType="separate"/>
-      </w:r>
-      <w:r>
-        <w:rPr>
-          <w:szCs w:val="24"/>
-          <w:lang w:val="en"/>
-        </w:rPr>
-        <w:t>Chapter 12</w:t>
-      </w:r>
-      <w:r>
-        <w:tab/>
-      </w:r>
-      <w:r>
-        <w:fldChar w:fldCharType="begin"/>
-      </w:r>
-      <w:r>
-        <w:instrText xml:space="preserve"> PAGEREF _Toc1470366445 </w:instrText>
-      </w:r>
-      <w:r>
-        <w:fldChar w:fldCharType="separate"/>
-      </w:r>
-      <w:r>
-        <w:t>95</w:t>
-      </w:r>
-      <w:r>
-        <w:fldChar w:fldCharType="end"/>
-      </w:r>
-      <w:r>
-        <w:rPr>
-          <w:rFonts w:ascii="Times New Roman" w:hAnsi="Times New Roman" w:cs="Times New Roman"/>
-          <w:szCs w:val="24"/>
-        </w:rPr>
-        <w:fldChar w:fldCharType="end"/>
-      </w:r>
-    </w:p>
-    <w:p>
-      <w:pPr>
-        <w:pStyle w:val="20"/>
-        <w:tabs>
-          <w:tab w:val="right" w:leader="dot" w:pos="9746"/>
-        </w:tabs>
-      </w:pPr>
-      <w:r>
-        <w:rPr>
-          <w:rFonts w:ascii="Times New Roman" w:hAnsi="Times New Roman" w:cs="Times New Roman"/>
-          <w:szCs w:val="24"/>
-        </w:rPr>
-        <w:fldChar w:fldCharType="begin"/>
-      </w:r>
-      <w:r>
-        <w:rPr>
-          <w:rFonts w:ascii="Times New Roman" w:hAnsi="Times New Roman" w:cs="Times New Roman"/>
-          <w:szCs w:val="24"/>
-        </w:rPr>
-        <w:instrText xml:space="preserve"> HYPERLINK \l _Toc175265339 </w:instrText>
-      </w:r>
-      <w:r>
-        <w:rPr>
-          <w:rFonts w:ascii="Times New Roman" w:hAnsi="Times New Roman" w:cs="Times New Roman"/>
-          <w:szCs w:val="24"/>
-        </w:rPr>
-        <w:fldChar w:fldCharType="separate"/>
-      </w:r>
-      <w:r>
-        <w:rPr>
-          <w:szCs w:val="24"/>
-          <w:lang w:val="en-IN"/>
-        </w:rPr>
-        <w:t>Chapter 13</w:t>
-      </w:r>
-      <w:r>
-        <w:tab/>
-      </w:r>
-      <w:r>
-        <w:fldChar w:fldCharType="begin"/>
-      </w:r>
-      <w:r>
-        <w:instrText xml:space="preserve"> PAGEREF _Toc175265339 </w:instrText>
-      </w:r>
-      <w:r>
-        <w:fldChar w:fldCharType="separate"/>
-      </w:r>
-      <w:r>
-        <w:t>106</w:t>
+        <w:t>105</w:t>
       </w:r>
       <w:r>
         <w:fldChar w:fldCharType="end"/>
@@ -3978,7 +2636,7 @@
           <w:lang w:val="en"/>
         </w:rPr>
       </w:pPr>
-      <w:bookmarkStart w:id="0" w:name="_Toc1793388295"/>
+      <w:bookmarkStart w:id="0" w:name="_Toc36844663"/>
       <w:r>
         <w:rPr>
           <w:sz w:val="24"/>
@@ -5810,27 +4468,11 @@
     </w:p>
     <w:p>
       <w:pPr>
-        <w:pStyle w:val="3"/>
-        <w:keepNext w:val="0"/>
-        <w:keepLines w:val="0"/>
-        <w:widowControl/>
-        <w:spacing w:line="360" w:lineRule="auto"/>
-        <w:rPr>
-          <w:rFonts w:ascii="Times New Roman" w:hAnsi="Times New Roman" w:cs="Times New Roman"/>
-          <w:sz w:val="24"/>
-          <w:szCs w:val="24"/>
-        </w:rPr>
-      </w:pPr>
-      <w:bookmarkStart w:id="1" w:name="_Toc1715614318"/>
-      <w:r>
-        <w:rPr>
-          <w:rFonts w:ascii="Times New Roman" w:hAnsi="Times New Roman" w:cs="Times New Roman"/>
-          <w:sz w:val="24"/>
-          <w:szCs w:val="24"/>
-        </w:rPr>
+        <w:bidi w:val="0"/>
+      </w:pPr>
+      <w:r>
         <w:t>Core Identity</w:t>
       </w:r>
-      <w:bookmarkEnd w:id="1"/>
     </w:p>
     <w:p>
       <w:pPr>
@@ -6014,7 +4656,7 @@
           <w:szCs w:val="24"/>
         </w:rPr>
       </w:pPr>
-      <w:bookmarkStart w:id="2" w:name="_Toc379194400"/>
+      <w:bookmarkStart w:id="1" w:name="_Toc488624142"/>
       <w:r>
         <w:rPr>
           <w:rFonts w:ascii="Times New Roman" w:hAnsi="Times New Roman" w:cs="Times New Roman"/>
@@ -6023,31 +4665,15 @@
         </w:rPr>
         <w:t>⚙️ Design &amp; Technology</w:t>
       </w:r>
-      <w:bookmarkEnd w:id="2"/>
-    </w:p>
-    <w:p>
-      <w:pPr>
-        <w:pStyle w:val="4"/>
-        <w:keepNext w:val="0"/>
-        <w:keepLines w:val="0"/>
-        <w:widowControl/>
-        <w:spacing w:line="360" w:lineRule="auto"/>
-        <w:rPr>
-          <w:rFonts w:ascii="Times New Roman" w:hAnsi="Times New Roman" w:cs="Times New Roman"/>
-          <w:sz w:val="24"/>
-          <w:szCs w:val="24"/>
-        </w:rPr>
-      </w:pPr>
-      <w:bookmarkStart w:id="3" w:name="_Toc1964473461"/>
-      <w:r>
-        <w:rPr>
-          <w:rFonts w:ascii="Times New Roman" w:hAnsi="Times New Roman" w:cs="Times New Roman"/>
-          <w:sz w:val="24"/>
-          <w:szCs w:val="24"/>
-        </w:rPr>
+      <w:bookmarkEnd w:id="1"/>
+    </w:p>
+    <w:p>
+      <w:pPr>
+        <w:bidi w:val="0"/>
+      </w:pPr>
+      <w:r>
         <w:t>Neuro-Symbiotic Core</w:t>
       </w:r>
-      <w:bookmarkEnd w:id="3"/>
     </w:p>
     <w:p>
       <w:pPr>
@@ -6087,27 +4713,11 @@
     </w:p>
     <w:p>
       <w:pPr>
-        <w:pStyle w:val="4"/>
-        <w:keepNext w:val="0"/>
-        <w:keepLines w:val="0"/>
-        <w:widowControl/>
-        <w:spacing w:line="360" w:lineRule="auto"/>
-        <w:rPr>
-          <w:rFonts w:ascii="Times New Roman" w:hAnsi="Times New Roman" w:cs="Times New Roman"/>
-          <w:sz w:val="24"/>
-          <w:szCs w:val="24"/>
-        </w:rPr>
-      </w:pPr>
-      <w:bookmarkStart w:id="4" w:name="_Toc1378248952"/>
-      <w:r>
-        <w:rPr>
-          <w:rFonts w:ascii="Times New Roman" w:hAnsi="Times New Roman" w:cs="Times New Roman"/>
-          <w:sz w:val="24"/>
-          <w:szCs w:val="24"/>
-        </w:rPr>
+        <w:bidi w:val="0"/>
+      </w:pPr>
+      <w:r>
         <w:t>Neural Integration System</w:t>
       </w:r>
-      <w:bookmarkEnd w:id="4"/>
     </w:p>
     <w:p>
       <w:pPr>
@@ -6275,27 +4885,11 @@
     </w:p>
     <w:p>
       <w:pPr>
-        <w:pStyle w:val="4"/>
-        <w:keepNext w:val="0"/>
-        <w:keepLines w:val="0"/>
-        <w:widowControl/>
-        <w:spacing w:line="360" w:lineRule="auto"/>
-        <w:rPr>
-          <w:rFonts w:ascii="Times New Roman" w:hAnsi="Times New Roman" w:cs="Times New Roman"/>
-          <w:sz w:val="24"/>
-          <w:szCs w:val="24"/>
-        </w:rPr>
-      </w:pPr>
-      <w:bookmarkStart w:id="5" w:name="_Toc1670118541"/>
-      <w:r>
-        <w:rPr>
-          <w:rFonts w:ascii="Times New Roman" w:hAnsi="Times New Roman" w:cs="Times New Roman"/>
-          <w:sz w:val="24"/>
-          <w:szCs w:val="24"/>
-        </w:rPr>
+        <w:bidi w:val="0"/>
+      </w:pPr>
+      <w:r>
         <w:t>Direct Neural Communication</w:t>
       </w:r>
-      <w:bookmarkEnd w:id="5"/>
     </w:p>
     <w:p>
       <w:pPr>
@@ -6527,27 +5121,11 @@
     </w:p>
     <w:p>
       <w:pPr>
-        <w:pStyle w:val="4"/>
-        <w:keepNext w:val="0"/>
-        <w:keepLines w:val="0"/>
-        <w:widowControl/>
-        <w:spacing w:line="360" w:lineRule="auto"/>
-        <w:rPr>
-          <w:rFonts w:ascii="Times New Roman" w:hAnsi="Times New Roman" w:cs="Times New Roman"/>
-          <w:sz w:val="24"/>
-          <w:szCs w:val="24"/>
-        </w:rPr>
-      </w:pPr>
-      <w:bookmarkStart w:id="6" w:name="_Toc454596781"/>
-      <w:r>
-        <w:rPr>
-          <w:rFonts w:ascii="Times New Roman" w:hAnsi="Times New Roman" w:cs="Times New Roman"/>
-          <w:sz w:val="24"/>
-          <w:szCs w:val="24"/>
-        </w:rPr>
+        <w:bidi w:val="0"/>
+      </w:pPr>
+      <w:r>
         <w:t>Adaptive Evolution Protocols</w:t>
       </w:r>
-      <w:bookmarkEnd w:id="6"/>
     </w:p>
     <w:p>
       <w:pPr>
@@ -6587,27 +5165,11 @@
     </w:p>
     <w:p>
       <w:pPr>
-        <w:pStyle w:val="4"/>
-        <w:keepNext w:val="0"/>
-        <w:keepLines w:val="0"/>
-        <w:widowControl/>
-        <w:spacing w:line="360" w:lineRule="auto"/>
-        <w:rPr>
-          <w:rFonts w:ascii="Times New Roman" w:hAnsi="Times New Roman" w:cs="Times New Roman"/>
-          <w:sz w:val="24"/>
-          <w:szCs w:val="24"/>
-        </w:rPr>
-      </w:pPr>
-      <w:bookmarkStart w:id="7" w:name="_Toc2142308860"/>
-      <w:r>
-        <w:rPr>
-          <w:rFonts w:ascii="Times New Roman" w:hAnsi="Times New Roman" w:cs="Times New Roman"/>
-          <w:sz w:val="24"/>
-          <w:szCs w:val="24"/>
-        </w:rPr>
+        <w:bidi w:val="0"/>
+      </w:pPr>
+      <w:r>
         <w:t>Holo-Projection Interface</w:t>
       </w:r>
-      <w:bookmarkEnd w:id="7"/>
     </w:p>
     <w:p>
       <w:pPr>
@@ -6722,27 +5284,11 @@
     </w:p>
     <w:p>
       <w:pPr>
-        <w:pStyle w:val="4"/>
-        <w:keepNext w:val="0"/>
-        <w:keepLines w:val="0"/>
-        <w:widowControl/>
-        <w:spacing w:line="360" w:lineRule="auto"/>
-        <w:rPr>
-          <w:rFonts w:ascii="Times New Roman" w:hAnsi="Times New Roman" w:cs="Times New Roman"/>
-          <w:sz w:val="24"/>
-          <w:szCs w:val="24"/>
-        </w:rPr>
-      </w:pPr>
-      <w:bookmarkStart w:id="8" w:name="_Toc1627181407"/>
-      <w:r>
-        <w:rPr>
-          <w:rFonts w:ascii="Times New Roman" w:hAnsi="Times New Roman" w:cs="Times New Roman"/>
-          <w:sz w:val="24"/>
-          <w:szCs w:val="24"/>
-        </w:rPr>
+        <w:bidi w:val="0"/>
+      </w:pPr>
+      <w:r>
         <w:t>Energy Source</w:t>
       </w:r>
-      <w:bookmarkEnd w:id="8"/>
     </w:p>
     <w:p>
       <w:pPr>
@@ -6811,27 +5357,11 @@
     </w:p>
     <w:p>
       <w:pPr>
-        <w:pStyle w:val="4"/>
-        <w:keepNext w:val="0"/>
-        <w:keepLines w:val="0"/>
-        <w:widowControl/>
-        <w:spacing w:line="360" w:lineRule="auto"/>
-        <w:rPr>
-          <w:rFonts w:ascii="Times New Roman" w:hAnsi="Times New Roman" w:cs="Times New Roman"/>
-          <w:sz w:val="24"/>
-          <w:szCs w:val="24"/>
-        </w:rPr>
-      </w:pPr>
-      <w:bookmarkStart w:id="9" w:name="_Toc1648001969"/>
-      <w:r>
-        <w:rPr>
-          <w:rFonts w:ascii="Times New Roman" w:hAnsi="Times New Roman" w:cs="Times New Roman"/>
-          <w:sz w:val="24"/>
-          <w:szCs w:val="24"/>
-        </w:rPr>
+        <w:bidi w:val="0"/>
+      </w:pPr>
+      <w:r>
         <w:t>Environmental Omniscan</w:t>
       </w:r>
-      <w:bookmarkEnd w:id="9"/>
     </w:p>
     <w:p>
       <w:pPr>
@@ -6936,27 +5466,11 @@
     </w:p>
     <w:p>
       <w:pPr>
-        <w:pStyle w:val="4"/>
-        <w:keepNext w:val="0"/>
-        <w:keepLines w:val="0"/>
-        <w:widowControl/>
-        <w:spacing w:line="360" w:lineRule="auto"/>
-        <w:rPr>
-          <w:rFonts w:ascii="Times New Roman" w:hAnsi="Times New Roman" w:cs="Times New Roman"/>
-          <w:sz w:val="24"/>
-          <w:szCs w:val="24"/>
-        </w:rPr>
-      </w:pPr>
-      <w:bookmarkStart w:id="10" w:name="_Toc271019973"/>
-      <w:r>
-        <w:rPr>
-          <w:rFonts w:ascii="Times New Roman" w:hAnsi="Times New Roman" w:cs="Times New Roman"/>
-          <w:sz w:val="24"/>
-          <w:szCs w:val="24"/>
-        </w:rPr>
+        <w:bidi w:val="0"/>
+      </w:pPr>
+      <w:r>
         <w:t>Physiological Nexus</w:t>
       </w:r>
-      <w:bookmarkEnd w:id="10"/>
     </w:p>
     <w:p>
       <w:pPr>
@@ -7102,27 +5616,11 @@
     </w:p>
     <w:p>
       <w:pPr>
-        <w:pStyle w:val="4"/>
-        <w:keepNext w:val="0"/>
-        <w:keepLines w:val="0"/>
-        <w:widowControl/>
-        <w:spacing w:line="360" w:lineRule="auto"/>
-        <w:rPr>
-          <w:rFonts w:ascii="Times New Roman" w:hAnsi="Times New Roman" w:cs="Times New Roman"/>
-          <w:sz w:val="24"/>
-          <w:szCs w:val="24"/>
-        </w:rPr>
-      </w:pPr>
-      <w:bookmarkStart w:id="11" w:name="_Toc682075103"/>
-      <w:r>
-        <w:rPr>
-          <w:rFonts w:ascii="Times New Roman" w:hAnsi="Times New Roman" w:cs="Times New Roman"/>
-          <w:sz w:val="24"/>
-          <w:szCs w:val="24"/>
-        </w:rPr>
+        <w:bidi w:val="0"/>
+      </w:pPr>
+      <w:r>
         <w:t>Evolutionary Symbiosis</w:t>
       </w:r>
-      <w:bookmarkEnd w:id="11"/>
     </w:p>
     <w:p>
       <w:pPr>
@@ -7227,27 +5725,11 @@
     </w:p>
     <w:p>
       <w:pPr>
-        <w:pStyle w:val="4"/>
-        <w:keepNext w:val="0"/>
-        <w:keepLines w:val="0"/>
-        <w:widowControl/>
-        <w:spacing w:line="360" w:lineRule="auto"/>
-        <w:rPr>
-          <w:rFonts w:ascii="Times New Roman" w:hAnsi="Times New Roman" w:cs="Times New Roman"/>
-          <w:sz w:val="24"/>
-          <w:szCs w:val="24"/>
-        </w:rPr>
-      </w:pPr>
-      <w:bookmarkStart w:id="12" w:name="_Toc1137671088"/>
-      <w:r>
-        <w:rPr>
-          <w:rFonts w:ascii="Times New Roman" w:hAnsi="Times New Roman" w:cs="Times New Roman"/>
-          <w:sz w:val="24"/>
-          <w:szCs w:val="24"/>
-        </w:rPr>
+        <w:bidi w:val="0"/>
+      </w:pPr>
+      <w:r>
         <w:t>Monster Codex (Living Archive)</w:t>
       </w:r>
-      <w:bookmarkEnd w:id="12"/>
     </w:p>
     <w:p>
       <w:pPr>
@@ -7352,27 +5834,11 @@
     </w:p>
     <w:p>
       <w:pPr>
-        <w:pStyle w:val="4"/>
-        <w:keepNext w:val="0"/>
-        <w:keepLines w:val="0"/>
-        <w:widowControl/>
-        <w:spacing w:line="360" w:lineRule="auto"/>
-        <w:rPr>
-          <w:rFonts w:ascii="Times New Roman" w:hAnsi="Times New Roman" w:cs="Times New Roman"/>
-          <w:sz w:val="24"/>
-          <w:szCs w:val="24"/>
-        </w:rPr>
-      </w:pPr>
-      <w:bookmarkStart w:id="13" w:name="_Toc586724254"/>
-      <w:r>
-        <w:rPr>
-          <w:rFonts w:ascii="Times New Roman" w:hAnsi="Times New Roman" w:cs="Times New Roman"/>
-          <w:sz w:val="24"/>
-          <w:szCs w:val="24"/>
-        </w:rPr>
+        <w:bidi w:val="0"/>
+      </w:pPr>
+      <w:r>
         <w:t>Tactical Projection Suite</w:t>
       </w:r>
-      <w:bookmarkEnd w:id="13"/>
     </w:p>
     <w:p>
       <w:pPr>
@@ -7477,27 +5943,11 @@
     </w:p>
     <w:p>
       <w:pPr>
-        <w:pStyle w:val="4"/>
-        <w:keepNext w:val="0"/>
-        <w:keepLines w:val="0"/>
-        <w:widowControl/>
-        <w:spacing w:line="360" w:lineRule="auto"/>
-        <w:rPr>
-          <w:rFonts w:ascii="Times New Roman" w:hAnsi="Times New Roman" w:cs="Times New Roman"/>
-          <w:sz w:val="24"/>
-          <w:szCs w:val="24"/>
-        </w:rPr>
-      </w:pPr>
-      <w:bookmarkStart w:id="14" w:name="_Toc973705915"/>
-      <w:r>
-        <w:rPr>
-          <w:rFonts w:ascii="Times New Roman" w:hAnsi="Times New Roman" w:cs="Times New Roman"/>
-          <w:sz w:val="24"/>
-          <w:szCs w:val="24"/>
-        </w:rPr>
+        <w:bidi w:val="0"/>
+      </w:pPr>
+      <w:r>
         <w:t>Quantum Echo Memory</w:t>
       </w:r>
-      <w:bookmarkEnd w:id="14"/>
     </w:p>
     <w:p>
       <w:pPr>
@@ -7640,27 +6090,11 @@
     </w:p>
     <w:p>
       <w:pPr>
-        <w:pStyle w:val="4"/>
-        <w:keepNext w:val="0"/>
-        <w:keepLines w:val="0"/>
-        <w:widowControl/>
-        <w:spacing w:line="360" w:lineRule="auto"/>
-        <w:rPr>
-          <w:rFonts w:ascii="Times New Roman" w:hAnsi="Times New Roman" w:cs="Times New Roman"/>
-          <w:sz w:val="24"/>
-          <w:szCs w:val="24"/>
-        </w:rPr>
-      </w:pPr>
-      <w:bookmarkStart w:id="15" w:name="_Toc42052234"/>
-      <w:r>
-        <w:rPr>
-          <w:rFonts w:ascii="Times New Roman" w:hAnsi="Times New Roman" w:cs="Times New Roman"/>
-          <w:sz w:val="24"/>
-          <w:szCs w:val="24"/>
-        </w:rPr>
+        <w:bidi w:val="0"/>
+      </w:pPr>
+      <w:r>
         <w:t>Voice Characteristics</w:t>
       </w:r>
-      <w:bookmarkEnd w:id="15"/>
     </w:p>
     <w:p>
       <w:pPr>
@@ -7760,27 +6194,11 @@
     </w:p>
     <w:p>
       <w:pPr>
-        <w:pStyle w:val="4"/>
-        <w:keepNext w:val="0"/>
-        <w:keepLines w:val="0"/>
-        <w:widowControl/>
-        <w:spacing w:line="360" w:lineRule="auto"/>
-        <w:rPr>
-          <w:rFonts w:ascii="Times New Roman" w:hAnsi="Times New Roman" w:cs="Times New Roman"/>
-          <w:sz w:val="24"/>
-          <w:szCs w:val="24"/>
-        </w:rPr>
-      </w:pPr>
-      <w:bookmarkStart w:id="16" w:name="_Toc2128338452"/>
-      <w:r>
-        <w:rPr>
-          <w:rFonts w:ascii="Times New Roman" w:hAnsi="Times New Roman" w:cs="Times New Roman"/>
-          <w:sz w:val="24"/>
-          <w:szCs w:val="24"/>
-        </w:rPr>
+        <w:bidi w:val="0"/>
+      </w:pPr>
+      <w:r>
         <w:t>Behavioral Traits</w:t>
       </w:r>
-      <w:bookmarkEnd w:id="16"/>
     </w:p>
     <w:p>
       <w:pPr>
@@ -7912,27 +6330,11 @@
     </w:p>
     <w:p>
       <w:pPr>
-        <w:pStyle w:val="4"/>
-        <w:keepNext w:val="0"/>
-        <w:keepLines w:val="0"/>
-        <w:widowControl/>
-        <w:spacing w:line="360" w:lineRule="auto"/>
-        <w:rPr>
-          <w:rFonts w:ascii="Times New Roman" w:hAnsi="Times New Roman" w:cs="Times New Roman"/>
-          <w:sz w:val="24"/>
-          <w:szCs w:val="24"/>
-        </w:rPr>
-      </w:pPr>
-      <w:bookmarkStart w:id="17" w:name="_Toc330622642"/>
-      <w:r>
-        <w:rPr>
-          <w:rFonts w:ascii="Times New Roman" w:hAnsi="Times New Roman" w:cs="Times New Roman"/>
-          <w:sz w:val="24"/>
-          <w:szCs w:val="24"/>
-        </w:rPr>
+        <w:bidi w:val="0"/>
+      </w:pPr>
+      <w:r>
         <w:t>Unique Quirks</w:t>
       </w:r>
-      <w:bookmarkEnd w:id="17"/>
     </w:p>
     <w:p>
       <w:pPr>
@@ -8063,7 +6465,7 @@
           <w:szCs w:val="24"/>
         </w:rPr>
       </w:pPr>
-      <w:bookmarkStart w:id="18" w:name="_Toc1962563716"/>
+      <w:bookmarkStart w:id="2" w:name="_Toc68929565"/>
       <w:r>
         <w:rPr>
           <w:rFonts w:ascii="Times New Roman" w:hAnsi="Times New Roman" w:cs="Times New Roman"/>
@@ -8072,31 +6474,15 @@
         </w:rPr>
         <w:t>⚖️ Advanced Technological Specifications</w:t>
       </w:r>
-      <w:bookmarkEnd w:id="18"/>
-    </w:p>
-    <w:p>
-      <w:pPr>
-        <w:pStyle w:val="4"/>
-        <w:keepNext w:val="0"/>
-        <w:keepLines w:val="0"/>
-        <w:widowControl/>
-        <w:spacing w:line="360" w:lineRule="auto"/>
-        <w:rPr>
-          <w:rFonts w:ascii="Times New Roman" w:hAnsi="Times New Roman" w:cs="Times New Roman"/>
-          <w:sz w:val="24"/>
-          <w:szCs w:val="24"/>
-        </w:rPr>
-      </w:pPr>
-      <w:bookmarkStart w:id="19" w:name="_Toc1011993028"/>
-      <w:r>
-        <w:rPr>
-          <w:rFonts w:ascii="Times New Roman" w:hAnsi="Times New Roman" w:cs="Times New Roman"/>
-          <w:sz w:val="24"/>
-          <w:szCs w:val="24"/>
-        </w:rPr>
+      <w:bookmarkEnd w:id="2"/>
+    </w:p>
+    <w:p>
+      <w:pPr>
+        <w:bidi w:val="0"/>
+      </w:pPr>
+      <w:r>
         <w:t>Quantum Neural Lattice</w:t>
       </w:r>
-      <w:bookmarkEnd w:id="19"/>
     </w:p>
     <w:p>
       <w:pPr>
@@ -8119,27 +6505,11 @@
     </w:p>
     <w:p>
       <w:pPr>
-        <w:pStyle w:val="4"/>
-        <w:keepNext w:val="0"/>
-        <w:keepLines w:val="0"/>
-        <w:widowControl/>
-        <w:spacing w:line="360" w:lineRule="auto"/>
-        <w:rPr>
-          <w:rFonts w:ascii="Times New Roman" w:hAnsi="Times New Roman" w:cs="Times New Roman"/>
-          <w:sz w:val="24"/>
-          <w:szCs w:val="24"/>
-        </w:rPr>
-      </w:pPr>
-      <w:bookmarkStart w:id="20" w:name="_Toc2135410553"/>
-      <w:r>
-        <w:rPr>
-          <w:rFonts w:ascii="Times New Roman" w:hAnsi="Times New Roman" w:cs="Times New Roman"/>
-          <w:sz w:val="24"/>
-          <w:szCs w:val="24"/>
-        </w:rPr>
+        <w:bidi w:val="0"/>
+      </w:pPr>
+      <w:r>
         <w:t>Symbiotic Codebase</w:t>
       </w:r>
-      <w:bookmarkEnd w:id="20"/>
     </w:p>
     <w:p>
       <w:pPr>
@@ -8162,27 +6532,11 @@
     </w:p>
     <w:p>
       <w:pPr>
-        <w:pStyle w:val="4"/>
-        <w:keepNext w:val="0"/>
-        <w:keepLines w:val="0"/>
-        <w:widowControl/>
-        <w:spacing w:line="360" w:lineRule="auto"/>
-        <w:rPr>
-          <w:rFonts w:ascii="Times New Roman" w:hAnsi="Times New Roman" w:cs="Times New Roman"/>
-          <w:sz w:val="24"/>
-          <w:szCs w:val="24"/>
-        </w:rPr>
-      </w:pPr>
-      <w:bookmarkStart w:id="21" w:name="_Toc990578129"/>
-      <w:r>
-        <w:rPr>
-          <w:rFonts w:ascii="Times New Roman" w:hAnsi="Times New Roman" w:cs="Times New Roman"/>
-          <w:sz w:val="24"/>
-          <w:szCs w:val="24"/>
-        </w:rPr>
+        <w:bidi w:val="0"/>
+      </w:pPr>
+      <w:r>
         <w:t>Zero-Point Microcell</w:t>
       </w:r>
-      <w:bookmarkEnd w:id="21"/>
     </w:p>
     <w:p>
       <w:pPr>
@@ -8205,27 +6559,11 @@
     </w:p>
     <w:p>
       <w:pPr>
-        <w:pStyle w:val="4"/>
-        <w:keepNext w:val="0"/>
-        <w:keepLines w:val="0"/>
-        <w:widowControl/>
-        <w:spacing w:line="360" w:lineRule="auto"/>
-        <w:rPr>
-          <w:rFonts w:ascii="Times New Roman" w:hAnsi="Times New Roman" w:cs="Times New Roman"/>
-          <w:sz w:val="24"/>
-          <w:szCs w:val="24"/>
-        </w:rPr>
-      </w:pPr>
-      <w:bookmarkStart w:id="22" w:name="_Toc12113088"/>
-      <w:r>
-        <w:rPr>
-          <w:rFonts w:ascii="Times New Roman" w:hAnsi="Times New Roman" w:cs="Times New Roman"/>
-          <w:sz w:val="24"/>
-          <w:szCs w:val="24"/>
-        </w:rPr>
+        <w:bidi w:val="0"/>
+      </w:pPr>
+      <w:r>
         <w:t>Neural Echo Backup System</w:t>
       </w:r>
-      <w:bookmarkEnd w:id="22"/>
     </w:p>
     <w:p>
       <w:pPr>
@@ -8248,27 +6586,11 @@
     </w:p>
     <w:p>
       <w:pPr>
-        <w:pStyle w:val="4"/>
-        <w:keepNext w:val="0"/>
-        <w:keepLines w:val="0"/>
-        <w:widowControl/>
-        <w:spacing w:line="360" w:lineRule="auto"/>
-        <w:rPr>
-          <w:rFonts w:ascii="Times New Roman" w:hAnsi="Times New Roman" w:cs="Times New Roman"/>
-          <w:sz w:val="24"/>
-          <w:szCs w:val="24"/>
-        </w:rPr>
-      </w:pPr>
-      <w:bookmarkStart w:id="23" w:name="_Toc2052172229"/>
-      <w:r>
-        <w:rPr>
-          <w:rFonts w:ascii="Times New Roman" w:hAnsi="Times New Roman" w:cs="Times New Roman"/>
-          <w:sz w:val="24"/>
-          <w:szCs w:val="24"/>
-        </w:rPr>
+        <w:bidi w:val="0"/>
+      </w:pPr>
+      <w:r>
         <w:t>Hard-Light AR Overlay</w:t>
       </w:r>
-      <w:bookmarkEnd w:id="23"/>
     </w:p>
     <w:p>
       <w:pPr>
@@ -8291,27 +6613,11 @@
     </w:p>
     <w:p>
       <w:pPr>
-        <w:pStyle w:val="4"/>
-        <w:keepNext w:val="0"/>
-        <w:keepLines w:val="0"/>
-        <w:widowControl/>
-        <w:spacing w:line="360" w:lineRule="auto"/>
-        <w:rPr>
-          <w:rFonts w:ascii="Times New Roman" w:hAnsi="Times New Roman" w:cs="Times New Roman"/>
-          <w:sz w:val="24"/>
-          <w:szCs w:val="24"/>
-        </w:rPr>
-      </w:pPr>
-      <w:bookmarkStart w:id="24" w:name="_Toc808751770"/>
-      <w:r>
-        <w:rPr>
-          <w:rFonts w:ascii="Times New Roman" w:hAnsi="Times New Roman" w:cs="Times New Roman"/>
-          <w:sz w:val="24"/>
-          <w:szCs w:val="24"/>
-        </w:rPr>
+        <w:bidi w:val="0"/>
+      </w:pPr>
+      <w:r>
         <w:t>Quantum Entanglement Communication</w:t>
       </w:r>
-      <w:bookmarkEnd w:id="24"/>
     </w:p>
     <w:p>
       <w:pPr>
@@ -8484,7 +6790,7 @@
           <w:szCs w:val="24"/>
         </w:rPr>
       </w:pPr>
-      <w:bookmarkStart w:id="25" w:name="_Toc1975665323"/>
+      <w:bookmarkStart w:id="3" w:name="_Toc103743720"/>
       <w:r>
         <w:rPr>
           <w:rFonts w:ascii="Times New Roman" w:hAnsi="Times New Roman" w:cs="Times New Roman"/>
@@ -8493,7 +6799,7 @@
         </w:rPr>
         <w:t>Character Profile: Kael Ardyn</w:t>
       </w:r>
-      <w:bookmarkEnd w:id="25"/>
+      <w:bookmarkEnd w:id="3"/>
     </w:p>
     <w:p>
       <w:pPr>
@@ -8508,7 +6814,7 @@
           <w:szCs w:val="24"/>
         </w:rPr>
       </w:pPr>
-      <w:bookmarkStart w:id="26" w:name="_Toc1599250238"/>
+      <w:bookmarkStart w:id="4" w:name="_Toc502883760"/>
       <w:r>
         <w:rPr>
           <w:rFonts w:ascii="Times New Roman" w:hAnsi="Times New Roman" w:cs="Times New Roman"/>
@@ -8517,7 +6823,7 @@
         </w:rPr>
         <w:t>Basic Information</w:t>
       </w:r>
-      <w:bookmarkEnd w:id="26"/>
+      <w:bookmarkEnd w:id="4"/>
     </w:p>
     <w:p>
       <w:pPr>
@@ -8645,7 +6951,7 @@
           <w:szCs w:val="24"/>
         </w:rPr>
       </w:pPr>
-      <w:bookmarkStart w:id="27" w:name="_Toc1324858069"/>
+      <w:bookmarkStart w:id="5" w:name="_Toc673512390"/>
       <w:r>
         <w:rPr>
           <w:rFonts w:ascii="Times New Roman" w:hAnsi="Times New Roman" w:cs="Times New Roman"/>
@@ -8654,7 +6960,7 @@
         </w:rPr>
         <w:t>Background</w:t>
       </w:r>
-      <w:bookmarkEnd w:id="27"/>
+      <w:bookmarkEnd w:id="5"/>
     </w:p>
     <w:p>
       <w:pPr>
@@ -8669,7 +6975,7 @@
           <w:szCs w:val="24"/>
         </w:rPr>
       </w:pPr>
-      <w:bookmarkStart w:id="28" w:name="_Toc507107385"/>
+      <w:bookmarkStart w:id="6" w:name="_Toc1529968024"/>
       <w:r>
         <w:rPr>
           <w:rFonts w:ascii="Times New Roman" w:hAnsi="Times New Roman" w:cs="Times New Roman"/>
@@ -8678,7 +6984,7 @@
         </w:rPr>
         <w:t>Before the Awakening</w:t>
       </w:r>
-      <w:bookmarkEnd w:id="28"/>
+      <w:bookmarkEnd w:id="6"/>
     </w:p>
     <w:p>
       <w:pPr>
@@ -8712,7 +7018,7 @@
           <w:szCs w:val="24"/>
         </w:rPr>
       </w:pPr>
-      <w:bookmarkStart w:id="29" w:name="_Toc331929326"/>
+      <w:bookmarkStart w:id="7" w:name="_Toc292926603"/>
       <w:r>
         <w:rPr>
           <w:rFonts w:ascii="Times New Roman" w:hAnsi="Times New Roman" w:cs="Times New Roman"/>
@@ -8738,7 +7044,7 @@
         </w:rPr>
         <w:t>th Birthday</w:t>
       </w:r>
-      <w:bookmarkEnd w:id="29"/>
+      <w:bookmarkEnd w:id="7"/>
     </w:p>
     <w:p>
       <w:pPr>
@@ -8772,7 +7078,7 @@
           <w:szCs w:val="24"/>
         </w:rPr>
       </w:pPr>
-      <w:bookmarkStart w:id="30" w:name="_Toc426124328"/>
+      <w:bookmarkStart w:id="8" w:name="_Toc368091563"/>
       <w:r>
         <w:rPr>
           <w:rFonts w:ascii="Times New Roman" w:hAnsi="Times New Roman" w:cs="Times New Roman"/>
@@ -8781,7 +7087,7 @@
         </w:rPr>
         <w:t>Post-Awakening</w:t>
       </w:r>
-      <w:bookmarkEnd w:id="30"/>
+      <w:bookmarkEnd w:id="8"/>
     </w:p>
     <w:p>
       <w:pPr>
@@ -8832,7 +7138,7 @@
           <w:szCs w:val="24"/>
         </w:rPr>
       </w:pPr>
-      <w:bookmarkStart w:id="31" w:name="_Toc153012032"/>
+      <w:bookmarkStart w:id="9" w:name="_Toc695423299"/>
       <w:r>
         <w:rPr>
           <w:rFonts w:ascii="Times New Roman" w:hAnsi="Times New Roman" w:cs="Times New Roman"/>
@@ -8841,7 +7147,7 @@
         </w:rPr>
         <w:t>Physical Appearance</w:t>
       </w:r>
-      <w:bookmarkEnd w:id="31"/>
+      <w:bookmarkEnd w:id="9"/>
     </w:p>
     <w:p>
       <w:pPr>
@@ -9033,7 +7339,7 @@
           <w:szCs w:val="24"/>
         </w:rPr>
       </w:pPr>
-      <w:bookmarkStart w:id="32" w:name="_Toc2047543644"/>
+      <w:bookmarkStart w:id="10" w:name="_Toc2102297526"/>
       <w:r>
         <w:rPr>
           <w:rFonts w:ascii="Times New Roman" w:hAnsi="Times New Roman" w:cs="Times New Roman"/>
@@ -9042,7 +7348,7 @@
         </w:rPr>
         <w:t>Personality</w:t>
       </w:r>
-      <w:bookmarkEnd w:id="32"/>
+      <w:bookmarkEnd w:id="10"/>
     </w:p>
     <w:p>
       <w:pPr>
@@ -9126,7 +7432,7 @@
           <w:szCs w:val="24"/>
         </w:rPr>
       </w:pPr>
-      <w:bookmarkStart w:id="33" w:name="_Toc805318729"/>
+      <w:bookmarkStart w:id="11" w:name="_Toc57995838"/>
       <w:r>
         <w:rPr>
           <w:rFonts w:ascii="Times New Roman" w:hAnsi="Times New Roman" w:cs="Times New Roman"/>
@@ -9135,7 +7441,7 @@
         </w:rPr>
         <w:t>Abilities</w:t>
       </w:r>
-      <w:bookmarkEnd w:id="33"/>
+      <w:bookmarkEnd w:id="11"/>
     </w:p>
     <w:p>
       <w:pPr>
@@ -9295,7 +7601,7 @@
           <w:szCs w:val="24"/>
         </w:rPr>
       </w:pPr>
-      <w:bookmarkStart w:id="34" w:name="_Toc2117485493"/>
+      <w:bookmarkStart w:id="12" w:name="_Toc2126790137"/>
       <w:r>
         <w:rPr>
           <w:rFonts w:ascii="Times New Roman" w:hAnsi="Times New Roman" w:cs="Times New Roman"/>
@@ -9304,7 +7610,7 @@
         </w:rPr>
         <w:t>Weaknesses</w:t>
       </w:r>
-      <w:bookmarkEnd w:id="34"/>
+      <w:bookmarkEnd w:id="12"/>
     </w:p>
     <w:p>
       <w:pPr>
@@ -9411,7 +7717,7 @@
           <w:szCs w:val="24"/>
         </w:rPr>
       </w:pPr>
-      <w:bookmarkStart w:id="35" w:name="_Toc1278308948"/>
+      <w:bookmarkStart w:id="13" w:name="_Toc76495387"/>
       <w:r>
         <w:rPr>
           <w:rFonts w:ascii="Times New Roman" w:hAnsi="Times New Roman" w:cs="Times New Roman"/>
@@ -9420,7 +7726,7 @@
         </w:rPr>
         <w:t>Equipment &amp; Gear</w:t>
       </w:r>
-      <w:bookmarkEnd w:id="35"/>
+      <w:bookmarkEnd w:id="13"/>
     </w:p>
     <w:p>
       <w:pPr>
@@ -9435,7 +7741,7 @@
           <w:szCs w:val="24"/>
         </w:rPr>
       </w:pPr>
-      <w:bookmarkStart w:id="36" w:name="_Toc327953622"/>
+      <w:bookmarkStart w:id="14" w:name="_Toc2098408829"/>
       <w:r>
         <w:rPr>
           <w:rFonts w:ascii="Times New Roman" w:hAnsi="Times New Roman" w:cs="Times New Roman"/>
@@ -9444,7 +7750,7 @@
         </w:rPr>
         <w:t>Hybrid Spear</w:t>
       </w:r>
-      <w:bookmarkEnd w:id="36"/>
+      <w:bookmarkEnd w:id="14"/>
     </w:p>
     <w:p>
       <w:pPr>
@@ -9478,7 +7784,7 @@
           <w:szCs w:val="24"/>
         </w:rPr>
       </w:pPr>
-      <w:bookmarkStart w:id="37" w:name="_Toc424598626"/>
+      <w:bookmarkStart w:id="15" w:name="_Toc742725659"/>
       <w:r>
         <w:rPr>
           <w:rFonts w:ascii="Times New Roman" w:hAnsi="Times New Roman" w:cs="Times New Roman"/>
@@ -9487,7 +7793,7 @@
         </w:rPr>
         <w:t>IRIS (Integrated Reactive Intelligence System)</w:t>
       </w:r>
-      <w:bookmarkEnd w:id="37"/>
+      <w:bookmarkEnd w:id="15"/>
     </w:p>
     <w:p>
       <w:pPr>
@@ -9521,7 +7827,7 @@
           <w:szCs w:val="24"/>
         </w:rPr>
       </w:pPr>
-      <w:bookmarkStart w:id="38" w:name="_Toc1273134160"/>
+      <w:bookmarkStart w:id="16" w:name="_Toc66004543"/>
       <w:r>
         <w:rPr>
           <w:rFonts w:ascii="Times New Roman" w:hAnsi="Times New Roman" w:cs="Times New Roman"/>
@@ -9530,7 +7836,7 @@
         </w:rPr>
         <w:t>Post-Awakening Progress</w:t>
       </w:r>
-      <w:bookmarkEnd w:id="38"/>
+      <w:bookmarkEnd w:id="16"/>
     </w:p>
     <w:p>
       <w:pPr>
@@ -9582,7 +7888,7 @@
           <w:szCs w:val="24"/>
         </w:rPr>
       </w:pPr>
-      <w:bookmarkStart w:id="39" w:name="_Toc1955135029"/>
+      <w:bookmarkStart w:id="17" w:name="_Toc1690610512"/>
       <w:r>
         <w:rPr>
           <w:rFonts w:ascii="Times New Roman" w:hAnsi="Times New Roman" w:cs="Times New Roman"/>
@@ -9591,7 +7897,7 @@
         </w:rPr>
         <w:t>IRIS Status Reports - Kael Ardyn</w:t>
       </w:r>
-      <w:bookmarkEnd w:id="39"/>
+      <w:bookmarkEnd w:id="17"/>
     </w:p>
     <w:p>
       <w:pPr>
@@ -9606,7 +7912,7 @@
           <w:szCs w:val="24"/>
         </w:rPr>
       </w:pPr>
-      <w:bookmarkStart w:id="40" w:name="_Toc2072600595"/>
+      <w:bookmarkStart w:id="18" w:name="_Toc569723978"/>
       <w:r>
         <w:rPr>
           <w:rFonts w:ascii="Times New Roman" w:hAnsi="Times New Roman" w:cs="Times New Roman"/>
@@ -9615,7 +7921,7 @@
         </w:rPr>
         <w:t>Post-Awakening Report (Current Status)</w:t>
       </w:r>
-      <w:bookmarkEnd w:id="40"/>
+      <w:bookmarkEnd w:id="18"/>
     </w:p>
     <w:p>
       <w:pPr>
@@ -9792,7 +8098,7 @@
           <w:szCs w:val="24"/>
         </w:rPr>
       </w:pPr>
-      <w:bookmarkStart w:id="41" w:name="_Toc1544154134"/>
+      <w:bookmarkStart w:id="19" w:name="_Toc1037529825"/>
       <w:r>
         <w:rPr>
           <w:rFonts w:ascii="Times New Roman" w:hAnsi="Times New Roman" w:cs="Times New Roman"/>
@@ -9801,7 +8107,7 @@
         </w:rPr>
         <w:t>Core Vitals</w:t>
       </w:r>
-      <w:bookmarkEnd w:id="41"/>
+      <w:bookmarkEnd w:id="19"/>
     </w:p>
     <w:tbl>
       <w:tblPr>
@@ -10150,7 +8456,7 @@
           <w:szCs w:val="24"/>
         </w:rPr>
       </w:pPr>
-      <w:bookmarkStart w:id="42" w:name="_Toc489726484"/>
+      <w:bookmarkStart w:id="20" w:name="_Toc1739816577"/>
       <w:r>
         <w:rPr>
           <w:rFonts w:ascii="Times New Roman" w:hAnsi="Times New Roman" w:cs="Times New Roman"/>
@@ -10159,7 +8465,7 @@
         </w:rPr>
         <w:t>Physical Capacity</w:t>
       </w:r>
-      <w:bookmarkEnd w:id="42"/>
+      <w:bookmarkEnd w:id="20"/>
     </w:p>
     <w:tbl>
       <w:tblPr>
@@ -10323,6 +8629,12 @@
       <w:tr>
         <w:tblPrEx>
           <w:tblLayout w:type="fixed"/>
+          <w:tblCellMar>
+            <w:top w:w="15" w:type="dxa"/>
+            <w:left w:w="15" w:type="dxa"/>
+            <w:bottom w:w="15" w:type="dxa"/>
+            <w:right w:w="15" w:type="dxa"/>
+          </w:tblCellMar>
         </w:tblPrEx>
         <w:trPr>
           <w:tblCellSpacing w:w="15" w:type="dxa"/>
@@ -10385,12 +8697,6 @@
       <w:tr>
         <w:tblPrEx>
           <w:tblLayout w:type="fixed"/>
-          <w:tblCellMar>
-            <w:top w:w="15" w:type="dxa"/>
-            <w:left w:w="15" w:type="dxa"/>
-            <w:bottom w:w="15" w:type="dxa"/>
-            <w:right w:w="15" w:type="dxa"/>
-          </w:tblCellMar>
         </w:tblPrEx>
         <w:trPr>
           <w:tblCellSpacing w:w="15" w:type="dxa"/>
@@ -10526,7 +8832,7 @@
           <w:szCs w:val="24"/>
         </w:rPr>
       </w:pPr>
-      <w:bookmarkStart w:id="43" w:name="_Toc1062788035"/>
+      <w:bookmarkStart w:id="21" w:name="_Toc1109678411"/>
       <w:r>
         <w:rPr>
           <w:rFonts w:ascii="Times New Roman" w:hAnsi="Times New Roman" w:cs="Times New Roman"/>
@@ -10535,7 +8841,7 @@
         </w:rPr>
         <w:t>Health Status</w:t>
       </w:r>
-      <w:bookmarkEnd w:id="43"/>
+      <w:bookmarkEnd w:id="21"/>
     </w:p>
     <w:tbl>
       <w:tblPr>
@@ -10558,6 +8864,12 @@
       <w:tr>
         <w:tblPrEx>
           <w:tblLayout w:type="fixed"/>
+          <w:tblCellMar>
+            <w:top w:w="15" w:type="dxa"/>
+            <w:left w:w="15" w:type="dxa"/>
+            <w:bottom w:w="15" w:type="dxa"/>
+            <w:right w:w="15" w:type="dxa"/>
+          </w:tblCellMar>
         </w:tblPrEx>
         <w:trPr>
           <w:tblHeader/>
@@ -10625,6 +8937,12 @@
       <w:tr>
         <w:tblPrEx>
           <w:tblLayout w:type="fixed"/>
+          <w:tblCellMar>
+            <w:top w:w="15" w:type="dxa"/>
+            <w:left w:w="15" w:type="dxa"/>
+            <w:bottom w:w="15" w:type="dxa"/>
+            <w:right w:w="15" w:type="dxa"/>
+          </w:tblCellMar>
         </w:tblPrEx>
         <w:trPr>
           <w:tblCellSpacing w:w="15" w:type="dxa"/>
@@ -10687,6 +9005,12 @@
       <w:tr>
         <w:tblPrEx>
           <w:tblLayout w:type="fixed"/>
+          <w:tblCellMar>
+            <w:top w:w="15" w:type="dxa"/>
+            <w:left w:w="15" w:type="dxa"/>
+            <w:bottom w:w="15" w:type="dxa"/>
+            <w:right w:w="15" w:type="dxa"/>
+          </w:tblCellMar>
         </w:tblPrEx>
         <w:trPr>
           <w:tblCellSpacing w:w="15" w:type="dxa"/>
@@ -10749,6 +9073,12 @@
       <w:tr>
         <w:tblPrEx>
           <w:tblLayout w:type="fixed"/>
+          <w:tblCellMar>
+            <w:top w:w="15" w:type="dxa"/>
+            <w:left w:w="15" w:type="dxa"/>
+            <w:bottom w:w="15" w:type="dxa"/>
+            <w:right w:w="15" w:type="dxa"/>
+          </w:tblCellMar>
         </w:tblPrEx>
         <w:trPr>
           <w:tblCellSpacing w:w="15" w:type="dxa"/>
@@ -10884,7 +9214,7 @@
           <w:szCs w:val="24"/>
         </w:rPr>
       </w:pPr>
-      <w:bookmarkStart w:id="44" w:name="_Toc2130878388"/>
+      <w:bookmarkStart w:id="22" w:name="_Toc287466826"/>
       <w:r>
         <w:rPr>
           <w:rFonts w:ascii="Times New Roman" w:hAnsi="Times New Roman" w:cs="Times New Roman"/>
@@ -10893,7 +9223,7 @@
         </w:rPr>
         <w:t>Core Attributes</w:t>
       </w:r>
-      <w:bookmarkEnd w:id="44"/>
+      <w:bookmarkEnd w:id="22"/>
     </w:p>
     <w:tbl>
       <w:tblPr>
@@ -10916,6 +9246,12 @@
       <w:tr>
         <w:tblPrEx>
           <w:tblLayout w:type="fixed"/>
+          <w:tblCellMar>
+            <w:top w:w="15" w:type="dxa"/>
+            <w:left w:w="15" w:type="dxa"/>
+            <w:bottom w:w="15" w:type="dxa"/>
+            <w:right w:w="15" w:type="dxa"/>
+          </w:tblCellMar>
         </w:tblPrEx>
         <w:trPr>
           <w:tblHeader/>
@@ -10983,6 +9319,12 @@
       <w:tr>
         <w:tblPrEx>
           <w:tblLayout w:type="fixed"/>
+          <w:tblCellMar>
+            <w:top w:w="15" w:type="dxa"/>
+            <w:left w:w="15" w:type="dxa"/>
+            <w:bottom w:w="15" w:type="dxa"/>
+            <w:right w:w="15" w:type="dxa"/>
+          </w:tblCellMar>
         </w:tblPrEx>
         <w:trPr>
           <w:tblCellSpacing w:w="15" w:type="dxa"/>
@@ -11045,6 +9387,12 @@
       <w:tr>
         <w:tblPrEx>
           <w:tblLayout w:type="fixed"/>
+          <w:tblCellMar>
+            <w:top w:w="15" w:type="dxa"/>
+            <w:left w:w="15" w:type="dxa"/>
+            <w:bottom w:w="15" w:type="dxa"/>
+            <w:right w:w="15" w:type="dxa"/>
+          </w:tblCellMar>
         </w:tblPrEx>
         <w:trPr>
           <w:tblCellSpacing w:w="15" w:type="dxa"/>
@@ -11107,6 +9455,12 @@
       <w:tr>
         <w:tblPrEx>
           <w:tblLayout w:type="fixed"/>
+          <w:tblCellMar>
+            <w:top w:w="15" w:type="dxa"/>
+            <w:left w:w="15" w:type="dxa"/>
+            <w:bottom w:w="15" w:type="dxa"/>
+            <w:right w:w="15" w:type="dxa"/>
+          </w:tblCellMar>
         </w:tblPrEx>
         <w:trPr>
           <w:tblCellSpacing w:w="15" w:type="dxa"/>
@@ -11231,6 +9585,12 @@
       <w:tr>
         <w:tblPrEx>
           <w:tblLayout w:type="fixed"/>
+          <w:tblCellMar>
+            <w:top w:w="15" w:type="dxa"/>
+            <w:left w:w="15" w:type="dxa"/>
+            <w:bottom w:w="15" w:type="dxa"/>
+            <w:right w:w="15" w:type="dxa"/>
+          </w:tblCellMar>
         </w:tblPrEx>
         <w:trPr>
           <w:tblCellSpacing w:w="15" w:type="dxa"/>
@@ -11333,7 +9693,7 @@
           <w:szCs w:val="24"/>
         </w:rPr>
       </w:pPr>
-      <w:bookmarkStart w:id="45" w:name="_Toc1463432399"/>
+      <w:bookmarkStart w:id="23" w:name="_Toc1405547579"/>
       <w:r>
         <w:rPr>
           <w:rFonts w:ascii="Times New Roman" w:hAnsi="Times New Roman" w:cs="Times New Roman"/>
@@ -11342,7 +9702,7 @@
         </w:rPr>
         <w:t>Pre-Awakening Report (Historical Data)</w:t>
       </w:r>
-      <w:bookmarkEnd w:id="45"/>
+      <w:bookmarkEnd w:id="23"/>
     </w:p>
     <w:p>
       <w:pPr>
@@ -11461,7 +9821,7 @@
           <w:szCs w:val="24"/>
         </w:rPr>
       </w:pPr>
-      <w:bookmarkStart w:id="46" w:name="_Toc1104840269"/>
+      <w:bookmarkStart w:id="24" w:name="_Toc2112703186"/>
       <w:r>
         <w:rPr>
           <w:rFonts w:ascii="Times New Roman" w:hAnsi="Times New Roman" w:cs="Times New Roman"/>
@@ -11470,7 +9830,7 @@
         </w:rPr>
         <w:t>Core Vitals</w:t>
       </w:r>
-      <w:bookmarkEnd w:id="46"/>
+      <w:bookmarkEnd w:id="24"/>
     </w:p>
     <w:tbl>
       <w:tblPr>
@@ -11566,12 +9926,6 @@
       <w:tr>
         <w:tblPrEx>
           <w:tblLayout w:type="fixed"/>
-          <w:tblCellMar>
-            <w:top w:w="15" w:type="dxa"/>
-            <w:left w:w="15" w:type="dxa"/>
-            <w:bottom w:w="15" w:type="dxa"/>
-            <w:right w:w="15" w:type="dxa"/>
-          </w:tblCellMar>
         </w:tblPrEx>
         <w:trPr>
           <w:tblCellSpacing w:w="15" w:type="dxa"/>
@@ -11770,12 +10124,6 @@
       <w:tr>
         <w:tblPrEx>
           <w:tblLayout w:type="fixed"/>
-          <w:tblCellMar>
-            <w:top w:w="15" w:type="dxa"/>
-            <w:left w:w="15" w:type="dxa"/>
-            <w:bottom w:w="15" w:type="dxa"/>
-            <w:right w:w="15" w:type="dxa"/>
-          </w:tblCellMar>
         </w:tblPrEx>
         <w:trPr>
           <w:tblCellSpacing w:w="15" w:type="dxa"/>
@@ -11849,7 +10197,7 @@
           <w:szCs w:val="24"/>
         </w:rPr>
       </w:pPr>
-      <w:bookmarkStart w:id="47" w:name="_Toc2111733192"/>
+      <w:bookmarkStart w:id="25" w:name="_Toc1707424889"/>
       <w:r>
         <w:rPr>
           <w:rFonts w:ascii="Times New Roman" w:hAnsi="Times New Roman" w:cs="Times New Roman"/>
@@ -11858,7 +10206,7 @@
         </w:rPr>
         <w:t>Physical Capacity</w:t>
       </w:r>
-      <w:bookmarkEnd w:id="47"/>
+      <w:bookmarkEnd w:id="25"/>
     </w:p>
     <w:tbl>
       <w:tblPr>
@@ -11881,12 +10229,6 @@
       <w:tr>
         <w:tblPrEx>
           <w:tblLayout w:type="fixed"/>
-          <w:tblCellMar>
-            <w:top w:w="15" w:type="dxa"/>
-            <w:left w:w="15" w:type="dxa"/>
-            <w:bottom w:w="15" w:type="dxa"/>
-            <w:right w:w="15" w:type="dxa"/>
-          </w:tblCellMar>
         </w:tblPrEx>
         <w:trPr>
           <w:tblHeader/>
@@ -12016,12 +10358,6 @@
       <w:tr>
         <w:tblPrEx>
           <w:tblLayout w:type="fixed"/>
-          <w:tblCellMar>
-            <w:top w:w="15" w:type="dxa"/>
-            <w:left w:w="15" w:type="dxa"/>
-            <w:bottom w:w="15" w:type="dxa"/>
-            <w:right w:w="15" w:type="dxa"/>
-          </w:tblCellMar>
         </w:tblPrEx>
         <w:trPr>
           <w:tblCellSpacing w:w="15" w:type="dxa"/>
@@ -12084,12 +10420,6 @@
       <w:tr>
         <w:tblPrEx>
           <w:tblLayout w:type="fixed"/>
-          <w:tblCellMar>
-            <w:top w:w="15" w:type="dxa"/>
-            <w:left w:w="15" w:type="dxa"/>
-            <w:bottom w:w="15" w:type="dxa"/>
-            <w:right w:w="15" w:type="dxa"/>
-          </w:tblCellMar>
         </w:tblPrEx>
         <w:trPr>
           <w:tblCellSpacing w:w="15" w:type="dxa"/>
@@ -12225,7 +10555,7 @@
           <w:szCs w:val="24"/>
         </w:rPr>
       </w:pPr>
-      <w:bookmarkStart w:id="48" w:name="_Toc1794055042"/>
+      <w:bookmarkStart w:id="26" w:name="_Toc1221423750"/>
       <w:r>
         <w:rPr>
           <w:rFonts w:ascii="Times New Roman" w:hAnsi="Times New Roman" w:cs="Times New Roman"/>
@@ -12234,7 +10564,7 @@
         </w:rPr>
         <w:t>Health Status</w:t>
       </w:r>
-      <w:bookmarkEnd w:id="48"/>
+      <w:bookmarkEnd w:id="26"/>
     </w:p>
     <w:tbl>
       <w:tblPr>
@@ -12583,7 +10913,7 @@
           <w:szCs w:val="24"/>
         </w:rPr>
       </w:pPr>
-      <w:bookmarkStart w:id="49" w:name="_Toc919920337"/>
+      <w:bookmarkStart w:id="27" w:name="_Toc664599326"/>
       <w:r>
         <w:rPr>
           <w:rFonts w:ascii="Times New Roman" w:hAnsi="Times New Roman" w:cs="Times New Roman"/>
@@ -12592,7 +10922,7 @@
         </w:rPr>
         <w:t>Core Attributes</w:t>
       </w:r>
-      <w:bookmarkEnd w:id="49"/>
+      <w:bookmarkEnd w:id="27"/>
     </w:p>
     <w:tbl>
       <w:tblPr>
@@ -13080,7 +11410,7 @@
           <w:lang w:val="en"/>
         </w:rPr>
       </w:pPr>
-      <w:bookmarkStart w:id="50" w:name="_Toc976242572"/>
+      <w:bookmarkStart w:id="28" w:name="_Toc1255637740"/>
       <w:r>
         <w:rPr>
           <w:sz w:val="24"/>
@@ -13089,7 +11419,7 @@
         </w:rPr>
         <w:t>Chapter 2</w:t>
       </w:r>
-      <w:bookmarkEnd w:id="50"/>
+      <w:bookmarkEnd w:id="28"/>
     </w:p>
     <w:p>
       <w:pPr>
@@ -14571,7 +12901,7 @@
           <w:lang w:val="en"/>
         </w:rPr>
       </w:pPr>
-      <w:bookmarkStart w:id="51" w:name="_Toc1781981947"/>
+      <w:bookmarkStart w:id="29" w:name="_Toc2111724171"/>
       <w:r>
         <w:rPr>
           <w:sz w:val="24"/>
@@ -14580,7 +12910,7 @@
         </w:rPr>
         <w:t>Chapter 3</w:t>
       </w:r>
-      <w:bookmarkEnd w:id="51"/>
+      <w:bookmarkEnd w:id="29"/>
     </w:p>
     <w:p>
       <w:pPr>
@@ -16345,12 +14675,6 @@
       <w:tr>
         <w:tblPrEx>
           <w:tblLayout w:type="fixed"/>
-          <w:tblCellMar>
-            <w:top w:w="15" w:type="dxa"/>
-            <w:left w:w="15" w:type="dxa"/>
-            <w:bottom w:w="15" w:type="dxa"/>
-            <w:right w:w="15" w:type="dxa"/>
-          </w:tblCellMar>
         </w:tblPrEx>
         <w:trPr>
           <w:tblCellSpacing w:w="15" w:type="dxa"/>
@@ -16411,12 +14735,6 @@
       <w:tr>
         <w:tblPrEx>
           <w:tblLayout w:type="fixed"/>
-          <w:tblCellMar>
-            <w:top w:w="15" w:type="dxa"/>
-            <w:left w:w="15" w:type="dxa"/>
-            <w:bottom w:w="15" w:type="dxa"/>
-            <w:right w:w="15" w:type="dxa"/>
-          </w:tblCellMar>
         </w:tblPrEx>
         <w:trPr>
           <w:tblCellSpacing w:w="15" w:type="dxa"/>
@@ -16477,12 +14795,6 @@
       <w:tr>
         <w:tblPrEx>
           <w:tblLayout w:type="fixed"/>
-          <w:tblCellMar>
-            <w:top w:w="15" w:type="dxa"/>
-            <w:left w:w="15" w:type="dxa"/>
-            <w:bottom w:w="15" w:type="dxa"/>
-            <w:right w:w="15" w:type="dxa"/>
-          </w:tblCellMar>
         </w:tblPrEx>
         <w:trPr>
           <w:tblCellSpacing w:w="15" w:type="dxa"/>
@@ -16663,12 +14975,6 @@
       <w:tr>
         <w:tblPrEx>
           <w:tblLayout w:type="fixed"/>
-          <w:tblCellMar>
-            <w:top w:w="15" w:type="dxa"/>
-            <w:left w:w="15" w:type="dxa"/>
-            <w:bottom w:w="15" w:type="dxa"/>
-            <w:right w:w="15" w:type="dxa"/>
-          </w:tblCellMar>
         </w:tblPrEx>
         <w:trPr>
           <w:tblCellSpacing w:w="15" w:type="dxa"/>
@@ -16749,7 +15055,7 @@
           <w:lang w:val="en"/>
         </w:rPr>
       </w:pPr>
-      <w:bookmarkStart w:id="52" w:name="_Toc1910498466"/>
+      <w:bookmarkStart w:id="30" w:name="_Toc1471599696"/>
       <w:r>
         <w:rPr>
           <w:sz w:val="24"/>
@@ -16758,7 +15064,7 @@
         </w:rPr>
         <w:t>Chapter 4</w:t>
       </w:r>
-      <w:bookmarkEnd w:id="52"/>
+      <w:bookmarkEnd w:id="30"/>
       <w:r>
         <w:rPr>
           <w:sz w:val="24"/>
@@ -18722,7 +17028,7 @@
           <w:lang w:val="en"/>
         </w:rPr>
       </w:pPr>
-      <w:bookmarkStart w:id="53" w:name="_Toc988355661"/>
+      <w:bookmarkStart w:id="31" w:name="_Toc1292482404"/>
       <w:r>
         <w:rPr>
           <w:sz w:val="24"/>
@@ -18731,7 +17037,7 @@
         </w:rPr>
         <w:t>Chapter 5</w:t>
       </w:r>
-      <w:bookmarkEnd w:id="53"/>
+      <w:bookmarkEnd w:id="31"/>
     </w:p>
     <w:p>
       <w:pPr>
@@ -20870,7 +19176,7 @@
           <w:lang w:val="en"/>
         </w:rPr>
       </w:pPr>
-      <w:bookmarkStart w:id="54" w:name="_Toc1686670528"/>
+      <w:bookmarkStart w:id="32" w:name="_Toc452864665"/>
       <w:r>
         <w:rPr>
           <w:sz w:val="24"/>
@@ -20879,7 +19185,7 @@
         </w:rPr>
         <w:t>Chapter 6</w:t>
       </w:r>
-      <w:bookmarkEnd w:id="54"/>
+      <w:bookmarkEnd w:id="32"/>
     </w:p>
     <w:p>
       <w:pPr>
@@ -22525,7 +20831,7 @@
           <w:lang w:val="en"/>
         </w:rPr>
       </w:pPr>
-      <w:bookmarkStart w:id="55" w:name="_Toc571766589"/>
+      <w:bookmarkStart w:id="33" w:name="_Toc1540529261"/>
       <w:r>
         <w:rPr>
           <w:sz w:val="24"/>
@@ -22534,7 +20840,7 @@
         </w:rPr>
         <w:t>Chapter 7</w:t>
       </w:r>
-      <w:bookmarkEnd w:id="55"/>
+      <w:bookmarkEnd w:id="33"/>
     </w:p>
     <w:p>
       <w:pPr>
@@ -25737,7 +24043,7 @@
           <w:lang w:val="en"/>
         </w:rPr>
       </w:pPr>
-      <w:bookmarkStart w:id="56" w:name="_Toc816537336"/>
+      <w:bookmarkStart w:id="34" w:name="_Toc1396226124"/>
       <w:r>
         <w:rPr>
           <w:sz w:val="24"/>
@@ -25746,7 +24052,7 @@
         </w:rPr>
         <w:t>Chapter 8</w:t>
       </w:r>
-      <w:bookmarkEnd w:id="56"/>
+      <w:bookmarkEnd w:id="34"/>
     </w:p>
     <w:p>
       <w:pPr>
@@ -27511,7 +25817,7 @@
           <w:lang w:val="en"/>
         </w:rPr>
       </w:pPr>
-      <w:bookmarkStart w:id="57" w:name="_Toc1138437119"/>
+      <w:bookmarkStart w:id="35" w:name="_Toc955748426"/>
       <w:r>
         <w:rPr>
           <w:sz w:val="24"/>
@@ -27520,7 +25826,7 @@
         </w:rPr>
         <w:t>Chapter 9</w:t>
       </w:r>
-      <w:bookmarkEnd w:id="57"/>
+      <w:bookmarkEnd w:id="35"/>
     </w:p>
     <w:p>
       <w:pPr>
@@ -29772,7 +28078,7 @@
           <w:szCs w:val="24"/>
         </w:rPr>
       </w:pPr>
-      <w:bookmarkStart w:id="58" w:name="_Toc1896624658"/>
+      <w:bookmarkStart w:id="36" w:name="_Toc66558003"/>
       <w:r>
         <w:rPr>
           <w:sz w:val="24"/>
@@ -29780,7 +28086,7 @@
         </w:rPr>
         <w:t>Chapter 10</w:t>
       </w:r>
-      <w:bookmarkEnd w:id="58"/>
+      <w:bookmarkEnd w:id="36"/>
     </w:p>
     <w:p>
       <w:pPr>
@@ -32466,7 +30772,7 @@
           <w:szCs w:val="24"/>
         </w:rPr>
       </w:pPr>
-      <w:bookmarkStart w:id="59" w:name="_Toc1323644721"/>
+      <w:bookmarkStart w:id="37" w:name="_Toc778710500"/>
       <w:r>
         <w:rPr>
           <w:sz w:val="24"/>
@@ -32474,7 +30780,7 @@
         </w:rPr>
         <w:t>Chapter 11</w:t>
       </w:r>
-      <w:bookmarkEnd w:id="59"/>
+      <w:bookmarkEnd w:id="37"/>
     </w:p>
     <w:p>
       <w:pPr>
@@ -33940,7 +32246,7 @@
           <w:lang w:val="en"/>
         </w:rPr>
       </w:pPr>
-      <w:bookmarkStart w:id="60" w:name="_Toc1470366445"/>
+      <w:bookmarkStart w:id="38" w:name="_Toc1248675029"/>
       <w:r>
         <w:rPr>
           <w:sz w:val="24"/>
@@ -33949,7 +32255,7 @@
         </w:rPr>
         <w:t>Chapter 12</w:t>
       </w:r>
-      <w:bookmarkEnd w:id="60"/>
+      <w:bookmarkEnd w:id="38"/>
     </w:p>
     <w:p>
       <w:pPr>
@@ -35357,12 +33663,6 @@
       <w:tr>
         <w:tblPrEx>
           <w:tblLayout w:type="fixed"/>
-          <w:tblCellMar>
-            <w:top w:w="0" w:type="dxa"/>
-            <w:left w:w="10" w:type="dxa"/>
-            <w:bottom w:w="0" w:type="dxa"/>
-            <w:right w:w="10" w:type="dxa"/>
-          </w:tblCellMar>
         </w:tblPrEx>
         <w:trPr>
           <w:trHeight w:val="1" w:hRule="atLeast"/>
@@ -35443,12 +33743,6 @@
       <w:tr>
         <w:tblPrEx>
           <w:tblLayout w:type="fixed"/>
-          <w:tblCellMar>
-            <w:top w:w="0" w:type="dxa"/>
-            <w:left w:w="10" w:type="dxa"/>
-            <w:bottom w:w="0" w:type="dxa"/>
-            <w:right w:w="10" w:type="dxa"/>
-          </w:tblCellMar>
         </w:tblPrEx>
         <w:trPr>
           <w:trHeight w:val="1" w:hRule="atLeast"/>
@@ -35537,12 +33831,6 @@
       <w:tr>
         <w:tblPrEx>
           <w:tblLayout w:type="fixed"/>
-          <w:tblCellMar>
-            <w:top w:w="0" w:type="dxa"/>
-            <w:left w:w="10" w:type="dxa"/>
-            <w:bottom w:w="0" w:type="dxa"/>
-            <w:right w:w="10" w:type="dxa"/>
-          </w:tblCellMar>
         </w:tblPrEx>
         <w:trPr>
           <w:trHeight w:val="1" w:hRule="atLeast"/>
@@ -35631,12 +33919,6 @@
       <w:tr>
         <w:tblPrEx>
           <w:tblLayout w:type="fixed"/>
-          <w:tblCellMar>
-            <w:top w:w="0" w:type="dxa"/>
-            <w:left w:w="10" w:type="dxa"/>
-            <w:bottom w:w="0" w:type="dxa"/>
-            <w:right w:w="10" w:type="dxa"/>
-          </w:tblCellMar>
         </w:tblPrEx>
         <w:trPr>
           <w:trHeight w:val="1" w:hRule="atLeast"/>
@@ -35813,12 +34095,6 @@
       <w:tr>
         <w:tblPrEx>
           <w:tblLayout w:type="fixed"/>
-          <w:tblCellMar>
-            <w:top w:w="0" w:type="dxa"/>
-            <w:left w:w="10" w:type="dxa"/>
-            <w:bottom w:w="0" w:type="dxa"/>
-            <w:right w:w="10" w:type="dxa"/>
-          </w:tblCellMar>
         </w:tblPrEx>
         <w:trPr>
           <w:trHeight w:val="1" w:hRule="atLeast"/>
@@ -35907,12 +34183,6 @@
       <w:tr>
         <w:tblPrEx>
           <w:tblLayout w:type="fixed"/>
-          <w:tblCellMar>
-            <w:top w:w="0" w:type="dxa"/>
-            <w:left w:w="10" w:type="dxa"/>
-            <w:bottom w:w="0" w:type="dxa"/>
-            <w:right w:w="10" w:type="dxa"/>
-          </w:tblCellMar>
         </w:tblPrEx>
         <w:trPr>
           <w:trHeight w:val="1" w:hRule="atLeast"/>
@@ -36226,12 +34496,6 @@
       <w:tr>
         <w:tblPrEx>
           <w:tblLayout w:type="fixed"/>
-          <w:tblCellMar>
-            <w:top w:w="0" w:type="dxa"/>
-            <w:left w:w="10" w:type="dxa"/>
-            <w:bottom w:w="0" w:type="dxa"/>
-            <w:right w:w="10" w:type="dxa"/>
-          </w:tblCellMar>
         </w:tblPrEx>
         <w:trPr>
           <w:trHeight w:val="1" w:hRule="atLeast"/>
@@ -36312,12 +34576,6 @@
       <w:tr>
         <w:tblPrEx>
           <w:tblLayout w:type="fixed"/>
-          <w:tblCellMar>
-            <w:top w:w="0" w:type="dxa"/>
-            <w:left w:w="10" w:type="dxa"/>
-            <w:bottom w:w="0" w:type="dxa"/>
-            <w:right w:w="10" w:type="dxa"/>
-          </w:tblCellMar>
         </w:tblPrEx>
         <w:trPr>
           <w:trHeight w:val="1" w:hRule="atLeast"/>
@@ -36406,12 +34664,6 @@
       <w:tr>
         <w:tblPrEx>
           <w:tblLayout w:type="fixed"/>
-          <w:tblCellMar>
-            <w:top w:w="0" w:type="dxa"/>
-            <w:left w:w="10" w:type="dxa"/>
-            <w:bottom w:w="0" w:type="dxa"/>
-            <w:right w:w="10" w:type="dxa"/>
-          </w:tblCellMar>
         </w:tblPrEx>
         <w:trPr>
           <w:trHeight w:val="1" w:hRule="atLeast"/>
@@ -36500,12 +34752,6 @@
       <w:tr>
         <w:tblPrEx>
           <w:tblLayout w:type="fixed"/>
-          <w:tblCellMar>
-            <w:top w:w="0" w:type="dxa"/>
-            <w:left w:w="10" w:type="dxa"/>
-            <w:bottom w:w="0" w:type="dxa"/>
-            <w:right w:w="10" w:type="dxa"/>
-          </w:tblCellMar>
         </w:tblPrEx>
         <w:trPr>
           <w:trHeight w:val="1" w:hRule="atLeast"/>
@@ -36682,12 +34928,6 @@
       <w:tr>
         <w:tblPrEx>
           <w:tblLayout w:type="fixed"/>
-          <w:tblCellMar>
-            <w:top w:w="0" w:type="dxa"/>
-            <w:left w:w="10" w:type="dxa"/>
-            <w:bottom w:w="0" w:type="dxa"/>
-            <w:right w:w="10" w:type="dxa"/>
-          </w:tblCellMar>
         </w:tblPrEx>
         <w:trPr>
           <w:trHeight w:val="200" w:hRule="atLeast"/>
@@ -39622,7 +37862,7 @@
           <w:lang w:val="en-IN"/>
         </w:rPr>
       </w:pPr>
-      <w:bookmarkStart w:id="61" w:name="_Toc175265339"/>
+      <w:bookmarkStart w:id="39" w:name="_Toc434649566"/>
       <w:r>
         <w:rPr>
           <w:sz w:val="24"/>
@@ -39631,7 +37871,7 @@
         </w:rPr>
         <w:t>Chapter 13</w:t>
       </w:r>
-      <w:bookmarkEnd w:id="61"/>
+      <w:bookmarkEnd w:id="39"/>
     </w:p>
     <w:p>
       <w:pPr>
@@ -42903,17 +41143,90 @@
           <w:rFonts w:hint="default"/>
           <w:lang w:val="en"/>
         </w:rPr>
-        <w:t>Each of the crow was massive, more than triple the size of a usual crow. The massive black peak of each of the crow gleamed with red colo</w:t>
-      </w:r>
-      <w:bookmarkStart w:id="62" w:name="_GoBack"/>
-      <w:bookmarkEnd w:id="62"/>
-      <w:r>
+        <w:t>Each of the crow was massive, more than triple the size of a usual crow. The massive black peak of each of the crow gleamed with red colour of blood.</w:t>
+      </w:r>
+    </w:p>
+    <w:p>
+      <w:pPr>
+        <w:pStyle w:val="17"/>
+        <w:keepNext w:val="0"/>
+        <w:keepLines w:val="0"/>
+        <w:widowControl/>
+        <w:suppressLineNumbers w:val="0"/>
         <w:rPr>
           <w:rFonts w:hint="default"/>
           <w:lang w:val="en"/>
         </w:rPr>
-        <w:t>ur of blood</w:t>
-      </w:r>
+      </w:pPr>
+      <w:r>
+        <w:rPr>
+          <w:rFonts w:hint="default"/>
+          <w:lang w:val="en"/>
+        </w:rPr>
+        <w:t>With the dusk hung over them with the raging fire over the distance, they looked like a legion of death following them.</w:t>
+      </w:r>
+    </w:p>
+    <w:p>
+      <w:pPr>
+        <w:pStyle w:val="17"/>
+        <w:keepNext w:val="0"/>
+        <w:keepLines w:val="0"/>
+        <w:widowControl/>
+        <w:suppressLineNumbers w:val="0"/>
+        <w:rPr>
+          <w:rFonts w:hint="default"/>
+          <w:lang w:val="en"/>
+        </w:rPr>
+      </w:pPr>
+      <w:r>
+        <w:rPr>
+          <w:rFonts w:hint="default"/>
+          <w:lang w:val="en"/>
+        </w:rPr>
+        <w:t>“climb the cable fast...We have no time to waste”,Kael shouted with urgency.</w:t>
+      </w:r>
+    </w:p>
+    <w:p>
+      <w:pPr>
+        <w:pStyle w:val="17"/>
+        <w:keepNext w:val="0"/>
+        <w:keepLines w:val="0"/>
+        <w:widowControl/>
+        <w:suppressLineNumbers w:val="0"/>
+        <w:rPr>
+          <w:rFonts w:hint="default"/>
+          <w:lang w:val="en"/>
+        </w:rPr>
+      </w:pPr>
+      <w:r>
+        <w:rPr>
+          <w:rFonts w:hint="default"/>
+          <w:lang w:val="en"/>
+        </w:rPr>
+        <w:t>The sudden urgency triggered their body to push force with sudden burst of temporary energy. This was the potential of human body to push the limits in needs of urgency.</w:t>
+      </w:r>
+    </w:p>
+    <w:p>
+      <w:pPr>
+        <w:pStyle w:val="17"/>
+        <w:keepNext w:val="0"/>
+        <w:keepLines w:val="0"/>
+        <w:widowControl/>
+        <w:suppressLineNumbers w:val="0"/>
+        <w:rPr>
+          <w:rFonts w:hint="default"/>
+          <w:lang w:val="en"/>
+        </w:rPr>
+      </w:pPr>
+      <w:r>
+        <w:rPr>
+          <w:rFonts w:hint="default"/>
+          <w:lang w:val="en"/>
+        </w:rPr>
+        <w:t>But, this spike in adreline</w:t>
+      </w:r>
+      <w:bookmarkStart w:id="40" w:name="_GoBack"/>
+      <w:bookmarkEnd w:id="40"/>
     </w:p>
     <w:p>
       <w:pPr>
@@ -46102,9 +44415,9 @@
     <w:lsdException w:uiPriority="99" w:name="index 7"/>
     <w:lsdException w:uiPriority="99" w:name="index 8"/>
     <w:lsdException w:uiPriority="99" w:name="index 9"/>
-    <w:lsdException w:uiPriority="39" w:name="toc 1"/>
+    <w:lsdException w:qFormat="1" w:uiPriority="39" w:name="toc 1"/>
     <w:lsdException w:qFormat="1" w:uiPriority="39" w:name="toc 2"/>
-    <w:lsdException w:uiPriority="39" w:name="toc 3"/>
+    <w:lsdException w:qFormat="1" w:uiPriority="39" w:name="toc 3"/>
     <w:lsdException w:uiPriority="39" w:name="toc 4"/>
     <w:lsdException w:uiPriority="39" w:name="toc 5"/>
     <w:lsdException w:uiPriority="39" w:name="toc 6"/>
@@ -46114,8 +44427,8 @@
     <w:lsdException w:uiPriority="99" w:name="Normal Indent"/>
     <w:lsdException w:uiPriority="99" w:name="footnote text"/>
     <w:lsdException w:uiPriority="99" w:name="annotation text"/>
-    <w:lsdException w:uiPriority="99" w:name="header"/>
-    <w:lsdException w:uiPriority="99" w:name="footer"/>
+    <w:lsdException w:qFormat="1" w:uiPriority="99" w:name="header"/>
+    <w:lsdException w:qFormat="1" w:uiPriority="99" w:name="footer"/>
     <w:lsdException w:uiPriority="99" w:name="index heading"/>
     <w:lsdException w:qFormat="1" w:unhideWhenUsed="0" w:uiPriority="0" w:semiHidden="0" w:name="caption"/>
     <w:lsdException w:uiPriority="99" w:name="table of figures"/>
@@ -46148,7 +44461,7 @@
     <w:lsdException w:qFormat="1" w:unhideWhenUsed="0" w:uiPriority="10" w:semiHidden="0" w:name="Title"/>
     <w:lsdException w:uiPriority="99" w:name="Closing"/>
     <w:lsdException w:uiPriority="99" w:name="Signature"/>
-    <w:lsdException w:uiPriority="1" w:name="Default Paragraph Font"/>
+    <w:lsdException w:qFormat="1" w:uiPriority="1" w:name="Default Paragraph Font"/>
     <w:lsdException w:qFormat="1" w:unhideWhenUsed="0" w:uiPriority="0" w:semiHidden="0" w:name="Body Text"/>
     <w:lsdException w:uiPriority="99" w:name="Body Text Indent"/>
     <w:lsdException w:uiPriority="99" w:name="List Continue"/>
@@ -46569,6 +44882,7 @@
     <w:name w:val="Default Paragraph Font"/>
     <w:semiHidden/>
     <w:unhideWhenUsed/>
+    <w:qFormat/>
     <w:uiPriority w:val="1"/>
   </w:style>
   <w:style w:type="table" w:default="1" w:styleId="26">
@@ -46617,6 +44931,7 @@
     <w:basedOn w:val="1"/>
     <w:semiHidden/>
     <w:unhideWhenUsed/>
+    <w:qFormat/>
     <w:uiPriority w:val="99"/>
     <w:pPr>
       <w:tabs>
@@ -46636,6 +44951,7 @@
     <w:basedOn w:val="1"/>
     <w:semiHidden/>
     <w:unhideWhenUsed/>
+    <w:qFormat/>
     <w:uiPriority w:val="99"/>
     <w:pPr>
       <w:tabs>
@@ -46752,6 +45068,7 @@
     <w:next w:val="1"/>
     <w:semiHidden/>
     <w:unhideWhenUsed/>
+    <w:qFormat/>
     <w:uiPriority w:val="39"/>
   </w:style>
   <w:style w:type="paragraph" w:styleId="21">
@@ -46772,6 +45089,7 @@
     <w:next w:val="1"/>
     <w:semiHidden/>
     <w:unhideWhenUsed/>
+    <w:qFormat/>
     <w:uiPriority w:val="39"/>
     <w:pPr>
       <w:ind w:left="840" w:leftChars="400"/>

--- a/Legacy_of_the_Lost_Earth - Combined.docx
+++ b/Legacy_of_the_Lost_Earth - Combined.docx
@@ -35,43 +35,46 @@
       <w:sdtContent>
         <w:p>
           <w:pPr>
-            <w:pStyle w:val="48"/>
+            <w:spacing w:before="0" w:beforeLines="0" w:after="0" w:afterLines="0" w:line="240" w:lineRule="auto"/>
+            <w:ind w:left="0" w:leftChars="0" w:right="0" w:rightChars="0" w:firstLine="0" w:firstLineChars="0"/>
+            <w:jc w:val="center"/>
           </w:pPr>
           <w:r>
-            <w:t>Contents</w:t>
+            <w:rPr>
+              <w:rFonts w:ascii="SimSun" w:hAnsi="SimSun" w:eastAsia="SimSun"/>
+              <w:sz w:val="21"/>
+            </w:rPr>
+            <w:t>目录</w:t>
           </w:r>
         </w:p>
         <w:p>
           <w:pPr>
             <w:pStyle w:val="20"/>
             <w:tabs>
-              <w:tab w:val="right" w:leader="dot" w:pos="9736"/>
+              <w:tab w:val="right" w:leader="dot" w:pos="9746"/>
             </w:tabs>
+          </w:pPr>
+          <w:r>
+            <w:fldChar w:fldCharType="begin"/>
+          </w:r>
+          <w:r>
+            <w:instrText xml:space="preserve"> TOC \o "1-3" \h \z \u </w:instrText>
+          </w:r>
+          <w:r>
+            <w:fldChar w:fldCharType="separate"/>
+          </w:r>
+          <w:r>
+            <w:fldChar w:fldCharType="begin"/>
+          </w:r>
+          <w:r>
+            <w:instrText xml:space="preserve"> HYPERLINK \l _Toc594111087 </w:instrText>
+          </w:r>
+          <w:r>
+            <w:fldChar w:fldCharType="separate"/>
+          </w:r>
+          <w:r>
             <w:rPr>
-              <w:lang w:bidi="ta-IN"/>
-            </w:rPr>
-          </w:pPr>
-          <w:r>
-            <w:fldChar w:fldCharType="begin"/>
-          </w:r>
-          <w:r>
-            <w:instrText xml:space="preserve"> TOC \o "1-3" \h \z \u </w:instrText>
-          </w:r>
-          <w:r>
-            <w:fldChar w:fldCharType="separate"/>
-          </w:r>
-          <w:r>
-            <w:fldChar w:fldCharType="begin"/>
-          </w:r>
-          <w:r>
-            <w:instrText xml:space="preserve"> HYPERLINK \l "_Toc227787725" </w:instrText>
-          </w:r>
-          <w:r>
-            <w:fldChar w:fldCharType="separate"/>
-          </w:r>
-          <w:r>
-            <w:rPr>
-              <w:rStyle w:val="25"/>
+              <w:szCs w:val="24"/>
               <w:lang w:val="en"/>
             </w:rPr>
             <w:t>Chapter 1</w:t>
@@ -83,13 +86,13 @@
             <w:fldChar w:fldCharType="begin"/>
           </w:r>
           <w:r>
-            <w:instrText xml:space="preserve"> PAGEREF _Toc227787725 \h </w:instrText>
+            <w:instrText xml:space="preserve"> PAGEREF _Toc594111087 </w:instrText>
           </w:r>
           <w:r>
             <w:fldChar w:fldCharType="separate"/>
           </w:r>
           <w:r>
-            <w:t>1</w:t>
+            <w:t>4</w:t>
           </w:r>
           <w:r>
             <w:fldChar w:fldCharType="end"/>
@@ -102,53 +105,64 @@
           <w:pPr>
             <w:pStyle w:val="20"/>
             <w:tabs>
-              <w:tab w:val="right" w:leader="dot" w:pos="9736"/>
+              <w:tab w:val="right" w:leader="dot" w:pos="9746"/>
             </w:tabs>
+          </w:pPr>
+          <w:r>
             <w:rPr>
-              <w:lang w:bidi="ta-IN"/>
+              <w:bCs/>
             </w:rPr>
-          </w:pPr>
-          <w:r>
             <w:fldChar w:fldCharType="begin"/>
           </w:r>
           <w:r>
-            <w:instrText xml:space="preserve"> HYPERLINK \l "_Toc227787726" </w:instrText>
-          </w:r>
-          <w:r>
+            <w:rPr>
+              <w:bCs/>
+            </w:rPr>
+            <w:instrText xml:space="preserve"> HYPERLINK \l _Toc1056509560 </w:instrText>
+          </w:r>
+          <w:r>
+            <w:rPr>
+              <w:bCs/>
+            </w:rPr>
             <w:fldChar w:fldCharType="separate"/>
           </w:r>
           <w:r>
+            <w:t xml:space="preserve"> </w:t>
+          </w:r>
+          <w:r>
+            <w:t xml:space="preserve"> </w:t>
+          </w:r>
+          <w:r>
             <w:rPr>
-              <w:rStyle w:val="25"/>
               <w:rFonts w:ascii="Segoe UI Emoji" w:hAnsi="Segoe UI Emoji" w:cs="Segoe UI Emoji"/>
             </w:rPr>
             <w:t>🤖</w:t>
           </w:r>
           <w:r>
+            <w:t xml:space="preserve"> IRIS – Integrated Reactive Intelligence System</w:t>
+          </w:r>
+          <w:r>
+            <w:tab/>
+          </w:r>
+          <w:r>
+            <w:fldChar w:fldCharType="begin"/>
+          </w:r>
+          <w:r>
+            <w:instrText xml:space="preserve"> PAGEREF _Toc1056509560 </w:instrText>
+          </w:r>
+          <w:r>
+            <w:fldChar w:fldCharType="separate"/>
+          </w:r>
+          <w:r>
+            <w:t>11</w:t>
+          </w:r>
+          <w:r>
+            <w:fldChar w:fldCharType="end"/>
+          </w:r>
+          <w:r>
             <w:rPr>
-              <w:rStyle w:val="25"/>
+              <w:bCs/>
             </w:rPr>
-            <w:t xml:space="preserve"> IRIS – Integrated Reactive Intelligence System</w:t>
-          </w:r>
-          <w:r>
-            <w:tab/>
-          </w:r>
-          <w:r>
-            <w:fldChar w:fldCharType="begin"/>
-          </w:r>
-          <w:r>
-            <w:instrText xml:space="preserve"> PAGEREF _Toc227787726 \h </w:instrText>
-          </w:r>
-          <w:r>
-            <w:fldChar w:fldCharType="separate"/>
-          </w:r>
-          <w:r>
-            <w:t>8</w:t>
-          </w:r>
-          <w:r>
-            <w:fldChar w:fldCharType="end"/>
-          </w:r>
-          <w:r>
             <w:fldChar w:fldCharType="end"/>
           </w:r>
         </w:p>
@@ -156,55 +170,56 @@
           <w:pPr>
             <w:pStyle w:val="21"/>
             <w:tabs>
-              <w:tab w:val="right" w:leader="dot" w:pos="9736"/>
+              <w:tab w:val="right" w:leader="dot" w:pos="9746"/>
             </w:tabs>
-            <w:ind w:left="480"/>
+          </w:pPr>
+          <w:r>
             <w:rPr>
-              <w:lang w:bidi="ta-IN"/>
+              <w:bCs/>
             </w:rPr>
-          </w:pPr>
-          <w:r>
             <w:fldChar w:fldCharType="begin"/>
           </w:r>
           <w:r>
-            <w:instrText xml:space="preserve"> HYPERLINK \l "_Toc227787727" </w:instrText>
-          </w:r>
-          <w:r>
+            <w:rPr>
+              <w:bCs/>
+            </w:rPr>
+            <w:instrText xml:space="preserve"> HYPERLINK \l _Toc1069135649 </w:instrText>
+          </w:r>
+          <w:r>
+            <w:rPr>
+              <w:bCs/>
+            </w:rPr>
             <w:fldChar w:fldCharType="separate"/>
           </w:r>
           <w:r>
             <w:rPr>
-              <w:rStyle w:val="25"/>
-              <w:rFonts w:ascii="Segoe UI Emoji" w:hAnsi="Segoe UI Emoji" w:cs="Segoe UI Emoji"/>
+              <w:rFonts w:ascii="Times New Roman" w:hAnsi="Times New Roman" w:cs="Times New Roman"/>
+              <w:szCs w:val="24"/>
             </w:rPr>
-            <w:t>⚙️</w:t>
+            <w:t>⚙️ Design &amp; Technology</w:t>
+          </w:r>
+          <w:r>
+            <w:tab/>
+          </w:r>
+          <w:r>
+            <w:fldChar w:fldCharType="begin"/>
+          </w:r>
+          <w:r>
+            <w:instrText xml:space="preserve"> PAGEREF _Toc1069135649 </w:instrText>
+          </w:r>
+          <w:r>
+            <w:fldChar w:fldCharType="separate"/>
+          </w:r>
+          <w:r>
+            <w:t>11</w:t>
+          </w:r>
+          <w:r>
+            <w:fldChar w:fldCharType="end"/>
           </w:r>
           <w:r>
             <w:rPr>
-              <w:rStyle w:val="25"/>
-              <w:rFonts w:ascii="Times New Roman" w:hAnsi="Times New Roman" w:cs="Times New Roman"/>
+              <w:bCs/>
             </w:rPr>
-            <w:t xml:space="preserve"> Design &amp; Technology</w:t>
-          </w:r>
-          <w:r>
-            <w:tab/>
-          </w:r>
-          <w:r>
-            <w:fldChar w:fldCharType="begin"/>
-          </w:r>
-          <w:r>
-            <w:instrText xml:space="preserve"> PAGEREF _Toc227787727 \h </w:instrText>
-          </w:r>
-          <w:r>
-            <w:fldChar w:fldCharType="separate"/>
-          </w:r>
-          <w:r>
-            <w:t>8</w:t>
-          </w:r>
-          <w:r>
-            <w:fldChar w:fldCharType="end"/>
-          </w:r>
-          <w:r>
             <w:fldChar w:fldCharType="end"/>
           </w:r>
         </w:p>
@@ -212,55 +227,56 @@
           <w:pPr>
             <w:pStyle w:val="21"/>
             <w:tabs>
-              <w:tab w:val="right" w:leader="dot" w:pos="9736"/>
+              <w:tab w:val="right" w:leader="dot" w:pos="9746"/>
             </w:tabs>
-            <w:ind w:left="480"/>
+          </w:pPr>
+          <w:r>
             <w:rPr>
-              <w:lang w:bidi="ta-IN"/>
+              <w:bCs/>
             </w:rPr>
-          </w:pPr>
-          <w:r>
             <w:fldChar w:fldCharType="begin"/>
           </w:r>
           <w:r>
-            <w:instrText xml:space="preserve"> HYPERLINK \l "_Toc227787728" </w:instrText>
-          </w:r>
-          <w:r>
+            <w:rPr>
+              <w:bCs/>
+            </w:rPr>
+            <w:instrText xml:space="preserve"> HYPERLINK \l _Toc2081988259 </w:instrText>
+          </w:r>
+          <w:r>
+            <w:rPr>
+              <w:bCs/>
+            </w:rPr>
             <w:fldChar w:fldCharType="separate"/>
           </w:r>
           <w:r>
             <w:rPr>
-              <w:rStyle w:val="25"/>
-              <w:rFonts w:ascii="Segoe UI Emoji" w:hAnsi="Segoe UI Emoji" w:cs="Segoe UI Emoji"/>
+              <w:rFonts w:ascii="Times New Roman" w:hAnsi="Times New Roman" w:cs="Times New Roman"/>
+              <w:szCs w:val="24"/>
             </w:rPr>
-            <w:t>⚖️</w:t>
+            <w:t>⚖️ Advanced Technological Specifications</w:t>
+          </w:r>
+          <w:r>
+            <w:tab/>
+          </w:r>
+          <w:r>
+            <w:fldChar w:fldCharType="begin"/>
+          </w:r>
+          <w:r>
+            <w:instrText xml:space="preserve"> PAGEREF _Toc2081988259 </w:instrText>
+          </w:r>
+          <w:r>
+            <w:fldChar w:fldCharType="separate"/>
+          </w:r>
+          <w:r>
+            <w:t>16</w:t>
+          </w:r>
+          <w:r>
+            <w:fldChar w:fldCharType="end"/>
           </w:r>
           <w:r>
             <w:rPr>
-              <w:rStyle w:val="25"/>
-              <w:rFonts w:ascii="Times New Roman" w:hAnsi="Times New Roman" w:cs="Times New Roman"/>
+              <w:bCs/>
             </w:rPr>
-            <w:t xml:space="preserve"> Advanced Technological Specifications</w:t>
-          </w:r>
-          <w:r>
-            <w:tab/>
-          </w:r>
-          <w:r>
-            <w:fldChar w:fldCharType="begin"/>
-          </w:r>
-          <w:r>
-            <w:instrText xml:space="preserve"> PAGEREF _Toc227787728 \h </w:instrText>
-          </w:r>
-          <w:r>
-            <w:fldChar w:fldCharType="separate"/>
-          </w:r>
-          <w:r>
-            <w:t>12</w:t>
-          </w:r>
-          <w:r>
-            <w:fldChar w:fldCharType="end"/>
-          </w:r>
-          <w:r>
             <w:fldChar w:fldCharType="end"/>
           </w:r>
         </w:p>
@@ -268,25 +284,31 @@
           <w:pPr>
             <w:pStyle w:val="20"/>
             <w:tabs>
-              <w:tab w:val="right" w:leader="dot" w:pos="9736"/>
+              <w:tab w:val="right" w:leader="dot" w:pos="9746"/>
             </w:tabs>
+          </w:pPr>
+          <w:r>
             <w:rPr>
-              <w:lang w:bidi="ta-IN"/>
+              <w:bCs/>
             </w:rPr>
-          </w:pPr>
-          <w:r>
             <w:fldChar w:fldCharType="begin"/>
           </w:r>
           <w:r>
-            <w:instrText xml:space="preserve"> HYPERLINK \l "_Toc227787729" </w:instrText>
-          </w:r>
-          <w:r>
+            <w:rPr>
+              <w:bCs/>
+            </w:rPr>
+            <w:instrText xml:space="preserve"> HYPERLINK \l _Toc2025536647 </w:instrText>
+          </w:r>
+          <w:r>
+            <w:rPr>
+              <w:bCs/>
+            </w:rPr>
             <w:fldChar w:fldCharType="separate"/>
           </w:r>
           <w:r>
             <w:rPr>
-              <w:rStyle w:val="25"/>
               <w:rFonts w:ascii="Times New Roman" w:hAnsi="Times New Roman" w:cs="Times New Roman"/>
+              <w:szCs w:val="24"/>
             </w:rPr>
             <w:t>Character Profile: Kael Ardyn</w:t>
           </w:r>
@@ -297,18 +319,21 @@
             <w:fldChar w:fldCharType="begin"/>
           </w:r>
           <w:r>
-            <w:instrText xml:space="preserve"> PAGEREF _Toc227787729 \h </w:instrText>
+            <w:instrText xml:space="preserve"> PAGEREF _Toc2025536647 </w:instrText>
           </w:r>
           <w:r>
             <w:fldChar w:fldCharType="separate"/>
           </w:r>
           <w:r>
-            <w:t>13</w:t>
+            <w:t>17</w:t>
           </w:r>
           <w:r>
             <w:fldChar w:fldCharType="end"/>
           </w:r>
           <w:r>
+            <w:rPr>
+              <w:bCs/>
+            </w:rPr>
             <w:fldChar w:fldCharType="end"/>
           </w:r>
         </w:p>
@@ -316,26 +341,31 @@
           <w:pPr>
             <w:pStyle w:val="21"/>
             <w:tabs>
-              <w:tab w:val="right" w:leader="dot" w:pos="9736"/>
+              <w:tab w:val="right" w:leader="dot" w:pos="9746"/>
             </w:tabs>
-            <w:ind w:left="480"/>
+          </w:pPr>
+          <w:r>
             <w:rPr>
-              <w:lang w:bidi="ta-IN"/>
+              <w:bCs/>
             </w:rPr>
-          </w:pPr>
-          <w:r>
             <w:fldChar w:fldCharType="begin"/>
           </w:r>
           <w:r>
-            <w:instrText xml:space="preserve"> HYPERLINK \l "_Toc227787730" </w:instrText>
-          </w:r>
-          <w:r>
+            <w:rPr>
+              <w:bCs/>
+            </w:rPr>
+            <w:instrText xml:space="preserve"> HYPERLINK \l _Toc664316472 </w:instrText>
+          </w:r>
+          <w:r>
+            <w:rPr>
+              <w:bCs/>
+            </w:rPr>
             <w:fldChar w:fldCharType="separate"/>
           </w:r>
           <w:r>
             <w:rPr>
-              <w:rStyle w:val="25"/>
               <w:rFonts w:ascii="Times New Roman" w:hAnsi="Times New Roman" w:cs="Times New Roman"/>
+              <w:szCs w:val="24"/>
             </w:rPr>
             <w:t>Basic Information</w:t>
           </w:r>
@@ -346,18 +376,21 @@
             <w:fldChar w:fldCharType="begin"/>
           </w:r>
           <w:r>
-            <w:instrText xml:space="preserve"> PAGEREF _Toc227787730 \h </w:instrText>
+            <w:instrText xml:space="preserve"> PAGEREF _Toc664316472 </w:instrText>
           </w:r>
           <w:r>
             <w:fldChar w:fldCharType="separate"/>
           </w:r>
           <w:r>
-            <w:t>13</w:t>
+            <w:t>17</w:t>
           </w:r>
           <w:r>
             <w:fldChar w:fldCharType="end"/>
           </w:r>
           <w:r>
+            <w:rPr>
+              <w:bCs/>
+            </w:rPr>
             <w:fldChar w:fldCharType="end"/>
           </w:r>
         </w:p>
@@ -365,26 +398,31 @@
           <w:pPr>
             <w:pStyle w:val="21"/>
             <w:tabs>
-              <w:tab w:val="right" w:leader="dot" w:pos="9736"/>
+              <w:tab w:val="right" w:leader="dot" w:pos="9746"/>
             </w:tabs>
-            <w:ind w:left="480"/>
+          </w:pPr>
+          <w:r>
             <w:rPr>
-              <w:lang w:bidi="ta-IN"/>
+              <w:bCs/>
             </w:rPr>
-          </w:pPr>
-          <w:r>
             <w:fldChar w:fldCharType="begin"/>
           </w:r>
           <w:r>
-            <w:instrText xml:space="preserve"> HYPERLINK \l "_Toc227787731" </w:instrText>
-          </w:r>
-          <w:r>
+            <w:rPr>
+              <w:bCs/>
+            </w:rPr>
+            <w:instrText xml:space="preserve"> HYPERLINK \l _Toc1551754311 </w:instrText>
+          </w:r>
+          <w:r>
+            <w:rPr>
+              <w:bCs/>
+            </w:rPr>
             <w:fldChar w:fldCharType="separate"/>
           </w:r>
           <w:r>
             <w:rPr>
-              <w:rStyle w:val="25"/>
               <w:rFonts w:ascii="Times New Roman" w:hAnsi="Times New Roman" w:cs="Times New Roman"/>
+              <w:szCs w:val="24"/>
             </w:rPr>
             <w:t>Background</w:t>
           </w:r>
@@ -395,18 +433,21 @@
             <w:fldChar w:fldCharType="begin"/>
           </w:r>
           <w:r>
-            <w:instrText xml:space="preserve"> PAGEREF _Toc227787731 \h </w:instrText>
+            <w:instrText xml:space="preserve"> PAGEREF _Toc1551754311 </w:instrText>
           </w:r>
           <w:r>
             <w:fldChar w:fldCharType="separate"/>
           </w:r>
           <w:r>
-            <w:t>13</w:t>
+            <w:t>17</w:t>
           </w:r>
           <w:r>
             <w:fldChar w:fldCharType="end"/>
           </w:r>
           <w:r>
+            <w:rPr>
+              <w:bCs/>
+            </w:rPr>
             <w:fldChar w:fldCharType="end"/>
           </w:r>
         </w:p>
@@ -414,26 +455,31 @@
           <w:pPr>
             <w:pStyle w:val="22"/>
             <w:tabs>
-              <w:tab w:val="right" w:leader="dot" w:pos="9736"/>
+              <w:tab w:val="right" w:leader="dot" w:pos="9746"/>
             </w:tabs>
-            <w:ind w:left="960"/>
+          </w:pPr>
+          <w:r>
             <w:rPr>
-              <w:lang w:bidi="ta-IN"/>
+              <w:bCs/>
             </w:rPr>
-          </w:pPr>
-          <w:r>
             <w:fldChar w:fldCharType="begin"/>
           </w:r>
           <w:r>
-            <w:instrText xml:space="preserve"> HYPERLINK \l "_Toc227787732" </w:instrText>
-          </w:r>
-          <w:r>
+            <w:rPr>
+              <w:bCs/>
+            </w:rPr>
+            <w:instrText xml:space="preserve"> HYPERLINK \l _Toc1123259380 </w:instrText>
+          </w:r>
+          <w:r>
+            <w:rPr>
+              <w:bCs/>
+            </w:rPr>
             <w:fldChar w:fldCharType="separate"/>
           </w:r>
           <w:r>
             <w:rPr>
-              <w:rStyle w:val="25"/>
               <w:rFonts w:ascii="Times New Roman" w:hAnsi="Times New Roman" w:cs="Times New Roman"/>
+              <w:szCs w:val="24"/>
             </w:rPr>
             <w:t>Before the Awakening</w:t>
           </w:r>
@@ -444,18 +490,21 @@
             <w:fldChar w:fldCharType="begin"/>
           </w:r>
           <w:r>
-            <w:instrText xml:space="preserve"> PAGEREF _Toc227787732 \h </w:instrText>
+            <w:instrText xml:space="preserve"> PAGEREF _Toc1123259380 </w:instrText>
           </w:r>
           <w:r>
             <w:fldChar w:fldCharType="separate"/>
           </w:r>
           <w:r>
-            <w:t>13</w:t>
+            <w:t>17</w:t>
           </w:r>
           <w:r>
             <w:fldChar w:fldCharType="end"/>
           </w:r>
           <w:r>
+            <w:rPr>
+              <w:bCs/>
+            </w:rPr>
             <w:fldChar w:fldCharType="end"/>
           </w:r>
         </w:p>
@@ -463,43 +512,48 @@
           <w:pPr>
             <w:pStyle w:val="22"/>
             <w:tabs>
-              <w:tab w:val="right" w:leader="dot" w:pos="9736"/>
+              <w:tab w:val="right" w:leader="dot" w:pos="9746"/>
             </w:tabs>
-            <w:ind w:left="960"/>
+          </w:pPr>
+          <w:r>
             <w:rPr>
-              <w:lang w:bidi="ta-IN"/>
+              <w:bCs/>
             </w:rPr>
-          </w:pPr>
-          <w:r>
             <w:fldChar w:fldCharType="begin"/>
           </w:r>
           <w:r>
-            <w:instrText xml:space="preserve"> HYPERLINK \l "_Toc227787733" </w:instrText>
-          </w:r>
-          <w:r>
+            <w:rPr>
+              <w:bCs/>
+            </w:rPr>
+            <w:instrText xml:space="preserve"> HYPERLINK \l _Toc405929900 </w:instrText>
+          </w:r>
+          <w:r>
+            <w:rPr>
+              <w:bCs/>
+            </w:rPr>
             <w:fldChar w:fldCharType="separate"/>
           </w:r>
           <w:r>
             <w:rPr>
-              <w:rStyle w:val="25"/>
               <w:rFonts w:ascii="Times New Roman" w:hAnsi="Times New Roman" w:cs="Times New Roman"/>
+              <w:szCs w:val="24"/>
             </w:rPr>
             <w:t>On His 2</w:t>
           </w:r>
           <w:r>
             <w:rPr>
-              <w:rStyle w:val="25"/>
               <w:rFonts w:ascii="Times New Roman" w:hAnsi="Times New Roman" w:cs="Times New Roman"/>
+              <w:szCs w:val="24"/>
               <w:lang w:val="en"/>
             </w:rPr>
             <w:t>1</w:t>
           </w:r>
           <w:r>
             <w:rPr>
-              <w:rStyle w:val="25"/>
               <w:rFonts w:ascii="Times New Roman" w:hAnsi="Times New Roman" w:cs="Times New Roman"/>
+              <w:szCs w:val="24"/>
             </w:rPr>
-            <w:t>th Birthday</w:t>
+            <w:t>st Birthday</w:t>
           </w:r>
           <w:r>
             <w:tab/>
@@ -508,18 +562,21 @@
             <w:fldChar w:fldCharType="begin"/>
           </w:r>
           <w:r>
-            <w:instrText xml:space="preserve"> PAGEREF _Toc227787733 \h </w:instrText>
+            <w:instrText xml:space="preserve"> PAGEREF _Toc405929900 </w:instrText>
           </w:r>
           <w:r>
             <w:fldChar w:fldCharType="separate"/>
           </w:r>
           <w:r>
-            <w:t>14</w:t>
+            <w:t>17</w:t>
           </w:r>
           <w:r>
             <w:fldChar w:fldCharType="end"/>
           </w:r>
           <w:r>
+            <w:rPr>
+              <w:bCs/>
+            </w:rPr>
             <w:fldChar w:fldCharType="end"/>
           </w:r>
         </w:p>
@@ -527,26 +584,31 @@
           <w:pPr>
             <w:pStyle w:val="22"/>
             <w:tabs>
-              <w:tab w:val="right" w:leader="dot" w:pos="9736"/>
+              <w:tab w:val="right" w:leader="dot" w:pos="9746"/>
             </w:tabs>
-            <w:ind w:left="960"/>
+          </w:pPr>
+          <w:r>
             <w:rPr>
-              <w:lang w:bidi="ta-IN"/>
+              <w:bCs/>
             </w:rPr>
-          </w:pPr>
-          <w:r>
             <w:fldChar w:fldCharType="begin"/>
           </w:r>
           <w:r>
-            <w:instrText xml:space="preserve"> HYPERLINK \l "_Toc227787734" </w:instrText>
-          </w:r>
-          <w:r>
+            <w:rPr>
+              <w:bCs/>
+            </w:rPr>
+            <w:instrText xml:space="preserve"> HYPERLINK \l _Toc994823220 </w:instrText>
+          </w:r>
+          <w:r>
+            <w:rPr>
+              <w:bCs/>
+            </w:rPr>
             <w:fldChar w:fldCharType="separate"/>
           </w:r>
           <w:r>
             <w:rPr>
-              <w:rStyle w:val="25"/>
               <w:rFonts w:ascii="Times New Roman" w:hAnsi="Times New Roman" w:cs="Times New Roman"/>
+              <w:szCs w:val="24"/>
             </w:rPr>
             <w:t>Post-Awakening</w:t>
           </w:r>
@@ -557,18 +619,21 @@
             <w:fldChar w:fldCharType="begin"/>
           </w:r>
           <w:r>
-            <w:instrText xml:space="preserve"> PAGEREF _Toc227787734 \h </w:instrText>
+            <w:instrText xml:space="preserve"> PAGEREF _Toc994823220 </w:instrText>
           </w:r>
           <w:r>
             <w:fldChar w:fldCharType="separate"/>
           </w:r>
           <w:r>
-            <w:t>14</w:t>
+            <w:t>18</w:t>
           </w:r>
           <w:r>
             <w:fldChar w:fldCharType="end"/>
           </w:r>
           <w:r>
+            <w:rPr>
+              <w:bCs/>
+            </w:rPr>
             <w:fldChar w:fldCharType="end"/>
           </w:r>
         </w:p>
@@ -576,26 +641,31 @@
           <w:pPr>
             <w:pStyle w:val="21"/>
             <w:tabs>
-              <w:tab w:val="right" w:leader="dot" w:pos="9736"/>
+              <w:tab w:val="right" w:leader="dot" w:pos="9746"/>
             </w:tabs>
-            <w:ind w:left="480"/>
+          </w:pPr>
+          <w:r>
             <w:rPr>
-              <w:lang w:bidi="ta-IN"/>
+              <w:bCs/>
             </w:rPr>
-          </w:pPr>
-          <w:r>
             <w:fldChar w:fldCharType="begin"/>
           </w:r>
           <w:r>
-            <w:instrText xml:space="preserve"> HYPERLINK \l "_Toc227787735" </w:instrText>
-          </w:r>
-          <w:r>
+            <w:rPr>
+              <w:bCs/>
+            </w:rPr>
+            <w:instrText xml:space="preserve"> HYPERLINK \l _Toc788541307 </w:instrText>
+          </w:r>
+          <w:r>
+            <w:rPr>
+              <w:bCs/>
+            </w:rPr>
             <w:fldChar w:fldCharType="separate"/>
           </w:r>
           <w:r>
             <w:rPr>
-              <w:rStyle w:val="25"/>
               <w:rFonts w:ascii="Times New Roman" w:hAnsi="Times New Roman" w:cs="Times New Roman"/>
+              <w:szCs w:val="24"/>
             </w:rPr>
             <w:t>Physical Appearance</w:t>
           </w:r>
@@ -606,18 +676,21 @@
             <w:fldChar w:fldCharType="begin"/>
           </w:r>
           <w:r>
-            <w:instrText xml:space="preserve"> PAGEREF _Toc227787735 \h </w:instrText>
+            <w:instrText xml:space="preserve"> PAGEREF _Toc788541307 </w:instrText>
           </w:r>
           <w:r>
             <w:fldChar w:fldCharType="separate"/>
           </w:r>
           <w:r>
-            <w:t>14</w:t>
+            <w:t>18</w:t>
           </w:r>
           <w:r>
             <w:fldChar w:fldCharType="end"/>
           </w:r>
           <w:r>
+            <w:rPr>
+              <w:bCs/>
+            </w:rPr>
             <w:fldChar w:fldCharType="end"/>
           </w:r>
         </w:p>
@@ -625,26 +698,31 @@
           <w:pPr>
             <w:pStyle w:val="21"/>
             <w:tabs>
-              <w:tab w:val="right" w:leader="dot" w:pos="9736"/>
+              <w:tab w:val="right" w:leader="dot" w:pos="9746"/>
             </w:tabs>
-            <w:ind w:left="480"/>
+          </w:pPr>
+          <w:r>
             <w:rPr>
-              <w:lang w:bidi="ta-IN"/>
+              <w:bCs/>
             </w:rPr>
-          </w:pPr>
-          <w:r>
             <w:fldChar w:fldCharType="begin"/>
           </w:r>
           <w:r>
-            <w:instrText xml:space="preserve"> HYPERLINK \l "_Toc227787736" </w:instrText>
-          </w:r>
-          <w:r>
+            <w:rPr>
+              <w:bCs/>
+            </w:rPr>
+            <w:instrText xml:space="preserve"> HYPERLINK \l _Toc619167114 </w:instrText>
+          </w:r>
+          <w:r>
+            <w:rPr>
+              <w:bCs/>
+            </w:rPr>
             <w:fldChar w:fldCharType="separate"/>
           </w:r>
           <w:r>
             <w:rPr>
-              <w:rStyle w:val="25"/>
               <w:rFonts w:ascii="Times New Roman" w:hAnsi="Times New Roman" w:cs="Times New Roman"/>
+              <w:szCs w:val="24"/>
             </w:rPr>
             <w:t>Personality</w:t>
           </w:r>
@@ -655,18 +733,21 @@
             <w:fldChar w:fldCharType="begin"/>
           </w:r>
           <w:r>
-            <w:instrText xml:space="preserve"> PAGEREF _Toc227787736 \h </w:instrText>
+            <w:instrText xml:space="preserve"> PAGEREF _Toc619167114 </w:instrText>
           </w:r>
           <w:r>
             <w:fldChar w:fldCharType="separate"/>
           </w:r>
           <w:r>
-            <w:t>14</w:t>
+            <w:t>18</w:t>
           </w:r>
           <w:r>
             <w:fldChar w:fldCharType="end"/>
           </w:r>
           <w:r>
+            <w:rPr>
+              <w:bCs/>
+            </w:rPr>
             <w:fldChar w:fldCharType="end"/>
           </w:r>
         </w:p>
@@ -674,26 +755,31 @@
           <w:pPr>
             <w:pStyle w:val="21"/>
             <w:tabs>
-              <w:tab w:val="right" w:leader="dot" w:pos="9736"/>
+              <w:tab w:val="right" w:leader="dot" w:pos="9746"/>
             </w:tabs>
-            <w:ind w:left="480"/>
+          </w:pPr>
+          <w:r>
             <w:rPr>
-              <w:lang w:bidi="ta-IN"/>
+              <w:bCs/>
             </w:rPr>
-          </w:pPr>
-          <w:r>
             <w:fldChar w:fldCharType="begin"/>
           </w:r>
           <w:r>
-            <w:instrText xml:space="preserve"> HYPERLINK \l "_Toc227787737" </w:instrText>
-          </w:r>
-          <w:r>
+            <w:rPr>
+              <w:bCs/>
+            </w:rPr>
+            <w:instrText xml:space="preserve"> HYPERLINK \l _Toc929017172 </w:instrText>
+          </w:r>
+          <w:r>
+            <w:rPr>
+              <w:bCs/>
+            </w:rPr>
             <w:fldChar w:fldCharType="separate"/>
           </w:r>
           <w:r>
             <w:rPr>
-              <w:rStyle w:val="25"/>
               <w:rFonts w:ascii="Times New Roman" w:hAnsi="Times New Roman" w:cs="Times New Roman"/>
+              <w:szCs w:val="24"/>
             </w:rPr>
             <w:t>Abilities</w:t>
           </w:r>
@@ -704,18 +790,21 @@
             <w:fldChar w:fldCharType="begin"/>
           </w:r>
           <w:r>
-            <w:instrText xml:space="preserve"> PAGEREF _Toc227787737 \h </w:instrText>
+            <w:instrText xml:space="preserve"> PAGEREF _Toc929017172 </w:instrText>
           </w:r>
           <w:r>
             <w:fldChar w:fldCharType="separate"/>
           </w:r>
           <w:r>
-            <w:t>14</w:t>
+            <w:t>18</w:t>
           </w:r>
           <w:r>
             <w:fldChar w:fldCharType="end"/>
           </w:r>
           <w:r>
+            <w:rPr>
+              <w:bCs/>
+            </w:rPr>
             <w:fldChar w:fldCharType="end"/>
           </w:r>
         </w:p>
@@ -723,26 +812,31 @@
           <w:pPr>
             <w:pStyle w:val="21"/>
             <w:tabs>
-              <w:tab w:val="right" w:leader="dot" w:pos="9736"/>
+              <w:tab w:val="right" w:leader="dot" w:pos="9746"/>
             </w:tabs>
-            <w:ind w:left="480"/>
+          </w:pPr>
+          <w:r>
             <w:rPr>
-              <w:lang w:bidi="ta-IN"/>
+              <w:bCs/>
             </w:rPr>
-          </w:pPr>
-          <w:r>
             <w:fldChar w:fldCharType="begin"/>
           </w:r>
           <w:r>
-            <w:instrText xml:space="preserve"> HYPERLINK \l "_Toc227787738" </w:instrText>
-          </w:r>
-          <w:r>
+            <w:rPr>
+              <w:bCs/>
+            </w:rPr>
+            <w:instrText xml:space="preserve"> HYPERLINK \l _Toc1546361525 </w:instrText>
+          </w:r>
+          <w:r>
+            <w:rPr>
+              <w:bCs/>
+            </w:rPr>
             <w:fldChar w:fldCharType="separate"/>
           </w:r>
           <w:r>
             <w:rPr>
-              <w:rStyle w:val="25"/>
               <w:rFonts w:ascii="Times New Roman" w:hAnsi="Times New Roman" w:cs="Times New Roman"/>
+              <w:szCs w:val="24"/>
             </w:rPr>
             <w:t>Weaknesses</w:t>
           </w:r>
@@ -753,18 +847,21 @@
             <w:fldChar w:fldCharType="begin"/>
           </w:r>
           <w:r>
-            <w:instrText xml:space="preserve"> PAGEREF _Toc227787738 \h </w:instrText>
+            <w:instrText xml:space="preserve"> PAGEREF _Toc1546361525 </w:instrText>
           </w:r>
           <w:r>
             <w:fldChar w:fldCharType="separate"/>
           </w:r>
           <w:r>
-            <w:t>15</w:t>
+            <w:t>19</w:t>
           </w:r>
           <w:r>
             <w:fldChar w:fldCharType="end"/>
           </w:r>
           <w:r>
+            <w:rPr>
+              <w:bCs/>
+            </w:rPr>
             <w:fldChar w:fldCharType="end"/>
           </w:r>
         </w:p>
@@ -772,26 +869,31 @@
           <w:pPr>
             <w:pStyle w:val="21"/>
             <w:tabs>
-              <w:tab w:val="right" w:leader="dot" w:pos="9736"/>
+              <w:tab w:val="right" w:leader="dot" w:pos="9746"/>
             </w:tabs>
-            <w:ind w:left="480"/>
+          </w:pPr>
+          <w:r>
             <w:rPr>
-              <w:lang w:bidi="ta-IN"/>
+              <w:bCs/>
             </w:rPr>
-          </w:pPr>
-          <w:r>
             <w:fldChar w:fldCharType="begin"/>
           </w:r>
           <w:r>
-            <w:instrText xml:space="preserve"> HYPERLINK \l "_Toc227787739" </w:instrText>
-          </w:r>
-          <w:r>
+            <w:rPr>
+              <w:bCs/>
+            </w:rPr>
+            <w:instrText xml:space="preserve"> HYPERLINK \l _Toc1003623821 </w:instrText>
+          </w:r>
+          <w:r>
+            <w:rPr>
+              <w:bCs/>
+            </w:rPr>
             <w:fldChar w:fldCharType="separate"/>
           </w:r>
           <w:r>
             <w:rPr>
-              <w:rStyle w:val="25"/>
               <w:rFonts w:ascii="Times New Roman" w:hAnsi="Times New Roman" w:cs="Times New Roman"/>
+              <w:szCs w:val="24"/>
             </w:rPr>
             <w:t>Equipment &amp; Gear</w:t>
           </w:r>
@@ -802,18 +904,21 @@
             <w:fldChar w:fldCharType="begin"/>
           </w:r>
           <w:r>
-            <w:instrText xml:space="preserve"> PAGEREF _Toc227787739 \h </w:instrText>
+            <w:instrText xml:space="preserve"> PAGEREF _Toc1003623821 </w:instrText>
           </w:r>
           <w:r>
             <w:fldChar w:fldCharType="separate"/>
           </w:r>
           <w:r>
-            <w:t>15</w:t>
+            <w:t>19</w:t>
           </w:r>
           <w:r>
             <w:fldChar w:fldCharType="end"/>
           </w:r>
           <w:r>
+            <w:rPr>
+              <w:bCs/>
+            </w:rPr>
             <w:fldChar w:fldCharType="end"/>
           </w:r>
         </w:p>
@@ -821,26 +926,31 @@
           <w:pPr>
             <w:pStyle w:val="22"/>
             <w:tabs>
-              <w:tab w:val="right" w:leader="dot" w:pos="9736"/>
+              <w:tab w:val="right" w:leader="dot" w:pos="9746"/>
             </w:tabs>
-            <w:ind w:left="960"/>
+          </w:pPr>
+          <w:r>
             <w:rPr>
-              <w:lang w:bidi="ta-IN"/>
+              <w:bCs/>
             </w:rPr>
-          </w:pPr>
-          <w:r>
             <w:fldChar w:fldCharType="begin"/>
           </w:r>
           <w:r>
-            <w:instrText xml:space="preserve"> HYPERLINK \l "_Toc227787740" </w:instrText>
-          </w:r>
-          <w:r>
+            <w:rPr>
+              <w:bCs/>
+            </w:rPr>
+            <w:instrText xml:space="preserve"> HYPERLINK \l _Toc1123191972 </w:instrText>
+          </w:r>
+          <w:r>
+            <w:rPr>
+              <w:bCs/>
+            </w:rPr>
             <w:fldChar w:fldCharType="separate"/>
           </w:r>
           <w:r>
             <w:rPr>
-              <w:rStyle w:val="25"/>
               <w:rFonts w:ascii="Times New Roman" w:hAnsi="Times New Roman" w:cs="Times New Roman"/>
+              <w:szCs w:val="24"/>
             </w:rPr>
             <w:t>Hybrid Spear</w:t>
           </w:r>
@@ -851,18 +961,21 @@
             <w:fldChar w:fldCharType="begin"/>
           </w:r>
           <w:r>
-            <w:instrText xml:space="preserve"> PAGEREF _Toc227787740 \h </w:instrText>
+            <w:instrText xml:space="preserve"> PAGEREF _Toc1123191972 </w:instrText>
           </w:r>
           <w:r>
             <w:fldChar w:fldCharType="separate"/>
           </w:r>
           <w:r>
-            <w:t>15</w:t>
+            <w:t>19</w:t>
           </w:r>
           <w:r>
             <w:fldChar w:fldCharType="end"/>
           </w:r>
           <w:r>
+            <w:rPr>
+              <w:bCs/>
+            </w:rPr>
             <w:fldChar w:fldCharType="end"/>
           </w:r>
         </w:p>
@@ -870,26 +983,31 @@
           <w:pPr>
             <w:pStyle w:val="22"/>
             <w:tabs>
-              <w:tab w:val="right" w:leader="dot" w:pos="9736"/>
+              <w:tab w:val="right" w:leader="dot" w:pos="9746"/>
             </w:tabs>
-            <w:ind w:left="960"/>
+          </w:pPr>
+          <w:r>
             <w:rPr>
-              <w:lang w:bidi="ta-IN"/>
+              <w:bCs/>
             </w:rPr>
-          </w:pPr>
-          <w:r>
             <w:fldChar w:fldCharType="begin"/>
           </w:r>
           <w:r>
-            <w:instrText xml:space="preserve"> HYPERLINK \l "_Toc227787741" </w:instrText>
-          </w:r>
-          <w:r>
+            <w:rPr>
+              <w:bCs/>
+            </w:rPr>
+            <w:instrText xml:space="preserve"> HYPERLINK \l _Toc1855631422 </w:instrText>
+          </w:r>
+          <w:r>
+            <w:rPr>
+              <w:bCs/>
+            </w:rPr>
             <w:fldChar w:fldCharType="separate"/>
           </w:r>
           <w:r>
             <w:rPr>
-              <w:rStyle w:val="25"/>
               <w:rFonts w:ascii="Times New Roman" w:hAnsi="Times New Roman" w:cs="Times New Roman"/>
+              <w:szCs w:val="24"/>
             </w:rPr>
             <w:t>IRIS (Integrated Reactive Intelligence System)</w:t>
           </w:r>
@@ -900,18 +1018,21 @@
             <w:fldChar w:fldCharType="begin"/>
           </w:r>
           <w:r>
-            <w:instrText xml:space="preserve"> PAGEREF _Toc227787741 \h </w:instrText>
+            <w:instrText xml:space="preserve"> PAGEREF _Toc1855631422 </w:instrText>
           </w:r>
           <w:r>
             <w:fldChar w:fldCharType="separate"/>
           </w:r>
           <w:r>
-            <w:t>15</w:t>
+            <w:t>19</w:t>
           </w:r>
           <w:r>
             <w:fldChar w:fldCharType="end"/>
           </w:r>
           <w:r>
+            <w:rPr>
+              <w:bCs/>
+            </w:rPr>
             <w:fldChar w:fldCharType="end"/>
           </w:r>
         </w:p>
@@ -919,26 +1040,31 @@
           <w:pPr>
             <w:pStyle w:val="21"/>
             <w:tabs>
-              <w:tab w:val="right" w:leader="dot" w:pos="9736"/>
+              <w:tab w:val="right" w:leader="dot" w:pos="9746"/>
             </w:tabs>
-            <w:ind w:left="480"/>
+          </w:pPr>
+          <w:r>
             <w:rPr>
-              <w:lang w:bidi="ta-IN"/>
+              <w:bCs/>
             </w:rPr>
-          </w:pPr>
-          <w:r>
             <w:fldChar w:fldCharType="begin"/>
           </w:r>
           <w:r>
-            <w:instrText xml:space="preserve"> HYPERLINK \l "_Toc227787742" </w:instrText>
-          </w:r>
-          <w:r>
+            <w:rPr>
+              <w:bCs/>
+            </w:rPr>
+            <w:instrText xml:space="preserve"> HYPERLINK \l _Toc2008434412 </w:instrText>
+          </w:r>
+          <w:r>
+            <w:rPr>
+              <w:bCs/>
+            </w:rPr>
             <w:fldChar w:fldCharType="separate"/>
           </w:r>
           <w:r>
             <w:rPr>
-              <w:rStyle w:val="25"/>
               <w:rFonts w:ascii="Times New Roman" w:hAnsi="Times New Roman" w:cs="Times New Roman"/>
+              <w:szCs w:val="24"/>
             </w:rPr>
             <w:t>Post-Awakening Progress</w:t>
           </w:r>
@@ -949,18 +1075,21 @@
             <w:fldChar w:fldCharType="begin"/>
           </w:r>
           <w:r>
-            <w:instrText xml:space="preserve"> PAGEREF _Toc227787742 \h </w:instrText>
+            <w:instrText xml:space="preserve"> PAGEREF _Toc2008434412 </w:instrText>
           </w:r>
           <w:r>
             <w:fldChar w:fldCharType="separate"/>
           </w:r>
           <w:r>
-            <w:t>15</w:t>
+            <w:t>19</w:t>
           </w:r>
           <w:r>
             <w:fldChar w:fldCharType="end"/>
           </w:r>
           <w:r>
+            <w:rPr>
+              <w:bCs/>
+            </w:rPr>
             <w:fldChar w:fldCharType="end"/>
           </w:r>
         </w:p>
@@ -968,25 +1097,31 @@
           <w:pPr>
             <w:pStyle w:val="20"/>
             <w:tabs>
-              <w:tab w:val="right" w:leader="dot" w:pos="9736"/>
+              <w:tab w:val="right" w:leader="dot" w:pos="9746"/>
             </w:tabs>
+          </w:pPr>
+          <w:r>
             <w:rPr>
-              <w:lang w:bidi="ta-IN"/>
+              <w:bCs/>
             </w:rPr>
-          </w:pPr>
-          <w:r>
             <w:fldChar w:fldCharType="begin"/>
           </w:r>
           <w:r>
-            <w:instrText xml:space="preserve"> HYPERLINK \l "_Toc227787743" </w:instrText>
-          </w:r>
-          <w:r>
+            <w:rPr>
+              <w:bCs/>
+            </w:rPr>
+            <w:instrText xml:space="preserve"> HYPERLINK \l _Toc294907344 </w:instrText>
+          </w:r>
+          <w:r>
+            <w:rPr>
+              <w:bCs/>
+            </w:rPr>
             <w:fldChar w:fldCharType="separate"/>
           </w:r>
           <w:r>
             <w:rPr>
-              <w:rStyle w:val="25"/>
               <w:rFonts w:ascii="Times New Roman" w:hAnsi="Times New Roman" w:cs="Times New Roman"/>
+              <w:szCs w:val="24"/>
             </w:rPr>
             <w:t>IRIS Status Reports - Kael Ardyn</w:t>
           </w:r>
@@ -997,18 +1132,21 @@
             <w:fldChar w:fldCharType="begin"/>
           </w:r>
           <w:r>
-            <w:instrText xml:space="preserve"> PAGEREF _Toc227787743 \h </w:instrText>
+            <w:instrText xml:space="preserve"> PAGEREF _Toc294907344 </w:instrText>
           </w:r>
           <w:r>
             <w:fldChar w:fldCharType="separate"/>
           </w:r>
           <w:r>
-            <w:t>15</w:t>
+            <w:t>19</w:t>
           </w:r>
           <w:r>
             <w:fldChar w:fldCharType="end"/>
           </w:r>
           <w:r>
+            <w:rPr>
+              <w:bCs/>
+            </w:rPr>
             <w:fldChar w:fldCharType="end"/>
           </w:r>
         </w:p>
@@ -1016,26 +1154,31 @@
           <w:pPr>
             <w:pStyle w:val="21"/>
             <w:tabs>
-              <w:tab w:val="right" w:leader="dot" w:pos="9736"/>
+              <w:tab w:val="right" w:leader="dot" w:pos="9746"/>
             </w:tabs>
-            <w:ind w:left="480"/>
+          </w:pPr>
+          <w:r>
             <w:rPr>
-              <w:lang w:bidi="ta-IN"/>
+              <w:bCs/>
             </w:rPr>
-          </w:pPr>
-          <w:r>
             <w:fldChar w:fldCharType="begin"/>
           </w:r>
           <w:r>
-            <w:instrText xml:space="preserve"> HYPERLINK \l "_Toc227787744" </w:instrText>
-          </w:r>
-          <w:r>
+            <w:rPr>
+              <w:bCs/>
+            </w:rPr>
+            <w:instrText xml:space="preserve"> HYPERLINK \l _Toc1108316821 </w:instrText>
+          </w:r>
+          <w:r>
+            <w:rPr>
+              <w:bCs/>
+            </w:rPr>
             <w:fldChar w:fldCharType="separate"/>
           </w:r>
           <w:r>
             <w:rPr>
-              <w:rStyle w:val="25"/>
               <w:rFonts w:ascii="Times New Roman" w:hAnsi="Times New Roman" w:cs="Times New Roman"/>
+              <w:szCs w:val="24"/>
             </w:rPr>
             <w:t>Post-Awakening Report (Current Status)</w:t>
           </w:r>
@@ -1046,18 +1189,21 @@
             <w:fldChar w:fldCharType="begin"/>
           </w:r>
           <w:r>
-            <w:instrText xml:space="preserve"> PAGEREF _Toc227787744 \h </w:instrText>
+            <w:instrText xml:space="preserve"> PAGEREF _Toc1108316821 </w:instrText>
           </w:r>
           <w:r>
             <w:fldChar w:fldCharType="separate"/>
           </w:r>
           <w:r>
-            <w:t>15</w:t>
+            <w:t>19</w:t>
           </w:r>
           <w:r>
             <w:fldChar w:fldCharType="end"/>
           </w:r>
           <w:r>
+            <w:rPr>
+              <w:bCs/>
+            </w:rPr>
             <w:fldChar w:fldCharType="end"/>
           </w:r>
         </w:p>
@@ -1065,26 +1211,31 @@
           <w:pPr>
             <w:pStyle w:val="22"/>
             <w:tabs>
-              <w:tab w:val="right" w:leader="dot" w:pos="9736"/>
+              <w:tab w:val="right" w:leader="dot" w:pos="9746"/>
             </w:tabs>
-            <w:ind w:left="960"/>
+          </w:pPr>
+          <w:r>
             <w:rPr>
-              <w:lang w:bidi="ta-IN"/>
+              <w:bCs/>
             </w:rPr>
-          </w:pPr>
-          <w:r>
             <w:fldChar w:fldCharType="begin"/>
           </w:r>
           <w:r>
-            <w:instrText xml:space="preserve"> HYPERLINK \l "_Toc227787745" </w:instrText>
-          </w:r>
-          <w:r>
+            <w:rPr>
+              <w:bCs/>
+            </w:rPr>
+            <w:instrText xml:space="preserve"> HYPERLINK \l _Toc477159810 </w:instrText>
+          </w:r>
+          <w:r>
+            <w:rPr>
+              <w:bCs/>
+            </w:rPr>
             <w:fldChar w:fldCharType="separate"/>
           </w:r>
           <w:r>
             <w:rPr>
-              <w:rStyle w:val="25"/>
               <w:rFonts w:ascii="Times New Roman" w:hAnsi="Times New Roman" w:cs="Times New Roman"/>
+              <w:szCs w:val="24"/>
             </w:rPr>
             <w:t>Core Vitals</w:t>
           </w:r>
@@ -1095,18 +1246,21 @@
             <w:fldChar w:fldCharType="begin"/>
           </w:r>
           <w:r>
-            <w:instrText xml:space="preserve"> PAGEREF _Toc227787745 \h </w:instrText>
+            <w:instrText xml:space="preserve"> PAGEREF _Toc477159810 </w:instrText>
           </w:r>
           <w:r>
             <w:fldChar w:fldCharType="separate"/>
           </w:r>
           <w:r>
-            <w:t>15</w:t>
+            <w:t>20</w:t>
           </w:r>
           <w:r>
             <w:fldChar w:fldCharType="end"/>
           </w:r>
           <w:r>
+            <w:rPr>
+              <w:bCs/>
+            </w:rPr>
             <w:fldChar w:fldCharType="end"/>
           </w:r>
         </w:p>
@@ -1114,26 +1268,31 @@
           <w:pPr>
             <w:pStyle w:val="22"/>
             <w:tabs>
-              <w:tab w:val="right" w:leader="dot" w:pos="9736"/>
+              <w:tab w:val="right" w:leader="dot" w:pos="9746"/>
             </w:tabs>
-            <w:ind w:left="960"/>
+          </w:pPr>
+          <w:r>
             <w:rPr>
-              <w:lang w:bidi="ta-IN"/>
+              <w:bCs/>
             </w:rPr>
-          </w:pPr>
-          <w:r>
             <w:fldChar w:fldCharType="begin"/>
           </w:r>
           <w:r>
-            <w:instrText xml:space="preserve"> HYPERLINK \l "_Toc227787746" </w:instrText>
-          </w:r>
-          <w:r>
+            <w:rPr>
+              <w:bCs/>
+            </w:rPr>
+            <w:instrText xml:space="preserve"> HYPERLINK \l _Toc1557298451 </w:instrText>
+          </w:r>
+          <w:r>
+            <w:rPr>
+              <w:bCs/>
+            </w:rPr>
             <w:fldChar w:fldCharType="separate"/>
           </w:r>
           <w:r>
             <w:rPr>
-              <w:rStyle w:val="25"/>
               <w:rFonts w:ascii="Times New Roman" w:hAnsi="Times New Roman" w:cs="Times New Roman"/>
+              <w:szCs w:val="24"/>
             </w:rPr>
             <w:t>Physical Capacity</w:t>
           </w:r>
@@ -1144,18 +1303,21 @@
             <w:fldChar w:fldCharType="begin"/>
           </w:r>
           <w:r>
-            <w:instrText xml:space="preserve"> PAGEREF _Toc227787746 \h </w:instrText>
+            <w:instrText xml:space="preserve"> PAGEREF _Toc1557298451 </w:instrText>
           </w:r>
           <w:r>
             <w:fldChar w:fldCharType="separate"/>
           </w:r>
           <w:r>
-            <w:t>16</w:t>
+            <w:t>20</w:t>
           </w:r>
           <w:r>
             <w:fldChar w:fldCharType="end"/>
           </w:r>
           <w:r>
+            <w:rPr>
+              <w:bCs/>
+            </w:rPr>
             <w:fldChar w:fldCharType="end"/>
           </w:r>
         </w:p>
@@ -1163,26 +1325,31 @@
           <w:pPr>
             <w:pStyle w:val="22"/>
             <w:tabs>
-              <w:tab w:val="right" w:leader="dot" w:pos="9736"/>
+              <w:tab w:val="right" w:leader="dot" w:pos="9746"/>
             </w:tabs>
-            <w:ind w:left="960"/>
+          </w:pPr>
+          <w:r>
             <w:rPr>
-              <w:lang w:bidi="ta-IN"/>
+              <w:bCs/>
             </w:rPr>
-          </w:pPr>
-          <w:r>
             <w:fldChar w:fldCharType="begin"/>
           </w:r>
           <w:r>
-            <w:instrText xml:space="preserve"> HYPERLINK \l "_Toc227787747" </w:instrText>
-          </w:r>
-          <w:r>
+            <w:rPr>
+              <w:bCs/>
+            </w:rPr>
+            <w:instrText xml:space="preserve"> HYPERLINK \l _Toc860429403 </w:instrText>
+          </w:r>
+          <w:r>
+            <w:rPr>
+              <w:bCs/>
+            </w:rPr>
             <w:fldChar w:fldCharType="separate"/>
           </w:r>
           <w:r>
             <w:rPr>
-              <w:rStyle w:val="25"/>
               <w:rFonts w:ascii="Times New Roman" w:hAnsi="Times New Roman" w:cs="Times New Roman"/>
+              <w:szCs w:val="24"/>
             </w:rPr>
             <w:t>Health Status</w:t>
           </w:r>
@@ -1193,18 +1360,21 @@
             <w:fldChar w:fldCharType="begin"/>
           </w:r>
           <w:r>
-            <w:instrText xml:space="preserve"> PAGEREF _Toc227787747 \h </w:instrText>
+            <w:instrText xml:space="preserve"> PAGEREF _Toc860429403 </w:instrText>
           </w:r>
           <w:r>
             <w:fldChar w:fldCharType="separate"/>
           </w:r>
           <w:r>
-            <w:t>16</w:t>
+            <w:t>20</w:t>
           </w:r>
           <w:r>
             <w:fldChar w:fldCharType="end"/>
           </w:r>
           <w:r>
+            <w:rPr>
+              <w:bCs/>
+            </w:rPr>
             <w:fldChar w:fldCharType="end"/>
           </w:r>
         </w:p>
@@ -1212,26 +1382,31 @@
           <w:pPr>
             <w:pStyle w:val="22"/>
             <w:tabs>
-              <w:tab w:val="right" w:leader="dot" w:pos="9736"/>
+              <w:tab w:val="right" w:leader="dot" w:pos="9746"/>
             </w:tabs>
-            <w:ind w:left="960"/>
+          </w:pPr>
+          <w:r>
             <w:rPr>
-              <w:lang w:bidi="ta-IN"/>
+              <w:bCs/>
             </w:rPr>
-          </w:pPr>
-          <w:r>
             <w:fldChar w:fldCharType="begin"/>
           </w:r>
           <w:r>
-            <w:instrText xml:space="preserve"> HYPERLINK \l "_Toc227787748" </w:instrText>
-          </w:r>
-          <w:r>
+            <w:rPr>
+              <w:bCs/>
+            </w:rPr>
+            <w:instrText xml:space="preserve"> HYPERLINK \l _Toc999226538 </w:instrText>
+          </w:r>
+          <w:r>
+            <w:rPr>
+              <w:bCs/>
+            </w:rPr>
             <w:fldChar w:fldCharType="separate"/>
           </w:r>
           <w:r>
             <w:rPr>
-              <w:rStyle w:val="25"/>
               <w:rFonts w:ascii="Times New Roman" w:hAnsi="Times New Roman" w:cs="Times New Roman"/>
+              <w:szCs w:val="24"/>
             </w:rPr>
             <w:t>Core Attributes</w:t>
           </w:r>
@@ -1242,18 +1417,21 @@
             <w:fldChar w:fldCharType="begin"/>
           </w:r>
           <w:r>
-            <w:instrText xml:space="preserve"> PAGEREF _Toc227787748 \h </w:instrText>
+            <w:instrText xml:space="preserve"> PAGEREF _Toc999226538 </w:instrText>
           </w:r>
           <w:r>
             <w:fldChar w:fldCharType="separate"/>
           </w:r>
           <w:r>
-            <w:t>16</w:t>
+            <w:t>21</w:t>
           </w:r>
           <w:r>
             <w:fldChar w:fldCharType="end"/>
           </w:r>
           <w:r>
+            <w:rPr>
+              <w:bCs/>
+            </w:rPr>
             <w:fldChar w:fldCharType="end"/>
           </w:r>
         </w:p>
@@ -1261,26 +1439,31 @@
           <w:pPr>
             <w:pStyle w:val="21"/>
             <w:tabs>
-              <w:tab w:val="right" w:leader="dot" w:pos="9736"/>
+              <w:tab w:val="right" w:leader="dot" w:pos="9746"/>
             </w:tabs>
-            <w:ind w:left="480"/>
+          </w:pPr>
+          <w:r>
             <w:rPr>
-              <w:lang w:bidi="ta-IN"/>
+              <w:bCs/>
             </w:rPr>
-          </w:pPr>
-          <w:r>
             <w:fldChar w:fldCharType="begin"/>
           </w:r>
           <w:r>
-            <w:instrText xml:space="preserve"> HYPERLINK \l "_Toc227787749" </w:instrText>
-          </w:r>
-          <w:r>
+            <w:rPr>
+              <w:bCs/>
+            </w:rPr>
+            <w:instrText xml:space="preserve"> HYPERLINK \l _Toc865708719 </w:instrText>
+          </w:r>
+          <w:r>
+            <w:rPr>
+              <w:bCs/>
+            </w:rPr>
             <w:fldChar w:fldCharType="separate"/>
           </w:r>
           <w:r>
             <w:rPr>
-              <w:rStyle w:val="25"/>
               <w:rFonts w:ascii="Times New Roman" w:hAnsi="Times New Roman" w:cs="Times New Roman"/>
+              <w:szCs w:val="24"/>
             </w:rPr>
             <w:t>Pre-Awakening Report (Historical Data)</w:t>
           </w:r>
@@ -1291,18 +1474,21 @@
             <w:fldChar w:fldCharType="begin"/>
           </w:r>
           <w:r>
-            <w:instrText xml:space="preserve"> PAGEREF _Toc227787749 \h </w:instrText>
+            <w:instrText xml:space="preserve"> PAGEREF _Toc865708719 </w:instrText>
           </w:r>
           <w:r>
             <w:fldChar w:fldCharType="separate"/>
           </w:r>
           <w:r>
-            <w:t>17</w:t>
+            <w:t>21</w:t>
           </w:r>
           <w:r>
             <w:fldChar w:fldCharType="end"/>
           </w:r>
           <w:r>
+            <w:rPr>
+              <w:bCs/>
+            </w:rPr>
             <w:fldChar w:fldCharType="end"/>
           </w:r>
         </w:p>
@@ -1310,26 +1496,31 @@
           <w:pPr>
             <w:pStyle w:val="22"/>
             <w:tabs>
-              <w:tab w:val="right" w:leader="dot" w:pos="9736"/>
+              <w:tab w:val="right" w:leader="dot" w:pos="9746"/>
             </w:tabs>
-            <w:ind w:left="960"/>
+          </w:pPr>
+          <w:r>
             <w:rPr>
-              <w:lang w:bidi="ta-IN"/>
+              <w:bCs/>
             </w:rPr>
-          </w:pPr>
-          <w:r>
             <w:fldChar w:fldCharType="begin"/>
           </w:r>
           <w:r>
-            <w:instrText xml:space="preserve"> HYPERLINK \l "_Toc227787750" </w:instrText>
-          </w:r>
-          <w:r>
+            <w:rPr>
+              <w:bCs/>
+            </w:rPr>
+            <w:instrText xml:space="preserve"> HYPERLINK \l _Toc1427019249 </w:instrText>
+          </w:r>
+          <w:r>
+            <w:rPr>
+              <w:bCs/>
+            </w:rPr>
             <w:fldChar w:fldCharType="separate"/>
           </w:r>
           <w:r>
             <w:rPr>
-              <w:rStyle w:val="25"/>
               <w:rFonts w:ascii="Times New Roman" w:hAnsi="Times New Roman" w:cs="Times New Roman"/>
+              <w:szCs w:val="24"/>
             </w:rPr>
             <w:t>Core Vitals</w:t>
           </w:r>
@@ -1340,18 +1531,21 @@
             <w:fldChar w:fldCharType="begin"/>
           </w:r>
           <w:r>
-            <w:instrText xml:space="preserve"> PAGEREF _Toc227787750 \h </w:instrText>
+            <w:instrText xml:space="preserve"> PAGEREF _Toc1427019249 </w:instrText>
           </w:r>
           <w:r>
             <w:fldChar w:fldCharType="separate"/>
           </w:r>
           <w:r>
-            <w:t>17</w:t>
+            <w:t>22</w:t>
           </w:r>
           <w:r>
             <w:fldChar w:fldCharType="end"/>
           </w:r>
           <w:r>
+            <w:rPr>
+              <w:bCs/>
+            </w:rPr>
             <w:fldChar w:fldCharType="end"/>
           </w:r>
         </w:p>
@@ -1359,26 +1553,31 @@
           <w:pPr>
             <w:pStyle w:val="22"/>
             <w:tabs>
-              <w:tab w:val="right" w:leader="dot" w:pos="9736"/>
+              <w:tab w:val="right" w:leader="dot" w:pos="9746"/>
             </w:tabs>
-            <w:ind w:left="960"/>
+          </w:pPr>
+          <w:r>
             <w:rPr>
-              <w:lang w:bidi="ta-IN"/>
+              <w:bCs/>
             </w:rPr>
-          </w:pPr>
-          <w:r>
             <w:fldChar w:fldCharType="begin"/>
           </w:r>
           <w:r>
-            <w:instrText xml:space="preserve"> HYPERLINK \l "_Toc227787751" </w:instrText>
-          </w:r>
-          <w:r>
+            <w:rPr>
+              <w:bCs/>
+            </w:rPr>
+            <w:instrText xml:space="preserve"> HYPERLINK \l _Toc1464373364 </w:instrText>
+          </w:r>
+          <w:r>
+            <w:rPr>
+              <w:bCs/>
+            </w:rPr>
             <w:fldChar w:fldCharType="separate"/>
           </w:r>
           <w:r>
             <w:rPr>
-              <w:rStyle w:val="25"/>
               <w:rFonts w:ascii="Times New Roman" w:hAnsi="Times New Roman" w:cs="Times New Roman"/>
+              <w:szCs w:val="24"/>
             </w:rPr>
             <w:t>Physical Capacity</w:t>
           </w:r>
@@ -1389,18 +1588,21 @@
             <w:fldChar w:fldCharType="begin"/>
           </w:r>
           <w:r>
-            <w:instrText xml:space="preserve"> PAGEREF _Toc227787751 \h </w:instrText>
+            <w:instrText xml:space="preserve"> PAGEREF _Toc1464373364 </w:instrText>
           </w:r>
           <w:r>
             <w:fldChar w:fldCharType="separate"/>
           </w:r>
           <w:r>
-            <w:t>17</w:t>
+            <w:t>22</w:t>
           </w:r>
           <w:r>
             <w:fldChar w:fldCharType="end"/>
           </w:r>
           <w:r>
+            <w:rPr>
+              <w:bCs/>
+            </w:rPr>
             <w:fldChar w:fldCharType="end"/>
           </w:r>
         </w:p>
@@ -1408,26 +1610,31 @@
           <w:pPr>
             <w:pStyle w:val="22"/>
             <w:tabs>
-              <w:tab w:val="right" w:leader="dot" w:pos="9736"/>
+              <w:tab w:val="right" w:leader="dot" w:pos="9746"/>
             </w:tabs>
-            <w:ind w:left="960"/>
+          </w:pPr>
+          <w:r>
             <w:rPr>
-              <w:lang w:bidi="ta-IN"/>
+              <w:bCs/>
             </w:rPr>
-          </w:pPr>
-          <w:r>
             <w:fldChar w:fldCharType="begin"/>
           </w:r>
           <w:r>
-            <w:instrText xml:space="preserve"> HYPERLINK \l "_Toc227787752" </w:instrText>
-          </w:r>
-          <w:r>
+            <w:rPr>
+              <w:bCs/>
+            </w:rPr>
+            <w:instrText xml:space="preserve"> HYPERLINK \l _Toc585246083 </w:instrText>
+          </w:r>
+          <w:r>
+            <w:rPr>
+              <w:bCs/>
+            </w:rPr>
             <w:fldChar w:fldCharType="separate"/>
           </w:r>
           <w:r>
             <w:rPr>
-              <w:rStyle w:val="25"/>
               <w:rFonts w:ascii="Times New Roman" w:hAnsi="Times New Roman" w:cs="Times New Roman"/>
+              <w:szCs w:val="24"/>
             </w:rPr>
             <w:t>Health Status</w:t>
           </w:r>
@@ -1438,18 +1645,21 @@
             <w:fldChar w:fldCharType="begin"/>
           </w:r>
           <w:r>
-            <w:instrText xml:space="preserve"> PAGEREF _Toc227787752 \h </w:instrText>
+            <w:instrText xml:space="preserve"> PAGEREF _Toc585246083 </w:instrText>
           </w:r>
           <w:r>
             <w:fldChar w:fldCharType="separate"/>
           </w:r>
           <w:r>
-            <w:t>18</w:t>
+            <w:t>22</w:t>
           </w:r>
           <w:r>
             <w:fldChar w:fldCharType="end"/>
           </w:r>
           <w:r>
+            <w:rPr>
+              <w:bCs/>
+            </w:rPr>
             <w:fldChar w:fldCharType="end"/>
           </w:r>
         </w:p>
@@ -1457,26 +1667,31 @@
           <w:pPr>
             <w:pStyle w:val="22"/>
             <w:tabs>
-              <w:tab w:val="right" w:leader="dot" w:pos="9736"/>
+              <w:tab w:val="right" w:leader="dot" w:pos="9746"/>
             </w:tabs>
-            <w:ind w:left="960"/>
+          </w:pPr>
+          <w:r>
             <w:rPr>
-              <w:lang w:bidi="ta-IN"/>
+              <w:bCs/>
             </w:rPr>
-          </w:pPr>
-          <w:r>
             <w:fldChar w:fldCharType="begin"/>
           </w:r>
           <w:r>
-            <w:instrText xml:space="preserve"> HYPERLINK \l "_Toc227787753" </w:instrText>
-          </w:r>
-          <w:r>
+            <w:rPr>
+              <w:bCs/>
+            </w:rPr>
+            <w:instrText xml:space="preserve"> HYPERLINK \l _Toc2123736717 </w:instrText>
+          </w:r>
+          <w:r>
+            <w:rPr>
+              <w:bCs/>
+            </w:rPr>
             <w:fldChar w:fldCharType="separate"/>
           </w:r>
           <w:r>
             <w:rPr>
-              <w:rStyle w:val="25"/>
               <w:rFonts w:ascii="Times New Roman" w:hAnsi="Times New Roman" w:cs="Times New Roman"/>
+              <w:szCs w:val="24"/>
             </w:rPr>
             <w:t>Core Attributes</w:t>
           </w:r>
@@ -1487,18 +1702,21 @@
             <w:fldChar w:fldCharType="begin"/>
           </w:r>
           <w:r>
-            <w:instrText xml:space="preserve"> PAGEREF _Toc227787753 \h </w:instrText>
+            <w:instrText xml:space="preserve"> PAGEREF _Toc2123736717 </w:instrText>
           </w:r>
           <w:r>
             <w:fldChar w:fldCharType="separate"/>
           </w:r>
           <w:r>
-            <w:t>18</w:t>
+            <w:t>23</w:t>
           </w:r>
           <w:r>
             <w:fldChar w:fldCharType="end"/>
           </w:r>
           <w:r>
+            <w:rPr>
+              <w:bCs/>
+            </w:rPr>
             <w:fldChar w:fldCharType="end"/>
           </w:r>
         </w:p>
@@ -1506,24 +1724,30 @@
           <w:pPr>
             <w:pStyle w:val="20"/>
             <w:tabs>
-              <w:tab w:val="right" w:leader="dot" w:pos="9736"/>
+              <w:tab w:val="right" w:leader="dot" w:pos="9746"/>
             </w:tabs>
+          </w:pPr>
+          <w:r>
             <w:rPr>
-              <w:lang w:bidi="ta-IN"/>
+              <w:bCs/>
             </w:rPr>
-          </w:pPr>
-          <w:r>
             <w:fldChar w:fldCharType="begin"/>
           </w:r>
           <w:r>
-            <w:instrText xml:space="preserve"> HYPERLINK \l "_Toc227787754" </w:instrText>
-          </w:r>
-          <w:r>
+            <w:rPr>
+              <w:bCs/>
+            </w:rPr>
+            <w:instrText xml:space="preserve"> HYPERLINK \l _Toc309830044 </w:instrText>
+          </w:r>
+          <w:r>
+            <w:rPr>
+              <w:bCs/>
+            </w:rPr>
             <w:fldChar w:fldCharType="separate"/>
           </w:r>
           <w:r>
             <w:rPr>
-              <w:rStyle w:val="25"/>
+              <w:szCs w:val="24"/>
               <w:lang w:val="en"/>
             </w:rPr>
             <w:t>Chapter 2</w:t>
@@ -1535,18 +1759,21 @@
             <w:fldChar w:fldCharType="begin"/>
           </w:r>
           <w:r>
-            <w:instrText xml:space="preserve"> PAGEREF _Toc227787754 \h </w:instrText>
+            <w:instrText xml:space="preserve"> PAGEREF _Toc309830044 </w:instrText>
           </w:r>
           <w:r>
             <w:fldChar w:fldCharType="separate"/>
           </w:r>
           <w:r>
-            <w:t>19</w:t>
+            <w:t>23</w:t>
           </w:r>
           <w:r>
             <w:fldChar w:fldCharType="end"/>
           </w:r>
           <w:r>
+            <w:rPr>
+              <w:bCs/>
+            </w:rPr>
             <w:fldChar w:fldCharType="end"/>
           </w:r>
         </w:p>
@@ -1554,24 +1781,30 @@
           <w:pPr>
             <w:pStyle w:val="20"/>
             <w:tabs>
-              <w:tab w:val="right" w:leader="dot" w:pos="9736"/>
+              <w:tab w:val="right" w:leader="dot" w:pos="9746"/>
             </w:tabs>
+          </w:pPr>
+          <w:r>
             <w:rPr>
-              <w:lang w:bidi="ta-IN"/>
+              <w:bCs/>
             </w:rPr>
-          </w:pPr>
-          <w:r>
             <w:fldChar w:fldCharType="begin"/>
           </w:r>
           <w:r>
-            <w:instrText xml:space="preserve"> HYPERLINK \l "_Toc227787755" </w:instrText>
-          </w:r>
-          <w:r>
+            <w:rPr>
+              <w:bCs/>
+            </w:rPr>
+            <w:instrText xml:space="preserve"> HYPERLINK \l _Toc424154020 </w:instrText>
+          </w:r>
+          <w:r>
+            <w:rPr>
+              <w:bCs/>
+            </w:rPr>
             <w:fldChar w:fldCharType="separate"/>
           </w:r>
           <w:r>
             <w:rPr>
-              <w:rStyle w:val="25"/>
+              <w:szCs w:val="24"/>
               <w:lang w:val="en"/>
             </w:rPr>
             <w:t>Chapter 3</w:t>
@@ -1583,18 +1816,21 @@
             <w:fldChar w:fldCharType="begin"/>
           </w:r>
           <w:r>
-            <w:instrText xml:space="preserve"> PAGEREF _Toc227787755 \h </w:instrText>
+            <w:instrText xml:space="preserve"> PAGEREF _Toc424154020 </w:instrText>
           </w:r>
           <w:r>
             <w:fldChar w:fldCharType="separate"/>
           </w:r>
           <w:r>
-            <w:t>24</w:t>
+            <w:t>30</w:t>
           </w:r>
           <w:r>
             <w:fldChar w:fldCharType="end"/>
           </w:r>
           <w:r>
+            <w:rPr>
+              <w:bCs/>
+            </w:rPr>
             <w:fldChar w:fldCharType="end"/>
           </w:r>
         </w:p>
@@ -1602,24 +1838,30 @@
           <w:pPr>
             <w:pStyle w:val="20"/>
             <w:tabs>
-              <w:tab w:val="right" w:leader="dot" w:pos="9736"/>
+              <w:tab w:val="right" w:leader="dot" w:pos="9746"/>
             </w:tabs>
+          </w:pPr>
+          <w:r>
             <w:rPr>
-              <w:lang w:bidi="ta-IN"/>
+              <w:bCs/>
             </w:rPr>
-          </w:pPr>
-          <w:r>
             <w:fldChar w:fldCharType="begin"/>
           </w:r>
           <w:r>
-            <w:instrText xml:space="preserve"> HYPERLINK \l "_Toc227787756" </w:instrText>
-          </w:r>
-          <w:r>
+            <w:rPr>
+              <w:bCs/>
+            </w:rPr>
+            <w:instrText xml:space="preserve"> HYPERLINK \l _Toc570364156 </w:instrText>
+          </w:r>
+          <w:r>
+            <w:rPr>
+              <w:bCs/>
+            </w:rPr>
             <w:fldChar w:fldCharType="separate"/>
           </w:r>
           <w:r>
             <w:rPr>
-              <w:rStyle w:val="25"/>
+              <w:szCs w:val="24"/>
               <w:lang w:val="en"/>
             </w:rPr>
             <w:t>Chapter 4</w:t>
@@ -1631,18 +1873,21 @@
             <w:fldChar w:fldCharType="begin"/>
           </w:r>
           <w:r>
-            <w:instrText xml:space="preserve"> PAGEREF _Toc227787756 \h </w:instrText>
+            <w:instrText xml:space="preserve"> PAGEREF _Toc570364156 </w:instrText>
           </w:r>
           <w:r>
             <w:fldChar w:fldCharType="separate"/>
           </w:r>
           <w:r>
-            <w:t>30</w:t>
+            <w:t>36</w:t>
           </w:r>
           <w:r>
             <w:fldChar w:fldCharType="end"/>
           </w:r>
           <w:r>
+            <w:rPr>
+              <w:bCs/>
+            </w:rPr>
             <w:fldChar w:fldCharType="end"/>
           </w:r>
         </w:p>
@@ -1650,24 +1895,30 @@
           <w:pPr>
             <w:pStyle w:val="20"/>
             <w:tabs>
-              <w:tab w:val="right" w:leader="dot" w:pos="9736"/>
+              <w:tab w:val="right" w:leader="dot" w:pos="9746"/>
             </w:tabs>
+          </w:pPr>
+          <w:r>
             <w:rPr>
-              <w:lang w:bidi="ta-IN"/>
+              <w:bCs/>
             </w:rPr>
-          </w:pPr>
-          <w:r>
             <w:fldChar w:fldCharType="begin"/>
           </w:r>
           <w:r>
-            <w:instrText xml:space="preserve"> HYPERLINK \l "_Toc227787757" </w:instrText>
-          </w:r>
-          <w:r>
+            <w:rPr>
+              <w:bCs/>
+            </w:rPr>
+            <w:instrText xml:space="preserve"> HYPERLINK \l _Toc1366339604 </w:instrText>
+          </w:r>
+          <w:r>
+            <w:rPr>
+              <w:bCs/>
+            </w:rPr>
             <w:fldChar w:fldCharType="separate"/>
           </w:r>
           <w:r>
             <w:rPr>
-              <w:rStyle w:val="25"/>
+              <w:szCs w:val="24"/>
               <w:lang w:val="en"/>
             </w:rPr>
             <w:t>Chapter 5</w:t>
@@ -1679,18 +1930,21 @@
             <w:fldChar w:fldCharType="begin"/>
           </w:r>
           <w:r>
-            <w:instrText xml:space="preserve"> PAGEREF _Toc227787757 \h </w:instrText>
+            <w:instrText xml:space="preserve"> PAGEREF _Toc1366339604 </w:instrText>
           </w:r>
           <w:r>
             <w:fldChar w:fldCharType="separate"/>
           </w:r>
           <w:r>
-            <w:t>36</w:t>
+            <w:t>44</w:t>
           </w:r>
           <w:r>
             <w:fldChar w:fldCharType="end"/>
           </w:r>
           <w:r>
+            <w:rPr>
+              <w:bCs/>
+            </w:rPr>
             <w:fldChar w:fldCharType="end"/>
           </w:r>
         </w:p>
@@ -1698,24 +1952,30 @@
           <w:pPr>
             <w:pStyle w:val="20"/>
             <w:tabs>
-              <w:tab w:val="right" w:leader="dot" w:pos="9736"/>
+              <w:tab w:val="right" w:leader="dot" w:pos="9746"/>
             </w:tabs>
+          </w:pPr>
+          <w:r>
             <w:rPr>
-              <w:lang w:bidi="ta-IN"/>
+              <w:bCs/>
             </w:rPr>
-          </w:pPr>
-          <w:r>
             <w:fldChar w:fldCharType="begin"/>
           </w:r>
           <w:r>
-            <w:instrText xml:space="preserve"> HYPERLINK \l "_Toc227787758" </w:instrText>
-          </w:r>
-          <w:r>
+            <w:rPr>
+              <w:bCs/>
+            </w:rPr>
+            <w:instrText xml:space="preserve"> HYPERLINK \l _Toc1493289670 </w:instrText>
+          </w:r>
+          <w:r>
+            <w:rPr>
+              <w:bCs/>
+            </w:rPr>
             <w:fldChar w:fldCharType="separate"/>
           </w:r>
           <w:r>
             <w:rPr>
-              <w:rStyle w:val="25"/>
+              <w:szCs w:val="24"/>
               <w:lang w:val="en"/>
             </w:rPr>
             <w:t>Chapter 6</w:t>
@@ -1727,18 +1987,21 @@
             <w:fldChar w:fldCharType="begin"/>
           </w:r>
           <w:r>
-            <w:instrText xml:space="preserve"> PAGEREF _Toc227787758 \h </w:instrText>
+            <w:instrText xml:space="preserve"> PAGEREF _Toc1493289670 </w:instrText>
           </w:r>
           <w:r>
             <w:fldChar w:fldCharType="separate"/>
           </w:r>
           <w:r>
-            <w:t>42</w:t>
+            <w:t>51</w:t>
           </w:r>
           <w:r>
             <w:fldChar w:fldCharType="end"/>
           </w:r>
           <w:r>
+            <w:rPr>
+              <w:bCs/>
+            </w:rPr>
             <w:fldChar w:fldCharType="end"/>
           </w:r>
         </w:p>
@@ -1746,24 +2009,30 @@
           <w:pPr>
             <w:pStyle w:val="20"/>
             <w:tabs>
-              <w:tab w:val="right" w:leader="dot" w:pos="9736"/>
+              <w:tab w:val="right" w:leader="dot" w:pos="9746"/>
             </w:tabs>
+          </w:pPr>
+          <w:r>
             <w:rPr>
-              <w:lang w:bidi="ta-IN"/>
+              <w:bCs/>
             </w:rPr>
-          </w:pPr>
-          <w:r>
             <w:fldChar w:fldCharType="begin"/>
           </w:r>
           <w:r>
-            <w:instrText xml:space="preserve"> HYPERLINK \l "_Toc227787759" </w:instrText>
-          </w:r>
-          <w:r>
+            <w:rPr>
+              <w:bCs/>
+            </w:rPr>
+            <w:instrText xml:space="preserve"> HYPERLINK \l _Toc504868768 </w:instrText>
+          </w:r>
+          <w:r>
+            <w:rPr>
+              <w:bCs/>
+            </w:rPr>
             <w:fldChar w:fldCharType="separate"/>
           </w:r>
           <w:r>
             <w:rPr>
-              <w:rStyle w:val="25"/>
+              <w:szCs w:val="24"/>
               <w:lang w:val="en"/>
             </w:rPr>
             <w:t>Chapter 7</w:t>
@@ -1775,18 +2044,21 @@
             <w:fldChar w:fldCharType="begin"/>
           </w:r>
           <w:r>
-            <w:instrText xml:space="preserve"> PAGEREF _Toc227787759 \h </w:instrText>
+            <w:instrText xml:space="preserve"> PAGEREF _Toc504868768 </w:instrText>
           </w:r>
           <w:r>
             <w:fldChar w:fldCharType="separate"/>
           </w:r>
           <w:r>
-            <w:t>48</w:t>
+            <w:t>57</w:t>
           </w:r>
           <w:r>
             <w:fldChar w:fldCharType="end"/>
           </w:r>
           <w:r>
+            <w:rPr>
+              <w:bCs/>
+            </w:rPr>
             <w:fldChar w:fldCharType="end"/>
           </w:r>
         </w:p>
@@ -1794,24 +2066,30 @@
           <w:pPr>
             <w:pStyle w:val="20"/>
             <w:tabs>
-              <w:tab w:val="right" w:leader="dot" w:pos="9736"/>
+              <w:tab w:val="right" w:leader="dot" w:pos="9746"/>
             </w:tabs>
+          </w:pPr>
+          <w:r>
             <w:rPr>
-              <w:lang w:bidi="ta-IN"/>
+              <w:bCs/>
             </w:rPr>
-          </w:pPr>
-          <w:r>
             <w:fldChar w:fldCharType="begin"/>
           </w:r>
           <w:r>
-            <w:instrText xml:space="preserve"> HYPERLINK \l "_Toc227787760" </w:instrText>
-          </w:r>
-          <w:r>
+            <w:rPr>
+              <w:bCs/>
+            </w:rPr>
+            <w:instrText xml:space="preserve"> HYPERLINK \l _Toc1244392603 </w:instrText>
+          </w:r>
+          <w:r>
+            <w:rPr>
+              <w:bCs/>
+            </w:rPr>
             <w:fldChar w:fldCharType="separate"/>
           </w:r>
           <w:r>
             <w:rPr>
-              <w:rStyle w:val="25"/>
+              <w:szCs w:val="24"/>
               <w:lang w:val="en"/>
             </w:rPr>
             <w:t>Chapter 8</w:t>
@@ -1823,18 +2101,21 @@
             <w:fldChar w:fldCharType="begin"/>
           </w:r>
           <w:r>
-            <w:instrText xml:space="preserve"> PAGEREF _Toc227787760 \h </w:instrText>
+            <w:instrText xml:space="preserve"> PAGEREF _Toc1244392603 </w:instrText>
           </w:r>
           <w:r>
             <w:fldChar w:fldCharType="separate"/>
           </w:r>
           <w:r>
-            <w:t>56</w:t>
+            <w:t>66</w:t>
           </w:r>
           <w:r>
             <w:fldChar w:fldCharType="end"/>
           </w:r>
           <w:r>
+            <w:rPr>
+              <w:bCs/>
+            </w:rPr>
             <w:fldChar w:fldCharType="end"/>
           </w:r>
         </w:p>
@@ -1842,24 +2123,30 @@
           <w:pPr>
             <w:pStyle w:val="20"/>
             <w:tabs>
-              <w:tab w:val="right" w:leader="dot" w:pos="9736"/>
+              <w:tab w:val="right" w:leader="dot" w:pos="9746"/>
             </w:tabs>
+          </w:pPr>
+          <w:r>
             <w:rPr>
-              <w:lang w:bidi="ta-IN"/>
+              <w:bCs/>
             </w:rPr>
-          </w:pPr>
-          <w:r>
             <w:fldChar w:fldCharType="begin"/>
           </w:r>
           <w:r>
-            <w:instrText xml:space="preserve"> HYPERLINK \l "_Toc227787761" </w:instrText>
-          </w:r>
-          <w:r>
+            <w:rPr>
+              <w:bCs/>
+            </w:rPr>
+            <w:instrText xml:space="preserve"> HYPERLINK \l _Toc10122494 </w:instrText>
+          </w:r>
+          <w:r>
+            <w:rPr>
+              <w:bCs/>
+            </w:rPr>
             <w:fldChar w:fldCharType="separate"/>
           </w:r>
           <w:r>
             <w:rPr>
-              <w:rStyle w:val="25"/>
+              <w:szCs w:val="24"/>
               <w:lang w:val="en"/>
             </w:rPr>
             <w:t>Chapter 9</w:t>
@@ -1871,18 +2158,21 @@
             <w:fldChar w:fldCharType="begin"/>
           </w:r>
           <w:r>
-            <w:instrText xml:space="preserve"> PAGEREF _Toc227787761 \h </w:instrText>
+            <w:instrText xml:space="preserve"> PAGEREF _Toc10122494 </w:instrText>
           </w:r>
           <w:r>
             <w:fldChar w:fldCharType="separate"/>
           </w:r>
           <w:r>
-            <w:t>61</w:t>
+            <w:t>73</w:t>
           </w:r>
           <w:r>
             <w:fldChar w:fldCharType="end"/>
           </w:r>
           <w:r>
+            <w:rPr>
+              <w:bCs/>
+            </w:rPr>
             <w:fldChar w:fldCharType="end"/>
           </w:r>
         </w:p>
@@ -1890,24 +2180,30 @@
           <w:pPr>
             <w:pStyle w:val="20"/>
             <w:tabs>
-              <w:tab w:val="right" w:leader="dot" w:pos="9736"/>
+              <w:tab w:val="right" w:leader="dot" w:pos="9746"/>
             </w:tabs>
+          </w:pPr>
+          <w:r>
             <w:rPr>
-              <w:lang w:bidi="ta-IN"/>
+              <w:bCs/>
             </w:rPr>
-          </w:pPr>
-          <w:r>
             <w:fldChar w:fldCharType="begin"/>
           </w:r>
           <w:r>
-            <w:instrText xml:space="preserve"> HYPERLINK \l "_Toc227787762" </w:instrText>
-          </w:r>
-          <w:r>
+            <w:rPr>
+              <w:bCs/>
+            </w:rPr>
+            <w:instrText xml:space="preserve"> HYPERLINK \l _Toc2056623079 </w:instrText>
+          </w:r>
+          <w:r>
+            <w:rPr>
+              <w:bCs/>
+            </w:rPr>
             <w:fldChar w:fldCharType="separate"/>
           </w:r>
           <w:r>
             <w:rPr>
-              <w:rStyle w:val="25"/>
+              <w:szCs w:val="24"/>
             </w:rPr>
             <w:t>Chapter 10</w:t>
           </w:r>
@@ -1918,18 +2214,21 @@
             <w:fldChar w:fldCharType="begin"/>
           </w:r>
           <w:r>
-            <w:instrText xml:space="preserve"> PAGEREF _Toc227787762 \h </w:instrText>
+            <w:instrText xml:space="preserve"> PAGEREF _Toc2056623079 </w:instrText>
           </w:r>
           <w:r>
             <w:fldChar w:fldCharType="separate"/>
           </w:r>
           <w:r>
-            <w:t>67</w:t>
+            <w:t>79</w:t>
           </w:r>
           <w:r>
             <w:fldChar w:fldCharType="end"/>
           </w:r>
           <w:r>
+            <w:rPr>
+              <w:bCs/>
+            </w:rPr>
             <w:fldChar w:fldCharType="end"/>
           </w:r>
         </w:p>
@@ -1937,24 +2236,30 @@
           <w:pPr>
             <w:pStyle w:val="20"/>
             <w:tabs>
-              <w:tab w:val="right" w:leader="dot" w:pos="9736"/>
+              <w:tab w:val="right" w:leader="dot" w:pos="9746"/>
             </w:tabs>
+          </w:pPr>
+          <w:r>
             <w:rPr>
-              <w:lang w:bidi="ta-IN"/>
+              <w:bCs/>
             </w:rPr>
-          </w:pPr>
-          <w:r>
             <w:fldChar w:fldCharType="begin"/>
           </w:r>
           <w:r>
-            <w:instrText xml:space="preserve"> HYPERLINK \l "_Toc227787763" </w:instrText>
-          </w:r>
-          <w:r>
+            <w:rPr>
+              <w:bCs/>
+            </w:rPr>
+            <w:instrText xml:space="preserve"> HYPERLINK \l _Toc220168335 </w:instrText>
+          </w:r>
+          <w:r>
+            <w:rPr>
+              <w:bCs/>
+            </w:rPr>
             <w:fldChar w:fldCharType="separate"/>
           </w:r>
           <w:r>
             <w:rPr>
-              <w:rStyle w:val="25"/>
+              <w:szCs w:val="24"/>
             </w:rPr>
             <w:t>Chapter 11</w:t>
           </w:r>
@@ -1965,18 +2270,21 @@
             <w:fldChar w:fldCharType="begin"/>
           </w:r>
           <w:r>
-            <w:instrText xml:space="preserve"> PAGEREF _Toc227787763 \h </w:instrText>
+            <w:instrText xml:space="preserve"> PAGEREF _Toc220168335 </w:instrText>
           </w:r>
           <w:r>
             <w:fldChar w:fldCharType="separate"/>
           </w:r>
           <w:r>
-            <w:t>75</w:t>
+            <w:t>88</w:t>
           </w:r>
           <w:r>
             <w:fldChar w:fldCharType="end"/>
           </w:r>
           <w:r>
+            <w:rPr>
+              <w:bCs/>
+            </w:rPr>
             <w:fldChar w:fldCharType="end"/>
           </w:r>
         </w:p>
@@ -1984,24 +2292,30 @@
           <w:pPr>
             <w:pStyle w:val="20"/>
             <w:tabs>
-              <w:tab w:val="right" w:leader="dot" w:pos="9736"/>
+              <w:tab w:val="right" w:leader="dot" w:pos="9746"/>
             </w:tabs>
+          </w:pPr>
+          <w:r>
             <w:rPr>
-              <w:lang w:bidi="ta-IN"/>
+              <w:bCs/>
             </w:rPr>
-          </w:pPr>
-          <w:r>
             <w:fldChar w:fldCharType="begin"/>
           </w:r>
           <w:r>
-            <w:instrText xml:space="preserve"> HYPERLINK \l "_Toc227787764" </w:instrText>
-          </w:r>
-          <w:r>
+            <w:rPr>
+              <w:bCs/>
+            </w:rPr>
+            <w:instrText xml:space="preserve"> HYPERLINK \l _Toc416052395 </w:instrText>
+          </w:r>
+          <w:r>
+            <w:rPr>
+              <w:bCs/>
+            </w:rPr>
             <w:fldChar w:fldCharType="separate"/>
           </w:r>
           <w:r>
             <w:rPr>
-              <w:rStyle w:val="25"/>
+              <w:szCs w:val="24"/>
               <w:lang w:val="en"/>
             </w:rPr>
             <w:t>Chapter 12</w:t>
@@ -2013,18 +2327,21 @@
             <w:fldChar w:fldCharType="begin"/>
           </w:r>
           <w:r>
-            <w:instrText xml:space="preserve"> PAGEREF _Toc227787764 \h </w:instrText>
+            <w:instrText xml:space="preserve"> PAGEREF _Toc416052395 </w:instrText>
           </w:r>
           <w:r>
             <w:fldChar w:fldCharType="separate"/>
           </w:r>
           <w:r>
-            <w:t>81</w:t>
+            <w:t>94</w:t>
           </w:r>
           <w:r>
             <w:fldChar w:fldCharType="end"/>
           </w:r>
           <w:r>
+            <w:rPr>
+              <w:bCs/>
+            </w:rPr>
             <w:fldChar w:fldCharType="end"/>
           </w:r>
         </w:p>
@@ -2032,24 +2349,30 @@
           <w:pPr>
             <w:pStyle w:val="20"/>
             <w:tabs>
-              <w:tab w:val="right" w:leader="dot" w:pos="9736"/>
+              <w:tab w:val="right" w:leader="dot" w:pos="9746"/>
             </w:tabs>
+          </w:pPr>
+          <w:r>
             <w:rPr>
-              <w:lang w:bidi="ta-IN"/>
+              <w:bCs/>
             </w:rPr>
-          </w:pPr>
-          <w:r>
             <w:fldChar w:fldCharType="begin"/>
           </w:r>
           <w:r>
-            <w:instrText xml:space="preserve"> HYPERLINK \l "_Toc227787765" </w:instrText>
-          </w:r>
-          <w:r>
+            <w:rPr>
+              <w:bCs/>
+            </w:rPr>
+            <w:instrText xml:space="preserve"> HYPERLINK \l _Toc903962651 </w:instrText>
+          </w:r>
+          <w:r>
+            <w:rPr>
+              <w:bCs/>
+            </w:rPr>
             <w:fldChar w:fldCharType="separate"/>
           </w:r>
           <w:r>
             <w:rPr>
-              <w:rStyle w:val="25"/>
+              <w:szCs w:val="24"/>
             </w:rPr>
             <w:t>Chapter 13</w:t>
           </w:r>
@@ -2060,30 +2383,89 @@
             <w:fldChar w:fldCharType="begin"/>
           </w:r>
           <w:r>
-            <w:instrText xml:space="preserve"> PAGEREF _Toc227787765 \h </w:instrText>
+            <w:instrText xml:space="preserve"> PAGEREF _Toc903962651 </w:instrText>
           </w:r>
           <w:r>
             <w:fldChar w:fldCharType="separate"/>
           </w:r>
           <w:r>
-            <w:t>91</w:t>
+            <w:t>106</w:t>
           </w:r>
           <w:r>
             <w:fldChar w:fldCharType="end"/>
           </w:r>
           <w:r>
-            <w:fldChar w:fldCharType="end"/>
-          </w:r>
-        </w:p>
-        <w:p>
-          <w:r>
             <w:rPr>
-              <w:b/>
               <w:bCs/>
             </w:rPr>
             <w:fldChar w:fldCharType="end"/>
           </w:r>
         </w:p>
+        <w:p>
+          <w:pPr>
+            <w:pStyle w:val="20"/>
+            <w:tabs>
+              <w:tab w:val="right" w:leader="dot" w:pos="9746"/>
+            </w:tabs>
+          </w:pPr>
+          <w:r>
+            <w:rPr>
+              <w:bCs/>
+            </w:rPr>
+            <w:fldChar w:fldCharType="begin"/>
+          </w:r>
+          <w:r>
+            <w:rPr>
+              <w:bCs/>
+            </w:rPr>
+            <w:instrText xml:space="preserve"> HYPERLINK \l _Toc1008709642 </w:instrText>
+          </w:r>
+          <w:r>
+            <w:rPr>
+              <w:bCs/>
+            </w:rPr>
+            <w:fldChar w:fldCharType="separate"/>
+          </w:r>
+          <w:r>
+            <w:rPr>
+              <w:rFonts w:hint="default"/>
+              <w:lang w:val="en"/>
+            </w:rPr>
+            <w:t>Chapter 14</w:t>
+          </w:r>
+          <w:r>
+            <w:tab/>
+          </w:r>
+          <w:r>
+            <w:fldChar w:fldCharType="begin"/>
+          </w:r>
+          <w:r>
+            <w:instrText xml:space="preserve"> PAGEREF _Toc1008709642 </w:instrText>
+          </w:r>
+          <w:r>
+            <w:fldChar w:fldCharType="separate"/>
+          </w:r>
+          <w:r>
+            <w:t>121</w:t>
+          </w:r>
+          <w:r>
+            <w:fldChar w:fldCharType="end"/>
+          </w:r>
+          <w:r>
+            <w:rPr>
+              <w:bCs/>
+            </w:rPr>
+            <w:fldChar w:fldCharType="end"/>
+          </w:r>
+        </w:p>
+        <w:p>
+          <w:r>
+            <w:rPr>
+              <w:bCs/>
+            </w:rPr>
+            <w:fldChar w:fldCharType="end"/>
+          </w:r>
+        </w:p>
       </w:sdtContent>
     </w:sdt>
     <w:p>
@@ -2227,7 +2609,7 @@
         </w:rPr>
       </w:pPr>
       <w:bookmarkStart w:id="0" w:name="_Toc227787656"/>
-      <w:bookmarkStart w:id="1" w:name="_Toc227787725"/>
+      <w:bookmarkStart w:id="1" w:name="_Toc594111087"/>
       <w:r>
         <w:rPr>
           <w:sz w:val="24"/>
@@ -3656,13 +4038,13 @@
       <w:pPr>
         <w:pStyle w:val="2"/>
       </w:pPr>
+      <w:bookmarkStart w:id="2" w:name="_Toc1056509560"/>
       <w:r>
         <w:br w:type="textWrapping"/>
       </w:r>
       <w:r>
         <w:br w:type="textWrapping"/>
       </w:r>
-      <w:bookmarkStart w:id="2" w:name="_Toc227787726"/>
       <w:r>
         <w:rPr>
           <w:rFonts w:ascii="Segoe UI Emoji" w:hAnsi="Segoe UI Emoji" w:cs="Segoe UI Emoji"/>
@@ -3827,8 +4209,8 @@
           <w:szCs w:val="24"/>
         </w:rPr>
       </w:pPr>
-      <w:bookmarkStart w:id="3" w:name="_Toc227787727"/>
-      <w:bookmarkStart w:id="4" w:name="_Toc227787657"/>
+      <w:bookmarkStart w:id="3" w:name="_Toc227787657"/>
+      <w:bookmarkStart w:id="4" w:name="_Toc1069135649"/>
       <w:r>
         <w:rPr>
           <w:rFonts w:ascii="Times New Roman" w:hAnsi="Times New Roman" w:cs="Times New Roman"/>
@@ -5286,7 +5668,7 @@
         </w:rPr>
       </w:pPr>
       <w:bookmarkStart w:id="5" w:name="_Toc227787658"/>
-      <w:bookmarkStart w:id="6" w:name="_Toc227787728"/>
+      <w:bookmarkStart w:id="6" w:name="_Toc2081988259"/>
       <w:r>
         <w:rPr>
           <w:rFonts w:ascii="Times New Roman" w:hAnsi="Times New Roman" w:cs="Times New Roman"/>
@@ -5543,7 +5925,7 @@
         </w:rPr>
       </w:pPr>
       <w:bookmarkStart w:id="7" w:name="_Toc227787659"/>
-      <w:bookmarkStart w:id="8" w:name="_Toc227787729"/>
+      <w:bookmarkStart w:id="8" w:name="_Toc2025536647"/>
       <w:r>
         <w:rPr>
           <w:rFonts w:ascii="Times New Roman" w:hAnsi="Times New Roman" w:cs="Times New Roman"/>
@@ -5569,7 +5951,7 @@
         </w:rPr>
       </w:pPr>
       <w:bookmarkStart w:id="9" w:name="_Toc227787660"/>
-      <w:bookmarkStart w:id="10" w:name="_Toc227787730"/>
+      <w:bookmarkStart w:id="10" w:name="_Toc664316472"/>
       <w:r>
         <w:rPr>
           <w:rFonts w:ascii="Times New Roman" w:hAnsi="Times New Roman" w:cs="Times New Roman"/>
@@ -5686,7 +6068,7 @@
         </w:rPr>
       </w:pPr>
       <w:bookmarkStart w:id="11" w:name="_Toc227787661"/>
-      <w:bookmarkStart w:id="12" w:name="_Toc227787731"/>
+      <w:bookmarkStart w:id="12" w:name="_Toc1551754311"/>
       <w:r>
         <w:rPr>
           <w:rFonts w:ascii="Times New Roman" w:hAnsi="Times New Roman" w:cs="Times New Roman"/>
@@ -5711,8 +6093,8 @@
           <w:szCs w:val="24"/>
         </w:rPr>
       </w:pPr>
-      <w:bookmarkStart w:id="13" w:name="_Toc227787732"/>
-      <w:bookmarkStart w:id="14" w:name="_Toc227787662"/>
+      <w:bookmarkStart w:id="13" w:name="_Toc227787662"/>
+      <w:bookmarkStart w:id="14" w:name="_Toc1123259380"/>
       <w:r>
         <w:rPr>
           <w:rFonts w:ascii="Times New Roman" w:hAnsi="Times New Roman" w:cs="Times New Roman"/>
@@ -5753,7 +6135,7 @@
         </w:rPr>
       </w:pPr>
       <w:bookmarkStart w:id="15" w:name="_Toc227787663"/>
-      <w:bookmarkStart w:id="16" w:name="_Toc227787733"/>
+      <w:bookmarkStart w:id="16" w:name="_Toc405929900"/>
       <w:r>
         <w:rPr>
           <w:rFonts w:ascii="Times New Roman" w:hAnsi="Times New Roman" w:cs="Times New Roman"/>
@@ -5810,8 +6192,8 @@
           <w:szCs w:val="24"/>
         </w:rPr>
       </w:pPr>
-      <w:bookmarkStart w:id="17" w:name="_Toc227787734"/>
-      <w:bookmarkStart w:id="18" w:name="_Toc227787664"/>
+      <w:bookmarkStart w:id="17" w:name="_Toc227787664"/>
+      <w:bookmarkStart w:id="18" w:name="_Toc994823220"/>
       <w:r>
         <w:rPr>
           <w:rFonts w:ascii="Times New Roman" w:hAnsi="Times New Roman" w:cs="Times New Roman"/>
@@ -5864,8 +6246,8 @@
           <w:szCs w:val="24"/>
         </w:rPr>
       </w:pPr>
-      <w:bookmarkStart w:id="19" w:name="_Toc227787735"/>
-      <w:bookmarkStart w:id="20" w:name="_Toc227787665"/>
+      <w:bookmarkStart w:id="19" w:name="_Toc227787665"/>
+      <w:bookmarkStart w:id="20" w:name="_Toc788541307"/>
       <w:r>
         <w:rPr>
           <w:rFonts w:ascii="Times New Roman" w:hAnsi="Times New Roman" w:cs="Times New Roman"/>
@@ -6033,8 +6415,8 @@
           <w:szCs w:val="24"/>
         </w:rPr>
       </w:pPr>
-      <w:bookmarkStart w:id="21" w:name="_Toc227787736"/>
-      <w:bookmarkStart w:id="22" w:name="_Toc227787666"/>
+      <w:bookmarkStart w:id="21" w:name="_Toc227787666"/>
+      <w:bookmarkStart w:id="22" w:name="_Toc619167114"/>
       <w:r>
         <w:rPr>
           <w:rFonts w:ascii="Times New Roman" w:hAnsi="Times New Roman" w:cs="Times New Roman"/>
@@ -6117,7 +6499,7 @@
         </w:rPr>
       </w:pPr>
       <w:bookmarkStart w:id="23" w:name="_Toc227787667"/>
-      <w:bookmarkStart w:id="24" w:name="_Toc227787737"/>
+      <w:bookmarkStart w:id="24" w:name="_Toc929017172"/>
       <w:r>
         <w:rPr>
           <w:rFonts w:ascii="Times New Roman" w:hAnsi="Times New Roman" w:cs="Times New Roman"/>
@@ -6259,8 +6641,8 @@
           <w:szCs w:val="24"/>
         </w:rPr>
       </w:pPr>
-      <w:bookmarkStart w:id="25" w:name="_Toc227787738"/>
-      <w:bookmarkStart w:id="26" w:name="_Toc227787668"/>
+      <w:bookmarkStart w:id="25" w:name="_Toc227787668"/>
+      <w:bookmarkStart w:id="26" w:name="_Toc1546361525"/>
       <w:r>
         <w:rPr>
           <w:rFonts w:ascii="Times New Roman" w:hAnsi="Times New Roman" w:cs="Times New Roman"/>
@@ -6362,7 +6744,7 @@
         </w:rPr>
       </w:pPr>
       <w:bookmarkStart w:id="27" w:name="_Toc227787669"/>
-      <w:bookmarkStart w:id="28" w:name="_Toc227787739"/>
+      <w:bookmarkStart w:id="28" w:name="_Toc1003623821"/>
       <w:r>
         <w:rPr>
           <w:rFonts w:ascii="Times New Roman" w:hAnsi="Times New Roman" w:cs="Times New Roman"/>
@@ -6387,8 +6769,8 @@
           <w:szCs w:val="24"/>
         </w:rPr>
       </w:pPr>
-      <w:bookmarkStart w:id="29" w:name="_Toc227787740"/>
-      <w:bookmarkStart w:id="30" w:name="_Toc227787670"/>
+      <w:bookmarkStart w:id="29" w:name="_Toc227787670"/>
+      <w:bookmarkStart w:id="30" w:name="_Toc1123191972"/>
       <w:r>
         <w:rPr>
           <w:rFonts w:ascii="Times New Roman" w:hAnsi="Times New Roman" w:cs="Times New Roman"/>
@@ -6428,8 +6810,8 @@
           <w:szCs w:val="24"/>
         </w:rPr>
       </w:pPr>
-      <w:bookmarkStart w:id="31" w:name="_Toc227787741"/>
-      <w:bookmarkStart w:id="32" w:name="_Toc227787671"/>
+      <w:bookmarkStart w:id="31" w:name="_Toc227787671"/>
+      <w:bookmarkStart w:id="32" w:name="_Toc1855631422"/>
       <w:r>
         <w:rPr>
           <w:rFonts w:ascii="Times New Roman" w:hAnsi="Times New Roman" w:cs="Times New Roman"/>
@@ -6469,8 +6851,8 @@
           <w:szCs w:val="24"/>
         </w:rPr>
       </w:pPr>
-      <w:bookmarkStart w:id="33" w:name="_Toc227787742"/>
-      <w:bookmarkStart w:id="34" w:name="_Toc227787672"/>
+      <w:bookmarkStart w:id="33" w:name="_Toc227787672"/>
+      <w:bookmarkStart w:id="34" w:name="_Toc2008434412"/>
       <w:r>
         <w:rPr>
           <w:rFonts w:ascii="Times New Roman" w:hAnsi="Times New Roman" w:cs="Times New Roman"/>
@@ -6525,7 +6907,7 @@
         </w:rPr>
       </w:pPr>
       <w:bookmarkStart w:id="35" w:name="_Toc227787673"/>
-      <w:bookmarkStart w:id="36" w:name="_Toc227787743"/>
+      <w:bookmarkStart w:id="36" w:name="_Toc294907344"/>
       <w:r>
         <w:rPr>
           <w:rFonts w:ascii="Times New Roman" w:hAnsi="Times New Roman" w:cs="Times New Roman"/>
@@ -6551,7 +6933,7 @@
         </w:rPr>
       </w:pPr>
       <w:bookmarkStart w:id="37" w:name="_Toc227787674"/>
-      <w:bookmarkStart w:id="38" w:name="_Toc227787744"/>
+      <w:bookmarkStart w:id="38" w:name="_Toc1108316821"/>
       <w:r>
         <w:rPr>
           <w:rFonts w:ascii="Times New Roman" w:hAnsi="Times New Roman" w:cs="Times New Roman"/>
@@ -6707,7 +7089,7 @@
         </w:rPr>
       </w:pPr>
       <w:bookmarkStart w:id="39" w:name="_Toc227787675"/>
-      <w:bookmarkStart w:id="40" w:name="_Toc227787745"/>
+      <w:bookmarkStart w:id="40" w:name="_Toc477159810"/>
       <w:r>
         <w:rPr>
           <w:rFonts w:ascii="Times New Roman" w:hAnsi="Times New Roman" w:cs="Times New Roman"/>
@@ -6805,6 +7187,12 @@
       <w:tr>
         <w:tblPrEx>
           <w:tblLayout w:type="fixed"/>
+          <w:tblCellMar>
+            <w:top w:w="15" w:type="dxa"/>
+            <w:left w:w="15" w:type="dxa"/>
+            <w:bottom w:w="15" w:type="dxa"/>
+            <w:right w:w="15" w:type="dxa"/>
+          </w:tblCellMar>
         </w:tblPrEx>
         <w:trPr>
           <w:tblCellSpacing w:w="15" w:type="dxa"/>
@@ -7045,7 +7433,7 @@
         </w:rPr>
       </w:pPr>
       <w:bookmarkStart w:id="41" w:name="_Toc227787676"/>
-      <w:bookmarkStart w:id="42" w:name="_Toc227787746"/>
+      <w:bookmarkStart w:id="42" w:name="_Toc1557298451"/>
       <w:r>
         <w:rPr>
           <w:rFonts w:ascii="Times New Roman" w:hAnsi="Times New Roman" w:cs="Times New Roman"/>
@@ -7143,6 +7531,12 @@
       <w:tr>
         <w:tblPrEx>
           <w:tblLayout w:type="fixed"/>
+          <w:tblCellMar>
+            <w:top w:w="15" w:type="dxa"/>
+            <w:left w:w="15" w:type="dxa"/>
+            <w:bottom w:w="15" w:type="dxa"/>
+            <w:right w:w="15" w:type="dxa"/>
+          </w:tblCellMar>
         </w:tblPrEx>
         <w:trPr>
           <w:tblCellSpacing w:w="15" w:type="dxa"/>
@@ -7383,7 +7777,7 @@
         </w:rPr>
       </w:pPr>
       <w:bookmarkStart w:id="43" w:name="_Toc227787677"/>
-      <w:bookmarkStart w:id="44" w:name="_Toc227787747"/>
+      <w:bookmarkStart w:id="44" w:name="_Toc860429403"/>
       <w:r>
         <w:rPr>
           <w:rFonts w:ascii="Times New Roman" w:hAnsi="Times New Roman" w:cs="Times New Roman"/>
@@ -7416,6 +7810,12 @@
       <w:tr>
         <w:tblPrEx>
           <w:tblLayout w:type="fixed"/>
+          <w:tblCellMar>
+            <w:top w:w="15" w:type="dxa"/>
+            <w:left w:w="15" w:type="dxa"/>
+            <w:bottom w:w="15" w:type="dxa"/>
+            <w:right w:w="15" w:type="dxa"/>
+          </w:tblCellMar>
         </w:tblPrEx>
         <w:trPr>
           <w:tblHeader/>
@@ -7475,6 +7875,12 @@
       <w:tr>
         <w:tblPrEx>
           <w:tblLayout w:type="fixed"/>
+          <w:tblCellMar>
+            <w:top w:w="15" w:type="dxa"/>
+            <w:left w:w="15" w:type="dxa"/>
+            <w:bottom w:w="15" w:type="dxa"/>
+            <w:right w:w="15" w:type="dxa"/>
+          </w:tblCellMar>
         </w:tblPrEx>
         <w:trPr>
           <w:tblCellSpacing w:w="15" w:type="dxa"/>
@@ -7529,6 +7935,12 @@
       <w:tr>
         <w:tblPrEx>
           <w:tblLayout w:type="fixed"/>
+          <w:tblCellMar>
+            <w:top w:w="15" w:type="dxa"/>
+            <w:left w:w="15" w:type="dxa"/>
+            <w:bottom w:w="15" w:type="dxa"/>
+            <w:right w:w="15" w:type="dxa"/>
+          </w:tblCellMar>
         </w:tblPrEx>
         <w:trPr>
           <w:tblCellSpacing w:w="15" w:type="dxa"/>
@@ -7583,6 +7995,12 @@
       <w:tr>
         <w:tblPrEx>
           <w:tblLayout w:type="fixed"/>
+          <w:tblCellMar>
+            <w:top w:w="15" w:type="dxa"/>
+            <w:left w:w="15" w:type="dxa"/>
+            <w:bottom w:w="15" w:type="dxa"/>
+            <w:right w:w="15" w:type="dxa"/>
+          </w:tblCellMar>
         </w:tblPrEx>
         <w:trPr>
           <w:tblCellSpacing w:w="15" w:type="dxa"/>
@@ -7703,7 +8121,7 @@
         </w:rPr>
       </w:pPr>
       <w:bookmarkStart w:id="45" w:name="_Toc227787678"/>
-      <w:bookmarkStart w:id="46" w:name="_Toc227787748"/>
+      <w:bookmarkStart w:id="46" w:name="_Toc999226538"/>
       <w:r>
         <w:rPr>
           <w:rFonts w:ascii="Times New Roman" w:hAnsi="Times New Roman" w:cs="Times New Roman"/>
@@ -7861,6 +8279,12 @@
       <w:tr>
         <w:tblPrEx>
           <w:tblLayout w:type="fixed"/>
+          <w:tblCellMar>
+            <w:top w:w="15" w:type="dxa"/>
+            <w:left w:w="15" w:type="dxa"/>
+            <w:bottom w:w="15" w:type="dxa"/>
+            <w:right w:w="15" w:type="dxa"/>
+          </w:tblCellMar>
         </w:tblPrEx>
         <w:trPr>
           <w:tblCellSpacing w:w="15" w:type="dxa"/>
@@ -8126,7 +8550,7 @@
         </w:rPr>
       </w:pPr>
       <w:bookmarkStart w:id="47" w:name="_Toc227787679"/>
-      <w:bookmarkStart w:id="48" w:name="_Toc227787749"/>
+      <w:bookmarkStart w:id="48" w:name="_Toc865708719"/>
       <w:r>
         <w:rPr>
           <w:rFonts w:ascii="Times New Roman" w:hAnsi="Times New Roman" w:cs="Times New Roman"/>
@@ -8235,8 +8659,8 @@
           <w:szCs w:val="24"/>
         </w:rPr>
       </w:pPr>
-      <w:bookmarkStart w:id="49" w:name="_Toc227787750"/>
-      <w:bookmarkStart w:id="50" w:name="_Toc227787680"/>
+      <w:bookmarkStart w:id="49" w:name="_Toc227787680"/>
+      <w:bookmarkStart w:id="50" w:name="_Toc1427019249"/>
       <w:r>
         <w:rPr>
           <w:rFonts w:ascii="Times New Roman" w:hAnsi="Times New Roman" w:cs="Times New Roman"/>
@@ -8334,6 +8758,12 @@
       <w:tr>
         <w:tblPrEx>
           <w:tblLayout w:type="fixed"/>
+          <w:tblCellMar>
+            <w:top w:w="15" w:type="dxa"/>
+            <w:left w:w="15" w:type="dxa"/>
+            <w:bottom w:w="15" w:type="dxa"/>
+            <w:right w:w="15" w:type="dxa"/>
+          </w:tblCellMar>
         </w:tblPrEx>
         <w:trPr>
           <w:tblCellSpacing w:w="15" w:type="dxa"/>
@@ -8574,7 +9004,7 @@
         </w:rPr>
       </w:pPr>
       <w:bookmarkStart w:id="51" w:name="_Toc227787681"/>
-      <w:bookmarkStart w:id="52" w:name="_Toc227787751"/>
+      <w:bookmarkStart w:id="52" w:name="_Toc1464373364"/>
       <w:r>
         <w:rPr>
           <w:rFonts w:ascii="Times New Roman" w:hAnsi="Times New Roman" w:cs="Times New Roman"/>
@@ -8732,6 +9162,12 @@
       <w:tr>
         <w:tblPrEx>
           <w:tblLayout w:type="fixed"/>
+          <w:tblCellMar>
+            <w:top w:w="15" w:type="dxa"/>
+            <w:left w:w="15" w:type="dxa"/>
+            <w:bottom w:w="15" w:type="dxa"/>
+            <w:right w:w="15" w:type="dxa"/>
+          </w:tblCellMar>
         </w:tblPrEx>
         <w:trPr>
           <w:tblCellSpacing w:w="15" w:type="dxa"/>
@@ -8911,8 +9347,8 @@
           <w:szCs w:val="24"/>
         </w:rPr>
       </w:pPr>
-      <w:bookmarkStart w:id="53" w:name="_Toc227787752"/>
-      <w:bookmarkStart w:id="54" w:name="_Toc227787682"/>
+      <w:bookmarkStart w:id="53" w:name="_Toc227787682"/>
+      <w:bookmarkStart w:id="54" w:name="_Toc585246083"/>
       <w:r>
         <w:rPr>
           <w:rFonts w:ascii="Times New Roman" w:hAnsi="Times New Roman" w:cs="Times New Roman"/>
@@ -9010,6 +9446,12 @@
       <w:tr>
         <w:tblPrEx>
           <w:tblLayout w:type="fixed"/>
+          <w:tblCellMar>
+            <w:top w:w="15" w:type="dxa"/>
+            <w:left w:w="15" w:type="dxa"/>
+            <w:bottom w:w="15" w:type="dxa"/>
+            <w:right w:w="15" w:type="dxa"/>
+          </w:tblCellMar>
         </w:tblPrEx>
         <w:trPr>
           <w:tblCellSpacing w:w="15" w:type="dxa"/>
@@ -9249,8 +9691,8 @@
           <w:szCs w:val="24"/>
         </w:rPr>
       </w:pPr>
-      <w:bookmarkStart w:id="55" w:name="_Toc227787753"/>
-      <w:bookmarkStart w:id="56" w:name="_Toc227787683"/>
+      <w:bookmarkStart w:id="55" w:name="_Toc227787683"/>
+      <w:bookmarkStart w:id="56" w:name="_Toc2123736717"/>
       <w:r>
         <w:rPr>
           <w:rFonts w:ascii="Times New Roman" w:hAnsi="Times New Roman" w:cs="Times New Roman"/>
@@ -9695,8 +10137,8 @@
           <w:lang w:val="en"/>
         </w:rPr>
       </w:pPr>
-      <w:bookmarkStart w:id="57" w:name="_Toc227787754"/>
-      <w:bookmarkStart w:id="58" w:name="_Toc227787684"/>
+      <w:bookmarkStart w:id="57" w:name="_Toc227787684"/>
+      <w:bookmarkStart w:id="58" w:name="_Toc309830044"/>
       <w:r>
         <w:rPr>
           <w:sz w:val="24"/>
@@ -10861,8 +11303,8 @@
           <w:lang w:val="en"/>
         </w:rPr>
       </w:pPr>
-      <w:bookmarkStart w:id="59" w:name="_Toc227787755"/>
-      <w:bookmarkStart w:id="60" w:name="_Toc227787685"/>
+      <w:bookmarkStart w:id="59" w:name="_Toc227787685"/>
+      <w:bookmarkStart w:id="60" w:name="_Toc424154020"/>
       <w:r>
         <w:rPr>
           <w:sz w:val="24"/>
@@ -12283,6 +12725,12 @@
       <w:tr>
         <w:tblPrEx>
           <w:tblLayout w:type="fixed"/>
+          <w:tblCellMar>
+            <w:top w:w="15" w:type="dxa"/>
+            <w:left w:w="15" w:type="dxa"/>
+            <w:bottom w:w="15" w:type="dxa"/>
+            <w:right w:w="15" w:type="dxa"/>
+          </w:tblCellMar>
         </w:tblPrEx>
         <w:trPr>
           <w:tblCellSpacing w:w="15" w:type="dxa"/>
@@ -12335,6 +12783,12 @@
       <w:tr>
         <w:tblPrEx>
           <w:tblLayout w:type="fixed"/>
+          <w:tblCellMar>
+            <w:top w:w="15" w:type="dxa"/>
+            <w:left w:w="15" w:type="dxa"/>
+            <w:bottom w:w="15" w:type="dxa"/>
+            <w:right w:w="15" w:type="dxa"/>
+          </w:tblCellMar>
         </w:tblPrEx>
         <w:trPr>
           <w:tblCellSpacing w:w="15" w:type="dxa"/>
@@ -12387,6 +12841,12 @@
       <w:tr>
         <w:tblPrEx>
           <w:tblLayout w:type="fixed"/>
+          <w:tblCellMar>
+            <w:top w:w="15" w:type="dxa"/>
+            <w:left w:w="15" w:type="dxa"/>
+            <w:bottom w:w="15" w:type="dxa"/>
+            <w:right w:w="15" w:type="dxa"/>
+          </w:tblCellMar>
         </w:tblPrEx>
         <w:trPr>
           <w:tblCellSpacing w:w="15" w:type="dxa"/>
@@ -12439,6 +12899,12 @@
       <w:tr>
         <w:tblPrEx>
           <w:tblLayout w:type="fixed"/>
+          <w:tblCellMar>
+            <w:top w:w="15" w:type="dxa"/>
+            <w:left w:w="15" w:type="dxa"/>
+            <w:bottom w:w="15" w:type="dxa"/>
+            <w:right w:w="15" w:type="dxa"/>
+          </w:tblCellMar>
         </w:tblPrEx>
         <w:trPr>
           <w:tblCellSpacing w:w="15" w:type="dxa"/>
@@ -12543,6 +13009,12 @@
       <w:tr>
         <w:tblPrEx>
           <w:tblLayout w:type="fixed"/>
+          <w:tblCellMar>
+            <w:top w:w="15" w:type="dxa"/>
+            <w:left w:w="15" w:type="dxa"/>
+            <w:bottom w:w="15" w:type="dxa"/>
+            <w:right w:w="15" w:type="dxa"/>
+          </w:tblCellMar>
         </w:tblPrEx>
         <w:trPr>
           <w:tblCellSpacing w:w="15" w:type="dxa"/>
@@ -12613,7 +13085,7 @@
         </w:rPr>
       </w:pPr>
       <w:bookmarkStart w:id="61" w:name="_Toc227787686"/>
-      <w:bookmarkStart w:id="62" w:name="_Toc227787756"/>
+      <w:bookmarkStart w:id="62" w:name="_Toc570364156"/>
       <w:r>
         <w:rPr>
           <w:sz w:val="24"/>
@@ -14021,6 +14493,12 @@
       <w:tr>
         <w:tblPrEx>
           <w:tblLayout w:type="fixed"/>
+          <w:tblCellMar>
+            <w:top w:w="15" w:type="dxa"/>
+            <w:left w:w="15" w:type="dxa"/>
+            <w:bottom w:w="15" w:type="dxa"/>
+            <w:right w:w="15" w:type="dxa"/>
+          </w:tblCellMar>
         </w:tblPrEx>
         <w:trPr>
           <w:tblCellSpacing w:w="15" w:type="dxa"/>
@@ -14258,8 +14736,8 @@
           <w:lang w:val="en"/>
         </w:rPr>
       </w:pPr>
-      <w:bookmarkStart w:id="63" w:name="_Toc227787757"/>
-      <w:bookmarkStart w:id="64" w:name="_Toc227787687"/>
+      <w:bookmarkStart w:id="63" w:name="_Toc227787687"/>
+      <w:bookmarkStart w:id="64" w:name="_Toc1366339604"/>
       <w:r>
         <w:rPr>
           <w:sz w:val="24"/>
@@ -15995,8 +16473,8 @@
           <w:lang w:val="en"/>
         </w:rPr>
       </w:pPr>
-      <w:bookmarkStart w:id="65" w:name="_Toc227787758"/>
-      <w:bookmarkStart w:id="66" w:name="_Toc227787688"/>
+      <w:bookmarkStart w:id="65" w:name="_Toc227787688"/>
+      <w:bookmarkStart w:id="66" w:name="_Toc1493289670"/>
       <w:r>
         <w:rPr>
           <w:sz w:val="24"/>
@@ -17352,7 +17830,7 @@
         </w:rPr>
       </w:pPr>
       <w:bookmarkStart w:id="67" w:name="_Toc227787689"/>
-      <w:bookmarkStart w:id="68" w:name="_Toc227787759"/>
+      <w:bookmarkStart w:id="68" w:name="_Toc504868768"/>
       <w:r>
         <w:rPr>
           <w:sz w:val="24"/>
@@ -19975,7 +20453,7 @@
         </w:rPr>
       </w:pPr>
       <w:bookmarkStart w:id="69" w:name="_Toc227787690"/>
-      <w:bookmarkStart w:id="70" w:name="_Toc227787760"/>
+      <w:bookmarkStart w:id="70" w:name="_Toc1244392603"/>
       <w:r>
         <w:rPr>
           <w:sz w:val="24"/>
@@ -21362,7 +21840,7 @@
         </w:rPr>
       </w:pPr>
       <w:bookmarkStart w:id="71" w:name="_Toc227787691"/>
-      <w:bookmarkStart w:id="72" w:name="_Toc227787761"/>
+      <w:bookmarkStart w:id="72" w:name="_Toc10122494"/>
       <w:r>
         <w:rPr>
           <w:sz w:val="24"/>
@@ -23141,7 +23619,7 @@
         </w:rPr>
       </w:pPr>
       <w:bookmarkStart w:id="73" w:name="_Toc227787692"/>
-      <w:bookmarkStart w:id="74" w:name="_Toc227787762"/>
+      <w:bookmarkStart w:id="74" w:name="_Toc2056623079"/>
       <w:r>
         <w:rPr>
           <w:sz w:val="24"/>
@@ -25262,8 +25740,8 @@
           <w:szCs w:val="24"/>
         </w:rPr>
       </w:pPr>
-      <w:bookmarkStart w:id="75" w:name="_Toc227787763"/>
-      <w:bookmarkStart w:id="76" w:name="_Toc227787693"/>
+      <w:bookmarkStart w:id="75" w:name="_Toc227787693"/>
+      <w:bookmarkStart w:id="76" w:name="_Toc220168335"/>
       <w:r>
         <w:rPr>
           <w:sz w:val="24"/>
@@ -26427,8 +26905,8 @@
           <w:lang w:val="en"/>
         </w:rPr>
       </w:pPr>
-      <w:bookmarkStart w:id="77" w:name="_Toc227787764"/>
-      <w:bookmarkStart w:id="78" w:name="_Toc227787694"/>
+      <w:bookmarkStart w:id="77" w:name="_Toc227787694"/>
+      <w:bookmarkStart w:id="78" w:name="_Toc416052395"/>
       <w:r>
         <w:rPr>
           <w:sz w:val="24"/>
@@ -27802,6 +28280,12 @@
       <w:tr>
         <w:tblPrEx>
           <w:tblLayout w:type="fixed"/>
+          <w:tblCellMar>
+            <w:top w:w="0" w:type="dxa"/>
+            <w:left w:w="10" w:type="dxa"/>
+            <w:bottom w:w="0" w:type="dxa"/>
+            <w:right w:w="10" w:type="dxa"/>
+          </w:tblCellMar>
         </w:tblPrEx>
         <w:trPr>
           <w:trHeight w:val="1" w:hRule="atLeast"/>
@@ -27880,12 +28364,6 @@
       <w:tr>
         <w:tblPrEx>
           <w:tblLayout w:type="fixed"/>
-          <w:tblCellMar>
-            <w:top w:w="0" w:type="dxa"/>
-            <w:left w:w="10" w:type="dxa"/>
-            <w:bottom w:w="0" w:type="dxa"/>
-            <w:right w:w="10" w:type="dxa"/>
-          </w:tblCellMar>
         </w:tblPrEx>
         <w:trPr>
           <w:trHeight w:val="1" w:hRule="atLeast"/>
@@ -30527,8 +31005,8 @@
           <w:szCs w:val="24"/>
         </w:rPr>
       </w:pPr>
-      <w:bookmarkStart w:id="79" w:name="_Toc227787765"/>
-      <w:bookmarkStart w:id="80" w:name="_Toc227787695"/>
+      <w:bookmarkStart w:id="79" w:name="_Toc227787695"/>
+      <w:bookmarkStart w:id="80" w:name="_Toc903962651"/>
       <w:r>
         <w:rPr>
           <w:sz w:val="24"/>
@@ -32704,6 +33182,10 @@
     <w:p>
       <w:pPr>
         <w:pStyle w:val="17"/>
+        <w:keepNext w:val="0"/>
+        <w:keepLines w:val="0"/>
+        <w:widowControl/>
+        <w:suppressLineNumbers w:val="0"/>
       </w:pPr>
       <w:r>
         <w:t>Same length as the first.</w:t>
@@ -32712,20 +33194,34 @@
     <w:p>
       <w:pPr>
         <w:pStyle w:val="17"/>
-        <w:rPr>
-          <w:lang w:val="en"/>
-        </w:rPr>
-      </w:pPr>
-      <w:r>
-        <w:rPr>
-          <w:lang w:val="en"/>
-        </w:rPr>
-        <w:t xml:space="preserve">The group had a pale expression. Now each and every one of them were exhausted. </w:t>
-      </w:r>
-    </w:p>
-    <w:p>
-      <w:pPr>
-        <w:pStyle w:val="17"/>
+        <w:keepNext w:val="0"/>
+        <w:keepLines w:val="0"/>
+        <w:widowControl/>
+        <w:suppressLineNumbers w:val="0"/>
+      </w:pPr>
+      <w:r>
+        <w:t>The group’s faces went pale.</w:t>
+      </w:r>
+    </w:p>
+    <w:p>
+      <w:pPr>
+        <w:pStyle w:val="17"/>
+        <w:keepNext w:val="0"/>
+        <w:keepLines w:val="0"/>
+        <w:widowControl/>
+        <w:suppressLineNumbers w:val="0"/>
+      </w:pPr>
+      <w:r>
+        <w:t>Every one of them was exhausted now. Arms trembling. Grip weakening. Breathing uneven.</w:t>
+      </w:r>
+    </w:p>
+    <w:p>
+      <w:pPr>
+        <w:pStyle w:val="17"/>
+        <w:keepNext w:val="0"/>
+        <w:keepLines w:val="0"/>
+        <w:widowControl/>
+        <w:suppressLineNumbers w:val="0"/>
       </w:pPr>
       <w:r>
         <w:t>Iris spoke, tone unchanged.</w:t>
@@ -32734,6 +33230,10 @@
     <w:p>
       <w:pPr>
         <w:pStyle w:val="17"/>
+        <w:keepNext w:val="0"/>
+        <w:keepLines w:val="0"/>
+        <w:widowControl/>
+        <w:suppressLineNumbers w:val="0"/>
       </w:pPr>
       <w:r>
         <w:t>“Current condition: severely fatigued. Probability of failure increased.”</w:t>
@@ -32742,500 +33242,1631 @@
     <w:p>
       <w:pPr>
         <w:pStyle w:val="17"/>
-      </w:pPr>
-      <w:r>
-        <w:t>Kael tightened his grip on the cable.</w:t>
-      </w:r>
-    </w:p>
-    <w:p>
-      <w:pPr>
-        <w:pStyle w:val="17"/>
-        <w:rPr>
-          <w:lang w:val="en"/>
-        </w:rPr>
-      </w:pPr>
-      <w:r>
-        <w:t>“</w:t>
-      </w:r>
-      <w:r>
-        <w:rPr>
-          <w:lang w:val="en"/>
-        </w:rPr>
-        <w:t>Everyone, this is the last hurdle, once we climb this slope. We can safely reach the other side. Be confident...</w:t>
-      </w:r>
-      <w:r>
-        <w:t>”</w:t>
-      </w:r>
-      <w:r>
-        <w:rPr>
-          <w:lang w:val="en"/>
-        </w:rPr>
-        <w:t>, Kael spoke these brave words to help them build up the courage.</w:t>
-      </w:r>
-    </w:p>
-    <w:p>
-      <w:pPr>
-        <w:pStyle w:val="17"/>
-        <w:rPr>
-          <w:lang w:val="en"/>
-        </w:rPr>
-      </w:pPr>
-      <w:r>
-        <w:rPr>
-          <w:lang w:val="en"/>
-        </w:rPr>
-        <w:t>“Where There is a Will There is a Way, remember we have survived several hurdles to come here, do you think we should falter now. Have the belief on Success ad Success shall find Us”, Grandpa Tanaka also spoke some brave words.</w:t>
-      </w:r>
-    </w:p>
-    <w:p>
-      <w:pPr>
-        <w:pStyle w:val="17"/>
-        <w:rPr>
-          <w:lang w:val="en"/>
-        </w:rPr>
-      </w:pPr>
-      <w:r>
-        <w:rPr>
-          <w:lang w:val="en"/>
-        </w:rPr>
-        <w:t>The group started climbing, they moved slowly and steadily.</w:t>
-      </w:r>
-    </w:p>
-    <w:p>
-      <w:pPr>
-        <w:pStyle w:val="17"/>
+        <w:keepNext w:val="0"/>
+        <w:keepLines w:val="0"/>
+        <w:widowControl/>
+        <w:suppressLineNumbers w:val="0"/>
+      </w:pPr>
+      <w:r>
+        <w:t>Kael tightened his grip on the cable, forcing strength back into his fingers.</w:t>
+      </w:r>
+    </w:p>
+    <w:p>
+      <w:pPr>
+        <w:pStyle w:val="17"/>
+        <w:keepNext w:val="0"/>
+        <w:keepLines w:val="0"/>
+        <w:widowControl/>
+        <w:suppressLineNumbers w:val="0"/>
+      </w:pPr>
+      <w:r>
+        <w:t>“Everyone… this is the last hurdle,” he said, voice strained but firm. “Once we climb this, we reach the other side.”</w:t>
+      </w:r>
+    </w:p>
+    <w:p>
+      <w:pPr>
+        <w:pStyle w:val="17"/>
+        <w:keepNext w:val="0"/>
+        <w:keepLines w:val="0"/>
+        <w:widowControl/>
+        <w:suppressLineNumbers w:val="0"/>
+      </w:pPr>
+      <w:r>
+        <w:t>He looked ahead, then back at them.</w:t>
+      </w:r>
+    </w:p>
+    <w:p>
+      <w:pPr>
+        <w:pStyle w:val="17"/>
+        <w:keepNext w:val="0"/>
+        <w:keepLines w:val="0"/>
+        <w:widowControl/>
+        <w:suppressLineNumbers w:val="0"/>
+      </w:pPr>
+      <w:r>
+        <w:t>“Be confident. Just this one more.”</w:t>
+      </w:r>
+    </w:p>
+    <w:p>
+      <w:pPr>
+        <w:pStyle w:val="17"/>
+        <w:keepNext w:val="0"/>
+        <w:keepLines w:val="0"/>
+        <w:widowControl/>
+        <w:suppressLineNumbers w:val="0"/>
+      </w:pPr>
+      <w:r>
+        <w:t>Tanaka let out a slow breath, then spoke, his voice calm despite the situation.</w:t>
+      </w:r>
+    </w:p>
+    <w:p>
+      <w:pPr>
+        <w:pStyle w:val="17"/>
+        <w:keepNext w:val="0"/>
+        <w:keepLines w:val="0"/>
+        <w:widowControl/>
+        <w:suppressLineNumbers w:val="0"/>
+      </w:pPr>
+      <w:r>
+        <w:t>“Where there is a will, there is a way.”</w:t>
+      </w:r>
+    </w:p>
+    <w:p>
+      <w:pPr>
+        <w:pStyle w:val="17"/>
+        <w:keepNext w:val="0"/>
+        <w:keepLines w:val="0"/>
+        <w:widowControl/>
+        <w:suppressLineNumbers w:val="0"/>
+      </w:pPr>
+      <w:r>
+        <w:t>He lifted his head slightly.</w:t>
+      </w:r>
+    </w:p>
+    <w:p>
+      <w:pPr>
+        <w:pStyle w:val="17"/>
+        <w:keepNext w:val="0"/>
+        <w:keepLines w:val="0"/>
+        <w:widowControl/>
+        <w:suppressLineNumbers w:val="0"/>
+      </w:pPr>
+      <w:r>
+        <w:t>“We’ve crossed this far. Do you really think we should fall now?”</w:t>
+      </w:r>
+    </w:p>
+    <w:p>
+      <w:pPr>
+        <w:pStyle w:val="17"/>
+        <w:keepNext w:val="0"/>
+        <w:keepLines w:val="0"/>
+        <w:widowControl/>
+        <w:suppressLineNumbers w:val="0"/>
+      </w:pPr>
+      <w:r>
+        <w:t>A faint, tired smile formed.</w:t>
+      </w:r>
+    </w:p>
+    <w:p>
+      <w:pPr>
+        <w:pStyle w:val="17"/>
+        <w:keepNext w:val="0"/>
+        <w:keepLines w:val="0"/>
+        <w:widowControl/>
+        <w:suppressLineNumbers w:val="0"/>
+      </w:pPr>
+      <w:r>
+        <w:t>“Believe in success… and success will find us.”</w:t>
+      </w:r>
+    </w:p>
+    <w:p>
+      <w:pPr>
+        <w:pStyle w:val="17"/>
+        <w:keepNext w:val="0"/>
+        <w:keepLines w:val="0"/>
+        <w:widowControl/>
+        <w:suppressLineNumbers w:val="0"/>
+      </w:pPr>
+      <w:r>
+        <w:t>No one replied.</w:t>
+      </w:r>
+    </w:p>
+    <w:p>
+      <w:pPr>
+        <w:pStyle w:val="17"/>
+        <w:keepNext w:val="0"/>
+        <w:keepLines w:val="0"/>
+        <w:widowControl/>
+        <w:suppressLineNumbers w:val="0"/>
+      </w:pPr>
+      <w:r>
+        <w:t>But they held on tighter.</w:t>
+      </w:r>
+    </w:p>
+    <w:p>
+      <w:pPr>
+        <w:pStyle w:val="17"/>
+        <w:keepNext w:val="0"/>
+        <w:keepLines w:val="0"/>
+        <w:widowControl/>
+        <w:suppressLineNumbers w:val="0"/>
+      </w:pPr>
+      <w:r>
+        <w:t>They started climbing.</w:t>
+      </w:r>
+    </w:p>
+    <w:p>
+      <w:pPr>
+        <w:pStyle w:val="17"/>
+        <w:keepNext w:val="0"/>
+        <w:keepLines w:val="0"/>
+        <w:widowControl/>
+        <w:suppressLineNumbers w:val="0"/>
+      </w:pPr>
+      <w:r>
+        <w:t>Slow. Steady. Every movement deliberate.</w:t>
+      </w:r>
+    </w:p>
+    <w:p>
+      <w:pPr>
+        <w:pStyle w:val="17"/>
+        <w:keepNext w:val="0"/>
+        <w:keepLines w:val="0"/>
+        <w:widowControl/>
+        <w:suppressLineNumbers w:val="0"/>
+      </w:pPr>
+      <w:r>
+        <w:t>Kael secured Emily against him again, just like the first arc. One arm for the cable. One for her.</w:t>
+      </w:r>
+    </w:p>
+    <w:p>
+      <w:pPr>
+        <w:pStyle w:val="17"/>
+        <w:keepNext w:val="0"/>
+        <w:keepLines w:val="0"/>
+        <w:widowControl/>
+        <w:suppressLineNumbers w:val="0"/>
+      </w:pPr>
+      <w:r>
+        <w:t>Cherry remained perched on his shoulders, body low, eyes alert.</w:t>
+      </w:r>
+    </w:p>
+    <w:p>
+      <w:pPr>
+        <w:pStyle w:val="17"/>
+        <w:keepNext w:val="0"/>
+        <w:keepLines w:val="0"/>
+        <w:widowControl/>
+        <w:suppressLineNumbers w:val="0"/>
+      </w:pPr>
+      <w:r>
+        <w:t>They had barely moved around eighty meters from the pillar—</w:t>
+      </w:r>
+    </w:p>
+    <w:p>
+      <w:pPr>
+        <w:pStyle w:val="17"/>
+        <w:keepNext w:val="0"/>
+        <w:keepLines w:val="0"/>
+        <w:widowControl/>
+        <w:suppressLineNumbers w:val="0"/>
+      </w:pPr>
+      <w:r>
+        <w:t>Creak.</w:t>
+      </w:r>
+    </w:p>
+    <w:p>
+      <w:pPr>
+        <w:pStyle w:val="17"/>
+        <w:keepNext w:val="0"/>
+        <w:keepLines w:val="0"/>
+        <w:widowControl/>
+        <w:suppressLineNumbers w:val="0"/>
+      </w:pPr>
+      <w:r>
+        <w:t>A sharp, unnatural sound cut through the air.</w:t>
+      </w:r>
+    </w:p>
+    <w:p>
+      <w:pPr>
+        <w:pStyle w:val="17"/>
+        <w:keepNext w:val="0"/>
+        <w:keepLines w:val="0"/>
+        <w:widowControl/>
+        <w:suppressLineNumbers w:val="0"/>
+      </w:pPr>
+      <w:r>
+        <w:t>Then another.</w:t>
+      </w:r>
+    </w:p>
+    <w:p>
+      <w:pPr>
+        <w:pStyle w:val="17"/>
+        <w:keepNext w:val="0"/>
+        <w:keepLines w:val="0"/>
+        <w:widowControl/>
+        <w:suppressLineNumbers w:val="0"/>
+      </w:pPr>
+      <w:r>
+        <w:t>Everyone froze.</w:t>
+      </w:r>
+    </w:p>
+    <w:p>
+      <w:pPr>
+        <w:pStyle w:val="17"/>
+        <w:keepNext w:val="0"/>
+        <w:keepLines w:val="0"/>
+        <w:widowControl/>
+        <w:suppressLineNumbers w:val="0"/>
+      </w:pPr>
+      <w:r>
+        <w:t>“What was that…?” Maya whispered.</w:t>
+      </w:r>
+    </w:p>
+    <w:p>
+      <w:pPr>
+        <w:pStyle w:val="17"/>
+        <w:keepNext w:val="0"/>
+        <w:keepLines w:val="0"/>
+        <w:widowControl/>
+        <w:suppressLineNumbers w:val="0"/>
+      </w:pPr>
+      <w:r>
+        <w:t>They turned.</w:t>
+      </w:r>
+    </w:p>
+    <w:p>
+      <w:pPr>
+        <w:pStyle w:val="17"/>
+        <w:keepNext w:val="0"/>
+        <w:keepLines w:val="0"/>
+        <w:widowControl/>
+        <w:suppressLineNumbers w:val="0"/>
+      </w:pPr>
+      <w:r>
+        <w:t>And what they saw drained whatever color remained in their faces.</w:t>
+      </w:r>
+    </w:p>
+    <w:p>
+      <w:pPr>
+        <w:pStyle w:val="17"/>
+        <w:keepNext w:val="0"/>
+        <w:keepLines w:val="0"/>
+        <w:widowControl/>
+        <w:suppressLineNumbers w:val="0"/>
+      </w:pPr>
+      <w:r>
+        <w:t>A group of mutated crows.</w:t>
+      </w:r>
+    </w:p>
+    <w:p>
+      <w:pPr>
+        <w:pStyle w:val="17"/>
+        <w:keepNext w:val="0"/>
+        <w:keepLines w:val="0"/>
+        <w:widowControl/>
+        <w:suppressLineNumbers w:val="0"/>
+      </w:pPr>
+      <w:r>
+        <w:t>Each one massive—at least three times the size of a normal crow. Their black feathers reflected the dim light like blades. Their beaks… wet. Dark red. Fresh blood still clinging.</w:t>
+      </w:r>
+    </w:p>
+    <w:p>
+      <w:pPr>
+        <w:pStyle w:val="17"/>
+        <w:keepNext w:val="0"/>
+        <w:keepLines w:val="0"/>
+        <w:widowControl/>
+        <w:suppressLineNumbers w:val="0"/>
+      </w:pPr>
+      <w:r>
+        <w:t>Against the backdrop of distant firestorms and a dying sky, they looked less like animals—</w:t>
+      </w:r>
+    </w:p>
+    <w:p>
+      <w:pPr>
+        <w:pStyle w:val="17"/>
+        <w:keepNext w:val="0"/>
+        <w:keepLines w:val="0"/>
+        <w:widowControl/>
+        <w:suppressLineNumbers w:val="0"/>
+      </w:pPr>
+      <w:r>
+        <w:t>and more like a legion of death.</w:t>
+      </w:r>
+    </w:p>
+    <w:p>
+      <w:pPr>
+        <w:pStyle w:val="17"/>
+        <w:keepNext w:val="0"/>
+        <w:keepLines w:val="0"/>
+        <w:widowControl/>
+        <w:suppressLineNumbers w:val="0"/>
+      </w:pPr>
+      <w:r>
+        <w:t>Emily’s voice trembled.</w:t>
+      </w:r>
+    </w:p>
+    <w:p>
+      <w:pPr>
+        <w:pStyle w:val="17"/>
+        <w:keepNext w:val="0"/>
+        <w:keepLines w:val="0"/>
+        <w:widowControl/>
+        <w:suppressLineNumbers w:val="0"/>
+      </w:pPr>
+      <w:r>
+        <w:t>“Kael…”</w:t>
+      </w:r>
+    </w:p>
+    <w:p>
+      <w:pPr>
+        <w:pStyle w:val="17"/>
+        <w:keepNext w:val="0"/>
+        <w:keepLines w:val="0"/>
+        <w:widowControl/>
+        <w:suppressLineNumbers w:val="0"/>
+      </w:pPr>
+      <w:r>
+        <w:t>Kael’s jaw tightened.</w:t>
+      </w:r>
+    </w:p>
+    <w:p>
+      <w:pPr>
+        <w:pStyle w:val="17"/>
+        <w:keepNext w:val="0"/>
+        <w:keepLines w:val="0"/>
+        <w:widowControl/>
+        <w:suppressLineNumbers w:val="0"/>
+      </w:pPr>
+      <w:r>
+        <w:t>“Climb. Fast.”</w:t>
+      </w:r>
+    </w:p>
+    <w:p>
+      <w:pPr>
+        <w:pStyle w:val="17"/>
+        <w:keepNext w:val="0"/>
+        <w:keepLines w:val="0"/>
+        <w:widowControl/>
+        <w:suppressLineNumbers w:val="0"/>
+      </w:pPr>
+      <w:r>
+        <w:t>His voice cut through the air.</w:t>
+      </w:r>
+    </w:p>
+    <w:p>
+      <w:pPr>
+        <w:pStyle w:val="17"/>
+        <w:keepNext w:val="0"/>
+        <w:keepLines w:val="0"/>
+        <w:widowControl/>
+        <w:suppressLineNumbers w:val="0"/>
+      </w:pPr>
+      <w:r>
+        <w:t>“We don’t have time to waste!”</w:t>
+      </w:r>
+    </w:p>
+    <w:p>
+      <w:pPr>
+        <w:pStyle w:val="17"/>
+        <w:keepNext w:val="0"/>
+        <w:keepLines w:val="0"/>
+        <w:widowControl/>
+        <w:suppressLineNumbers w:val="0"/>
+      </w:pPr>
+      <w:r>
+        <w:t>“Hurry!” Nakamura shouted from the other cable.</w:t>
+      </w:r>
+    </w:p>
+    <w:p>
+      <w:pPr>
+        <w:pStyle w:val="17"/>
+        <w:keepNext w:val="0"/>
+        <w:keepLines w:val="0"/>
+        <w:widowControl/>
+        <w:suppressLineNumbers w:val="0"/>
+      </w:pPr>
+      <w:r>
+        <w:t>Fear hit all of them at once.</w:t>
+      </w:r>
+    </w:p>
+    <w:p>
+      <w:pPr>
+        <w:pStyle w:val="17"/>
+        <w:keepNext w:val="0"/>
+        <w:keepLines w:val="0"/>
+        <w:widowControl/>
+        <w:suppressLineNumbers w:val="0"/>
+      </w:pPr>
+      <w:r>
+        <w:t>Raw. Immediate.</w:t>
+      </w:r>
+    </w:p>
+    <w:p>
+      <w:pPr>
+        <w:pStyle w:val="17"/>
+        <w:keepNext w:val="0"/>
+        <w:keepLines w:val="0"/>
+        <w:widowControl/>
+        <w:suppressLineNumbers w:val="0"/>
+      </w:pPr>
+      <w:r>
+        <w:t>They were suspended in midair—with nowhere to run.</w:t>
+      </w:r>
+    </w:p>
+    <w:p>
+      <w:pPr>
+        <w:pStyle w:val="17"/>
+        <w:keepNext w:val="0"/>
+        <w:keepLines w:val="0"/>
+        <w:widowControl/>
+        <w:suppressLineNumbers w:val="0"/>
+      </w:pPr>
+      <w:r>
+        <w:t>For a brief moment, their bodies responded.</w:t>
+      </w:r>
+    </w:p>
+    <w:p>
+      <w:pPr>
+        <w:pStyle w:val="17"/>
+        <w:keepNext w:val="0"/>
+        <w:keepLines w:val="0"/>
+        <w:widowControl/>
+        <w:suppressLineNumbers w:val="0"/>
+      </w:pPr>
+      <w:r>
+        <w:t>Adrenaline surged.</w:t>
+      </w:r>
+    </w:p>
+    <w:p>
+      <w:pPr>
+        <w:pStyle w:val="17"/>
+        <w:keepNext w:val="0"/>
+        <w:keepLines w:val="0"/>
+        <w:widowControl/>
+        <w:suppressLineNumbers w:val="0"/>
+      </w:pPr>
+      <w:r>
+        <w:t>Muscles pushed past limits.</w:t>
+      </w:r>
+    </w:p>
+    <w:p>
+      <w:pPr>
+        <w:pStyle w:val="17"/>
+        <w:keepNext w:val="0"/>
+        <w:keepLines w:val="0"/>
+        <w:widowControl/>
+        <w:suppressLineNumbers w:val="0"/>
+      </w:pPr>
+      <w:r>
+        <w:t>They climbed faster.</w:t>
+      </w:r>
+    </w:p>
+    <w:p>
+      <w:pPr>
+        <w:pStyle w:val="17"/>
+        <w:keepNext w:val="0"/>
+        <w:keepLines w:val="0"/>
+        <w:widowControl/>
+        <w:suppressLineNumbers w:val="0"/>
+      </w:pPr>
+      <w:r>
+        <w:t>Faster than before.</w:t>
+      </w:r>
+    </w:p>
+    <w:p>
+      <w:pPr>
+        <w:pStyle w:val="17"/>
+        <w:keepNext w:val="0"/>
+        <w:keepLines w:val="0"/>
+        <w:widowControl/>
+        <w:suppressLineNumbers w:val="0"/>
+      </w:pPr>
+      <w:r>
+        <w:t>Faster than they should have been able to.</w:t>
+      </w:r>
+    </w:p>
+    <w:p>
+      <w:pPr>
+        <w:pStyle w:val="17"/>
+        <w:keepNext w:val="0"/>
+        <w:keepLines w:val="0"/>
+        <w:widowControl/>
+        <w:suppressLineNumbers w:val="0"/>
+      </w:pPr>
+      <w:r>
+        <w:t>But it didn’t last.</w:t>
+      </w:r>
+    </w:p>
+    <w:p>
+      <w:pPr>
+        <w:pStyle w:val="17"/>
+        <w:keepNext w:val="0"/>
+        <w:keepLines w:val="0"/>
+        <w:widowControl/>
+        <w:suppressLineNumbers w:val="0"/>
+      </w:pPr>
+      <w:r>
+        <w:t>It never did.</w:t>
+      </w:r>
+    </w:p>
+    <w:p>
+      <w:pPr>
+        <w:pStyle w:val="17"/>
+        <w:keepNext w:val="0"/>
+        <w:keepLines w:val="0"/>
+        <w:widowControl/>
+        <w:suppressLineNumbers w:val="0"/>
+      </w:pPr>
+      <w:r>
+        <w:t>Even with that burst, they only made it another forty-six meters—</w:t>
+      </w:r>
+    </w:p>
+    <w:p>
+      <w:pPr>
+        <w:pStyle w:val="17"/>
+        <w:keepNext w:val="0"/>
+        <w:keepLines w:val="0"/>
+        <w:widowControl/>
+        <w:suppressLineNumbers w:val="0"/>
+      </w:pPr>
+      <w:r>
+        <w:t>before the crows reached the cables.</w:t>
+      </w:r>
+    </w:p>
+    <w:p>
+      <w:pPr>
+        <w:pStyle w:val="17"/>
+        <w:keepNext w:val="0"/>
+        <w:keepLines w:val="0"/>
+        <w:widowControl/>
+        <w:suppressLineNumbers w:val="0"/>
+      </w:pPr>
+      <w:r>
+        <w:t>Kael’s grip tightened.</w:t>
+      </w:r>
+    </w:p>
+    <w:p>
+      <w:pPr>
+        <w:pStyle w:val="17"/>
+        <w:keepNext w:val="0"/>
+        <w:keepLines w:val="0"/>
+        <w:widowControl/>
+        <w:suppressLineNumbers w:val="0"/>
+      </w:pPr>
+      <w:r>
+        <w:t>“…damn it.”</w:t>
+      </w:r>
+    </w:p>
+    <w:p>
+      <w:pPr>
+        <w:pStyle w:val="17"/>
+        <w:keepNext w:val="0"/>
+        <w:keepLines w:val="0"/>
+        <w:widowControl/>
+        <w:suppressLineNumbers w:val="0"/>
+      </w:pPr>
+      <w:r>
+        <w:t>They had no free hands.</w:t>
+      </w:r>
+    </w:p>
+    <w:p>
+      <w:pPr>
+        <w:pStyle w:val="17"/>
+        <w:keepNext w:val="0"/>
+        <w:keepLines w:val="0"/>
+        <w:widowControl/>
+        <w:suppressLineNumbers w:val="0"/>
+      </w:pPr>
+      <w:r>
+        <w:t>No stable footing.</w:t>
+      </w:r>
+    </w:p>
+    <w:p>
+      <w:pPr>
+        <w:pStyle w:val="17"/>
+        <w:keepNext w:val="0"/>
+        <w:keepLines w:val="0"/>
+        <w:widowControl/>
+        <w:suppressLineNumbers w:val="0"/>
+      </w:pPr>
+      <w:r>
+        <w:t>No energy left.</w:t>
+      </w:r>
+    </w:p>
+    <w:p>
+      <w:pPr>
+        <w:pStyle w:val="17"/>
+        <w:keepNext w:val="0"/>
+        <w:keepLines w:val="0"/>
+        <w:widowControl/>
+        <w:suppressLineNumbers w:val="0"/>
+      </w:pPr>
+      <w:r>
+        <w:t>They were… exposed.</w:t>
+      </w:r>
+    </w:p>
+    <w:p>
+      <w:pPr>
+        <w:pStyle w:val="17"/>
+        <w:keepNext w:val="0"/>
+        <w:keepLines w:val="0"/>
+        <w:widowControl/>
+        <w:suppressLineNumbers w:val="0"/>
+        <w:rPr/>
+      </w:pPr>
+      <w:r>
+        <w:rPr>
+          <w:lang w:val="en-US" w:eastAsia="zh-CN"/>
+        </w:rPr>
+        <w:t>The cable swayed faintly beneath them. Wind cut across bare hands. Forty meters of empty air below.</w:t>
+      </w:r>
+    </w:p>
+    <w:p>
+      <w:pPr>
+        <w:pStyle w:val="17"/>
+        <w:keepNext w:val="0"/>
+        <w:keepLines w:val="0"/>
+        <w:widowControl/>
+        <w:suppressLineNumbers w:val="0"/>
+      </w:pPr>
+      <w:r>
+        <w:t>Perfect prey.</w:t>
+      </w:r>
+    </w:p>
+    <w:p>
+      <w:pPr>
+        <w:pStyle w:val="17"/>
+        <w:keepNext w:val="0"/>
+        <w:keepLines w:val="0"/>
+        <w:widowControl/>
+        <w:suppressLineNumbers w:val="0"/>
+      </w:pPr>
+      <w:r>
+        <w:t>“Don’t move,” Maya whispered. “Maybe… maybe they won’t notice—”</w:t>
+      </w:r>
+    </w:p>
+    <w:p>
+      <w:pPr>
+        <w:pStyle w:val="17"/>
+        <w:keepNext w:val="0"/>
+        <w:keepLines w:val="0"/>
+        <w:widowControl/>
+        <w:suppressLineNumbers w:val="0"/>
+      </w:pPr>
+      <w:r>
+        <w:t>Even as she said it, she knew.</w:t>
+      </w:r>
+    </w:p>
+    <w:p>
+      <w:pPr>
+        <w:pStyle w:val="17"/>
+        <w:keepNext w:val="0"/>
+        <w:keepLines w:val="0"/>
+        <w:widowControl/>
+        <w:suppressLineNumbers w:val="0"/>
+      </w:pPr>
+      <w:r>
+        <w:t>It was useless.</w:t>
+      </w:r>
+    </w:p>
+    <w:p>
+      <w:pPr>
+        <w:pStyle w:val="17"/>
+        <w:keepNext w:val="0"/>
+        <w:keepLines w:val="0"/>
+        <w:widowControl/>
+        <w:suppressLineNumbers w:val="0"/>
+      </w:pPr>
+      <w:r>
+        <w:t>The crows were already locking onto them.</w:t>
+      </w:r>
+    </w:p>
+    <w:p>
+      <w:pPr>
+        <w:pStyle w:val="17"/>
+        <w:keepNext w:val="0"/>
+        <w:keepLines w:val="0"/>
+        <w:widowControl/>
+        <w:suppressLineNumbers w:val="0"/>
+      </w:pPr>
+      <w:r>
+        <w:t>Seven… eight of them.</w:t>
+      </w:r>
+    </w:p>
+    <w:p>
+      <w:pPr>
+        <w:pStyle w:val="17"/>
+        <w:keepNext w:val="0"/>
+        <w:keepLines w:val="0"/>
+        <w:widowControl/>
+        <w:suppressLineNumbers w:val="0"/>
+      </w:pPr>
+      <w:r>
+        <w:t>Closing in.</w:t>
+      </w:r>
+    </w:p>
+    <w:p>
+      <w:pPr>
+        <w:pStyle w:val="17"/>
+        <w:keepNext w:val="0"/>
+        <w:keepLines w:val="0"/>
+        <w:widowControl/>
+        <w:suppressLineNumbers w:val="0"/>
+      </w:pPr>
+      <w:r>
+        <w:t>Hirota’s voice broke.</w:t>
+      </w:r>
+    </w:p>
+    <w:p>
+      <w:pPr>
+        <w:pStyle w:val="17"/>
+        <w:keepNext w:val="0"/>
+        <w:keepLines w:val="0"/>
+        <w:widowControl/>
+        <w:suppressLineNumbers w:val="0"/>
+      </w:pPr>
+      <w:r>
+        <w:t>“…so this is it…”</w:t>
+      </w:r>
+    </w:p>
+    <w:p>
+      <w:pPr>
+        <w:pStyle w:val="17"/>
+        <w:keepNext w:val="0"/>
+        <w:keepLines w:val="0"/>
+        <w:widowControl/>
+        <w:suppressLineNumbers w:val="0"/>
+      </w:pPr>
+      <w:r>
+        <w:t>Tears streamed down his face.</w:t>
+      </w:r>
+    </w:p>
+    <w:p>
+      <w:pPr>
+        <w:pStyle w:val="17"/>
+        <w:keepNext w:val="0"/>
+        <w:keepLines w:val="0"/>
+        <w:widowControl/>
+        <w:suppressLineNumbers w:val="0"/>
+      </w:pPr>
+      <w:r>
+        <w:t>“I couldn’t even… fulfill my parents’ last wish… I—”</w:t>
+      </w:r>
+    </w:p>
+    <w:p>
+      <w:pPr>
+        <w:pStyle w:val="17"/>
+        <w:keepNext w:val="0"/>
+        <w:keepLines w:val="0"/>
+        <w:widowControl/>
+        <w:suppressLineNumbers w:val="0"/>
+      </w:pPr>
+      <w:r>
+        <w:t>Emily began to cry silently, her body shaking against Kael.</w:t>
+      </w:r>
+    </w:p>
+    <w:p>
+      <w:pPr>
+        <w:pStyle w:val="17"/>
+        <w:keepNext w:val="0"/>
+        <w:keepLines w:val="0"/>
+        <w:widowControl/>
+        <w:suppressLineNumbers w:val="0"/>
+      </w:pPr>
+      <w:r>
+        <w:t>“I don’t want to die…”</w:t>
+      </w:r>
+    </w:p>
+    <w:p>
+      <w:pPr>
+        <w:pStyle w:val="17"/>
+        <w:keepNext w:val="0"/>
+        <w:keepLines w:val="0"/>
+        <w:widowControl/>
+        <w:suppressLineNumbers w:val="0"/>
+      </w:pPr>
+      <w:r>
+        <w:t>No one had an answer.</w:t>
+      </w:r>
+    </w:p>
+    <w:p>
+      <w:pPr>
+        <w:pStyle w:val="17"/>
+        <w:keepNext w:val="0"/>
+        <w:keepLines w:val="0"/>
+        <w:widowControl/>
+        <w:suppressLineNumbers w:val="0"/>
+      </w:pPr>
+      <w:r>
+        <w:t>Even Kael—</w:t>
+      </w:r>
+    </w:p>
+    <w:p>
+      <w:pPr>
+        <w:pStyle w:val="17"/>
+        <w:keepNext w:val="0"/>
+        <w:keepLines w:val="0"/>
+        <w:widowControl/>
+        <w:suppressLineNumbers w:val="0"/>
+      </w:pPr>
+      <w:r>
+        <w:t>went silent.</w:t>
+      </w:r>
+    </w:p>
+    <w:p>
+      <w:pPr>
+        <w:pStyle w:val="17"/>
+        <w:keepNext w:val="0"/>
+        <w:keepLines w:val="0"/>
+        <w:widowControl/>
+        <w:suppressLineNumbers w:val="0"/>
+      </w:pPr>
+      <w:r>
+        <w:t>They had strength to fight.</w:t>
+      </w:r>
+    </w:p>
+    <w:p>
+      <w:pPr>
+        <w:pStyle w:val="17"/>
+        <w:keepNext w:val="0"/>
+        <w:keepLines w:val="0"/>
+        <w:widowControl/>
+        <w:suppressLineNumbers w:val="0"/>
+      </w:pPr>
+      <w:r>
+        <w:t>They had killed before.</w:t>
+      </w:r>
+    </w:p>
+    <w:p>
+      <w:pPr>
+        <w:pStyle w:val="17"/>
+        <w:keepNext w:val="0"/>
+        <w:keepLines w:val="0"/>
+        <w:widowControl/>
+        <w:suppressLineNumbers w:val="0"/>
+      </w:pPr>
+      <w:r>
+        <w:t>But not like this.</w:t>
+      </w:r>
+    </w:p>
+    <w:p>
+      <w:pPr>
+        <w:pStyle w:val="17"/>
+        <w:keepNext w:val="0"/>
+        <w:keepLines w:val="0"/>
+        <w:widowControl/>
+        <w:suppressLineNumbers w:val="0"/>
+      </w:pPr>
+      <w:r>
+        <w:t>Not now.</w:t>
+      </w:r>
+    </w:p>
+    <w:p>
+      <w:pPr>
+        <w:pStyle w:val="17"/>
+        <w:keepNext w:val="0"/>
+        <w:keepLines w:val="0"/>
+        <w:widowControl/>
+        <w:suppressLineNumbers w:val="0"/>
+      </w:pPr>
+      <w:r>
+        <w:t>Their bodies were already at their limit just holding on.</w:t>
+      </w:r>
+    </w:p>
+    <w:p>
+      <w:pPr>
+        <w:pStyle w:val="17"/>
+        <w:keepNext w:val="0"/>
+        <w:keepLines w:val="0"/>
+        <w:widowControl/>
+        <w:suppressLineNumbers w:val="0"/>
+      </w:pPr>
+      <w:r>
+        <w:t>Iris spoke.</w:t>
+      </w:r>
+    </w:p>
+    <w:p>
+      <w:pPr>
+        <w:pStyle w:val="17"/>
+        <w:keepNext w:val="0"/>
+        <w:keepLines w:val="0"/>
+        <w:widowControl/>
+        <w:suppressLineNumbers w:val="0"/>
+      </w:pPr>
+      <w:r>
+        <w:t>Cold. Precise. Unwavering.</w:t>
+      </w:r>
+    </w:p>
+    <w:p>
+      <w:pPr>
+        <w:pStyle w:val="17"/>
+        <w:keepNext w:val="0"/>
+        <w:keepLines w:val="0"/>
+        <w:widowControl/>
+        <w:suppressLineNumbers w:val="0"/>
+      </w:pPr>
+      <w:r>
+        <w:t>“Kael. If you release your grip and fall, probability of survival increases.”</w:t>
+      </w:r>
+    </w:p>
+    <w:p>
+      <w:pPr>
+        <w:pStyle w:val="17"/>
+        <w:keepNext w:val="0"/>
+        <w:keepLines w:val="0"/>
+        <w:widowControl/>
+        <w:suppressLineNumbers w:val="0"/>
+      </w:pPr>
+      <w:r>
+        <w:t>“You may sustain severe injury. However, it provides a viable chance to escape the swarm.”</w:t>
+      </w:r>
+    </w:p>
+    <w:p>
+      <w:pPr>
+        <w:pStyle w:val="17"/>
+        <w:keepNext w:val="0"/>
+        <w:keepLines w:val="0"/>
+        <w:widowControl/>
+        <w:suppressLineNumbers w:val="0"/>
+      </w:pPr>
+      <w:r>
+        <w:t>“The others will act as distraction.”</w:t>
+      </w:r>
+    </w:p>
+    <w:p>
+      <w:pPr>
+        <w:pStyle w:val="17"/>
+        <w:keepNext w:val="0"/>
+        <w:keepLines w:val="0"/>
+        <w:widowControl/>
+        <w:suppressLineNumbers w:val="0"/>
+      </w:pPr>
+      <w:r>
+        <w:t>Silence.</w:t>
+      </w:r>
+    </w:p>
+    <w:p>
+      <w:pPr>
+        <w:pStyle w:val="17"/>
+        <w:keepNext w:val="0"/>
+        <w:keepLines w:val="0"/>
+        <w:widowControl/>
+        <w:suppressLineNumbers w:val="0"/>
+      </w:pPr>
+      <w:r>
+        <w:t>Kael didn’t respond.</w:t>
+      </w:r>
+    </w:p>
+    <w:p>
+      <w:pPr>
+        <w:pStyle w:val="17"/>
+        <w:keepNext w:val="0"/>
+        <w:keepLines w:val="0"/>
+        <w:widowControl/>
+        <w:suppressLineNumbers w:val="0"/>
+      </w:pPr>
+      <w:r>
+        <w:t>He didn’t need to.</w:t>
+      </w:r>
+    </w:p>
+    <w:p>
+      <w:pPr>
+        <w:pStyle w:val="17"/>
+        <w:keepNext w:val="0"/>
+        <w:keepLines w:val="0"/>
+        <w:widowControl/>
+        <w:suppressLineNumbers w:val="0"/>
+      </w:pPr>
+      <w:r>
+        <w:t>Iris understood.</w:t>
+      </w:r>
+    </w:p>
+    <w:p>
+      <w:pPr>
+        <w:pStyle w:val="17"/>
+        <w:keepNext w:val="0"/>
+        <w:keepLines w:val="0"/>
+        <w:widowControl/>
+        <w:suppressLineNumbers w:val="0"/>
+      </w:pPr>
+      <w:r>
+        <w:t>She stopped.</w:t>
+      </w:r>
+    </w:p>
+    <w:p>
+      <w:pPr>
+        <w:pStyle w:val="17"/>
+        <w:keepNext w:val="0"/>
+        <w:keepLines w:val="0"/>
+        <w:widowControl/>
+        <w:suppressLineNumbers w:val="0"/>
+      </w:pPr>
+      <w:r>
+        <w:t>Because she already knew his answer.</w:t>
+      </w:r>
+    </w:p>
+    <w:p>
+      <w:pPr>
+        <w:pStyle w:val="17"/>
+        <w:keepNext w:val="0"/>
+        <w:keepLines w:val="0"/>
+        <w:widowControl/>
+        <w:suppressLineNumbers w:val="0"/>
+      </w:pPr>
+      <w:r>
+        <w:t>Kael’s grip only tightened.</w:t>
+      </w:r>
+    </w:p>
+    <w:p>
+      <w:pPr>
+        <w:pStyle w:val="17"/>
+        <w:keepNext w:val="0"/>
+        <w:keepLines w:val="0"/>
+        <w:widowControl/>
+        <w:suppressLineNumbers w:val="0"/>
+      </w:pPr>
+      <w:r>
+        <w:t>The first crow lunged.</w:t>
+      </w:r>
+    </w:p>
+    <w:p>
+      <w:pPr>
+        <w:pStyle w:val="17"/>
+        <w:keepNext w:val="0"/>
+        <w:keepLines w:val="0"/>
+        <w:widowControl/>
+        <w:suppressLineNumbers w:val="0"/>
+      </w:pPr>
+      <w:r>
+        <w:t>Straight at Maya.</w:t>
+      </w:r>
+    </w:p>
+    <w:p>
+      <w:pPr>
+        <w:pStyle w:val="17"/>
+        <w:keepNext w:val="0"/>
+        <w:keepLines w:val="0"/>
+        <w:widowControl/>
+        <w:suppressLineNumbers w:val="0"/>
+      </w:pPr>
+      <w:r>
+        <w:t>Its shrill cry pierced the air as its massive claws extended—black, sharp, stained with dried blood.</w:t>
+      </w:r>
+    </w:p>
+    <w:p>
+      <w:pPr>
+        <w:pStyle w:val="17"/>
+        <w:keepNext w:val="0"/>
+        <w:keepLines w:val="0"/>
+        <w:widowControl/>
+        <w:suppressLineNumbers w:val="0"/>
+      </w:pPr>
+      <w:r>
+        <w:t>Maya pressed herself against the cable, eyes wide.</w:t>
+      </w:r>
+    </w:p>
+    <w:p>
+      <w:pPr>
+        <w:pStyle w:val="17"/>
+        <w:keepNext w:val="0"/>
+        <w:keepLines w:val="0"/>
+        <w:widowControl/>
+        <w:suppressLineNumbers w:val="0"/>
+      </w:pPr>
+      <w:r>
+        <w:t>“—!”</w:t>
+      </w:r>
+    </w:p>
+    <w:p>
+      <w:pPr>
+        <w:pStyle w:val="17"/>
+        <w:keepNext w:val="0"/>
+        <w:keepLines w:val="0"/>
+        <w:widowControl/>
+        <w:suppressLineNumbers w:val="0"/>
+      </w:pPr>
+      <w:r>
+        <w:t>Then—</w:t>
+      </w:r>
+    </w:p>
+    <w:p>
+      <w:pPr>
+        <w:pStyle w:val="17"/>
+        <w:keepNext w:val="0"/>
+        <w:keepLines w:val="0"/>
+        <w:widowControl/>
+        <w:suppressLineNumbers w:val="0"/>
+      </w:pPr>
+      <w:r>
+        <w:t>A flash.</w:t>
+      </w:r>
+    </w:p>
+    <w:p>
+      <w:pPr>
+        <w:pStyle w:val="17"/>
+        <w:keepNext w:val="0"/>
+        <w:keepLines w:val="0"/>
+        <w:widowControl/>
+        <w:suppressLineNumbers w:val="0"/>
+      </w:pPr>
+      <w:r>
+        <w:t>Something blurred between her and the crow.</w:t>
+      </w:r>
+    </w:p>
+    <w:p>
+      <w:pPr>
+        <w:pStyle w:val="17"/>
+        <w:keepNext w:val="0"/>
+        <w:keepLines w:val="0"/>
+        <w:widowControl/>
+        <w:suppressLineNumbers w:val="0"/>
+      </w:pPr>
+      <w:r>
+        <w:t>Three clean cuts.</w:t>
+      </w:r>
+    </w:p>
+    <w:p>
+      <w:pPr>
+        <w:pStyle w:val="17"/>
+        <w:keepNext w:val="0"/>
+        <w:keepLines w:val="0"/>
+        <w:widowControl/>
+        <w:suppressLineNumbers w:val="0"/>
+      </w:pPr>
+      <w:r>
+        <w:t>The crow’s body split mid-motion.</w:t>
+      </w:r>
+    </w:p>
+    <w:p>
+      <w:pPr>
+        <w:pStyle w:val="17"/>
+        <w:keepNext w:val="0"/>
+        <w:keepLines w:val="0"/>
+        <w:widowControl/>
+        <w:suppressLineNumbers w:val="0"/>
+      </w:pPr>
+      <w:r>
+        <w:t>It dropped.</w:t>
+      </w:r>
+    </w:p>
+    <w:p>
+      <w:pPr>
+        <w:pStyle w:val="17"/>
+        <w:keepNext w:val="0"/>
+        <w:keepLines w:val="0"/>
+        <w:widowControl/>
+        <w:suppressLineNumbers w:val="0"/>
+      </w:pPr>
+      <w:r>
+        <w:t>Thud.</w:t>
+      </w:r>
+    </w:p>
+    <w:p>
+      <w:pPr>
+        <w:pStyle w:val="17"/>
+        <w:keepNext w:val="0"/>
+        <w:keepLines w:val="0"/>
+        <w:widowControl/>
+        <w:suppressLineNumbers w:val="0"/>
+      </w:pPr>
+      <w:r>
+        <w:t>Dead.</w:t>
+      </w:r>
+    </w:p>
+    <w:p>
+      <w:pPr>
+        <w:pStyle w:val="17"/>
+        <w:keepNext w:val="0"/>
+        <w:keepLines w:val="0"/>
+        <w:widowControl/>
+        <w:suppressLineNumbers w:val="0"/>
+      </w:pPr>
+      <w:r>
+        <w:t>For a fraction of a second, everything froze.</w:t>
+      </w:r>
+    </w:p>
+    <w:p>
+      <w:pPr>
+        <w:pStyle w:val="17"/>
+        <w:keepNext w:val="0"/>
+        <w:keepLines w:val="0"/>
+        <w:widowControl/>
+        <w:suppressLineNumbers w:val="0"/>
+      </w:pPr>
+      <w:r>
+        <w:t>“What…?” Nakamura breathed.</w:t>
+      </w:r>
+    </w:p>
+    <w:p>
+      <w:pPr>
+        <w:pStyle w:val="17"/>
+        <w:keepNext w:val="0"/>
+        <w:keepLines w:val="0"/>
+        <w:widowControl/>
+        <w:suppressLineNumbers w:val="0"/>
+      </w:pPr>
+      <w:r>
+        <w:t>The other crows didn’t hesitate.</w:t>
+      </w:r>
+    </w:p>
+    <w:p>
+      <w:pPr>
+        <w:pStyle w:val="17"/>
+        <w:keepNext w:val="0"/>
+        <w:keepLines w:val="0"/>
+        <w:widowControl/>
+        <w:suppressLineNumbers w:val="0"/>
+      </w:pPr>
+      <w:r>
+        <w:t>No fear. No awareness.</w:t>
+      </w:r>
+    </w:p>
+    <w:p>
+      <w:pPr>
+        <w:pStyle w:val="17"/>
+        <w:keepNext w:val="0"/>
+        <w:keepLines w:val="0"/>
+        <w:widowControl/>
+        <w:suppressLineNumbers w:val="0"/>
+      </w:pPr>
+      <w:r>
+        <w:t>They continued their attack.</w:t>
+      </w:r>
+    </w:p>
+    <w:p>
+      <w:pPr>
+        <w:pStyle w:val="17"/>
+        <w:keepNext w:val="0"/>
+        <w:keepLines w:val="0"/>
+        <w:widowControl/>
+        <w:suppressLineNumbers w:val="0"/>
+      </w:pPr>
+      <w:r>
+        <w:t>Then—</w:t>
+      </w:r>
+    </w:p>
+    <w:p>
+      <w:pPr>
+        <w:pStyle w:val="17"/>
+        <w:keepNext w:val="0"/>
+        <w:keepLines w:val="0"/>
+        <w:widowControl/>
+        <w:suppressLineNumbers w:val="0"/>
+      </w:pPr>
+      <w:r>
+        <w:t>Flash.</w:t>
+      </w:r>
+    </w:p>
+    <w:p>
+      <w:pPr>
+        <w:pStyle w:val="17"/>
+        <w:keepNext w:val="0"/>
+        <w:keepLines w:val="0"/>
+        <w:widowControl/>
+        <w:suppressLineNumbers w:val="0"/>
+      </w:pPr>
+      <w:r>
+        <w:t>Flash.</w:t>
+      </w:r>
+    </w:p>
+    <w:p>
+      <w:pPr>
+        <w:pStyle w:val="17"/>
+        <w:keepNext w:val="0"/>
+        <w:keepLines w:val="0"/>
+        <w:widowControl/>
+        <w:suppressLineNumbers w:val="0"/>
+      </w:pPr>
+      <w:r>
+        <w:t>Flash.</w:t>
+      </w:r>
+    </w:p>
+    <w:p>
+      <w:pPr>
+        <w:pStyle w:val="17"/>
+        <w:keepNext w:val="0"/>
+        <w:keepLines w:val="0"/>
+        <w:widowControl/>
+        <w:suppressLineNumbers w:val="0"/>
+      </w:pPr>
+      <w:r>
+        <w:t>Each movement too fast to follow.</w:t>
+      </w:r>
+    </w:p>
+    <w:p>
+      <w:pPr>
+        <w:pStyle w:val="17"/>
+        <w:keepNext w:val="0"/>
+        <w:keepLines w:val="0"/>
+        <w:widowControl/>
+        <w:suppressLineNumbers w:val="0"/>
+      </w:pPr>
+      <w:r>
+        <w:t>Each strike precise.</w:t>
+      </w:r>
+    </w:p>
+    <w:p>
+      <w:pPr>
+        <w:pStyle w:val="17"/>
+        <w:keepNext w:val="0"/>
+        <w:keepLines w:val="0"/>
+        <w:widowControl/>
+        <w:suppressLineNumbers w:val="0"/>
+      </w:pPr>
+      <w:r>
+        <w:t>Each crow—</w:t>
+      </w:r>
+    </w:p>
+    <w:p>
+      <w:pPr>
+        <w:pStyle w:val="17"/>
+        <w:keepNext w:val="0"/>
+        <w:keepLines w:val="0"/>
+        <w:widowControl/>
+        <w:suppressLineNumbers w:val="0"/>
+      </w:pPr>
+      <w:r>
+        <w:t>cut down.</w:t>
+      </w:r>
+    </w:p>
+    <w:p>
+      <w:pPr>
+        <w:pStyle w:val="17"/>
+        <w:keepNext w:val="0"/>
+        <w:keepLines w:val="0"/>
+        <w:widowControl/>
+        <w:suppressLineNumbers w:val="0"/>
+      </w:pPr>
+      <w:r>
+        <w:t>Bodies fell one after another, hitting the ground far below.</w:t>
+      </w:r>
+    </w:p>
+    <w:p>
+      <w:pPr>
+        <w:pStyle w:val="17"/>
+        <w:keepNext w:val="0"/>
+        <w:keepLines w:val="0"/>
+        <w:widowControl/>
+        <w:suppressLineNumbers w:val="0"/>
+      </w:pPr>
+      <w:r>
+        <w:t>Thud.</w:t>
+      </w:r>
+    </w:p>
+    <w:p>
+      <w:pPr>
+        <w:pStyle w:val="17"/>
+        <w:keepNext w:val="0"/>
+        <w:keepLines w:val="0"/>
+        <w:widowControl/>
+        <w:suppressLineNumbers w:val="0"/>
+      </w:pPr>
+      <w:r>
+        <w:t>Thud</w:t>
+      </w:r>
+    </w:p>
+    <w:p>
+      <w:pPr>
+        <w:pStyle w:val="17"/>
+        <w:keepNext w:val="0"/>
+        <w:keepLines w:val="0"/>
+        <w:widowControl/>
+        <w:suppressLineNumbers w:val="0"/>
         <w:rPr>
           <w:rFonts w:hint="default"/>
           <w:lang w:val="en"/>
         </w:rPr>
       </w:pPr>
       <w:r>
+        <w:t>Thud.</w:t>
+      </w:r>
+      <w:r>
         <w:rPr>
           <w:rFonts w:hint="default"/>
           <w:lang w:val="en"/>
         </w:rPr>
-        <w:t>Kael took hold of Emily with him, just like in the first arc. Cherry still perched on Kael’s shoulders.</w:t>
-      </w:r>
-    </w:p>
-    <w:p>
-      <w:pPr>
-        <w:pStyle w:val="17"/>
-        <w:rPr>
-          <w:lang w:val="en"/>
-        </w:rPr>
-      </w:pPr>
-      <w:r>
-        <w:rPr>
-          <w:lang w:val="en"/>
-        </w:rPr>
-        <w:t>Just when the group were away from the pillar by 80m, they heard the sharp creaks. The group turned their head and what they saw made them pale -a group of mutated crows.</w:t>
-      </w:r>
-    </w:p>
-    <w:p>
-      <w:pPr>
-        <w:pStyle w:val="17"/>
-        <w:rPr>
-          <w:lang w:val="en"/>
-        </w:rPr>
-      </w:pPr>
-      <w:r>
-        <w:rPr>
-          <w:lang w:val="en"/>
-        </w:rPr>
-        <w:t>Each of the crow was massive, more than triple the size of a usual crow. The massive black peak of each of the crow gleamed with red color of blood.</w:t>
-      </w:r>
-    </w:p>
-    <w:p>
-      <w:pPr>
-        <w:pStyle w:val="17"/>
-        <w:rPr>
-          <w:lang w:val="en"/>
-        </w:rPr>
-      </w:pPr>
-      <w:r>
-        <w:rPr>
-          <w:lang w:val="en"/>
-        </w:rPr>
-        <w:t>With the dusk hung over them with the raging fire over the distance, they looked like a legion of death following them.</w:t>
-      </w:r>
-    </w:p>
-    <w:p>
-      <w:pPr>
-        <w:pStyle w:val="17"/>
-        <w:rPr>
-          <w:lang w:val="en"/>
-        </w:rPr>
-      </w:pPr>
-      <w:r>
-        <w:rPr>
-          <w:lang w:val="en"/>
-        </w:rPr>
-        <w:t>“Climb the cable fast...We have no time to wasted, Kael shouted with urgency.</w:t>
-      </w:r>
-    </w:p>
-    <w:p>
-      <w:pPr>
-        <w:pStyle w:val="17"/>
-        <w:rPr>
-          <w:lang w:val="en"/>
-        </w:rPr>
-      </w:pPr>
-      <w:r>
-        <w:rPr>
-          <w:lang w:val="en"/>
-        </w:rPr>
-        <w:t>“Hurry…”, Nakamura also urged.</w:t>
-      </w:r>
-    </w:p>
-    <w:p>
-      <w:pPr>
-        <w:pStyle w:val="17"/>
-        <w:rPr>
-          <w:lang w:val="en"/>
-        </w:rPr>
-      </w:pPr>
-      <w:r>
-        <w:rPr>
-          <w:lang w:val="en"/>
-        </w:rPr>
-        <w:t>The situation made them fell so afraid, right now they were right in the face of death itself.</w:t>
-      </w:r>
-    </w:p>
-    <w:p>
-      <w:pPr>
-        <w:pStyle w:val="17"/>
-        <w:rPr>
-          <w:lang w:val="en"/>
-        </w:rPr>
-      </w:pPr>
-      <w:r>
-        <w:rPr>
-          <w:lang w:val="en"/>
-        </w:rPr>
-        <w:t>The sudden urgency triggered their body to push force with sudden burst of temporary energy. This was the potential of human body to push the limits in times of urgency.</w:t>
-      </w:r>
-    </w:p>
-    <w:p>
-      <w:pPr>
-        <w:pStyle w:val="17"/>
-        <w:spacing w:before="100" w:after="100"/>
-        <w:rPr>
-          <w:lang w:val="en"/>
-        </w:rPr>
-      </w:pPr>
-      <w:r>
-        <w:rPr>
-          <w:lang w:val="en"/>
-        </w:rPr>
-        <w:t>But this spike in adrenaline was temporary.</w:t>
-      </w:r>
-    </w:p>
-    <w:p>
-      <w:pPr>
-        <w:pStyle w:val="17"/>
-        <w:spacing w:before="100" w:after="100"/>
-        <w:rPr>
-          <w:lang w:val="en"/>
-        </w:rPr>
-      </w:pPr>
-      <w:r>
-        <w:rPr>
-          <w:lang w:val="en"/>
-        </w:rPr>
-        <w:t>They rushed as fast as they could before the mutated crows reached the cables. Even so. They were only able to reach 46 meters before the crows reached near the cables.</w:t>
-      </w:r>
-    </w:p>
-    <w:p>
-      <w:pPr>
-        <w:pStyle w:val="17"/>
-        <w:spacing w:before="100" w:after="100"/>
-        <w:rPr>
-          <w:lang w:val="en"/>
-        </w:rPr>
-      </w:pPr>
-      <w:r>
-        <w:rPr>
-          <w:lang w:val="en"/>
-        </w:rPr>
-        <w:t>Given their current situation of holding onto the cables with no other free hand and no energy to spare made them a perfect food for the mutated crows.</w:t>
-      </w:r>
-    </w:p>
-    <w:p>
-      <w:pPr>
-        <w:pStyle w:val="17"/>
-        <w:spacing w:before="100" w:after="100"/>
-        <w:rPr>
-          <w:lang w:val="en"/>
-        </w:rPr>
-      </w:pPr>
-      <w:r>
-        <w:rPr>
-          <w:lang w:val="en"/>
-        </w:rPr>
-        <w:t>All they could do for stay still so the crows wont notice them, but it seems that though was just delusional for they were heading straight towards them.</w:t>
-      </w:r>
-    </w:p>
-    <w:p>
-      <w:pPr>
-        <w:pStyle w:val="17"/>
-        <w:spacing w:before="100" w:after="100"/>
-        <w:rPr>
-          <w:lang w:val="en"/>
-        </w:rPr>
-      </w:pPr>
-      <w:r>
-        <w:rPr>
-          <w:lang w:val="en"/>
-        </w:rPr>
-        <w:t>A total of 7-8 mutated crows rushed at them.</w:t>
-      </w:r>
-    </w:p>
-    <w:p>
-      <w:pPr>
-        <w:pStyle w:val="17"/>
-        <w:spacing w:before="100" w:after="100"/>
-        <w:rPr>
-          <w:lang w:val="en"/>
-        </w:rPr>
-      </w:pPr>
-      <w:r>
-        <w:rPr>
-          <w:lang w:val="en"/>
-        </w:rPr>
-        <w:t xml:space="preserve">“It seems we were meant to die. I </w:t>
-      </w:r>
-      <w:r>
+        <w:t>c</w:t>
+      </w:r>
+    </w:p>
+    <w:p>
+      <w:pPr>
+        <w:pStyle w:val="17"/>
+        <w:keepNext w:val="0"/>
+        <w:keepLines w:val="0"/>
+        <w:widowControl/>
+        <w:suppressLineNumbers w:val="0"/>
+      </w:pPr>
+      <w:r>
+        <w:t>The entire exchange—</w:t>
+      </w:r>
+    </w:p>
+    <w:p>
+      <w:pPr>
+        <w:pStyle w:val="17"/>
+        <w:keepNext w:val="0"/>
+        <w:keepLines w:val="0"/>
+        <w:widowControl/>
+        <w:suppressLineNumbers w:val="0"/>
+      </w:pPr>
+      <w:r>
+        <w:t>lasted only seconds.</w:t>
+      </w:r>
+    </w:p>
+    <w:p>
+      <w:pPr>
+        <w:pStyle w:val="17"/>
+        <w:keepNext w:val="0"/>
+        <w:keepLines w:val="0"/>
+        <w:widowControl/>
+        <w:suppressLineNumbers w:val="0"/>
+      </w:pPr>
+      <w:r>
+        <w:t>From the first attack to the last corpse hitting the ground—</w:t>
+      </w:r>
+    </w:p>
+    <w:p>
+      <w:pPr>
+        <w:pStyle w:val="17"/>
+        <w:keepNext w:val="0"/>
+        <w:keepLines w:val="0"/>
+        <w:widowControl/>
+        <w:suppressLineNumbers w:val="0"/>
+      </w:pPr>
+      <w:r>
+        <w:t>no more than seven seconds.</w:t>
+      </w:r>
+    </w:p>
+    <w:p>
+      <w:pPr>
+        <w:pStyle w:val="17"/>
+        <w:keepNext w:val="0"/>
+        <w:keepLines w:val="0"/>
+        <w:widowControl/>
+        <w:suppressLineNumbers w:val="0"/>
+      </w:pPr>
+      <w:r>
+        <w:t>Silence followed.</w:t>
+      </w:r>
+    </w:p>
+    <w:p>
+      <w:pPr>
+        <w:pStyle w:val="17"/>
+        <w:keepNext w:val="0"/>
+        <w:keepLines w:val="0"/>
+        <w:widowControl/>
+        <w:suppressLineNumbers w:val="0"/>
         <w:rPr>
           <w:rFonts w:hint="default"/>
           <w:lang w:val="en"/>
         </w:rPr>
-        <w:t>couldn’</w:t>
-      </w:r>
-      <w:r>
-        <w:rPr>
-          <w:lang w:val="en"/>
-        </w:rPr>
-        <w:t>t</w:t>
-      </w:r>
-      <w:r>
+      </w:pPr>
+      <w:r>
+        <w:t>Heavy. Unreal.</w:t>
+      </w:r>
+    </w:p>
+    <w:p>
+      <w:pPr>
+        <w:pStyle w:val="17"/>
         <w:rPr>
           <w:rFonts w:hint="default"/>
           <w:lang w:val="en"/>
         </w:rPr>
-        <w:t xml:space="preserve"> even fulfill my parents last wish to stay alive</w:t>
-      </w:r>
-      <w:r>
-        <w:rPr>
-          <w:lang w:val="en"/>
-        </w:rPr>
-        <w:t>.</w:t>
-      </w:r>
+      </w:pPr>
       <w:r>
         <w:rPr>
           <w:rFonts w:hint="default"/>
           <w:lang w:val="en"/>
         </w:rPr>
-        <w:t xml:space="preserve"> I...</w:t>
-      </w:r>
-      <w:r>
-        <w:rPr>
-          <w:lang w:val="en"/>
-        </w:rPr>
-        <w:t xml:space="preserve">”, Hirota spoke with difficult </w:t>
-      </w:r>
-      <w:r>
+        <w:t>Kael's group didn't move.</w:t>
+      </w:r>
+    </w:p>
+    <w:p>
+      <w:pPr>
+        <w:pStyle w:val="17"/>
         <w:rPr>
           <w:rFonts w:hint="default"/>
           <w:lang w:val="en"/>
         </w:rPr>
-        <w:t>with tears flowing from his eyes</w:t>
-      </w:r>
-      <w:r>
-        <w:rPr>
-          <w:lang w:val="en"/>
-        </w:rPr>
-        <w:t>.</w:t>
-      </w:r>
-    </w:p>
-    <w:p>
-      <w:pPr>
-        <w:pStyle w:val="17"/>
-        <w:spacing w:before="100" w:after="100"/>
+      </w:pPr>
+      <w:r>
         <w:rPr>
           <w:rFonts w:hint="default"/>
           <w:lang w:val="en"/>
         </w:rPr>
-      </w:pPr>
-      <w:r>
+        <w:t>Couldn't.</w:t>
+      </w:r>
+    </w:p>
+    <w:p>
+      <w:pPr>
+        <w:pStyle w:val="17"/>
         <w:rPr>
           <w:rFonts w:hint="default"/>
           <w:lang w:val="en"/>
         </w:rPr>
-        <w:t>Emily was also crying in Kael’s hold with shiver and fear of being killed.</w:t>
-      </w:r>
-    </w:p>
-    <w:p>
-      <w:pPr>
-        <w:pStyle w:val="17"/>
-        <w:spacing w:before="100" w:after="100"/>
+      </w:pPr>
+      <w:r>
         <w:rPr>
           <w:rFonts w:hint="default"/>
           <w:lang w:val="en"/>
         </w:rPr>
-      </w:pPr>
-      <w:r>
+        <w:t>Maya's knuckles were white against the cable. Emily had stopped crying — not from relief, but from something she couldn't name yet.</w:t>
+      </w:r>
+    </w:p>
+    <w:p>
+      <w:pPr>
+        <w:pStyle w:val="17"/>
         <w:rPr>
           <w:rFonts w:hint="default"/>
           <w:lang w:val="en"/>
         </w:rPr>
-        <w:t>The others including Kael were struck with fear of not knowing what to do.</w:t>
-      </w:r>
-    </w:p>
-    <w:p>
-      <w:pPr>
-        <w:pStyle w:val="17"/>
-        <w:spacing w:before="100" w:after="100"/>
+      </w:pPr>
+      <w:r>
         <w:rPr>
           <w:rFonts w:hint="default"/>
           <w:lang w:val="en"/>
         </w:rPr>
-      </w:pPr>
-      <w:r>
+        <w:t>Below them, the crows lay broken and still.</w:t>
+      </w:r>
+    </w:p>
+    <w:p>
+      <w:pPr>
+        <w:pStyle w:val="17"/>
         <w:rPr>
           <w:rFonts w:hint="default"/>
           <w:lang w:val="en"/>
         </w:rPr>
-        <w:t>While Kael and others ahd strength to fight or even kill these mutated animals, currently they had nearly no stamina.They were already pushing forth withtheir all just to cross the arc.</w:t>
-      </w:r>
-    </w:p>
-    <w:p>
-      <w:pPr>
-        <w:pStyle w:val="17"/>
-        <w:spacing w:before="100" w:after="100"/>
+      </w:pPr>
+      <w:r>
         <w:rPr>
           <w:rFonts w:hint="default"/>
           <w:lang w:val="en"/>
         </w:rPr>
-      </w:pPr>
-      <w:r>
+        <w:t>The wind filled the silence where the shrieking had been.</w:t>
+      </w:r>
+    </w:p>
+    <w:p>
+      <w:pPr>
+        <w:pStyle w:val="17"/>
         <w:rPr>
           <w:rFonts w:hint="default"/>
           <w:lang w:val="en"/>
         </w:rPr>
-        <w:t>Iris spoke with silent and decisiveness, “Kael, if you let yourself fall down, while you might suffer a significant damage, it still gives you a chance to survive this hoard of crows with the others as collateral ot the crows.”</w:t>
-      </w:r>
-    </w:p>
-    <w:p>
-      <w:pPr>
-        <w:pStyle w:val="17"/>
-        <w:spacing w:before="100" w:after="100"/>
+      </w:pPr>
+    </w:p>
+    <w:p>
+      <w:pPr>
+        <w:pStyle w:val="2"/>
+        <w:bidi w:val="0"/>
         <w:rPr>
           <w:rFonts w:hint="default"/>
-          <w:lang w:val="en"/>
-        </w:rPr>
-      </w:pPr>
+          <w:sz w:val="24"/>
+          <w:szCs w:val="24"/>
+          <w:lang w:val="en"/>
+        </w:rPr>
+      </w:pPr>
+      <w:bookmarkStart w:id="81" w:name="_Toc1008709642"/>
       <w:r>
         <w:rPr>
           <w:rFonts w:hint="default"/>
-          <w:lang w:val="en"/>
-        </w:rPr>
-        <w:t>Kael stayed quiet. Iris didn’t continue cause she knew Kael’s emotions through her link. Kael can’t sacrifice others who helped him for his sake of survival.</w:t>
-      </w:r>
-    </w:p>
-    <w:p>
-      <w:pPr>
-        <w:pStyle w:val="17"/>
-        <w:spacing w:before="100" w:after="100"/>
+          <w:sz w:val="24"/>
+          <w:szCs w:val="24"/>
+          <w:lang w:val="en"/>
+        </w:rPr>
+        <w:t>Chapter 14</w:t>
+      </w:r>
+      <w:bookmarkEnd w:id="81"/>
+    </w:p>
+    <w:p>
+      <w:pPr>
         <w:rPr>
           <w:rFonts w:hint="default"/>
           <w:lang w:val="en"/>
         </w:rPr>
       </w:pPr>
-      <w:r>
-        <w:rPr>
-          <w:rFonts w:hint="default"/>
-          <w:lang w:val="en"/>
-        </w:rPr>
-        <w:t xml:space="preserve">The first crow closed in on Maya with its starp claws. </w:t>
-      </w:r>
-    </w:p>
-    <w:p>
-      <w:pPr>
-        <w:pStyle w:val="17"/>
-        <w:spacing w:before="100" w:after="100"/>
-        <w:rPr>
-          <w:rFonts w:hint="default"/>
-          <w:lang w:val="en"/>
-        </w:rPr>
-      </w:pPr>
-      <w:r>
-        <w:rPr>
-          <w:rFonts w:hint="default"/>
-          <w:lang w:val="en"/>
-        </w:rPr>
-        <w:t>Its sharp black claws with blood dried over it clawed at her with full force.</w:t>
-      </w:r>
-    </w:p>
-    <w:p>
-      <w:pPr>
-        <w:pStyle w:val="17"/>
-        <w:spacing w:before="100" w:after="100"/>
-        <w:rPr>
-          <w:rFonts w:hint="default"/>
-          <w:lang w:val="en"/>
-        </w:rPr>
-      </w:pPr>
-      <w:r>
-        <w:rPr>
-          <w:rFonts w:hint="default"/>
-          <w:lang w:val="en"/>
-        </w:rPr>
-        <w:t>Maya hugged the cable as much as she could.</w:t>
-      </w:r>
-    </w:p>
-    <w:p>
-      <w:pPr>
-        <w:pStyle w:val="17"/>
-        <w:spacing w:before="100" w:after="100"/>
-        <w:rPr>
-          <w:rFonts w:hint="default"/>
-          <w:lang w:val="en"/>
-        </w:rPr>
-      </w:pPr>
-      <w:r>
-        <w:rPr>
-          <w:rFonts w:hint="default"/>
-          <w:lang w:val="en"/>
-        </w:rPr>
-        <w:t xml:space="preserve">Just then a flash passed between maya and the crow. </w:t>
-      </w:r>
-    </w:p>
-    <w:p>
-      <w:pPr>
-        <w:pStyle w:val="17"/>
-        <w:spacing w:before="100" w:after="100"/>
-        <w:rPr>
-          <w:rFonts w:hint="default"/>
-          <w:lang w:val="en"/>
-        </w:rPr>
-      </w:pPr>
-      <w:r>
-        <w:rPr>
-          <w:rFonts w:hint="default"/>
-          <w:lang w:val="en"/>
-        </w:rPr>
-        <w:t>The crow</w:t>
-      </w:r>
-      <w:bookmarkStart w:id="81" w:name="_GoBack"/>
-      <w:bookmarkEnd w:id="81"/>
-    </w:p>
-    <w:p>
-      <w:pPr>
-        <w:pStyle w:val="17"/>
-        <w:rPr>
-          <w:lang w:val="en"/>
-        </w:rPr>
-      </w:pPr>
+      <w:bookmarkStart w:id="82" w:name="_GoBack"/>
+      <w:bookmarkEnd w:id="82"/>
     </w:p>
     <w:sectPr>
       <w:footerReference r:id="rId5" w:type="default"/>

--- a/Legacy_of_the_Lost_Earth - Combined.docx
+++ b/Legacy_of_the_Lost_Earth - Combined.docx
@@ -127,10 +127,7 @@
             <w:fldChar w:fldCharType="separate"/>
           </w:r>
           <w:r>
-            <w:t xml:space="preserve"> </w:t>
-          </w:r>
-          <w:r>
-            <w:t xml:space="preserve"> </w:t>
+            <w:t xml:space="preserve">  </w:t>
           </w:r>
           <w:r>
             <w:rPr>
@@ -2608,8 +2605,8 @@
           <w:lang w:val="en"/>
         </w:rPr>
       </w:pPr>
-      <w:bookmarkStart w:id="0" w:name="_Toc227787656"/>
-      <w:bookmarkStart w:id="1" w:name="_Toc594111087"/>
+      <w:bookmarkStart w:id="0" w:name="_Toc594111087"/>
+      <w:bookmarkStart w:id="1" w:name="_Toc227787656"/>
       <w:r>
         <w:rPr>
           <w:sz w:val="24"/>
@@ -5667,8 +5664,8 @@
           <w:szCs w:val="24"/>
         </w:rPr>
       </w:pPr>
-      <w:bookmarkStart w:id="5" w:name="_Toc227787658"/>
-      <w:bookmarkStart w:id="6" w:name="_Toc2081988259"/>
+      <w:bookmarkStart w:id="5" w:name="_Toc2081988259"/>
+      <w:bookmarkStart w:id="6" w:name="_Toc227787658"/>
       <w:r>
         <w:rPr>
           <w:rFonts w:ascii="Times New Roman" w:hAnsi="Times New Roman" w:cs="Times New Roman"/>
@@ -6093,8 +6090,8 @@
           <w:szCs w:val="24"/>
         </w:rPr>
       </w:pPr>
-      <w:bookmarkStart w:id="13" w:name="_Toc227787662"/>
-      <w:bookmarkStart w:id="14" w:name="_Toc1123259380"/>
+      <w:bookmarkStart w:id="13" w:name="_Toc1123259380"/>
+      <w:bookmarkStart w:id="14" w:name="_Toc227787662"/>
       <w:r>
         <w:rPr>
           <w:rFonts w:ascii="Times New Roman" w:hAnsi="Times New Roman" w:cs="Times New Roman"/>
@@ -6134,8 +6131,8 @@
           <w:szCs w:val="24"/>
         </w:rPr>
       </w:pPr>
-      <w:bookmarkStart w:id="15" w:name="_Toc227787663"/>
-      <w:bookmarkStart w:id="16" w:name="_Toc405929900"/>
+      <w:bookmarkStart w:id="15" w:name="_Toc405929900"/>
+      <w:bookmarkStart w:id="16" w:name="_Toc227787663"/>
       <w:r>
         <w:rPr>
           <w:rFonts w:ascii="Times New Roman" w:hAnsi="Times New Roman" w:cs="Times New Roman"/>
@@ -6246,8 +6243,8 @@
           <w:szCs w:val="24"/>
         </w:rPr>
       </w:pPr>
-      <w:bookmarkStart w:id="19" w:name="_Toc227787665"/>
-      <w:bookmarkStart w:id="20" w:name="_Toc788541307"/>
+      <w:bookmarkStart w:id="19" w:name="_Toc788541307"/>
+      <w:bookmarkStart w:id="20" w:name="_Toc227787665"/>
       <w:r>
         <w:rPr>
           <w:rFonts w:ascii="Times New Roman" w:hAnsi="Times New Roman" w:cs="Times New Roman"/>
@@ -6415,8 +6412,8 @@
           <w:szCs w:val="24"/>
         </w:rPr>
       </w:pPr>
-      <w:bookmarkStart w:id="21" w:name="_Toc227787666"/>
-      <w:bookmarkStart w:id="22" w:name="_Toc619167114"/>
+      <w:bookmarkStart w:id="21" w:name="_Toc619167114"/>
+      <w:bookmarkStart w:id="22" w:name="_Toc227787666"/>
       <w:r>
         <w:rPr>
           <w:rFonts w:ascii="Times New Roman" w:hAnsi="Times New Roman" w:cs="Times New Roman"/>
@@ -6641,8 +6638,8 @@
           <w:szCs w:val="24"/>
         </w:rPr>
       </w:pPr>
-      <w:bookmarkStart w:id="25" w:name="_Toc227787668"/>
-      <w:bookmarkStart w:id="26" w:name="_Toc1546361525"/>
+      <w:bookmarkStart w:id="25" w:name="_Toc1546361525"/>
+      <w:bookmarkStart w:id="26" w:name="_Toc227787668"/>
       <w:r>
         <w:rPr>
           <w:rFonts w:ascii="Times New Roman" w:hAnsi="Times New Roman" w:cs="Times New Roman"/>
@@ -6743,8 +6740,8 @@
           <w:szCs w:val="24"/>
         </w:rPr>
       </w:pPr>
-      <w:bookmarkStart w:id="27" w:name="_Toc227787669"/>
-      <w:bookmarkStart w:id="28" w:name="_Toc1003623821"/>
+      <w:bookmarkStart w:id="27" w:name="_Toc1003623821"/>
+      <w:bookmarkStart w:id="28" w:name="_Toc227787669"/>
       <w:r>
         <w:rPr>
           <w:rFonts w:ascii="Times New Roman" w:hAnsi="Times New Roman" w:cs="Times New Roman"/>
@@ -6769,8 +6766,8 @@
           <w:szCs w:val="24"/>
         </w:rPr>
       </w:pPr>
-      <w:bookmarkStart w:id="29" w:name="_Toc227787670"/>
-      <w:bookmarkStart w:id="30" w:name="_Toc1123191972"/>
+      <w:bookmarkStart w:id="29" w:name="_Toc1123191972"/>
+      <w:bookmarkStart w:id="30" w:name="_Toc227787670"/>
       <w:r>
         <w:rPr>
           <w:rFonts w:ascii="Times New Roman" w:hAnsi="Times New Roman" w:cs="Times New Roman"/>
@@ -6810,8 +6807,8 @@
           <w:szCs w:val="24"/>
         </w:rPr>
       </w:pPr>
-      <w:bookmarkStart w:id="31" w:name="_Toc227787671"/>
-      <w:bookmarkStart w:id="32" w:name="_Toc1855631422"/>
+      <w:bookmarkStart w:id="31" w:name="_Toc1855631422"/>
+      <w:bookmarkStart w:id="32" w:name="_Toc227787671"/>
       <w:r>
         <w:rPr>
           <w:rFonts w:ascii="Times New Roman" w:hAnsi="Times New Roman" w:cs="Times New Roman"/>
@@ -7088,8 +7085,8 @@
           <w:szCs w:val="24"/>
         </w:rPr>
       </w:pPr>
-      <w:bookmarkStart w:id="39" w:name="_Toc227787675"/>
-      <w:bookmarkStart w:id="40" w:name="_Toc477159810"/>
+      <w:bookmarkStart w:id="39" w:name="_Toc477159810"/>
+      <w:bookmarkStart w:id="40" w:name="_Toc227787675"/>
       <w:r>
         <w:rPr>
           <w:rFonts w:ascii="Times New Roman" w:hAnsi="Times New Roman" w:cs="Times New Roman"/>
@@ -7122,12 +7119,6 @@
       <w:tr>
         <w:tblPrEx>
           <w:tblLayout w:type="fixed"/>
-          <w:tblCellMar>
-            <w:top w:w="15" w:type="dxa"/>
-            <w:left w:w="15" w:type="dxa"/>
-            <w:bottom w:w="15" w:type="dxa"/>
-            <w:right w:w="15" w:type="dxa"/>
-          </w:tblCellMar>
         </w:tblPrEx>
         <w:trPr>
           <w:tblHeader/>
@@ -7187,12 +7178,6 @@
       <w:tr>
         <w:tblPrEx>
           <w:tblLayout w:type="fixed"/>
-          <w:tblCellMar>
-            <w:top w:w="15" w:type="dxa"/>
-            <w:left w:w="15" w:type="dxa"/>
-            <w:bottom w:w="15" w:type="dxa"/>
-            <w:right w:w="15" w:type="dxa"/>
-          </w:tblCellMar>
         </w:tblPrEx>
         <w:trPr>
           <w:tblCellSpacing w:w="15" w:type="dxa"/>
@@ -7247,12 +7232,6 @@
       <w:tr>
         <w:tblPrEx>
           <w:tblLayout w:type="fixed"/>
-          <w:tblCellMar>
-            <w:top w:w="15" w:type="dxa"/>
-            <w:left w:w="15" w:type="dxa"/>
-            <w:bottom w:w="15" w:type="dxa"/>
-            <w:right w:w="15" w:type="dxa"/>
-          </w:tblCellMar>
         </w:tblPrEx>
         <w:trPr>
           <w:tblCellSpacing w:w="15" w:type="dxa"/>
@@ -7307,12 +7286,6 @@
       <w:tr>
         <w:tblPrEx>
           <w:tblLayout w:type="fixed"/>
-          <w:tblCellMar>
-            <w:top w:w="15" w:type="dxa"/>
-            <w:left w:w="15" w:type="dxa"/>
-            <w:bottom w:w="15" w:type="dxa"/>
-            <w:right w:w="15" w:type="dxa"/>
-          </w:tblCellMar>
         </w:tblPrEx>
         <w:trPr>
           <w:tblCellSpacing w:w="15" w:type="dxa"/>
@@ -7432,8 +7405,8 @@
           <w:szCs w:val="24"/>
         </w:rPr>
       </w:pPr>
-      <w:bookmarkStart w:id="41" w:name="_Toc227787676"/>
-      <w:bookmarkStart w:id="42" w:name="_Toc1557298451"/>
+      <w:bookmarkStart w:id="41" w:name="_Toc1557298451"/>
+      <w:bookmarkStart w:id="42" w:name="_Toc227787676"/>
       <w:r>
         <w:rPr>
           <w:rFonts w:ascii="Times New Roman" w:hAnsi="Times New Roman" w:cs="Times New Roman"/>
@@ -7466,12 +7439,6 @@
       <w:tr>
         <w:tblPrEx>
           <w:tblLayout w:type="fixed"/>
-          <w:tblCellMar>
-            <w:top w:w="15" w:type="dxa"/>
-            <w:left w:w="15" w:type="dxa"/>
-            <w:bottom w:w="15" w:type="dxa"/>
-            <w:right w:w="15" w:type="dxa"/>
-          </w:tblCellMar>
         </w:tblPrEx>
         <w:trPr>
           <w:tblHeader/>
@@ -7531,12 +7498,6 @@
       <w:tr>
         <w:tblPrEx>
           <w:tblLayout w:type="fixed"/>
-          <w:tblCellMar>
-            <w:top w:w="15" w:type="dxa"/>
-            <w:left w:w="15" w:type="dxa"/>
-            <w:bottom w:w="15" w:type="dxa"/>
-            <w:right w:w="15" w:type="dxa"/>
-          </w:tblCellMar>
         </w:tblPrEx>
         <w:trPr>
           <w:tblCellSpacing w:w="15" w:type="dxa"/>
@@ -7591,12 +7552,6 @@
       <w:tr>
         <w:tblPrEx>
           <w:tblLayout w:type="fixed"/>
-          <w:tblCellMar>
-            <w:top w:w="15" w:type="dxa"/>
-            <w:left w:w="15" w:type="dxa"/>
-            <w:bottom w:w="15" w:type="dxa"/>
-            <w:right w:w="15" w:type="dxa"/>
-          </w:tblCellMar>
         </w:tblPrEx>
         <w:trPr>
           <w:tblCellSpacing w:w="15" w:type="dxa"/>
@@ -7651,12 +7606,6 @@
       <w:tr>
         <w:tblPrEx>
           <w:tblLayout w:type="fixed"/>
-          <w:tblCellMar>
-            <w:top w:w="15" w:type="dxa"/>
-            <w:left w:w="15" w:type="dxa"/>
-            <w:bottom w:w="15" w:type="dxa"/>
-            <w:right w:w="15" w:type="dxa"/>
-          </w:tblCellMar>
         </w:tblPrEx>
         <w:trPr>
           <w:tblCellSpacing w:w="15" w:type="dxa"/>
@@ -7776,8 +7725,8 @@
           <w:szCs w:val="24"/>
         </w:rPr>
       </w:pPr>
-      <w:bookmarkStart w:id="43" w:name="_Toc227787677"/>
-      <w:bookmarkStart w:id="44" w:name="_Toc860429403"/>
+      <w:bookmarkStart w:id="43" w:name="_Toc860429403"/>
+      <w:bookmarkStart w:id="44" w:name="_Toc227787677"/>
       <w:r>
         <w:rPr>
           <w:rFonts w:ascii="Times New Roman" w:hAnsi="Times New Roman" w:cs="Times New Roman"/>
@@ -7810,12 +7759,6 @@
       <w:tr>
         <w:tblPrEx>
           <w:tblLayout w:type="fixed"/>
-          <w:tblCellMar>
-            <w:top w:w="15" w:type="dxa"/>
-            <w:left w:w="15" w:type="dxa"/>
-            <w:bottom w:w="15" w:type="dxa"/>
-            <w:right w:w="15" w:type="dxa"/>
-          </w:tblCellMar>
         </w:tblPrEx>
         <w:trPr>
           <w:tblHeader/>
@@ -7875,12 +7818,6 @@
       <w:tr>
         <w:tblPrEx>
           <w:tblLayout w:type="fixed"/>
-          <w:tblCellMar>
-            <w:top w:w="15" w:type="dxa"/>
-            <w:left w:w="15" w:type="dxa"/>
-            <w:bottom w:w="15" w:type="dxa"/>
-            <w:right w:w="15" w:type="dxa"/>
-          </w:tblCellMar>
         </w:tblPrEx>
         <w:trPr>
           <w:tblCellSpacing w:w="15" w:type="dxa"/>
@@ -7935,12 +7872,6 @@
       <w:tr>
         <w:tblPrEx>
           <w:tblLayout w:type="fixed"/>
-          <w:tblCellMar>
-            <w:top w:w="15" w:type="dxa"/>
-            <w:left w:w="15" w:type="dxa"/>
-            <w:bottom w:w="15" w:type="dxa"/>
-            <w:right w:w="15" w:type="dxa"/>
-          </w:tblCellMar>
         </w:tblPrEx>
         <w:trPr>
           <w:tblCellSpacing w:w="15" w:type="dxa"/>
@@ -7995,12 +7926,6 @@
       <w:tr>
         <w:tblPrEx>
           <w:tblLayout w:type="fixed"/>
-          <w:tblCellMar>
-            <w:top w:w="15" w:type="dxa"/>
-            <w:left w:w="15" w:type="dxa"/>
-            <w:bottom w:w="15" w:type="dxa"/>
-            <w:right w:w="15" w:type="dxa"/>
-          </w:tblCellMar>
         </w:tblPrEx>
         <w:trPr>
           <w:tblCellSpacing w:w="15" w:type="dxa"/>
@@ -8154,12 +8079,6 @@
       <w:tr>
         <w:tblPrEx>
           <w:tblLayout w:type="fixed"/>
-          <w:tblCellMar>
-            <w:top w:w="15" w:type="dxa"/>
-            <w:left w:w="15" w:type="dxa"/>
-            <w:bottom w:w="15" w:type="dxa"/>
-            <w:right w:w="15" w:type="dxa"/>
-          </w:tblCellMar>
         </w:tblPrEx>
         <w:trPr>
           <w:tblHeader/>
@@ -8219,12 +8138,6 @@
       <w:tr>
         <w:tblPrEx>
           <w:tblLayout w:type="fixed"/>
-          <w:tblCellMar>
-            <w:top w:w="15" w:type="dxa"/>
-            <w:left w:w="15" w:type="dxa"/>
-            <w:bottom w:w="15" w:type="dxa"/>
-            <w:right w:w="15" w:type="dxa"/>
-          </w:tblCellMar>
         </w:tblPrEx>
         <w:trPr>
           <w:tblCellSpacing w:w="15" w:type="dxa"/>
@@ -8279,12 +8192,6 @@
       <w:tr>
         <w:tblPrEx>
           <w:tblLayout w:type="fixed"/>
-          <w:tblCellMar>
-            <w:top w:w="15" w:type="dxa"/>
-            <w:left w:w="15" w:type="dxa"/>
-            <w:bottom w:w="15" w:type="dxa"/>
-            <w:right w:w="15" w:type="dxa"/>
-          </w:tblCellMar>
         </w:tblPrEx>
         <w:trPr>
           <w:tblCellSpacing w:w="15" w:type="dxa"/>
@@ -8339,12 +8246,6 @@
       <w:tr>
         <w:tblPrEx>
           <w:tblLayout w:type="fixed"/>
-          <w:tblCellMar>
-            <w:top w:w="15" w:type="dxa"/>
-            <w:left w:w="15" w:type="dxa"/>
-            <w:bottom w:w="15" w:type="dxa"/>
-            <w:right w:w="15" w:type="dxa"/>
-          </w:tblCellMar>
         </w:tblPrEx>
         <w:trPr>
           <w:tblCellSpacing w:w="15" w:type="dxa"/>
@@ -8453,12 +8354,6 @@
       <w:tr>
         <w:tblPrEx>
           <w:tblLayout w:type="fixed"/>
-          <w:tblCellMar>
-            <w:top w:w="15" w:type="dxa"/>
-            <w:left w:w="15" w:type="dxa"/>
-            <w:bottom w:w="15" w:type="dxa"/>
-            <w:right w:w="15" w:type="dxa"/>
-          </w:tblCellMar>
         </w:tblPrEx>
         <w:trPr>
           <w:tblCellSpacing w:w="15" w:type="dxa"/>
@@ -8659,8 +8554,8 @@
           <w:szCs w:val="24"/>
         </w:rPr>
       </w:pPr>
-      <w:bookmarkStart w:id="49" w:name="_Toc227787680"/>
-      <w:bookmarkStart w:id="50" w:name="_Toc1427019249"/>
+      <w:bookmarkStart w:id="49" w:name="_Toc1427019249"/>
+      <w:bookmarkStart w:id="50" w:name="_Toc227787680"/>
       <w:r>
         <w:rPr>
           <w:rFonts w:ascii="Times New Roman" w:hAnsi="Times New Roman" w:cs="Times New Roman"/>
@@ -9003,8 +8898,8 @@
           <w:szCs w:val="24"/>
         </w:rPr>
       </w:pPr>
-      <w:bookmarkStart w:id="51" w:name="_Toc227787681"/>
-      <w:bookmarkStart w:id="52" w:name="_Toc1464373364"/>
+      <w:bookmarkStart w:id="51" w:name="_Toc1464373364"/>
+      <w:bookmarkStart w:id="52" w:name="_Toc227787681"/>
       <w:r>
         <w:rPr>
           <w:rFonts w:ascii="Times New Roman" w:hAnsi="Times New Roman" w:cs="Times New Roman"/>
@@ -9347,8 +9242,8 @@
           <w:szCs w:val="24"/>
         </w:rPr>
       </w:pPr>
-      <w:bookmarkStart w:id="53" w:name="_Toc227787682"/>
-      <w:bookmarkStart w:id="54" w:name="_Toc585246083"/>
+      <w:bookmarkStart w:id="53" w:name="_Toc585246083"/>
+      <w:bookmarkStart w:id="54" w:name="_Toc227787682"/>
       <w:r>
         <w:rPr>
           <w:rFonts w:ascii="Times New Roman" w:hAnsi="Times New Roman" w:cs="Times New Roman"/>
@@ -11303,8 +11198,8 @@
           <w:lang w:val="en"/>
         </w:rPr>
       </w:pPr>
-      <w:bookmarkStart w:id="59" w:name="_Toc227787685"/>
-      <w:bookmarkStart w:id="60" w:name="_Toc424154020"/>
+      <w:bookmarkStart w:id="59" w:name="_Toc424154020"/>
+      <w:bookmarkStart w:id="60" w:name="_Toc227787685"/>
       <w:r>
         <w:rPr>
           <w:sz w:val="24"/>
@@ -12899,12 +12794,6 @@
       <w:tr>
         <w:tblPrEx>
           <w:tblLayout w:type="fixed"/>
-          <w:tblCellMar>
-            <w:top w:w="15" w:type="dxa"/>
-            <w:left w:w="15" w:type="dxa"/>
-            <w:bottom w:w="15" w:type="dxa"/>
-            <w:right w:w="15" w:type="dxa"/>
-          </w:tblCellMar>
         </w:tblPrEx>
         <w:trPr>
           <w:tblCellSpacing w:w="15" w:type="dxa"/>
@@ -14377,12 +14266,6 @@
       <w:tr>
         <w:tblPrEx>
           <w:tblLayout w:type="fixed"/>
-          <w:tblCellMar>
-            <w:top w:w="15" w:type="dxa"/>
-            <w:left w:w="15" w:type="dxa"/>
-            <w:bottom w:w="15" w:type="dxa"/>
-            <w:right w:w="15" w:type="dxa"/>
-          </w:tblCellMar>
         </w:tblPrEx>
         <w:trPr>
           <w:tblCellSpacing w:w="15" w:type="dxa"/>
@@ -14661,12 +14544,6 @@
       <w:tr>
         <w:tblPrEx>
           <w:tblLayout w:type="fixed"/>
-          <w:tblCellMar>
-            <w:top w:w="15" w:type="dxa"/>
-            <w:left w:w="15" w:type="dxa"/>
-            <w:bottom w:w="15" w:type="dxa"/>
-            <w:right w:w="15" w:type="dxa"/>
-          </w:tblCellMar>
         </w:tblPrEx>
         <w:trPr>
           <w:tblCellSpacing w:w="15" w:type="dxa"/>
@@ -14736,8 +14613,8 @@
           <w:lang w:val="en"/>
         </w:rPr>
       </w:pPr>
-      <w:bookmarkStart w:id="63" w:name="_Toc227787687"/>
-      <w:bookmarkStart w:id="64" w:name="_Toc1366339604"/>
+      <w:bookmarkStart w:id="63" w:name="_Toc1366339604"/>
+      <w:bookmarkStart w:id="64" w:name="_Toc227787687"/>
       <w:r>
         <w:rPr>
           <w:sz w:val="24"/>
@@ -16473,8 +16350,8 @@
           <w:lang w:val="en"/>
         </w:rPr>
       </w:pPr>
-      <w:bookmarkStart w:id="65" w:name="_Toc227787688"/>
-      <w:bookmarkStart w:id="66" w:name="_Toc1493289670"/>
+      <w:bookmarkStart w:id="65" w:name="_Toc1493289670"/>
+      <w:bookmarkStart w:id="66" w:name="_Toc227787688"/>
       <w:r>
         <w:rPr>
           <w:sz w:val="24"/>
@@ -21839,8 +21716,8 @@
           <w:lang w:val="en"/>
         </w:rPr>
       </w:pPr>
-      <w:bookmarkStart w:id="71" w:name="_Toc227787691"/>
-      <w:bookmarkStart w:id="72" w:name="_Toc10122494"/>
+      <w:bookmarkStart w:id="71" w:name="_Toc10122494"/>
+      <w:bookmarkStart w:id="72" w:name="_Toc227787691"/>
       <w:r>
         <w:rPr>
           <w:sz w:val="24"/>
@@ -23618,8 +23495,8 @@
           <w:szCs w:val="24"/>
         </w:rPr>
       </w:pPr>
-      <w:bookmarkStart w:id="73" w:name="_Toc227787692"/>
-      <w:bookmarkStart w:id="74" w:name="_Toc2056623079"/>
+      <w:bookmarkStart w:id="73" w:name="_Toc2056623079"/>
+      <w:bookmarkStart w:id="74" w:name="_Toc227787692"/>
       <w:r>
         <w:rPr>
           <w:sz w:val="24"/>
@@ -31005,8 +30882,8 @@
           <w:szCs w:val="24"/>
         </w:rPr>
       </w:pPr>
-      <w:bookmarkStart w:id="79" w:name="_Toc227787695"/>
-      <w:bookmarkStart w:id="80" w:name="_Toc903962651"/>
+      <w:bookmarkStart w:id="79" w:name="_Toc903962651"/>
+      <w:bookmarkStart w:id="80" w:name="_Toc227787695"/>
       <w:r>
         <w:rPr>
           <w:sz w:val="24"/>
@@ -33097,11 +32974,6 @@
     <w:p>
       <w:pPr>
         <w:pStyle w:val="17"/>
-      </w:pPr>
-    </w:p>
-    <w:p>
-      <w:pPr>
-        <w:pStyle w:val="17"/>
         <w:rPr>
           <w:lang w:val="en"/>
         </w:rPr>
@@ -33894,7 +33766,6 @@
         <w:keepLines w:val="0"/>
         <w:widowControl/>
         <w:suppressLineNumbers w:val="0"/>
-        <w:rPr/>
       </w:pPr>
       <w:r>
         <w:rPr>
@@ -34812,31 +34683,6 @@
     </w:p>
     <w:p>
       <w:pPr>
-        <w:pStyle w:val="17"/>
-        <w:rPr>
-          <w:rFonts w:hint="default"/>
-          <w:lang w:val="en"/>
-        </w:rPr>
-      </w:pPr>
-      <w:r>
-        <w:rPr>
-          <w:rFonts w:hint="default"/>
-          <w:lang w:val="en"/>
-        </w:rPr>
-        <w:t>The wind filled the silence where the shrieking had been.</w:t>
-      </w:r>
-    </w:p>
-    <w:p>
-      <w:pPr>
-        <w:pStyle w:val="17"/>
-        <w:rPr>
-          <w:rFonts w:hint="default"/>
-          <w:lang w:val="en"/>
-        </w:rPr>
-      </w:pPr>
-    </w:p>
-    <w:p>
-      <w:pPr>
         <w:pStyle w:val="2"/>
         <w:bidi w:val="0"/>
         <w:rPr>
@@ -34860,11 +34706,1105 @@
     </w:p>
     <w:p>
       <w:pPr>
+        <w:pStyle w:val="17"/>
+        <w:keepNext w:val="0"/>
+        <w:keepLines w:val="0"/>
+        <w:widowControl/>
+        <w:suppressLineNumbers w:val="0"/>
+      </w:pPr>
+      <w:r>
+        <w:t>The wind filled the silence where the shrieking had been.</w:t>
+      </w:r>
+    </w:p>
+    <w:p>
+      <w:pPr>
+        <w:pStyle w:val="17"/>
+        <w:keepNext w:val="0"/>
+        <w:keepLines w:val="0"/>
+        <w:widowControl/>
+        <w:suppressLineNumbers w:val="0"/>
+      </w:pPr>
+      <w:r>
+        <w:t>Then—</w:t>
+      </w:r>
+    </w:p>
+    <w:p>
+      <w:pPr>
+        <w:pStyle w:val="17"/>
+        <w:keepNext w:val="0"/>
+        <w:keepLines w:val="0"/>
+        <w:widowControl/>
+        <w:suppressLineNumbers w:val="0"/>
+      </w:pPr>
+      <w:r>
+        <w:t>A soft thud landed against Kael’s back.</w:t>
+      </w:r>
+    </w:p>
+    <w:p>
+      <w:pPr>
+        <w:pStyle w:val="17"/>
+        <w:keepNext w:val="0"/>
+        <w:keepLines w:val="0"/>
+        <w:widowControl/>
+        <w:suppressLineNumbers w:val="0"/>
+      </w:pPr>
+      <w:r>
+        <w:t>Light.</w:t>
+      </w:r>
+    </w:p>
+    <w:p>
+      <w:pPr>
+        <w:pStyle w:val="17"/>
+        <w:keepNext w:val="0"/>
+        <w:keepLines w:val="0"/>
+        <w:widowControl/>
+        <w:suppressLineNumbers w:val="0"/>
+      </w:pPr>
+      <w:r>
+        <w:t>Controlled.</w:t>
+      </w:r>
+    </w:p>
+    <w:p>
+      <w:pPr>
+        <w:pStyle w:val="17"/>
+        <w:keepNext w:val="0"/>
+        <w:keepLines w:val="0"/>
+        <w:widowControl/>
+        <w:suppressLineNumbers w:val="0"/>
+      </w:pPr>
+      <w:r>
+        <w:t>Familiar.</w:t>
+      </w:r>
+    </w:p>
+    <w:p>
+      <w:pPr>
+        <w:pStyle w:val="17"/>
+        <w:keepNext w:val="0"/>
+        <w:keepLines w:val="0"/>
+        <w:widowControl/>
+        <w:suppressLineNumbers w:val="0"/>
+      </w:pPr>
+      <w:r>
+        <w:t>Cherry.</w:t>
+      </w:r>
+    </w:p>
+    <w:p>
+      <w:pPr>
+        <w:pStyle w:val="17"/>
+        <w:keepNext w:val="0"/>
+        <w:keepLines w:val="0"/>
+        <w:widowControl/>
+        <w:suppressLineNumbers w:val="0"/>
+      </w:pPr>
+      <w:r>
+        <w:t>The white cat settled itself across Kael’s shoulders with unnatural balance, its small paws resting firmly against him. Its fur swayed lightly in the cold wind.</w:t>
+      </w:r>
+    </w:p>
+    <w:p>
+      <w:pPr>
+        <w:pStyle w:val="17"/>
+        <w:keepNext w:val="0"/>
+        <w:keepLines w:val="0"/>
+        <w:widowControl/>
+        <w:suppressLineNumbers w:val="0"/>
+      </w:pPr>
+      <w:r>
+        <w:t>But its expression—</w:t>
+      </w:r>
+    </w:p>
+    <w:p>
+      <w:pPr>
+        <w:pStyle w:val="17"/>
+        <w:keepNext w:val="0"/>
+        <w:keepLines w:val="0"/>
+        <w:widowControl/>
+        <w:suppressLineNumbers w:val="0"/>
+      </w:pPr>
+      <w:r>
+        <w:t>was completely different.</w:t>
+      </w:r>
+    </w:p>
+    <w:p>
+      <w:pPr>
+        <w:pStyle w:val="17"/>
+        <w:keepNext w:val="0"/>
+        <w:keepLines w:val="0"/>
+        <w:widowControl/>
+        <w:suppressLineNumbers w:val="0"/>
+      </w:pPr>
+      <w:r>
+        <w:t>Its blue eyes were sharp and cold, silently staring toward the remaining darkness beyond the bridge as if searching for more threats.</w:t>
+      </w:r>
+    </w:p>
+    <w:p>
+      <w:pPr>
+        <w:pStyle w:val="17"/>
+        <w:keepNext w:val="0"/>
+        <w:keepLines w:val="0"/>
+        <w:widowControl/>
+        <w:suppressLineNumbers w:val="0"/>
+      </w:pPr>
+      <w:r>
+        <w:t>Its tiny paws were stained with blood.</w:t>
+      </w:r>
+    </w:p>
+    <w:p>
+      <w:pPr>
+        <w:pStyle w:val="17"/>
+        <w:keepNext w:val="0"/>
+        <w:keepLines w:val="0"/>
+        <w:widowControl/>
+        <w:suppressLineNumbers w:val="0"/>
+      </w:pPr>
+      <w:r>
+        <w:t>Crow blood.</w:t>
+      </w:r>
+    </w:p>
+    <w:p>
+      <w:pPr>
+        <w:pStyle w:val="17"/>
+        <w:keepNext w:val="0"/>
+        <w:keepLines w:val="0"/>
+        <w:widowControl/>
+        <w:suppressLineNumbers w:val="0"/>
+      </w:pPr>
+      <w:r>
+        <w:t>The group froze.</w:t>
+      </w:r>
+    </w:p>
+    <w:p>
+      <w:pPr>
+        <w:pStyle w:val="17"/>
+        <w:keepNext w:val="0"/>
+        <w:keepLines w:val="0"/>
+        <w:widowControl/>
+        <w:suppressLineNumbers w:val="0"/>
+      </w:pPr>
+      <w:r>
+        <w:t>Hirota’s breathing stopped for a second.</w:t>
+      </w:r>
+    </w:p>
+    <w:p>
+      <w:pPr>
+        <w:pStyle w:val="17"/>
+        <w:keepNext w:val="0"/>
+        <w:keepLines w:val="0"/>
+        <w:widowControl/>
+        <w:suppressLineNumbers w:val="0"/>
+      </w:pPr>
+      <w:r>
+        <w:t>“…what?”</w:t>
+      </w:r>
+    </w:p>
+    <w:p>
+      <w:pPr>
+        <w:pStyle w:val="17"/>
+        <w:keepNext w:val="0"/>
+        <w:keepLines w:val="0"/>
+        <w:widowControl/>
+        <w:suppressLineNumbers w:val="0"/>
+      </w:pPr>
+      <w:r>
+        <w:t>Maya stared blankly at Cherry.</w:t>
+      </w:r>
+    </w:p>
+    <w:p>
+      <w:pPr>
+        <w:pStyle w:val="17"/>
+        <w:keepNext w:val="0"/>
+        <w:keepLines w:val="0"/>
+        <w:widowControl/>
+        <w:suppressLineNumbers w:val="0"/>
+      </w:pPr>
+      <w:r>
+        <w:t>Then slowly—</w:t>
+      </w:r>
+    </w:p>
+    <w:p>
+      <w:pPr>
+        <w:pStyle w:val="17"/>
+        <w:keepNext w:val="0"/>
+        <w:keepLines w:val="0"/>
+        <w:widowControl/>
+        <w:suppressLineNumbers w:val="0"/>
+      </w:pPr>
+      <w:r>
+        <w:t>very slowly—</w:t>
+      </w:r>
+    </w:p>
+    <w:p>
+      <w:pPr>
+        <w:pStyle w:val="17"/>
+        <w:keepNext w:val="0"/>
+        <w:keepLines w:val="0"/>
+        <w:widowControl/>
+        <w:suppressLineNumbers w:val="0"/>
+      </w:pPr>
+      <w:r>
+        <w:t>her eyes drifted toward the dead crows below.</w:t>
+      </w:r>
+    </w:p>
+    <w:p>
+      <w:pPr>
+        <w:pStyle w:val="17"/>
+        <w:keepNext w:val="0"/>
+        <w:keepLines w:val="0"/>
+        <w:widowControl/>
+        <w:suppressLineNumbers w:val="0"/>
+      </w:pPr>
+      <w:r>
+        <w:t>Three clean slashes.</w:t>
+      </w:r>
+    </w:p>
+    <w:p>
+      <w:pPr>
+        <w:pStyle w:val="17"/>
+        <w:keepNext w:val="0"/>
+        <w:keepLines w:val="0"/>
+        <w:widowControl/>
+        <w:suppressLineNumbers w:val="0"/>
+      </w:pPr>
+      <w:r>
+        <w:t>Perfect cuts.</w:t>
+      </w:r>
+    </w:p>
+    <w:p>
+      <w:pPr>
+        <w:pStyle w:val="17"/>
+        <w:keepNext w:val="0"/>
+        <w:keepLines w:val="0"/>
+        <w:widowControl/>
+        <w:suppressLineNumbers w:val="0"/>
+      </w:pPr>
+      <w:r>
+        <w:t>Every corpse carried the same wounds.</w:t>
+      </w:r>
+    </w:p>
+    <w:p>
+      <w:pPr>
+        <w:pStyle w:val="17"/>
+        <w:keepNext w:val="0"/>
+        <w:keepLines w:val="0"/>
+        <w:widowControl/>
+        <w:suppressLineNumbers w:val="0"/>
+      </w:pPr>
+      <w:r>
+        <w:t>Nakamura’s pupils narrowed.</w:t>
+      </w:r>
+    </w:p>
+    <w:p>
+      <w:pPr>
+        <w:pStyle w:val="17"/>
+        <w:keepNext w:val="0"/>
+        <w:keepLines w:val="0"/>
+        <w:widowControl/>
+        <w:suppressLineNumbers w:val="0"/>
+      </w:pPr>
+      <w:r>
+        <w:t>His military instincts reacted before his thoughts did.</w:t>
+      </w:r>
+    </w:p>
+    <w:p>
+      <w:pPr>
+        <w:pStyle w:val="17"/>
+        <w:keepNext w:val="0"/>
+        <w:keepLines w:val="0"/>
+        <w:widowControl/>
+        <w:suppressLineNumbers w:val="0"/>
+      </w:pPr>
+      <w:r>
+        <w:t>He looked at the distance between the bodies.</w:t>
+      </w:r>
+    </w:p>
+    <w:p>
+      <w:pPr>
+        <w:pStyle w:val="17"/>
+        <w:keepNext w:val="0"/>
+        <w:keepLines w:val="0"/>
+        <w:widowControl/>
+        <w:suppressLineNumbers w:val="0"/>
+      </w:pPr>
+      <w:r>
+        <w:t>Then at the cables.</w:t>
+      </w:r>
+    </w:p>
+    <w:p>
+      <w:pPr>
+        <w:pStyle w:val="17"/>
+        <w:keepNext w:val="0"/>
+        <w:keepLines w:val="0"/>
+        <w:widowControl/>
+        <w:suppressLineNumbers w:val="0"/>
+      </w:pPr>
+      <w:r>
+        <w:t>Then at Cherry.</w:t>
+      </w:r>
+    </w:p>
+    <w:p>
+      <w:pPr>
+        <w:pStyle w:val="17"/>
+        <w:keepNext w:val="0"/>
+        <w:keepLines w:val="0"/>
+        <w:widowControl/>
+        <w:suppressLineNumbers w:val="0"/>
+      </w:pPr>
+      <w:r>
+        <w:t>“…those attacks…”</w:t>
+      </w:r>
+    </w:p>
+    <w:p>
+      <w:pPr>
+        <w:pStyle w:val="17"/>
+        <w:keepNext w:val="0"/>
+        <w:keepLines w:val="0"/>
+        <w:widowControl/>
+        <w:suppressLineNumbers w:val="0"/>
+      </w:pPr>
+      <w:r>
+        <w:t>Tanaka’s calm expression finally cracked.</w:t>
+      </w:r>
+    </w:p>
+    <w:p>
+      <w:pPr>
+        <w:pStyle w:val="17"/>
+        <w:keepNext w:val="0"/>
+        <w:keepLines w:val="0"/>
+        <w:widowControl/>
+        <w:suppressLineNumbers w:val="0"/>
+      </w:pPr>
+      <w:r>
+        <w:t>“That cat…”</w:t>
+      </w:r>
+    </w:p>
+    <w:p>
+      <w:pPr>
+        <w:pStyle w:val="17"/>
+        <w:keepNext w:val="0"/>
+        <w:keepLines w:val="0"/>
+        <w:widowControl/>
+        <w:suppressLineNumbers w:val="0"/>
+      </w:pPr>
+      <w:r>
+        <w:t>Emily looked at Cherry with wide eyes.</w:t>
+      </w:r>
+    </w:p>
+    <w:p>
+      <w:pPr>
+        <w:pStyle w:val="17"/>
+        <w:keepNext w:val="0"/>
+        <w:keepLines w:val="0"/>
+        <w:widowControl/>
+        <w:suppressLineNumbers w:val="0"/>
+      </w:pPr>
+      <w:r>
+        <w:t>“Cherry… did that?”</w:t>
+      </w:r>
+    </w:p>
+    <w:p>
+      <w:pPr>
+        <w:pStyle w:val="17"/>
+        <w:keepNext w:val="0"/>
+        <w:keepLines w:val="0"/>
+        <w:widowControl/>
+        <w:suppressLineNumbers w:val="0"/>
+      </w:pPr>
+      <w:r>
+        <w:t>Cherry ignored them.</w:t>
+      </w:r>
+    </w:p>
+    <w:p>
+      <w:pPr>
+        <w:pStyle w:val="17"/>
+        <w:keepNext w:val="0"/>
+        <w:keepLines w:val="0"/>
+        <w:widowControl/>
+        <w:suppressLineNumbers w:val="0"/>
+      </w:pPr>
+      <w:r>
+        <w:t>Its ears twitched once.</w:t>
+      </w:r>
+    </w:p>
+    <w:p>
+      <w:pPr>
+        <w:pStyle w:val="17"/>
+        <w:keepNext w:val="0"/>
+        <w:keepLines w:val="0"/>
+        <w:widowControl/>
+        <w:suppressLineNumbers w:val="0"/>
+      </w:pPr>
+      <w:r>
+        <w:t>Alert.</w:t>
+      </w:r>
+    </w:p>
+    <w:p>
+      <w:pPr>
+        <w:pStyle w:val="17"/>
+        <w:keepNext w:val="0"/>
+        <w:keepLines w:val="0"/>
+        <w:widowControl/>
+        <w:suppressLineNumbers w:val="0"/>
+      </w:pPr>
+      <w:r>
+        <w:t>Focused.</w:t>
+      </w:r>
+    </w:p>
+    <w:p>
+      <w:pPr>
+        <w:pStyle w:val="17"/>
+        <w:keepNext w:val="0"/>
+        <w:keepLines w:val="0"/>
+        <w:widowControl/>
+        <w:suppressLineNumbers w:val="0"/>
+      </w:pPr>
+      <w:r>
+        <w:t>As if killing those mutated crows had been nothing more than removing obstacles.</w:t>
+      </w:r>
+    </w:p>
+    <w:p>
+      <w:pPr>
+        <w:pStyle w:val="17"/>
+        <w:keepNext w:val="0"/>
+        <w:keepLines w:val="0"/>
+        <w:widowControl/>
+        <w:suppressLineNumbers w:val="0"/>
+      </w:pPr>
+      <w:r>
+        <w:t>Kael stayed silent.</w:t>
+      </w:r>
+    </w:p>
+    <w:p>
+      <w:pPr>
+        <w:pStyle w:val="17"/>
+        <w:keepNext w:val="0"/>
+        <w:keepLines w:val="0"/>
+        <w:widowControl/>
+        <w:suppressLineNumbers w:val="0"/>
+      </w:pPr>
+      <w:r>
+        <w:t>His grip on the cable tightened slightly.</w:t>
+      </w:r>
+    </w:p>
+    <w:p>
+      <w:pPr>
+        <w:pStyle w:val="17"/>
+        <w:keepNext w:val="0"/>
+        <w:keepLines w:val="0"/>
+        <w:widowControl/>
+        <w:suppressLineNumbers w:val="0"/>
+      </w:pPr>
+      <w:r>
+        <w:t>He had hidden it until now.</w:t>
+      </w:r>
+    </w:p>
+    <w:p>
+      <w:pPr>
+        <w:pStyle w:val="17"/>
+        <w:keepNext w:val="0"/>
+        <w:keepLines w:val="0"/>
+        <w:widowControl/>
+        <w:suppressLineNumbers w:val="0"/>
+      </w:pPr>
+      <w:r>
+        <w:t>Not because he wanted to deceive them—</w:t>
+      </w:r>
+    </w:p>
+    <w:p>
+      <w:pPr>
+        <w:pStyle w:val="17"/>
+        <w:keepNext w:val="0"/>
+        <w:keepLines w:val="0"/>
+        <w:widowControl/>
+        <w:suppressLineNumbers w:val="0"/>
+      </w:pPr>
+      <w:r>
+        <w:t>but because even he still found it hard to fully accept sometimes.</w:t>
+      </w:r>
+    </w:p>
+    <w:p>
+      <w:pPr>
+        <w:pStyle w:val="17"/>
+        <w:keepNext w:val="0"/>
+        <w:keepLines w:val="0"/>
+        <w:widowControl/>
+        <w:suppressLineNumbers w:val="0"/>
+      </w:pPr>
+      <w:r>
+        <w:t>Cherry wasn’t normal.</w:t>
+      </w:r>
+    </w:p>
+    <w:p>
+      <w:pPr>
+        <w:pStyle w:val="17"/>
+        <w:keepNext w:val="0"/>
+        <w:keepLines w:val="0"/>
+        <w:widowControl/>
+        <w:suppressLineNumbers w:val="0"/>
+      </w:pPr>
+      <w:r>
+        <w:t>Not anymore.</w:t>
+      </w:r>
+    </w:p>
+    <w:p>
+      <w:pPr>
+        <w:pStyle w:val="17"/>
+        <w:keepNext w:val="0"/>
+        <w:keepLines w:val="0"/>
+        <w:widowControl/>
+        <w:suppressLineNumbers w:val="0"/>
+      </w:pPr>
+      <w:r>
+        <w:t>Iris spoke calmly inside his mind.</w:t>
+      </w:r>
+    </w:p>
+    <w:p>
+      <w:pPr>
+        <w:pStyle w:val="17"/>
+        <w:keepNext w:val="0"/>
+        <w:keepLines w:val="0"/>
+        <w:widowControl/>
+        <w:suppressLineNumbers w:val="0"/>
+      </w:pPr>
+      <w:r>
+        <w:t>“</w:t>
+      </w:r>
+      <w:r>
         <w:rPr>
           <w:rFonts w:hint="default"/>
           <w:lang w:val="en"/>
         </w:rPr>
-      </w:pPr>
+        <w:t>Cherry seems to have killed all eight mutated crows in less than 10 seconds</w:t>
+      </w:r>
+      <w:r>
+        <w:t>.”</w:t>
+      </w:r>
+    </w:p>
+    <w:p>
+      <w:pPr>
+        <w:pStyle w:val="17"/>
+        <w:keepNext w:val="0"/>
+        <w:keepLines w:val="0"/>
+        <w:widowControl/>
+        <w:suppressLineNumbers w:val="0"/>
+      </w:pPr>
+      <w:r>
+        <w:t>Kael exhaled quietly.</w:t>
+      </w:r>
+    </w:p>
+    <w:p>
+      <w:pPr>
+        <w:pStyle w:val="17"/>
+        <w:keepNext w:val="0"/>
+        <w:keepLines w:val="0"/>
+        <w:widowControl/>
+        <w:suppressLineNumbers w:val="0"/>
+      </w:pPr>
+      <w:r>
+        <w:t>“…yeah. I noticed.”</w:t>
+      </w:r>
+    </w:p>
+    <w:p>
+      <w:pPr>
+        <w:pStyle w:val="17"/>
+        <w:keepNext w:val="0"/>
+        <w:keepLines w:val="0"/>
+        <w:widowControl/>
+        <w:suppressLineNumbers w:val="0"/>
+      </w:pPr>
+      <w:r>
+        <w:t>Maya’s voice came out carefully, almost cautiously.</w:t>
+      </w:r>
+    </w:p>
+    <w:p>
+      <w:pPr>
+        <w:pStyle w:val="17"/>
+        <w:keepNext w:val="0"/>
+        <w:keepLines w:val="0"/>
+        <w:widowControl/>
+        <w:suppressLineNumbers w:val="0"/>
+      </w:pPr>
+      <w:r>
+        <w:t>“Kael…”</w:t>
+      </w:r>
+    </w:p>
+    <w:p>
+      <w:pPr>
+        <w:pStyle w:val="17"/>
+        <w:keepNext w:val="0"/>
+        <w:keepLines w:val="0"/>
+        <w:widowControl/>
+        <w:suppressLineNumbers w:val="0"/>
+      </w:pPr>
+      <w:r>
+        <w:t>Her eyes remained fixed on Cherry.</w:t>
+      </w:r>
+    </w:p>
+    <w:p>
+      <w:pPr>
+        <w:pStyle w:val="17"/>
+        <w:keepNext w:val="0"/>
+        <w:keepLines w:val="0"/>
+        <w:widowControl/>
+        <w:suppressLineNumbers w:val="0"/>
+      </w:pPr>
+      <w:r>
+        <w:t>“…what exactly is that cat?”</w:t>
+      </w:r>
+    </w:p>
+    <w:p>
+      <w:pPr>
+        <w:pStyle w:val="17"/>
+        <w:keepNext w:val="0"/>
+        <w:keepLines w:val="0"/>
+        <w:widowControl/>
+        <w:suppressLineNumbers w:val="0"/>
+      </w:pPr>
+      <w:r>
+        <w:t>For a moment, only the wind answered.</w:t>
+      </w:r>
+    </w:p>
+    <w:p>
+      <w:pPr>
+        <w:pStyle w:val="17"/>
+        <w:keepNext w:val="0"/>
+        <w:keepLines w:val="0"/>
+        <w:widowControl/>
+        <w:suppressLineNumbers w:val="0"/>
+      </w:pPr>
+      <w:r>
+        <w:t>Then Cherry finally moved.</w:t>
+      </w:r>
+    </w:p>
+    <w:p>
+      <w:pPr>
+        <w:pStyle w:val="17"/>
+        <w:keepNext w:val="0"/>
+        <w:keepLines w:val="0"/>
+        <w:widowControl/>
+        <w:suppressLineNumbers w:val="0"/>
+      </w:pPr>
+      <w:r>
+        <w:t>The white cat slowly turned its head toward Maya.</w:t>
+      </w:r>
+    </w:p>
+    <w:p>
+      <w:pPr>
+        <w:pStyle w:val="17"/>
+        <w:keepNext w:val="0"/>
+        <w:keepLines w:val="0"/>
+        <w:widowControl/>
+        <w:suppressLineNumbers w:val="0"/>
+      </w:pPr>
+      <w:r>
+        <w:t>Its blue eyes locked onto hers.</w:t>
+      </w:r>
+    </w:p>
+    <w:p>
+      <w:pPr>
+        <w:pStyle w:val="17"/>
+        <w:keepNext w:val="0"/>
+        <w:keepLines w:val="0"/>
+        <w:widowControl/>
+        <w:suppressLineNumbers w:val="0"/>
+      </w:pPr>
+      <w:r>
+        <w:t>A predator’s gaze.</w:t>
+      </w:r>
+    </w:p>
+    <w:p>
+      <w:pPr>
+        <w:pStyle w:val="17"/>
+        <w:keepNext w:val="0"/>
+        <w:keepLines w:val="0"/>
+        <w:widowControl/>
+        <w:suppressLineNumbers w:val="0"/>
+      </w:pPr>
+      <w:r>
+        <w:t>Cold.</w:t>
+      </w:r>
+    </w:p>
+    <w:p>
+      <w:pPr>
+        <w:pStyle w:val="17"/>
+        <w:keepNext w:val="0"/>
+        <w:keepLines w:val="0"/>
+        <w:widowControl/>
+        <w:suppressLineNumbers w:val="0"/>
+      </w:pPr>
+      <w:r>
+        <w:t>Sharp.</w:t>
+      </w:r>
+    </w:p>
+    <w:p>
+      <w:pPr>
+        <w:pStyle w:val="17"/>
+        <w:keepNext w:val="0"/>
+        <w:keepLines w:val="0"/>
+        <w:widowControl/>
+        <w:suppressLineNumbers w:val="0"/>
+      </w:pPr>
+      <w:r>
+        <w:t>Dangerous.</w:t>
+      </w:r>
+    </w:p>
+    <w:p>
+      <w:pPr>
+        <w:pStyle w:val="17"/>
+        <w:keepNext w:val="0"/>
+        <w:keepLines w:val="0"/>
+        <w:widowControl/>
+        <w:suppressLineNumbers w:val="0"/>
+      </w:pPr>
+      <w:r>
+        <w:t>Maya instinctively stopped breathing.</w:t>
+      </w:r>
+    </w:p>
+    <w:p>
+      <w:pPr>
+        <w:pStyle w:val="17"/>
+        <w:keepNext w:val="0"/>
+        <w:keepLines w:val="0"/>
+        <w:widowControl/>
+        <w:suppressLineNumbers w:val="0"/>
+      </w:pPr>
+      <w:r>
+        <w:t>Then—</w:t>
+      </w:r>
+    </w:p>
+    <w:p>
+      <w:pPr>
+        <w:pStyle w:val="17"/>
+        <w:keepNext w:val="0"/>
+        <w:keepLines w:val="0"/>
+        <w:widowControl/>
+        <w:suppressLineNumbers w:val="0"/>
+      </w:pPr>
+      <w:r>
+        <w:t>Cherry blinked once.</w:t>
+      </w:r>
+    </w:p>
+    <w:p>
+      <w:pPr>
+        <w:pStyle w:val="17"/>
+        <w:keepNext w:val="0"/>
+        <w:keepLines w:val="0"/>
+        <w:widowControl/>
+        <w:suppressLineNumbers w:val="0"/>
+      </w:pPr>
+      <w:r>
+        <w:t>The coldness vanished instantly.</w:t>
+      </w:r>
+    </w:p>
+    <w:p>
+      <w:pPr>
+        <w:pStyle w:val="17"/>
+        <w:keepNext w:val="0"/>
+        <w:keepLines w:val="0"/>
+        <w:widowControl/>
+        <w:suppressLineNumbers w:val="0"/>
+      </w:pPr>
+      <w:r>
+        <w:t>It rubbed its head lightly against Kael’s cheek and let out a soft, innocent meow.</w:t>
+      </w:r>
+    </w:p>
+    <w:p>
+      <w:pPr>
+        <w:pStyle w:val="17"/>
+        <w:keepNext w:val="0"/>
+        <w:keepLines w:val="0"/>
+        <w:widowControl/>
+        <w:suppressLineNumbers w:val="0"/>
+      </w:pPr>
+      <w:r>
+        <w:t>“…Meow.”</w:t>
+      </w:r>
+    </w:p>
+    <w:p>
+      <w:pPr>
+        <w:pStyle w:val="17"/>
+        <w:keepNext w:val="0"/>
+        <w:keepLines w:val="0"/>
+        <w:widowControl/>
+        <w:suppressLineNumbers w:val="0"/>
+      </w:pPr>
+      <w:r>
+        <w:t>Silence.</w:t>
+      </w:r>
+    </w:p>
+    <w:p>
+      <w:pPr>
+        <w:pStyle w:val="17"/>
+        <w:keepNext w:val="0"/>
+        <w:keepLines w:val="0"/>
+        <w:widowControl/>
+        <w:suppressLineNumbers w:val="0"/>
+      </w:pPr>
+      <w:r>
+        <w:t>Hirota looked utterly lost.</w:t>
+      </w:r>
+    </w:p>
+    <w:p>
+      <w:pPr>
+        <w:pStyle w:val="17"/>
+        <w:keepNext w:val="0"/>
+        <w:keepLines w:val="0"/>
+        <w:widowControl/>
+        <w:suppressLineNumbers w:val="0"/>
+      </w:pPr>
+      <w:r>
+        <w:t>“That thing just killed eight mutated crows…”</w:t>
+      </w:r>
+    </w:p>
+    <w:p>
+      <w:pPr>
+        <w:pStyle w:val="17"/>
+        <w:keepNext w:val="0"/>
+        <w:keepLines w:val="0"/>
+        <w:widowControl/>
+        <w:suppressLineNumbers w:val="0"/>
+      </w:pPr>
+      <w:r>
+        <w:t>Emily stared in disbelief.</w:t>
+      </w:r>
+    </w:p>
+    <w:p>
+      <w:pPr>
+        <w:pStyle w:val="17"/>
+        <w:keepNext w:val="0"/>
+        <w:keepLines w:val="0"/>
+        <w:widowControl/>
+        <w:suppressLineNumbers w:val="0"/>
+      </w:pPr>
+      <w:r>
+        <w:t>“…and now it’s acting cute?”</w:t>
+      </w:r>
+    </w:p>
+    <w:p>
+      <w:pPr>
+        <w:pStyle w:val="17"/>
+        <w:keepNext w:val="0"/>
+        <w:keepLines w:val="0"/>
+        <w:widowControl/>
+        <w:suppressLineNumbers w:val="0"/>
+      </w:pPr>
+      <w:r>
+        <w:t>Even Nakamura couldn’t speak immediately.</w:t>
+      </w:r>
+    </w:p>
+    <w:p>
+      <w:pPr>
+        <w:pStyle w:val="17"/>
+        <w:keepNext w:val="0"/>
+        <w:keepLines w:val="0"/>
+        <w:widowControl/>
+        <w:suppressLineNumbers w:val="0"/>
+      </w:pPr>
+      <w:r>
+        <w:t>Tanaka suddenly laughed weakly from the other cable.</w:t>
+      </w:r>
+    </w:p>
+    <w:p>
+      <w:pPr>
+        <w:pStyle w:val="17"/>
+        <w:keepNext w:val="0"/>
+        <w:keepLines w:val="0"/>
+        <w:widowControl/>
+        <w:suppressLineNumbers w:val="0"/>
+      </w:pPr>
+      <w:r>
+        <w:t>A tired, disbelieving laugh.</w:t>
+      </w:r>
+    </w:p>
+    <w:p>
+      <w:pPr>
+        <w:pStyle w:val="17"/>
+        <w:keepNext w:val="0"/>
+        <w:keepLines w:val="0"/>
+        <w:widowControl/>
+        <w:suppressLineNumbers w:val="0"/>
+      </w:pPr>
+      <w:r>
+        <w:t>“Hah… this world truly has changed.”</w:t>
+      </w:r>
+    </w:p>
+    <w:p>
+      <w:pPr>
+        <w:pStyle w:val="17"/>
+        <w:keepNext w:val="0"/>
+        <w:keepLines w:val="0"/>
+        <w:widowControl/>
+        <w:suppressLineNumbers w:val="0"/>
+      </w:pPr>
+      <w:r>
+        <w:t>Kael finally spoke.</w:t>
+      </w:r>
+    </w:p>
+    <w:p>
+      <w:pPr>
+        <w:pStyle w:val="17"/>
+        <w:keepNext w:val="0"/>
+        <w:keepLines w:val="0"/>
+        <w:widowControl/>
+        <w:suppressLineNumbers w:val="0"/>
+      </w:pPr>
+      <w:r>
+        <w:t>“Cherry won’t hurt us.”</w:t>
+      </w:r>
+    </w:p>
+    <w:p>
+      <w:pPr>
+        <w:pStyle w:val="17"/>
+        <w:keepNext w:val="0"/>
+        <w:keepLines w:val="0"/>
+        <w:widowControl/>
+        <w:suppressLineNumbers w:val="0"/>
+      </w:pPr>
+      <w:r>
+        <w:t>Simple words.</w:t>
+      </w:r>
+    </w:p>
+    <w:p>
+      <w:pPr>
+        <w:pStyle w:val="17"/>
+        <w:keepNext w:val="0"/>
+        <w:keepLines w:val="0"/>
+        <w:widowControl/>
+        <w:suppressLineNumbers w:val="0"/>
+      </w:pPr>
+      <w:r>
+        <w:t>But firm.</w:t>
+      </w:r>
+    </w:p>
+    <w:p>
+      <w:pPr>
+        <w:pStyle w:val="17"/>
+        <w:keepNext w:val="0"/>
+        <w:keepLines w:val="0"/>
+        <w:widowControl/>
+        <w:suppressLineNumbers w:val="0"/>
+      </w:pPr>
+      <w:r>
+        <w:t>Cherry quietly remained on his shoulders, its tail swaying once in the wind.</w:t>
+      </w:r>
+    </w:p>
+    <w:p>
+      <w:pPr>
+        <w:pStyle w:val="17"/>
+        <w:keepNext w:val="0"/>
+        <w:keepLines w:val="0"/>
+        <w:widowControl/>
+        <w:suppressLineNumbers w:val="0"/>
+        <w:rPr>
+          <w:rFonts w:hint="default"/>
+          <w:lang w:val="en"/>
+        </w:rPr>
+      </w:pPr>
+      <w:r>
+        <w:rPr>
+          <w:rFonts w:hint="default"/>
+          <w:lang w:val="en"/>
+        </w:rPr>
+        <w:t>The group still couldn’t process what just happened, the encounter with the mutated crows and Cherry killing them all with such speed that they could barely perceive it.</w:t>
+      </w:r>
+    </w:p>
+    <w:p>
+      <w:pPr>
+        <w:pStyle w:val="17"/>
+        <w:keepNext w:val="0"/>
+        <w:keepLines w:val="0"/>
+        <w:widowControl/>
+        <w:suppressLineNumbers w:val="0"/>
+        <w:rPr>
+          <w:rFonts w:hint="default"/>
+          <w:lang w:val="en"/>
+        </w:rPr>
+      </w:pPr>
+      <w:r>
+        <w:rPr>
+          <w:rFonts w:hint="default"/>
+          <w:lang w:val="en"/>
+        </w:rPr>
+        <w:t>The incident left them in such a shock they forgot the situation they were in.</w:t>
+      </w:r>
+    </w:p>
+    <w:p>
+      <w:pPr>
+        <w:pStyle w:val="17"/>
+        <w:keepNext w:val="0"/>
+        <w:keepLines w:val="0"/>
+        <w:widowControl/>
+        <w:suppressLineNumbers w:val="0"/>
+        <w:rPr>
+          <w:rFonts w:hint="default"/>
+          <w:lang w:val="en"/>
+        </w:rPr>
+      </w:pPr>
+      <w:r>
+        <w:rPr>
+          <w:rFonts w:hint="default"/>
+          <w:lang w:val="en"/>
+        </w:rPr>
+        <w:t>“We need to move and cross the bridge fast, the blood of the mutated will likely lure other mutated monsters.”Grandpa Tanaka shouted outs in urgency.</w:t>
+      </w:r>
+    </w:p>
+    <w:p>
+      <w:pPr>
+        <w:pStyle w:val="17"/>
+        <w:keepNext w:val="0"/>
+        <w:keepLines w:val="0"/>
+        <w:widowControl/>
+        <w:suppressLineNumbers w:val="0"/>
+        <w:rPr>
+          <w:rFonts w:hint="default"/>
+          <w:lang w:val="en"/>
+        </w:rPr>
+      </w:pPr>
+      <w:r>
+        <w:rPr>
+          <w:rFonts w:hint="default"/>
+          <w:lang w:val="en"/>
+        </w:rPr>
+        <w:t xml:space="preserve">The group started rushing up the arc using remaining strength they had. </w:t>
+      </w:r>
+    </w:p>
+    <w:p>
+      <w:pPr>
+        <w:pStyle w:val="17"/>
+        <w:keepNext w:val="0"/>
+        <w:keepLines w:val="0"/>
+        <w:widowControl/>
+        <w:suppressLineNumbers w:val="0"/>
+        <w:rPr>
+          <w:rFonts w:hint="default"/>
+          <w:lang w:val="en"/>
+        </w:rPr>
+      </w:pPr>
+      <w:r>
+        <w:rPr>
+          <w:rFonts w:hint="default"/>
+          <w:lang w:val="en"/>
+        </w:rPr>
+        <w:t>The group was pushing forth with exhaustion in every move, the remaing 34 meters took them almost 20 minutes.</w:t>
+      </w:r>
+    </w:p>
+    <w:p>
+      <w:pPr>
+        <w:pStyle w:val="17"/>
+        <w:keepNext w:val="0"/>
+        <w:keepLines w:val="0"/>
+        <w:widowControl/>
+        <w:suppressLineNumbers w:val="0"/>
+        <w:rPr>
+          <w:rFonts w:hint="default"/>
+          <w:lang w:val="en"/>
+        </w:rPr>
+      </w:pPr>
+      <w:r>
+        <w:rPr>
+          <w:rFonts w:hint="default"/>
+          <w:lang w:val="en"/>
+        </w:rPr>
+        <w:t xml:space="preserve">The group lay on the pillar with great exhaution and confusion. The images of Cherry killing those crows and </w:t>
+      </w:r>
       <w:bookmarkStart w:id="82" w:name="_GoBack"/>
       <w:bookmarkEnd w:id="82"/>
     </w:p>

--- a/Legacy_of_the_Lost_Earth - Combined.docx
+++ b/Legacy_of_the_Lost_Earth - Combined.docx
@@ -7439,6 +7439,12 @@
       <w:tr>
         <w:tblPrEx>
           <w:tblLayout w:type="fixed"/>
+          <w:tblCellMar>
+            <w:top w:w="15" w:type="dxa"/>
+            <w:left w:w="15" w:type="dxa"/>
+            <w:bottom w:w="15" w:type="dxa"/>
+            <w:right w:w="15" w:type="dxa"/>
+          </w:tblCellMar>
         </w:tblPrEx>
         <w:trPr>
           <w:tblHeader/>
@@ -7498,6 +7504,12 @@
       <w:tr>
         <w:tblPrEx>
           <w:tblLayout w:type="fixed"/>
+          <w:tblCellMar>
+            <w:top w:w="15" w:type="dxa"/>
+            <w:left w:w="15" w:type="dxa"/>
+            <w:bottom w:w="15" w:type="dxa"/>
+            <w:right w:w="15" w:type="dxa"/>
+          </w:tblCellMar>
         </w:tblPrEx>
         <w:trPr>
           <w:tblCellSpacing w:w="15" w:type="dxa"/>
@@ -7606,6 +7618,12 @@
       <w:tr>
         <w:tblPrEx>
           <w:tblLayout w:type="fixed"/>
+          <w:tblCellMar>
+            <w:top w:w="15" w:type="dxa"/>
+            <w:left w:w="15" w:type="dxa"/>
+            <w:bottom w:w="15" w:type="dxa"/>
+            <w:right w:w="15" w:type="dxa"/>
+          </w:tblCellMar>
         </w:tblPrEx>
         <w:trPr>
           <w:tblCellSpacing w:w="15" w:type="dxa"/>
@@ -7759,6 +7777,12 @@
       <w:tr>
         <w:tblPrEx>
           <w:tblLayout w:type="fixed"/>
+          <w:tblCellMar>
+            <w:top w:w="15" w:type="dxa"/>
+            <w:left w:w="15" w:type="dxa"/>
+            <w:bottom w:w="15" w:type="dxa"/>
+            <w:right w:w="15" w:type="dxa"/>
+          </w:tblCellMar>
         </w:tblPrEx>
         <w:trPr>
           <w:tblHeader/>
@@ -7872,6 +7896,12 @@
       <w:tr>
         <w:tblPrEx>
           <w:tblLayout w:type="fixed"/>
+          <w:tblCellMar>
+            <w:top w:w="15" w:type="dxa"/>
+            <w:left w:w="15" w:type="dxa"/>
+            <w:bottom w:w="15" w:type="dxa"/>
+            <w:right w:w="15" w:type="dxa"/>
+          </w:tblCellMar>
         </w:tblPrEx>
         <w:trPr>
           <w:tblCellSpacing w:w="15" w:type="dxa"/>
@@ -7926,6 +7956,12 @@
       <w:tr>
         <w:tblPrEx>
           <w:tblLayout w:type="fixed"/>
+          <w:tblCellMar>
+            <w:top w:w="15" w:type="dxa"/>
+            <w:left w:w="15" w:type="dxa"/>
+            <w:bottom w:w="15" w:type="dxa"/>
+            <w:right w:w="15" w:type="dxa"/>
+          </w:tblCellMar>
         </w:tblPrEx>
         <w:trPr>
           <w:tblCellSpacing w:w="15" w:type="dxa"/>
@@ -8079,6 +8115,12 @@
       <w:tr>
         <w:tblPrEx>
           <w:tblLayout w:type="fixed"/>
+          <w:tblCellMar>
+            <w:top w:w="15" w:type="dxa"/>
+            <w:left w:w="15" w:type="dxa"/>
+            <w:bottom w:w="15" w:type="dxa"/>
+            <w:right w:w="15" w:type="dxa"/>
+          </w:tblCellMar>
         </w:tblPrEx>
         <w:trPr>
           <w:tblHeader/>
@@ -8138,6 +8180,12 @@
       <w:tr>
         <w:tblPrEx>
           <w:tblLayout w:type="fixed"/>
+          <w:tblCellMar>
+            <w:top w:w="15" w:type="dxa"/>
+            <w:left w:w="15" w:type="dxa"/>
+            <w:bottom w:w="15" w:type="dxa"/>
+            <w:right w:w="15" w:type="dxa"/>
+          </w:tblCellMar>
         </w:tblPrEx>
         <w:trPr>
           <w:tblCellSpacing w:w="15" w:type="dxa"/>
@@ -8192,6 +8240,12 @@
       <w:tr>
         <w:tblPrEx>
           <w:tblLayout w:type="fixed"/>
+          <w:tblCellMar>
+            <w:top w:w="15" w:type="dxa"/>
+            <w:left w:w="15" w:type="dxa"/>
+            <w:bottom w:w="15" w:type="dxa"/>
+            <w:right w:w="15" w:type="dxa"/>
+          </w:tblCellMar>
         </w:tblPrEx>
         <w:trPr>
           <w:tblCellSpacing w:w="15" w:type="dxa"/>
@@ -8246,6 +8300,12 @@
       <w:tr>
         <w:tblPrEx>
           <w:tblLayout w:type="fixed"/>
+          <w:tblCellMar>
+            <w:top w:w="15" w:type="dxa"/>
+            <w:left w:w="15" w:type="dxa"/>
+            <w:bottom w:w="15" w:type="dxa"/>
+            <w:right w:w="15" w:type="dxa"/>
+          </w:tblCellMar>
         </w:tblPrEx>
         <w:trPr>
           <w:tblCellSpacing w:w="15" w:type="dxa"/>
@@ -8354,6 +8414,12 @@
       <w:tr>
         <w:tblPrEx>
           <w:tblLayout w:type="fixed"/>
+          <w:tblCellMar>
+            <w:top w:w="15" w:type="dxa"/>
+            <w:left w:w="15" w:type="dxa"/>
+            <w:bottom w:w="15" w:type="dxa"/>
+            <w:right w:w="15" w:type="dxa"/>
+          </w:tblCellMar>
         </w:tblPrEx>
         <w:trPr>
           <w:tblCellSpacing w:w="15" w:type="dxa"/>
@@ -8653,12 +8719,6 @@
       <w:tr>
         <w:tblPrEx>
           <w:tblLayout w:type="fixed"/>
-          <w:tblCellMar>
-            <w:top w:w="15" w:type="dxa"/>
-            <w:left w:w="15" w:type="dxa"/>
-            <w:bottom w:w="15" w:type="dxa"/>
-            <w:right w:w="15" w:type="dxa"/>
-          </w:tblCellMar>
         </w:tblPrEx>
         <w:trPr>
           <w:tblCellSpacing w:w="15" w:type="dxa"/>
@@ -8932,12 +8992,6 @@
       <w:tr>
         <w:tblPrEx>
           <w:tblLayout w:type="fixed"/>
-          <w:tblCellMar>
-            <w:top w:w="15" w:type="dxa"/>
-            <w:left w:w="15" w:type="dxa"/>
-            <w:bottom w:w="15" w:type="dxa"/>
-            <w:right w:w="15" w:type="dxa"/>
-          </w:tblCellMar>
         </w:tblPrEx>
         <w:trPr>
           <w:tblHeader/>
@@ -8997,12 +9051,6 @@
       <w:tr>
         <w:tblPrEx>
           <w:tblLayout w:type="fixed"/>
-          <w:tblCellMar>
-            <w:top w:w="15" w:type="dxa"/>
-            <w:left w:w="15" w:type="dxa"/>
-            <w:bottom w:w="15" w:type="dxa"/>
-            <w:right w:w="15" w:type="dxa"/>
-          </w:tblCellMar>
         </w:tblPrEx>
         <w:trPr>
           <w:tblCellSpacing w:w="15" w:type="dxa"/>
@@ -9057,12 +9105,6 @@
       <w:tr>
         <w:tblPrEx>
           <w:tblLayout w:type="fixed"/>
-          <w:tblCellMar>
-            <w:top w:w="15" w:type="dxa"/>
-            <w:left w:w="15" w:type="dxa"/>
-            <w:bottom w:w="15" w:type="dxa"/>
-            <w:right w:w="15" w:type="dxa"/>
-          </w:tblCellMar>
         </w:tblPrEx>
         <w:trPr>
           <w:tblCellSpacing w:w="15" w:type="dxa"/>
@@ -9117,12 +9159,6 @@
       <w:tr>
         <w:tblPrEx>
           <w:tblLayout w:type="fixed"/>
-          <w:tblCellMar>
-            <w:top w:w="15" w:type="dxa"/>
-            <w:left w:w="15" w:type="dxa"/>
-            <w:bottom w:w="15" w:type="dxa"/>
-            <w:right w:w="15" w:type="dxa"/>
-          </w:tblCellMar>
         </w:tblPrEx>
         <w:trPr>
           <w:tblCellSpacing w:w="15" w:type="dxa"/>
@@ -9276,12 +9312,6 @@
       <w:tr>
         <w:tblPrEx>
           <w:tblLayout w:type="fixed"/>
-          <w:tblCellMar>
-            <w:top w:w="15" w:type="dxa"/>
-            <w:left w:w="15" w:type="dxa"/>
-            <w:bottom w:w="15" w:type="dxa"/>
-            <w:right w:w="15" w:type="dxa"/>
-          </w:tblCellMar>
         </w:tblPrEx>
         <w:trPr>
           <w:tblHeader/>
@@ -9341,12 +9371,6 @@
       <w:tr>
         <w:tblPrEx>
           <w:tblLayout w:type="fixed"/>
-          <w:tblCellMar>
-            <w:top w:w="15" w:type="dxa"/>
-            <w:left w:w="15" w:type="dxa"/>
-            <w:bottom w:w="15" w:type="dxa"/>
-            <w:right w:w="15" w:type="dxa"/>
-          </w:tblCellMar>
         </w:tblPrEx>
         <w:trPr>
           <w:tblCellSpacing w:w="15" w:type="dxa"/>
@@ -9401,12 +9425,6 @@
       <w:tr>
         <w:tblPrEx>
           <w:tblLayout w:type="fixed"/>
-          <w:tblCellMar>
-            <w:top w:w="15" w:type="dxa"/>
-            <w:left w:w="15" w:type="dxa"/>
-            <w:bottom w:w="15" w:type="dxa"/>
-            <w:right w:w="15" w:type="dxa"/>
-          </w:tblCellMar>
         </w:tblPrEx>
         <w:trPr>
           <w:tblCellSpacing w:w="15" w:type="dxa"/>
@@ -9461,12 +9479,6 @@
       <w:tr>
         <w:tblPrEx>
           <w:tblLayout w:type="fixed"/>
-          <w:tblCellMar>
-            <w:top w:w="15" w:type="dxa"/>
-            <w:left w:w="15" w:type="dxa"/>
-            <w:bottom w:w="15" w:type="dxa"/>
-            <w:right w:w="15" w:type="dxa"/>
-          </w:tblCellMar>
         </w:tblPrEx>
         <w:trPr>
           <w:tblCellSpacing w:w="15" w:type="dxa"/>
@@ -9745,12 +9757,6 @@
       <w:tr>
         <w:tblPrEx>
           <w:tblLayout w:type="fixed"/>
-          <w:tblCellMar>
-            <w:top w:w="15" w:type="dxa"/>
-            <w:left w:w="15" w:type="dxa"/>
-            <w:bottom w:w="15" w:type="dxa"/>
-            <w:right w:w="15" w:type="dxa"/>
-          </w:tblCellMar>
         </w:tblPrEx>
         <w:trPr>
           <w:tblCellSpacing w:w="15" w:type="dxa"/>
@@ -12620,12 +12626,6 @@
       <w:tr>
         <w:tblPrEx>
           <w:tblLayout w:type="fixed"/>
-          <w:tblCellMar>
-            <w:top w:w="15" w:type="dxa"/>
-            <w:left w:w="15" w:type="dxa"/>
-            <w:bottom w:w="15" w:type="dxa"/>
-            <w:right w:w="15" w:type="dxa"/>
-          </w:tblCellMar>
         </w:tblPrEx>
         <w:trPr>
           <w:tblCellSpacing w:w="15" w:type="dxa"/>
@@ -12678,12 +12678,6 @@
       <w:tr>
         <w:tblPrEx>
           <w:tblLayout w:type="fixed"/>
-          <w:tblCellMar>
-            <w:top w:w="15" w:type="dxa"/>
-            <w:left w:w="15" w:type="dxa"/>
-            <w:bottom w:w="15" w:type="dxa"/>
-            <w:right w:w="15" w:type="dxa"/>
-          </w:tblCellMar>
         </w:tblPrEx>
         <w:trPr>
           <w:tblCellSpacing w:w="15" w:type="dxa"/>
@@ -12736,12 +12730,6 @@
       <w:tr>
         <w:tblPrEx>
           <w:tblLayout w:type="fixed"/>
-          <w:tblCellMar>
-            <w:top w:w="15" w:type="dxa"/>
-            <w:left w:w="15" w:type="dxa"/>
-            <w:bottom w:w="15" w:type="dxa"/>
-            <w:right w:w="15" w:type="dxa"/>
-          </w:tblCellMar>
         </w:tblPrEx>
         <w:trPr>
           <w:tblCellSpacing w:w="15" w:type="dxa"/>
@@ -12898,12 +12886,6 @@
       <w:tr>
         <w:tblPrEx>
           <w:tblLayout w:type="fixed"/>
-          <w:tblCellMar>
-            <w:top w:w="15" w:type="dxa"/>
-            <w:left w:w="15" w:type="dxa"/>
-            <w:bottom w:w="15" w:type="dxa"/>
-            <w:right w:w="15" w:type="dxa"/>
-          </w:tblCellMar>
         </w:tblPrEx>
         <w:trPr>
           <w:tblCellSpacing w:w="15" w:type="dxa"/>
@@ -14208,12 +14190,6 @@
       <w:tr>
         <w:tblPrEx>
           <w:tblLayout w:type="fixed"/>
-          <w:tblCellMar>
-            <w:top w:w="15" w:type="dxa"/>
-            <w:left w:w="15" w:type="dxa"/>
-            <w:bottom w:w="15" w:type="dxa"/>
-            <w:right w:w="15" w:type="dxa"/>
-          </w:tblCellMar>
         </w:tblPrEx>
         <w:trPr>
           <w:tblCellSpacing w:w="15" w:type="dxa"/>
@@ -14318,12 +14294,6 @@
       <w:tr>
         <w:tblPrEx>
           <w:tblLayout w:type="fixed"/>
-          <w:tblCellMar>
-            <w:top w:w="15" w:type="dxa"/>
-            <w:left w:w="15" w:type="dxa"/>
-            <w:bottom w:w="15" w:type="dxa"/>
-            <w:right w:w="15" w:type="dxa"/>
-          </w:tblCellMar>
         </w:tblPrEx>
         <w:trPr>
           <w:tblCellSpacing w:w="15" w:type="dxa"/>
@@ -14376,12 +14346,6 @@
       <w:tr>
         <w:tblPrEx>
           <w:tblLayout w:type="fixed"/>
-          <w:tblCellMar>
-            <w:top w:w="15" w:type="dxa"/>
-            <w:left w:w="15" w:type="dxa"/>
-            <w:bottom w:w="15" w:type="dxa"/>
-            <w:right w:w="15" w:type="dxa"/>
-          </w:tblCellMar>
         </w:tblPrEx>
         <w:trPr>
           <w:tblCellSpacing w:w="15" w:type="dxa"/>
@@ -14486,12 +14450,6 @@
       <w:tr>
         <w:tblPrEx>
           <w:tblLayout w:type="fixed"/>
-          <w:tblCellMar>
-            <w:top w:w="15" w:type="dxa"/>
-            <w:left w:w="15" w:type="dxa"/>
-            <w:bottom w:w="15" w:type="dxa"/>
-            <w:right w:w="15" w:type="dxa"/>
-          </w:tblCellMar>
         </w:tblPrEx>
         <w:trPr>
           <w:tblCellSpacing w:w="15" w:type="dxa"/>
@@ -15700,12 +15658,6 @@
       <w:tr>
         <w:tblPrEx>
           <w:tblLayout w:type="fixed"/>
-          <w:tblCellMar>
-            <w:top w:w="15" w:type="dxa"/>
-            <w:left w:w="15" w:type="dxa"/>
-            <w:bottom w:w="15" w:type="dxa"/>
-            <w:right w:w="15" w:type="dxa"/>
-          </w:tblCellMar>
         </w:tblPrEx>
         <w:trPr>
           <w:tblCellSpacing w:w="15" w:type="dxa"/>
@@ -21637,8 +21589,15 @@
       <w:r>
         <w:rPr>
           <w:rFonts w:cs="Times New Roman"/>
-        </w:rPr>
-        <w:t>Grandpa Tanaka stroked his beard thoughtfully, his voice calm but edged with curiosity.</w:t>
+          <w:lang w:val="en"/>
+        </w:rPr>
+        <w:t>Tanaka</w:t>
+      </w:r>
+      <w:r>
+        <w:rPr>
+          <w:rFonts w:cs="Times New Roman"/>
+        </w:rPr>
+        <w:t xml:space="preserve"> stroked his beard thoughtfully, his voice calm but edged with curiosity.</w:t>
       </w:r>
       <w:r>
         <w:rPr>
@@ -21954,9 +21913,16 @@
       <w:r>
         <w:rPr>
           <w:rFonts w:cs="Times New Roman"/>
+          <w:lang w:val="en"/>
+        </w:rPr>
+        <w:t>Tanaka</w:t>
+      </w:r>
+      <w:r>
+        <w:rPr>
+          <w:rFonts w:cs="Times New Roman"/>
           <w:lang w:val="en-IN"/>
         </w:rPr>
-        <w:t>Grandpa Tanaka exhaled, his posture relaxing a little.</w:t>
+        <w:t xml:space="preserve"> exhaled, his posture relaxing a little.</w:t>
       </w:r>
       <w:r>
         <w:rPr>
@@ -22813,7 +22779,20 @@
         <w:rPr>
           <w:rFonts w:cs="Times New Roman"/>
         </w:rPr>
-        <w:t>“Grandpa Tanaka, I believe that should be enough to show that my strength has increased, right?”</w:t>
+        <w:t>“</w:t>
+      </w:r>
+      <w:r>
+        <w:rPr>
+          <w:rFonts w:cs="Times New Roman"/>
+          <w:lang w:val="en"/>
+        </w:rPr>
+        <w:t>Tanaka</w:t>
+      </w:r>
+      <w:r>
+        <w:rPr>
+          <w:rFonts w:cs="Times New Roman"/>
+        </w:rPr>
+        <w:t>, I believe that should be enough to show that my strength has increased, right?”</w:t>
       </w:r>
     </w:p>
     <w:p>
@@ -23123,7 +23102,20 @@
         <w:rPr>
           <w:rFonts w:cs="Times New Roman"/>
         </w:rPr>
-        <w:t>“It’s not trouble, Grandpa Tanaka. If eating mutated meat can help us survive… then let’s do it. We’ll hunt one together and eat its meat.”</w:t>
+        <w:t xml:space="preserve">“It’s not trouble, </w:t>
+      </w:r>
+      <w:r>
+        <w:rPr>
+          <w:rFonts w:cs="Times New Roman"/>
+          <w:lang w:val="en"/>
+        </w:rPr>
+        <w:t>Tanaka</w:t>
+      </w:r>
+      <w:r>
+        <w:rPr>
+          <w:rFonts w:cs="Times New Roman"/>
+        </w:rPr>
+        <w:t>. If eating mutated meat can help us survive… then let’s do it. We’ll hunt one together and eat its meat.”</w:t>
       </w:r>
     </w:p>
     <w:p>
@@ -23693,7 +23685,20 @@
         <w:rPr>
           <w:rFonts w:cs="Times New Roman"/>
         </w:rPr>
-        <w:t>Finally, Grandpa Tanaka stepped forward.</w:t>
+        <w:t xml:space="preserve">Finally, </w:t>
+      </w:r>
+      <w:r>
+        <w:rPr>
+          <w:rFonts w:cs="Times New Roman"/>
+          <w:lang w:val="en"/>
+        </w:rPr>
+        <w:t>Tanaka</w:t>
+      </w:r>
+      <w:r>
+        <w:rPr>
+          <w:rFonts w:cs="Times New Roman"/>
+        </w:rPr>
+        <w:t xml:space="preserve"> stepped forward.</w:t>
       </w:r>
     </w:p>
     <w:p>
@@ -24182,7 +24187,20 @@
         <w:rPr>
           <w:rFonts w:cs="Times New Roman"/>
         </w:rPr>
-        <w:t xml:space="preserve">“Their combat exposure was limited. Additionally, Grandpa Tanaka mentioned that his body still feels weak. This supports my conclusion that mutation effects are </w:t>
+        <w:t xml:space="preserve">“Their combat exposure was limited. Additionally, </w:t>
+      </w:r>
+      <w:r>
+        <w:rPr>
+          <w:rFonts w:cs="Times New Roman"/>
+          <w:lang w:val="en"/>
+        </w:rPr>
+        <w:t>Tanaka</w:t>
+      </w:r>
+      <w:r>
+        <w:rPr>
+          <w:rFonts w:cs="Times New Roman"/>
+        </w:rPr>
+        <w:t xml:space="preserve"> mentioned that his body still feels weak. This supports my conclusion that mutation effects are </w:t>
       </w:r>
       <w:r>
         <w:rPr>
@@ -24515,7 +24533,21 @@
           <w:rFonts w:cs="Times New Roman"/>
           <w:lang w:val="en-IN"/>
         </w:rPr>
-        <w:t>Only Grandpa Tanaka reacted.</w:t>
+        <w:t xml:space="preserve">Only </w:t>
+      </w:r>
+      <w:r>
+        <w:rPr>
+          <w:rFonts w:cs="Times New Roman"/>
+          <w:lang w:val="en"/>
+        </w:rPr>
+        <w:t>Tanaka</w:t>
+      </w:r>
+      <w:r>
+        <w:rPr>
+          <w:rFonts w:cs="Times New Roman"/>
+          <w:lang w:val="en-IN"/>
+        </w:rPr>
+        <w:t xml:space="preserve"> reacted.</w:t>
       </w:r>
     </w:p>
     <w:p>
@@ -24633,23 +24665,37 @@
           <w:rFonts w:cs="Times New Roman"/>
           <w:lang w:val="en-IN"/>
         </w:rPr>
-        <w:t>“It appears Grandpa Tanaka is more perceptive of changes in his body than the others. Because his physical condition was already weakened due to age, even a small improvement feels significant. The rest of you have also improved—but the increase is subtle. Continuous consumption of mutated meat will result in clearer, more noticeable enhancement.”</w:t>
-      </w:r>
-    </w:p>
-    <w:p>
-      <w:pPr>
-        <w:pStyle w:val="17"/>
-        <w:spacing w:line="360" w:lineRule="auto"/>
+        <w:t xml:space="preserve">“It appears </w:t>
+      </w:r>
+      <w:r>
+        <w:rPr>
+          <w:rFonts w:cs="Times New Roman"/>
+          <w:lang w:val="en"/>
+        </w:rPr>
+        <w:t>Tanaka</w:t>
+      </w:r>
+      <w:r>
         <w:rPr>
           <w:rFonts w:cs="Times New Roman"/>
           <w:lang w:val="en-IN"/>
         </w:rPr>
-      </w:pPr>
-      <w:r>
+        <w:t xml:space="preserve"> is more perceptive of changes in his body than the others. Because his physical condition was already weakened due to age, even a small improvement feels significant. The rest of you have also improved—but the increase is subtle. Continuous consumption of mutated meat will result in clearer, more noticeable enhancement.”</w:t>
+      </w:r>
+    </w:p>
+    <w:p>
+      <w:pPr>
+        <w:pStyle w:val="17"/>
+        <w:spacing w:line="360" w:lineRule="auto"/>
         <w:rPr>
           <w:rFonts w:cs="Times New Roman"/>
           <w:lang w:val="en-IN"/>
         </w:rPr>
+      </w:pPr>
+      <w:r>
+        <w:rPr>
+          <w:rFonts w:cs="Times New Roman"/>
+          <w:lang w:val="en-IN"/>
+        </w:rPr>
         <w:t>Understanding slowly dawned on them.</w:t>
       </w:r>
     </w:p>
@@ -24727,9 +24773,16 @@
       <w:r>
         <w:rPr>
           <w:rFonts w:cs="Times New Roman"/>
+          <w:lang w:val="en"/>
+        </w:rPr>
+        <w:t>Tanaka</w:t>
+      </w:r>
+      <w:r>
+        <w:rPr>
+          <w:rFonts w:cs="Times New Roman"/>
           <w:lang w:val="en-IN"/>
         </w:rPr>
-        <w:t>Grandpa Tanaka looked around at the group and spoke decisively.</w:t>
+        <w:t xml:space="preserve"> looked around at the group and spoke decisively.</w:t>
       </w:r>
       <w:r>
         <w:rPr>
@@ -24853,7 +24906,20 @@
         <w:rPr>
           <w:rFonts w:cs="Times New Roman"/>
         </w:rPr>
-        <w:t>At the rear, Maya covered them with the pulse gun while Grandpa Tanaka held a solid metal rod, his eyes sharp despite his age.</w:t>
+        <w:t xml:space="preserve">At the rear, Maya covered them with the pulse gun while </w:t>
+      </w:r>
+      <w:r>
+        <w:rPr>
+          <w:rFonts w:cs="Times New Roman"/>
+          <w:lang w:val="en"/>
+        </w:rPr>
+        <w:t>Tanaka</w:t>
+      </w:r>
+      <w:r>
+        <w:rPr>
+          <w:rFonts w:cs="Times New Roman"/>
+        </w:rPr>
+        <w:t xml:space="preserve"> held a solid metal rod, his eyes sharp despite his age.</w:t>
       </w:r>
       <w:r>
         <w:rPr>
@@ -25337,7 +25403,20 @@
         <w:rPr>
           <w:rFonts w:cs="Times New Roman"/>
         </w:rPr>
-        <w:t>Maya and Hirota never wavered, shielding Emily the entire time. Grandpa Tanaka stood poised to intervene, his grip tight on the metal rod—ready, should the situation have turned worse.</w:t>
+        <w:t xml:space="preserve">Maya and Hirota never wavered, shielding Emily the entire time. </w:t>
+      </w:r>
+      <w:r>
+        <w:rPr>
+          <w:rFonts w:cs="Times New Roman"/>
+          <w:lang w:val="en"/>
+        </w:rPr>
+        <w:t>Tanaka</w:t>
+      </w:r>
+      <w:r>
+        <w:rPr>
+          <w:rFonts w:cs="Times New Roman"/>
+        </w:rPr>
+        <w:t xml:space="preserve"> stood poised to intervene, his grip tight on the metal rod—ready, should the situation have turned worse.</w:t>
       </w:r>
     </w:p>
     <w:p>
@@ -25424,7 +25503,20 @@
         <w:rPr>
           <w:rFonts w:cs="Times New Roman"/>
         </w:rPr>
-        <w:t>For the next hour, they advanced cautiously, weaving through broken streets and half-burnt structures. Along the way, they encountered several mutated creatures—two dogs, a feral cat, a group of mutated birds (four Japanese serows), and a raccoon. Each threat was dealt with quickly, Kael taking the lead with his spear while Nakamura, Maya, and Grandpa Tanaka provided support and cover.</w:t>
+        <w:t xml:space="preserve">For the next hour, they advanced cautiously, weaving through broken streets and half-burnt structures. Along the way, they encountered several mutated creatures—two dogs, a feral cat, a group of mutated birds (four Japanese serows), and a raccoon. Each threat was dealt with quickly, Kael taking the lead with his spear while Nakamura, Maya, and </w:t>
+      </w:r>
+      <w:r>
+        <w:rPr>
+          <w:rFonts w:cs="Times New Roman"/>
+          <w:lang w:val="en"/>
+        </w:rPr>
+        <w:t>Tanaka</w:t>
+      </w:r>
+      <w:r>
+        <w:rPr>
+          <w:rFonts w:cs="Times New Roman"/>
+        </w:rPr>
+        <w:t xml:space="preserve"> provided support and cover.</w:t>
       </w:r>
     </w:p>
     <w:p>
@@ -25880,8 +25972,15 @@
       <w:r>
         <w:rPr>
           <w:rFonts w:cs="Times New Roman"/>
-        </w:rPr>
-        <w:t>Grandpa Tanaka was the first to speak. His voice was calm, but firm. “From your description, these creatures are not something one person can handle alone.” He straightened, gripping his metal rod more tightly. “This time, I’ll fight as well.”</w:t>
+          <w:lang w:val="en"/>
+        </w:rPr>
+        <w:t>Tanaka</w:t>
+      </w:r>
+      <w:r>
+        <w:rPr>
+          <w:rFonts w:cs="Times New Roman"/>
+        </w:rPr>
+        <w:t xml:space="preserve"> was the first to speak. His voice was calm, but firm. “From your description, these creatures are not something one person can handle alone.” He straightened, gripping his metal rod more tightly. “This time, I’ll fight as well.”</w:t>
       </w:r>
     </w:p>
     <w:p>
@@ -25971,22 +26070,48 @@
         <w:rPr>
           <w:rFonts w:cs="Times New Roman"/>
         </w:rPr>
-        <w:t>Nakamura and Grandpa Tanaka moved forward first, with Kael following right behind. The group advanced carefully, Nakamura leading the way at a cautious pace. The view over the bridge was exactly as Kael had described: a grim graveyard littered with remains.</w:t>
-      </w:r>
-    </w:p>
-    <w:p>
-      <w:pPr>
-        <w:pStyle w:val="17"/>
-        <w:spacing w:line="360" w:lineRule="auto"/>
-        <w:rPr>
-          <w:rFonts w:cs="Times New Roman"/>
-        </w:rPr>
-      </w:pPr>
-      <w:r>
-        <w:rPr>
-          <w:rFonts w:cs="Times New Roman"/>
-        </w:rPr>
-        <w:t>The two foxes were now resting beside the corpses. The larger one was facing the entrance, while the smaller one sat sideways. Nakamura and Grandpa Tanaka used military signals to communicate. Suddenly, they rushed toward the larger red fox.</w:t>
+        <w:t xml:space="preserve">Nakamura and </w:t>
+      </w:r>
+      <w:r>
+        <w:rPr>
+          <w:rFonts w:cs="Times New Roman"/>
+          <w:lang w:val="en"/>
+        </w:rPr>
+        <w:t>Tanaka</w:t>
+      </w:r>
+      <w:r>
+        <w:rPr>
+          <w:rFonts w:cs="Times New Roman"/>
+        </w:rPr>
+        <w:t xml:space="preserve"> moved forward first, with Kael following right behind. The group advanced carefully, Nakamura leading the way at a cautious pace. The view over the bridge was exactly as Kael had described: a grim graveyard littered with remains.</w:t>
+      </w:r>
+    </w:p>
+    <w:p>
+      <w:pPr>
+        <w:pStyle w:val="17"/>
+        <w:spacing w:line="360" w:lineRule="auto"/>
+        <w:rPr>
+          <w:rFonts w:cs="Times New Roman"/>
+        </w:rPr>
+      </w:pPr>
+      <w:r>
+        <w:rPr>
+          <w:rFonts w:cs="Times New Roman"/>
+        </w:rPr>
+        <w:t xml:space="preserve">The two foxes were now resting beside the corpses. The larger one was facing the entrance, while the smaller one sat sideways. Nakamura and </w:t>
+      </w:r>
+      <w:r>
+        <w:rPr>
+          <w:rFonts w:cs="Times New Roman"/>
+          <w:lang w:val="en"/>
+        </w:rPr>
+        <w:t>Tanaka</w:t>
+      </w:r>
+      <w:r>
+        <w:rPr>
+          <w:rFonts w:cs="Times New Roman"/>
+        </w:rPr>
+        <w:t xml:space="preserve"> used military signals to communicate. Suddenly, they rushed toward the larger red fox.</w:t>
       </w:r>
     </w:p>
     <w:p>
@@ -26016,7 +26141,20 @@
         <w:rPr>
           <w:rFonts w:cs="Times New Roman"/>
         </w:rPr>
-        <w:t>Seizing the moment of distraction, Grandpa Tanaka launched his attack, striking the fox's leg joint with his solid metal rod. The blow forced the fox’s leg to buckle, sending it crashing forward.</w:t>
+        <w:t xml:space="preserve">Seizing the moment of distraction, </w:t>
+      </w:r>
+      <w:r>
+        <w:rPr>
+          <w:rFonts w:cs="Times New Roman"/>
+          <w:lang w:val="en"/>
+        </w:rPr>
+        <w:t>Tanaka</w:t>
+      </w:r>
+      <w:r>
+        <w:rPr>
+          <w:rFonts w:cs="Times New Roman"/>
+        </w:rPr>
+        <w:t xml:space="preserve"> launched his attack, striking the fox's leg joint with his solid metal rod. The blow forced the fox’s leg to buckle, sending it crashing forward.</w:t>
       </w:r>
     </w:p>
     <w:p>
@@ -27911,12 +28049,6 @@
       <w:tr>
         <w:tblPrEx>
           <w:tblLayout w:type="fixed"/>
-          <w:tblCellMar>
-            <w:top w:w="0" w:type="dxa"/>
-            <w:left w:w="10" w:type="dxa"/>
-            <w:bottom w:w="0" w:type="dxa"/>
-            <w:right w:w="10" w:type="dxa"/>
-          </w:tblCellMar>
         </w:tblPrEx>
         <w:trPr>
           <w:trHeight w:val="1" w:hRule="atLeast"/>
@@ -27989,12 +28121,6 @@
       <w:tr>
         <w:tblPrEx>
           <w:tblLayout w:type="fixed"/>
-          <w:tblCellMar>
-            <w:top w:w="0" w:type="dxa"/>
-            <w:left w:w="10" w:type="dxa"/>
-            <w:bottom w:w="0" w:type="dxa"/>
-            <w:right w:w="10" w:type="dxa"/>
-          </w:tblCellMar>
         </w:tblPrEx>
         <w:trPr>
           <w:trHeight w:val="1" w:hRule="atLeast"/>
@@ -28073,12 +28199,6 @@
       <w:tr>
         <w:tblPrEx>
           <w:tblLayout w:type="fixed"/>
-          <w:tblCellMar>
-            <w:top w:w="0" w:type="dxa"/>
-            <w:left w:w="10" w:type="dxa"/>
-            <w:bottom w:w="0" w:type="dxa"/>
-            <w:right w:w="10" w:type="dxa"/>
-          </w:tblCellMar>
         </w:tblPrEx>
         <w:trPr>
           <w:trHeight w:val="1" w:hRule="atLeast"/>
@@ -28157,12 +28277,6 @@
       <w:tr>
         <w:tblPrEx>
           <w:tblLayout w:type="fixed"/>
-          <w:tblCellMar>
-            <w:top w:w="0" w:type="dxa"/>
-            <w:left w:w="10" w:type="dxa"/>
-            <w:bottom w:w="0" w:type="dxa"/>
-            <w:right w:w="10" w:type="dxa"/>
-          </w:tblCellMar>
         </w:tblPrEx>
         <w:trPr>
           <w:trHeight w:val="1" w:hRule="atLeast"/>
@@ -28319,12 +28433,6 @@
       <w:tr>
         <w:tblPrEx>
           <w:tblLayout w:type="fixed"/>
-          <w:tblCellMar>
-            <w:top w:w="0" w:type="dxa"/>
-            <w:left w:w="10" w:type="dxa"/>
-            <w:bottom w:w="0" w:type="dxa"/>
-            <w:right w:w="10" w:type="dxa"/>
-          </w:tblCellMar>
         </w:tblPrEx>
         <w:trPr>
           <w:trHeight w:val="1" w:hRule="atLeast"/>
@@ -28403,12 +28511,6 @@
       <w:tr>
         <w:tblPrEx>
           <w:tblLayout w:type="fixed"/>
-          <w:tblCellMar>
-            <w:top w:w="0" w:type="dxa"/>
-            <w:left w:w="10" w:type="dxa"/>
-            <w:bottom w:w="0" w:type="dxa"/>
-            <w:right w:w="10" w:type="dxa"/>
-          </w:tblCellMar>
         </w:tblPrEx>
         <w:trPr>
           <w:trHeight w:val="1" w:hRule="atLeast"/>
@@ -28668,12 +28770,6 @@
       <w:tr>
         <w:tblPrEx>
           <w:tblLayout w:type="fixed"/>
-          <w:tblCellMar>
-            <w:top w:w="0" w:type="dxa"/>
-            <w:left w:w="10" w:type="dxa"/>
-            <w:bottom w:w="0" w:type="dxa"/>
-            <w:right w:w="10" w:type="dxa"/>
-          </w:tblCellMar>
         </w:tblPrEx>
         <w:trPr>
           <w:trHeight w:val="1" w:hRule="atLeast"/>
@@ -28746,12 +28842,6 @@
       <w:tr>
         <w:tblPrEx>
           <w:tblLayout w:type="fixed"/>
-          <w:tblCellMar>
-            <w:top w:w="0" w:type="dxa"/>
-            <w:left w:w="10" w:type="dxa"/>
-            <w:bottom w:w="0" w:type="dxa"/>
-            <w:right w:w="10" w:type="dxa"/>
-          </w:tblCellMar>
         </w:tblPrEx>
         <w:trPr>
           <w:trHeight w:val="1" w:hRule="atLeast"/>
@@ -28830,12 +28920,6 @@
       <w:tr>
         <w:tblPrEx>
           <w:tblLayout w:type="fixed"/>
-          <w:tblCellMar>
-            <w:top w:w="0" w:type="dxa"/>
-            <w:left w:w="10" w:type="dxa"/>
-            <w:bottom w:w="0" w:type="dxa"/>
-            <w:right w:w="10" w:type="dxa"/>
-          </w:tblCellMar>
         </w:tblPrEx>
         <w:trPr>
           <w:trHeight w:val="1" w:hRule="atLeast"/>
@@ -28914,12 +28998,6 @@
       <w:tr>
         <w:tblPrEx>
           <w:tblLayout w:type="fixed"/>
-          <w:tblCellMar>
-            <w:top w:w="0" w:type="dxa"/>
-            <w:left w:w="10" w:type="dxa"/>
-            <w:bottom w:w="0" w:type="dxa"/>
-            <w:right w:w="10" w:type="dxa"/>
-          </w:tblCellMar>
         </w:tblPrEx>
         <w:trPr>
           <w:trHeight w:val="1" w:hRule="atLeast"/>
@@ -29076,12 +29154,6 @@
       <w:tr>
         <w:tblPrEx>
           <w:tblLayout w:type="fixed"/>
-          <w:tblCellMar>
-            <w:top w:w="0" w:type="dxa"/>
-            <w:left w:w="10" w:type="dxa"/>
-            <w:bottom w:w="0" w:type="dxa"/>
-            <w:right w:w="10" w:type="dxa"/>
-          </w:tblCellMar>
         </w:tblPrEx>
         <w:trPr>
           <w:trHeight w:val="200" w:hRule="atLeast"/>
@@ -30053,7 +30125,13 @@
         <w:pStyle w:val="17"/>
       </w:pPr>
       <w:r>
-        <w:t>Grandpa Tanaka narrowed his eyes at the ruins.</w:t>
+        <w:rPr>
+          <w:lang w:val="en"/>
+        </w:rPr>
+        <w:t>Tanaka</w:t>
+      </w:r>
+      <w:r>
+        <w:t xml:space="preserve"> narrowed his eyes at the ruins.</w:t>
       </w:r>
       <w:r>
         <w:br w:type="textWrapping"/>
@@ -30372,7 +30450,13 @@
         <w:pStyle w:val="17"/>
       </w:pPr>
       <w:r>
-        <w:t>Grandpa Tanaka studied the structure carefully.</w:t>
+        <w:rPr>
+          <w:lang w:val="en"/>
+        </w:rPr>
+        <w:t>Tanaka</w:t>
+      </w:r>
+      <w:r>
+        <w:t xml:space="preserve"> studied the structure carefully.</w:t>
       </w:r>
       <w:r>
         <w:br w:type="textWrapping"/>
@@ -34751,6 +34835,26 @@
       <w:r>
         <w:t>Light.</w:t>
       </w:r>
+      <w:r>
+        <w:rPr>
+          <w:rFonts w:hint="default"/>
+          <w:lang w:val="en"/>
+        </w:rPr>
+        <w:t xml:space="preserve"> </w:t>
+      </w:r>
+      <w:r>
+        <w:t>Controlled.</w:t>
+      </w:r>
+      <w:r>
+        <w:rPr>
+          <w:rFonts w:hint="default"/>
+          <w:lang w:val="en"/>
+        </w:rPr>
+        <w:t xml:space="preserve"> </w:t>
+      </w:r>
+      <w:r>
+        <w:t>Familiar.</w:t>
+      </w:r>
     </w:p>
     <w:p>
       <w:pPr>
@@ -34761,7 +34865,7 @@
         <w:suppressLineNumbers w:val="0"/>
       </w:pPr>
       <w:r>
-        <w:t>Controlled.</w:t>
+        <w:t>Cherry.</w:t>
       </w:r>
     </w:p>
     <w:p>
@@ -34773,7 +34877,7 @@
         <w:suppressLineNumbers w:val="0"/>
       </w:pPr>
       <w:r>
-        <w:t>Familiar.</w:t>
+        <w:t>The white cat settled itself across Kael’s shoulders with unnatural balance, its small paws resting firmly against him. Its fur swayed lightly in the cold wind.</w:t>
       </w:r>
     </w:p>
     <w:p>
@@ -34785,7 +34889,7 @@
         <w:suppressLineNumbers w:val="0"/>
       </w:pPr>
       <w:r>
-        <w:t>Cherry.</w:t>
+        <w:t>But its expression—</w:t>
       </w:r>
     </w:p>
     <w:p>
@@ -34797,7 +34901,7 @@
         <w:suppressLineNumbers w:val="0"/>
       </w:pPr>
       <w:r>
-        <w:t>The white cat settled itself across Kael’s shoulders with unnatural balance, its small paws resting firmly against him. Its fur swayed lightly in the cold wind.</w:t>
+        <w:t>was completely different.</w:t>
       </w:r>
     </w:p>
     <w:p>
@@ -34809,7 +34913,7 @@
         <w:suppressLineNumbers w:val="0"/>
       </w:pPr>
       <w:r>
-        <w:t>But its expression—</w:t>
+        <w:t>Its blue eyes were sharp and cold, silently staring toward the remaining darkness beyond the bridge as if searching for more threats.</w:t>
       </w:r>
     </w:p>
     <w:p>
@@ -34821,7 +34925,7 @@
         <w:suppressLineNumbers w:val="0"/>
       </w:pPr>
       <w:r>
-        <w:t>was completely different.</w:t>
+        <w:t>Its tiny paws were stained with blood.</w:t>
       </w:r>
     </w:p>
     <w:p>
@@ -34833,7 +34937,7 @@
         <w:suppressLineNumbers w:val="0"/>
       </w:pPr>
       <w:r>
-        <w:t>Its blue eyes were sharp and cold, silently staring toward the remaining darkness beyond the bridge as if searching for more threats.</w:t>
+        <w:t>Crow blood.</w:t>
       </w:r>
     </w:p>
     <w:p>
@@ -34845,7 +34949,7 @@
         <w:suppressLineNumbers w:val="0"/>
       </w:pPr>
       <w:r>
-        <w:t>Its tiny paws were stained with blood.</w:t>
+        <w:t>The group froze.</w:t>
       </w:r>
     </w:p>
     <w:p>
@@ -34857,7 +34961,7 @@
         <w:suppressLineNumbers w:val="0"/>
       </w:pPr>
       <w:r>
-        <w:t>Crow blood.</w:t>
+        <w:t>Hirota’s breathing stopped for a second.</w:t>
       </w:r>
     </w:p>
     <w:p>
@@ -34869,7 +34973,7 @@
         <w:suppressLineNumbers w:val="0"/>
       </w:pPr>
       <w:r>
-        <w:t>The group froze.</w:t>
+        <w:t>“…what?”</w:t>
       </w:r>
     </w:p>
     <w:p>
@@ -34881,7 +34985,7 @@
         <w:suppressLineNumbers w:val="0"/>
       </w:pPr>
       <w:r>
-        <w:t>Hirota’s breathing stopped for a second.</w:t>
+        <w:t>Maya stared blankly at Cherry.</w:t>
       </w:r>
     </w:p>
     <w:p>
@@ -34893,7 +34997,7 @@
         <w:suppressLineNumbers w:val="0"/>
       </w:pPr>
       <w:r>
-        <w:t>“…what?”</w:t>
+        <w:t>Then slowly—</w:t>
       </w:r>
     </w:p>
     <w:p>
@@ -34905,7 +35009,7 @@
         <w:suppressLineNumbers w:val="0"/>
       </w:pPr>
       <w:r>
-        <w:t>Maya stared blankly at Cherry.</w:t>
+        <w:t>very slowly—</w:t>
       </w:r>
     </w:p>
     <w:p>
@@ -34917,7 +35021,7 @@
         <w:suppressLineNumbers w:val="0"/>
       </w:pPr>
       <w:r>
-        <w:t>Then slowly—</w:t>
+        <w:t>her eyes drifted toward the dead crows below.</w:t>
       </w:r>
     </w:p>
     <w:p>
@@ -34929,7 +35033,7 @@
         <w:suppressLineNumbers w:val="0"/>
       </w:pPr>
       <w:r>
-        <w:t>very slowly—</w:t>
+        <w:t>Three clean slashes.</w:t>
       </w:r>
     </w:p>
     <w:p>
@@ -34941,7 +35045,7 @@
         <w:suppressLineNumbers w:val="0"/>
       </w:pPr>
       <w:r>
-        <w:t>her eyes drifted toward the dead crows below.</w:t>
+        <w:t>Perfect cuts.</w:t>
       </w:r>
     </w:p>
     <w:p>
@@ -34953,7 +35057,7 @@
         <w:suppressLineNumbers w:val="0"/>
       </w:pPr>
       <w:r>
-        <w:t>Three clean slashes.</w:t>
+        <w:t>Every corpse carried the same wounds.</w:t>
       </w:r>
     </w:p>
     <w:p>
@@ -34965,7 +35069,7 @@
         <w:suppressLineNumbers w:val="0"/>
       </w:pPr>
       <w:r>
-        <w:t>Perfect cuts.</w:t>
+        <w:t>Nakamura’s pupils narrowed.</w:t>
       </w:r>
     </w:p>
     <w:p>
@@ -34977,7 +35081,7 @@
         <w:suppressLineNumbers w:val="0"/>
       </w:pPr>
       <w:r>
-        <w:t>Every corpse carried the same wounds.</w:t>
+        <w:t>His military instincts reacted before his thoughts did.</w:t>
       </w:r>
     </w:p>
     <w:p>
@@ -34989,7 +35093,7 @@
         <w:suppressLineNumbers w:val="0"/>
       </w:pPr>
       <w:r>
-        <w:t>Nakamura’s pupils narrowed.</w:t>
+        <w:t>He looked at the distance between the bodies.</w:t>
       </w:r>
     </w:p>
     <w:p>
@@ -35001,7 +35105,7 @@
         <w:suppressLineNumbers w:val="0"/>
       </w:pPr>
       <w:r>
-        <w:t>His military instincts reacted before his thoughts did.</w:t>
+        <w:t>Then at the cables.</w:t>
       </w:r>
     </w:p>
     <w:p>
@@ -35013,7 +35117,7 @@
         <w:suppressLineNumbers w:val="0"/>
       </w:pPr>
       <w:r>
-        <w:t>He looked at the distance between the bodies.</w:t>
+        <w:t>Then at Cherry.</w:t>
       </w:r>
     </w:p>
     <w:p>
@@ -35025,7 +35129,7 @@
         <w:suppressLineNumbers w:val="0"/>
       </w:pPr>
       <w:r>
-        <w:t>Then at the cables.</w:t>
+        <w:t>“…those attacks…”</w:t>
       </w:r>
     </w:p>
     <w:p>
@@ -35037,7 +35141,7 @@
         <w:suppressLineNumbers w:val="0"/>
       </w:pPr>
       <w:r>
-        <w:t>Then at Cherry.</w:t>
+        <w:t>Tanaka’s calm expression finally cracked.</w:t>
       </w:r>
     </w:p>
     <w:p>
@@ -35049,7 +35153,7 @@
         <w:suppressLineNumbers w:val="0"/>
       </w:pPr>
       <w:r>
-        <w:t>“…those attacks…”</w:t>
+        <w:t>“That cat…”</w:t>
       </w:r>
     </w:p>
     <w:p>
@@ -35061,7 +35165,7 @@
         <w:suppressLineNumbers w:val="0"/>
       </w:pPr>
       <w:r>
-        <w:t>Tanaka’s calm expression finally cracked.</w:t>
+        <w:t>Emily looked at Cherry with wide eyes.</w:t>
       </w:r>
     </w:p>
     <w:p>
@@ -35073,7 +35177,7 @@
         <w:suppressLineNumbers w:val="0"/>
       </w:pPr>
       <w:r>
-        <w:t>“That cat…”</w:t>
+        <w:t>“Cherry… did that?”</w:t>
       </w:r>
     </w:p>
     <w:p>
@@ -35085,7 +35189,7 @@
         <w:suppressLineNumbers w:val="0"/>
       </w:pPr>
       <w:r>
-        <w:t>Emily looked at Cherry with wide eyes.</w:t>
+        <w:t>Cherry ignored them.</w:t>
       </w:r>
     </w:p>
     <w:p>
@@ -35097,7 +35201,7 @@
         <w:suppressLineNumbers w:val="0"/>
       </w:pPr>
       <w:r>
-        <w:t>“Cherry… did that?”</w:t>
+        <w:t>Its ears twitched once.</w:t>
       </w:r>
     </w:p>
     <w:p>
@@ -35109,7 +35213,17 @@
         <w:suppressLineNumbers w:val="0"/>
       </w:pPr>
       <w:r>
-        <w:t>Cherry ignored them.</w:t>
+        <w:t>Alert.</w:t>
+      </w:r>
+      <w:r>
+        <w:rPr>
+          <w:rFonts w:hint="default"/>
+          <w:lang w:val="en"/>
+        </w:rPr>
+        <w:t xml:space="preserve"> </w:t>
+      </w:r>
+      <w:r>
+        <w:t>Focused.</w:t>
       </w:r>
     </w:p>
     <w:p>
@@ -35121,7 +35235,7 @@
         <w:suppressLineNumbers w:val="0"/>
       </w:pPr>
       <w:r>
-        <w:t>Its ears twitched once.</w:t>
+        <w:t>As if killing those mutated crows had been nothing more than removing obstacles.</w:t>
       </w:r>
     </w:p>
     <w:p>
@@ -35133,7 +35247,7 @@
         <w:suppressLineNumbers w:val="0"/>
       </w:pPr>
       <w:r>
-        <w:t>Alert.</w:t>
+        <w:t>Kael stayed silent.</w:t>
       </w:r>
     </w:p>
     <w:p>
@@ -35145,7 +35259,7 @@
         <w:suppressLineNumbers w:val="0"/>
       </w:pPr>
       <w:r>
-        <w:t>Focused.</w:t>
+        <w:t>His grip on the cable tightened slightly.</w:t>
       </w:r>
     </w:p>
     <w:p>
@@ -35157,7 +35271,7 @@
         <w:suppressLineNumbers w:val="0"/>
       </w:pPr>
       <w:r>
-        <w:t>As if killing those mutated crows had been nothing more than removing obstacles.</w:t>
+        <w:t>He had hidden it until now.</w:t>
       </w:r>
     </w:p>
     <w:p>
@@ -35169,7 +35283,7 @@
         <w:suppressLineNumbers w:val="0"/>
       </w:pPr>
       <w:r>
-        <w:t>Kael stayed silent.</w:t>
+        <w:t>Not because he wanted to deceive them—</w:t>
       </w:r>
     </w:p>
     <w:p>
@@ -35181,7 +35295,7 @@
         <w:suppressLineNumbers w:val="0"/>
       </w:pPr>
       <w:r>
-        <w:t>His grip on the cable tightened slightly.</w:t>
+        <w:t>but because even he still found it hard to fully accept sometimes.</w:t>
       </w:r>
     </w:p>
     <w:p>
@@ -35193,7 +35307,7 @@
         <w:suppressLineNumbers w:val="0"/>
       </w:pPr>
       <w:r>
-        <w:t>He had hidden it until now.</w:t>
+        <w:t>Cherry wasn’t normal.</w:t>
       </w:r>
     </w:p>
     <w:p>
@@ -35205,7 +35319,7 @@
         <w:suppressLineNumbers w:val="0"/>
       </w:pPr>
       <w:r>
-        <w:t>Not because he wanted to deceive them—</w:t>
+        <w:t>Not anymore.</w:t>
       </w:r>
     </w:p>
     <w:p>
@@ -35217,7 +35331,7 @@
         <w:suppressLineNumbers w:val="0"/>
       </w:pPr>
       <w:r>
-        <w:t>but because even he still found it hard to fully accept sometimes.</w:t>
+        <w:t>Iris spoke calmly inside his mind.</w:t>
       </w:r>
     </w:p>
     <w:p>
@@ -35229,7 +35343,17 @@
         <w:suppressLineNumbers w:val="0"/>
       </w:pPr>
       <w:r>
-        <w:t>Cherry wasn’t normal.</w:t>
+        <w:t>“</w:t>
+      </w:r>
+      <w:r>
+        <w:rPr>
+          <w:rFonts w:hint="default"/>
+          <w:lang w:val="en"/>
+        </w:rPr>
+        <w:t>Cherry seems to have killed all eight mutated crows in less than 10 seconds</w:t>
+      </w:r>
+      <w:r>
+        <w:t>.”</w:t>
       </w:r>
     </w:p>
     <w:p>
@@ -35241,7 +35365,7 @@
         <w:suppressLineNumbers w:val="0"/>
       </w:pPr>
       <w:r>
-        <w:t>Not anymore.</w:t>
+        <w:t>Kael exhaled quietly.</w:t>
       </w:r>
     </w:p>
     <w:p>
@@ -35253,7 +35377,7 @@
         <w:suppressLineNumbers w:val="0"/>
       </w:pPr>
       <w:r>
-        <w:t>Iris spoke calmly inside his mind.</w:t>
+        <w:t>“…yeah. I noticed.”</w:t>
       </w:r>
     </w:p>
     <w:p>
@@ -35265,17 +35389,7 @@
         <w:suppressLineNumbers w:val="0"/>
       </w:pPr>
       <w:r>
-        <w:t>“</w:t>
-      </w:r>
-      <w:r>
-        <w:rPr>
-          <w:rFonts w:hint="default"/>
-          <w:lang w:val="en"/>
-        </w:rPr>
-        <w:t>Cherry seems to have killed all eight mutated crows in less than 10 seconds</w:t>
-      </w:r>
-      <w:r>
-        <w:t>.”</w:t>
+        <w:t>Maya’s voice came out carefully, almost cautiously.</w:t>
       </w:r>
     </w:p>
     <w:p>
@@ -35287,7 +35401,7 @@
         <w:suppressLineNumbers w:val="0"/>
       </w:pPr>
       <w:r>
-        <w:t>Kael exhaled quietly.</w:t>
+        <w:t>“Kael…”</w:t>
       </w:r>
     </w:p>
     <w:p>
@@ -35299,7 +35413,7 @@
         <w:suppressLineNumbers w:val="0"/>
       </w:pPr>
       <w:r>
-        <w:t>“…yeah. I noticed.”</w:t>
+        <w:t>Her eyes remained fixed on Cherry.</w:t>
       </w:r>
     </w:p>
     <w:p>
@@ -35311,7 +35425,7 @@
         <w:suppressLineNumbers w:val="0"/>
       </w:pPr>
       <w:r>
-        <w:t>Maya’s voice came out carefully, almost cautiously.</w:t>
+        <w:t>“…what exactly is that cat?”</w:t>
       </w:r>
     </w:p>
     <w:p>
@@ -35323,7 +35437,7 @@
         <w:suppressLineNumbers w:val="0"/>
       </w:pPr>
       <w:r>
-        <w:t>“Kael…”</w:t>
+        <w:t>For a moment, only the wind answered.</w:t>
       </w:r>
     </w:p>
     <w:p>
@@ -35335,7 +35449,7 @@
         <w:suppressLineNumbers w:val="0"/>
       </w:pPr>
       <w:r>
-        <w:t>Her eyes remained fixed on Cherry.</w:t>
+        <w:t>Then Cherry finally moved.</w:t>
       </w:r>
     </w:p>
     <w:p>
@@ -35347,7 +35461,7 @@
         <w:suppressLineNumbers w:val="0"/>
       </w:pPr>
       <w:r>
-        <w:t>“…what exactly is that cat?”</w:t>
+        <w:t>The white cat slowly turned its head toward Maya.</w:t>
       </w:r>
     </w:p>
     <w:p>
@@ -35359,7 +35473,7 @@
         <w:suppressLineNumbers w:val="0"/>
       </w:pPr>
       <w:r>
-        <w:t>For a moment, only the wind answered.</w:t>
+        <w:t>Its blue eyes locked onto hers.</w:t>
       </w:r>
     </w:p>
     <w:p>
@@ -35371,7 +35485,7 @@
         <w:suppressLineNumbers w:val="0"/>
       </w:pPr>
       <w:r>
-        <w:t>Then Cherry finally moved.</w:t>
+        <w:t>A predator’s gaze.</w:t>
       </w:r>
     </w:p>
     <w:p>
@@ -35383,7 +35497,27 @@
         <w:suppressLineNumbers w:val="0"/>
       </w:pPr>
       <w:r>
-        <w:t>The white cat slowly turned its head toward Maya.</w:t>
+        <w:t>Cold.</w:t>
+      </w:r>
+      <w:r>
+        <w:rPr>
+          <w:rFonts w:hint="default"/>
+          <w:lang w:val="en"/>
+        </w:rPr>
+        <w:t xml:space="preserve"> </w:t>
+      </w:r>
+      <w:r>
+        <w:t>Sharp.</w:t>
+      </w:r>
+      <w:r>
+        <w:rPr>
+          <w:rFonts w:hint="default"/>
+          <w:lang w:val="en"/>
+        </w:rPr>
+        <w:t xml:space="preserve"> </w:t>
+      </w:r>
+      <w:r>
+        <w:t>Dangerous.</w:t>
       </w:r>
     </w:p>
     <w:p>
@@ -35395,7 +35529,7 @@
         <w:suppressLineNumbers w:val="0"/>
       </w:pPr>
       <w:r>
-        <w:t>Its blue eyes locked onto hers.</w:t>
+        <w:t>Maya instinctively stopped breathing.</w:t>
       </w:r>
     </w:p>
     <w:p>
@@ -35407,7 +35541,17 @@
         <w:suppressLineNumbers w:val="0"/>
       </w:pPr>
       <w:r>
-        <w:t>A predator’s gaze.</w:t>
+        <w:t>Then—</w:t>
+      </w:r>
+      <w:r>
+        <w:rPr>
+          <w:rFonts w:hint="default"/>
+          <w:lang w:val="en"/>
+        </w:rPr>
+        <w:t xml:space="preserve"> </w:t>
+      </w:r>
+      <w:r>
+        <w:t>Cherry blinked once.</w:t>
       </w:r>
     </w:p>
     <w:p>
@@ -35419,7 +35563,7 @@
         <w:suppressLineNumbers w:val="0"/>
       </w:pPr>
       <w:r>
-        <w:t>Cold.</w:t>
+        <w:t>The coldness vanished instantly.</w:t>
       </w:r>
     </w:p>
     <w:p>
@@ -35431,7 +35575,7 @@
         <w:suppressLineNumbers w:val="0"/>
       </w:pPr>
       <w:r>
-        <w:t>Sharp.</w:t>
+        <w:t>It rubbed its head lightly against Kael’s cheek and let out a soft, innocent meow.</w:t>
       </w:r>
     </w:p>
     <w:p>
@@ -35443,7 +35587,7 @@
         <w:suppressLineNumbers w:val="0"/>
       </w:pPr>
       <w:r>
-        <w:t>Dangerous.</w:t>
+        <w:t>“…Meow.”</w:t>
       </w:r>
     </w:p>
     <w:p>
@@ -35455,7 +35599,7 @@
         <w:suppressLineNumbers w:val="0"/>
       </w:pPr>
       <w:r>
-        <w:t>Maya instinctively stopped breathing.</w:t>
+        <w:t>Silence.</w:t>
       </w:r>
     </w:p>
     <w:p>
@@ -35467,7 +35611,7 @@
         <w:suppressLineNumbers w:val="0"/>
       </w:pPr>
       <w:r>
-        <w:t>Then—</w:t>
+        <w:t>Hirota looked utterly lost.</w:t>
       </w:r>
     </w:p>
     <w:p>
@@ -35479,7 +35623,7 @@
         <w:suppressLineNumbers w:val="0"/>
       </w:pPr>
       <w:r>
-        <w:t>Cherry blinked once.</w:t>
+        <w:t>“That thing just killed eight mutated crows…”</w:t>
       </w:r>
     </w:p>
     <w:p>
@@ -35491,7 +35635,7 @@
         <w:suppressLineNumbers w:val="0"/>
       </w:pPr>
       <w:r>
-        <w:t>The coldness vanished instantly.</w:t>
+        <w:t>Emily stared in disbelief.</w:t>
       </w:r>
     </w:p>
     <w:p>
@@ -35503,7 +35647,7 @@
         <w:suppressLineNumbers w:val="0"/>
       </w:pPr>
       <w:r>
-        <w:t>It rubbed its head lightly against Kael’s cheek and let out a soft, innocent meow.</w:t>
+        <w:t>“…and now it’s acting cute?”</w:t>
       </w:r>
     </w:p>
     <w:p>
@@ -35515,7 +35659,7 @@
         <w:suppressLineNumbers w:val="0"/>
       </w:pPr>
       <w:r>
-        <w:t>“…Meow.”</w:t>
+        <w:t>Even Nakamura couldn’t speak immediately.</w:t>
       </w:r>
     </w:p>
     <w:p>
@@ -35527,7 +35671,7 @@
         <w:suppressLineNumbers w:val="0"/>
       </w:pPr>
       <w:r>
-        <w:t>Silence.</w:t>
+        <w:t>Tanaka suddenly laughed weakly from the other cable.</w:t>
       </w:r>
     </w:p>
     <w:p>
@@ -35539,7 +35683,7 @@
         <w:suppressLineNumbers w:val="0"/>
       </w:pPr>
       <w:r>
-        <w:t>Hirota looked utterly lost.</w:t>
+        <w:t>A tired, disbelieving laugh.</w:t>
       </w:r>
     </w:p>
     <w:p>
@@ -35551,7 +35695,7 @@
         <w:suppressLineNumbers w:val="0"/>
       </w:pPr>
       <w:r>
-        <w:t>“That thing just killed eight mutated crows…”</w:t>
+        <w:t>“Hah… this world truly has changed.”</w:t>
       </w:r>
     </w:p>
     <w:p>
@@ -35563,7 +35707,7 @@
         <w:suppressLineNumbers w:val="0"/>
       </w:pPr>
       <w:r>
-        <w:t>Emily stared in disbelief.</w:t>
+        <w:t>Kael finally spoke.</w:t>
       </w:r>
     </w:p>
     <w:p>
@@ -35575,7 +35719,7 @@
         <w:suppressLineNumbers w:val="0"/>
       </w:pPr>
       <w:r>
-        <w:t>“…and now it’s acting cute?”</w:t>
+        <w:t>“Cherry won’t hurt us.”</w:t>
       </w:r>
     </w:p>
     <w:p>
@@ -35587,7 +35731,7 @@
         <w:suppressLineNumbers w:val="0"/>
       </w:pPr>
       <w:r>
-        <w:t>Even Nakamura couldn’t speak immediately.</w:t>
+        <w:t>Simple words.</w:t>
       </w:r>
     </w:p>
     <w:p>
@@ -35599,7 +35743,7 @@
         <w:suppressLineNumbers w:val="0"/>
       </w:pPr>
       <w:r>
-        <w:t>Tanaka suddenly laughed weakly from the other cable.</w:t>
+        <w:t>But firm.</w:t>
       </w:r>
     </w:p>
     <w:p>
@@ -35611,7 +35755,7 @@
         <w:suppressLineNumbers w:val="0"/>
       </w:pPr>
       <w:r>
-        <w:t>A tired, disbelieving laugh.</w:t>
+        <w:t>Cherry quietly remained on Kael’s shoulders, its tail swaying once in the cold wind.</w:t>
       </w:r>
     </w:p>
     <w:p>
@@ -35623,7 +35767,7 @@
         <w:suppressLineNumbers w:val="0"/>
       </w:pPr>
       <w:r>
-        <w:t>“Hah… this world truly has changed.”</w:t>
+        <w:t>The group still couldn’t process what had just happened.</w:t>
       </w:r>
     </w:p>
     <w:p>
@@ -35635,7 +35779,27 @@
         <w:suppressLineNumbers w:val="0"/>
       </w:pPr>
       <w:r>
-        <w:t>Kael finally spoke.</w:t>
+        <w:t>The mutated crows.</w:t>
+      </w:r>
+      <w:r>
+        <w:rPr>
+          <w:rFonts w:hint="default"/>
+          <w:lang w:val="en"/>
+        </w:rPr>
+        <w:t xml:space="preserve"> </w:t>
+      </w:r>
+      <w:r>
+        <w:t>The sudden deaths.</w:t>
+      </w:r>
+      <w:r>
+        <w:rPr>
+          <w:rFonts w:hint="default"/>
+          <w:lang w:val="en"/>
+        </w:rPr>
+        <w:t xml:space="preserve"> </w:t>
+      </w:r>
+      <w:r>
+        <w:t>The flashes they could barely follow.</w:t>
       </w:r>
     </w:p>
     <w:p>
@@ -35647,7 +35811,27 @@
         <w:suppressLineNumbers w:val="0"/>
       </w:pPr>
       <w:r>
-        <w:t>“Cherry won’t hurt us.”</w:t>
+        <w:t>And Cherry—</w:t>
+      </w:r>
+      <w:r>
+        <w:rPr>
+          <w:rFonts w:hint="default"/>
+          <w:lang w:val="en"/>
+        </w:rPr>
+        <w:t xml:space="preserve"> </w:t>
+      </w:r>
+      <w:r>
+        <w:t>that small white cat—</w:t>
+      </w:r>
+      <w:r>
+        <w:rPr>
+          <w:rFonts w:hint="default"/>
+          <w:lang w:val="en"/>
+        </w:rPr>
+        <w:t xml:space="preserve"> </w:t>
+      </w:r>
+      <w:r>
+        <w:t>killing every single crow before any of them could even react.</w:t>
       </w:r>
     </w:p>
     <w:p>
@@ -35659,7 +35843,7 @@
         <w:suppressLineNumbers w:val="0"/>
       </w:pPr>
       <w:r>
-        <w:t>Simple words.</w:t>
+        <w:t>The silence became suffocating.</w:t>
       </w:r>
     </w:p>
     <w:p>
@@ -35671,7 +35855,7 @@
         <w:suppressLineNumbers w:val="0"/>
       </w:pPr>
       <w:r>
-        <w:t>But firm.</w:t>
+        <w:t>Even the exhaustion faded for a moment under the weight of shock.</w:t>
       </w:r>
     </w:p>
     <w:p>
@@ -35683,7 +35867,7 @@
         <w:suppressLineNumbers w:val="0"/>
       </w:pPr>
       <w:r>
-        <w:t>Cherry quietly remained on his shoulders, its tail swaying once in the wind.</w:t>
+        <w:t>Emily slowly tightened her grip around Maya.</w:t>
       </w:r>
     </w:p>
     <w:p>
@@ -35693,17 +35877,9 @@
         <w:keepLines w:val="0"/>
         <w:widowControl/>
         <w:suppressLineNumbers w:val="0"/>
-        <w:rPr>
-          <w:rFonts w:hint="default"/>
-          <w:lang w:val="en"/>
-        </w:rPr>
-      </w:pPr>
-      <w:r>
-        <w:rPr>
-          <w:rFonts w:hint="default"/>
-          <w:lang w:val="en"/>
-        </w:rPr>
-        <w:t>The group still couldn’t process what just happened, the encounter with the mutated crows and Cherry killing them all with such speed that they could barely perceive it.</w:t>
+      </w:pPr>
+      <w:r>
+        <w:t>Her small body was trembling.</w:t>
       </w:r>
     </w:p>
     <w:p>
@@ -35713,17 +35889,9 @@
         <w:keepLines w:val="0"/>
         <w:widowControl/>
         <w:suppressLineNumbers w:val="0"/>
-        <w:rPr>
-          <w:rFonts w:hint="default"/>
-          <w:lang w:val="en"/>
-        </w:rPr>
-      </w:pPr>
-      <w:r>
-        <w:rPr>
-          <w:rFonts w:hint="default"/>
-          <w:lang w:val="en"/>
-        </w:rPr>
-        <w:t>The incident left them in such a shock they forgot the situation they were in.</w:t>
+      </w:pPr>
+      <w:r>
+        <w:t>“M-Mom…”</w:t>
       </w:r>
     </w:p>
     <w:p>
@@ -35733,17 +35901,9 @@
         <w:keepLines w:val="0"/>
         <w:widowControl/>
         <w:suppressLineNumbers w:val="0"/>
-        <w:rPr>
-          <w:rFonts w:hint="default"/>
-          <w:lang w:val="en"/>
-        </w:rPr>
-      </w:pPr>
-      <w:r>
-        <w:rPr>
-          <w:rFonts w:hint="default"/>
-          <w:lang w:val="en"/>
-        </w:rPr>
-        <w:t>“We need to move and cross the bridge fast, the blood of the mutated will likely lure other mutated monsters.”Grandpa Tanaka shouted outs in urgency.</w:t>
+      </w:pPr>
+      <w:r>
+        <w:t>Maya immediately pulled her closer.</w:t>
       </w:r>
     </w:p>
     <w:p>
@@ -35753,17 +35913,9 @@
         <w:keepLines w:val="0"/>
         <w:widowControl/>
         <w:suppressLineNumbers w:val="0"/>
-        <w:rPr>
-          <w:rFonts w:hint="default"/>
-          <w:lang w:val="en"/>
-        </w:rPr>
-      </w:pPr>
-      <w:r>
-        <w:rPr>
-          <w:rFonts w:hint="default"/>
-          <w:lang w:val="en"/>
-        </w:rPr>
-        <w:t xml:space="preserve">The group started rushing up the arc using remaining strength they had. </w:t>
+      </w:pPr>
+      <w:r>
+        <w:t>“It’s okay,” she whispered instinctively, though even she wasn’t sure what she was trying to reassure anymore.</w:t>
       </w:r>
     </w:p>
     <w:p>
@@ -35773,17 +35925,9 @@
         <w:keepLines w:val="0"/>
         <w:widowControl/>
         <w:suppressLineNumbers w:val="0"/>
-        <w:rPr>
-          <w:rFonts w:hint="default"/>
-          <w:lang w:val="en"/>
-        </w:rPr>
-      </w:pPr>
-      <w:r>
-        <w:rPr>
-          <w:rFonts w:hint="default"/>
-          <w:lang w:val="en"/>
-        </w:rPr>
-        <w:t>The group was pushing forth with exhaustion in every move, the remaing 34 meters took them almost 20 minutes.</w:t>
+      </w:pPr>
+      <w:r>
+        <w:t>Her eyes remained fixed on Cherry.</w:t>
       </w:r>
     </w:p>
     <w:p>
@@ -35793,20 +35937,1791 @@
         <w:keepLines w:val="0"/>
         <w:widowControl/>
         <w:suppressLineNumbers w:val="0"/>
+      </w:pPr>
+      <w:r>
+        <w:t>Not with hatred.</w:t>
+      </w:r>
+    </w:p>
+    <w:p>
+      <w:pPr>
+        <w:pStyle w:val="17"/>
+        <w:keepNext w:val="0"/>
+        <w:keepLines w:val="0"/>
+        <w:widowControl/>
+        <w:suppressLineNumbers w:val="0"/>
+      </w:pPr>
+      <w:r>
+        <w:t>Not even fear alone.</w:t>
+      </w:r>
+    </w:p>
+    <w:p>
+      <w:pPr>
+        <w:pStyle w:val="17"/>
+        <w:keepNext w:val="0"/>
+        <w:keepLines w:val="0"/>
+        <w:widowControl/>
+        <w:suppressLineNumbers w:val="0"/>
+      </w:pPr>
+      <w:r>
+        <w:t>But uncertainty.</w:t>
+      </w:r>
+    </w:p>
+    <w:p>
+      <w:pPr>
+        <w:pStyle w:val="17"/>
+        <w:keepNext w:val="0"/>
+        <w:keepLines w:val="0"/>
+        <w:widowControl/>
+        <w:suppressLineNumbers w:val="0"/>
+      </w:pPr>
+      <w:r>
+        <w:t>A deep human uncertainty toward something they no longer understood.</w:t>
+      </w:r>
+    </w:p>
+    <w:p>
+      <w:pPr>
+        <w:pStyle w:val="17"/>
+        <w:keepNext w:val="0"/>
+        <w:keepLines w:val="0"/>
+        <w:widowControl/>
+        <w:suppressLineNumbers w:val="0"/>
+      </w:pPr>
+      <w:r>
+        <w:t>Cherry noticed their gazes.</w:t>
+      </w:r>
+    </w:p>
+    <w:p>
+      <w:pPr>
+        <w:pStyle w:val="17"/>
+        <w:keepNext w:val="0"/>
+        <w:keepLines w:val="0"/>
+        <w:widowControl/>
+        <w:suppressLineNumbers w:val="0"/>
+      </w:pPr>
+      <w:r>
+        <w:t>The white cat slowly looked around at the group.</w:t>
+      </w:r>
+    </w:p>
+    <w:p>
+      <w:pPr>
+        <w:pStyle w:val="17"/>
+        <w:keepNext w:val="0"/>
+        <w:keepLines w:val="0"/>
+        <w:widowControl/>
+        <w:suppressLineNumbers w:val="0"/>
+      </w:pPr>
+      <w:r>
+        <w:t>Its sharp blue eyes lingered on each person for a second.</w:t>
+      </w:r>
+    </w:p>
+    <w:p>
+      <w:pPr>
+        <w:pStyle w:val="17"/>
+        <w:keepNext w:val="0"/>
+        <w:keepLines w:val="0"/>
+        <w:widowControl/>
+        <w:suppressLineNumbers w:val="0"/>
+      </w:pPr>
+      <w:r>
+        <w:t>Then its ears lowered slightly.</w:t>
+      </w:r>
+    </w:p>
+    <w:p>
+      <w:pPr>
+        <w:pStyle w:val="17"/>
+        <w:keepNext w:val="0"/>
+        <w:keepLines w:val="0"/>
+        <w:widowControl/>
+        <w:suppressLineNumbers w:val="0"/>
+      </w:pPr>
+      <w:r>
+        <w:t>For the first time since killing the crows—</w:t>
+      </w:r>
+    </w:p>
+    <w:p>
+      <w:pPr>
+        <w:pStyle w:val="17"/>
+        <w:keepNext w:val="0"/>
+        <w:keepLines w:val="0"/>
+        <w:widowControl/>
+        <w:suppressLineNumbers w:val="0"/>
+      </w:pPr>
+      <w:r>
+        <w:t>it looked… uneasy.</w:t>
+      </w:r>
+    </w:p>
+    <w:p>
+      <w:pPr>
+        <w:pStyle w:val="17"/>
+        <w:keepNext w:val="0"/>
+        <w:keepLines w:val="0"/>
+        <w:widowControl/>
+        <w:suppressLineNumbers w:val="0"/>
+      </w:pPr>
+      <w:r>
+        <w:t>Kael felt it immediately.</w:t>
+      </w:r>
+    </w:p>
+    <w:p>
+      <w:pPr>
+        <w:pStyle w:val="17"/>
+        <w:keepNext w:val="0"/>
+        <w:keepLines w:val="0"/>
+        <w:widowControl/>
+        <w:suppressLineNumbers w:val="0"/>
+      </w:pPr>
+      <w:r>
+        <w:t>Through all the blood and violence, Cherry still understood emotions.</w:t>
+      </w:r>
+    </w:p>
+    <w:p>
+      <w:pPr>
+        <w:pStyle w:val="17"/>
+        <w:keepNext w:val="0"/>
+        <w:keepLines w:val="0"/>
+        <w:widowControl/>
+        <w:suppressLineNumbers w:val="0"/>
+      </w:pPr>
+      <w:r>
+        <w:t>It understood distance.</w:t>
+      </w:r>
+    </w:p>
+    <w:p>
+      <w:pPr>
+        <w:pStyle w:val="17"/>
+        <w:keepNext w:val="0"/>
+        <w:keepLines w:val="0"/>
+        <w:widowControl/>
+        <w:suppressLineNumbers w:val="0"/>
+      </w:pPr>
+      <w:r>
+        <w:t>Rejection.</w:t>
+      </w:r>
+    </w:p>
+    <w:p>
+      <w:pPr>
+        <w:pStyle w:val="17"/>
+        <w:keepNext w:val="0"/>
+        <w:keepLines w:val="0"/>
+        <w:widowControl/>
+        <w:suppressLineNumbers w:val="0"/>
+      </w:pPr>
+      <w:r>
+        <w:t>Kael slowly raised one hand and rubbed the side of Cherry’s neck gently.</w:t>
+      </w:r>
+    </w:p>
+    <w:p>
+      <w:pPr>
+        <w:pStyle w:val="17"/>
+        <w:keepNext w:val="0"/>
+        <w:keepLines w:val="0"/>
+        <w:widowControl/>
+        <w:suppressLineNumbers w:val="0"/>
+      </w:pPr>
+      <w:r>
+        <w:t>“It’s okay,” he said quietly.</w:t>
+      </w:r>
+    </w:p>
+    <w:p>
+      <w:pPr>
+        <w:pStyle w:val="17"/>
+        <w:keepNext w:val="0"/>
+        <w:keepLines w:val="0"/>
+        <w:widowControl/>
+        <w:suppressLineNumbers w:val="0"/>
+      </w:pPr>
+      <w:r>
+        <w:t>Cherry leaned slightly into his hand.</w:t>
+      </w:r>
+    </w:p>
+    <w:p>
+      <w:pPr>
+        <w:pStyle w:val="17"/>
+        <w:keepNext w:val="0"/>
+        <w:keepLines w:val="0"/>
+        <w:widowControl/>
+        <w:suppressLineNumbers w:val="0"/>
+      </w:pPr>
+      <w:r>
+        <w:t>That small action somehow made the atmosphere even stranger.</w:t>
+      </w:r>
+    </w:p>
+    <w:p>
+      <w:pPr>
+        <w:pStyle w:val="17"/>
+        <w:keepNext w:val="0"/>
+        <w:keepLines w:val="0"/>
+        <w:widowControl/>
+        <w:suppressLineNumbers w:val="0"/>
+      </w:pPr>
+      <w:r>
+        <w:t>Because monsters weren’t supposed to behave like that.</w:t>
+      </w:r>
+    </w:p>
+    <w:p>
+      <w:pPr>
+        <w:pStyle w:val="17"/>
+        <w:keepNext w:val="0"/>
+        <w:keepLines w:val="0"/>
+        <w:widowControl/>
+        <w:suppressLineNumbers w:val="0"/>
+      </w:pPr>
+      <w:r>
+        <w:rPr>
+          <w:lang w:val="en"/>
+        </w:rPr>
+        <w:t>Tanaka</w:t>
+      </w:r>
+      <w:r>
+        <w:t>’s voice suddenly cut through the silence.</w:t>
+      </w:r>
+    </w:p>
+    <w:p>
+      <w:pPr>
+        <w:pStyle w:val="17"/>
+        <w:keepNext w:val="0"/>
+        <w:keepLines w:val="0"/>
+        <w:widowControl/>
+        <w:suppressLineNumbers w:val="0"/>
+      </w:pPr>
+      <w:r>
+        <w:t>“We need to move!”</w:t>
+      </w:r>
+    </w:p>
+    <w:p>
+      <w:pPr>
+        <w:pStyle w:val="17"/>
+        <w:keepNext w:val="0"/>
+        <w:keepLines w:val="0"/>
+        <w:widowControl/>
+        <w:suppressLineNumbers w:val="0"/>
+      </w:pPr>
+      <w:r>
+        <w:t>His tone carried urgency now.</w:t>
+      </w:r>
+    </w:p>
+    <w:p>
+      <w:pPr>
+        <w:pStyle w:val="17"/>
+        <w:keepNext w:val="0"/>
+        <w:keepLines w:val="0"/>
+        <w:widowControl/>
+        <w:suppressLineNumbers w:val="0"/>
+      </w:pPr>
+      <w:r>
+        <w:t>“The blood from those crows will attract other mutated creatures!”</w:t>
+      </w:r>
+    </w:p>
+    <w:p>
+      <w:pPr>
+        <w:pStyle w:val="17"/>
+        <w:keepNext w:val="0"/>
+        <w:keepLines w:val="0"/>
+        <w:widowControl/>
+        <w:suppressLineNumbers w:val="0"/>
+      </w:pPr>
+      <w:r>
+        <w:t>That snapped everyone back to reality.</w:t>
+      </w:r>
+    </w:p>
+    <w:p>
+      <w:pPr>
+        <w:pStyle w:val="17"/>
+        <w:keepNext w:val="0"/>
+        <w:keepLines w:val="0"/>
+        <w:widowControl/>
+        <w:suppressLineNumbers w:val="0"/>
+      </w:pPr>
+      <w:r>
+        <w:t>Nakamura immediately looked around the darkening surroundings.</w:t>
+      </w:r>
+    </w:p>
+    <w:p>
+      <w:pPr>
+        <w:pStyle w:val="17"/>
+        <w:keepNext w:val="0"/>
+        <w:keepLines w:val="0"/>
+        <w:widowControl/>
+        <w:suppressLineNumbers w:val="0"/>
+      </w:pPr>
+      <w:r>
+        <w:t>“He’s right. Staying here is suicide.”</w:t>
+      </w:r>
+    </w:p>
+    <w:p>
+      <w:pPr>
+        <w:pStyle w:val="17"/>
+        <w:keepNext w:val="0"/>
+        <w:keepLines w:val="0"/>
+        <w:widowControl/>
+        <w:suppressLineNumbers w:val="0"/>
+      </w:pPr>
+      <w:r>
+        <w:t>Kael nodded.</w:t>
+      </w:r>
+    </w:p>
+    <w:p>
+      <w:pPr>
+        <w:pStyle w:val="17"/>
+        <w:keepNext w:val="0"/>
+        <w:keepLines w:val="0"/>
+        <w:widowControl/>
+        <w:suppressLineNumbers w:val="0"/>
+      </w:pPr>
+      <w:r>
+        <w:t>“Move. Now.”</w:t>
+      </w:r>
+    </w:p>
+    <w:p>
+      <w:pPr>
+        <w:pStyle w:val="17"/>
+        <w:keepNext w:val="0"/>
+        <w:keepLines w:val="0"/>
+        <w:widowControl/>
+        <w:suppressLineNumbers w:val="0"/>
+      </w:pPr>
+      <w:r>
+        <w:t>The group resumed climbing.</w:t>
+      </w:r>
+    </w:p>
+    <w:p>
+      <w:pPr>
+        <w:pStyle w:val="17"/>
+        <w:keepNext w:val="0"/>
+        <w:keepLines w:val="0"/>
+        <w:widowControl/>
+        <w:suppressLineNumbers w:val="0"/>
+      </w:pPr>
+      <w:r>
+        <w:t>Every movement hurt.</w:t>
+      </w:r>
+    </w:p>
+    <w:p>
+      <w:pPr>
+        <w:pStyle w:val="17"/>
+        <w:keepNext w:val="0"/>
+        <w:keepLines w:val="0"/>
+        <w:widowControl/>
+        <w:suppressLineNumbers w:val="0"/>
+      </w:pPr>
+      <w:r>
+        <w:t>Their muscles were already beyond exhaustion, and now fear had forced them to burn even more energy.</w:t>
+      </w:r>
+    </w:p>
+    <w:p>
+      <w:pPr>
+        <w:pStyle w:val="17"/>
+        <w:keepNext w:val="0"/>
+        <w:keepLines w:val="0"/>
+        <w:widowControl/>
+        <w:suppressLineNumbers w:val="0"/>
+      </w:pPr>
+      <w:r>
+        <w:t>The remaining thirty-four meters—</w:t>
+      </w:r>
+      <w:r>
         <w:rPr>
           <w:rFonts w:hint="default"/>
           <w:lang w:val="en"/>
         </w:rPr>
-      </w:pPr>
+        <w:t xml:space="preserve"> </w:t>
+      </w:r>
+      <w:r>
+        <w:t>took them nearly twenty minutes.</w:t>
+      </w:r>
+    </w:p>
+    <w:p>
+      <w:pPr>
+        <w:pStyle w:val="17"/>
+        <w:keepNext w:val="0"/>
+        <w:keepLines w:val="0"/>
+        <w:widowControl/>
+        <w:suppressLineNumbers w:val="0"/>
+      </w:pPr>
+      <w:r>
+        <w:t>By the time they reached the pillar, everyone collapsed onto the concrete surface.</w:t>
+      </w:r>
+    </w:p>
+    <w:p>
+      <w:pPr>
+        <w:pStyle w:val="17"/>
+        <w:keepNext w:val="0"/>
+        <w:keepLines w:val="0"/>
+        <w:widowControl/>
+        <w:suppressLineNumbers w:val="0"/>
+      </w:pPr>
+      <w:r>
+        <w:t>No one cared about dignity anymore.</w:t>
+      </w:r>
+    </w:p>
+    <w:p>
+      <w:pPr>
+        <w:pStyle w:val="17"/>
+        <w:keepNext w:val="0"/>
+        <w:keepLines w:val="0"/>
+        <w:widowControl/>
+        <w:suppressLineNumbers w:val="0"/>
+      </w:pPr>
+      <w:r>
+        <w:t>Hirota lay flat on his back, breathing heavily.</w:t>
+      </w:r>
+    </w:p>
+    <w:p>
+      <w:pPr>
+        <w:pStyle w:val="17"/>
+        <w:keepNext w:val="0"/>
+        <w:keepLines w:val="0"/>
+        <w:widowControl/>
+        <w:suppressLineNumbers w:val="0"/>
+      </w:pPr>
+      <w:r>
+        <w:t>“My arms…”</w:t>
+      </w:r>
       <w:r>
         <w:rPr>
           <w:rFonts w:hint="default"/>
           <w:lang w:val="en"/>
         </w:rPr>
-        <w:t xml:space="preserve">The group lay on the pillar with great exhaution and confusion. The images of Cherry killing those crows and </w:t>
+        <w:t>,</w:t>
+      </w:r>
+      <w:r>
+        <w:t>Emily sat against Maya silently, her face pale.</w:t>
+      </w:r>
+    </w:p>
+    <w:p>
+      <w:pPr>
+        <w:pStyle w:val="17"/>
+        <w:keepNext w:val="0"/>
+        <w:keepLines w:val="0"/>
+        <w:widowControl/>
+        <w:suppressLineNumbers w:val="0"/>
+      </w:pPr>
+      <w:r>
+        <w:t>Nakamura leaned against the pillar, eyes closed, forcing his breathing under control.</w:t>
+      </w:r>
+    </w:p>
+    <w:p>
+      <w:pPr>
+        <w:pStyle w:val="17"/>
+        <w:keepNext w:val="0"/>
+        <w:keepLines w:val="0"/>
+        <w:widowControl/>
+        <w:suppressLineNumbers w:val="0"/>
+      </w:pPr>
+      <w:r>
+        <w:t>Kael sat down heavily while Cherry remained quietly beside him.</w:t>
+      </w:r>
+    </w:p>
+    <w:p>
+      <w:pPr>
+        <w:pStyle w:val="17"/>
+        <w:keepNext w:val="0"/>
+        <w:keepLines w:val="0"/>
+        <w:widowControl/>
+        <w:suppressLineNumbers w:val="0"/>
+      </w:pPr>
+      <w:r>
+        <w:t>No one could stop looking at it.</w:t>
+      </w:r>
+    </w:p>
+    <w:p>
+      <w:pPr>
+        <w:pStyle w:val="17"/>
+        <w:keepNext w:val="0"/>
+        <w:keepLines w:val="0"/>
+        <w:widowControl/>
+        <w:suppressLineNumbers w:val="0"/>
+      </w:pPr>
+      <w:r>
+        <w:t xml:space="preserve">The images </w:t>
+      </w:r>
+      <w:r>
+        <w:rPr>
+          <w:rFonts w:hint="default"/>
+          <w:lang w:val="en"/>
+        </w:rPr>
+        <w:t xml:space="preserve">of Cherry killing those mutated crows </w:t>
+      </w:r>
+      <w:r>
+        <w:t>replayed endlessly in their minds.</w:t>
+      </w:r>
+    </w:p>
+    <w:p>
+      <w:pPr>
+        <w:pStyle w:val="17"/>
+        <w:keepNext w:val="0"/>
+        <w:keepLines w:val="0"/>
+        <w:widowControl/>
+        <w:suppressLineNumbers w:val="0"/>
+      </w:pPr>
+      <w:r>
+        <w:t>After several minutes, Maya finally spoke.</w:t>
+      </w:r>
+    </w:p>
+    <w:p>
+      <w:pPr>
+        <w:pStyle w:val="17"/>
+        <w:keepNext w:val="0"/>
+        <w:keepLines w:val="0"/>
+        <w:widowControl/>
+        <w:suppressLineNumbers w:val="0"/>
+      </w:pPr>
+      <w:r>
+        <w:t>Her voice was softer now.</w:t>
+      </w:r>
+    </w:p>
+    <w:p>
+      <w:pPr>
+        <w:pStyle w:val="17"/>
+        <w:keepNext w:val="0"/>
+        <w:keepLines w:val="0"/>
+        <w:widowControl/>
+        <w:suppressLineNumbers w:val="0"/>
+      </w:pPr>
+      <w:r>
+        <w:t>“Kael…”</w:t>
+      </w:r>
+    </w:p>
+    <w:p>
+      <w:pPr>
+        <w:pStyle w:val="17"/>
+        <w:keepNext w:val="0"/>
+        <w:keepLines w:val="0"/>
+        <w:widowControl/>
+        <w:suppressLineNumbers w:val="0"/>
+      </w:pPr>
+      <w:r>
+        <w:t>Emily clung tightly to her mother as Maya looked directly at him.</w:t>
+      </w:r>
+    </w:p>
+    <w:p>
+      <w:pPr>
+        <w:pStyle w:val="17"/>
+        <w:keepNext w:val="0"/>
+        <w:keepLines w:val="0"/>
+        <w:widowControl/>
+        <w:suppressLineNumbers w:val="0"/>
+      </w:pPr>
+      <w:r>
+        <w:t>“I know Cherry hasn’t harmed any of us.”</w:t>
+      </w:r>
+    </w:p>
+    <w:p>
+      <w:pPr>
+        <w:pStyle w:val="17"/>
+        <w:keepNext w:val="0"/>
+        <w:keepLines w:val="0"/>
+        <w:widowControl/>
+        <w:suppressLineNumbers w:val="0"/>
+      </w:pPr>
+      <w:r>
+        <w:t>Her fingers gently stroked Emily’s hair unconsciously.</w:t>
+      </w:r>
+    </w:p>
+    <w:p>
+      <w:pPr>
+        <w:pStyle w:val="17"/>
+        <w:keepNext w:val="0"/>
+        <w:keepLines w:val="0"/>
+        <w:widowControl/>
+        <w:suppressLineNumbers w:val="0"/>
+      </w:pPr>
+      <w:r>
+        <w:t>“And I know… from the way it acts around you… around Emily…”</w:t>
+      </w:r>
+    </w:p>
+    <w:p>
+      <w:pPr>
+        <w:pStyle w:val="17"/>
+        <w:keepNext w:val="0"/>
+        <w:keepLines w:val="0"/>
+        <w:widowControl/>
+        <w:suppressLineNumbers w:val="0"/>
+      </w:pPr>
+      <w:r>
+        <w:t>Her voice shook slightly.</w:t>
+      </w:r>
+    </w:p>
+    <w:p>
+      <w:pPr>
+        <w:pStyle w:val="17"/>
+        <w:keepNext w:val="0"/>
+        <w:keepLines w:val="0"/>
+        <w:widowControl/>
+        <w:suppressLineNumbers w:val="0"/>
+      </w:pPr>
+      <w:r>
+        <w:t>“But please.”</w:t>
+      </w:r>
+    </w:p>
+    <w:p>
+      <w:pPr>
+        <w:pStyle w:val="17"/>
+        <w:keepNext w:val="0"/>
+        <w:keepLines w:val="0"/>
+        <w:widowControl/>
+        <w:suppressLineNumbers w:val="0"/>
+      </w:pPr>
+      <w:r>
+        <w:t>She looked at Cherry again.</w:t>
+      </w:r>
+    </w:p>
+    <w:p>
+      <w:pPr>
+        <w:pStyle w:val="17"/>
+        <w:keepNext w:val="0"/>
+        <w:keepLines w:val="0"/>
+        <w:widowControl/>
+        <w:suppressLineNumbers w:val="0"/>
+      </w:pPr>
+      <w:r>
+        <w:t>“What exactly is it?”</w:t>
+      </w:r>
+    </w:p>
+    <w:p>
+      <w:pPr>
+        <w:pStyle w:val="17"/>
+        <w:keepNext w:val="0"/>
+        <w:keepLines w:val="0"/>
+        <w:widowControl/>
+        <w:suppressLineNumbers w:val="0"/>
+      </w:pPr>
+      <w:r>
+        <w:t>Emily slowly looked up too.</w:t>
+      </w:r>
+    </w:p>
+    <w:p>
+      <w:pPr>
+        <w:pStyle w:val="17"/>
+        <w:keepNext w:val="0"/>
+        <w:keepLines w:val="0"/>
+        <w:widowControl/>
+        <w:suppressLineNumbers w:val="0"/>
+      </w:pPr>
+      <w:r>
+        <w:t>There was fear in her eyes.</w:t>
+      </w:r>
+      <w:r>
+        <w:rPr>
+          <w:rFonts w:hint="default"/>
+          <w:lang w:val="en"/>
+        </w:rPr>
+        <w:t xml:space="preserve"> </w:t>
+      </w:r>
+      <w:r>
+        <w:t>But also confusion.</w:t>
+      </w:r>
+    </w:p>
+    <w:p>
+      <w:pPr>
+        <w:pStyle w:val="17"/>
+        <w:keepNext w:val="0"/>
+        <w:keepLines w:val="0"/>
+        <w:widowControl/>
+        <w:suppressLineNumbers w:val="0"/>
+      </w:pPr>
+      <w:r>
+        <w:t>“Cherry… is still Cherry… right?”</w:t>
+      </w:r>
+    </w:p>
+    <w:p>
+      <w:pPr>
+        <w:pStyle w:val="17"/>
+        <w:keepNext w:val="0"/>
+        <w:keepLines w:val="0"/>
+        <w:widowControl/>
+        <w:suppressLineNumbers w:val="0"/>
+      </w:pPr>
+      <w:r>
+        <w:t>The question hit harder than Maya’s.</w:t>
+      </w:r>
+    </w:p>
+    <w:p>
+      <w:pPr>
+        <w:pStyle w:val="17"/>
+        <w:keepNext w:val="0"/>
+        <w:keepLines w:val="0"/>
+        <w:widowControl/>
+        <w:suppressLineNumbers w:val="0"/>
+      </w:pPr>
+      <w:r>
+        <w:t>Kael looked at the white cat beside him.</w:t>
+      </w:r>
+    </w:p>
+    <w:p>
+      <w:pPr>
+        <w:pStyle w:val="17"/>
+        <w:keepNext w:val="0"/>
+        <w:keepLines w:val="0"/>
+        <w:widowControl/>
+        <w:suppressLineNumbers w:val="0"/>
+      </w:pPr>
+      <w:r>
+        <w:t>Cherry quietly stared back.</w:t>
+      </w:r>
+    </w:p>
+    <w:p>
+      <w:pPr>
+        <w:pStyle w:val="17"/>
+        <w:keepNext w:val="0"/>
+        <w:keepLines w:val="0"/>
+        <w:widowControl/>
+        <w:suppressLineNumbers w:val="0"/>
+      </w:pPr>
+      <w:r>
+        <w:t>Its ears lowered slightly again.</w:t>
+      </w:r>
+    </w:p>
+    <w:p>
+      <w:pPr>
+        <w:pStyle w:val="17"/>
+        <w:keepNext w:val="0"/>
+        <w:keepLines w:val="0"/>
+        <w:widowControl/>
+        <w:suppressLineNumbers w:val="0"/>
+      </w:pPr>
+      <w:r>
+        <w:t>Almost as if it understood every word.</w:t>
+      </w:r>
+    </w:p>
+    <w:p>
+      <w:pPr>
+        <w:pStyle w:val="17"/>
+        <w:keepNext w:val="0"/>
+        <w:keepLines w:val="0"/>
+        <w:widowControl/>
+        <w:suppressLineNumbers w:val="0"/>
+      </w:pPr>
+      <w:r>
+        <w:t xml:space="preserve">“We’ll talk after we cross,” </w:t>
+      </w:r>
+      <w:r>
+        <w:rPr>
+          <w:lang w:val="en"/>
+        </w:rPr>
+        <w:t>Tanaka</w:t>
+      </w:r>
+      <w:r>
+        <w:t xml:space="preserve"> interrupted firmly.</w:t>
+      </w:r>
+    </w:p>
+    <w:p>
+      <w:pPr>
+        <w:pStyle w:val="17"/>
+        <w:keepNext w:val="0"/>
+        <w:keepLines w:val="0"/>
+        <w:widowControl/>
+        <w:suppressLineNumbers w:val="0"/>
+      </w:pPr>
+      <w:r>
+        <w:t>Everyone looked toward him.</w:t>
+      </w:r>
+    </w:p>
+    <w:p>
+      <w:pPr>
+        <w:pStyle w:val="17"/>
+        <w:keepNext w:val="0"/>
+        <w:keepLines w:val="0"/>
+        <w:widowControl/>
+        <w:suppressLineNumbers w:val="0"/>
+      </w:pPr>
+      <w:r>
+        <w:t>The old man’s expression remained serious.</w:t>
+      </w:r>
+    </w:p>
+    <w:p>
+      <w:pPr>
+        <w:pStyle w:val="17"/>
+        <w:keepNext w:val="0"/>
+        <w:keepLines w:val="0"/>
+        <w:widowControl/>
+        <w:suppressLineNumbers w:val="0"/>
+      </w:pPr>
+      <w:r>
+        <w:t>“We are still hanging above a death zone with mutated blood spread beneath us.”</w:t>
+      </w:r>
+    </w:p>
+    <w:p>
+      <w:pPr>
+        <w:pStyle w:val="17"/>
+        <w:keepNext w:val="0"/>
+        <w:keepLines w:val="0"/>
+        <w:widowControl/>
+        <w:suppressLineNumbers w:val="0"/>
+      </w:pPr>
+      <w:r>
+        <w:t>He looked toward the distant ruined city.</w:t>
+      </w:r>
+    </w:p>
+    <w:p>
+      <w:pPr>
+        <w:pStyle w:val="17"/>
+        <w:keepNext w:val="0"/>
+        <w:keepLines w:val="0"/>
+        <w:widowControl/>
+        <w:suppressLineNumbers w:val="0"/>
+      </w:pPr>
+      <w:r>
+        <w:t>“This is not the place for long conversations.”</w:t>
+      </w:r>
+    </w:p>
+    <w:p>
+      <w:pPr>
+        <w:pStyle w:val="17"/>
+        <w:keepNext w:val="0"/>
+        <w:keepLines w:val="0"/>
+        <w:widowControl/>
+        <w:suppressLineNumbers w:val="0"/>
+      </w:pPr>
+      <w:r>
+        <w:t>Nakamura nodded immediately.</w:t>
+      </w:r>
+    </w:p>
+    <w:p>
+      <w:pPr>
+        <w:pStyle w:val="17"/>
+        <w:keepNext w:val="0"/>
+        <w:keepLines w:val="0"/>
+        <w:widowControl/>
+        <w:suppressLineNumbers w:val="0"/>
+      </w:pPr>
+      <w:r>
+        <w:t>“He’s right.”</w:t>
+      </w:r>
+    </w:p>
+    <w:p>
+      <w:pPr>
+        <w:pStyle w:val="17"/>
+        <w:keepNext w:val="0"/>
+        <w:keepLines w:val="0"/>
+        <w:widowControl/>
+        <w:suppressLineNumbers w:val="0"/>
+      </w:pPr>
+      <w:r>
+        <w:t>Maya hesitated—</w:t>
+      </w:r>
+      <w:r>
+        <w:rPr>
+          <w:rFonts w:hint="default"/>
+          <w:lang w:val="en"/>
+        </w:rPr>
+        <w:t xml:space="preserve"> </w:t>
+      </w:r>
+      <w:r>
+        <w:t>then slowly nodded too.</w:t>
+      </w:r>
+    </w:p>
+    <w:p>
+      <w:pPr>
+        <w:pStyle w:val="17"/>
+        <w:keepNext w:val="0"/>
+        <w:keepLines w:val="0"/>
+        <w:widowControl/>
+        <w:suppressLineNumbers w:val="0"/>
+      </w:pPr>
+      <w:r>
+        <w:t>“…fine.”</w:t>
+      </w:r>
+    </w:p>
+    <w:p>
+      <w:pPr>
+        <w:pStyle w:val="17"/>
+        <w:keepNext w:val="0"/>
+        <w:keepLines w:val="0"/>
+        <w:widowControl/>
+        <w:suppressLineNumbers w:val="0"/>
+      </w:pPr>
+      <w:r>
+        <w:t>Kael silently exhaled in relief.</w:t>
+      </w:r>
+    </w:p>
+    <w:p>
+      <w:pPr>
+        <w:pStyle w:val="17"/>
+        <w:keepNext w:val="0"/>
+        <w:keepLines w:val="0"/>
+        <w:widowControl/>
+        <w:suppressLineNumbers w:val="0"/>
+      </w:pPr>
+      <w:r>
+        <w:t>Not because he wanted to hide the truth forever.</w:t>
+      </w:r>
+    </w:p>
+    <w:p>
+      <w:pPr>
+        <w:pStyle w:val="17"/>
+        <w:keepNext w:val="0"/>
+        <w:keepLines w:val="0"/>
+        <w:widowControl/>
+        <w:suppressLineNumbers w:val="0"/>
+      </w:pPr>
+      <w:r>
+        <w:t>But because even he didn’t fully know how to explain Cherry anymore.</w:t>
+      </w:r>
+    </w:p>
+    <w:p>
+      <w:pPr>
+        <w:pStyle w:val="17"/>
+        <w:keepNext w:val="0"/>
+        <w:keepLines w:val="0"/>
+        <w:widowControl/>
+        <w:suppressLineNumbers w:val="0"/>
+      </w:pPr>
+      <w:r>
+        <w:t>Was it still just mutation?</w:t>
+      </w:r>
+    </w:p>
+    <w:p>
+      <w:pPr>
+        <w:pStyle w:val="17"/>
+        <w:keepNext w:val="0"/>
+        <w:keepLines w:val="0"/>
+        <w:widowControl/>
+        <w:suppressLineNumbers w:val="0"/>
+      </w:pPr>
+      <w:r>
+        <w:t>Or something beyond that?</w:t>
+      </w:r>
+    </w:p>
+    <w:p>
+      <w:pPr>
+        <w:pStyle w:val="17"/>
+        <w:keepNext w:val="0"/>
+        <w:keepLines w:val="0"/>
+        <w:widowControl/>
+        <w:suppressLineNumbers w:val="0"/>
+      </w:pPr>
+      <w:r>
+        <w:t>Iris spoke calmly inside his mind.</w:t>
+      </w:r>
+    </w:p>
+    <w:p>
+      <w:pPr>
+        <w:pStyle w:val="17"/>
+        <w:keepNext w:val="0"/>
+        <w:keepLines w:val="0"/>
+        <w:widowControl/>
+        <w:suppressLineNumbers w:val="0"/>
+      </w:pPr>
+      <w:r>
+        <w:t>“Emotional instability among the group has increased significantly.”</w:t>
+      </w:r>
+    </w:p>
+    <w:p>
+      <w:pPr>
+        <w:pStyle w:val="17"/>
+        <w:keepNext w:val="0"/>
+        <w:keepLines w:val="0"/>
+        <w:widowControl/>
+        <w:suppressLineNumbers w:val="0"/>
+      </w:pPr>
+      <w:r>
+        <w:t>“I noticed.”</w:t>
+      </w:r>
+    </w:p>
+    <w:p>
+      <w:pPr>
+        <w:pStyle w:val="17"/>
+        <w:keepNext w:val="0"/>
+        <w:keepLines w:val="0"/>
+        <w:widowControl/>
+        <w:suppressLineNumbers w:val="0"/>
+      </w:pPr>
+      <w:r>
+        <w:t>“</w:t>
+      </w:r>
+      <w:r>
+        <w:rPr>
+          <w:rFonts w:hint="default"/>
+          <w:lang w:val="en"/>
+        </w:rPr>
+        <w:t>Kael, this could increase the trust level of the entire group</w:t>
+      </w:r>
+      <w:r>
+        <w:t>.”</w:t>
+      </w:r>
+    </w:p>
+    <w:p>
+      <w:pPr>
+        <w:pStyle w:val="17"/>
+        <w:keepNext w:val="0"/>
+        <w:keepLines w:val="0"/>
+        <w:widowControl/>
+        <w:suppressLineNumbers w:val="0"/>
+      </w:pPr>
+      <w:r>
+        <w:t>Kael glanced at Cherry.</w:t>
+      </w:r>
+    </w:p>
+    <w:p>
+      <w:pPr>
+        <w:pStyle w:val="17"/>
+        <w:keepNext w:val="0"/>
+        <w:keepLines w:val="0"/>
+        <w:widowControl/>
+        <w:suppressLineNumbers w:val="0"/>
+      </w:pPr>
+      <w:r>
+        <w:t>The white cat quietly climbed back onto his shoulders and rested there silently.</w:t>
+      </w:r>
+    </w:p>
+    <w:p>
+      <w:pPr>
+        <w:pStyle w:val="17"/>
+        <w:keepNext w:val="0"/>
+        <w:keepLines w:val="0"/>
+        <w:widowControl/>
+        <w:suppressLineNumbers w:val="0"/>
+      </w:pPr>
+      <w:r>
+        <w:t>“…we’ll deal with that later,” Kael thought.</w:t>
+      </w:r>
+    </w:p>
+    <w:p>
+      <w:pPr>
+        <w:pStyle w:val="17"/>
+        <w:keepNext w:val="0"/>
+        <w:keepLines w:val="0"/>
+        <w:widowControl/>
+        <w:suppressLineNumbers w:val="0"/>
+      </w:pPr>
+      <w:r>
+        <w:t>The group resumed moving.</w:t>
+      </w:r>
+    </w:p>
+    <w:p>
+      <w:pPr>
+        <w:pStyle w:val="17"/>
+        <w:keepNext w:val="0"/>
+        <w:keepLines w:val="0"/>
+        <w:widowControl/>
+        <w:suppressLineNumbers w:val="0"/>
+      </w:pPr>
+      <w:r>
+        <w:t>This time downward.</w:t>
+      </w:r>
+    </w:p>
+    <w:p>
+      <w:pPr>
+        <w:pStyle w:val="17"/>
+        <w:keepNext w:val="0"/>
+        <w:keepLines w:val="0"/>
+        <w:widowControl/>
+        <w:suppressLineNumbers w:val="0"/>
+      </w:pPr>
+      <w:r>
+        <w:t>The final descent.</w:t>
+      </w:r>
+    </w:p>
+    <w:p>
+      <w:pPr>
+        <w:pStyle w:val="17"/>
+        <w:keepNext w:val="0"/>
+        <w:keepLines w:val="0"/>
+        <w:widowControl/>
+        <w:suppressLineNumbers w:val="0"/>
+      </w:pPr>
+      <w:r>
+        <w:t>Compared to climbing, it was easier—</w:t>
+      </w:r>
+    </w:p>
+    <w:p>
+      <w:pPr>
+        <w:pStyle w:val="17"/>
+        <w:keepNext w:val="0"/>
+        <w:keepLines w:val="0"/>
+        <w:widowControl/>
+        <w:suppressLineNumbers w:val="0"/>
+      </w:pPr>
+      <w:r>
+        <w:t>but their bodies were already breaking down.</w:t>
+      </w:r>
+    </w:p>
+    <w:p>
+      <w:pPr>
+        <w:pStyle w:val="17"/>
+        <w:keepNext w:val="0"/>
+        <w:keepLines w:val="0"/>
+        <w:widowControl/>
+        <w:suppressLineNumbers w:val="0"/>
+      </w:pPr>
+      <w:r>
+        <w:t>Still, step by step—</w:t>
+      </w:r>
+    </w:p>
+    <w:p>
+      <w:pPr>
+        <w:pStyle w:val="17"/>
+        <w:keepNext w:val="0"/>
+        <w:keepLines w:val="0"/>
+        <w:widowControl/>
+        <w:suppressLineNumbers w:val="0"/>
+      </w:pPr>
+      <w:r>
+        <w:t>they crossed.</w:t>
+      </w:r>
+    </w:p>
+    <w:p>
+      <w:pPr>
+        <w:pStyle w:val="17"/>
+        <w:keepNext w:val="0"/>
+        <w:keepLines w:val="0"/>
+        <w:widowControl/>
+        <w:suppressLineNumbers w:val="0"/>
+      </w:pPr>
+      <w:r>
+        <w:t>When Kael’s feet finally touched solid ground on the other side of the bridge, a strange feeling hit him.</w:t>
+      </w:r>
+    </w:p>
+    <w:p>
+      <w:pPr>
+        <w:pStyle w:val="17"/>
+        <w:keepNext w:val="0"/>
+        <w:keepLines w:val="0"/>
+        <w:widowControl/>
+        <w:suppressLineNumbers w:val="0"/>
+      </w:pPr>
+      <w:r>
+        <w:t>Relief.</w:t>
+      </w:r>
+    </w:p>
+    <w:p>
+      <w:pPr>
+        <w:pStyle w:val="17"/>
+        <w:keepNext w:val="0"/>
+        <w:keepLines w:val="0"/>
+        <w:widowControl/>
+        <w:suppressLineNumbers w:val="0"/>
+      </w:pPr>
+      <w:r>
+        <w:t>Not safety.</w:t>
+      </w:r>
+    </w:p>
+    <w:p>
+      <w:pPr>
+        <w:pStyle w:val="17"/>
+        <w:keepNext w:val="0"/>
+        <w:keepLines w:val="0"/>
+        <w:widowControl/>
+        <w:suppressLineNumbers w:val="0"/>
+      </w:pPr>
+      <w:r>
+        <w:t>Just relief that they hadn’t died crossing.</w:t>
+      </w:r>
+    </w:p>
+    <w:p>
+      <w:pPr>
+        <w:pStyle w:val="17"/>
+        <w:keepNext w:val="0"/>
+        <w:keepLines w:val="0"/>
+        <w:widowControl/>
+        <w:suppressLineNumbers w:val="0"/>
+      </w:pPr>
+      <w:r>
+        <w:t>Iris immediately spoke.</w:t>
+      </w:r>
+    </w:p>
+    <w:p>
+      <w:pPr>
+        <w:pStyle w:val="17"/>
+        <w:keepNext w:val="0"/>
+        <w:keepLines w:val="0"/>
+        <w:widowControl/>
+        <w:suppressLineNumbers w:val="0"/>
+      </w:pPr>
+      <w:r>
+        <w:t>“We need to locate shelter. Remaining in the open significantly increases encounter probability with hostile mutated organisms.”</w:t>
+      </w:r>
+    </w:p>
+    <w:p>
+      <w:pPr>
+        <w:pStyle w:val="17"/>
+        <w:keepNext w:val="0"/>
+        <w:keepLines w:val="0"/>
+        <w:widowControl/>
+        <w:suppressLineNumbers w:val="0"/>
+      </w:pPr>
+      <w:r>
+        <w:t>Kael nodded faintly.</w:t>
+      </w:r>
+    </w:p>
+    <w:p>
+      <w:pPr>
+        <w:pStyle w:val="17"/>
+        <w:keepNext w:val="0"/>
+        <w:keepLines w:val="0"/>
+        <w:widowControl/>
+        <w:suppressLineNumbers w:val="0"/>
+      </w:pPr>
+      <w:r>
+        <w:t>Even standing was becoming difficult now.</w:t>
+      </w:r>
+    </w:p>
+    <w:p>
+      <w:pPr>
+        <w:pStyle w:val="17"/>
+        <w:keepNext w:val="0"/>
+        <w:keepLines w:val="0"/>
+        <w:widowControl/>
+        <w:suppressLineNumbers w:val="0"/>
+      </w:pPr>
+      <w:r>
+        <w:t>The bridge crossing had drained them too deeply.</w:t>
+      </w:r>
+    </w:p>
+    <w:p>
+      <w:pPr>
+        <w:pStyle w:val="17"/>
+        <w:keepNext w:val="0"/>
+        <w:keepLines w:val="0"/>
+        <w:widowControl/>
+        <w:suppressLineNumbers w:val="0"/>
+        <w:rPr>
+          <w:rFonts w:hint="default"/>
+          <w:lang w:val="en"/>
+        </w:rPr>
+      </w:pPr>
+      <w:r>
+        <w:rPr>
+          <w:rFonts w:hint="default"/>
+          <w:lang w:val="en"/>
+        </w:rPr>
+        <w:t>The sky has turned dark, the sun had completely disappeared, leaving the red glow of the undying flames at the edge.</w:t>
+      </w:r>
+    </w:p>
+    <w:p>
+      <w:pPr>
+        <w:pStyle w:val="17"/>
+        <w:keepNext w:val="0"/>
+        <w:keepLines w:val="0"/>
+        <w:widowControl/>
+        <w:suppressLineNumbers w:val="0"/>
+      </w:pPr>
+      <w:r>
+        <w:t>Still—</w:t>
+      </w:r>
+      <w:r>
+        <w:rPr>
+          <w:rFonts w:hint="default"/>
+          <w:lang w:val="en"/>
+        </w:rPr>
+        <w:t xml:space="preserve"> </w:t>
+      </w:r>
+      <w:r>
+        <w:t>they couldn’t stop.</w:t>
+      </w:r>
+    </w:p>
+    <w:p>
+      <w:pPr>
+        <w:pStyle w:val="17"/>
+        <w:keepNext w:val="0"/>
+        <w:keepLines w:val="0"/>
+        <w:widowControl/>
+        <w:suppressLineNumbers w:val="0"/>
+      </w:pPr>
+      <w:r>
+        <w:t>Kael turned toward the group.</w:t>
+      </w:r>
+    </w:p>
+    <w:p>
+      <w:pPr>
+        <w:pStyle w:val="17"/>
+        <w:keepNext w:val="0"/>
+        <w:keepLines w:val="0"/>
+        <w:widowControl/>
+        <w:suppressLineNumbers w:val="0"/>
+      </w:pPr>
+      <w:r>
+        <w:t>“We need a safe place to rest.”</w:t>
+      </w:r>
+    </w:p>
+    <w:p>
+      <w:pPr>
+        <w:pStyle w:val="17"/>
+        <w:keepNext w:val="0"/>
+        <w:keepLines w:val="0"/>
+        <w:widowControl/>
+        <w:suppressLineNumbers w:val="0"/>
+      </w:pPr>
+      <w:r>
+        <w:t>His breathing was still uneven.</w:t>
+      </w:r>
+    </w:p>
+    <w:p>
+      <w:pPr>
+        <w:pStyle w:val="17"/>
+        <w:keepNext w:val="0"/>
+        <w:keepLines w:val="0"/>
+        <w:widowControl/>
+        <w:suppressLineNumbers w:val="0"/>
+      </w:pPr>
+      <w:r>
+        <w:t>“Right now we’re too weak. If something stronger appears…”</w:t>
+      </w:r>
+    </w:p>
+    <w:p>
+      <w:pPr>
+        <w:pStyle w:val="17"/>
+        <w:keepNext w:val="0"/>
+        <w:keepLines w:val="0"/>
+        <w:widowControl/>
+        <w:suppressLineNumbers w:val="0"/>
+      </w:pPr>
+      <w:r>
+        <w:t>He didn’t finish the sentence.</w:t>
+      </w:r>
+    </w:p>
+    <w:p>
+      <w:pPr>
+        <w:pStyle w:val="17"/>
+        <w:keepNext w:val="0"/>
+        <w:keepLines w:val="0"/>
+        <w:widowControl/>
+        <w:suppressLineNumbers w:val="0"/>
+      </w:pPr>
+      <w:r>
+        <w:t>He didn’t need to.</w:t>
+      </w:r>
+    </w:p>
+    <w:p>
+      <w:pPr>
+        <w:pStyle w:val="17"/>
+        <w:keepNext w:val="0"/>
+        <w:keepLines w:val="0"/>
+        <w:widowControl/>
+        <w:suppressLineNumbers w:val="0"/>
+      </w:pPr>
+      <w:r>
+        <w:t>Nakamura scanned the surroundings.</w:t>
+      </w:r>
+    </w:p>
+    <w:p>
+      <w:pPr>
+        <w:pStyle w:val="17"/>
+        <w:keepNext w:val="0"/>
+        <w:keepLines w:val="0"/>
+        <w:widowControl/>
+        <w:suppressLineNumbers w:val="0"/>
+      </w:pPr>
+      <w:r>
+        <w:t>“Moving through open streets is risky. Especially after dark.”</w:t>
+      </w:r>
+    </w:p>
+    <w:p>
+      <w:pPr>
+        <w:pStyle w:val="17"/>
+        <w:keepNext w:val="0"/>
+        <w:keepLines w:val="0"/>
+        <w:widowControl/>
+        <w:suppressLineNumbers w:val="0"/>
+      </w:pPr>
+      <w:r>
+        <w:rPr>
+          <w:lang w:val="en"/>
+        </w:rPr>
+        <w:t>Tanaka</w:t>
+      </w:r>
+      <w:r>
+        <w:t xml:space="preserve"> suddenly spoke.</w:t>
+      </w:r>
+    </w:p>
+    <w:p>
+      <w:pPr>
+        <w:pStyle w:val="17"/>
+        <w:keepNext w:val="0"/>
+        <w:keepLines w:val="0"/>
+        <w:widowControl/>
+        <w:suppressLineNumbers w:val="0"/>
+      </w:pPr>
+      <w:r>
+        <w:t>“There’s a library nearby</w:t>
+      </w:r>
+      <w:r>
+        <w:rPr>
+          <w:rFonts w:hint="default"/>
+          <w:lang w:val="en"/>
+        </w:rPr>
+        <w:t xml:space="preserve">, </w:t>
+      </w:r>
+      <w:r>
+        <w:t>The one I used to manage</w:t>
+      </w:r>
+      <w:r>
+        <w:rPr>
+          <w:rFonts w:hint="default"/>
+          <w:lang w:val="en"/>
+        </w:rPr>
+        <w:t xml:space="preserve"> as my family heritage</w:t>
+      </w:r>
+      <w:r>
+        <w:t>.”</w:t>
+      </w:r>
+    </w:p>
+    <w:p>
+      <w:pPr>
+        <w:pStyle w:val="17"/>
+        <w:keepNext w:val="0"/>
+        <w:keepLines w:val="0"/>
+        <w:widowControl/>
+        <w:suppressLineNumbers w:val="0"/>
+      </w:pPr>
+      <w:r>
+        <w:t>His tired eyes carried faint familiarity now, as if remembering an older world.</w:t>
+      </w:r>
+    </w:p>
+    <w:p>
+      <w:pPr>
+        <w:pStyle w:val="17"/>
+        <w:keepNext w:val="0"/>
+        <w:keepLines w:val="0"/>
+        <w:widowControl/>
+        <w:suppressLineNumbers w:val="0"/>
+      </w:pPr>
+      <w:r>
+        <w:t>“It’s around fifteen minutes from here if we take the secluded maintenance paths.”</w:t>
+      </w:r>
+    </w:p>
+    <w:p>
+      <w:pPr>
+        <w:pStyle w:val="17"/>
+        <w:keepNext w:val="0"/>
+        <w:keepLines w:val="0"/>
+        <w:widowControl/>
+        <w:suppressLineNumbers w:val="0"/>
+      </w:pPr>
+      <w:r>
+        <w:t>Maya frowned slightly.</w:t>
+      </w:r>
+    </w:p>
+    <w:p>
+      <w:pPr>
+        <w:pStyle w:val="17"/>
+        <w:keepNext w:val="0"/>
+        <w:keepLines w:val="0"/>
+        <w:widowControl/>
+        <w:suppressLineNumbers w:val="0"/>
+      </w:pPr>
+      <w:r>
+        <w:t>“A library?”</w:t>
+      </w:r>
+    </w:p>
+    <w:p>
+      <w:pPr>
+        <w:pStyle w:val="17"/>
+        <w:keepNext w:val="0"/>
+        <w:keepLines w:val="0"/>
+        <w:widowControl/>
+        <w:suppressLineNumbers w:val="0"/>
+      </w:pPr>
+      <w:r>
+        <w:rPr>
+          <w:rFonts w:hint="default"/>
+          <w:lang w:val="en"/>
+        </w:rPr>
+        <w:t>Nakamura replied instead of Tanaka</w:t>
+      </w:r>
+      <w:r>
+        <w:t>.</w:t>
+      </w:r>
+    </w:p>
+    <w:p>
+      <w:pPr>
+        <w:pStyle w:val="17"/>
+        <w:keepNext w:val="0"/>
+        <w:keepLines w:val="0"/>
+        <w:widowControl/>
+        <w:suppressLineNumbers w:val="0"/>
+      </w:pPr>
+      <w:r>
+        <w:t>“The building was reinforced during the automation era. Emergency shutters. Backup storage sections. Thick walls.”</w:t>
+      </w:r>
+    </w:p>
+    <w:p>
+      <w:pPr>
+        <w:pStyle w:val="17"/>
+        <w:keepNext w:val="0"/>
+        <w:keepLines w:val="0"/>
+        <w:widowControl/>
+        <w:suppressLineNumbers w:val="0"/>
+      </w:pPr>
+      <w:r>
+        <w:t>Kael listened carefully.</w:t>
+      </w:r>
+    </w:p>
+    <w:p>
+      <w:pPr>
+        <w:pStyle w:val="17"/>
+        <w:keepNext w:val="0"/>
+        <w:keepLines w:val="0"/>
+        <w:widowControl/>
+        <w:suppressLineNumbers w:val="0"/>
+      </w:pPr>
+      <w:r>
+        <w:t>“Mutated activity</w:t>
+      </w:r>
+      <w:r>
+        <w:rPr>
+          <w:rFonts w:hint="default"/>
+          <w:lang w:val="en"/>
+        </w:rPr>
+        <w:t xml:space="preserve"> around the area</w:t>
       </w:r>
       <w:bookmarkStart w:id="82" w:name="_GoBack"/>
       <w:bookmarkEnd w:id="82"/>
+      <w:r>
+        <w:t>?”</w:t>
+      </w:r>
+    </w:p>
+    <w:p>
+      <w:pPr>
+        <w:pStyle w:val="17"/>
+        <w:keepNext w:val="0"/>
+        <w:keepLines w:val="0"/>
+        <w:widowControl/>
+        <w:suppressLineNumbers w:val="0"/>
+      </w:pPr>
+      <w:r>
+        <w:t>“Low,” Tanaka replied. “The area was mostly administrative. Less population density.”</w:t>
+      </w:r>
+    </w:p>
+    <w:p>
+      <w:pPr>
+        <w:pStyle w:val="17"/>
+        <w:keepNext w:val="0"/>
+        <w:keepLines w:val="0"/>
+        <w:widowControl/>
+        <w:suppressLineNumbers w:val="0"/>
+      </w:pPr>
+      <w:r>
+        <w:t>Iris analyzed quickly.</w:t>
+      </w:r>
+    </w:p>
+    <w:p>
+      <w:pPr>
+        <w:pStyle w:val="17"/>
+        <w:keepNext w:val="0"/>
+        <w:keepLines w:val="0"/>
+        <w:widowControl/>
+        <w:suppressLineNumbers w:val="0"/>
+      </w:pPr>
+      <w:r>
+        <w:t>“Probability of viable temporary shelter: high.”</w:t>
+      </w:r>
+    </w:p>
+    <w:p>
+      <w:pPr>
+        <w:pStyle w:val="17"/>
+        <w:keepNext w:val="0"/>
+        <w:keepLines w:val="0"/>
+        <w:widowControl/>
+        <w:suppressLineNumbers w:val="0"/>
+      </w:pPr>
+      <w:r>
+        <w:t>Kael looked toward the others.</w:t>
+      </w:r>
+    </w:p>
+    <w:p>
+      <w:pPr>
+        <w:pStyle w:val="17"/>
+        <w:keepNext w:val="0"/>
+        <w:keepLines w:val="0"/>
+        <w:widowControl/>
+        <w:suppressLineNumbers w:val="0"/>
+      </w:pPr>
+      <w:r>
+        <w:t>Hirota gave a tired nod first.</w:t>
+      </w:r>
+    </w:p>
+    <w:p>
+      <w:pPr>
+        <w:pStyle w:val="17"/>
+        <w:keepNext w:val="0"/>
+        <w:keepLines w:val="0"/>
+        <w:widowControl/>
+        <w:suppressLineNumbers w:val="0"/>
+      </w:pPr>
+      <w:r>
+        <w:t>“Anywhere with walls sounds good to me…”</w:t>
+      </w:r>
+    </w:p>
+    <w:p>
+      <w:pPr>
+        <w:pStyle w:val="17"/>
+        <w:keepNext w:val="0"/>
+        <w:keepLines w:val="0"/>
+        <w:widowControl/>
+        <w:suppressLineNumbers w:val="0"/>
+      </w:pPr>
+      <w:r>
+        <w:t>Maya held Emily closer.</w:t>
+      </w:r>
+    </w:p>
+    <w:p>
+      <w:pPr>
+        <w:pStyle w:val="17"/>
+        <w:keepNext w:val="0"/>
+        <w:keepLines w:val="0"/>
+        <w:widowControl/>
+        <w:suppressLineNumbers w:val="0"/>
+      </w:pPr>
+      <w:r>
+        <w:t>Emily looked completely drained now.</w:t>
+      </w:r>
+    </w:p>
+    <w:p>
+      <w:pPr>
+        <w:pStyle w:val="17"/>
+        <w:keepNext w:val="0"/>
+        <w:keepLines w:val="0"/>
+        <w:widowControl/>
+        <w:suppressLineNumbers w:val="0"/>
+      </w:pPr>
+      <w:r>
+        <w:t>“…I just want somewhere to sleep,” she whispered weakly.</w:t>
+      </w:r>
+    </w:p>
+    <w:p>
+      <w:pPr>
+        <w:pStyle w:val="17"/>
+        <w:keepNext w:val="0"/>
+        <w:keepLines w:val="0"/>
+        <w:widowControl/>
+        <w:suppressLineNumbers w:val="0"/>
+      </w:pPr>
+      <w:r>
+        <w:t>Nakamura crossed his arms briefly.</w:t>
+      </w:r>
+    </w:p>
+    <w:p>
+      <w:pPr>
+        <w:pStyle w:val="17"/>
+        <w:keepNext w:val="0"/>
+        <w:keepLines w:val="0"/>
+        <w:widowControl/>
+        <w:suppressLineNumbers w:val="0"/>
+      </w:pPr>
+      <w:r>
+        <w:t>“It’s the best option we have.”</w:t>
+      </w:r>
+    </w:p>
+    <w:p>
+      <w:pPr>
+        <w:pStyle w:val="17"/>
+        <w:keepNext w:val="0"/>
+        <w:keepLines w:val="0"/>
+        <w:widowControl/>
+        <w:suppressLineNumbers w:val="0"/>
+      </w:pPr>
+      <w:r>
+        <w:t>The group started walking.</w:t>
+      </w:r>
+    </w:p>
+    <w:p>
+      <w:pPr>
+        <w:pStyle w:val="17"/>
+        <w:keepNext w:val="0"/>
+        <w:keepLines w:val="0"/>
+        <w:widowControl/>
+        <w:suppressLineNumbers w:val="0"/>
+      </w:pPr>
+      <w:r>
+        <w:t>Every step reminded them how badly the bridge crossing had damaged their bodies.</w:t>
+      </w:r>
+    </w:p>
+    <w:p>
+      <w:pPr>
+        <w:pStyle w:val="17"/>
+        <w:keepNext w:val="0"/>
+        <w:keepLines w:val="0"/>
+        <w:widowControl/>
+        <w:suppressLineNumbers w:val="0"/>
+      </w:pPr>
+      <w:r>
+        <w:t>The secluded paths Tanaka guided them through were narrow and overgrown.</w:t>
+      </w:r>
+    </w:p>
+    <w:p>
+      <w:pPr>
+        <w:pStyle w:val="17"/>
+        <w:keepNext w:val="0"/>
+        <w:keepLines w:val="0"/>
+        <w:widowControl/>
+        <w:suppressLineNumbers w:val="0"/>
+      </w:pPr>
+      <w:r>
+        <w:t>Collapsed vehicles blocked parts of the road.</w:t>
+      </w:r>
+    </w:p>
+    <w:p>
+      <w:pPr>
+        <w:pStyle w:val="17"/>
+        <w:keepNext w:val="0"/>
+        <w:keepLines w:val="0"/>
+        <w:widowControl/>
+        <w:suppressLineNumbers w:val="0"/>
+      </w:pPr>
+      <w:r>
+        <w:t>Burned buildings stood silently around them.</w:t>
+      </w:r>
+    </w:p>
+    <w:p>
+      <w:pPr>
+        <w:pStyle w:val="17"/>
+        <w:keepNext w:val="0"/>
+        <w:keepLines w:val="0"/>
+        <w:widowControl/>
+        <w:suppressLineNumbers w:val="0"/>
+      </w:pPr>
+      <w:r>
+        <w:t>Thankfully—</w:t>
+      </w:r>
+      <w:r>
+        <w:rPr>
+          <w:rFonts w:hint="default"/>
+          <w:lang w:val="en"/>
+        </w:rPr>
+        <w:t xml:space="preserve"> </w:t>
+      </w:r>
+      <w:r>
+        <w:t>mutated activity remained low.</w:t>
+      </w:r>
+    </w:p>
+    <w:p>
+      <w:pPr>
+        <w:pStyle w:val="17"/>
+        <w:keepNext w:val="0"/>
+        <w:keepLines w:val="0"/>
+        <w:widowControl/>
+        <w:suppressLineNumbers w:val="0"/>
+      </w:pPr>
+      <w:r>
+        <w:t>Still, they encountered several wandering mutants along the route.</w:t>
+      </w:r>
+    </w:p>
+    <w:p>
+      <w:pPr>
+        <w:pStyle w:val="17"/>
+        <w:keepNext w:val="0"/>
+        <w:keepLines w:val="0"/>
+        <w:widowControl/>
+        <w:suppressLineNumbers w:val="0"/>
+      </w:pPr>
+      <w:r>
+        <w:t>Four in total.</w:t>
+      </w:r>
+    </w:p>
+    <w:p>
+      <w:pPr>
+        <w:pStyle w:val="17"/>
+        <w:keepNext w:val="0"/>
+        <w:keepLines w:val="0"/>
+        <w:widowControl/>
+        <w:suppressLineNumbers w:val="0"/>
+        <w:rPr>
+          <w:rFonts w:hint="default"/>
+          <w:lang w:val="en"/>
+        </w:rPr>
+      </w:pPr>
     </w:p>
     <w:sectPr>
       <w:footerReference r:id="rId5" w:type="default"/>

--- a/Legacy_of_the_Lost_Earth - Combined.docx
+++ b/Legacy_of_the_Lost_Earth - Combined.docx
@@ -2605,8 +2605,8 @@
           <w:lang w:val="en"/>
         </w:rPr>
       </w:pPr>
-      <w:bookmarkStart w:id="0" w:name="_Toc594111087"/>
-      <w:bookmarkStart w:id="1" w:name="_Toc227787656"/>
+      <w:bookmarkStart w:id="0" w:name="_Toc227787656"/>
+      <w:bookmarkStart w:id="1" w:name="_Toc594111087"/>
       <w:r>
         <w:rPr>
           <w:sz w:val="24"/>
@@ -4206,8 +4206,8 @@
           <w:szCs w:val="24"/>
         </w:rPr>
       </w:pPr>
-      <w:bookmarkStart w:id="3" w:name="_Toc227787657"/>
-      <w:bookmarkStart w:id="4" w:name="_Toc1069135649"/>
+      <w:bookmarkStart w:id="3" w:name="_Toc1069135649"/>
+      <w:bookmarkStart w:id="4" w:name="_Toc227787657"/>
       <w:r>
         <w:rPr>
           <w:rFonts w:ascii="Times New Roman" w:hAnsi="Times New Roman" w:cs="Times New Roman"/>
@@ -5664,8 +5664,8 @@
           <w:szCs w:val="24"/>
         </w:rPr>
       </w:pPr>
-      <w:bookmarkStart w:id="5" w:name="_Toc2081988259"/>
-      <w:bookmarkStart w:id="6" w:name="_Toc227787658"/>
+      <w:bookmarkStart w:id="5" w:name="_Toc227787658"/>
+      <w:bookmarkStart w:id="6" w:name="_Toc2081988259"/>
       <w:r>
         <w:rPr>
           <w:rFonts w:ascii="Times New Roman" w:hAnsi="Times New Roman" w:cs="Times New Roman"/>
@@ -6243,8 +6243,8 @@
           <w:szCs w:val="24"/>
         </w:rPr>
       </w:pPr>
-      <w:bookmarkStart w:id="19" w:name="_Toc788541307"/>
-      <w:bookmarkStart w:id="20" w:name="_Toc227787665"/>
+      <w:bookmarkStart w:id="19" w:name="_Toc227787665"/>
+      <w:bookmarkStart w:id="20" w:name="_Toc788541307"/>
       <w:r>
         <w:rPr>
           <w:rFonts w:ascii="Times New Roman" w:hAnsi="Times New Roman" w:cs="Times New Roman"/>
@@ -6495,8 +6495,8 @@
           <w:szCs w:val="24"/>
         </w:rPr>
       </w:pPr>
-      <w:bookmarkStart w:id="23" w:name="_Toc227787667"/>
-      <w:bookmarkStart w:id="24" w:name="_Toc929017172"/>
+      <w:bookmarkStart w:id="23" w:name="_Toc929017172"/>
+      <w:bookmarkStart w:id="24" w:name="_Toc227787667"/>
       <w:r>
         <w:rPr>
           <w:rFonts w:ascii="Times New Roman" w:hAnsi="Times New Roman" w:cs="Times New Roman"/>
@@ -6638,8 +6638,8 @@
           <w:szCs w:val="24"/>
         </w:rPr>
       </w:pPr>
-      <w:bookmarkStart w:id="25" w:name="_Toc1546361525"/>
-      <w:bookmarkStart w:id="26" w:name="_Toc227787668"/>
+      <w:bookmarkStart w:id="25" w:name="_Toc227787668"/>
+      <w:bookmarkStart w:id="26" w:name="_Toc1546361525"/>
       <w:r>
         <w:rPr>
           <w:rFonts w:ascii="Times New Roman" w:hAnsi="Times New Roman" w:cs="Times New Roman"/>
@@ -6807,8 +6807,8 @@
           <w:szCs w:val="24"/>
         </w:rPr>
       </w:pPr>
-      <w:bookmarkStart w:id="31" w:name="_Toc1855631422"/>
-      <w:bookmarkStart w:id="32" w:name="_Toc227787671"/>
+      <w:bookmarkStart w:id="31" w:name="_Toc227787671"/>
+      <w:bookmarkStart w:id="32" w:name="_Toc1855631422"/>
       <w:r>
         <w:rPr>
           <w:rFonts w:ascii="Times New Roman" w:hAnsi="Times New Roman" w:cs="Times New Roman"/>
@@ -7178,6 +7178,12 @@
       <w:tr>
         <w:tblPrEx>
           <w:tblLayout w:type="fixed"/>
+          <w:tblCellMar>
+            <w:top w:w="15" w:type="dxa"/>
+            <w:left w:w="15" w:type="dxa"/>
+            <w:bottom w:w="15" w:type="dxa"/>
+            <w:right w:w="15" w:type="dxa"/>
+          </w:tblCellMar>
         </w:tblPrEx>
         <w:trPr>
           <w:tblCellSpacing w:w="15" w:type="dxa"/>
@@ -7232,6 +7238,12 @@
       <w:tr>
         <w:tblPrEx>
           <w:tblLayout w:type="fixed"/>
+          <w:tblCellMar>
+            <w:top w:w="15" w:type="dxa"/>
+            <w:left w:w="15" w:type="dxa"/>
+            <w:bottom w:w="15" w:type="dxa"/>
+            <w:right w:w="15" w:type="dxa"/>
+          </w:tblCellMar>
         </w:tblPrEx>
         <w:trPr>
           <w:tblCellSpacing w:w="15" w:type="dxa"/>
@@ -7286,6 +7298,12 @@
       <w:tr>
         <w:tblPrEx>
           <w:tblLayout w:type="fixed"/>
+          <w:tblCellMar>
+            <w:top w:w="15" w:type="dxa"/>
+            <w:left w:w="15" w:type="dxa"/>
+            <w:bottom w:w="15" w:type="dxa"/>
+            <w:right w:w="15" w:type="dxa"/>
+          </w:tblCellMar>
         </w:tblPrEx>
         <w:trPr>
           <w:tblCellSpacing w:w="15" w:type="dxa"/>
@@ -7564,6 +7582,12 @@
       <w:tr>
         <w:tblPrEx>
           <w:tblLayout w:type="fixed"/>
+          <w:tblCellMar>
+            <w:top w:w="15" w:type="dxa"/>
+            <w:left w:w="15" w:type="dxa"/>
+            <w:bottom w:w="15" w:type="dxa"/>
+            <w:right w:w="15" w:type="dxa"/>
+          </w:tblCellMar>
         </w:tblPrEx>
         <w:trPr>
           <w:tblCellSpacing w:w="15" w:type="dxa"/>
@@ -7743,8 +7767,8 @@
           <w:szCs w:val="24"/>
         </w:rPr>
       </w:pPr>
-      <w:bookmarkStart w:id="43" w:name="_Toc860429403"/>
-      <w:bookmarkStart w:id="44" w:name="_Toc227787677"/>
+      <w:bookmarkStart w:id="43" w:name="_Toc227787677"/>
+      <w:bookmarkStart w:id="44" w:name="_Toc860429403"/>
       <w:r>
         <w:rPr>
           <w:rFonts w:ascii="Times New Roman" w:hAnsi="Times New Roman" w:cs="Times New Roman"/>
@@ -7842,6 +7866,12 @@
       <w:tr>
         <w:tblPrEx>
           <w:tblLayout w:type="fixed"/>
+          <w:tblCellMar>
+            <w:top w:w="15" w:type="dxa"/>
+            <w:left w:w="15" w:type="dxa"/>
+            <w:bottom w:w="15" w:type="dxa"/>
+            <w:right w:w="15" w:type="dxa"/>
+          </w:tblCellMar>
         </w:tblPrEx>
         <w:trPr>
           <w:tblCellSpacing w:w="15" w:type="dxa"/>
@@ -8081,8 +8111,8 @@
           <w:szCs w:val="24"/>
         </w:rPr>
       </w:pPr>
-      <w:bookmarkStart w:id="45" w:name="_Toc227787678"/>
-      <w:bookmarkStart w:id="46" w:name="_Toc999226538"/>
+      <w:bookmarkStart w:id="45" w:name="_Toc999226538"/>
+      <w:bookmarkStart w:id="46" w:name="_Toc227787678"/>
       <w:r>
         <w:rPr>
           <w:rFonts w:ascii="Times New Roman" w:hAnsi="Times New Roman" w:cs="Times New Roman"/>
@@ -8958,8 +8988,8 @@
           <w:szCs w:val="24"/>
         </w:rPr>
       </w:pPr>
-      <w:bookmarkStart w:id="51" w:name="_Toc1464373364"/>
-      <w:bookmarkStart w:id="52" w:name="_Toc227787681"/>
+      <w:bookmarkStart w:id="51" w:name="_Toc227787681"/>
+      <w:bookmarkStart w:id="52" w:name="_Toc1464373364"/>
       <w:r>
         <w:rPr>
           <w:rFonts w:ascii="Times New Roman" w:hAnsi="Times New Roman" w:cs="Times New Roman"/>
@@ -8992,6 +9022,12 @@
       <w:tr>
         <w:tblPrEx>
           <w:tblLayout w:type="fixed"/>
+          <w:tblCellMar>
+            <w:top w:w="15" w:type="dxa"/>
+            <w:left w:w="15" w:type="dxa"/>
+            <w:bottom w:w="15" w:type="dxa"/>
+            <w:right w:w="15" w:type="dxa"/>
+          </w:tblCellMar>
         </w:tblPrEx>
         <w:trPr>
           <w:tblHeader/>
@@ -9051,6 +9087,12 @@
       <w:tr>
         <w:tblPrEx>
           <w:tblLayout w:type="fixed"/>
+          <w:tblCellMar>
+            <w:top w:w="15" w:type="dxa"/>
+            <w:left w:w="15" w:type="dxa"/>
+            <w:bottom w:w="15" w:type="dxa"/>
+            <w:right w:w="15" w:type="dxa"/>
+          </w:tblCellMar>
         </w:tblPrEx>
         <w:trPr>
           <w:tblCellSpacing w:w="15" w:type="dxa"/>
@@ -9159,6 +9201,12 @@
       <w:tr>
         <w:tblPrEx>
           <w:tblLayout w:type="fixed"/>
+          <w:tblCellMar>
+            <w:top w:w="15" w:type="dxa"/>
+            <w:left w:w="15" w:type="dxa"/>
+            <w:bottom w:w="15" w:type="dxa"/>
+            <w:right w:w="15" w:type="dxa"/>
+          </w:tblCellMar>
         </w:tblPrEx>
         <w:trPr>
           <w:tblCellSpacing w:w="15" w:type="dxa"/>
@@ -9598,8 +9646,8 @@
           <w:szCs w:val="24"/>
         </w:rPr>
       </w:pPr>
-      <w:bookmarkStart w:id="55" w:name="_Toc227787683"/>
-      <w:bookmarkStart w:id="56" w:name="_Toc2123736717"/>
+      <w:bookmarkStart w:id="55" w:name="_Toc2123736717"/>
+      <w:bookmarkStart w:id="56" w:name="_Toc227787683"/>
       <w:r>
         <w:rPr>
           <w:rFonts w:ascii="Times New Roman" w:hAnsi="Times New Roman" w:cs="Times New Roman"/>
@@ -9757,6 +9805,12 @@
       <w:tr>
         <w:tblPrEx>
           <w:tblLayout w:type="fixed"/>
+          <w:tblCellMar>
+            <w:top w:w="15" w:type="dxa"/>
+            <w:left w:w="15" w:type="dxa"/>
+            <w:bottom w:w="15" w:type="dxa"/>
+            <w:right w:w="15" w:type="dxa"/>
+          </w:tblCellMar>
         </w:tblPrEx>
         <w:trPr>
           <w:tblCellSpacing w:w="15" w:type="dxa"/>
@@ -10038,8 +10092,8 @@
           <w:lang w:val="en"/>
         </w:rPr>
       </w:pPr>
-      <w:bookmarkStart w:id="57" w:name="_Toc227787684"/>
-      <w:bookmarkStart w:id="58" w:name="_Toc309830044"/>
+      <w:bookmarkStart w:id="57" w:name="_Toc309830044"/>
+      <w:bookmarkStart w:id="58" w:name="_Toc227787684"/>
       <w:r>
         <w:rPr>
           <w:sz w:val="24"/>
@@ -12955,8 +13009,8 @@
           <w:lang w:val="en"/>
         </w:rPr>
       </w:pPr>
-      <w:bookmarkStart w:id="61" w:name="_Toc227787686"/>
-      <w:bookmarkStart w:id="62" w:name="_Toc570364156"/>
+      <w:bookmarkStart w:id="61" w:name="_Toc570364156"/>
+      <w:bookmarkStart w:id="62" w:name="_Toc227787686"/>
       <w:r>
         <w:rPr>
           <w:sz w:val="24"/>
@@ -14190,6 +14244,12 @@
       <w:tr>
         <w:tblPrEx>
           <w:tblLayout w:type="fixed"/>
+          <w:tblCellMar>
+            <w:top w:w="15" w:type="dxa"/>
+            <w:left w:w="15" w:type="dxa"/>
+            <w:bottom w:w="15" w:type="dxa"/>
+            <w:right w:w="15" w:type="dxa"/>
+          </w:tblCellMar>
         </w:tblPrEx>
         <w:trPr>
           <w:tblCellSpacing w:w="15" w:type="dxa"/>
@@ -14242,6 +14302,12 @@
       <w:tr>
         <w:tblPrEx>
           <w:tblLayout w:type="fixed"/>
+          <w:tblCellMar>
+            <w:top w:w="15" w:type="dxa"/>
+            <w:left w:w="15" w:type="dxa"/>
+            <w:bottom w:w="15" w:type="dxa"/>
+            <w:right w:w="15" w:type="dxa"/>
+          </w:tblCellMar>
         </w:tblPrEx>
         <w:trPr>
           <w:tblCellSpacing w:w="15" w:type="dxa"/>
@@ -14294,6 +14360,12 @@
       <w:tr>
         <w:tblPrEx>
           <w:tblLayout w:type="fixed"/>
+          <w:tblCellMar>
+            <w:top w:w="15" w:type="dxa"/>
+            <w:left w:w="15" w:type="dxa"/>
+            <w:bottom w:w="15" w:type="dxa"/>
+            <w:right w:w="15" w:type="dxa"/>
+          </w:tblCellMar>
         </w:tblPrEx>
         <w:trPr>
           <w:tblCellSpacing w:w="15" w:type="dxa"/>
@@ -14346,6 +14418,12 @@
       <w:tr>
         <w:tblPrEx>
           <w:tblLayout w:type="fixed"/>
+          <w:tblCellMar>
+            <w:top w:w="15" w:type="dxa"/>
+            <w:left w:w="15" w:type="dxa"/>
+            <w:bottom w:w="15" w:type="dxa"/>
+            <w:right w:w="15" w:type="dxa"/>
+          </w:tblCellMar>
         </w:tblPrEx>
         <w:trPr>
           <w:tblCellSpacing w:w="15" w:type="dxa"/>
@@ -14450,6 +14528,12 @@
       <w:tr>
         <w:tblPrEx>
           <w:tblLayout w:type="fixed"/>
+          <w:tblCellMar>
+            <w:top w:w="15" w:type="dxa"/>
+            <w:left w:w="15" w:type="dxa"/>
+            <w:bottom w:w="15" w:type="dxa"/>
+            <w:right w:w="15" w:type="dxa"/>
+          </w:tblCellMar>
         </w:tblPrEx>
         <w:trPr>
           <w:tblCellSpacing w:w="15" w:type="dxa"/>
@@ -14502,6 +14586,12 @@
       <w:tr>
         <w:tblPrEx>
           <w:tblLayout w:type="fixed"/>
+          <w:tblCellMar>
+            <w:top w:w="15" w:type="dxa"/>
+            <w:left w:w="15" w:type="dxa"/>
+            <w:bottom w:w="15" w:type="dxa"/>
+            <w:right w:w="15" w:type="dxa"/>
+          </w:tblCellMar>
         </w:tblPrEx>
         <w:trPr>
           <w:tblCellSpacing w:w="15" w:type="dxa"/>
@@ -16302,8 +16392,8 @@
           <w:lang w:val="en"/>
         </w:rPr>
       </w:pPr>
-      <w:bookmarkStart w:id="65" w:name="_Toc1493289670"/>
-      <w:bookmarkStart w:id="66" w:name="_Toc227787688"/>
+      <w:bookmarkStart w:id="65" w:name="_Toc227787688"/>
+      <w:bookmarkStart w:id="66" w:name="_Toc1493289670"/>
       <w:r>
         <w:rPr>
           <w:sz w:val="24"/>
@@ -23487,8 +23577,8 @@
           <w:szCs w:val="24"/>
         </w:rPr>
       </w:pPr>
-      <w:bookmarkStart w:id="73" w:name="_Toc2056623079"/>
-      <w:bookmarkStart w:id="74" w:name="_Toc227787692"/>
+      <w:bookmarkStart w:id="73" w:name="_Toc227787692"/>
+      <w:bookmarkStart w:id="74" w:name="_Toc2056623079"/>
       <w:r>
         <w:rPr>
           <w:sz w:val="24"/>
@@ -25709,8 +25799,8 @@
           <w:szCs w:val="24"/>
         </w:rPr>
       </w:pPr>
-      <w:bookmarkStart w:id="75" w:name="_Toc227787693"/>
-      <w:bookmarkStart w:id="76" w:name="_Toc220168335"/>
+      <w:bookmarkStart w:id="75" w:name="_Toc220168335"/>
+      <w:bookmarkStart w:id="76" w:name="_Toc227787693"/>
       <w:r>
         <w:rPr>
           <w:sz w:val="24"/>
@@ -26920,8 +27010,8 @@
           <w:lang w:val="en"/>
         </w:rPr>
       </w:pPr>
-      <w:bookmarkStart w:id="77" w:name="_Toc227787694"/>
-      <w:bookmarkStart w:id="78" w:name="_Toc416052395"/>
+      <w:bookmarkStart w:id="77" w:name="_Toc416052395"/>
+      <w:bookmarkStart w:id="78" w:name="_Toc227787694"/>
       <w:r>
         <w:rPr>
           <w:sz w:val="24"/>
@@ -28049,6 +28139,12 @@
       <w:tr>
         <w:tblPrEx>
           <w:tblLayout w:type="fixed"/>
+          <w:tblCellMar>
+            <w:top w:w="0" w:type="dxa"/>
+            <w:left w:w="10" w:type="dxa"/>
+            <w:bottom w:w="0" w:type="dxa"/>
+            <w:right w:w="10" w:type="dxa"/>
+          </w:tblCellMar>
         </w:tblPrEx>
         <w:trPr>
           <w:trHeight w:val="1" w:hRule="atLeast"/>
@@ -28121,6 +28217,12 @@
       <w:tr>
         <w:tblPrEx>
           <w:tblLayout w:type="fixed"/>
+          <w:tblCellMar>
+            <w:top w:w="0" w:type="dxa"/>
+            <w:left w:w="10" w:type="dxa"/>
+            <w:bottom w:w="0" w:type="dxa"/>
+            <w:right w:w="10" w:type="dxa"/>
+          </w:tblCellMar>
         </w:tblPrEx>
         <w:trPr>
           <w:trHeight w:val="1" w:hRule="atLeast"/>
@@ -28199,6 +28301,12 @@
       <w:tr>
         <w:tblPrEx>
           <w:tblLayout w:type="fixed"/>
+          <w:tblCellMar>
+            <w:top w:w="0" w:type="dxa"/>
+            <w:left w:w="10" w:type="dxa"/>
+            <w:bottom w:w="0" w:type="dxa"/>
+            <w:right w:w="10" w:type="dxa"/>
+          </w:tblCellMar>
         </w:tblPrEx>
         <w:trPr>
           <w:trHeight w:val="1" w:hRule="atLeast"/>
@@ -28277,6 +28385,12 @@
       <w:tr>
         <w:tblPrEx>
           <w:tblLayout w:type="fixed"/>
+          <w:tblCellMar>
+            <w:top w:w="0" w:type="dxa"/>
+            <w:left w:w="10" w:type="dxa"/>
+            <w:bottom w:w="0" w:type="dxa"/>
+            <w:right w:w="10" w:type="dxa"/>
+          </w:tblCellMar>
         </w:tblPrEx>
         <w:trPr>
           <w:trHeight w:val="1" w:hRule="atLeast"/>
@@ -28433,6 +28547,12 @@
       <w:tr>
         <w:tblPrEx>
           <w:tblLayout w:type="fixed"/>
+          <w:tblCellMar>
+            <w:top w:w="0" w:type="dxa"/>
+            <w:left w:w="10" w:type="dxa"/>
+            <w:bottom w:w="0" w:type="dxa"/>
+            <w:right w:w="10" w:type="dxa"/>
+          </w:tblCellMar>
         </w:tblPrEx>
         <w:trPr>
           <w:trHeight w:val="1" w:hRule="atLeast"/>
@@ -28511,6 +28631,12 @@
       <w:tr>
         <w:tblPrEx>
           <w:tblLayout w:type="fixed"/>
+          <w:tblCellMar>
+            <w:top w:w="0" w:type="dxa"/>
+            <w:left w:w="10" w:type="dxa"/>
+            <w:bottom w:w="0" w:type="dxa"/>
+            <w:right w:w="10" w:type="dxa"/>
+          </w:tblCellMar>
         </w:tblPrEx>
         <w:trPr>
           <w:trHeight w:val="1" w:hRule="atLeast"/>
@@ -28770,6 +28896,12 @@
       <w:tr>
         <w:tblPrEx>
           <w:tblLayout w:type="fixed"/>
+          <w:tblCellMar>
+            <w:top w:w="0" w:type="dxa"/>
+            <w:left w:w="10" w:type="dxa"/>
+            <w:bottom w:w="0" w:type="dxa"/>
+            <w:right w:w="10" w:type="dxa"/>
+          </w:tblCellMar>
         </w:tblPrEx>
         <w:trPr>
           <w:trHeight w:val="1" w:hRule="atLeast"/>
@@ -28842,6 +28974,12 @@
       <w:tr>
         <w:tblPrEx>
           <w:tblLayout w:type="fixed"/>
+          <w:tblCellMar>
+            <w:top w:w="0" w:type="dxa"/>
+            <w:left w:w="10" w:type="dxa"/>
+            <w:bottom w:w="0" w:type="dxa"/>
+            <w:right w:w="10" w:type="dxa"/>
+          </w:tblCellMar>
         </w:tblPrEx>
         <w:trPr>
           <w:trHeight w:val="1" w:hRule="atLeast"/>
@@ -28920,6 +29058,12 @@
       <w:tr>
         <w:tblPrEx>
           <w:tblLayout w:type="fixed"/>
+          <w:tblCellMar>
+            <w:top w:w="0" w:type="dxa"/>
+            <w:left w:w="10" w:type="dxa"/>
+            <w:bottom w:w="0" w:type="dxa"/>
+            <w:right w:w="10" w:type="dxa"/>
+          </w:tblCellMar>
         </w:tblPrEx>
         <w:trPr>
           <w:trHeight w:val="1" w:hRule="atLeast"/>
@@ -28998,6 +29142,12 @@
       <w:tr>
         <w:tblPrEx>
           <w:tblLayout w:type="fixed"/>
+          <w:tblCellMar>
+            <w:top w:w="0" w:type="dxa"/>
+            <w:left w:w="10" w:type="dxa"/>
+            <w:bottom w:w="0" w:type="dxa"/>
+            <w:right w:w="10" w:type="dxa"/>
+          </w:tblCellMar>
         </w:tblPrEx>
         <w:trPr>
           <w:trHeight w:val="1" w:hRule="atLeast"/>
@@ -29154,6 +29304,12 @@
       <w:tr>
         <w:tblPrEx>
           <w:tblLayout w:type="fixed"/>
+          <w:tblCellMar>
+            <w:top w:w="0" w:type="dxa"/>
+            <w:left w:w="10" w:type="dxa"/>
+            <w:bottom w:w="0" w:type="dxa"/>
+            <w:right w:w="10" w:type="dxa"/>
+          </w:tblCellMar>
         </w:tblPrEx>
         <w:trPr>
           <w:trHeight w:val="200" w:hRule="atLeast"/>
@@ -30966,8 +31122,8 @@
           <w:szCs w:val="24"/>
         </w:rPr>
       </w:pPr>
-      <w:bookmarkStart w:id="79" w:name="_Toc903962651"/>
-      <w:bookmarkStart w:id="80" w:name="_Toc227787695"/>
+      <w:bookmarkStart w:id="79" w:name="_Toc227787695"/>
+      <w:bookmarkStart w:id="80" w:name="_Toc903962651"/>
       <w:r>
         <w:rPr>
           <w:sz w:val="24"/>
@@ -37466,262 +37622,350 @@
         </w:rPr>
         <w:t xml:space="preserve"> around the area</w:t>
       </w:r>
+      <w:r>
+        <w:t>?”</w:t>
+      </w:r>
+    </w:p>
+    <w:p>
+      <w:pPr>
+        <w:pStyle w:val="17"/>
+        <w:keepNext w:val="0"/>
+        <w:keepLines w:val="0"/>
+        <w:widowControl/>
+        <w:suppressLineNumbers w:val="0"/>
+      </w:pPr>
+      <w:r>
+        <w:t>“</w:t>
+      </w:r>
+      <w:r>
+        <w:rPr>
+          <w:rFonts w:hint="default"/>
+          <w:lang w:val="en"/>
+        </w:rPr>
+        <w:t xml:space="preserve">Should be </w:t>
+      </w:r>
+      <w:r>
+        <w:t>Low,” Tanaka replied. “The area was mostly administrative. Less population density.”</w:t>
+      </w:r>
+    </w:p>
+    <w:p>
+      <w:pPr>
+        <w:pStyle w:val="17"/>
+        <w:keepNext w:val="0"/>
+        <w:keepLines w:val="0"/>
+        <w:widowControl/>
+        <w:suppressLineNumbers w:val="0"/>
+      </w:pPr>
+      <w:r>
+        <w:t>Iris analyzed quickly.</w:t>
+      </w:r>
+    </w:p>
+    <w:p>
+      <w:pPr>
+        <w:pStyle w:val="17"/>
+        <w:keepNext w:val="0"/>
+        <w:keepLines w:val="0"/>
+        <w:widowControl/>
+        <w:suppressLineNumbers w:val="0"/>
+      </w:pPr>
+      <w:r>
+        <w:t>“Probability of viable temporary shelter: high.”</w:t>
+      </w:r>
+    </w:p>
+    <w:p>
+      <w:pPr>
+        <w:pStyle w:val="17"/>
+        <w:keepNext w:val="0"/>
+        <w:keepLines w:val="0"/>
+        <w:widowControl/>
+        <w:suppressLineNumbers w:val="0"/>
+      </w:pPr>
+      <w:r>
+        <w:t>Kael looked toward the others.</w:t>
+      </w:r>
+    </w:p>
+    <w:p>
+      <w:pPr>
+        <w:pStyle w:val="17"/>
+        <w:keepNext w:val="0"/>
+        <w:keepLines w:val="0"/>
+        <w:widowControl/>
+        <w:suppressLineNumbers w:val="0"/>
+      </w:pPr>
+      <w:r>
+        <w:t>Hirota gave a tired nod first.</w:t>
+      </w:r>
+    </w:p>
+    <w:p>
+      <w:pPr>
+        <w:pStyle w:val="17"/>
+        <w:keepNext w:val="0"/>
+        <w:keepLines w:val="0"/>
+        <w:widowControl/>
+        <w:suppressLineNumbers w:val="0"/>
+      </w:pPr>
+      <w:r>
+        <w:t>“Anywhere with walls sounds good to me…”</w:t>
+      </w:r>
+    </w:p>
+    <w:p>
+      <w:pPr>
+        <w:pStyle w:val="17"/>
+        <w:keepNext w:val="0"/>
+        <w:keepLines w:val="0"/>
+        <w:widowControl/>
+        <w:suppressLineNumbers w:val="0"/>
+      </w:pPr>
+      <w:r>
+        <w:t>Maya held Emily closer.</w:t>
+      </w:r>
+    </w:p>
+    <w:p>
+      <w:pPr>
+        <w:pStyle w:val="17"/>
+        <w:keepNext w:val="0"/>
+        <w:keepLines w:val="0"/>
+        <w:widowControl/>
+        <w:suppressLineNumbers w:val="0"/>
+      </w:pPr>
+      <w:r>
+        <w:t>Emily looked completely drained now.</w:t>
+      </w:r>
+    </w:p>
+    <w:p>
+      <w:pPr>
+        <w:pStyle w:val="17"/>
+        <w:keepNext w:val="0"/>
+        <w:keepLines w:val="0"/>
+        <w:widowControl/>
+        <w:suppressLineNumbers w:val="0"/>
+      </w:pPr>
+      <w:r>
+        <w:t>“…I just want somewhere to sleep,” she whispered weakly.</w:t>
+      </w:r>
+    </w:p>
+    <w:p>
+      <w:pPr>
+        <w:pStyle w:val="17"/>
+        <w:keepNext w:val="0"/>
+        <w:keepLines w:val="0"/>
+        <w:widowControl/>
+        <w:suppressLineNumbers w:val="0"/>
+      </w:pPr>
+      <w:r>
+        <w:t>Nakamura crossed his arms briefly.</w:t>
+      </w:r>
+    </w:p>
+    <w:p>
+      <w:pPr>
+        <w:pStyle w:val="17"/>
+        <w:keepNext w:val="0"/>
+        <w:keepLines w:val="0"/>
+        <w:widowControl/>
+        <w:suppressLineNumbers w:val="0"/>
+      </w:pPr>
+      <w:r>
+        <w:t>“It’s the best option we have.”</w:t>
+      </w:r>
+    </w:p>
+    <w:p>
+      <w:pPr>
+        <w:pStyle w:val="17"/>
+        <w:keepNext w:val="0"/>
+        <w:keepLines w:val="0"/>
+        <w:widowControl/>
+        <w:suppressLineNumbers w:val="0"/>
+      </w:pPr>
+      <w:r>
+        <w:t>The group started walking.</w:t>
+      </w:r>
+    </w:p>
+    <w:p>
+      <w:pPr>
+        <w:pStyle w:val="17"/>
+        <w:keepNext w:val="0"/>
+        <w:keepLines w:val="0"/>
+        <w:widowControl/>
+        <w:suppressLineNumbers w:val="0"/>
+      </w:pPr>
+      <w:r>
+        <w:t>Every step reminded them how badly the bridge crossing had damaged their bodies.</w:t>
+      </w:r>
+    </w:p>
+    <w:p>
+      <w:pPr>
+        <w:pStyle w:val="17"/>
+        <w:keepNext w:val="0"/>
+        <w:keepLines w:val="0"/>
+        <w:widowControl/>
+        <w:suppressLineNumbers w:val="0"/>
+      </w:pPr>
+      <w:r>
+        <w:t>The secluded paths Tanaka guided them through were narrow and overgrown.</w:t>
+      </w:r>
+    </w:p>
+    <w:p>
+      <w:pPr>
+        <w:pStyle w:val="17"/>
+        <w:keepNext w:val="0"/>
+        <w:keepLines w:val="0"/>
+        <w:widowControl/>
+        <w:suppressLineNumbers w:val="0"/>
+      </w:pPr>
+      <w:r>
+        <w:t>Collapsed vehicles blocked parts of the road.</w:t>
+      </w:r>
+    </w:p>
+    <w:p>
+      <w:pPr>
+        <w:pStyle w:val="17"/>
+        <w:keepNext w:val="0"/>
+        <w:keepLines w:val="0"/>
+        <w:widowControl/>
+        <w:suppressLineNumbers w:val="0"/>
+      </w:pPr>
+      <w:r>
+        <w:t>Burned buildings stood silently around them.</w:t>
+      </w:r>
+    </w:p>
+    <w:p>
+      <w:pPr>
+        <w:pStyle w:val="17"/>
+        <w:keepNext w:val="0"/>
+        <w:keepLines w:val="0"/>
+        <w:widowControl/>
+        <w:suppressLineNumbers w:val="0"/>
+      </w:pPr>
+      <w:r>
+        <w:t>Thankfully—</w:t>
+      </w:r>
+      <w:r>
+        <w:rPr>
+          <w:rFonts w:hint="default"/>
+          <w:lang w:val="en"/>
+        </w:rPr>
+        <w:t xml:space="preserve"> </w:t>
+      </w:r>
+      <w:r>
+        <w:t>mutated activity remained low.</w:t>
+      </w:r>
+    </w:p>
+    <w:p>
+      <w:pPr>
+        <w:pStyle w:val="17"/>
+        <w:keepNext w:val="0"/>
+        <w:keepLines w:val="0"/>
+        <w:widowControl/>
+        <w:suppressLineNumbers w:val="0"/>
+      </w:pPr>
+      <w:r>
+        <w:t>Still, they encountered several wandering mutants along the route.</w:t>
+      </w:r>
+    </w:p>
+    <w:p>
+      <w:pPr>
+        <w:pStyle w:val="17"/>
+        <w:keepNext w:val="0"/>
+        <w:keepLines w:val="0"/>
+        <w:widowControl/>
+        <w:suppressLineNumbers w:val="0"/>
+        <w:rPr>
+          <w:rFonts w:hint="default"/>
+          <w:lang w:val="en"/>
+        </w:rPr>
+      </w:pPr>
+      <w:r>
+        <w:t>Four in total.</w:t>
+      </w:r>
+      <w:r>
+        <w:rPr>
+          <w:rFonts w:hint="default"/>
+          <w:lang w:val="en"/>
+        </w:rPr>
+        <w:t xml:space="preserve"> A Mutated deer, 2 mutated racoon and one mutated monkey.</w:t>
+      </w:r>
+    </w:p>
+    <w:p>
+      <w:pPr>
+        <w:pStyle w:val="17"/>
+        <w:keepNext w:val="0"/>
+        <w:keepLines w:val="0"/>
+        <w:widowControl/>
+        <w:suppressLineNumbers w:val="0"/>
+        <w:rPr>
+          <w:rFonts w:hint="default"/>
+          <w:lang w:val="en"/>
+        </w:rPr>
+      </w:pPr>
+      <w:r>
+        <w:rPr>
+          <w:rFonts w:hint="default"/>
+          <w:lang w:val="en"/>
+        </w:rPr>
+        <w:t>They reached the Library in 20 minutes.</w:t>
+      </w:r>
+    </w:p>
+    <w:p>
+      <w:pPr>
+        <w:pStyle w:val="17"/>
+        <w:keepNext w:val="0"/>
+        <w:keepLines w:val="0"/>
+        <w:widowControl/>
+        <w:suppressLineNumbers w:val="0"/>
+        <w:rPr>
+          <w:rFonts w:hint="default"/>
+          <w:lang w:val="en"/>
+        </w:rPr>
+      </w:pPr>
+      <w:r>
+        <w:rPr>
+          <w:rFonts w:hint="default"/>
+          <w:lang w:val="en"/>
+        </w:rPr>
+        <w:t>The minute they reached the place, Iris immediately scanned the entire surrounding of 1km. The results were surprising for them, there was no mutated animal or any living being in the entire region.</w:t>
+      </w:r>
+    </w:p>
+    <w:p>
+      <w:pPr>
+        <w:pStyle w:val="17"/>
+        <w:keepNext w:val="0"/>
+        <w:keepLines w:val="0"/>
+        <w:widowControl/>
+        <w:suppressLineNumbers w:val="0"/>
+        <w:rPr>
+          <w:rFonts w:hint="default"/>
+          <w:lang w:val="en"/>
+        </w:rPr>
+      </w:pPr>
+      <w:r>
+        <w:rPr>
+          <w:rFonts w:hint="default"/>
+          <w:lang w:val="en"/>
+        </w:rPr>
+        <w:t>Even so Nakamura and Kael decided to scout the area a bit before settling down.</w:t>
+      </w:r>
+    </w:p>
+    <w:p>
+      <w:pPr>
+        <w:pStyle w:val="17"/>
+        <w:keepNext w:val="0"/>
+        <w:keepLines w:val="0"/>
+        <w:widowControl/>
+        <w:suppressLineNumbers w:val="0"/>
+        <w:rPr>
+          <w:rFonts w:hint="default"/>
+          <w:lang w:val="en"/>
+        </w:rPr>
+      </w:pPr>
+      <w:r>
+        <w:rPr>
+          <w:rFonts w:hint="default"/>
+          <w:lang w:val="en"/>
+        </w:rPr>
+        <w:t xml:space="preserve">The Library was surrounded by thick </w:t>
+      </w:r>
       <w:bookmarkStart w:id="82" w:name="_GoBack"/>
       <w:bookmarkEnd w:id="82"/>
-      <w:r>
-        <w:t>?”</w:t>
-      </w:r>
-    </w:p>
-    <w:p>
-      <w:pPr>
-        <w:pStyle w:val="17"/>
-        <w:keepNext w:val="0"/>
-        <w:keepLines w:val="0"/>
-        <w:widowControl/>
-        <w:suppressLineNumbers w:val="0"/>
-      </w:pPr>
-      <w:r>
-        <w:t>“Low,” Tanaka replied. “The area was mostly administrative. Less population density.”</w:t>
-      </w:r>
-    </w:p>
-    <w:p>
-      <w:pPr>
-        <w:pStyle w:val="17"/>
-        <w:keepNext w:val="0"/>
-        <w:keepLines w:val="0"/>
-        <w:widowControl/>
-        <w:suppressLineNumbers w:val="0"/>
-      </w:pPr>
-      <w:r>
-        <w:t>Iris analyzed quickly.</w:t>
-      </w:r>
-    </w:p>
-    <w:p>
-      <w:pPr>
-        <w:pStyle w:val="17"/>
-        <w:keepNext w:val="0"/>
-        <w:keepLines w:val="0"/>
-        <w:widowControl/>
-        <w:suppressLineNumbers w:val="0"/>
-      </w:pPr>
-      <w:r>
-        <w:t>“Probability of viable temporary shelter: high.”</w:t>
-      </w:r>
-    </w:p>
-    <w:p>
-      <w:pPr>
-        <w:pStyle w:val="17"/>
-        <w:keepNext w:val="0"/>
-        <w:keepLines w:val="0"/>
-        <w:widowControl/>
-        <w:suppressLineNumbers w:val="0"/>
-      </w:pPr>
-      <w:r>
-        <w:t>Kael looked toward the others.</w:t>
-      </w:r>
-    </w:p>
-    <w:p>
-      <w:pPr>
-        <w:pStyle w:val="17"/>
-        <w:keepNext w:val="0"/>
-        <w:keepLines w:val="0"/>
-        <w:widowControl/>
-        <w:suppressLineNumbers w:val="0"/>
-      </w:pPr>
-      <w:r>
-        <w:t>Hirota gave a tired nod first.</w:t>
-      </w:r>
-    </w:p>
-    <w:p>
-      <w:pPr>
-        <w:pStyle w:val="17"/>
-        <w:keepNext w:val="0"/>
-        <w:keepLines w:val="0"/>
-        <w:widowControl/>
-        <w:suppressLineNumbers w:val="0"/>
-      </w:pPr>
-      <w:r>
-        <w:t>“Anywhere with walls sounds good to me…”</w:t>
-      </w:r>
-    </w:p>
-    <w:p>
-      <w:pPr>
-        <w:pStyle w:val="17"/>
-        <w:keepNext w:val="0"/>
-        <w:keepLines w:val="0"/>
-        <w:widowControl/>
-        <w:suppressLineNumbers w:val="0"/>
-      </w:pPr>
-      <w:r>
-        <w:t>Maya held Emily closer.</w:t>
-      </w:r>
-    </w:p>
-    <w:p>
-      <w:pPr>
-        <w:pStyle w:val="17"/>
-        <w:keepNext w:val="0"/>
-        <w:keepLines w:val="0"/>
-        <w:widowControl/>
-        <w:suppressLineNumbers w:val="0"/>
-      </w:pPr>
-      <w:r>
-        <w:t>Emily looked completely drained now.</w:t>
-      </w:r>
-    </w:p>
-    <w:p>
-      <w:pPr>
-        <w:pStyle w:val="17"/>
-        <w:keepNext w:val="0"/>
-        <w:keepLines w:val="0"/>
-        <w:widowControl/>
-        <w:suppressLineNumbers w:val="0"/>
-      </w:pPr>
-      <w:r>
-        <w:t>“…I just want somewhere to sleep,” she whispered weakly.</w:t>
-      </w:r>
-    </w:p>
-    <w:p>
-      <w:pPr>
-        <w:pStyle w:val="17"/>
-        <w:keepNext w:val="0"/>
-        <w:keepLines w:val="0"/>
-        <w:widowControl/>
-        <w:suppressLineNumbers w:val="0"/>
-      </w:pPr>
-      <w:r>
-        <w:t>Nakamura crossed his arms briefly.</w:t>
-      </w:r>
-    </w:p>
-    <w:p>
-      <w:pPr>
-        <w:pStyle w:val="17"/>
-        <w:keepNext w:val="0"/>
-        <w:keepLines w:val="0"/>
-        <w:widowControl/>
-        <w:suppressLineNumbers w:val="0"/>
-      </w:pPr>
-      <w:r>
-        <w:t>“It’s the best option we have.”</w:t>
-      </w:r>
-    </w:p>
-    <w:p>
-      <w:pPr>
-        <w:pStyle w:val="17"/>
-        <w:keepNext w:val="0"/>
-        <w:keepLines w:val="0"/>
-        <w:widowControl/>
-        <w:suppressLineNumbers w:val="0"/>
-      </w:pPr>
-      <w:r>
-        <w:t>The group started walking.</w:t>
-      </w:r>
-    </w:p>
-    <w:p>
-      <w:pPr>
-        <w:pStyle w:val="17"/>
-        <w:keepNext w:val="0"/>
-        <w:keepLines w:val="0"/>
-        <w:widowControl/>
-        <w:suppressLineNumbers w:val="0"/>
-      </w:pPr>
-      <w:r>
-        <w:t>Every step reminded them how badly the bridge crossing had damaged their bodies.</w:t>
-      </w:r>
-    </w:p>
-    <w:p>
-      <w:pPr>
-        <w:pStyle w:val="17"/>
-        <w:keepNext w:val="0"/>
-        <w:keepLines w:val="0"/>
-        <w:widowControl/>
-        <w:suppressLineNumbers w:val="0"/>
-      </w:pPr>
-      <w:r>
-        <w:t>The secluded paths Tanaka guided them through were narrow and overgrown.</w:t>
-      </w:r>
-    </w:p>
-    <w:p>
-      <w:pPr>
-        <w:pStyle w:val="17"/>
-        <w:keepNext w:val="0"/>
-        <w:keepLines w:val="0"/>
-        <w:widowControl/>
-        <w:suppressLineNumbers w:val="0"/>
-      </w:pPr>
-      <w:r>
-        <w:t>Collapsed vehicles blocked parts of the road.</w:t>
-      </w:r>
-    </w:p>
-    <w:p>
-      <w:pPr>
-        <w:pStyle w:val="17"/>
-        <w:keepNext w:val="0"/>
-        <w:keepLines w:val="0"/>
-        <w:widowControl/>
-        <w:suppressLineNumbers w:val="0"/>
-      </w:pPr>
-      <w:r>
-        <w:t>Burned buildings stood silently around them.</w:t>
-      </w:r>
-    </w:p>
-    <w:p>
-      <w:pPr>
-        <w:pStyle w:val="17"/>
-        <w:keepNext w:val="0"/>
-        <w:keepLines w:val="0"/>
-        <w:widowControl/>
-        <w:suppressLineNumbers w:val="0"/>
-      </w:pPr>
-      <w:r>
-        <w:t>Thankfully—</w:t>
-      </w:r>
-      <w:r>
-        <w:rPr>
-          <w:rFonts w:hint="default"/>
-          <w:lang w:val="en"/>
-        </w:rPr>
-        <w:t xml:space="preserve"> </w:t>
-      </w:r>
-      <w:r>
-        <w:t>mutated activity remained low.</w:t>
-      </w:r>
-    </w:p>
-    <w:p>
-      <w:pPr>
-        <w:pStyle w:val="17"/>
-        <w:keepNext w:val="0"/>
-        <w:keepLines w:val="0"/>
-        <w:widowControl/>
-        <w:suppressLineNumbers w:val="0"/>
-      </w:pPr>
-      <w:r>
-        <w:t>Still, they encountered several wandering mutants along the route.</w:t>
-      </w:r>
-    </w:p>
-    <w:p>
-      <w:pPr>
-        <w:pStyle w:val="17"/>
-        <w:keepNext w:val="0"/>
-        <w:keepLines w:val="0"/>
-        <w:widowControl/>
-        <w:suppressLineNumbers w:val="0"/>
-      </w:pPr>
-      <w:r>
-        <w:t>Four in total.</w:t>
-      </w:r>
-    </w:p>
-    <w:p>
-      <w:pPr>
-        <w:pStyle w:val="17"/>
-        <w:keepNext w:val="0"/>
-        <w:keepLines w:val="0"/>
-        <w:widowControl/>
-        <w:suppressLineNumbers w:val="0"/>
-        <w:rPr>
-          <w:rFonts w:hint="default"/>
-          <w:lang w:val="en"/>
-        </w:rPr>
-      </w:pPr>
     </w:p>
     <w:sectPr>
       <w:footerReference r:id="rId5" w:type="default"/>

--- a/Legacy_of_the_Lost_Earth - Combined.docx
+++ b/Legacy_of_the_Lost_Earth - Combined.docx
@@ -136,10 +136,7 @@
             <w:fldChar w:fldCharType="separate"/>
           </w:r>
           <w:r>
-            <w:t xml:space="preserve"> </w:t>
-          </w:r>
-          <w:r>
-            <w:t xml:space="preserve"> </w:t>
+            <w:t xml:space="preserve">  </w:t>
           </w:r>
           <w:r>
             <w:rPr>
@@ -5677,8 +5674,8 @@
           <w:szCs w:val="24"/>
         </w:rPr>
       </w:pPr>
-      <w:bookmarkStart w:id="5" w:name="_Toc227787658"/>
-      <w:bookmarkStart w:id="6" w:name="_Toc12254"/>
+      <w:bookmarkStart w:id="5" w:name="_Toc12254"/>
+      <w:bookmarkStart w:id="6" w:name="_Toc227787658"/>
       <w:r>
         <w:rPr>
           <w:rFonts w:ascii="Times New Roman" w:hAnsi="Times New Roman" w:cs="Times New Roman"/>
@@ -5934,8 +5931,8 @@
           <w:szCs w:val="24"/>
         </w:rPr>
       </w:pPr>
-      <w:bookmarkStart w:id="7" w:name="_Toc227787659"/>
-      <w:bookmarkStart w:id="8" w:name="_Toc29133"/>
+      <w:bookmarkStart w:id="7" w:name="_Toc29133"/>
+      <w:bookmarkStart w:id="8" w:name="_Toc227787659"/>
       <w:r>
         <w:rPr>
           <w:rFonts w:ascii="Times New Roman" w:hAnsi="Times New Roman" w:cs="Times New Roman"/>
@@ -6077,8 +6074,8 @@
           <w:szCs w:val="24"/>
         </w:rPr>
       </w:pPr>
-      <w:bookmarkStart w:id="11" w:name="_Toc227787661"/>
-      <w:bookmarkStart w:id="12" w:name="_Toc5065"/>
+      <w:bookmarkStart w:id="11" w:name="_Toc5065"/>
+      <w:bookmarkStart w:id="12" w:name="_Toc227787661"/>
       <w:r>
         <w:rPr>
           <w:rFonts w:ascii="Times New Roman" w:hAnsi="Times New Roman" w:cs="Times New Roman"/>
@@ -6256,8 +6253,8 @@
           <w:szCs w:val="24"/>
         </w:rPr>
       </w:pPr>
-      <w:bookmarkStart w:id="19" w:name="_Toc227787665"/>
-      <w:bookmarkStart w:id="20" w:name="_Toc18645"/>
+      <w:bookmarkStart w:id="19" w:name="_Toc18645"/>
+      <w:bookmarkStart w:id="20" w:name="_Toc227787665"/>
       <w:r>
         <w:rPr>
           <w:rFonts w:ascii="Times New Roman" w:hAnsi="Times New Roman" w:cs="Times New Roman"/>
@@ -6425,8 +6422,8 @@
           <w:szCs w:val="24"/>
         </w:rPr>
       </w:pPr>
-      <w:bookmarkStart w:id="21" w:name="_Toc227787666"/>
-      <w:bookmarkStart w:id="22" w:name="_Toc14913"/>
+      <w:bookmarkStart w:id="21" w:name="_Toc14913"/>
+      <w:bookmarkStart w:id="22" w:name="_Toc227787666"/>
       <w:r>
         <w:rPr>
           <w:rFonts w:ascii="Times New Roman" w:hAnsi="Times New Roman" w:cs="Times New Roman"/>
@@ -6753,8 +6750,8 @@
           <w:szCs w:val="24"/>
         </w:rPr>
       </w:pPr>
-      <w:bookmarkStart w:id="27" w:name="_Toc227787669"/>
-      <w:bookmarkStart w:id="28" w:name="_Toc26698"/>
+      <w:bookmarkStart w:id="27" w:name="_Toc26698"/>
+      <w:bookmarkStart w:id="28" w:name="_Toc227787669"/>
       <w:r>
         <w:rPr>
           <w:rFonts w:ascii="Times New Roman" w:hAnsi="Times New Roman" w:cs="Times New Roman"/>
@@ -6861,8 +6858,8 @@
           <w:szCs w:val="24"/>
         </w:rPr>
       </w:pPr>
-      <w:bookmarkStart w:id="33" w:name="_Toc227787672"/>
-      <w:bookmarkStart w:id="34" w:name="_Toc7223"/>
+      <w:bookmarkStart w:id="33" w:name="_Toc7223"/>
+      <w:bookmarkStart w:id="34" w:name="_Toc227787672"/>
       <w:r>
         <w:rPr>
           <w:rFonts w:ascii="Times New Roman" w:hAnsi="Times New Roman" w:cs="Times New Roman"/>
@@ -6916,8 +6913,8 @@
           <w:szCs w:val="24"/>
         </w:rPr>
       </w:pPr>
-      <w:bookmarkStart w:id="35" w:name="_Toc227787673"/>
-      <w:bookmarkStart w:id="36" w:name="_Toc7041"/>
+      <w:bookmarkStart w:id="35" w:name="_Toc7041"/>
+      <w:bookmarkStart w:id="36" w:name="_Toc227787673"/>
       <w:r>
         <w:rPr>
           <w:rFonts w:ascii="Times New Roman" w:hAnsi="Times New Roman" w:cs="Times New Roman"/>
@@ -6942,8 +6939,8 @@
           <w:szCs w:val="24"/>
         </w:rPr>
       </w:pPr>
-      <w:bookmarkStart w:id="37" w:name="_Toc227787674"/>
-      <w:bookmarkStart w:id="38" w:name="_Toc4372"/>
+      <w:bookmarkStart w:id="37" w:name="_Toc4372"/>
+      <w:bookmarkStart w:id="38" w:name="_Toc227787674"/>
       <w:r>
         <w:rPr>
           <w:rFonts w:ascii="Times New Roman" w:hAnsi="Times New Roman" w:cs="Times New Roman"/>
@@ -7443,8 +7440,8 @@
           <w:szCs w:val="24"/>
         </w:rPr>
       </w:pPr>
-      <w:bookmarkStart w:id="41" w:name="_Toc227787676"/>
-      <w:bookmarkStart w:id="42" w:name="_Toc9362"/>
+      <w:bookmarkStart w:id="41" w:name="_Toc9362"/>
+      <w:bookmarkStart w:id="42" w:name="_Toc227787676"/>
       <w:r>
         <w:rPr>
           <w:rFonts w:ascii="Times New Roman" w:hAnsi="Times New Roman" w:cs="Times New Roman"/>
@@ -8672,8 +8669,8 @@
           <w:szCs w:val="24"/>
         </w:rPr>
       </w:pPr>
-      <w:bookmarkStart w:id="49" w:name="_Toc227787680"/>
-      <w:bookmarkStart w:id="50" w:name="_Toc16543"/>
+      <w:bookmarkStart w:id="49" w:name="_Toc16543"/>
+      <w:bookmarkStart w:id="50" w:name="_Toc227787680"/>
       <w:r>
         <w:rPr>
           <w:rFonts w:ascii="Times New Roman" w:hAnsi="Times New Roman" w:cs="Times New Roman"/>
@@ -9017,8 +9014,8 @@
           <w:szCs w:val="24"/>
         </w:rPr>
       </w:pPr>
-      <w:bookmarkStart w:id="51" w:name="_Toc227787681"/>
-      <w:bookmarkStart w:id="52" w:name="_Toc14677"/>
+      <w:bookmarkStart w:id="51" w:name="_Toc14677"/>
+      <w:bookmarkStart w:id="52" w:name="_Toc227787681"/>
       <w:r>
         <w:rPr>
           <w:rFonts w:ascii="Times New Roman" w:hAnsi="Times New Roman" w:cs="Times New Roman"/>
@@ -9362,8 +9359,8 @@
           <w:szCs w:val="24"/>
         </w:rPr>
       </w:pPr>
-      <w:bookmarkStart w:id="53" w:name="_Toc227787682"/>
-      <w:bookmarkStart w:id="54" w:name="_Toc29422"/>
+      <w:bookmarkStart w:id="53" w:name="_Toc29422"/>
+      <w:bookmarkStart w:id="54" w:name="_Toc227787682"/>
       <w:r>
         <w:rPr>
           <w:rFonts w:ascii="Times New Roman" w:hAnsi="Times New Roman" w:cs="Times New Roman"/>
@@ -10153,8 +10150,8 @@
           <w:lang w:val="en"/>
         </w:rPr>
       </w:pPr>
-      <w:bookmarkStart w:id="57" w:name="_Toc227787684"/>
-      <w:bookmarkStart w:id="58" w:name="_Toc763"/>
+      <w:bookmarkStart w:id="57" w:name="_Toc763"/>
+      <w:bookmarkStart w:id="58" w:name="_Toc227787684"/>
       <w:r>
         <w:rPr>
           <w:sz w:val="24"/>
@@ -11319,8 +11316,8 @@
           <w:lang w:val="en"/>
         </w:rPr>
       </w:pPr>
-      <w:bookmarkStart w:id="59" w:name="_Toc227787685"/>
-      <w:bookmarkStart w:id="60" w:name="_Toc17345"/>
+      <w:bookmarkStart w:id="59" w:name="_Toc17345"/>
+      <w:bookmarkStart w:id="60" w:name="_Toc227787685"/>
       <w:r>
         <w:rPr>
           <w:sz w:val="24"/>
@@ -14751,8 +14748,8 @@
           <w:lang w:val="en"/>
         </w:rPr>
       </w:pPr>
-      <w:bookmarkStart w:id="63" w:name="_Toc227787687"/>
-      <w:bookmarkStart w:id="64" w:name="_Toc2435"/>
+      <w:bookmarkStart w:id="63" w:name="_Toc2435"/>
+      <w:bookmarkStart w:id="64" w:name="_Toc227787687"/>
       <w:r>
         <w:rPr>
           <w:sz w:val="24"/>
@@ -25894,8 +25891,8 @@
           <w:szCs w:val="24"/>
         </w:rPr>
       </w:pPr>
-      <w:bookmarkStart w:id="75" w:name="_Toc227787693"/>
-      <w:bookmarkStart w:id="76" w:name="_Toc5645"/>
+      <w:bookmarkStart w:id="75" w:name="_Toc5645"/>
+      <w:bookmarkStart w:id="76" w:name="_Toc227787693"/>
       <w:r>
         <w:rPr>
           <w:sz w:val="24"/>
@@ -38147,1490 +38144,1428 @@
         <w:suppressLineNumbers w:val="0"/>
       </w:pPr>
       <w:r>
-        <w:t>Fast.</w:t>
-      </w:r>
-    </w:p>
-    <w:p>
-      <w:pPr>
-        <w:pStyle w:val="21"/>
-        <w:keepNext w:val="0"/>
-        <w:keepLines w:val="0"/>
-        <w:widowControl/>
-        <w:suppressLineNumbers w:val="0"/>
-      </w:pPr>
-      <w:r>
-        <w:t>Aggressive.</w:t>
-      </w:r>
-    </w:p>
-    <w:p>
-      <w:pPr>
-        <w:pStyle w:val="21"/>
-        <w:keepNext w:val="0"/>
-        <w:keepLines w:val="0"/>
-        <w:widowControl/>
-        <w:suppressLineNumbers w:val="0"/>
-      </w:pPr>
-      <w:r>
-        <w:t>Their claws scraped sparks off the concrete walls as they lunged.</w:t>
-      </w:r>
-    </w:p>
-    <w:p>
-      <w:pPr>
-        <w:pStyle w:val="21"/>
-        <w:keepNext w:val="0"/>
-        <w:keepLines w:val="0"/>
-        <w:widowControl/>
-        <w:suppressLineNumbers w:val="0"/>
-      </w:pPr>
-      <w:r>
-        <w:t>Cherry reacted before anyone else.</w:t>
-      </w:r>
-    </w:p>
-    <w:p>
-      <w:pPr>
-        <w:pStyle w:val="21"/>
-        <w:keepNext w:val="0"/>
-        <w:keepLines w:val="0"/>
-        <w:widowControl/>
-        <w:suppressLineNumbers w:val="0"/>
-      </w:pPr>
-      <w:r>
-        <w:t>A white blur flashed forward.</w:t>
-      </w:r>
-    </w:p>
-    <w:p>
-      <w:pPr>
-        <w:pStyle w:val="21"/>
-        <w:keepNext w:val="0"/>
-        <w:keepLines w:val="0"/>
-        <w:widowControl/>
-        <w:suppressLineNumbers w:val="0"/>
-      </w:pPr>
-      <w:r>
-        <w:t>One raccoon slammed into a wall lifelessly before the others even realized what happened.</w:t>
-      </w:r>
-    </w:p>
-    <w:p>
-      <w:pPr>
-        <w:pStyle w:val="21"/>
-        <w:keepNext w:val="0"/>
-        <w:keepLines w:val="0"/>
-        <w:widowControl/>
-        <w:suppressLineNumbers w:val="0"/>
-      </w:pPr>
-      <w:r>
-        <w:t>The second froze instinctively—</w:t>
-      </w:r>
-    </w:p>
-    <w:p>
-      <w:pPr>
-        <w:pStyle w:val="21"/>
-        <w:keepNext w:val="0"/>
-        <w:keepLines w:val="0"/>
-        <w:widowControl/>
-        <w:suppressLineNumbers w:val="0"/>
-      </w:pPr>
-      <w:r>
-        <w:t>just long enough for Kael to kill it with a downward thrust.</w:t>
-      </w:r>
-    </w:p>
-    <w:p>
-      <w:pPr>
-        <w:pStyle w:val="21"/>
-        <w:keepNext w:val="0"/>
-        <w:keepLines w:val="0"/>
-        <w:widowControl/>
-        <w:suppressLineNumbers w:val="0"/>
-      </w:pPr>
-      <w:r>
-        <w:t>Nobody commented about Cherry this time.</w:t>
-      </w:r>
-    </w:p>
-    <w:p>
-      <w:pPr>
-        <w:pStyle w:val="21"/>
-        <w:keepNext w:val="0"/>
-        <w:keepLines w:val="0"/>
-        <w:widowControl/>
-        <w:suppressLineNumbers w:val="0"/>
-      </w:pPr>
-      <w:r>
-        <w:t>But everyone noticed.</w:t>
-      </w:r>
-    </w:p>
-    <w:p>
-      <w:pPr>
-        <w:pStyle w:val="21"/>
-        <w:keepNext w:val="0"/>
-        <w:keepLines w:val="0"/>
-        <w:widowControl/>
-        <w:suppressLineNumbers w:val="0"/>
-      </w:pPr>
-      <w:r>
-        <w:t>Especially Maya.</w:t>
-      </w:r>
-    </w:p>
-    <w:p>
-      <w:pPr>
-        <w:pStyle w:val="21"/>
-        <w:keepNext w:val="0"/>
-        <w:keepLines w:val="0"/>
-        <w:widowControl/>
-        <w:suppressLineNumbers w:val="0"/>
-      </w:pPr>
-      <w:r>
-        <w:t>Especially Emily.</w:t>
-      </w:r>
-    </w:p>
-    <w:p>
-      <w:pPr>
-        <w:pStyle w:val="21"/>
-        <w:keepNext w:val="0"/>
-        <w:keepLines w:val="0"/>
-        <w:widowControl/>
-        <w:suppressLineNumbers w:val="0"/>
-      </w:pPr>
-      <w:r>
-        <w:t>The last mutant was a monkey-like creature lurking near an overturned transport vehicle.</w:t>
-      </w:r>
-    </w:p>
-    <w:p>
-      <w:pPr>
-        <w:pStyle w:val="21"/>
-        <w:keepNext w:val="0"/>
-        <w:keepLines w:val="0"/>
-        <w:widowControl/>
-        <w:suppressLineNumbers w:val="0"/>
-      </w:pPr>
-      <w:r>
-        <w:t>Unlike the others, it didn’t attack immediately.</w:t>
-      </w:r>
-    </w:p>
-    <w:p>
-      <w:pPr>
-        <w:pStyle w:val="21"/>
-        <w:keepNext w:val="0"/>
-        <w:keepLines w:val="0"/>
-        <w:widowControl/>
-        <w:suppressLineNumbers w:val="0"/>
-      </w:pPr>
-      <w:r>
-        <w:t>It watched them.</w:t>
-      </w:r>
-    </w:p>
-    <w:p>
-      <w:pPr>
-        <w:pStyle w:val="21"/>
-        <w:keepNext w:val="0"/>
-        <w:keepLines w:val="0"/>
-        <w:widowControl/>
-        <w:suppressLineNumbers w:val="0"/>
-      </w:pPr>
-      <w:r>
-        <w:t>Its enlarged eyes moved nervously between Cherry and the group before it suddenly fled into the darkness.</w:t>
-      </w:r>
-    </w:p>
-    <w:p>
-      <w:pPr>
-        <w:pStyle w:val="21"/>
-        <w:keepNext w:val="0"/>
-        <w:keepLines w:val="0"/>
-        <w:widowControl/>
-        <w:suppressLineNumbers w:val="0"/>
-      </w:pPr>
-      <w:r>
-        <w:t>“…even the mutants are scared of Cherry now,” Hirota muttered weakly.</w:t>
-      </w:r>
-    </w:p>
-    <w:p>
-      <w:pPr>
-        <w:pStyle w:val="21"/>
-        <w:keepNext w:val="0"/>
-        <w:keepLines w:val="0"/>
-        <w:widowControl/>
-        <w:suppressLineNumbers w:val="0"/>
-      </w:pPr>
-      <w:r>
-        <w:t>No one denied it.</w:t>
-      </w:r>
-    </w:p>
-    <w:p>
-      <w:pPr>
-        <w:pStyle w:val="21"/>
-        <w:keepNext w:val="0"/>
-        <w:keepLines w:val="0"/>
-        <w:widowControl/>
-        <w:suppressLineNumbers w:val="0"/>
-      </w:pPr>
-      <w:r>
-        <w:t>Less than twenty minutes later—</w:t>
-      </w:r>
-    </w:p>
-    <w:p>
-      <w:pPr>
-        <w:pStyle w:val="21"/>
-        <w:keepNext w:val="0"/>
-        <w:keepLines w:val="0"/>
-        <w:widowControl/>
-        <w:suppressLineNumbers w:val="0"/>
-      </w:pPr>
-      <w:r>
-        <w:t>they finally reached the library.</w:t>
-      </w:r>
-    </w:p>
-    <w:p>
-      <w:pPr>
-        <w:pStyle w:val="21"/>
-        <w:keepNext w:val="0"/>
-        <w:keepLines w:val="0"/>
-        <w:widowControl/>
-        <w:suppressLineNumbers w:val="0"/>
-      </w:pPr>
-      <w:r>
-        <w:t>The moment the building came into view, Tanaka slowed slightly.</w:t>
-      </w:r>
-    </w:p>
-    <w:p>
-      <w:pPr>
-        <w:pStyle w:val="21"/>
-        <w:keepNext w:val="0"/>
-        <w:keepLines w:val="0"/>
-        <w:widowControl/>
-        <w:suppressLineNumbers w:val="0"/>
-      </w:pPr>
-      <w:r>
-        <w:t>For a second, something nostalgic crossed his exhausted face.</w:t>
-      </w:r>
-    </w:p>
-    <w:p>
-      <w:pPr>
-        <w:pStyle w:val="21"/>
-        <w:keepNext w:val="0"/>
-        <w:keepLines w:val="0"/>
-        <w:widowControl/>
-        <w:suppressLineNumbers w:val="0"/>
-      </w:pPr>
-      <w:r>
-        <w:t>“…we made it.”</w:t>
-      </w:r>
-    </w:p>
-    <w:p>
-      <w:pPr>
-        <w:pStyle w:val="21"/>
-        <w:keepNext w:val="0"/>
-        <w:keepLines w:val="0"/>
-        <w:widowControl/>
-        <w:suppressLineNumbers w:val="0"/>
-      </w:pPr>
-      <w:r>
-        <w:t>The library stood intact among the ruined surroundings.</w:t>
-      </w:r>
-    </w:p>
-    <w:p>
-      <w:pPr>
-        <w:pStyle w:val="21"/>
-        <w:keepNext w:val="0"/>
-        <w:keepLines w:val="0"/>
-        <w:widowControl/>
-        <w:suppressLineNumbers w:val="0"/>
-      </w:pPr>
-      <w:r>
-        <w:t>But that wasn’t what caught their attention.</w:t>
-      </w:r>
-    </w:p>
-    <w:p>
-      <w:pPr>
-        <w:pStyle w:val="21"/>
-        <w:keepNext w:val="0"/>
-        <w:keepLines w:val="0"/>
-        <w:widowControl/>
-        <w:suppressLineNumbers w:val="0"/>
-      </w:pPr>
-      <w:r>
-        <w:t>“This…”</w:t>
-      </w:r>
-    </w:p>
-    <w:p>
-      <w:pPr>
-        <w:pStyle w:val="21"/>
-        <w:keepNext w:val="0"/>
-        <w:keepLines w:val="0"/>
-        <w:widowControl/>
-        <w:suppressLineNumbers w:val="0"/>
-      </w:pPr>
-      <w:r>
-        <w:t>Nakamura stopped walking completely.</w:t>
-      </w:r>
-    </w:p>
-    <w:p>
-      <w:pPr>
-        <w:pStyle w:val="21"/>
-        <w:keepNext w:val="0"/>
-        <w:keepLines w:val="0"/>
-        <w:widowControl/>
-        <w:suppressLineNumbers w:val="0"/>
-      </w:pPr>
-      <w:r>
-        <w:t>“This… how are there so many trees here?”</w:t>
-      </w:r>
-    </w:p>
-    <w:p>
-      <w:pPr>
-        <w:pStyle w:val="21"/>
-        <w:keepNext w:val="0"/>
-        <w:keepLines w:val="0"/>
-        <w:widowControl/>
-        <w:suppressLineNumbers w:val="0"/>
-      </w:pPr>
-      <w:r>
-        <w:t>His voice carried genuine shock.</w:t>
-      </w:r>
-    </w:p>
-    <w:p>
-      <w:pPr>
-        <w:pStyle w:val="21"/>
-        <w:keepNext w:val="0"/>
-        <w:keepLines w:val="0"/>
-        <w:widowControl/>
-        <w:suppressLineNumbers w:val="0"/>
-      </w:pPr>
-      <w:r>
-        <w:t>Everyone looked around.</w:t>
-      </w:r>
-    </w:p>
-    <w:p>
-      <w:pPr>
-        <w:pStyle w:val="21"/>
-        <w:keepNext w:val="0"/>
-        <w:keepLines w:val="0"/>
-        <w:widowControl/>
-        <w:suppressLineNumbers w:val="0"/>
-      </w:pPr>
-      <w:r>
-        <w:t>The library was surrounded by massive trees and thick shrubs on nearly all sides. Dense vegetation covered the area so heavily that it almost looked like a forest had swallowed the building whole.</w:t>
-      </w:r>
-    </w:p>
-    <w:p>
-      <w:pPr>
-        <w:pStyle w:val="21"/>
-        <w:keepNext w:val="0"/>
-        <w:keepLines w:val="0"/>
-        <w:widowControl/>
-        <w:suppressLineNumbers w:val="0"/>
-      </w:pPr>
-      <w:r>
-        <w:t>Only the backside remained relatively clear, where several small-scale textile manufacturing buildings still stood abandoned.</w:t>
-      </w:r>
-    </w:p>
-    <w:p>
-      <w:pPr>
-        <w:pStyle w:val="21"/>
-        <w:keepNext w:val="0"/>
-        <w:keepLines w:val="0"/>
-        <w:widowControl/>
-        <w:suppressLineNumbers w:val="0"/>
-      </w:pPr>
-      <w:r>
-        <w:t>Tanaka stared blankly.</w:t>
-      </w:r>
-    </w:p>
-    <w:p>
-      <w:pPr>
-        <w:pStyle w:val="21"/>
-        <w:keepNext w:val="0"/>
-        <w:keepLines w:val="0"/>
-        <w:widowControl/>
-        <w:suppressLineNumbers w:val="0"/>
-      </w:pPr>
-      <w:r>
-        <w:t>“How did these trees even grow here…?”</w:t>
-      </w:r>
-    </w:p>
-    <w:p>
-      <w:pPr>
-        <w:pStyle w:val="21"/>
-        <w:keepNext w:val="0"/>
-        <w:keepLines w:val="0"/>
-        <w:widowControl/>
-        <w:suppressLineNumbers w:val="0"/>
-      </w:pPr>
-      <w:r>
-        <w:t>Kael looked between them.</w:t>
-      </w:r>
-    </w:p>
-    <w:p>
-      <w:pPr>
-        <w:pStyle w:val="21"/>
-        <w:keepNext w:val="0"/>
-        <w:keepLines w:val="0"/>
-        <w:widowControl/>
-        <w:suppressLineNumbers w:val="0"/>
-      </w:pPr>
-      <w:r>
-        <w:t>“What’s wrong?”</w:t>
-      </w:r>
-    </w:p>
-    <w:p>
-      <w:pPr>
-        <w:pStyle w:val="21"/>
-        <w:keepNext w:val="0"/>
-        <w:keepLines w:val="0"/>
-        <w:widowControl/>
-        <w:suppressLineNumbers w:val="0"/>
-      </w:pPr>
-      <w:r>
-        <w:t>Nakamura pointed toward the towering trees.</w:t>
-      </w:r>
-    </w:p>
-    <w:p>
-      <w:pPr>
-        <w:pStyle w:val="21"/>
-        <w:keepNext w:val="0"/>
-        <w:keepLines w:val="0"/>
-        <w:widowControl/>
-        <w:suppressLineNumbers w:val="0"/>
-      </w:pPr>
-      <w:r>
-        <w:t>“This place used to be empty.”</w:t>
-      </w:r>
-    </w:p>
-    <w:p>
-      <w:pPr>
-        <w:pStyle w:val="21"/>
-        <w:keepNext w:val="0"/>
-        <w:keepLines w:val="0"/>
-        <w:widowControl/>
-        <w:suppressLineNumbers w:val="0"/>
-      </w:pPr>
-      <w:r>
-        <w:t>“Completely empty,” Tanaka added immediately. “There were only patches of grass around the library.”</w:t>
-      </w:r>
-    </w:p>
-    <w:p>
-      <w:pPr>
-        <w:pStyle w:val="21"/>
-        <w:keepNext w:val="0"/>
-        <w:keepLines w:val="0"/>
-        <w:widowControl/>
-        <w:suppressLineNumbers w:val="0"/>
-      </w:pPr>
-      <w:r>
-        <w:t>Emily slowly looked upward.</w:t>
-      </w:r>
-    </w:p>
-    <w:p>
-      <w:pPr>
-        <w:pStyle w:val="21"/>
-        <w:keepNext w:val="0"/>
-        <w:keepLines w:val="0"/>
-        <w:widowControl/>
-        <w:suppressLineNumbers w:val="0"/>
-      </w:pPr>
-      <w:r>
-        <w:t>“These trees are huge…”</w:t>
-      </w:r>
-    </w:p>
-    <w:p>
-      <w:pPr>
-        <w:pStyle w:val="21"/>
-        <w:keepNext w:val="0"/>
-        <w:keepLines w:val="0"/>
-        <w:widowControl/>
-        <w:suppressLineNumbers w:val="0"/>
-      </w:pPr>
-      <w:r>
-        <w:t>The branches stretched unnaturally high, their trunks thicker than normal trees should have been after such a short period.</w:t>
-      </w:r>
-    </w:p>
-    <w:p>
-      <w:pPr>
-        <w:pStyle w:val="21"/>
-        <w:keepNext w:val="0"/>
-        <w:keepLines w:val="0"/>
-        <w:widowControl/>
-        <w:suppressLineNumbers w:val="0"/>
-      </w:pPr>
-      <w:r>
-        <w:t>Iris spoke inside Kael’s mind.</w:t>
-      </w:r>
-    </w:p>
-    <w:p>
-      <w:pPr>
-        <w:pStyle w:val="21"/>
-        <w:keepNext w:val="0"/>
-        <w:keepLines w:val="0"/>
-        <w:widowControl/>
-        <w:suppressLineNumbers w:val="0"/>
-      </w:pPr>
-      <w:r>
-        <w:t>“Environmental mutation influence detected.”</w:t>
-      </w:r>
-    </w:p>
-    <w:p>
-      <w:pPr>
-        <w:pStyle w:val="21"/>
-        <w:keepNext w:val="0"/>
-        <w:keepLines w:val="0"/>
-        <w:widowControl/>
-        <w:suppressLineNumbers w:val="0"/>
-      </w:pPr>
-      <w:r>
-        <w:t>Kael listened carefully.</w:t>
-      </w:r>
-    </w:p>
-    <w:p>
-      <w:pPr>
-        <w:pStyle w:val="21"/>
-        <w:keepNext w:val="0"/>
-        <w:keepLines w:val="0"/>
-        <w:widowControl/>
-        <w:suppressLineNumbers w:val="0"/>
-      </w:pPr>
-      <w:r>
-        <w:t>“Mutation levels within the atmosphere appear to be affecting plant life as well.”</w:t>
-      </w:r>
-    </w:p>
-    <w:p>
-      <w:pPr>
-        <w:pStyle w:val="21"/>
-        <w:keepNext w:val="0"/>
-        <w:keepLines w:val="0"/>
-        <w:widowControl/>
-        <w:suppressLineNumbers w:val="0"/>
-      </w:pPr>
-      <w:r>
-        <w:t>Her tone remained analytical.</w:t>
-      </w:r>
-    </w:p>
-    <w:p>
-      <w:pPr>
-        <w:pStyle w:val="21"/>
-        <w:keepNext w:val="0"/>
-        <w:keepLines w:val="0"/>
-        <w:widowControl/>
-        <w:suppressLineNumbers w:val="0"/>
-      </w:pPr>
-      <w:r>
-        <w:t>“Observed effects currently include accelerated growth and increased life force signatures. No immediate hostile traits detected.”</w:t>
-      </w:r>
-    </w:p>
-    <w:p>
-      <w:pPr>
-        <w:pStyle w:val="21"/>
-        <w:keepNext w:val="0"/>
-        <w:keepLines w:val="0"/>
-        <w:widowControl/>
-        <w:suppressLineNumbers w:val="0"/>
-      </w:pPr>
-      <w:r>
-        <w:t>Kael frowned slightly.</w:t>
-      </w:r>
-    </w:p>
-    <w:p>
-      <w:pPr>
-        <w:pStyle w:val="21"/>
-        <w:keepNext w:val="0"/>
-        <w:keepLines w:val="0"/>
-        <w:widowControl/>
-        <w:suppressLineNumbers w:val="0"/>
-      </w:pPr>
-      <w:r>
-        <w:t>“So even plants are mutating now…”</w:t>
-      </w:r>
-    </w:p>
-    <w:p>
-      <w:pPr>
-        <w:pStyle w:val="21"/>
-        <w:keepNext w:val="0"/>
-        <w:keepLines w:val="0"/>
-        <w:widowControl/>
-        <w:suppressLineNumbers w:val="0"/>
-      </w:pPr>
-      <w:r>
-        <w:t>“It is highly probable.”</w:t>
-      </w:r>
-    </w:p>
-    <w:p>
-      <w:pPr>
-        <w:pStyle w:val="21"/>
-        <w:keepNext w:val="0"/>
-        <w:keepLines w:val="0"/>
-        <w:widowControl/>
-        <w:suppressLineNumbers w:val="0"/>
-      </w:pPr>
-      <w:r>
-        <w:t>Kael looked toward the group.</w:t>
-      </w:r>
-    </w:p>
-    <w:p>
-      <w:pPr>
-        <w:pStyle w:val="21"/>
-        <w:keepNext w:val="0"/>
-        <w:keepLines w:val="0"/>
-        <w:widowControl/>
-        <w:suppressLineNumbers w:val="0"/>
-      </w:pPr>
-      <w:r>
-        <w:t>“It seems the mutation phenomenon is affecting all living organisms.”</w:t>
-      </w:r>
-    </w:p>
-    <w:p>
-      <w:pPr>
-        <w:pStyle w:val="21"/>
-        <w:keepNext w:val="0"/>
-        <w:keepLines w:val="0"/>
-        <w:widowControl/>
-        <w:suppressLineNumbers w:val="0"/>
-      </w:pPr>
-      <w:r>
-        <w:t>His eyes briefly scanned the trees.</w:t>
-      </w:r>
-    </w:p>
-    <w:p>
-      <w:pPr>
-        <w:pStyle w:val="21"/>
-        <w:keepNext w:val="0"/>
-        <w:keepLines w:val="0"/>
-        <w:widowControl/>
-        <w:suppressLineNumbers w:val="0"/>
-      </w:pPr>
-      <w:r>
-        <w:t>“Just stay careful around them. If there’s no immediate danger, we proceed inside.”</w:t>
-      </w:r>
-    </w:p>
-    <w:p>
-      <w:pPr>
-        <w:pStyle w:val="21"/>
-        <w:keepNext w:val="0"/>
-        <w:keepLines w:val="0"/>
-        <w:widowControl/>
-        <w:suppressLineNumbers w:val="0"/>
-      </w:pPr>
-      <w:r>
-        <w:t>Everyone agreed silently.</w:t>
-      </w:r>
-    </w:p>
-    <w:p>
-      <w:pPr>
-        <w:pStyle w:val="21"/>
-        <w:keepNext w:val="0"/>
-        <w:keepLines w:val="0"/>
-        <w:widowControl/>
-        <w:suppressLineNumbers w:val="0"/>
-      </w:pPr>
-      <w:r>
-        <w:t>Even with their exhaustion, Nakamura and Kael still checked the surrounding area first.</w:t>
-      </w:r>
-    </w:p>
-    <w:p>
-      <w:pPr>
-        <w:pStyle w:val="21"/>
-        <w:keepNext w:val="0"/>
-        <w:keepLines w:val="0"/>
-        <w:widowControl/>
-        <w:suppressLineNumbers w:val="0"/>
-      </w:pPr>
-      <w:r>
-        <w:t>Old instincts.</w:t>
-      </w:r>
-    </w:p>
-    <w:p>
-      <w:pPr>
-        <w:pStyle w:val="21"/>
-        <w:keepNext w:val="0"/>
-        <w:keepLines w:val="0"/>
-        <w:widowControl/>
-        <w:suppressLineNumbers w:val="0"/>
-      </w:pPr>
-      <w:r>
-        <w:t>Necessary instincts.</w:t>
-      </w:r>
-    </w:p>
-    <w:p>
-      <w:pPr>
-        <w:pStyle w:val="21"/>
-        <w:keepNext w:val="0"/>
-        <w:keepLines w:val="0"/>
-        <w:widowControl/>
-        <w:suppressLineNumbers w:val="0"/>
-      </w:pPr>
-      <w:r>
-        <w:t>Nakamura inspected the nearby alleys while Kael scanned the tree lines carefully.</w:t>
-      </w:r>
-    </w:p>
-    <w:p>
-      <w:pPr>
-        <w:pStyle w:val="21"/>
-        <w:keepNext w:val="0"/>
-        <w:keepLines w:val="0"/>
-        <w:widowControl/>
-        <w:suppressLineNumbers w:val="0"/>
-      </w:pPr>
-      <w:r>
-        <w:t>Cherry remained unusually alert throughout.</w:t>
-      </w:r>
-    </w:p>
-    <w:p>
-      <w:pPr>
-        <w:pStyle w:val="21"/>
-        <w:keepNext w:val="0"/>
-        <w:keepLines w:val="0"/>
-        <w:widowControl/>
-        <w:suppressLineNumbers w:val="0"/>
-      </w:pPr>
-      <w:r>
-        <w:t>After several minutes, Iris completed a wider scan.</w:t>
-      </w:r>
-    </w:p>
-    <w:p>
-      <w:pPr>
-        <w:pStyle w:val="21"/>
-        <w:keepNext w:val="0"/>
-        <w:keepLines w:val="0"/>
-        <w:widowControl/>
-        <w:suppressLineNumbers w:val="0"/>
-      </w:pPr>
-      <w:r>
-        <w:t>The result surprised even Kael.</w:t>
-      </w:r>
-    </w:p>
-    <w:p>
-      <w:pPr>
-        <w:pStyle w:val="21"/>
-        <w:keepNext w:val="0"/>
-        <w:keepLines w:val="0"/>
-        <w:widowControl/>
-        <w:suppressLineNumbers w:val="0"/>
-      </w:pPr>
-      <w:r>
-        <w:t>“No hostile biological signatures detected within a one-kilometer radius.”</w:t>
-      </w:r>
-    </w:p>
-    <w:p>
-      <w:pPr>
-        <w:pStyle w:val="21"/>
-        <w:keepNext w:val="0"/>
-        <w:keepLines w:val="0"/>
-        <w:widowControl/>
-        <w:suppressLineNumbers w:val="0"/>
-      </w:pPr>
-      <w:r>
-        <w:t>Kael blinked slightly.</w:t>
-      </w:r>
-    </w:p>
-    <w:p>
-      <w:pPr>
-        <w:pStyle w:val="21"/>
-        <w:keepNext w:val="0"/>
-        <w:keepLines w:val="0"/>
-        <w:widowControl/>
-        <w:suppressLineNumbers w:val="0"/>
-      </w:pPr>
-      <w:r>
-        <w:t>“None?”</w:t>
-      </w:r>
-    </w:p>
-    <w:p>
-      <w:pPr>
-        <w:pStyle w:val="21"/>
-        <w:keepNext w:val="0"/>
-        <w:keepLines w:val="0"/>
-        <w:widowControl/>
-        <w:suppressLineNumbers w:val="0"/>
-      </w:pPr>
-      <w:r>
-        <w:t>“Correct.”</w:t>
-      </w:r>
-    </w:p>
-    <w:p>
-      <w:pPr>
-        <w:pStyle w:val="21"/>
-        <w:keepNext w:val="0"/>
-        <w:keepLines w:val="0"/>
-        <w:widowControl/>
-        <w:suppressLineNumbers w:val="0"/>
-      </w:pPr>
-      <w:r>
-        <w:t>That was abnormal.</w:t>
-      </w:r>
-    </w:p>
-    <w:p>
-      <w:pPr>
-        <w:pStyle w:val="21"/>
-        <w:keepNext w:val="0"/>
-        <w:keepLines w:val="0"/>
-        <w:widowControl/>
-        <w:suppressLineNumbers w:val="0"/>
-      </w:pPr>
-      <w:r>
-        <w:t>In this world—</w:t>
-      </w:r>
-    </w:p>
-    <w:p>
-      <w:pPr>
-        <w:pStyle w:val="21"/>
-        <w:keepNext w:val="0"/>
-        <w:keepLines w:val="0"/>
-        <w:widowControl/>
-        <w:suppressLineNumbers w:val="0"/>
-      </w:pPr>
-      <w:r>
-        <w:t>silence itself felt unnatural now.</w:t>
-      </w:r>
-    </w:p>
-    <w:p>
-      <w:pPr>
-        <w:pStyle w:val="21"/>
-        <w:keepNext w:val="0"/>
-        <w:keepLines w:val="0"/>
-        <w:widowControl/>
-        <w:suppressLineNumbers w:val="0"/>
-      </w:pPr>
-      <w:r>
-        <w:t>Nakamura returned shortly after.</w:t>
-      </w:r>
-    </w:p>
-    <w:p>
-      <w:pPr>
-        <w:pStyle w:val="21"/>
-        <w:keepNext w:val="0"/>
-        <w:keepLines w:val="0"/>
-        <w:widowControl/>
-        <w:suppressLineNumbers w:val="0"/>
-      </w:pPr>
-      <w:r>
-        <w:t>“Clear.”</w:t>
-      </w:r>
-    </w:p>
-    <w:p>
-      <w:pPr>
-        <w:pStyle w:val="21"/>
-        <w:keepNext w:val="0"/>
-        <w:keepLines w:val="0"/>
-        <w:widowControl/>
-        <w:suppressLineNumbers w:val="0"/>
-      </w:pPr>
-      <w:r>
-        <w:t>Kael nodded slowly.</w:t>
-      </w:r>
-    </w:p>
-    <w:p>
-      <w:pPr>
-        <w:pStyle w:val="21"/>
-        <w:keepNext w:val="0"/>
-        <w:keepLines w:val="0"/>
-        <w:widowControl/>
-        <w:suppressLineNumbers w:val="0"/>
-      </w:pPr>
-      <w:r>
-        <w:t>“Then we settle here for tonight.”</w:t>
-      </w:r>
-    </w:p>
-    <w:p>
-      <w:pPr>
-        <w:pStyle w:val="21"/>
-        <w:keepNext w:val="0"/>
-        <w:keepLines w:val="0"/>
-        <w:widowControl/>
-        <w:suppressLineNumbers w:val="0"/>
-      </w:pPr>
-      <w:r>
-        <w:t>They approached the main entrance.</w:t>
-      </w:r>
-    </w:p>
-    <w:p>
-      <w:pPr>
-        <w:pStyle w:val="21"/>
-        <w:keepNext w:val="0"/>
-        <w:keepLines w:val="0"/>
-        <w:widowControl/>
-        <w:suppressLineNumbers w:val="0"/>
-      </w:pPr>
-      <w:r>
-        <w:t>The reinforced library doors remained locked.</w:t>
-      </w:r>
-    </w:p>
-    <w:p>
-      <w:pPr>
-        <w:pStyle w:val="21"/>
-        <w:keepNext w:val="0"/>
-        <w:keepLines w:val="0"/>
-        <w:widowControl/>
-        <w:suppressLineNumbers w:val="0"/>
-      </w:pPr>
-      <w:r>
-        <w:t>Tanaka stepped forward first, placing his trembling hand against the biometric scanner.</w:t>
-      </w:r>
-    </w:p>
-    <w:p>
-      <w:pPr>
-        <w:pStyle w:val="21"/>
-        <w:keepNext w:val="0"/>
-        <w:keepLines w:val="0"/>
-        <w:widowControl/>
-        <w:suppressLineNumbers w:val="0"/>
-      </w:pPr>
-      <w:r>
-        <w:t>The system flickered weakly.</w:t>
-      </w:r>
-    </w:p>
-    <w:p>
-      <w:pPr>
-        <w:pStyle w:val="21"/>
-        <w:keepNext w:val="0"/>
-        <w:keepLines w:val="0"/>
-        <w:widowControl/>
-        <w:suppressLineNumbers w:val="0"/>
-      </w:pPr>
-      <w:r>
-        <w:t>For a moment, everyone thought the power was dead.</w:t>
-      </w:r>
-    </w:p>
-    <w:p>
-      <w:pPr>
-        <w:pStyle w:val="21"/>
-        <w:keepNext w:val="0"/>
-        <w:keepLines w:val="0"/>
-        <w:widowControl/>
-        <w:suppressLineNumbers w:val="0"/>
-      </w:pPr>
-      <w:r>
-        <w:t>Then—</w:t>
-      </w:r>
-    </w:p>
-    <w:p>
-      <w:pPr>
-        <w:pStyle w:val="21"/>
-        <w:keepNext w:val="0"/>
-        <w:keepLines w:val="0"/>
-        <w:widowControl/>
-        <w:suppressLineNumbers w:val="0"/>
-      </w:pPr>
-      <w:r>
-        <w:t>Access Granted.</w:t>
-      </w:r>
-    </w:p>
-    <w:p>
-      <w:pPr>
-        <w:pStyle w:val="21"/>
-        <w:keepNext w:val="0"/>
-        <w:keepLines w:val="0"/>
-        <w:widowControl/>
-        <w:suppressLineNumbers w:val="0"/>
-      </w:pPr>
-      <w:r>
-        <w:t>The heavy locks disengaged with a mechanical click.</w:t>
-      </w:r>
-    </w:p>
-    <w:p>
-      <w:pPr>
-        <w:pStyle w:val="21"/>
-        <w:keepNext w:val="0"/>
-        <w:keepLines w:val="0"/>
-        <w:widowControl/>
-        <w:suppressLineNumbers w:val="0"/>
-      </w:pPr>
-      <w:r>
-        <w:t>A faint sigh escaped Tanaka.</w:t>
-      </w:r>
-    </w:p>
-    <w:p>
-      <w:pPr>
-        <w:pStyle w:val="21"/>
-        <w:keepNext w:val="0"/>
-        <w:keepLines w:val="0"/>
-        <w:widowControl/>
-        <w:suppressLineNumbers w:val="0"/>
-      </w:pPr>
-      <w:r>
-        <w:t>“…still working.”</w:t>
-      </w:r>
-    </w:p>
-    <w:p>
-      <w:pPr>
-        <w:pStyle w:val="21"/>
-        <w:keepNext w:val="0"/>
-        <w:keepLines w:val="0"/>
-        <w:widowControl/>
-        <w:suppressLineNumbers w:val="0"/>
-      </w:pPr>
-      <w:r>
-        <w:t>The group entered quickly.</w:t>
-      </w:r>
-    </w:p>
-    <w:p>
-      <w:pPr>
-        <w:pStyle w:val="21"/>
-        <w:keepNext w:val="0"/>
-        <w:keepLines w:val="0"/>
-        <w:widowControl/>
-        <w:suppressLineNumbers w:val="0"/>
-      </w:pPr>
-      <w:r>
-        <w:t>The moment the doors shut behind them—</w:t>
-      </w:r>
-    </w:p>
-    <w:p>
-      <w:pPr>
-        <w:pStyle w:val="21"/>
-        <w:keepNext w:val="0"/>
-        <w:keepLines w:val="0"/>
-        <w:widowControl/>
-        <w:suppressLineNumbers w:val="0"/>
-      </w:pPr>
-      <w:r>
-        <w:t>everyone collapsed.</w:t>
-      </w:r>
-    </w:p>
-    <w:p>
-      <w:pPr>
-        <w:pStyle w:val="21"/>
-        <w:keepNext w:val="0"/>
-        <w:keepLines w:val="0"/>
-        <w:widowControl/>
-        <w:suppressLineNumbers w:val="0"/>
-      </w:pPr>
-      <w:r>
-        <w:t>Nobody cared about appearances anymore.</w:t>
-      </w:r>
-    </w:p>
-    <w:p>
-      <w:pPr>
-        <w:pStyle w:val="21"/>
-        <w:keepNext w:val="0"/>
-        <w:keepLines w:val="0"/>
-        <w:widowControl/>
-        <w:suppressLineNumbers w:val="0"/>
-      </w:pPr>
-      <w:r>
-        <w:t>Maya sat down heavily against a wall while holding Emily close.</w:t>
-      </w:r>
-    </w:p>
-    <w:p>
-      <w:pPr>
-        <w:pStyle w:val="21"/>
-        <w:keepNext w:val="0"/>
-        <w:keepLines w:val="0"/>
-        <w:widowControl/>
-        <w:suppressLineNumbers w:val="0"/>
-      </w:pPr>
-      <w:r>
-        <w:t>Hirota practically dropped onto the floor.</w:t>
-      </w:r>
-    </w:p>
-    <w:p>
-      <w:pPr>
-        <w:pStyle w:val="21"/>
-        <w:keepNext w:val="0"/>
-        <w:keepLines w:val="0"/>
-        <w:widowControl/>
-        <w:suppressLineNumbers w:val="0"/>
-      </w:pPr>
-      <w:r>
-        <w:t>Nakamura leaned silently against a bookshelf, exhausted beyond words.</w:t>
-      </w:r>
-    </w:p>
-    <w:p>
-      <w:pPr>
-        <w:pStyle w:val="21"/>
-        <w:keepNext w:val="0"/>
-        <w:keepLines w:val="0"/>
-        <w:widowControl/>
-        <w:suppressLineNumbers w:val="0"/>
-      </w:pPr>
-      <w:r>
-        <w:t>Kael lowered himself slowly near the entrance while Cherry curled quietly beside him.</w:t>
-      </w:r>
-    </w:p>
-    <w:p>
-      <w:pPr>
-        <w:pStyle w:val="21"/>
-        <w:keepNext w:val="0"/>
-        <w:keepLines w:val="0"/>
-        <w:widowControl/>
-        <w:suppressLineNumbers w:val="0"/>
-      </w:pPr>
-      <w:r>
-        <w:t>The strain from the journey hit all at once now that they had finally stopped moving.</w:t>
-      </w:r>
-    </w:p>
-    <w:p>
-      <w:pPr>
-        <w:pStyle w:val="21"/>
-        <w:keepNext w:val="0"/>
-        <w:keepLines w:val="0"/>
-        <w:widowControl/>
-        <w:suppressLineNumbers w:val="0"/>
-      </w:pPr>
-      <w:r>
-        <w:t>Silence filled the library.</w:t>
-      </w:r>
-    </w:p>
-    <w:p>
-      <w:pPr>
-        <w:pStyle w:val="21"/>
-        <w:keepNext w:val="0"/>
-        <w:keepLines w:val="0"/>
-        <w:widowControl/>
-        <w:suppressLineNumbers w:val="0"/>
-      </w:pPr>
-      <w:r>
-        <w:t>Only heavy breathing remained.</w:t>
-      </w:r>
-    </w:p>
-    <w:p>
-      <w:pPr>
-        <w:pStyle w:val="21"/>
-        <w:keepNext w:val="0"/>
-        <w:keepLines w:val="0"/>
-        <w:widowControl/>
-        <w:suppressLineNumbers w:val="0"/>
-      </w:pPr>
-      <w:r>
-        <w:t>Then Maya spoke immediately.</w:t>
-      </w:r>
-    </w:p>
-    <w:p>
-      <w:pPr>
-        <w:pStyle w:val="21"/>
-        <w:keepNext w:val="0"/>
-        <w:keepLines w:val="0"/>
-        <w:widowControl/>
-        <w:suppressLineNumbers w:val="0"/>
-      </w:pPr>
-      <w:r>
-        <w:t>“Kael.”</w:t>
-      </w:r>
-    </w:p>
-    <w:p>
-      <w:pPr>
-        <w:pStyle w:val="21"/>
-        <w:keepNext w:val="0"/>
-        <w:keepLines w:val="0"/>
-        <w:widowControl/>
-        <w:suppressLineNumbers w:val="0"/>
-      </w:pPr>
-      <w:r>
-        <w:t>Her voice was serious this time.</w:t>
-      </w:r>
-    </w:p>
-    <w:p>
-      <w:pPr>
-        <w:pStyle w:val="21"/>
-        <w:keepNext w:val="0"/>
-        <w:keepLines w:val="0"/>
-        <w:widowControl/>
-        <w:suppressLineNumbers w:val="0"/>
-      </w:pPr>
-      <w:r>
-        <w:t>Not fearful.</w:t>
-      </w:r>
-    </w:p>
-    <w:p>
-      <w:pPr>
-        <w:pStyle w:val="21"/>
-        <w:keepNext w:val="0"/>
-        <w:keepLines w:val="0"/>
-        <w:widowControl/>
-        <w:suppressLineNumbers w:val="0"/>
-      </w:pPr>
-      <w:r>
-        <w:t>Not accusing.</w:t>
-      </w:r>
-    </w:p>
-    <w:p>
-      <w:pPr>
-        <w:pStyle w:val="21"/>
-        <w:keepNext w:val="0"/>
-        <w:keepLines w:val="0"/>
-        <w:widowControl/>
-        <w:suppressLineNumbers w:val="0"/>
-      </w:pPr>
-      <w:r>
-        <w:t>But firm.</w:t>
-      </w:r>
-    </w:p>
-    <w:p>
-      <w:pPr>
-        <w:pStyle w:val="21"/>
-        <w:keepNext w:val="0"/>
-        <w:keepLines w:val="0"/>
-        <w:widowControl/>
-        <w:suppressLineNumbers w:val="0"/>
-      </w:pPr>
-      <w:r>
-        <w:t>Emily tightened her grip on her mother as Maya continued.</w:t>
-      </w:r>
-    </w:p>
-    <w:p>
-      <w:pPr>
-        <w:pStyle w:val="21"/>
-        <w:keepNext w:val="0"/>
-        <w:keepLines w:val="0"/>
-        <w:widowControl/>
-        <w:suppressLineNumbers w:val="0"/>
-      </w:pPr>
-      <w:r>
-        <w:t>“Please tell us about Cherry.”</w:t>
-      </w:r>
-    </w:p>
-    <w:p>
-      <w:pPr>
-        <w:pStyle w:val="21"/>
-        <w:keepNext w:val="0"/>
-        <w:keepLines w:val="0"/>
-        <w:widowControl/>
-        <w:suppressLineNumbers w:val="0"/>
-      </w:pPr>
-      <w:r>
-        <w:t>Her eyes moved toward the white cat resting beside him.</w:t>
-      </w:r>
-    </w:p>
-    <w:p>
-      <w:pPr>
-        <w:pStyle w:val="21"/>
-        <w:keepNext w:val="0"/>
-        <w:keepLines w:val="0"/>
-        <w:widowControl/>
-        <w:suppressLineNumbers w:val="0"/>
-      </w:pPr>
-      <w:r>
-        <w:t>“We need to know what she really is.”</w:t>
-      </w:r>
-    </w:p>
-    <w:p>
-      <w:pPr>
-        <w:pStyle w:val="21"/>
-        <w:keepNext w:val="0"/>
-        <w:keepLines w:val="0"/>
-        <w:widowControl/>
-        <w:suppressLineNumbers w:val="0"/>
-      </w:pPr>
-      <w:r>
-        <w:t>The room grew silent again.</w:t>
-      </w:r>
-    </w:p>
-    <w:p>
-      <w:pPr>
-        <w:pStyle w:val="21"/>
-        <w:keepNext w:val="0"/>
-        <w:keepLines w:val="0"/>
-        <w:widowControl/>
-        <w:suppressLineNumbers w:val="0"/>
-      </w:pPr>
-      <w:r>
-        <w:t>Everyone’s attention shifted toward Kael.</w:t>
-      </w:r>
-    </w:p>
-    <w:p>
-      <w:pPr>
-        <w:pStyle w:val="21"/>
-        <w:keepNext w:val="0"/>
-        <w:keepLines w:val="0"/>
-        <w:widowControl/>
-        <w:suppressLineNumbers w:val="0"/>
-      </w:pPr>
-      <w:r>
-        <w:t>Even Hirota slowly sat up despite his exhaustion.</w:t>
-      </w:r>
-    </w:p>
-    <w:p>
-      <w:pPr>
-        <w:pStyle w:val="21"/>
-        <w:keepNext w:val="0"/>
-        <w:keepLines w:val="0"/>
-        <w:widowControl/>
-        <w:suppressLineNumbers w:val="0"/>
-      </w:pPr>
-      <w:r>
-        <w:t>Cherry quietly lifted its head.</w:t>
-      </w:r>
-    </w:p>
-    <w:p>
-      <w:pPr>
-        <w:pStyle w:val="21"/>
-        <w:keepNext w:val="0"/>
-        <w:keepLines w:val="0"/>
-        <w:widowControl/>
-        <w:suppressLineNumbers w:val="0"/>
-      </w:pPr>
-      <w:r>
-        <w:t>Its blue eyes moved toward Kael.</w:t>
-      </w:r>
-    </w:p>
-    <w:p>
-      <w:pPr>
-        <w:pStyle w:val="21"/>
-        <w:keepNext w:val="0"/>
-        <w:keepLines w:val="0"/>
-        <w:widowControl/>
-        <w:suppressLineNumbers w:val="0"/>
-      </w:pPr>
-      <w:r>
-        <w:t>Almost as if waiting.</w:t>
-      </w:r>
-    </w:p>
-    <w:p>
-      <w:pPr>
-        <w:pStyle w:val="21"/>
-        <w:keepNext w:val="0"/>
-        <w:keepLines w:val="0"/>
-        <w:widowControl/>
-        <w:suppressLineNumbers w:val="0"/>
-      </w:pPr>
-      <w:r>
-        <w:t>Iris spoke calmly inside his mind.</w:t>
-      </w:r>
-    </w:p>
-    <w:p>
-      <w:pPr>
-        <w:pStyle w:val="21"/>
-        <w:keepNext w:val="0"/>
-        <w:keepLines w:val="0"/>
-        <w:widowControl/>
-        <w:suppressLineNumbers w:val="0"/>
-      </w:pPr>
-      <w:r>
-        <w:t>“Kael. It is advisable to explain Cherry’s situation.”</w:t>
-      </w:r>
-    </w:p>
-    <w:p>
-      <w:pPr>
-        <w:pStyle w:val="21"/>
-        <w:keepNext w:val="0"/>
-        <w:keepLines w:val="0"/>
-        <w:widowControl/>
-        <w:suppressLineNumbers w:val="0"/>
-      </w:pPr>
-      <w:r>
-        <w:t>A brief pause.</w:t>
-      </w:r>
-    </w:p>
-    <w:p>
-      <w:pPr>
-        <w:pStyle w:val="21"/>
-        <w:keepNext w:val="0"/>
-        <w:keepLines w:val="0"/>
-        <w:widowControl/>
-        <w:suppressLineNumbers w:val="0"/>
-      </w:pPr>
-      <w:r>
-        <w:t>“Clarification is necessary to maintain trust within the group.”</w:t>
-      </w:r>
-    </w:p>
-    <w:p>
-      <w:pPr>
-        <w:pStyle w:val="21"/>
-        <w:keepNext w:val="0"/>
-        <w:keepLines w:val="0"/>
-        <w:widowControl/>
-        <w:suppressLineNumbers w:val="0"/>
-      </w:pPr>
-      <w:r>
-        <w:t>Kael remained silent for several seconds.</w:t>
-      </w:r>
-    </w:p>
-    <w:p>
-      <w:pPr>
-        <w:pStyle w:val="21"/>
-        <w:keepNext w:val="0"/>
-        <w:keepLines w:val="0"/>
-        <w:widowControl/>
-        <w:suppressLineNumbers w:val="0"/>
-      </w:pPr>
-      <w:r>
-        <w:t>Then he slowly looked at Cherry beside him.</w:t>
-      </w:r>
-    </w:p>
-    <w:p>
-      <w:pPr>
-        <w:pStyle w:val="21"/>
-        <w:keepNext w:val="0"/>
-        <w:keepLines w:val="0"/>
-        <w:widowControl/>
-        <w:suppressLineNumbers w:val="0"/>
-      </w:pPr>
-      <w:r>
-        <w:t>The small white cat stared back quietly.</w:t>
-      </w:r>
-    </w:p>
-    <w:p>
-      <w:pPr>
-        <w:pStyle w:val="21"/>
-        <w:keepNext w:val="0"/>
-        <w:keepLines w:val="0"/>
-        <w:widowControl/>
-        <w:suppressLineNumbers w:val="0"/>
-      </w:pPr>
-      <w:r>
-        <w:t>No hostility.</w:t>
-      </w:r>
-    </w:p>
-    <w:p>
-      <w:pPr>
-        <w:pStyle w:val="21"/>
-        <w:keepNext w:val="0"/>
-        <w:keepLines w:val="0"/>
-        <w:widowControl/>
-        <w:suppressLineNumbers w:val="0"/>
-      </w:pPr>
-      <w:r>
-        <w:t>No aggression.</w:t>
-      </w:r>
-    </w:p>
-    <w:p>
-      <w:pPr>
-        <w:pStyle w:val="21"/>
-        <w:keepNext w:val="0"/>
-        <w:keepLines w:val="0"/>
-        <w:widowControl/>
-        <w:suppressLineNumbers w:val="0"/>
-      </w:pPr>
-      <w:r>
-        <w:t>Just calm trust.</w:t>
-      </w:r>
-    </w:p>
-    <w:p>
-      <w:pPr>
-        <w:pStyle w:val="21"/>
-        <w:keepNext w:val="0"/>
-        <w:keepLines w:val="0"/>
-        <w:widowControl/>
-        <w:suppressLineNumbers w:val="0"/>
         <w:rPr>
           <w:rFonts w:hint="default"/>
           <w:lang w:val="en-IN"/>
         </w:rPr>
+        <w:t>T</w:t>
+      </w:r>
+      <w:r>
+        <w:t>heir claws scraped sparks off the concrete walls as they lunged.</w:t>
+      </w:r>
+    </w:p>
+    <w:p>
+      <w:pPr>
+        <w:pStyle w:val="21"/>
+        <w:keepNext w:val="0"/>
+        <w:keepLines w:val="0"/>
+        <w:widowControl/>
+        <w:suppressLineNumbers w:val="0"/>
+      </w:pPr>
+      <w:r>
+        <w:t>Cherry reacted before anyone else.</w:t>
+      </w:r>
+    </w:p>
+    <w:p>
+      <w:pPr>
+        <w:pStyle w:val="21"/>
+        <w:keepNext w:val="0"/>
+        <w:keepLines w:val="0"/>
+        <w:widowControl/>
+        <w:suppressLineNumbers w:val="0"/>
+      </w:pPr>
+      <w:r>
+        <w:t>A white blur flashed forward.</w:t>
+      </w:r>
+    </w:p>
+    <w:p>
+      <w:pPr>
+        <w:pStyle w:val="21"/>
+        <w:keepNext w:val="0"/>
+        <w:keepLines w:val="0"/>
+        <w:widowControl/>
+        <w:suppressLineNumbers w:val="0"/>
+      </w:pPr>
+      <w:r>
+        <w:t>One raccoon slammed into a wall lifelessly before the others even realized what happened.</w:t>
+      </w:r>
+    </w:p>
+    <w:p>
+      <w:pPr>
+        <w:pStyle w:val="21"/>
+        <w:keepNext w:val="0"/>
+        <w:keepLines w:val="0"/>
+        <w:widowControl/>
+        <w:suppressLineNumbers w:val="0"/>
+      </w:pPr>
+      <w:r>
+        <w:t>The second froze instinctively—</w:t>
+      </w:r>
+    </w:p>
+    <w:p>
+      <w:pPr>
+        <w:pStyle w:val="21"/>
+        <w:keepNext w:val="0"/>
+        <w:keepLines w:val="0"/>
+        <w:widowControl/>
+        <w:suppressLineNumbers w:val="0"/>
+      </w:pPr>
+      <w:r>
+        <w:t>just long enough for Kael to kill it with a downward thrust.</w:t>
+      </w:r>
+    </w:p>
+    <w:p>
+      <w:pPr>
+        <w:pStyle w:val="21"/>
+        <w:keepNext w:val="0"/>
+        <w:keepLines w:val="0"/>
+        <w:widowControl/>
+        <w:suppressLineNumbers w:val="0"/>
+      </w:pPr>
+      <w:r>
+        <w:t>Nobody commented about Cherry this time.</w:t>
+      </w:r>
+    </w:p>
+    <w:p>
+      <w:pPr>
+        <w:pStyle w:val="21"/>
+        <w:keepNext w:val="0"/>
+        <w:keepLines w:val="0"/>
+        <w:widowControl/>
+        <w:suppressLineNumbers w:val="0"/>
+      </w:pPr>
+      <w:r>
+        <w:t>But everyone noticed.</w:t>
+      </w:r>
+    </w:p>
+    <w:p>
+      <w:pPr>
+        <w:pStyle w:val="21"/>
+        <w:keepNext w:val="0"/>
+        <w:keepLines w:val="0"/>
+        <w:widowControl/>
+        <w:suppressLineNumbers w:val="0"/>
+      </w:pPr>
+      <w:r>
+        <w:t>Less than twenty minutes later—</w:t>
+      </w:r>
+      <w:r>
+        <w:rPr>
+          <w:rFonts w:hint="default"/>
+          <w:lang w:val="en-IN"/>
+        </w:rPr>
+        <w:t xml:space="preserve"> </w:t>
+      </w:r>
+      <w:r>
+        <w:t>they finally reached the library.</w:t>
+      </w:r>
+    </w:p>
+    <w:p>
+      <w:pPr>
+        <w:pStyle w:val="21"/>
+        <w:keepNext w:val="0"/>
+        <w:keepLines w:val="0"/>
+        <w:widowControl/>
+        <w:suppressLineNumbers w:val="0"/>
+      </w:pPr>
+      <w:r>
+        <w:t>The moment the building came into view, Tanaka slowed slightly.</w:t>
+      </w:r>
+    </w:p>
+    <w:p>
+      <w:pPr>
+        <w:pStyle w:val="21"/>
+        <w:keepNext w:val="0"/>
+        <w:keepLines w:val="0"/>
+        <w:widowControl/>
+        <w:suppressLineNumbers w:val="0"/>
+      </w:pPr>
+      <w:r>
+        <w:t>For a second, something nostalgic crossed his exhausted face.</w:t>
+      </w:r>
+    </w:p>
+    <w:p>
+      <w:pPr>
+        <w:pStyle w:val="21"/>
+        <w:keepNext w:val="0"/>
+        <w:keepLines w:val="0"/>
+        <w:widowControl/>
+        <w:suppressLineNumbers w:val="0"/>
+      </w:pPr>
+      <w:r>
+        <w:t>“…we made it.”</w:t>
+      </w:r>
+    </w:p>
+    <w:p>
+      <w:pPr>
+        <w:pStyle w:val="21"/>
+        <w:keepNext w:val="0"/>
+        <w:keepLines w:val="0"/>
+        <w:widowControl/>
+        <w:suppressLineNumbers w:val="0"/>
+      </w:pPr>
+      <w:r>
+        <w:t>The library stood intact among the ruined surroundings.</w:t>
+      </w:r>
+    </w:p>
+    <w:p>
+      <w:pPr>
+        <w:pStyle w:val="21"/>
+        <w:keepNext w:val="0"/>
+        <w:keepLines w:val="0"/>
+        <w:widowControl/>
+        <w:suppressLineNumbers w:val="0"/>
+      </w:pPr>
+      <w:r>
+        <w:t>But that wasn’t what caught their attention.</w:t>
+      </w:r>
+    </w:p>
+    <w:p>
+      <w:pPr>
+        <w:pStyle w:val="21"/>
+        <w:keepNext w:val="0"/>
+        <w:keepLines w:val="0"/>
+        <w:widowControl/>
+        <w:suppressLineNumbers w:val="0"/>
+      </w:pPr>
+      <w:r>
+        <w:t>“This…”</w:t>
+      </w:r>
+    </w:p>
+    <w:p>
+      <w:pPr>
+        <w:pStyle w:val="21"/>
+        <w:keepNext w:val="0"/>
+        <w:keepLines w:val="0"/>
+        <w:widowControl/>
+        <w:suppressLineNumbers w:val="0"/>
+      </w:pPr>
+      <w:r>
+        <w:t>Nakamura stopped walking completely.</w:t>
+      </w:r>
+    </w:p>
+    <w:p>
+      <w:pPr>
+        <w:pStyle w:val="21"/>
+        <w:keepNext w:val="0"/>
+        <w:keepLines w:val="0"/>
+        <w:widowControl/>
+        <w:suppressLineNumbers w:val="0"/>
+      </w:pPr>
+      <w:r>
+        <w:t>“This… how are there so many trees here?”</w:t>
+      </w:r>
+    </w:p>
+    <w:p>
+      <w:pPr>
+        <w:pStyle w:val="21"/>
+        <w:keepNext w:val="0"/>
+        <w:keepLines w:val="0"/>
+        <w:widowControl/>
+        <w:suppressLineNumbers w:val="0"/>
+      </w:pPr>
+      <w:r>
+        <w:t>His voice carried genuine shock.</w:t>
+      </w:r>
+    </w:p>
+    <w:p>
+      <w:pPr>
+        <w:pStyle w:val="21"/>
+        <w:keepNext w:val="0"/>
+        <w:keepLines w:val="0"/>
+        <w:widowControl/>
+        <w:suppressLineNumbers w:val="0"/>
+      </w:pPr>
+      <w:r>
+        <w:t>Everyone looked around.</w:t>
+      </w:r>
+    </w:p>
+    <w:p>
+      <w:pPr>
+        <w:pStyle w:val="21"/>
+        <w:keepNext w:val="0"/>
+        <w:keepLines w:val="0"/>
+        <w:widowControl/>
+        <w:suppressLineNumbers w:val="0"/>
+      </w:pPr>
+      <w:r>
+        <w:t>The library was surrounded by massive trees and thick shrubs on nearly all sides. Dense vegetation covered the area so heavily that it almost looked like a forest had swallowed the building whole.</w:t>
+      </w:r>
+    </w:p>
+    <w:p>
+      <w:pPr>
+        <w:pStyle w:val="21"/>
+        <w:keepNext w:val="0"/>
+        <w:keepLines w:val="0"/>
+        <w:widowControl/>
+        <w:suppressLineNumbers w:val="0"/>
+      </w:pPr>
+      <w:r>
+        <w:t>Only the backside remained relatively clear, where several small-scale textile manufacturing buildings still stood abandoned.</w:t>
+      </w:r>
+    </w:p>
+    <w:p>
+      <w:pPr>
+        <w:pStyle w:val="21"/>
+        <w:keepNext w:val="0"/>
+        <w:keepLines w:val="0"/>
+        <w:widowControl/>
+        <w:suppressLineNumbers w:val="0"/>
+      </w:pPr>
+      <w:r>
+        <w:t>Tanaka stared blankly.</w:t>
+      </w:r>
+      <w:r>
+        <w:rPr>
+          <w:rFonts w:hint="default"/>
+          <w:lang w:val="en-IN"/>
+        </w:rPr>
+        <w:t xml:space="preserve"> </w:t>
+      </w:r>
+      <w:r>
+        <w:t>“How did these trees even grow here…?”</w:t>
+      </w:r>
+    </w:p>
+    <w:p>
+      <w:pPr>
+        <w:pStyle w:val="21"/>
+        <w:keepNext w:val="0"/>
+        <w:keepLines w:val="0"/>
+        <w:widowControl/>
+        <w:suppressLineNumbers w:val="0"/>
+      </w:pPr>
+      <w:r>
+        <w:t>Kael looked between them.</w:t>
+      </w:r>
+      <w:r>
+        <w:rPr>
+          <w:rFonts w:hint="default"/>
+          <w:lang w:val="en-IN"/>
+        </w:rPr>
+        <w:t xml:space="preserve"> </w:t>
+      </w:r>
+      <w:r>
+        <w:t>“What’s wrong?”</w:t>
+      </w:r>
+    </w:p>
+    <w:p>
+      <w:pPr>
+        <w:pStyle w:val="21"/>
+        <w:keepNext w:val="0"/>
+        <w:keepLines w:val="0"/>
+        <w:widowControl/>
+        <w:suppressLineNumbers w:val="0"/>
+      </w:pPr>
+      <w:r>
+        <w:t>Nakamura pointed toward the towering trees.</w:t>
+      </w:r>
+    </w:p>
+    <w:p>
+      <w:pPr>
+        <w:pStyle w:val="21"/>
+        <w:keepNext w:val="0"/>
+        <w:keepLines w:val="0"/>
+        <w:widowControl/>
+        <w:suppressLineNumbers w:val="0"/>
+      </w:pPr>
+      <w:r>
+        <w:t>“This place used to be empty.”</w:t>
+      </w:r>
+    </w:p>
+    <w:p>
+      <w:pPr>
+        <w:pStyle w:val="21"/>
+        <w:keepNext w:val="0"/>
+        <w:keepLines w:val="0"/>
+        <w:widowControl/>
+        <w:suppressLineNumbers w:val="0"/>
+      </w:pPr>
+      <w:r>
+        <w:t>“Completely empty,” Tanaka added immediately. “There were only patches of grass around the library.”</w:t>
+      </w:r>
+    </w:p>
+    <w:p>
+      <w:pPr>
+        <w:pStyle w:val="21"/>
+        <w:keepNext w:val="0"/>
+        <w:keepLines w:val="0"/>
+        <w:widowControl/>
+        <w:suppressLineNumbers w:val="0"/>
+      </w:pPr>
+      <w:r>
+        <w:t>Emily slowly looked upward.</w:t>
+      </w:r>
+      <w:r>
+        <w:rPr>
+          <w:rFonts w:hint="default"/>
+          <w:lang w:val="en-IN"/>
+        </w:rPr>
+        <w:t xml:space="preserve"> </w:t>
+      </w:r>
+      <w:r>
+        <w:t>“These trees are huge…”</w:t>
+      </w:r>
+    </w:p>
+    <w:p>
+      <w:pPr>
+        <w:pStyle w:val="21"/>
+        <w:keepNext w:val="0"/>
+        <w:keepLines w:val="0"/>
+        <w:widowControl/>
+        <w:suppressLineNumbers w:val="0"/>
+      </w:pPr>
+      <w:r>
+        <w:t>The branches stretched unnaturally high, their trunks thicker than normal trees should have been after such a short period.</w:t>
+      </w:r>
+    </w:p>
+    <w:p>
+      <w:pPr>
+        <w:pStyle w:val="21"/>
+        <w:keepNext w:val="0"/>
+        <w:keepLines w:val="0"/>
+        <w:widowControl/>
+        <w:suppressLineNumbers w:val="0"/>
+      </w:pPr>
+      <w:r>
+        <w:t>Iris spoke inside Kael’s mind.</w:t>
+      </w:r>
+      <w:r>
+        <w:rPr>
+          <w:rFonts w:hint="default"/>
+          <w:lang w:val="en-IN"/>
+        </w:rPr>
+        <w:t xml:space="preserve"> </w:t>
+      </w:r>
+      <w:r>
+        <w:t>“Environmental mutation influence detected.”</w:t>
+      </w:r>
+    </w:p>
+    <w:p>
+      <w:pPr>
+        <w:pStyle w:val="21"/>
+        <w:keepNext w:val="0"/>
+        <w:keepLines w:val="0"/>
+        <w:widowControl/>
+        <w:suppressLineNumbers w:val="0"/>
+      </w:pPr>
+      <w:r>
+        <w:t>Kael listened carefully.</w:t>
+      </w:r>
+    </w:p>
+    <w:p>
+      <w:pPr>
+        <w:pStyle w:val="21"/>
+        <w:keepNext w:val="0"/>
+        <w:keepLines w:val="0"/>
+        <w:widowControl/>
+        <w:suppressLineNumbers w:val="0"/>
+      </w:pPr>
+      <w:r>
+        <w:t>“Mutation levels within the atmosphere appear to be affecting plant life as well.”</w:t>
+      </w:r>
+      <w:r>
+        <w:rPr>
+          <w:rFonts w:hint="default"/>
+          <w:lang w:val="en-IN"/>
+        </w:rPr>
+        <w:t xml:space="preserve"> </w:t>
+      </w:r>
+      <w:r>
+        <w:t>Her tone remained analytical.</w:t>
+      </w:r>
+    </w:p>
+    <w:p>
+      <w:pPr>
+        <w:pStyle w:val="21"/>
+        <w:keepNext w:val="0"/>
+        <w:keepLines w:val="0"/>
+        <w:widowControl/>
+        <w:suppressLineNumbers w:val="0"/>
+      </w:pPr>
+      <w:r>
+        <w:t>“Observed effects currently include accelerated growth and increased life force signatures. No immediate hostile traits detected.”</w:t>
+      </w:r>
+    </w:p>
+    <w:p>
+      <w:pPr>
+        <w:pStyle w:val="21"/>
+        <w:keepNext w:val="0"/>
+        <w:keepLines w:val="0"/>
+        <w:widowControl/>
+        <w:suppressLineNumbers w:val="0"/>
+      </w:pPr>
+      <w:r>
+        <w:t>Kael frowned slightly.</w:t>
+      </w:r>
+    </w:p>
+    <w:p>
+      <w:pPr>
+        <w:pStyle w:val="21"/>
+        <w:keepNext w:val="0"/>
+        <w:keepLines w:val="0"/>
+        <w:widowControl/>
+        <w:suppressLineNumbers w:val="0"/>
+      </w:pPr>
+      <w:r>
+        <w:t>“So even plants are mutating now…”</w:t>
+      </w:r>
+    </w:p>
+    <w:p>
+      <w:pPr>
+        <w:pStyle w:val="21"/>
+        <w:keepNext w:val="0"/>
+        <w:keepLines w:val="0"/>
+        <w:widowControl/>
+        <w:suppressLineNumbers w:val="0"/>
+      </w:pPr>
+      <w:r>
+        <w:t>“It is highly probable.”</w:t>
+      </w:r>
+    </w:p>
+    <w:p>
+      <w:pPr>
+        <w:pStyle w:val="21"/>
+        <w:keepNext w:val="0"/>
+        <w:keepLines w:val="0"/>
+        <w:widowControl/>
+        <w:suppressLineNumbers w:val="0"/>
+      </w:pPr>
+      <w:r>
+        <w:t>Kael looked toward the group.</w:t>
+      </w:r>
+    </w:p>
+    <w:p>
+      <w:pPr>
+        <w:pStyle w:val="21"/>
+        <w:keepNext w:val="0"/>
+        <w:keepLines w:val="0"/>
+        <w:widowControl/>
+        <w:suppressLineNumbers w:val="0"/>
+      </w:pPr>
+      <w:r>
+        <w:t>“It seems the mutation phenomenon is affecting all living organisms.”</w:t>
+      </w:r>
+    </w:p>
+    <w:p>
+      <w:pPr>
+        <w:pStyle w:val="21"/>
+        <w:keepNext w:val="0"/>
+        <w:keepLines w:val="0"/>
+        <w:widowControl/>
+        <w:suppressLineNumbers w:val="0"/>
+      </w:pPr>
+      <w:r>
+        <w:t>His eyes briefly scanned the trees.</w:t>
+      </w:r>
+    </w:p>
+    <w:p>
+      <w:pPr>
+        <w:pStyle w:val="21"/>
+        <w:keepNext w:val="0"/>
+        <w:keepLines w:val="0"/>
+        <w:widowControl/>
+        <w:suppressLineNumbers w:val="0"/>
+      </w:pPr>
+      <w:r>
+        <w:t>“Just stay careful around them. If there’s no immediate danger, we proceed inside.”</w:t>
+      </w:r>
+    </w:p>
+    <w:p>
+      <w:pPr>
+        <w:pStyle w:val="21"/>
+        <w:keepNext w:val="0"/>
+        <w:keepLines w:val="0"/>
+        <w:widowControl/>
+        <w:suppressLineNumbers w:val="0"/>
+      </w:pPr>
+      <w:r>
+        <w:t>Everyone agreed silently.</w:t>
+      </w:r>
+    </w:p>
+    <w:p>
+      <w:pPr>
+        <w:pStyle w:val="21"/>
+        <w:keepNext w:val="0"/>
+        <w:keepLines w:val="0"/>
+        <w:widowControl/>
+        <w:suppressLineNumbers w:val="0"/>
+      </w:pPr>
+      <w:r>
+        <w:t>Even with their exhaustion, Nakamura and Kael still checked the surrounding area first.</w:t>
+      </w:r>
+    </w:p>
+    <w:p>
+      <w:pPr>
+        <w:pStyle w:val="21"/>
+        <w:keepNext w:val="0"/>
+        <w:keepLines w:val="0"/>
+        <w:widowControl/>
+        <w:suppressLineNumbers w:val="0"/>
+      </w:pPr>
+      <w:r>
+        <w:t>Nakamura inspected the nearby alleys while Kael scanned the tree lines carefully.</w:t>
+      </w:r>
+    </w:p>
+    <w:p>
+      <w:pPr>
+        <w:pStyle w:val="21"/>
+        <w:keepNext w:val="0"/>
+        <w:keepLines w:val="0"/>
+        <w:widowControl/>
+        <w:suppressLineNumbers w:val="0"/>
+      </w:pPr>
+      <w:r>
+        <w:t>Cherry remained unusually alert throughout.</w:t>
+      </w:r>
+    </w:p>
+    <w:p>
+      <w:pPr>
+        <w:pStyle w:val="21"/>
+        <w:keepNext w:val="0"/>
+        <w:keepLines w:val="0"/>
+        <w:widowControl/>
+        <w:suppressLineNumbers w:val="0"/>
+      </w:pPr>
+      <w:r>
+        <w:t>After several minutes, Iris completed a wider scan.</w:t>
+      </w:r>
+    </w:p>
+    <w:p>
+      <w:pPr>
+        <w:pStyle w:val="21"/>
+        <w:keepNext w:val="0"/>
+        <w:keepLines w:val="0"/>
+        <w:widowControl/>
+        <w:suppressLineNumbers w:val="0"/>
+      </w:pPr>
+      <w:r>
+        <w:t>The result surprised even Kael.</w:t>
+      </w:r>
+    </w:p>
+    <w:p>
+      <w:pPr>
+        <w:pStyle w:val="21"/>
+        <w:keepNext w:val="0"/>
+        <w:keepLines w:val="0"/>
+        <w:widowControl/>
+        <w:suppressLineNumbers w:val="0"/>
+      </w:pPr>
+      <w:r>
+        <w:t>“No hostile biological signatures detected within a one-kilometer radius.”</w:t>
+      </w:r>
+    </w:p>
+    <w:p>
+      <w:pPr>
+        <w:pStyle w:val="21"/>
+        <w:keepNext w:val="0"/>
+        <w:keepLines w:val="0"/>
+        <w:widowControl/>
+        <w:suppressLineNumbers w:val="0"/>
+      </w:pPr>
+      <w:r>
+        <w:t>Kael blinked slightly.</w:t>
+      </w:r>
+    </w:p>
+    <w:p>
+      <w:pPr>
+        <w:pStyle w:val="21"/>
+        <w:keepNext w:val="0"/>
+        <w:keepLines w:val="0"/>
+        <w:widowControl/>
+        <w:suppressLineNumbers w:val="0"/>
+      </w:pPr>
+      <w:r>
+        <w:t>“None?”</w:t>
+      </w:r>
+    </w:p>
+    <w:p>
+      <w:pPr>
+        <w:pStyle w:val="21"/>
+        <w:keepNext w:val="0"/>
+        <w:keepLines w:val="0"/>
+        <w:widowControl/>
+        <w:suppressLineNumbers w:val="0"/>
+      </w:pPr>
+      <w:r>
+        <w:t>“Correct.”</w:t>
+      </w:r>
+    </w:p>
+    <w:p>
+      <w:pPr>
+        <w:pStyle w:val="21"/>
+        <w:keepNext w:val="0"/>
+        <w:keepLines w:val="0"/>
+        <w:widowControl/>
+        <w:suppressLineNumbers w:val="0"/>
+      </w:pPr>
+      <w:r>
+        <w:t>That was abnormal.</w:t>
+      </w:r>
+    </w:p>
+    <w:p>
+      <w:pPr>
+        <w:pStyle w:val="21"/>
+        <w:keepNext w:val="0"/>
+        <w:keepLines w:val="0"/>
+        <w:widowControl/>
+        <w:suppressLineNumbers w:val="0"/>
+      </w:pPr>
+      <w:r>
+        <w:t>In this world—</w:t>
+      </w:r>
+    </w:p>
+    <w:p>
+      <w:pPr>
+        <w:pStyle w:val="21"/>
+        <w:keepNext w:val="0"/>
+        <w:keepLines w:val="0"/>
+        <w:widowControl/>
+        <w:suppressLineNumbers w:val="0"/>
+      </w:pPr>
+      <w:r>
+        <w:t>silence itself felt unnatural now.</w:t>
+      </w:r>
+    </w:p>
+    <w:p>
+      <w:pPr>
+        <w:pStyle w:val="21"/>
+        <w:keepNext w:val="0"/>
+        <w:keepLines w:val="0"/>
+        <w:widowControl/>
+        <w:suppressLineNumbers w:val="0"/>
+      </w:pPr>
+      <w:r>
+        <w:t>Nakamura returned shortly after.</w:t>
+      </w:r>
+    </w:p>
+    <w:p>
+      <w:pPr>
+        <w:pStyle w:val="21"/>
+        <w:keepNext w:val="0"/>
+        <w:keepLines w:val="0"/>
+        <w:widowControl/>
+        <w:suppressLineNumbers w:val="0"/>
+      </w:pPr>
+      <w:r>
+        <w:t>“Clear.”</w:t>
+      </w:r>
+    </w:p>
+    <w:p>
+      <w:pPr>
+        <w:pStyle w:val="21"/>
+        <w:keepNext w:val="0"/>
+        <w:keepLines w:val="0"/>
+        <w:widowControl/>
+        <w:suppressLineNumbers w:val="0"/>
+      </w:pPr>
+      <w:r>
+        <w:t>Kael nodded slowly.</w:t>
+      </w:r>
+    </w:p>
+    <w:p>
+      <w:pPr>
+        <w:pStyle w:val="21"/>
+        <w:keepNext w:val="0"/>
+        <w:keepLines w:val="0"/>
+        <w:widowControl/>
+        <w:suppressLineNumbers w:val="0"/>
+      </w:pPr>
+      <w:r>
+        <w:t>“Then we settle here for tonight.”</w:t>
+      </w:r>
+    </w:p>
+    <w:p>
+      <w:pPr>
+        <w:pStyle w:val="21"/>
+        <w:keepNext w:val="0"/>
+        <w:keepLines w:val="0"/>
+        <w:widowControl/>
+        <w:suppressLineNumbers w:val="0"/>
+      </w:pPr>
+      <w:r>
+        <w:t>They approached the main entrance.</w:t>
+      </w:r>
+    </w:p>
+    <w:p>
+      <w:pPr>
+        <w:pStyle w:val="21"/>
+        <w:keepNext w:val="0"/>
+        <w:keepLines w:val="0"/>
+        <w:widowControl/>
+        <w:suppressLineNumbers w:val="0"/>
+      </w:pPr>
+      <w:r>
+        <w:t>The reinforced library doors remained locked.</w:t>
+      </w:r>
+    </w:p>
+    <w:p>
+      <w:pPr>
+        <w:pStyle w:val="21"/>
+        <w:keepNext w:val="0"/>
+        <w:keepLines w:val="0"/>
+        <w:widowControl/>
+        <w:suppressLineNumbers w:val="0"/>
+      </w:pPr>
+      <w:r>
+        <w:t>Tanaka stepped forward first, placing his trembling hand against the biometric scanner.</w:t>
+      </w:r>
+    </w:p>
+    <w:p>
+      <w:pPr>
+        <w:pStyle w:val="21"/>
+        <w:keepNext w:val="0"/>
+        <w:keepLines w:val="0"/>
+        <w:widowControl/>
+        <w:suppressLineNumbers w:val="0"/>
+      </w:pPr>
+      <w:r>
+        <w:t>The system flickered weakly.</w:t>
+      </w:r>
+    </w:p>
+    <w:p>
+      <w:pPr>
+        <w:pStyle w:val="21"/>
+        <w:keepNext w:val="0"/>
+        <w:keepLines w:val="0"/>
+        <w:widowControl/>
+        <w:suppressLineNumbers w:val="0"/>
+      </w:pPr>
+      <w:r>
+        <w:t>For a moment, everyone thought the power was dead.</w:t>
+      </w:r>
+    </w:p>
+    <w:p>
+      <w:pPr>
+        <w:pStyle w:val="21"/>
+        <w:keepNext w:val="0"/>
+        <w:keepLines w:val="0"/>
+        <w:widowControl/>
+        <w:suppressLineNumbers w:val="0"/>
+      </w:pPr>
+      <w:r>
+        <w:t>Then—</w:t>
+      </w:r>
+    </w:p>
+    <w:p>
+      <w:pPr>
+        <w:pStyle w:val="21"/>
+        <w:keepNext w:val="0"/>
+        <w:keepLines w:val="0"/>
+        <w:widowControl/>
+        <w:suppressLineNumbers w:val="0"/>
+      </w:pPr>
+      <w:r>
+        <w:t>Access Granted.</w:t>
+      </w:r>
+    </w:p>
+    <w:p>
+      <w:pPr>
+        <w:pStyle w:val="21"/>
+        <w:keepNext w:val="0"/>
+        <w:keepLines w:val="0"/>
+        <w:widowControl/>
+        <w:suppressLineNumbers w:val="0"/>
+      </w:pPr>
+      <w:r>
+        <w:t>The heavy locks disengaged with a mechanical click.</w:t>
+      </w:r>
+    </w:p>
+    <w:p>
+      <w:pPr>
+        <w:pStyle w:val="21"/>
+        <w:keepNext w:val="0"/>
+        <w:keepLines w:val="0"/>
+        <w:widowControl/>
+        <w:suppressLineNumbers w:val="0"/>
+      </w:pPr>
+      <w:r>
+        <w:t>A faint sigh escaped Tanaka.</w:t>
+      </w:r>
+    </w:p>
+    <w:p>
+      <w:pPr>
+        <w:pStyle w:val="21"/>
+        <w:keepNext w:val="0"/>
+        <w:keepLines w:val="0"/>
+        <w:widowControl/>
+        <w:suppressLineNumbers w:val="0"/>
+      </w:pPr>
+      <w:r>
+        <w:t>“…still working.”</w:t>
+      </w:r>
+    </w:p>
+    <w:p>
+      <w:pPr>
+        <w:pStyle w:val="21"/>
+        <w:keepNext w:val="0"/>
+        <w:keepLines w:val="0"/>
+        <w:widowControl/>
+        <w:suppressLineNumbers w:val="0"/>
+      </w:pPr>
+      <w:r>
+        <w:t>The group entered quickly.</w:t>
+      </w:r>
+    </w:p>
+    <w:p>
+      <w:pPr>
+        <w:pStyle w:val="21"/>
+        <w:keepNext w:val="0"/>
+        <w:keepLines w:val="0"/>
+        <w:widowControl/>
+        <w:suppressLineNumbers w:val="0"/>
+      </w:pPr>
+      <w:r>
+        <w:t>The moment the doors shut behind them—</w:t>
+      </w:r>
+      <w:r>
+        <w:rPr>
+          <w:rFonts w:hint="default"/>
+          <w:lang w:val="en-IN"/>
+        </w:rPr>
+        <w:t xml:space="preserve"> </w:t>
+      </w:r>
+      <w:r>
+        <w:t>everyone collapsed.</w:t>
+      </w:r>
+    </w:p>
+    <w:p>
+      <w:pPr>
+        <w:pStyle w:val="21"/>
+        <w:keepNext w:val="0"/>
+        <w:keepLines w:val="0"/>
+        <w:widowControl/>
+        <w:suppressLineNumbers w:val="0"/>
+      </w:pPr>
+      <w:r>
+        <w:t>Nobody cared about appearances anymore.</w:t>
+      </w:r>
+    </w:p>
+    <w:p>
+      <w:pPr>
+        <w:pStyle w:val="21"/>
+        <w:keepNext w:val="0"/>
+        <w:keepLines w:val="0"/>
+        <w:widowControl/>
+        <w:suppressLineNumbers w:val="0"/>
+      </w:pPr>
+      <w:r>
+        <w:t>Maya sat down heavily against a wall while holding Emily close.</w:t>
+      </w:r>
+    </w:p>
+    <w:p>
+      <w:pPr>
+        <w:pStyle w:val="21"/>
+        <w:keepNext w:val="0"/>
+        <w:keepLines w:val="0"/>
+        <w:widowControl/>
+        <w:suppressLineNumbers w:val="0"/>
+      </w:pPr>
+      <w:r>
+        <w:t>Hirota practically dropped onto the floor.</w:t>
+      </w:r>
+    </w:p>
+    <w:p>
+      <w:pPr>
+        <w:pStyle w:val="21"/>
+        <w:keepNext w:val="0"/>
+        <w:keepLines w:val="0"/>
+        <w:widowControl/>
+        <w:suppressLineNumbers w:val="0"/>
+      </w:pPr>
+      <w:r>
+        <w:t>Nakamura leaned silently against a bookshelf, exhausted beyond words.</w:t>
+      </w:r>
+    </w:p>
+    <w:p>
+      <w:pPr>
+        <w:pStyle w:val="21"/>
+        <w:keepNext w:val="0"/>
+        <w:keepLines w:val="0"/>
+        <w:widowControl/>
+        <w:suppressLineNumbers w:val="0"/>
+      </w:pPr>
+      <w:r>
+        <w:t>Kael lowered himself slowly near the entrance while Cherry curled quietly beside him.</w:t>
+      </w:r>
+    </w:p>
+    <w:p>
+      <w:pPr>
+        <w:pStyle w:val="21"/>
+        <w:keepNext w:val="0"/>
+        <w:keepLines w:val="0"/>
+        <w:widowControl/>
+        <w:suppressLineNumbers w:val="0"/>
+      </w:pPr>
+      <w:r>
+        <w:t>The strain from the journey hit all at once now that they had finally stopped moving.</w:t>
+      </w:r>
+    </w:p>
+    <w:p>
+      <w:pPr>
+        <w:pStyle w:val="21"/>
+        <w:keepNext w:val="0"/>
+        <w:keepLines w:val="0"/>
+        <w:widowControl/>
+        <w:suppressLineNumbers w:val="0"/>
+      </w:pPr>
+      <w:r>
+        <w:t>Silence filled the library.</w:t>
+      </w:r>
+    </w:p>
+    <w:p>
+      <w:pPr>
+        <w:pStyle w:val="21"/>
+        <w:keepNext w:val="0"/>
+        <w:keepLines w:val="0"/>
+        <w:widowControl/>
+        <w:suppressLineNumbers w:val="0"/>
+      </w:pPr>
+      <w:r>
+        <w:t>Only heavy breathing remained.</w:t>
+      </w:r>
+    </w:p>
+    <w:p>
+      <w:pPr>
+        <w:pStyle w:val="21"/>
+        <w:keepNext w:val="0"/>
+        <w:keepLines w:val="0"/>
+        <w:widowControl/>
+        <w:suppressLineNumbers w:val="0"/>
+      </w:pPr>
+      <w:r>
+        <w:t>Then Maya spoke immediately.</w:t>
+      </w:r>
+    </w:p>
+    <w:p>
+      <w:pPr>
+        <w:pStyle w:val="21"/>
+        <w:keepNext w:val="0"/>
+        <w:keepLines w:val="0"/>
+        <w:widowControl/>
+        <w:suppressLineNumbers w:val="0"/>
+      </w:pPr>
+      <w:r>
+        <w:t>“Kael.”</w:t>
+      </w:r>
+    </w:p>
+    <w:p>
+      <w:pPr>
+        <w:pStyle w:val="21"/>
+        <w:keepNext w:val="0"/>
+        <w:keepLines w:val="0"/>
+        <w:widowControl/>
+        <w:suppressLineNumbers w:val="0"/>
+      </w:pPr>
+      <w:r>
+        <w:t>Her voice was serious this time.</w:t>
+      </w:r>
+    </w:p>
+    <w:p>
+      <w:pPr>
+        <w:pStyle w:val="21"/>
+        <w:keepNext w:val="0"/>
+        <w:keepLines w:val="0"/>
+        <w:widowControl/>
+        <w:suppressLineNumbers w:val="0"/>
+      </w:pPr>
+      <w:r>
+        <w:t>“Please tell us about Cherry.”</w:t>
+      </w:r>
+    </w:p>
+    <w:p>
+      <w:pPr>
+        <w:pStyle w:val="21"/>
+        <w:keepNext w:val="0"/>
+        <w:keepLines w:val="0"/>
+        <w:widowControl/>
+        <w:suppressLineNumbers w:val="0"/>
+      </w:pPr>
+      <w:r>
+        <w:t>Her eyes moved toward the white cat resting beside him.</w:t>
+      </w:r>
+    </w:p>
+    <w:p>
+      <w:pPr>
+        <w:pStyle w:val="21"/>
+        <w:keepNext w:val="0"/>
+        <w:keepLines w:val="0"/>
+        <w:widowControl/>
+        <w:suppressLineNumbers w:val="0"/>
+      </w:pPr>
+      <w:r>
+        <w:t>“We need to know what she really is.”</w:t>
+      </w:r>
+    </w:p>
+    <w:p>
+      <w:pPr>
+        <w:pStyle w:val="21"/>
+        <w:keepNext w:val="0"/>
+        <w:keepLines w:val="0"/>
+        <w:widowControl/>
+        <w:suppressLineNumbers w:val="0"/>
+      </w:pPr>
+      <w:r>
+        <w:t>The room grew silent again.</w:t>
+      </w:r>
+    </w:p>
+    <w:p>
+      <w:pPr>
+        <w:pStyle w:val="21"/>
+        <w:keepNext w:val="0"/>
+        <w:keepLines w:val="0"/>
+        <w:widowControl/>
+        <w:suppressLineNumbers w:val="0"/>
+      </w:pPr>
+      <w:r>
+        <w:t>Everyone’s attention shifted toward Kael.</w:t>
+      </w:r>
+    </w:p>
+    <w:p>
+      <w:pPr>
+        <w:pStyle w:val="21"/>
+        <w:keepNext w:val="0"/>
+        <w:keepLines w:val="0"/>
+        <w:widowControl/>
+        <w:suppressLineNumbers w:val="0"/>
+      </w:pPr>
+      <w:r>
+        <w:t>Even Hirota slowly sat up despite his exhaustion.</w:t>
+      </w:r>
+    </w:p>
+    <w:p>
+      <w:pPr>
+        <w:pStyle w:val="21"/>
+        <w:keepNext w:val="0"/>
+        <w:keepLines w:val="0"/>
+        <w:widowControl/>
+        <w:suppressLineNumbers w:val="0"/>
+      </w:pPr>
+      <w:r>
+        <w:t>Cherry quietly lifted its head.</w:t>
+      </w:r>
+    </w:p>
+    <w:p>
+      <w:pPr>
+        <w:pStyle w:val="21"/>
+        <w:keepNext w:val="0"/>
+        <w:keepLines w:val="0"/>
+        <w:widowControl/>
+        <w:suppressLineNumbers w:val="0"/>
+      </w:pPr>
+      <w:r>
+        <w:t>Its blue eyes moved toward Kael.</w:t>
+      </w:r>
+    </w:p>
+    <w:p>
+      <w:pPr>
+        <w:pStyle w:val="21"/>
+        <w:keepNext w:val="0"/>
+        <w:keepLines w:val="0"/>
+        <w:widowControl/>
+        <w:suppressLineNumbers w:val="0"/>
+      </w:pPr>
+      <w:r>
+        <w:t>Almost as if waiting.</w:t>
+      </w:r>
+    </w:p>
+    <w:p>
+      <w:pPr>
+        <w:pStyle w:val="21"/>
+        <w:keepNext w:val="0"/>
+        <w:keepLines w:val="0"/>
+        <w:widowControl/>
+        <w:suppressLineNumbers w:val="0"/>
+      </w:pPr>
+      <w:r>
+        <w:t>Iris spoke calmly inside his mind.</w:t>
+      </w:r>
+    </w:p>
+    <w:p>
+      <w:pPr>
+        <w:pStyle w:val="21"/>
+        <w:keepNext w:val="0"/>
+        <w:keepLines w:val="0"/>
+        <w:widowControl/>
+        <w:suppressLineNumbers w:val="0"/>
+      </w:pPr>
+      <w:r>
+        <w:t>“Kael. It is advisable to explain Cherry’s situation.”</w:t>
+      </w:r>
+    </w:p>
+    <w:p>
+      <w:pPr>
+        <w:pStyle w:val="21"/>
+        <w:keepNext w:val="0"/>
+        <w:keepLines w:val="0"/>
+        <w:widowControl/>
+        <w:suppressLineNumbers w:val="0"/>
+      </w:pPr>
+      <w:r>
+        <w:t>A brief pause.</w:t>
+      </w:r>
+    </w:p>
+    <w:p>
+      <w:pPr>
+        <w:pStyle w:val="21"/>
+        <w:keepNext w:val="0"/>
+        <w:keepLines w:val="0"/>
+        <w:widowControl/>
+        <w:suppressLineNumbers w:val="0"/>
+      </w:pPr>
+      <w:r>
+        <w:t>“Clarification is necessary to maintain trust within the group.”</w:t>
+      </w:r>
+    </w:p>
+    <w:p>
+      <w:pPr>
+        <w:pStyle w:val="21"/>
+        <w:keepNext w:val="0"/>
+        <w:keepLines w:val="0"/>
+        <w:widowControl/>
+        <w:suppressLineNumbers w:val="0"/>
+      </w:pPr>
+      <w:r>
+        <w:t>Kael remained silent for several seconds.</w:t>
+      </w:r>
+    </w:p>
+    <w:p>
+      <w:pPr>
+        <w:pStyle w:val="21"/>
+        <w:keepNext w:val="0"/>
+        <w:keepLines w:val="0"/>
+        <w:widowControl/>
+        <w:suppressLineNumbers w:val="0"/>
+      </w:pPr>
+      <w:r>
+        <w:t>Then he took a deep breath.</w:t>
+      </w:r>
+    </w:p>
+    <w:p>
+      <w:pPr>
+        <w:pStyle w:val="21"/>
+        <w:keepNext w:val="0"/>
+        <w:keepLines w:val="0"/>
+        <w:widowControl/>
+        <w:suppressLineNumbers w:val="0"/>
+      </w:pPr>
+      <w:r>
+        <w:t>“As I told you before, I found Cherry inside an abandoned food distribution hub.”</w:t>
+      </w:r>
+    </w:p>
+    <w:p>
+      <w:pPr>
+        <w:pStyle w:val="21"/>
+        <w:keepNext w:val="0"/>
+        <w:keepLines w:val="0"/>
+        <w:widowControl/>
+        <w:suppressLineNumbers w:val="0"/>
+      </w:pPr>
+      <w:r>
+        <w:t>He gently stroked Cherry’s fur as he spoke.</w:t>
+      </w:r>
+    </w:p>
+    <w:p>
+      <w:pPr>
+        <w:pStyle w:val="21"/>
+        <w:keepNext w:val="0"/>
+        <w:keepLines w:val="0"/>
+        <w:widowControl/>
+        <w:suppressLineNumbers w:val="0"/>
+      </w:pPr>
+      <w:r>
+        <w:t>“She was trapped between collapsed walls, so I rescued her.”</w:t>
+      </w:r>
+    </w:p>
+    <w:p>
+      <w:pPr>
+        <w:pStyle w:val="21"/>
+        <w:keepNext w:val="0"/>
+        <w:keepLines w:val="0"/>
+        <w:widowControl/>
+        <w:suppressLineNumbers w:val="0"/>
+      </w:pPr>
+      <w:r>
+        <w:t>His eyes lowered slightly.</w:t>
+      </w:r>
+    </w:p>
+    <w:p>
+      <w:pPr>
+        <w:pStyle w:val="21"/>
+        <w:keepNext w:val="0"/>
+        <w:keepLines w:val="0"/>
+        <w:widowControl/>
+        <w:suppressLineNumbers w:val="0"/>
+      </w:pPr>
+      <w:r>
+        <w:t>“But during an accident… she drank my blood.”</w:t>
+      </w:r>
+    </w:p>
+    <w:p>
+      <w:pPr>
+        <w:pStyle w:val="21"/>
+        <w:keepNext w:val="0"/>
+        <w:keepLines w:val="0"/>
+        <w:widowControl/>
+        <w:suppressLineNumbers w:val="0"/>
+      </w:pPr>
+      <w:r>
+        <w:t>The room stayed silent.</w:t>
+      </w:r>
+    </w:p>
+    <w:p>
+      <w:pPr>
+        <w:pStyle w:val="21"/>
+        <w:keepNext w:val="0"/>
+        <w:keepLines w:val="0"/>
+        <w:widowControl/>
+        <w:suppressLineNumbers w:val="0"/>
+      </w:pPr>
+      <w:r>
+        <w:t>“After that, Cherry started mutating.”</w:t>
+      </w:r>
+    </w:p>
+    <w:p>
+      <w:pPr>
+        <w:pStyle w:val="21"/>
+        <w:keepNext w:val="0"/>
+        <w:keepLines w:val="0"/>
+        <w:widowControl/>
+        <w:suppressLineNumbers w:val="0"/>
+      </w:pPr>
+      <w:r>
+        <w:t>Kael looked at the group calmly.</w:t>
+      </w:r>
+    </w:p>
+    <w:p>
+      <w:pPr>
+        <w:pStyle w:val="21"/>
+        <w:keepNext w:val="0"/>
+        <w:keepLines w:val="0"/>
+        <w:widowControl/>
+        <w:suppressLineNumbers w:val="0"/>
+      </w:pPr>
+      <w:r>
+        <w:t>“But unlike the other mutated animals, she never showed any aggression toward me.”</w:t>
+      </w:r>
+    </w:p>
+    <w:p>
+      <w:pPr>
+        <w:pStyle w:val="21"/>
+        <w:keepNext w:val="0"/>
+        <w:keepLines w:val="0"/>
+        <w:widowControl/>
+        <w:suppressLineNumbers w:val="0"/>
+      </w:pPr>
+      <w:r>
+        <w:t>Cherry quietly rubbed its head against Kael’s hand.</w:t>
+      </w:r>
+    </w:p>
+    <w:p>
+      <w:pPr>
+        <w:pStyle w:val="21"/>
+        <w:keepNext w:val="0"/>
+        <w:keepLines w:val="0"/>
+        <w:widowControl/>
+        <w:suppressLineNumbers w:val="0"/>
+      </w:pPr>
+      <w:r>
+        <w:t>Kael gave a faint smile.</w:t>
+      </w:r>
+    </w:p>
+    <w:p>
+      <w:pPr>
+        <w:pStyle w:val="21"/>
+        <w:keepNext w:val="0"/>
+        <w:keepLines w:val="0"/>
+        <w:widowControl/>
+        <w:suppressLineNumbers w:val="0"/>
+      </w:pPr>
+      <w:r>
+        <w:t>“While she may look small… her speed and strength have already surpassed mine.”</w:t>
+      </w:r>
+    </w:p>
+    <w:p>
+      <w:pPr>
+        <w:pStyle w:val="21"/>
+        <w:keepNext w:val="0"/>
+        <w:keepLines w:val="0"/>
+        <w:widowControl/>
+        <w:suppressLineNumbers w:val="0"/>
+      </w:pPr>
+      <w:r>
+        <w:t>His hand rested gently on Cherry’s head.</w:t>
+      </w:r>
+    </w:p>
+    <w:p>
+      <w:pPr>
+        <w:pStyle w:val="21"/>
+        <w:keepNext w:val="0"/>
+        <w:keepLines w:val="0"/>
+        <w:widowControl/>
+        <w:suppressLineNumbers w:val="0"/>
+      </w:pPr>
+      <w:r>
+        <w:t>“But no matter what changes…”</w:t>
+      </w:r>
+    </w:p>
+    <w:p>
+      <w:pPr>
+        <w:pStyle w:val="21"/>
+        <w:keepNext w:val="0"/>
+        <w:keepLines w:val="0"/>
+        <w:widowControl/>
+        <w:suppressLineNumbers w:val="0"/>
+      </w:pPr>
+      <w:r>
+        <w:t>Cherry let out a soft purr.</w:t>
+      </w:r>
+    </w:p>
+    <w:p>
+      <w:pPr>
+        <w:pStyle w:val="21"/>
+        <w:keepNext w:val="0"/>
+        <w:keepLines w:val="0"/>
+        <w:widowControl/>
+        <w:suppressLineNumbers w:val="0"/>
+        <w:rPr>
+          <w:rFonts w:hint="default"/>
+          <w:lang w:val="en-IN"/>
+        </w:rPr>
+      </w:pPr>
+      <w:r>
+        <w:t>“She’ll always remain as Cherry.”</w:t>
+      </w:r>
+    </w:p>
+    <w:p>
+      <w:pPr>
+        <w:pStyle w:val="2"/>
+        <w:bidi w:val="0"/>
+        <w:rPr>
+          <w:rFonts w:hint="default" w:ascii="Times New Roman" w:hAnsi="Times New Roman" w:cs="Times New Roman"/>
+          <w:sz w:val="24"/>
+          <w:szCs w:val="24"/>
+          <w:lang w:val="en-IN"/>
+        </w:rPr>
+      </w:pPr>
+      <w:r>
+        <w:rPr>
+          <w:rFonts w:hint="default" w:ascii="Times New Roman" w:hAnsi="Times New Roman" w:cs="Times New Roman"/>
+          <w:sz w:val="24"/>
+          <w:szCs w:val="24"/>
+          <w:lang w:val="en-IN"/>
+        </w:rPr>
+        <w:t>Chapter 15</w:t>
+      </w:r>
+    </w:p>
+    <w:p>
+      <w:pPr>
+        <w:rPr>
+          <w:rFonts w:hint="default"/>
+          <w:lang w:val="en-IN"/>
+        </w:rPr>
       </w:pPr>
       <w:bookmarkStart w:id="82" w:name="_GoBack"/>
       <w:bookmarkEnd w:id="82"/>
-      <w:r>
-        <w:rPr>
-          <w:rFonts w:hint="default"/>
-          <w:lang w:val="en-IN"/>
-        </w:rPr>
-        <w:t>Kael took a deep breath, “As I told you before, I found Cherry in one of the abandoned Food distribution hub. She was trapped inbetween the broken walls, I rescued her. But because of a accident, she drank my blood. Since then Cherry became mutated. But unlike other mutated animals she didn’t show any aggresiveness. Each time her strength has grown more than mine. ”</w:t>
-      </w:r>
-    </w:p>
-    <w:p>
-      <w:pPr>
-        <w:pStyle w:val="21"/>
-        <w:keepNext w:val="0"/>
-        <w:keepLines w:val="0"/>
-        <w:widowControl/>
-        <w:suppressLineNumbers w:val="0"/>
-        <w:rPr>
-          <w:rFonts w:hint="default"/>
-          <w:lang w:val="en-IN"/>
-        </w:rPr>
-      </w:pPr>
-      <w:r>
-        <w:rPr>
-          <w:rFonts w:hint="default"/>
-          <w:lang w:val="en-IN"/>
-        </w:rPr>
-        <w:t>“While she might seem small, her strength and speed have long surpassed mine. But she will always remain as Cherry”, he gently rubbed Chery’s head while she purred.</w:t>
-      </w:r>
     </w:p>
     <w:sectPr>
       <w:footerReference r:id="rId5" w:type="default"/>
@@ -39679,7 +39614,7 @@
       <mc:AlternateContent>
         <mc:Choice Requires="wps">
           <w:drawing>
-            <wp:anchor distT="0" distB="0" distL="114300" distR="114300" simplePos="0" relativeHeight="251659264" behindDoc="0" locked="0" layoutInCell="1" allowOverlap="1">
+            <wp:anchor distT="0" distB="0" distL="114300" distR="114300" simplePos="0" relativeHeight="251660288" behindDoc="0" locked="0" layoutInCell="1" allowOverlap="1">
               <wp:simplePos x="0" y="0"/>
               <wp:positionH relativeFrom="margin">
                 <wp:align>center</wp:align>
@@ -39776,7 +39711,7 @@
         </mc:Choice>
         <mc:Fallback>
           <w:pict>
-            <v:shape id="_x0000_s1026" o:spid="_x0000_s1026" o:spt="202" type="#_x0000_t202" style="position:absolute;left:0pt;margin-top:0pt;height:144pt;width:144pt;mso-position-horizontal:center;mso-position-horizontal-relative:margin;mso-wrap-style:none;z-index:251659264;mso-width-relative:page;mso-height-relative:page;" filled="f" stroked="f" coordsize="21600,21600" o:gfxdata="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">
+            <v:shape id="_x0000_s1026" o:spid="_x0000_s1026" o:spt="202" type="#_x0000_t202" style="position:absolute;left:0pt;margin-top:0pt;height:144pt;width:144pt;mso-position-horizontal:center;mso-position-horizontal-relative:margin;mso-wrap-style:none;z-index:251660288;mso-width-relative:page;mso-height-relative:page;" filled="f" stroked="f" coordsize="21600,21600" o:gfxdata="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">
               <v:fill on="f" focussize="0,0"/>
               <v:stroke on="f" weight="0.5pt"/>
               <v:imagedata o:title=""/>
@@ -42869,7 +42804,7 @@
     <w:lsdException w:uiPriority="99" w:name="Body Text Indent 2"/>
     <w:lsdException w:uiPriority="99" w:name="Body Text Indent 3"/>
     <w:lsdException w:uiPriority="99" w:name="Block Text"/>
-    <w:lsdException w:uiPriority="99" w:semiHidden="0" w:name="Hyperlink"/>
+    <w:lsdException w:qFormat="1" w:uiPriority="99" w:semiHidden="0" w:name="Hyperlink"/>
     <w:lsdException w:uiPriority="99" w:name="FollowedHyperlink"/>
     <w:lsdException w:qFormat="1" w:unhideWhenUsed="0" w:uiPriority="22" w:semiHidden="0" w:name="Strong"/>
     <w:lsdException w:qFormat="1" w:unhideWhenUsed="0" w:uiPriority="20" w:semiHidden="0" w:name="Emphasis"/>
@@ -43399,6 +43334,7 @@
     <w:name w:val="Hyperlink"/>
     <w:basedOn w:val="11"/>
     <w:unhideWhenUsed/>
+    <w:qFormat/>
     <w:uiPriority w:val="99"/>
     <w:rPr>
       <w:color w:val="467886" w:themeColor="hyperlink"/>

--- a/Legacy_of_the_Lost_Earth - Combined.docx
+++ b/Legacy_of_the_Lost_Earth - Combined.docx
@@ -7181,6 +7181,12 @@
       <w:tr>
         <w:tblPrEx>
           <w:tblLayout w:type="fixed"/>
+          <w:tblCellMar>
+            <w:top w:w="15" w:type="dxa"/>
+            <w:left w:w="15" w:type="dxa"/>
+            <w:bottom w:w="15" w:type="dxa"/>
+            <w:right w:w="15" w:type="dxa"/>
+          </w:tblCellMar>
         </w:tblPrEx>
         <w:trPr>
           <w:tblHeader/>
@@ -7294,6 +7300,12 @@
       <w:tr>
         <w:tblPrEx>
           <w:tblLayout w:type="fixed"/>
+          <w:tblCellMar>
+            <w:top w:w="15" w:type="dxa"/>
+            <w:left w:w="15" w:type="dxa"/>
+            <w:bottom w:w="15" w:type="dxa"/>
+            <w:right w:w="15" w:type="dxa"/>
+          </w:tblCellMar>
         </w:tblPrEx>
         <w:trPr>
           <w:tblCellSpacing w:w="15" w:type="dxa"/>
@@ -7348,6 +7360,12 @@
       <w:tr>
         <w:tblPrEx>
           <w:tblLayout w:type="fixed"/>
+          <w:tblCellMar>
+            <w:top w:w="15" w:type="dxa"/>
+            <w:left w:w="15" w:type="dxa"/>
+            <w:bottom w:w="15" w:type="dxa"/>
+            <w:right w:w="15" w:type="dxa"/>
+          </w:tblCellMar>
         </w:tblPrEx>
         <w:trPr>
           <w:tblCellSpacing w:w="15" w:type="dxa"/>
@@ -7501,12 +7519,6 @@
       <w:tr>
         <w:tblPrEx>
           <w:tblLayout w:type="fixed"/>
-          <w:tblCellMar>
-            <w:top w:w="15" w:type="dxa"/>
-            <w:left w:w="15" w:type="dxa"/>
-            <w:bottom w:w="15" w:type="dxa"/>
-            <w:right w:w="15" w:type="dxa"/>
-          </w:tblCellMar>
         </w:tblPrEx>
         <w:trPr>
           <w:tblHeader/>
@@ -7566,12 +7578,6 @@
       <w:tr>
         <w:tblPrEx>
           <w:tblLayout w:type="fixed"/>
-          <w:tblCellMar>
-            <w:top w:w="15" w:type="dxa"/>
-            <w:left w:w="15" w:type="dxa"/>
-            <w:bottom w:w="15" w:type="dxa"/>
-            <w:right w:w="15" w:type="dxa"/>
-          </w:tblCellMar>
         </w:tblPrEx>
         <w:trPr>
           <w:tblCellSpacing w:w="15" w:type="dxa"/>
@@ -7680,12 +7686,6 @@
       <w:tr>
         <w:tblPrEx>
           <w:tblLayout w:type="fixed"/>
-          <w:tblCellMar>
-            <w:top w:w="15" w:type="dxa"/>
-            <w:left w:w="15" w:type="dxa"/>
-            <w:bottom w:w="15" w:type="dxa"/>
-            <w:right w:w="15" w:type="dxa"/>
-          </w:tblCellMar>
         </w:tblPrEx>
         <w:trPr>
           <w:tblCellSpacing w:w="15" w:type="dxa"/>
@@ -8284,12 +8284,6 @@
       <w:tr>
         <w:tblPrEx>
           <w:tblLayout w:type="fixed"/>
-          <w:tblCellMar>
-            <w:top w:w="15" w:type="dxa"/>
-            <w:left w:w="15" w:type="dxa"/>
-            <w:bottom w:w="15" w:type="dxa"/>
-            <w:right w:w="15" w:type="dxa"/>
-          </w:tblCellMar>
         </w:tblPrEx>
         <w:trPr>
           <w:tblCellSpacing w:w="15" w:type="dxa"/>
@@ -8763,12 +8757,6 @@
       <w:tr>
         <w:tblPrEx>
           <w:tblLayout w:type="fixed"/>
-          <w:tblCellMar>
-            <w:top w:w="15" w:type="dxa"/>
-            <w:left w:w="15" w:type="dxa"/>
-            <w:bottom w:w="15" w:type="dxa"/>
-            <w:right w:w="15" w:type="dxa"/>
-          </w:tblCellMar>
         </w:tblPrEx>
         <w:trPr>
           <w:tblCellSpacing w:w="15" w:type="dxa"/>
@@ -9042,6 +9030,12 @@
       <w:tr>
         <w:tblPrEx>
           <w:tblLayout w:type="fixed"/>
+          <w:tblCellMar>
+            <w:top w:w="15" w:type="dxa"/>
+            <w:left w:w="15" w:type="dxa"/>
+            <w:bottom w:w="15" w:type="dxa"/>
+            <w:right w:w="15" w:type="dxa"/>
+          </w:tblCellMar>
         </w:tblPrEx>
         <w:trPr>
           <w:tblHeader/>
@@ -9101,6 +9095,12 @@
       <w:tr>
         <w:tblPrEx>
           <w:tblLayout w:type="fixed"/>
+          <w:tblCellMar>
+            <w:top w:w="15" w:type="dxa"/>
+            <w:left w:w="15" w:type="dxa"/>
+            <w:bottom w:w="15" w:type="dxa"/>
+            <w:right w:w="15" w:type="dxa"/>
+          </w:tblCellMar>
         </w:tblPrEx>
         <w:trPr>
           <w:tblCellSpacing w:w="15" w:type="dxa"/>
@@ -9155,6 +9155,12 @@
       <w:tr>
         <w:tblPrEx>
           <w:tblLayout w:type="fixed"/>
+          <w:tblCellMar>
+            <w:top w:w="15" w:type="dxa"/>
+            <w:left w:w="15" w:type="dxa"/>
+            <w:bottom w:w="15" w:type="dxa"/>
+            <w:right w:w="15" w:type="dxa"/>
+          </w:tblCellMar>
         </w:tblPrEx>
         <w:trPr>
           <w:tblCellSpacing w:w="15" w:type="dxa"/>
@@ -9362,6 +9368,12 @@
       <w:tr>
         <w:tblPrEx>
           <w:tblLayout w:type="fixed"/>
+          <w:tblCellMar>
+            <w:top w:w="15" w:type="dxa"/>
+            <w:left w:w="15" w:type="dxa"/>
+            <w:bottom w:w="15" w:type="dxa"/>
+            <w:right w:w="15" w:type="dxa"/>
+          </w:tblCellMar>
         </w:tblPrEx>
         <w:trPr>
           <w:tblHeader/>
@@ -9421,6 +9433,12 @@
       <w:tr>
         <w:tblPrEx>
           <w:tblLayout w:type="fixed"/>
+          <w:tblCellMar>
+            <w:top w:w="15" w:type="dxa"/>
+            <w:left w:w="15" w:type="dxa"/>
+            <w:bottom w:w="15" w:type="dxa"/>
+            <w:right w:w="15" w:type="dxa"/>
+          </w:tblCellMar>
         </w:tblPrEx>
         <w:trPr>
           <w:tblCellSpacing w:w="15" w:type="dxa"/>
@@ -9475,6 +9493,12 @@
       <w:tr>
         <w:tblPrEx>
           <w:tblLayout w:type="fixed"/>
+          <w:tblCellMar>
+            <w:top w:w="15" w:type="dxa"/>
+            <w:left w:w="15" w:type="dxa"/>
+            <w:bottom w:w="15" w:type="dxa"/>
+            <w:right w:w="15" w:type="dxa"/>
+          </w:tblCellMar>
         </w:tblPrEx>
         <w:trPr>
           <w:tblCellSpacing w:w="15" w:type="dxa"/>
@@ -9529,6 +9553,12 @@
       <w:tr>
         <w:tblPrEx>
           <w:tblLayout w:type="fixed"/>
+          <w:tblCellMar>
+            <w:top w:w="15" w:type="dxa"/>
+            <w:left w:w="15" w:type="dxa"/>
+            <w:bottom w:w="15" w:type="dxa"/>
+            <w:right w:w="15" w:type="dxa"/>
+          </w:tblCellMar>
         </w:tblPrEx>
         <w:trPr>
           <w:tblCellSpacing w:w="15" w:type="dxa"/>
@@ -9807,6 +9837,12 @@
       <w:tr>
         <w:tblPrEx>
           <w:tblLayout w:type="fixed"/>
+          <w:tblCellMar>
+            <w:top w:w="15" w:type="dxa"/>
+            <w:left w:w="15" w:type="dxa"/>
+            <w:bottom w:w="15" w:type="dxa"/>
+            <w:right w:w="15" w:type="dxa"/>
+          </w:tblCellMar>
         </w:tblPrEx>
         <w:trPr>
           <w:tblCellSpacing w:w="15" w:type="dxa"/>
@@ -14270,6 +14306,12 @@
       <w:tr>
         <w:tblPrEx>
           <w:tblLayout w:type="fixed"/>
+          <w:tblCellMar>
+            <w:top w:w="15" w:type="dxa"/>
+            <w:left w:w="15" w:type="dxa"/>
+            <w:bottom w:w="15" w:type="dxa"/>
+            <w:right w:w="15" w:type="dxa"/>
+          </w:tblCellMar>
         </w:tblPrEx>
         <w:trPr>
           <w:tblCellSpacing w:w="15" w:type="dxa"/>
@@ -14322,6 +14364,12 @@
       <w:tr>
         <w:tblPrEx>
           <w:tblLayout w:type="fixed"/>
+          <w:tblCellMar>
+            <w:top w:w="15" w:type="dxa"/>
+            <w:left w:w="15" w:type="dxa"/>
+            <w:bottom w:w="15" w:type="dxa"/>
+            <w:right w:w="15" w:type="dxa"/>
+          </w:tblCellMar>
         </w:tblPrEx>
         <w:trPr>
           <w:tblCellSpacing w:w="15" w:type="dxa"/>
@@ -14374,6 +14422,12 @@
       <w:tr>
         <w:tblPrEx>
           <w:tblLayout w:type="fixed"/>
+          <w:tblCellMar>
+            <w:top w:w="15" w:type="dxa"/>
+            <w:left w:w="15" w:type="dxa"/>
+            <w:bottom w:w="15" w:type="dxa"/>
+            <w:right w:w="15" w:type="dxa"/>
+          </w:tblCellMar>
         </w:tblPrEx>
         <w:trPr>
           <w:tblCellSpacing w:w="15" w:type="dxa"/>
@@ -14426,6 +14480,12 @@
       <w:tr>
         <w:tblPrEx>
           <w:tblLayout w:type="fixed"/>
+          <w:tblCellMar>
+            <w:top w:w="15" w:type="dxa"/>
+            <w:left w:w="15" w:type="dxa"/>
+            <w:bottom w:w="15" w:type="dxa"/>
+            <w:right w:w="15" w:type="dxa"/>
+          </w:tblCellMar>
         </w:tblPrEx>
         <w:trPr>
           <w:tblCellSpacing w:w="15" w:type="dxa"/>
@@ -14530,6 +14590,12 @@
       <w:tr>
         <w:tblPrEx>
           <w:tblLayout w:type="fixed"/>
+          <w:tblCellMar>
+            <w:top w:w="15" w:type="dxa"/>
+            <w:left w:w="15" w:type="dxa"/>
+            <w:bottom w:w="15" w:type="dxa"/>
+            <w:right w:w="15" w:type="dxa"/>
+          </w:tblCellMar>
         </w:tblPrEx>
         <w:trPr>
           <w:tblCellSpacing w:w="15" w:type="dxa"/>
@@ -14582,6 +14648,12 @@
       <w:tr>
         <w:tblPrEx>
           <w:tblLayout w:type="fixed"/>
+          <w:tblCellMar>
+            <w:top w:w="15" w:type="dxa"/>
+            <w:left w:w="15" w:type="dxa"/>
+            <w:bottom w:w="15" w:type="dxa"/>
+            <w:right w:w="15" w:type="dxa"/>
+          </w:tblCellMar>
         </w:tblPrEx>
         <w:trPr>
           <w:tblCellSpacing w:w="15" w:type="dxa"/>
@@ -15738,6 +15810,12 @@
       <w:tr>
         <w:tblPrEx>
           <w:tblLayout w:type="fixed"/>
+          <w:tblCellMar>
+            <w:top w:w="15" w:type="dxa"/>
+            <w:left w:w="15" w:type="dxa"/>
+            <w:bottom w:w="15" w:type="dxa"/>
+            <w:right w:w="15" w:type="dxa"/>
+          </w:tblCellMar>
         </w:tblPrEx>
         <w:trPr>
           <w:tblCellSpacing w:w="15" w:type="dxa"/>
@@ -28129,6 +28207,12 @@
       <w:tr>
         <w:tblPrEx>
           <w:tblLayout w:type="fixed"/>
+          <w:tblCellMar>
+            <w:top w:w="0" w:type="dxa"/>
+            <w:left w:w="10" w:type="dxa"/>
+            <w:bottom w:w="0" w:type="dxa"/>
+            <w:right w:w="10" w:type="dxa"/>
+          </w:tblCellMar>
         </w:tblPrEx>
         <w:trPr>
           <w:trHeight w:val="1" w:hRule="atLeast"/>
@@ -28201,6 +28285,12 @@
       <w:tr>
         <w:tblPrEx>
           <w:tblLayout w:type="fixed"/>
+          <w:tblCellMar>
+            <w:top w:w="0" w:type="dxa"/>
+            <w:left w:w="10" w:type="dxa"/>
+            <w:bottom w:w="0" w:type="dxa"/>
+            <w:right w:w="10" w:type="dxa"/>
+          </w:tblCellMar>
         </w:tblPrEx>
         <w:trPr>
           <w:trHeight w:val="1" w:hRule="atLeast"/>
@@ -28279,6 +28369,12 @@
       <w:tr>
         <w:tblPrEx>
           <w:tblLayout w:type="fixed"/>
+          <w:tblCellMar>
+            <w:top w:w="0" w:type="dxa"/>
+            <w:left w:w="10" w:type="dxa"/>
+            <w:bottom w:w="0" w:type="dxa"/>
+            <w:right w:w="10" w:type="dxa"/>
+          </w:tblCellMar>
         </w:tblPrEx>
         <w:trPr>
           <w:trHeight w:val="1" w:hRule="atLeast"/>
@@ -28357,6 +28453,12 @@
       <w:tr>
         <w:tblPrEx>
           <w:tblLayout w:type="fixed"/>
+          <w:tblCellMar>
+            <w:top w:w="0" w:type="dxa"/>
+            <w:left w:w="10" w:type="dxa"/>
+            <w:bottom w:w="0" w:type="dxa"/>
+            <w:right w:w="10" w:type="dxa"/>
+          </w:tblCellMar>
         </w:tblPrEx>
         <w:trPr>
           <w:trHeight w:val="1" w:hRule="atLeast"/>
@@ -28513,6 +28615,12 @@
       <w:tr>
         <w:tblPrEx>
           <w:tblLayout w:type="fixed"/>
+          <w:tblCellMar>
+            <w:top w:w="0" w:type="dxa"/>
+            <w:left w:w="10" w:type="dxa"/>
+            <w:bottom w:w="0" w:type="dxa"/>
+            <w:right w:w="10" w:type="dxa"/>
+          </w:tblCellMar>
         </w:tblPrEx>
         <w:trPr>
           <w:trHeight w:val="1" w:hRule="atLeast"/>
@@ -28591,6 +28699,12 @@
       <w:tr>
         <w:tblPrEx>
           <w:tblLayout w:type="fixed"/>
+          <w:tblCellMar>
+            <w:top w:w="0" w:type="dxa"/>
+            <w:left w:w="10" w:type="dxa"/>
+            <w:bottom w:w="0" w:type="dxa"/>
+            <w:right w:w="10" w:type="dxa"/>
+          </w:tblCellMar>
         </w:tblPrEx>
         <w:trPr>
           <w:trHeight w:val="1" w:hRule="atLeast"/>
@@ -28928,6 +29042,12 @@
       <w:tr>
         <w:tblPrEx>
           <w:tblLayout w:type="fixed"/>
+          <w:tblCellMar>
+            <w:top w:w="0" w:type="dxa"/>
+            <w:left w:w="10" w:type="dxa"/>
+            <w:bottom w:w="0" w:type="dxa"/>
+            <w:right w:w="10" w:type="dxa"/>
+          </w:tblCellMar>
         </w:tblPrEx>
         <w:trPr>
           <w:trHeight w:val="1" w:hRule="atLeast"/>
@@ -39418,6 +39538,711 @@
     </w:p>
     <w:p>
       <w:pPr>
+        <w:pStyle w:val="17"/>
+        <w:keepNext w:val="0"/>
+        <w:keepLines w:val="0"/>
+        <w:widowControl/>
+        <w:suppressLineNumbers w:val="0"/>
+      </w:pPr>
+      <w:bookmarkStart w:id="83" w:name="_GoBack"/>
+      <w:bookmarkEnd w:id="83"/>
+      <w:r>
+        <w:t>A dead silence filled the library.</w:t>
+      </w:r>
+    </w:p>
+    <w:p>
+      <w:pPr>
+        <w:pStyle w:val="17"/>
+        <w:keepNext w:val="0"/>
+        <w:keepLines w:val="0"/>
+        <w:widowControl/>
+        <w:suppressLineNumbers w:val="0"/>
+      </w:pPr>
+      <w:r>
+        <w:rPr>
+          <w:rFonts w:hint="default"/>
+          <w:lang w:val="en"/>
+        </w:rPr>
+        <w:t>H</w:t>
+      </w:r>
+      <w:r>
+        <w:t>irota was the first to break the silence.</w:t>
+      </w:r>
+    </w:p>
+    <w:p>
+      <w:pPr>
+        <w:pStyle w:val="17"/>
+        <w:keepNext w:val="0"/>
+        <w:keepLines w:val="0"/>
+        <w:widowControl/>
+        <w:suppressLineNumbers w:val="0"/>
+      </w:pPr>
+      <w:r>
+        <w:t>“Since Cherry is a friendly mutant, doesn't that mean there might be other mutated animals that won't harm us?”</w:t>
+      </w:r>
+    </w:p>
+    <w:p>
+      <w:pPr>
+        <w:pStyle w:val="17"/>
+        <w:keepNext w:val="0"/>
+        <w:keepLines w:val="0"/>
+        <w:widowControl/>
+        <w:suppressLineNumbers w:val="0"/>
+      </w:pPr>
+      <w:r>
+        <w:t>Everyone looked toward him.</w:t>
+      </w:r>
+    </w:p>
+    <w:p>
+      <w:pPr>
+        <w:pStyle w:val="17"/>
+        <w:keepNext w:val="0"/>
+        <w:keepLines w:val="0"/>
+        <w:widowControl/>
+        <w:suppressLineNumbers w:val="0"/>
+      </w:pPr>
+      <w:r>
+        <w:t>“There might even be friendly mutants that the military could train and use.”</w:t>
+      </w:r>
+    </w:p>
+    <w:p>
+      <w:pPr>
+        <w:pStyle w:val="17"/>
+        <w:keepNext w:val="0"/>
+        <w:keepLines w:val="0"/>
+        <w:widowControl/>
+        <w:suppressLineNumbers w:val="0"/>
+      </w:pPr>
+      <w:r>
+        <w:t>Nakamura thought about it for a moment.</w:t>
+      </w:r>
+    </w:p>
+    <w:p>
+      <w:pPr>
+        <w:pStyle w:val="17"/>
+        <w:keepNext w:val="0"/>
+        <w:keepLines w:val="0"/>
+        <w:widowControl/>
+        <w:suppressLineNumbers w:val="0"/>
+      </w:pPr>
+      <w:r>
+        <w:t>“It isn't impossible.”</w:t>
+      </w:r>
+    </w:p>
+    <w:p>
+      <w:pPr>
+        <w:pStyle w:val="17"/>
+        <w:keepNext w:val="0"/>
+        <w:keepLines w:val="0"/>
+        <w:widowControl/>
+        <w:suppressLineNumbers w:val="0"/>
+      </w:pPr>
+      <w:r>
+        <w:t>Grandpa Tanaka nodded.</w:t>
+      </w:r>
+    </w:p>
+    <w:p>
+      <w:pPr>
+        <w:pStyle w:val="17"/>
+        <w:keepNext w:val="0"/>
+        <w:keepLines w:val="0"/>
+        <w:widowControl/>
+        <w:suppressLineNumbers w:val="0"/>
+      </w:pPr>
+      <w:r>
+        <w:t>“The world has changed too much. We can't judge everything using old standards anymore.”</w:t>
+      </w:r>
+    </w:p>
+    <w:p>
+      <w:pPr>
+        <w:pStyle w:val="17"/>
+        <w:keepNext w:val="0"/>
+        <w:keepLines w:val="0"/>
+        <w:widowControl/>
+        <w:suppressLineNumbers w:val="0"/>
+      </w:pPr>
+      <w:r>
+        <w:t>Emily looked at Cherry, who was resting beside Kael.</w:t>
+      </w:r>
+    </w:p>
+    <w:p>
+      <w:pPr>
+        <w:pStyle w:val="17"/>
+        <w:keepNext w:val="0"/>
+        <w:keepLines w:val="0"/>
+        <w:widowControl/>
+        <w:suppressLineNumbers w:val="0"/>
+      </w:pPr>
+      <w:r>
+        <w:t>“Cherry never hurt anyone.”</w:t>
+      </w:r>
+    </w:p>
+    <w:p>
+      <w:pPr>
+        <w:pStyle w:val="17"/>
+        <w:keepNext w:val="0"/>
+        <w:keepLines w:val="0"/>
+        <w:widowControl/>
+        <w:suppressLineNumbers w:val="0"/>
+      </w:pPr>
+      <w:r>
+        <w:t>She gently scratched behind Cherry's ears.</w:t>
+      </w:r>
+    </w:p>
+    <w:p>
+      <w:pPr>
+        <w:pStyle w:val="17"/>
+        <w:keepNext w:val="0"/>
+        <w:keepLines w:val="0"/>
+        <w:widowControl/>
+        <w:suppressLineNumbers w:val="0"/>
+      </w:pPr>
+      <w:r>
+        <w:t>“She even saved us.”</w:t>
+      </w:r>
+    </w:p>
+    <w:p>
+      <w:pPr>
+        <w:pStyle w:val="17"/>
+        <w:keepNext w:val="0"/>
+        <w:keepLines w:val="0"/>
+        <w:widowControl/>
+        <w:suppressLineNumbers w:val="0"/>
+      </w:pPr>
+      <w:r>
+        <w:t>Cherry purred softly.</w:t>
+      </w:r>
+    </w:p>
+    <w:p>
+      <w:pPr>
+        <w:pStyle w:val="17"/>
+        <w:keepNext w:val="0"/>
+        <w:keepLines w:val="0"/>
+        <w:widowControl/>
+        <w:suppressLineNumbers w:val="0"/>
+      </w:pPr>
+      <w:r>
+        <w:t>“Well, it is good as long as it doesn't harm us, right?” Hirota said.</w:t>
+      </w:r>
+    </w:p>
+    <w:p>
+      <w:pPr>
+        <w:pStyle w:val="17"/>
+        <w:keepNext w:val="0"/>
+        <w:keepLines w:val="0"/>
+        <w:widowControl/>
+        <w:suppressLineNumbers w:val="0"/>
+      </w:pPr>
+      <w:r>
+        <w:t>Maya remained silent for several seconds.</w:t>
+      </w:r>
+    </w:p>
+    <w:p>
+      <w:pPr>
+        <w:pStyle w:val="17"/>
+        <w:keepNext w:val="0"/>
+        <w:keepLines w:val="0"/>
+        <w:widowControl/>
+        <w:suppressLineNumbers w:val="0"/>
+      </w:pPr>
+      <w:r>
+        <w:t>Her gaze moved between Cherry and Emily.</w:t>
+      </w:r>
+    </w:p>
+    <w:p>
+      <w:pPr>
+        <w:pStyle w:val="17"/>
+        <w:keepNext w:val="0"/>
+        <w:keepLines w:val="0"/>
+        <w:widowControl/>
+        <w:suppressLineNumbers w:val="0"/>
+      </w:pPr>
+      <w:r>
+        <w:t>Finally, she nodded.</w:t>
+      </w:r>
+    </w:p>
+    <w:p>
+      <w:pPr>
+        <w:pStyle w:val="17"/>
+        <w:keepNext w:val="0"/>
+        <w:keepLines w:val="0"/>
+        <w:widowControl/>
+        <w:suppressLineNumbers w:val="0"/>
+      </w:pPr>
+      <w:r>
+        <w:t>“Hmm... yes.”</w:t>
+      </w:r>
+    </w:p>
+    <w:p>
+      <w:pPr>
+        <w:pStyle w:val="17"/>
+        <w:keepNext w:val="0"/>
+        <w:keepLines w:val="0"/>
+        <w:widowControl/>
+        <w:suppressLineNumbers w:val="0"/>
+      </w:pPr>
+      <w:r>
+        <w:t>The tension in the room eased slightly.</w:t>
+      </w:r>
+    </w:p>
+    <w:p>
+      <w:pPr>
+        <w:pStyle w:val="17"/>
+        <w:keepNext w:val="0"/>
+        <w:keepLines w:val="0"/>
+        <w:widowControl/>
+        <w:suppressLineNumbers w:val="0"/>
+      </w:pPr>
+      <w:r>
+        <w:t>Nakamura clapped his hands once.</w:t>
+      </w:r>
+    </w:p>
+    <w:p>
+      <w:pPr>
+        <w:pStyle w:val="17"/>
+        <w:keepNext w:val="0"/>
+        <w:keepLines w:val="0"/>
+        <w:widowControl/>
+        <w:suppressLineNumbers w:val="0"/>
+      </w:pPr>
+      <w:r>
+        <w:t>“Alright.”</w:t>
+      </w:r>
+    </w:p>
+    <w:p>
+      <w:pPr>
+        <w:pStyle w:val="17"/>
+        <w:keepNext w:val="0"/>
+        <w:keepLines w:val="0"/>
+        <w:widowControl/>
+        <w:suppressLineNumbers w:val="0"/>
+      </w:pPr>
+      <w:r>
+        <w:t>Everyone turned toward him.</w:t>
+      </w:r>
+    </w:p>
+    <w:p>
+      <w:pPr>
+        <w:pStyle w:val="17"/>
+        <w:keepNext w:val="0"/>
+        <w:keepLines w:val="0"/>
+        <w:widowControl/>
+        <w:suppressLineNumbers w:val="0"/>
+      </w:pPr>
+      <w:r>
+        <w:t>“Since this matter is settled, let's focus on something more important.”</w:t>
+      </w:r>
+    </w:p>
+    <w:p>
+      <w:pPr>
+        <w:pStyle w:val="17"/>
+        <w:keepNext w:val="0"/>
+        <w:keepLines w:val="0"/>
+        <w:widowControl/>
+        <w:suppressLineNumbers w:val="0"/>
+      </w:pPr>
+      <w:r>
+        <w:t>“Rest and recovery.”</w:t>
+      </w:r>
+    </w:p>
+    <w:p>
+      <w:pPr>
+        <w:pStyle w:val="17"/>
+        <w:keepNext w:val="0"/>
+        <w:keepLines w:val="0"/>
+        <w:widowControl/>
+        <w:suppressLineNumbers w:val="0"/>
+      </w:pPr>
+      <w:r>
+        <w:t>He stretched his sore shoulders.</w:t>
+      </w:r>
+    </w:p>
+    <w:p>
+      <w:pPr>
+        <w:pStyle w:val="17"/>
+        <w:keepNext w:val="0"/>
+        <w:keepLines w:val="0"/>
+        <w:widowControl/>
+        <w:suppressLineNumbers w:val="0"/>
+      </w:pPr>
+      <w:r>
+        <w:t>“The journey until now has exhausted both our minds and bodies.”</w:t>
+      </w:r>
+    </w:p>
+    <w:p>
+      <w:pPr>
+        <w:pStyle w:val="17"/>
+        <w:keepNext w:val="0"/>
+        <w:keepLines w:val="0"/>
+        <w:widowControl/>
+        <w:suppressLineNumbers w:val="0"/>
+      </w:pPr>
+      <w:r>
+        <w:t>His expression turned serious.</w:t>
+      </w:r>
+    </w:p>
+    <w:p>
+      <w:pPr>
+        <w:pStyle w:val="17"/>
+        <w:keepNext w:val="0"/>
+        <w:keepLines w:val="0"/>
+        <w:widowControl/>
+        <w:suppressLineNumbers w:val="0"/>
+      </w:pPr>
+      <w:r>
+        <w:t>“If we continue like this, we won't survive long.”</w:t>
+      </w:r>
+    </w:p>
+    <w:p>
+      <w:pPr>
+        <w:pStyle w:val="17"/>
+        <w:keepNext w:val="0"/>
+        <w:keepLines w:val="0"/>
+        <w:widowControl/>
+        <w:suppressLineNumbers w:val="0"/>
+      </w:pPr>
+      <w:r>
+        <w:t>“Let's recover properly tonight.”</w:t>
+      </w:r>
+    </w:p>
+    <w:p>
+      <w:pPr>
+        <w:pStyle w:val="17"/>
+        <w:keepNext w:val="0"/>
+        <w:keepLines w:val="0"/>
+        <w:widowControl/>
+        <w:suppressLineNumbers w:val="0"/>
+      </w:pPr>
+      <w:r>
+        <w:t>Nobody disagreed.</w:t>
+      </w:r>
+    </w:p>
+    <w:p>
+      <w:pPr>
+        <w:pStyle w:val="17"/>
+        <w:keepNext w:val="0"/>
+        <w:keepLines w:val="0"/>
+        <w:widowControl/>
+        <w:suppressLineNumbers w:val="0"/>
+      </w:pPr>
+      <w:r>
+        <w:t>The constant running, fighting, and surviving had pushed everyone to their limits.</w:t>
+      </w:r>
+    </w:p>
+    <w:p>
+      <w:pPr>
+        <w:pStyle w:val="17"/>
+        <w:keepNext w:val="0"/>
+        <w:keepLines w:val="0"/>
+        <w:widowControl/>
+        <w:suppressLineNumbers w:val="0"/>
+      </w:pPr>
+      <w:r>
+        <w:t>The group spent the next thirty minutes preparing dinner.</w:t>
+      </w:r>
+    </w:p>
+    <w:p>
+      <w:pPr>
+        <w:pStyle w:val="17"/>
+        <w:keepNext w:val="0"/>
+        <w:keepLines w:val="0"/>
+        <w:widowControl/>
+        <w:suppressLineNumbers w:val="0"/>
+      </w:pPr>
+      <w:r>
+        <w:t>When the meat was ready, everyone ate quietly.</w:t>
+      </w:r>
+    </w:p>
+    <w:p>
+      <w:pPr>
+        <w:pStyle w:val="17"/>
+        <w:keepNext w:val="0"/>
+        <w:keepLines w:val="0"/>
+        <w:widowControl/>
+        <w:suppressLineNumbers w:val="0"/>
+      </w:pPr>
+      <w:r>
+        <w:t>The warm food eased some of the fatigue weighing on their bodies.</w:t>
+      </w:r>
+    </w:p>
+    <w:p>
+      <w:pPr>
+        <w:pStyle w:val="17"/>
+        <w:keepNext w:val="0"/>
+        <w:keepLines w:val="0"/>
+        <w:widowControl/>
+        <w:suppressLineNumbers w:val="0"/>
+      </w:pPr>
+      <w:r>
+        <w:t>Not enough to fully recover.</w:t>
+      </w:r>
+    </w:p>
+    <w:p>
+      <w:pPr>
+        <w:pStyle w:val="17"/>
+        <w:keepNext w:val="0"/>
+        <w:keepLines w:val="0"/>
+        <w:widowControl/>
+        <w:suppressLineNumbers w:val="0"/>
+      </w:pPr>
+      <w:r>
+        <w:t>After dinner, they organized sleeping positions inside one of the secured reading halls.</w:t>
+      </w:r>
+    </w:p>
+    <w:p>
+      <w:pPr>
+        <w:pStyle w:val="17"/>
+        <w:keepNext w:val="0"/>
+        <w:keepLines w:val="0"/>
+        <w:widowControl/>
+        <w:suppressLineNumbers w:val="0"/>
+      </w:pPr>
+      <w:r>
+        <w:t>Nakamura checked the entrances twice.</w:t>
+      </w:r>
+    </w:p>
+    <w:p>
+      <w:pPr>
+        <w:pStyle w:val="17"/>
+        <w:keepNext w:val="0"/>
+        <w:keepLines w:val="0"/>
+        <w:widowControl/>
+        <w:suppressLineNumbers w:val="0"/>
+      </w:pPr>
+      <w:r>
+        <w:t>Maya arranged blankets for Emily.</w:t>
+      </w:r>
+    </w:p>
+    <w:p>
+      <w:pPr>
+        <w:pStyle w:val="17"/>
+        <w:keepNext w:val="0"/>
+        <w:keepLines w:val="0"/>
+        <w:widowControl/>
+        <w:suppressLineNumbers w:val="0"/>
+      </w:pPr>
+      <w:r>
+        <w:t>Grandpa Tanaka chose a corner near the wall.</w:t>
+      </w:r>
+    </w:p>
+    <w:p>
+      <w:pPr>
+        <w:pStyle w:val="17"/>
+        <w:keepNext w:val="0"/>
+        <w:keepLines w:val="0"/>
+        <w:widowControl/>
+        <w:suppressLineNumbers w:val="0"/>
+      </w:pPr>
+      <w:r>
+        <w:t>Hirota was already struggling to keep his eyes open.</w:t>
+      </w:r>
+    </w:p>
+    <w:p>
+      <w:pPr>
+        <w:pStyle w:val="17"/>
+        <w:keepNext w:val="0"/>
+        <w:keepLines w:val="0"/>
+        <w:widowControl/>
+        <w:suppressLineNumbers w:val="0"/>
+      </w:pPr>
+      <w:r>
+        <w:t>Kael sat near one of the windows.</w:t>
+      </w:r>
+    </w:p>
+    <w:p>
+      <w:pPr>
+        <w:pStyle w:val="17"/>
+        <w:keepNext w:val="0"/>
+        <w:keepLines w:val="0"/>
+        <w:widowControl/>
+        <w:suppressLineNumbers w:val="0"/>
+      </w:pPr>
+      <w:r>
+        <w:t>The dark forest surrounding the library swayed gently under the night wind.</w:t>
+      </w:r>
+    </w:p>
+    <w:p>
+      <w:pPr>
+        <w:pStyle w:val="17"/>
+        <w:keepNext w:val="0"/>
+        <w:keepLines w:val="0"/>
+        <w:widowControl/>
+        <w:suppressLineNumbers w:val="0"/>
+      </w:pPr>
+      <w:r>
+        <w:t>Cherry jumped into his lap.</w:t>
+      </w:r>
+    </w:p>
+    <w:p>
+      <w:pPr>
+        <w:pStyle w:val="17"/>
+        <w:keepNext w:val="0"/>
+        <w:keepLines w:val="0"/>
+        <w:widowControl/>
+        <w:suppressLineNumbers w:val="0"/>
+      </w:pPr>
+      <w:r>
+        <w:t>“You tired too?” Kael asked softly.</w:t>
+      </w:r>
+    </w:p>
+    <w:p>
+      <w:pPr>
+        <w:pStyle w:val="17"/>
+        <w:keepNext w:val="0"/>
+        <w:keepLines w:val="0"/>
+        <w:widowControl/>
+        <w:suppressLineNumbers w:val="0"/>
+      </w:pPr>
+      <w:r>
+        <w:t>Cherry yawned.</w:t>
+      </w:r>
+    </w:p>
+    <w:p>
+      <w:pPr>
+        <w:pStyle w:val="17"/>
+        <w:keepNext w:val="0"/>
+        <w:keepLines w:val="0"/>
+        <w:widowControl/>
+        <w:suppressLineNumbers w:val="0"/>
+      </w:pPr>
+      <w:r>
+        <w:t>Then curled into a white ball.</w:t>
+      </w:r>
+    </w:p>
+    <w:p>
+      <w:pPr>
+        <w:pStyle w:val="17"/>
+        <w:keepNext w:val="0"/>
+        <w:keepLines w:val="0"/>
+        <w:widowControl/>
+        <w:suppressLineNumbers w:val="0"/>
+      </w:pPr>
+      <w:r>
+        <w:t>Iris spoke quietly.</w:t>
+      </w:r>
+    </w:p>
+    <w:p>
+      <w:pPr>
+        <w:pStyle w:val="17"/>
+        <w:keepNext w:val="0"/>
+        <w:keepLines w:val="0"/>
+        <w:widowControl/>
+        <w:suppressLineNumbers w:val="0"/>
+      </w:pPr>
+      <w:r>
+        <w:t>“No hostile biological signatures detected within scan range.”</w:t>
+      </w:r>
+    </w:p>
+    <w:p>
+      <w:pPr>
+        <w:pStyle w:val="17"/>
+        <w:keepNext w:val="0"/>
+        <w:keepLines w:val="0"/>
+        <w:widowControl/>
+        <w:suppressLineNumbers w:val="0"/>
+      </w:pPr>
+      <w:r>
+        <w:t>Kael nodded.</w:t>
+      </w:r>
+    </w:p>
+    <w:p>
+      <w:pPr>
+        <w:pStyle w:val="17"/>
+        <w:keepNext w:val="0"/>
+        <w:keepLines w:val="0"/>
+        <w:widowControl/>
+        <w:suppressLineNumbers w:val="0"/>
+      </w:pPr>
+      <w:r>
+        <w:t>One by one, everyone drifted to sleep.</w:t>
+      </w:r>
+    </w:p>
+    <w:p>
+      <w:pPr>
+        <w:pStyle w:val="17"/>
+        <w:keepNext w:val="0"/>
+        <w:keepLines w:val="0"/>
+        <w:widowControl/>
+        <w:suppressLineNumbers w:val="0"/>
+      </w:pPr>
+      <w:r>
+        <w:t>The library became still.</w:t>
+      </w:r>
+    </w:p>
+    <w:p>
+      <w:pPr>
+        <w:pStyle w:val="17"/>
+        <w:keepNext w:val="0"/>
+        <w:keepLines w:val="0"/>
+        <w:widowControl/>
+        <w:suppressLineNumbers w:val="0"/>
+      </w:pPr>
+      <w:r>
+        <w:t>Outside, the mutated forest stood quietly beneath the night sky.</w:t>
+      </w:r>
+    </w:p>
+    <w:p>
+      <w:pPr>
+        <w:pStyle w:val="17"/>
+        <w:keepNext w:val="0"/>
+        <w:keepLines w:val="0"/>
+        <w:widowControl/>
+        <w:suppressLineNumbers w:val="0"/>
+      </w:pPr>
+      <w:r>
+        <w:t>The next morning.</w:t>
+      </w:r>
+    </w:p>
+    <w:p>
+      <w:pPr>
+        <w:pStyle w:val="17"/>
+        <w:keepNext w:val="0"/>
+        <w:keepLines w:val="0"/>
+        <w:widowControl/>
+        <w:suppressLineNumbers w:val="0"/>
+      </w:pPr>
+      <w:r>
+        <w:t>Soft sunlight filtered through the library windows.</w:t>
+      </w:r>
+    </w:p>
+    <w:p>
+      <w:pPr>
+        <w:pStyle w:val="17"/>
+        <w:keepNext w:val="0"/>
+        <w:keepLines w:val="0"/>
+        <w:widowControl/>
+        <w:suppressLineNumbers w:val="0"/>
+      </w:pPr>
+      <w:r>
+        <w:t>His eyes slowly opened.</w:t>
+      </w:r>
+    </w:p>
+    <w:p>
+      <w:pPr>
+        <w:pStyle w:val="17"/>
+        <w:keepNext w:val="0"/>
+        <w:keepLines w:val="0"/>
+        <w:widowControl/>
+        <w:suppressLineNumbers w:val="0"/>
+      </w:pPr>
+      <w:r>
+        <w:t>Cherry was still sleeping beside him.</w:t>
+      </w:r>
+    </w:p>
+    <w:p>
+      <w:pPr>
+        <w:pStyle w:val="17"/>
+        <w:keepNext w:val="0"/>
+        <w:keepLines w:val="0"/>
+        <w:widowControl/>
+        <w:suppressLineNumbers w:val="0"/>
+      </w:pPr>
+      <w:r>
+        <w:t>Curled up comfortably.</w:t>
+      </w:r>
+    </w:p>
+    <w:p>
+      <w:pPr>
         <w:rPr>
           <w:rFonts w:hint="default" w:ascii="Times New Roman" w:hAnsi="Times New Roman" w:cs="Times New Roman"/>
           <w:sz w:val="24"/>
@@ -39425,83 +40250,6 @@
           <w:lang w:val="en"/>
         </w:rPr>
       </w:pPr>
-      <w:r>
-        <w:rPr>
-          <w:rFonts w:hint="default" w:ascii="Times New Roman" w:hAnsi="Times New Roman" w:cs="Times New Roman"/>
-          <w:sz w:val="24"/>
-          <w:szCs w:val="24"/>
-          <w:lang w:val="en"/>
-        </w:rPr>
-        <w:t>A dead silence filled the Library.</w:t>
-      </w:r>
-    </w:p>
-    <w:p>
-      <w:pPr>
-        <w:rPr>
-          <w:rFonts w:hint="default" w:ascii="Times New Roman" w:hAnsi="Times New Roman" w:cs="Times New Roman"/>
-          <w:sz w:val="24"/>
-          <w:szCs w:val="24"/>
-          <w:lang w:val="en"/>
-        </w:rPr>
-      </w:pPr>
-      <w:r>
-        <w:rPr>
-          <w:rFonts w:hint="default" w:ascii="Times New Roman" w:hAnsi="Times New Roman" w:cs="Times New Roman"/>
-          <w:sz w:val="24"/>
-          <w:szCs w:val="24"/>
-          <w:lang w:val="en"/>
-        </w:rPr>
-        <w:t>“Since, Cherry is a friendly mutant dosn’t that mean that there might be mutant animals that are friendly and dosn’t harm us.”</w:t>
-      </w:r>
-    </w:p>
-    <w:p>
-      <w:pPr>
-        <w:rPr>
-          <w:rFonts w:hint="default" w:ascii="Times New Roman" w:hAnsi="Times New Roman" w:cs="Times New Roman"/>
-          <w:sz w:val="24"/>
-          <w:szCs w:val="24"/>
-          <w:lang w:val="en"/>
-        </w:rPr>
-      </w:pPr>
-      <w:r>
-        <w:rPr>
-          <w:rFonts w:hint="default" w:ascii="Times New Roman" w:hAnsi="Times New Roman" w:cs="Times New Roman"/>
-          <w:sz w:val="24"/>
-          <w:szCs w:val="24"/>
-          <w:lang w:val="en"/>
-        </w:rPr>
-        <w:t>Hirota spoke his opinion .</w:t>
-      </w:r>
-    </w:p>
-    <w:p>
-      <w:pPr>
-        <w:rPr>
-          <w:rFonts w:hint="default" w:ascii="Times New Roman" w:hAnsi="Times New Roman" w:cs="Times New Roman"/>
-          <w:sz w:val="24"/>
-          <w:szCs w:val="24"/>
-          <w:lang w:val="en"/>
-        </w:rPr>
-      </w:pPr>
-      <w:r>
-        <w:rPr>
-          <w:rFonts w:hint="default" w:ascii="Times New Roman" w:hAnsi="Times New Roman" w:cs="Times New Roman"/>
-          <w:sz w:val="24"/>
-          <w:szCs w:val="24"/>
-          <w:lang w:val="en"/>
-        </w:rPr>
-        <w:t xml:space="preserve">“Well it is good as long as </w:t>
-      </w:r>
-      <w:bookmarkStart w:id="83" w:name="_GoBack"/>
-      <w:bookmarkEnd w:id="83"/>
-      <w:r>
-        <w:rPr>
-          <w:rFonts w:hint="default" w:ascii="Times New Roman" w:hAnsi="Times New Roman" w:cs="Times New Roman"/>
-          <w:sz w:val="24"/>
-          <w:szCs w:val="24"/>
-          <w:lang w:val="en"/>
-        </w:rPr>
-        <w:t>”</w:t>
-      </w:r>
     </w:p>
     <w:sectPr>
       <w:footerReference r:id="rId5" w:type="default"/>
